--- a/Документация/Руководство администратора/Руководство администратора.docx
+++ b/Документация/Руководство администратора/Руководство администратора.docx
@@ -567,7 +567,7 @@
           <w:sz w:val="26"/>
         </w:rPr>
         <w:tab/>
-        <w:t>4</w:t>
+        <w:t>5</w:t>
       </w:r>
     </w:p>
     <w:p>
@@ -598,7 +598,7 @@
           <w:sz w:val="26"/>
         </w:rPr>
         <w:tab/>
-        <w:t>4</w:t>
+        <w:t>5</w:t>
       </w:r>
     </w:p>
     <w:p>
@@ -629,7 +629,7 @@
           <w:sz w:val="26"/>
         </w:rPr>
         <w:tab/>
-        <w:t>4</w:t>
+        <w:t>5</w:t>
       </w:r>
     </w:p>
     <w:p>
@@ -660,7 +660,7 @@
           <w:sz w:val="26"/>
         </w:rPr>
         <w:tab/>
-        <w:t>4</w:t>
+        <w:t>5</w:t>
       </w:r>
     </w:p>
     <w:p>
@@ -691,7 +691,782 @@
           <w:sz w:val="26"/>
         </w:rPr>
         <w:tab/>
-        <w:t>5</w:t>
+        <w:t>6</w:t>
+      </w:r>
+    </w:p>
+    <w:p>
+      <w:pPr>
+        <w:tabs>
+          <w:tab w:pos="9354" w:val="right" w:leader="dot"/>
+        </w:tabs>
+        <w:spacing w:after="0" w:line="360" w:lineRule="auto"/>
+        <w:ind w:firstLine="0"/>
+        <w:jc w:val="left"/>
+      </w:pPr>
+      <w:r>
+        <w:rPr>
+          <w:rFonts w:ascii="Times New Roman" w:hAnsi="Times New Roman" w:cs="Times New Roman" w:eastAsia="Times New Roman"/>
+          <w:b/>
+          <w:i w:val="0"/>
+          <w:color w:val="000000"/>
+          <w:sz w:val="26"/>
+        </w:rPr>
+        <w:t>3. Вход и раздел «Администрирование»</w:t>
+      </w:r>
+      <w:r>
+        <w:rPr>
+          <w:rFonts w:ascii="Times New Roman" w:hAnsi="Times New Roman" w:cs="Times New Roman" w:eastAsia="Times New Roman"/>
+          <w:b w:val="0"/>
+          <w:i w:val="0"/>
+          <w:color w:val="000000"/>
+          <w:sz w:val="26"/>
+        </w:rPr>
+        <w:tab/>
+        <w:t>7</w:t>
+      </w:r>
+    </w:p>
+    <w:p>
+      <w:pPr>
+        <w:tabs>
+          <w:tab w:pos="9354" w:val="right" w:leader="dot"/>
+        </w:tabs>
+        <w:spacing w:after="0" w:line="360" w:lineRule="auto"/>
+        <w:ind w:firstLine="0" w:left="454"/>
+        <w:jc w:val="left"/>
+      </w:pPr>
+      <w:r>
+        <w:rPr>
+          <w:rFonts w:ascii="Times New Roman" w:hAnsi="Times New Roman" w:cs="Times New Roman" w:eastAsia="Times New Roman"/>
+          <w:b w:val="0"/>
+          <w:i w:val="0"/>
+          <w:color w:val="000000"/>
+          <w:sz w:val="26"/>
+        </w:rPr>
+        <w:t>3.1. Вход в систему</w:t>
+      </w:r>
+      <w:r>
+        <w:rPr>
+          <w:rFonts w:ascii="Times New Roman" w:hAnsi="Times New Roman" w:cs="Times New Roman" w:eastAsia="Times New Roman"/>
+          <w:b w:val="0"/>
+          <w:i w:val="0"/>
+          <w:color w:val="000000"/>
+          <w:sz w:val="26"/>
+        </w:rPr>
+        <w:tab/>
+        <w:t>7</w:t>
+      </w:r>
+    </w:p>
+    <w:p>
+      <w:pPr>
+        <w:tabs>
+          <w:tab w:pos="9354" w:val="right" w:leader="dot"/>
+        </w:tabs>
+        <w:spacing w:after="0" w:line="360" w:lineRule="auto"/>
+        <w:ind w:firstLine="0" w:left="454"/>
+        <w:jc w:val="left"/>
+      </w:pPr>
+      <w:r>
+        <w:rPr>
+          <w:rFonts w:ascii="Times New Roman" w:hAnsi="Times New Roman" w:cs="Times New Roman" w:eastAsia="Times New Roman"/>
+          <w:b w:val="0"/>
+          <w:i w:val="0"/>
+          <w:color w:val="000000"/>
+          <w:sz w:val="26"/>
+        </w:rPr>
+        <w:t>3.2. Разделы администрирования</w:t>
+      </w:r>
+      <w:r>
+        <w:rPr>
+          <w:rFonts w:ascii="Times New Roman" w:hAnsi="Times New Roman" w:cs="Times New Roman" w:eastAsia="Times New Roman"/>
+          <w:b w:val="0"/>
+          <w:i w:val="0"/>
+          <w:color w:val="000000"/>
+          <w:sz w:val="26"/>
+        </w:rPr>
+        <w:tab/>
+        <w:t>7</w:t>
+      </w:r>
+    </w:p>
+    <w:p>
+      <w:pPr>
+        <w:tabs>
+          <w:tab w:pos="9354" w:val="right" w:leader="dot"/>
+        </w:tabs>
+        <w:spacing w:after="0" w:line="360" w:lineRule="auto"/>
+        <w:ind w:firstLine="0"/>
+        <w:jc w:val="left"/>
+      </w:pPr>
+      <w:r>
+        <w:rPr>
+          <w:rFonts w:ascii="Times New Roman" w:hAnsi="Times New Roman" w:cs="Times New Roman" w:eastAsia="Times New Roman"/>
+          <w:b/>
+          <w:i w:val="0"/>
+          <w:color w:val="000000"/>
+          <w:sz w:val="26"/>
+        </w:rPr>
+        <w:t>4. Разграничение доступа</w:t>
+      </w:r>
+      <w:r>
+        <w:rPr>
+          <w:rFonts w:ascii="Times New Roman" w:hAnsi="Times New Roman" w:cs="Times New Roman" w:eastAsia="Times New Roman"/>
+          <w:b w:val="0"/>
+          <w:i w:val="0"/>
+          <w:color w:val="000000"/>
+          <w:sz w:val="26"/>
+        </w:rPr>
+        <w:tab/>
+        <w:t>9</w:t>
+      </w:r>
+    </w:p>
+    <w:p>
+      <w:pPr>
+        <w:tabs>
+          <w:tab w:pos="9354" w:val="right" w:leader="dot"/>
+        </w:tabs>
+        <w:spacing w:after="0" w:line="360" w:lineRule="auto"/>
+        <w:ind w:firstLine="0" w:left="454"/>
+        <w:jc w:val="left"/>
+      </w:pPr>
+      <w:r>
+        <w:rPr>
+          <w:rFonts w:ascii="Times New Roman" w:hAnsi="Times New Roman" w:cs="Times New Roman" w:eastAsia="Times New Roman"/>
+          <w:b w:val="0"/>
+          <w:i w:val="0"/>
+          <w:color w:val="000000"/>
+          <w:sz w:val="26"/>
+        </w:rPr>
+        <w:t>4.1. Четыре уровня</w:t>
+      </w:r>
+      <w:r>
+        <w:rPr>
+          <w:rFonts w:ascii="Times New Roman" w:hAnsi="Times New Roman" w:cs="Times New Roman" w:eastAsia="Times New Roman"/>
+          <w:b w:val="0"/>
+          <w:i w:val="0"/>
+          <w:color w:val="000000"/>
+          <w:sz w:val="26"/>
+        </w:rPr>
+        <w:tab/>
+        <w:t>9</w:t>
+      </w:r>
+    </w:p>
+    <w:p>
+      <w:pPr>
+        <w:tabs>
+          <w:tab w:pos="9354" w:val="right" w:leader="dot"/>
+        </w:tabs>
+        <w:spacing w:after="0" w:line="360" w:lineRule="auto"/>
+        <w:ind w:firstLine="0" w:left="454"/>
+        <w:jc w:val="left"/>
+      </w:pPr>
+      <w:r>
+        <w:rPr>
+          <w:rFonts w:ascii="Times New Roman" w:hAnsi="Times New Roman" w:cs="Times New Roman" w:eastAsia="Times New Roman"/>
+          <w:b w:val="0"/>
+          <w:i w:val="0"/>
+          <w:color w:val="000000"/>
+          <w:sz w:val="26"/>
+        </w:rPr>
+        <w:t>4.2. Роль, группы и персональные исключения</w:t>
+      </w:r>
+      <w:r>
+        <w:rPr>
+          <w:rFonts w:ascii="Times New Roman" w:hAnsi="Times New Roman" w:cs="Times New Roman" w:eastAsia="Times New Roman"/>
+          <w:b w:val="0"/>
+          <w:i w:val="0"/>
+          <w:color w:val="000000"/>
+          <w:sz w:val="26"/>
+        </w:rPr>
+        <w:tab/>
+        <w:t>10</w:t>
+      </w:r>
+    </w:p>
+    <w:p>
+      <w:pPr>
+        <w:tabs>
+          <w:tab w:pos="9354" w:val="right" w:leader="dot"/>
+        </w:tabs>
+        <w:spacing w:after="0" w:line="360" w:lineRule="auto"/>
+        <w:ind w:firstLine="0" w:left="454"/>
+        <w:jc w:val="left"/>
+      </w:pPr>
+      <w:r>
+        <w:rPr>
+          <w:rFonts w:ascii="Times New Roman" w:hAnsi="Times New Roman" w:cs="Times New Roman" w:eastAsia="Times New Roman"/>
+          <w:b w:val="0"/>
+          <w:i w:val="0"/>
+          <w:color w:val="000000"/>
+          <w:sz w:val="26"/>
+        </w:rPr>
+        <w:t>4.3. Когда изменения вступают в силу</w:t>
+      </w:r>
+      <w:r>
+        <w:rPr>
+          <w:rFonts w:ascii="Times New Roman" w:hAnsi="Times New Roman" w:cs="Times New Roman" w:eastAsia="Times New Roman"/>
+          <w:b w:val="0"/>
+          <w:i w:val="0"/>
+          <w:color w:val="000000"/>
+          <w:sz w:val="26"/>
+        </w:rPr>
+        <w:tab/>
+        <w:t>10</w:t>
+      </w:r>
+    </w:p>
+    <w:p>
+      <w:pPr>
+        <w:tabs>
+          <w:tab w:pos="9354" w:val="right" w:leader="dot"/>
+        </w:tabs>
+        <w:spacing w:after="0" w:line="360" w:lineRule="auto"/>
+        <w:ind w:firstLine="0" w:left="454"/>
+        <w:jc w:val="left"/>
+      </w:pPr>
+      <w:r>
+        <w:rPr>
+          <w:rFonts w:ascii="Times New Roman" w:hAnsi="Times New Roman" w:cs="Times New Roman" w:eastAsia="Times New Roman"/>
+          <w:b w:val="0"/>
+          <w:i w:val="0"/>
+          <w:color w:val="000000"/>
+          <w:sz w:val="26"/>
+        </w:rPr>
+        <w:t>4.4. Что видит работник, которому доступ закрыт</w:t>
+      </w:r>
+      <w:r>
+        <w:rPr>
+          <w:rFonts w:ascii="Times New Roman" w:hAnsi="Times New Roman" w:cs="Times New Roman" w:eastAsia="Times New Roman"/>
+          <w:b w:val="0"/>
+          <w:i w:val="0"/>
+          <w:color w:val="000000"/>
+          <w:sz w:val="26"/>
+        </w:rPr>
+        <w:tab/>
+        <w:t>11</w:t>
+      </w:r>
+    </w:p>
+    <w:p>
+      <w:pPr>
+        <w:tabs>
+          <w:tab w:pos="9354" w:val="right" w:leader="dot"/>
+        </w:tabs>
+        <w:spacing w:after="0" w:line="360" w:lineRule="auto"/>
+        <w:ind w:firstLine="0"/>
+        <w:jc w:val="left"/>
+      </w:pPr>
+      <w:r>
+        <w:rPr>
+          <w:rFonts w:ascii="Times New Roman" w:hAnsi="Times New Roman" w:cs="Times New Roman" w:eastAsia="Times New Roman"/>
+          <w:b/>
+          <w:i w:val="0"/>
+          <w:color w:val="000000"/>
+          <w:sz w:val="26"/>
+        </w:rPr>
+        <w:t>5. Учётные записи</w:t>
+      </w:r>
+      <w:r>
+        <w:rPr>
+          <w:rFonts w:ascii="Times New Roman" w:hAnsi="Times New Roman" w:cs="Times New Roman" w:eastAsia="Times New Roman"/>
+          <w:b w:val="0"/>
+          <w:i w:val="0"/>
+          <w:color w:val="000000"/>
+          <w:sz w:val="26"/>
+        </w:rPr>
+        <w:tab/>
+        <w:t>11</w:t>
+      </w:r>
+    </w:p>
+    <w:p>
+      <w:pPr>
+        <w:tabs>
+          <w:tab w:pos="9354" w:val="right" w:leader="dot"/>
+        </w:tabs>
+        <w:spacing w:after="0" w:line="360" w:lineRule="auto"/>
+        <w:ind w:firstLine="0" w:left="454"/>
+        <w:jc w:val="left"/>
+      </w:pPr>
+      <w:r>
+        <w:rPr>
+          <w:rFonts w:ascii="Times New Roman" w:hAnsi="Times New Roman" w:cs="Times New Roman" w:eastAsia="Times New Roman"/>
+          <w:b w:val="0"/>
+          <w:i w:val="0"/>
+          <w:color w:val="000000"/>
+          <w:sz w:val="26"/>
+        </w:rPr>
+        <w:t>5.1. Список учётных записей</w:t>
+      </w:r>
+      <w:r>
+        <w:rPr>
+          <w:rFonts w:ascii="Times New Roman" w:hAnsi="Times New Roman" w:cs="Times New Roman" w:eastAsia="Times New Roman"/>
+          <w:b w:val="0"/>
+          <w:i w:val="0"/>
+          <w:color w:val="000000"/>
+          <w:sz w:val="26"/>
+        </w:rPr>
+        <w:tab/>
+        <w:t>11</w:t>
+      </w:r>
+    </w:p>
+    <w:p>
+      <w:pPr>
+        <w:tabs>
+          <w:tab w:pos="9354" w:val="right" w:leader="dot"/>
+        </w:tabs>
+        <w:spacing w:after="0" w:line="360" w:lineRule="auto"/>
+        <w:ind w:firstLine="0" w:left="454"/>
+        <w:jc w:val="left"/>
+      </w:pPr>
+      <w:r>
+        <w:rPr>
+          <w:rFonts w:ascii="Times New Roman" w:hAnsi="Times New Roman" w:cs="Times New Roman" w:eastAsia="Times New Roman"/>
+          <w:b w:val="0"/>
+          <w:i w:val="0"/>
+          <w:color w:val="000000"/>
+          <w:sz w:val="26"/>
+        </w:rPr>
+        <w:t>5.2. Создание учётной записи</w:t>
+      </w:r>
+      <w:r>
+        <w:rPr>
+          <w:rFonts w:ascii="Times New Roman" w:hAnsi="Times New Roman" w:cs="Times New Roman" w:eastAsia="Times New Roman"/>
+          <w:b w:val="0"/>
+          <w:i w:val="0"/>
+          <w:color w:val="000000"/>
+          <w:sz w:val="26"/>
+        </w:rPr>
+        <w:tab/>
+        <w:t>12</w:t>
+      </w:r>
+    </w:p>
+    <w:p>
+      <w:pPr>
+        <w:tabs>
+          <w:tab w:pos="9354" w:val="right" w:leader="dot"/>
+        </w:tabs>
+        <w:spacing w:after="0" w:line="360" w:lineRule="auto"/>
+        <w:ind w:firstLine="0" w:left="454"/>
+        <w:jc w:val="left"/>
+      </w:pPr>
+      <w:r>
+        <w:rPr>
+          <w:rFonts w:ascii="Times New Roman" w:hAnsi="Times New Roman" w:cs="Times New Roman" w:eastAsia="Times New Roman"/>
+          <w:b w:val="0"/>
+          <w:i w:val="0"/>
+          <w:color w:val="000000"/>
+          <w:sz w:val="26"/>
+        </w:rPr>
+        <w:t>5.3. Карточка работника</w:t>
+      </w:r>
+      <w:r>
+        <w:rPr>
+          <w:rFonts w:ascii="Times New Roman" w:hAnsi="Times New Roman" w:cs="Times New Roman" w:eastAsia="Times New Roman"/>
+          <w:b w:val="0"/>
+          <w:i w:val="0"/>
+          <w:color w:val="000000"/>
+          <w:sz w:val="26"/>
+        </w:rPr>
+        <w:tab/>
+        <w:t>14</w:t>
+      </w:r>
+    </w:p>
+    <w:p>
+      <w:pPr>
+        <w:tabs>
+          <w:tab w:pos="9354" w:val="right" w:leader="dot"/>
+        </w:tabs>
+        <w:spacing w:after="0" w:line="360" w:lineRule="auto"/>
+        <w:ind w:firstLine="0" w:left="454"/>
+        <w:jc w:val="left"/>
+      </w:pPr>
+      <w:r>
+        <w:rPr>
+          <w:rFonts w:ascii="Times New Roman" w:hAnsi="Times New Roman" w:cs="Times New Roman" w:eastAsia="Times New Roman"/>
+          <w:b w:val="0"/>
+          <w:i w:val="0"/>
+          <w:color w:val="000000"/>
+          <w:sz w:val="26"/>
+        </w:rPr>
+        <w:t>5.4. Пароль</w:t>
+      </w:r>
+      <w:r>
+        <w:rPr>
+          <w:rFonts w:ascii="Times New Roman" w:hAnsi="Times New Roman" w:cs="Times New Roman" w:eastAsia="Times New Roman"/>
+          <w:b w:val="0"/>
+          <w:i w:val="0"/>
+          <w:color w:val="000000"/>
+          <w:sz w:val="26"/>
+        </w:rPr>
+        <w:tab/>
+        <w:t>16</w:t>
+      </w:r>
+    </w:p>
+    <w:p>
+      <w:pPr>
+        <w:tabs>
+          <w:tab w:pos="9354" w:val="right" w:leader="dot"/>
+        </w:tabs>
+        <w:spacing w:after="0" w:line="360" w:lineRule="auto"/>
+        <w:ind w:firstLine="0" w:left="454"/>
+        <w:jc w:val="left"/>
+      </w:pPr>
+      <w:r>
+        <w:rPr>
+          <w:rFonts w:ascii="Times New Roman" w:hAnsi="Times New Roman" w:cs="Times New Roman" w:eastAsia="Times New Roman"/>
+          <w:b w:val="0"/>
+          <w:i w:val="0"/>
+          <w:color w:val="000000"/>
+          <w:sz w:val="26"/>
+        </w:rPr>
+        <w:t>5.5. Блокировка входа</w:t>
+      </w:r>
+      <w:r>
+        <w:rPr>
+          <w:rFonts w:ascii="Times New Roman" w:hAnsi="Times New Roman" w:cs="Times New Roman" w:eastAsia="Times New Roman"/>
+          <w:b w:val="0"/>
+          <w:i w:val="0"/>
+          <w:color w:val="000000"/>
+          <w:sz w:val="26"/>
+        </w:rPr>
+        <w:tab/>
+        <w:t>16</w:t>
+      </w:r>
+    </w:p>
+    <w:p>
+      <w:pPr>
+        <w:tabs>
+          <w:tab w:pos="9354" w:val="right" w:leader="dot"/>
+        </w:tabs>
+        <w:spacing w:after="0" w:line="360" w:lineRule="auto"/>
+        <w:ind w:firstLine="0" w:left="454"/>
+        <w:jc w:val="left"/>
+      </w:pPr>
+      <w:r>
+        <w:rPr>
+          <w:rFonts w:ascii="Times New Roman" w:hAnsi="Times New Roman" w:cs="Times New Roman" w:eastAsia="Times New Roman"/>
+          <w:b w:val="0"/>
+          <w:i w:val="0"/>
+          <w:color w:val="000000"/>
+          <w:sz w:val="26"/>
+        </w:rPr>
+        <w:t>5.6. Массовые операции</w:t>
+      </w:r>
+      <w:r>
+        <w:rPr>
+          <w:rFonts w:ascii="Times New Roman" w:hAnsi="Times New Roman" w:cs="Times New Roman" w:eastAsia="Times New Roman"/>
+          <w:b w:val="0"/>
+          <w:i w:val="0"/>
+          <w:color w:val="000000"/>
+          <w:sz w:val="26"/>
+        </w:rPr>
+        <w:tab/>
+        <w:t>17</w:t>
+      </w:r>
+    </w:p>
+    <w:p>
+      <w:pPr>
+        <w:tabs>
+          <w:tab w:pos="9354" w:val="right" w:leader="dot"/>
+        </w:tabs>
+        <w:spacing w:after="0" w:line="360" w:lineRule="auto"/>
+        <w:ind w:firstLine="0" w:left="454"/>
+        <w:jc w:val="left"/>
+      </w:pPr>
+      <w:r>
+        <w:rPr>
+          <w:rFonts w:ascii="Times New Roman" w:hAnsi="Times New Roman" w:cs="Times New Roman" w:eastAsia="Times New Roman"/>
+          <w:b w:val="0"/>
+          <w:i w:val="0"/>
+          <w:color w:val="000000"/>
+          <w:sz w:val="26"/>
+        </w:rPr>
+        <w:t>5.7. Архив</w:t>
+      </w:r>
+      <w:r>
+        <w:rPr>
+          <w:rFonts w:ascii="Times New Roman" w:hAnsi="Times New Roman" w:cs="Times New Roman" w:eastAsia="Times New Roman"/>
+          <w:b w:val="0"/>
+          <w:i w:val="0"/>
+          <w:color w:val="000000"/>
+          <w:sz w:val="26"/>
+        </w:rPr>
+        <w:tab/>
+        <w:t>17</w:t>
+      </w:r>
+    </w:p>
+    <w:p>
+      <w:pPr>
+        <w:tabs>
+          <w:tab w:pos="9354" w:val="right" w:leader="dot"/>
+        </w:tabs>
+        <w:spacing w:after="0" w:line="360" w:lineRule="auto"/>
+        <w:ind w:firstLine="0" w:left="454"/>
+        <w:jc w:val="left"/>
+      </w:pPr>
+      <w:r>
+        <w:rPr>
+          <w:rFonts w:ascii="Times New Roman" w:hAnsi="Times New Roman" w:cs="Times New Roman" w:eastAsia="Times New Roman"/>
+          <w:b w:val="0"/>
+          <w:i w:val="0"/>
+          <w:color w:val="000000"/>
+          <w:sz w:val="26"/>
+        </w:rPr>
+        <w:t>5.8. История входов</w:t>
+      </w:r>
+      <w:r>
+        <w:rPr>
+          <w:rFonts w:ascii="Times New Roman" w:hAnsi="Times New Roman" w:cs="Times New Roman" w:eastAsia="Times New Roman"/>
+          <w:b w:val="0"/>
+          <w:i w:val="0"/>
+          <w:color w:val="000000"/>
+          <w:sz w:val="26"/>
+        </w:rPr>
+        <w:tab/>
+        <w:t>18</w:t>
+      </w:r>
+    </w:p>
+    <w:p>
+      <w:pPr>
+        <w:tabs>
+          <w:tab w:pos="9354" w:val="right" w:leader="dot"/>
+        </w:tabs>
+        <w:spacing w:after="0" w:line="360" w:lineRule="auto"/>
+        <w:ind w:firstLine="0" w:left="454"/>
+        <w:jc w:val="left"/>
+      </w:pPr>
+      <w:r>
+        <w:rPr>
+          <w:rFonts w:ascii="Times New Roman" w:hAnsi="Times New Roman" w:cs="Times New Roman" w:eastAsia="Times New Roman"/>
+          <w:b w:val="0"/>
+          <w:i w:val="0"/>
+          <w:color w:val="000000"/>
+          <w:sz w:val="26"/>
+        </w:rPr>
+        <w:t>5.9. Работа от имени работника</w:t>
+      </w:r>
+      <w:r>
+        <w:rPr>
+          <w:rFonts w:ascii="Times New Roman" w:hAnsi="Times New Roman" w:cs="Times New Roman" w:eastAsia="Times New Roman"/>
+          <w:b w:val="0"/>
+          <w:i w:val="0"/>
+          <w:color w:val="000000"/>
+          <w:sz w:val="26"/>
+        </w:rPr>
+        <w:tab/>
+        <w:t>18</w:t>
+      </w:r>
+    </w:p>
+    <w:p>
+      <w:pPr>
+        <w:tabs>
+          <w:tab w:pos="9354" w:val="right" w:leader="dot"/>
+        </w:tabs>
+        <w:spacing w:after="0" w:line="360" w:lineRule="auto"/>
+        <w:ind w:firstLine="0"/>
+        <w:jc w:val="left"/>
+      </w:pPr>
+      <w:r>
+        <w:rPr>
+          <w:rFonts w:ascii="Times New Roman" w:hAnsi="Times New Roman" w:cs="Times New Roman" w:eastAsia="Times New Roman"/>
+          <w:b/>
+          <w:i w:val="0"/>
+          <w:color w:val="000000"/>
+          <w:sz w:val="26"/>
+        </w:rPr>
+        <w:t>6. Роли</w:t>
+      </w:r>
+      <w:r>
+        <w:rPr>
+          <w:rFonts w:ascii="Times New Roman" w:hAnsi="Times New Roman" w:cs="Times New Roman" w:eastAsia="Times New Roman"/>
+          <w:b w:val="0"/>
+          <w:i w:val="0"/>
+          <w:color w:val="000000"/>
+          <w:sz w:val="26"/>
+        </w:rPr>
+        <w:tab/>
+        <w:t>19</w:t>
+      </w:r>
+    </w:p>
+    <w:p>
+      <w:pPr>
+        <w:tabs>
+          <w:tab w:pos="9354" w:val="right" w:leader="dot"/>
+        </w:tabs>
+        <w:spacing w:after="0" w:line="360" w:lineRule="auto"/>
+        <w:ind w:firstLine="0" w:left="454"/>
+        <w:jc w:val="left"/>
+      </w:pPr>
+      <w:r>
+        <w:rPr>
+          <w:rFonts w:ascii="Times New Roman" w:hAnsi="Times New Roman" w:cs="Times New Roman" w:eastAsia="Times New Roman"/>
+          <w:b w:val="0"/>
+          <w:i w:val="0"/>
+          <w:color w:val="000000"/>
+          <w:sz w:val="26"/>
+        </w:rPr>
+        <w:t>6.1. Что такое роль</w:t>
+      </w:r>
+      <w:r>
+        <w:rPr>
+          <w:rFonts w:ascii="Times New Roman" w:hAnsi="Times New Roman" w:cs="Times New Roman" w:eastAsia="Times New Roman"/>
+          <w:b w:val="0"/>
+          <w:i w:val="0"/>
+          <w:color w:val="000000"/>
+          <w:sz w:val="26"/>
+        </w:rPr>
+        <w:tab/>
+        <w:t>19</w:t>
+      </w:r>
+    </w:p>
+    <w:p>
+      <w:pPr>
+        <w:tabs>
+          <w:tab w:pos="9354" w:val="right" w:leader="dot"/>
+        </w:tabs>
+        <w:spacing w:after="0" w:line="360" w:lineRule="auto"/>
+        <w:ind w:firstLine="0" w:left="454"/>
+        <w:jc w:val="left"/>
+      </w:pPr>
+      <w:r>
+        <w:rPr>
+          <w:rFonts w:ascii="Times New Roman" w:hAnsi="Times New Roman" w:cs="Times New Roman" w:eastAsia="Times New Roman"/>
+          <w:b w:val="0"/>
+          <w:i w:val="0"/>
+          <w:color w:val="000000"/>
+          <w:sz w:val="26"/>
+        </w:rPr>
+        <w:t>6.2. Создание и правка роли</w:t>
+      </w:r>
+      <w:r>
+        <w:rPr>
+          <w:rFonts w:ascii="Times New Roman" w:hAnsi="Times New Roman" w:cs="Times New Roman" w:eastAsia="Times New Roman"/>
+          <w:b w:val="0"/>
+          <w:i w:val="0"/>
+          <w:color w:val="000000"/>
+          <w:sz w:val="26"/>
+        </w:rPr>
+        <w:tab/>
+        <w:t>19</w:t>
+      </w:r>
+    </w:p>
+    <w:p>
+      <w:pPr>
+        <w:tabs>
+          <w:tab w:pos="9354" w:val="right" w:leader="dot"/>
+        </w:tabs>
+        <w:spacing w:after="0" w:line="360" w:lineRule="auto"/>
+        <w:ind w:firstLine="0" w:left="454"/>
+        <w:jc w:val="left"/>
+      </w:pPr>
+      <w:r>
+        <w:rPr>
+          <w:rFonts w:ascii="Times New Roman" w:hAnsi="Times New Roman" w:cs="Times New Roman" w:eastAsia="Times New Roman"/>
+          <w:b w:val="0"/>
+          <w:i w:val="0"/>
+          <w:color w:val="000000"/>
+          <w:sz w:val="26"/>
+        </w:rPr>
+        <w:t>6.3. Удаление роли</w:t>
+      </w:r>
+      <w:r>
+        <w:rPr>
+          <w:rFonts w:ascii="Times New Roman" w:hAnsi="Times New Roman" w:cs="Times New Roman" w:eastAsia="Times New Roman"/>
+          <w:b w:val="0"/>
+          <w:i w:val="0"/>
+          <w:color w:val="000000"/>
+          <w:sz w:val="26"/>
+        </w:rPr>
+        <w:tab/>
+        <w:t>21</w:t>
+      </w:r>
+    </w:p>
+    <w:p>
+      <w:pPr>
+        <w:tabs>
+          <w:tab w:pos="9354" w:val="right" w:leader="dot"/>
+        </w:tabs>
+        <w:spacing w:after="0" w:line="360" w:lineRule="auto"/>
+        <w:ind w:firstLine="0"/>
+        <w:jc w:val="left"/>
+      </w:pPr>
+      <w:r>
+        <w:rPr>
+          <w:rFonts w:ascii="Times New Roman" w:hAnsi="Times New Roman" w:cs="Times New Roman" w:eastAsia="Times New Roman"/>
+          <w:b/>
+          <w:i w:val="0"/>
+          <w:color w:val="000000"/>
+          <w:sz w:val="26"/>
+        </w:rPr>
+        <w:t>7. Группы прав</w:t>
+      </w:r>
+      <w:r>
+        <w:rPr>
+          <w:rFonts w:ascii="Times New Roman" w:hAnsi="Times New Roman" w:cs="Times New Roman" w:eastAsia="Times New Roman"/>
+          <w:b w:val="0"/>
+          <w:i w:val="0"/>
+          <w:color w:val="000000"/>
+          <w:sz w:val="26"/>
+        </w:rPr>
+        <w:tab/>
+        <w:t>21</w:t>
+      </w:r>
+    </w:p>
+    <w:p>
+      <w:pPr>
+        <w:tabs>
+          <w:tab w:pos="9354" w:val="right" w:leader="dot"/>
+        </w:tabs>
+        <w:spacing w:after="0" w:line="360" w:lineRule="auto"/>
+        <w:ind w:firstLine="0"/>
+        <w:jc w:val="left"/>
+      </w:pPr>
+      <w:r>
+        <w:rPr>
+          <w:rFonts w:ascii="Times New Roman" w:hAnsi="Times New Roman" w:cs="Times New Roman" w:eastAsia="Times New Roman"/>
+          <w:b/>
+          <w:i w:val="0"/>
+          <w:color w:val="000000"/>
+          <w:sz w:val="26"/>
+        </w:rPr>
+        <w:t>8. Права одного работника</w:t>
+      </w:r>
+      <w:r>
+        <w:rPr>
+          <w:rFonts w:ascii="Times New Roman" w:hAnsi="Times New Roman" w:cs="Times New Roman" w:eastAsia="Times New Roman"/>
+          <w:b w:val="0"/>
+          <w:i w:val="0"/>
+          <w:color w:val="000000"/>
+          <w:sz w:val="26"/>
+        </w:rPr>
+        <w:tab/>
+        <w:t>22</w:t>
+      </w:r>
+    </w:p>
+    <w:p>
+      <w:pPr>
+        <w:tabs>
+          <w:tab w:pos="9354" w:val="right" w:leader="dot"/>
+        </w:tabs>
+        <w:spacing w:after="0" w:line="360" w:lineRule="auto"/>
+        <w:ind w:firstLine="0"/>
+        <w:jc w:val="left"/>
+      </w:pPr>
+      <w:r>
+        <w:rPr>
+          <w:rFonts w:ascii="Times New Roman" w:hAnsi="Times New Roman" w:cs="Times New Roman" w:eastAsia="Times New Roman"/>
+          <w:b/>
+          <w:i w:val="0"/>
+          <w:color w:val="000000"/>
+          <w:sz w:val="26"/>
+        </w:rPr>
+        <w:t>9. Журнал отказов в доступе</w:t>
+      </w:r>
+      <w:r>
+        <w:rPr>
+          <w:rFonts w:ascii="Times New Roman" w:hAnsi="Times New Roman" w:cs="Times New Roman" w:eastAsia="Times New Roman"/>
+          <w:b w:val="0"/>
+          <w:i w:val="0"/>
+          <w:color w:val="000000"/>
+          <w:sz w:val="26"/>
+        </w:rPr>
+        <w:tab/>
+        <w:t>23</w:t>
       </w:r>
     </w:p>
     <w:p>
@@ -1973,6 +2748,7824 @@
                 <w:sz w:val="24"/>
               </w:rPr>
               <w:t>Часть заявки, объединяющая однородные объекты: людей, транспорт либо материальные ценности</w:t>
+            </w:r>
+          </w:p>
+        </w:tc>
+      </w:tr>
+    </w:tbl>
+    <w:p>
+      <w:pPr>
+        <w:spacing w:after="0" w:line="240" w:lineRule="auto"/>
+        <w:ind w:firstLine="0"/>
+      </w:pPr>
+      <w:r>
+        <w:rPr>
+          <w:rFonts w:ascii="Times New Roman" w:hAnsi="Times New Roman" w:cs="Times New Roman" w:eastAsia="Times New Roman"/>
+          <w:b w:val="0"/>
+          <w:i w:val="0"/>
+          <w:color w:val="000000"/>
+          <w:sz w:val="12"/>
+        </w:rPr>
+      </w:r>
+    </w:p>
+    <w:p>
+      <w:pPr>
+        <w:pStyle w:val="Heading1"/>
+        <w:ind w:firstLine="0"/>
+      </w:pPr>
+      <w:r>
+        <w:rPr>
+          <w:rFonts w:ascii="Times New Roman" w:hAnsi="Times New Roman" w:cs="Times New Roman" w:eastAsia="Times New Roman"/>
+          <w:b/>
+          <w:i w:val="0"/>
+          <w:color w:val="000000"/>
+          <w:sz w:val="32"/>
+        </w:rPr>
+        <w:t>3. Вход и раздел «Администрирование»</w:t>
+      </w:r>
+    </w:p>
+    <w:p>
+      <w:pPr>
+        <w:pStyle w:val="Heading2"/>
+        <w:ind w:firstLine="0"/>
+      </w:pPr>
+      <w:r>
+        <w:rPr>
+          <w:rFonts w:ascii="Times New Roman" w:hAnsi="Times New Roman" w:cs="Times New Roman" w:eastAsia="Times New Roman"/>
+          <w:b/>
+          <w:i w:val="0"/>
+          <w:color w:val="000000"/>
+          <w:sz w:val="28"/>
+        </w:rPr>
+        <w:t>3.1. Вход в систему</w:t>
+      </w:r>
+    </w:p>
+    <w:p>
+      <w:r>
+        <w:rPr>
+          <w:rFonts w:ascii="Times New Roman" w:hAnsi="Times New Roman" w:cs="Times New Roman" w:eastAsia="Times New Roman"/>
+          <w:b w:val="0"/>
+          <w:i w:val="0"/>
+          <w:color w:val="000000"/>
+          <w:sz w:val="28"/>
+        </w:rPr>
+        <w:t>Администратор входит в систему так же, как любой работник: логином и паролем. Порядок входа, восстановление доступа и блокировка после неудачных попыток описаны в руководстве пользователя.</w:t>
+      </w:r>
+    </w:p>
+    <w:p>
+      <w:r>
+        <w:rPr>
+          <w:rFonts w:ascii="Times New Roman" w:hAnsi="Times New Roman" w:cs="Times New Roman" w:eastAsia="Times New Roman"/>
+          <w:b w:val="0"/>
+          <w:i w:val="0"/>
+          <w:color w:val="000000"/>
+          <w:sz w:val="28"/>
+        </w:rPr>
+        <w:t xml:space="preserve">Отличие одно: в боковом меню появляется пункт </w:t>
+      </w:r>
+      <w:r>
+        <w:rPr>
+          <w:rFonts w:ascii="Times New Roman" w:hAnsi="Times New Roman" w:cs="Times New Roman" w:eastAsia="Times New Roman"/>
+          <w:b/>
+          <w:i w:val="0"/>
+          <w:color w:val="000000"/>
+          <w:sz w:val="28"/>
+        </w:rPr>
+        <w:t>«Администрирование»</w:t>
+      </w:r>
+      <w:r>
+        <w:rPr>
+          <w:rFonts w:ascii="Times New Roman" w:hAnsi="Times New Roman" w:cs="Times New Roman" w:eastAsia="Times New Roman"/>
+          <w:b w:val="0"/>
+          <w:i w:val="0"/>
+          <w:color w:val="000000"/>
+          <w:sz w:val="28"/>
+        </w:rPr>
+        <w:t>.</w:t>
+      </w:r>
+    </w:p>
+    <w:p>
+      <w:pPr>
+        <w:pStyle w:val="Heading2"/>
+        <w:ind w:firstLine="0"/>
+      </w:pPr>
+      <w:r>
+        <w:rPr>
+          <w:rFonts w:ascii="Times New Roman" w:hAnsi="Times New Roman" w:cs="Times New Roman" w:eastAsia="Times New Roman"/>
+          <w:b/>
+          <w:i w:val="0"/>
+          <w:color w:val="000000"/>
+          <w:sz w:val="28"/>
+        </w:rPr>
+        <w:t>3.2. Разделы администрирования</w:t>
+      </w:r>
+    </w:p>
+    <w:p>
+      <w:r>
+        <w:rPr>
+          <w:rFonts w:ascii="Times New Roman" w:hAnsi="Times New Roman" w:cs="Times New Roman" w:eastAsia="Times New Roman"/>
+          <w:b w:val="0"/>
+          <w:i w:val="0"/>
+          <w:color w:val="000000"/>
+          <w:sz w:val="28"/>
+        </w:rPr>
+        <w:t xml:space="preserve">Пункт </w:t>
+      </w:r>
+      <w:r>
+        <w:rPr>
+          <w:rFonts w:ascii="Times New Roman" w:hAnsi="Times New Roman" w:cs="Times New Roman" w:eastAsia="Times New Roman"/>
+          <w:b/>
+          <w:i w:val="0"/>
+          <w:color w:val="000000"/>
+          <w:sz w:val="28"/>
+        </w:rPr>
+        <w:t>«Администрирование»</w:t>
+      </w:r>
+      <w:r>
+        <w:rPr>
+          <w:rFonts w:ascii="Times New Roman" w:hAnsi="Times New Roman" w:cs="Times New Roman" w:eastAsia="Times New Roman"/>
+          <w:b w:val="0"/>
+          <w:i w:val="0"/>
+          <w:color w:val="000000"/>
+          <w:sz w:val="28"/>
+        </w:rPr>
+        <w:t xml:space="preserve"> выдвигает колонку со списком разделов.</w:t>
+      </w:r>
+    </w:p>
+    <w:p>
+      <w:pPr>
+        <w:keepNext/>
+        <w:spacing w:before="120" w:after="40"/>
+        <w:ind w:firstLine="0"/>
+        <w:jc w:val="center"/>
+      </w:pPr>
+      <w:r>
+        <w:drawing>
+          <wp:inline xmlns:a="http://schemas.openxmlformats.org/drawingml/2006/main" xmlns:pic="http://schemas.openxmlformats.org/drawingml/2006/picture">
+            <wp:extent cx="4474464" cy="5181600"/>
+            <wp:docPr id="1" name="Picture 1"/>
+            <wp:cNvGraphicFramePr>
+              <a:graphicFrameLocks noChangeAspect="1"/>
+            </wp:cNvGraphicFramePr>
+            <a:graphic>
+              <a:graphicData uri="http://schemas.openxmlformats.org/drawingml/2006/picture">
+                <pic:pic>
+                  <pic:nvPicPr>
+                    <pic:cNvPr id="0" name="admin-nav.png"/>
+                    <pic:cNvPicPr/>
+                  </pic:nvPicPr>
+                  <pic:blipFill>
+                    <a:blip r:embed="rId11"/>
+                    <a:stretch>
+                      <a:fillRect/>
+                    </a:stretch>
+                  </pic:blipFill>
+                  <pic:spPr>
+                    <a:xfrm>
+                      <a:off x="0" y="0"/>
+                      <a:ext cx="4474464" cy="5181600"/>
+                    </a:xfrm>
+                    <a:prstGeom prst="rect"/>
+                  </pic:spPr>
+                </pic:pic>
+              </a:graphicData>
+            </a:graphic>
+          </wp:inline>
+        </w:drawing>
+      </w:r>
+    </w:p>
+    <w:p>
+      <w:pPr>
+        <w:keepNext w:val="0"/>
+        <w:spacing w:line="240" w:lineRule="auto" w:before="40" w:after="200"/>
+        <w:ind w:firstLine="0"/>
+        <w:jc w:val="center"/>
+      </w:pPr>
+      <w:r>
+        <w:rPr>
+          <w:rFonts w:ascii="Times New Roman" w:hAnsi="Times New Roman" w:cs="Times New Roman" w:eastAsia="Times New Roman"/>
+          <w:b w:val="0"/>
+          <w:i/>
+          <w:color w:val="000000"/>
+          <w:sz w:val="24"/>
+        </w:rPr>
+        <w:t>Рисунок 3.1 — Колонка разделов администрирования</w:t>
+      </w:r>
+    </w:p>
+    <w:p>
+      <w:r>
+        <w:rPr>
+          <w:rFonts w:ascii="Times New Roman" w:hAnsi="Times New Roman" w:cs="Times New Roman" w:eastAsia="Times New Roman"/>
+          <w:b w:val="0"/>
+          <w:i w:val="0"/>
+          <w:color w:val="000000"/>
+          <w:sz w:val="28"/>
+        </w:rPr>
+        <w:t xml:space="preserve">Кнопка </w:t>
+      </w:r>
+      <w:r>
+        <w:rPr>
+          <w:rFonts w:ascii="Times New Roman" w:hAnsi="Times New Roman" w:cs="Times New Roman" w:eastAsia="Times New Roman"/>
+          <w:b/>
+          <w:i w:val="0"/>
+          <w:color w:val="000000"/>
+          <w:sz w:val="28"/>
+        </w:rPr>
+        <w:t>«Назад»</w:t>
+      </w:r>
+      <w:r>
+        <w:rPr>
+          <w:rFonts w:ascii="Times New Roman" w:hAnsi="Times New Roman" w:cs="Times New Roman" w:eastAsia="Times New Roman"/>
+          <w:b w:val="0"/>
+          <w:i w:val="0"/>
+          <w:color w:val="000000"/>
+          <w:sz w:val="28"/>
+        </w:rPr>
+        <w:t xml:space="preserve"> вверху сворачивает колонку. Рядом с заголовком </w:t>
+      </w:r>
+      <w:r>
+        <w:rPr>
+          <w:rFonts w:ascii="Times New Roman" w:hAnsi="Times New Roman" w:cs="Times New Roman" w:eastAsia="Times New Roman"/>
+          <w:b/>
+          <w:i w:val="0"/>
+          <w:color w:val="000000"/>
+          <w:sz w:val="28"/>
+        </w:rPr>
+        <w:t>«Админка»</w:t>
+      </w:r>
+      <w:r>
+        <w:rPr>
+          <w:rFonts w:ascii="Times New Roman" w:hAnsi="Times New Roman" w:cs="Times New Roman" w:eastAsia="Times New Roman"/>
+          <w:b w:val="0"/>
+          <w:i w:val="0"/>
+          <w:color w:val="000000"/>
+          <w:sz w:val="28"/>
+        </w:rPr>
+        <w:t xml:space="preserve"> система пишет, сколько разделов вам доступно. Поле </w:t>
+      </w:r>
+      <w:r>
+        <w:rPr>
+          <w:rFonts w:ascii="Times New Roman" w:hAnsi="Times New Roman" w:cs="Times New Roman" w:eastAsia="Times New Roman"/>
+          <w:b/>
+          <w:i w:val="0"/>
+          <w:color w:val="000000"/>
+          <w:sz w:val="28"/>
+        </w:rPr>
+        <w:t>«Поиск по админке...»</w:t>
+      </w:r>
+      <w:r>
+        <w:rPr>
+          <w:rFonts w:ascii="Times New Roman" w:hAnsi="Times New Roman" w:cs="Times New Roman" w:eastAsia="Times New Roman"/>
+          <w:b w:val="0"/>
+          <w:i w:val="0"/>
+          <w:color w:val="000000"/>
+          <w:sz w:val="28"/>
+        </w:rPr>
+        <w:t xml:space="preserve"> (3) отбирает разделы по названию; если ничего не найдено, выводится </w:t>
+      </w:r>
+      <w:r>
+        <w:rPr>
+          <w:rFonts w:ascii="Times New Roman" w:hAnsi="Times New Roman" w:cs="Times New Roman" w:eastAsia="Times New Roman"/>
+          <w:b/>
+          <w:i w:val="0"/>
+          <w:color w:val="000000"/>
+          <w:sz w:val="28"/>
+        </w:rPr>
+        <w:t>«Ничего не найдено»</w:t>
+      </w:r>
+      <w:r>
+        <w:rPr>
+          <w:rFonts w:ascii="Times New Roman" w:hAnsi="Times New Roman" w:cs="Times New Roman" w:eastAsia="Times New Roman"/>
+          <w:b w:val="0"/>
+          <w:i w:val="0"/>
+          <w:color w:val="000000"/>
+          <w:sz w:val="28"/>
+        </w:rPr>
+        <w:t>.</w:t>
+      </w:r>
+    </w:p>
+    <w:p>
+      <w:r>
+        <w:rPr>
+          <w:rFonts w:ascii="Times New Roman" w:hAnsi="Times New Roman" w:cs="Times New Roman" w:eastAsia="Times New Roman"/>
+          <w:b w:val="0"/>
+          <w:i w:val="0"/>
+          <w:color w:val="000000"/>
+          <w:sz w:val="28"/>
+        </w:rPr>
+        <w:t>Разделы собраны в четыре группы (4):</w:t>
+      </w:r>
+    </w:p>
+    <w:p>
+      <w:pPr>
+        <w:keepNext/>
+        <w:spacing w:line="240" w:lineRule="auto" w:before="160" w:after="80"/>
+        <w:ind w:firstLine="0"/>
+        <w:jc w:val="left"/>
+      </w:pPr>
+      <w:r>
+        <w:rPr>
+          <w:rFonts w:ascii="Times New Roman" w:hAnsi="Times New Roman" w:cs="Times New Roman" w:eastAsia="Times New Roman"/>
+          <w:b w:val="0"/>
+          <w:i/>
+          <w:color w:val="000000"/>
+          <w:sz w:val="24"/>
+        </w:rPr>
+        <w:t>Таблица 3.1 — Разделы администрирования и права на них</w:t>
+      </w:r>
+    </w:p>
+    <w:tbl>
+      <w:tblPr>
+        <w:tblStyle w:val="TableGrid"/>
+        <w:tblW w:type="auto" w:w="0"/>
+        <w:jc w:val="center"/>
+        <w:tblLayout w:type="fixed"/>
+        <w:tblLook w:firstColumn="1" w:firstRow="1" w:lastColumn="0" w:lastRow="0" w:noHBand="0" w:noVBand="1" w:val="04A0"/>
+        <w:tblLayout w:type="fixed"/>
+      </w:tblPr>
+      <w:tblGrid>
+        <w:gridCol w:w="1843"/>
+        <w:gridCol w:w="2954"/>
+        <w:gridCol w:w="4559"/>
+      </w:tblGrid>
+      <w:tr>
+        <w:trPr>
+          <w:tblHeader w:val="true"/>
+          <w:cantSplit w:val="true"/>
+        </w:trPr>
+        <w:tc>
+          <w:tcPr>
+            <w:tcW w:type="dxa" w:w="1843"/>
+            <w:shd w:val="clear" w:fill="E8E8E8"/>
+          </w:tcPr>
+          <w:p>
+            <w:pPr>
+              <w:keepNext/>
+              <w:spacing w:line="240" w:lineRule="auto" w:after="0"/>
+              <w:ind w:firstLine="0"/>
+              <w:jc w:val="left"/>
+            </w:pPr>
+            <w:r>
+              <w:rPr>
+                <w:rFonts w:ascii="Times New Roman" w:hAnsi="Times New Roman" w:cs="Times New Roman" w:eastAsia="Times New Roman"/>
+                <w:b/>
+                <w:i w:val="0"/>
+                <w:color w:val="000000"/>
+                <w:sz w:val="24"/>
+              </w:rPr>
+              <w:t>Группа</w:t>
+            </w:r>
+          </w:p>
+        </w:tc>
+        <w:tc>
+          <w:tcPr>
+            <w:tcW w:type="dxa" w:w="2954"/>
+            <w:shd w:val="clear" w:fill="E8E8E8"/>
+          </w:tcPr>
+          <w:p>
+            <w:pPr>
+              <w:keepNext/>
+              <w:spacing w:line="240" w:lineRule="auto" w:after="0"/>
+              <w:ind w:firstLine="0"/>
+              <w:jc w:val="left"/>
+            </w:pPr>
+            <w:r>
+              <w:rPr>
+                <w:rFonts w:ascii="Times New Roman" w:hAnsi="Times New Roman" w:cs="Times New Roman" w:eastAsia="Times New Roman"/>
+                <w:b/>
+                <w:i w:val="0"/>
+                <w:color w:val="000000"/>
+                <w:sz w:val="24"/>
+              </w:rPr>
+              <w:t>Раздел</w:t>
+            </w:r>
+          </w:p>
+        </w:tc>
+        <w:tc>
+          <w:tcPr>
+            <w:tcW w:type="dxa" w:w="4558"/>
+            <w:shd w:val="clear" w:fill="E8E8E8"/>
+          </w:tcPr>
+          <w:p>
+            <w:pPr>
+              <w:keepNext/>
+              <w:spacing w:line="240" w:lineRule="auto" w:after="0"/>
+              <w:ind w:firstLine="0"/>
+              <w:jc w:val="left"/>
+            </w:pPr>
+            <w:r>
+              <w:rPr>
+                <w:rFonts w:ascii="Times New Roman" w:hAnsi="Times New Roman" w:cs="Times New Roman" w:eastAsia="Times New Roman"/>
+                <w:b/>
+                <w:i w:val="0"/>
+                <w:color w:val="000000"/>
+                <w:sz w:val="24"/>
+              </w:rPr>
+              <w:t>Право</w:t>
+            </w:r>
+          </w:p>
+        </w:tc>
+      </w:tr>
+      <w:tr>
+        <w:trPr>
+          <w:cantSplit w:val="true"/>
+        </w:trPr>
+        <w:tc>
+          <w:tcPr>
+            <w:tcW w:type="dxa" w:w="1843"/>
+          </w:tcPr>
+          <w:p>
+            <w:pPr>
+              <w:spacing w:line="240" w:lineRule="auto" w:after="0"/>
+              <w:ind w:firstLine="0"/>
+              <w:jc w:val="left"/>
+            </w:pPr>
+            <w:r>
+              <w:rPr>
+                <w:rFonts w:ascii="Times New Roman" w:hAnsi="Times New Roman" w:cs="Times New Roman" w:eastAsia="Times New Roman"/>
+                <w:b w:val="0"/>
+                <w:i w:val="0"/>
+                <w:color w:val="000000"/>
+                <w:sz w:val="24"/>
+              </w:rPr>
+              <w:t>Доступ и роли</w:t>
+            </w:r>
+          </w:p>
+        </w:tc>
+        <w:tc>
+          <w:tcPr>
+            <w:tcW w:type="dxa" w:w="2954"/>
+          </w:tcPr>
+          <w:p>
+            <w:pPr>
+              <w:spacing w:line="240" w:lineRule="auto" w:after="0"/>
+              <w:ind w:firstLine="0"/>
+              <w:jc w:val="left"/>
+            </w:pPr>
+            <w:r>
+              <w:rPr>
+                <w:rFonts w:ascii="Times New Roman" w:hAnsi="Times New Roman" w:cs="Times New Roman" w:eastAsia="Times New Roman"/>
+                <w:b w:val="0"/>
+                <w:i w:val="0"/>
+                <w:color w:val="000000"/>
+                <w:sz w:val="24"/>
+              </w:rPr>
+              <w:t>Пользователи</w:t>
+            </w:r>
+          </w:p>
+        </w:tc>
+        <w:tc>
+          <w:tcPr>
+            <w:tcW w:type="dxa" w:w="4558"/>
+          </w:tcPr>
+          <w:p>
+            <w:pPr>
+              <w:spacing w:line="240" w:lineRule="auto" w:after="0"/>
+              <w:ind w:firstLine="0"/>
+              <w:jc w:val="left"/>
+            </w:pPr>
+            <w:r>
+              <w:rPr>
+                <w:rFonts w:ascii="Courier New" w:hAnsi="Courier New" w:cs="Courier New" w:eastAsia="Courier New"/>
+                <w:b w:val="0"/>
+                <w:i w:val="0"/>
+                <w:color w:val="000000"/>
+                <w:sz w:val="20"/>
+              </w:rPr>
+              <w:t>page.admin.users</w:t>
+            </w:r>
+          </w:p>
+        </w:tc>
+      </w:tr>
+      <w:tr>
+        <w:trPr>
+          <w:cantSplit w:val="true"/>
+        </w:trPr>
+        <w:tc>
+          <w:tcPr>
+            <w:tcW w:type="dxa" w:w="1843"/>
+          </w:tcPr>
+          <w:p>
+            <w:pPr>
+              <w:spacing w:line="240" w:lineRule="auto" w:after="0"/>
+              <w:ind w:firstLine="0"/>
+              <w:jc w:val="left"/>
+            </w:pPr>
+            <w:r>
+              <w:rPr>
+                <w:rFonts w:ascii="Times New Roman" w:hAnsi="Times New Roman" w:cs="Times New Roman" w:eastAsia="Times New Roman"/>
+                <w:b w:val="0"/>
+                <w:i w:val="0"/>
+                <w:color w:val="000000"/>
+                <w:sz w:val="24"/>
+              </w:rPr>
+              <w:t>Доступ и роли</w:t>
+            </w:r>
+          </w:p>
+        </w:tc>
+        <w:tc>
+          <w:tcPr>
+            <w:tcW w:type="dxa" w:w="2954"/>
+          </w:tcPr>
+          <w:p>
+            <w:pPr>
+              <w:spacing w:line="240" w:lineRule="auto" w:after="0"/>
+              <w:ind w:firstLine="0"/>
+              <w:jc w:val="left"/>
+            </w:pPr>
+            <w:r>
+              <w:rPr>
+                <w:rFonts w:ascii="Times New Roman" w:hAnsi="Times New Roman" w:cs="Times New Roman" w:eastAsia="Times New Roman"/>
+                <w:b w:val="0"/>
+                <w:i w:val="0"/>
+                <w:color w:val="000000"/>
+                <w:sz w:val="24"/>
+              </w:rPr>
+              <w:t>Роли, Группы прав</w:t>
+            </w:r>
+          </w:p>
+        </w:tc>
+        <w:tc>
+          <w:tcPr>
+            <w:tcW w:type="dxa" w:w="4558"/>
+          </w:tcPr>
+          <w:p>
+            <w:pPr>
+              <w:spacing w:line="240" w:lineRule="auto" w:after="0"/>
+              <w:ind w:firstLine="0"/>
+              <w:jc w:val="left"/>
+            </w:pPr>
+            <w:r>
+              <w:rPr>
+                <w:rFonts w:ascii="Courier New" w:hAnsi="Courier New" w:cs="Courier New" w:eastAsia="Courier New"/>
+                <w:b w:val="0"/>
+                <w:i w:val="0"/>
+                <w:color w:val="000000"/>
+                <w:sz w:val="20"/>
+              </w:rPr>
+              <w:t>permission.audit.manage</w:t>
+            </w:r>
+          </w:p>
+        </w:tc>
+      </w:tr>
+      <w:tr>
+        <w:trPr>
+          <w:cantSplit w:val="true"/>
+        </w:trPr>
+        <w:tc>
+          <w:tcPr>
+            <w:tcW w:type="dxa" w:w="1843"/>
+          </w:tcPr>
+          <w:p>
+            <w:pPr>
+              <w:spacing w:line="240" w:lineRule="auto" w:after="0"/>
+              <w:ind w:firstLine="0"/>
+              <w:jc w:val="left"/>
+            </w:pPr>
+            <w:r>
+              <w:rPr>
+                <w:rFonts w:ascii="Times New Roman" w:hAnsi="Times New Roman" w:cs="Times New Roman" w:eastAsia="Times New Roman"/>
+                <w:b w:val="0"/>
+                <w:i w:val="0"/>
+                <w:color w:val="000000"/>
+                <w:sz w:val="24"/>
+              </w:rPr>
+              <w:t>Доступ и роли</w:t>
+            </w:r>
+          </w:p>
+        </w:tc>
+        <w:tc>
+          <w:tcPr>
+            <w:tcW w:type="dxa" w:w="2954"/>
+          </w:tcPr>
+          <w:p>
+            <w:pPr>
+              <w:spacing w:line="240" w:lineRule="auto" w:after="0"/>
+              <w:ind w:firstLine="0"/>
+              <w:jc w:val="left"/>
+            </w:pPr>
+            <w:r>
+              <w:rPr>
+                <w:rFonts w:ascii="Times New Roman" w:hAnsi="Times New Roman" w:cs="Times New Roman" w:eastAsia="Times New Roman"/>
+                <w:b w:val="0"/>
+                <w:i w:val="0"/>
+                <w:color w:val="000000"/>
+                <w:sz w:val="24"/>
+              </w:rPr>
+              <w:t>Журнал отказов</w:t>
+            </w:r>
+          </w:p>
+        </w:tc>
+        <w:tc>
+          <w:tcPr>
+            <w:tcW w:type="dxa" w:w="4558"/>
+          </w:tcPr>
+          <w:p>
+            <w:pPr>
+              <w:spacing w:line="240" w:lineRule="auto" w:after="0"/>
+              <w:ind w:firstLine="0"/>
+              <w:jc w:val="left"/>
+            </w:pPr>
+            <w:r>
+              <w:rPr>
+                <w:rFonts w:ascii="Courier New" w:hAnsi="Courier New" w:cs="Courier New" w:eastAsia="Courier New"/>
+                <w:b w:val="0"/>
+                <w:i w:val="0"/>
+                <w:color w:val="000000"/>
+                <w:sz w:val="20"/>
+              </w:rPr>
+              <w:t>permission.audit.read</w:t>
+            </w:r>
+          </w:p>
+        </w:tc>
+      </w:tr>
+      <w:tr>
+        <w:trPr>
+          <w:cantSplit w:val="true"/>
+        </w:trPr>
+        <w:tc>
+          <w:tcPr>
+            <w:tcW w:type="dxa" w:w="1843"/>
+          </w:tcPr>
+          <w:p>
+            <w:pPr>
+              <w:spacing w:line="240" w:lineRule="auto" w:after="0"/>
+              <w:ind w:firstLine="0"/>
+              <w:jc w:val="left"/>
+            </w:pPr>
+            <w:r>
+              <w:rPr>
+                <w:rFonts w:ascii="Times New Roman" w:hAnsi="Times New Roman" w:cs="Times New Roman" w:eastAsia="Times New Roman"/>
+                <w:b w:val="0"/>
+                <w:i w:val="0"/>
+                <w:color w:val="000000"/>
+                <w:sz w:val="24"/>
+              </w:rPr>
+              <w:t>Доступ и роли</w:t>
+            </w:r>
+          </w:p>
+        </w:tc>
+        <w:tc>
+          <w:tcPr>
+            <w:tcW w:type="dxa" w:w="2954"/>
+          </w:tcPr>
+          <w:p>
+            <w:pPr>
+              <w:spacing w:line="240" w:lineRule="auto" w:after="0"/>
+              <w:ind w:firstLine="0"/>
+              <w:jc w:val="left"/>
+            </w:pPr>
+            <w:r>
+              <w:rPr>
+                <w:rFonts w:ascii="Times New Roman" w:hAnsi="Times New Roman" w:cs="Times New Roman" w:eastAsia="Times New Roman"/>
+                <w:b w:val="0"/>
+                <w:i w:val="0"/>
+                <w:color w:val="000000"/>
+                <w:sz w:val="24"/>
+              </w:rPr>
+              <w:t>Доступ к перс. данным</w:t>
+            </w:r>
+          </w:p>
+        </w:tc>
+        <w:tc>
+          <w:tcPr>
+            <w:tcW w:type="dxa" w:w="4558"/>
+          </w:tcPr>
+          <w:p>
+            <w:pPr>
+              <w:spacing w:line="240" w:lineRule="auto" w:after="0"/>
+              <w:ind w:firstLine="0"/>
+              <w:jc w:val="left"/>
+            </w:pPr>
+            <w:r>
+              <w:rPr>
+                <w:rFonts w:ascii="Courier New" w:hAnsi="Courier New" w:cs="Courier New" w:eastAsia="Courier New"/>
+                <w:b w:val="0"/>
+                <w:i w:val="0"/>
+                <w:color w:val="000000"/>
+                <w:sz w:val="20"/>
+              </w:rPr>
+              <w:t>page.admin.pd_audit</w:t>
+            </w:r>
+          </w:p>
+        </w:tc>
+      </w:tr>
+      <w:tr>
+        <w:trPr>
+          <w:cantSplit w:val="true"/>
+        </w:trPr>
+        <w:tc>
+          <w:tcPr>
+            <w:tcW w:type="dxa" w:w="1843"/>
+          </w:tcPr>
+          <w:p>
+            <w:pPr>
+              <w:spacing w:line="240" w:lineRule="auto" w:after="0"/>
+              <w:ind w:firstLine="0"/>
+              <w:jc w:val="left"/>
+            </w:pPr>
+            <w:r>
+              <w:rPr>
+                <w:rFonts w:ascii="Times New Roman" w:hAnsi="Times New Roman" w:cs="Times New Roman" w:eastAsia="Times New Roman"/>
+                <w:b w:val="0"/>
+                <w:i w:val="0"/>
+                <w:color w:val="000000"/>
+                <w:sz w:val="24"/>
+              </w:rPr>
+              <w:t>Доступ и роли</w:t>
+            </w:r>
+          </w:p>
+        </w:tc>
+        <w:tc>
+          <w:tcPr>
+            <w:tcW w:type="dxa" w:w="2954"/>
+          </w:tcPr>
+          <w:p>
+            <w:pPr>
+              <w:spacing w:line="240" w:lineRule="auto" w:after="0"/>
+              <w:ind w:firstLine="0"/>
+              <w:jc w:val="left"/>
+            </w:pPr>
+            <w:r>
+              <w:rPr>
+                <w:rFonts w:ascii="Times New Roman" w:hAnsi="Times New Roman" w:cs="Times New Roman" w:eastAsia="Times New Roman"/>
+                <w:b w:val="0"/>
+                <w:i w:val="0"/>
+                <w:color w:val="000000"/>
+                <w:sz w:val="24"/>
+              </w:rPr>
+              <w:t>Чёрный список</w:t>
+            </w:r>
+          </w:p>
+        </w:tc>
+        <w:tc>
+          <w:tcPr>
+            <w:tcW w:type="dxa" w:w="4558"/>
+          </w:tcPr>
+          <w:p>
+            <w:pPr>
+              <w:spacing w:line="240" w:lineRule="auto" w:after="0"/>
+              <w:ind w:firstLine="0"/>
+              <w:jc w:val="left"/>
+            </w:pPr>
+            <w:r>
+              <w:rPr>
+                <w:rFonts w:ascii="Courier New" w:hAnsi="Courier New" w:cs="Courier New" w:eastAsia="Courier New"/>
+                <w:b w:val="0"/>
+                <w:i w:val="0"/>
+                <w:color w:val="000000"/>
+                <w:sz w:val="20"/>
+              </w:rPr>
+              <w:t>page.admin.blacklist</w:t>
+            </w:r>
+          </w:p>
+        </w:tc>
+      </w:tr>
+      <w:tr>
+        <w:trPr>
+          <w:cantSplit w:val="true"/>
+        </w:trPr>
+        <w:tc>
+          <w:tcPr>
+            <w:tcW w:type="dxa" w:w="1843"/>
+          </w:tcPr>
+          <w:p>
+            <w:pPr>
+              <w:spacing w:line="240" w:lineRule="auto" w:after="0"/>
+              <w:ind w:firstLine="0"/>
+              <w:jc w:val="left"/>
+            </w:pPr>
+            <w:r>
+              <w:rPr>
+                <w:rFonts w:ascii="Times New Roman" w:hAnsi="Times New Roman" w:cs="Times New Roman" w:eastAsia="Times New Roman"/>
+                <w:b w:val="0"/>
+                <w:i w:val="0"/>
+                <w:color w:val="000000"/>
+                <w:sz w:val="24"/>
+              </w:rPr>
+              <w:t>Справочники</w:t>
+            </w:r>
+          </w:p>
+        </w:tc>
+        <w:tc>
+          <w:tcPr>
+            <w:tcW w:type="dxa" w:w="2954"/>
+          </w:tcPr>
+          <w:p>
+            <w:pPr>
+              <w:spacing w:line="240" w:lineRule="auto" w:after="0"/>
+              <w:ind w:firstLine="0"/>
+              <w:jc w:val="left"/>
+            </w:pPr>
+            <w:r>
+              <w:rPr>
+                <w:rFonts w:ascii="Times New Roman" w:hAnsi="Times New Roman" w:cs="Times New Roman" w:eastAsia="Times New Roman"/>
+                <w:b w:val="0"/>
+                <w:i w:val="0"/>
+                <w:color w:val="000000"/>
+                <w:sz w:val="24"/>
+              </w:rPr>
+              <w:t>Организации, Компании, Места разгрузки, Форматы номеров, Гражданства, Марки авто, Типы вложений, Типы пользователей, Принимающие, Документы, Новости и объявления</w:t>
+            </w:r>
+          </w:p>
+        </w:tc>
+        <w:tc>
+          <w:tcPr>
+            <w:tcW w:type="dxa" w:w="4558"/>
+          </w:tcPr>
+          <w:p>
+            <w:pPr>
+              <w:spacing w:line="240" w:lineRule="auto" w:after="0"/>
+              <w:ind w:firstLine="0"/>
+              <w:jc w:val="left"/>
+            </w:pPr>
+            <w:r>
+              <w:rPr>
+                <w:rFonts w:ascii="Courier New" w:hAnsi="Courier New" w:cs="Courier New" w:eastAsia="Courier New"/>
+                <w:b w:val="0"/>
+                <w:i w:val="0"/>
+                <w:color w:val="000000"/>
+                <w:sz w:val="20"/>
+              </w:rPr>
+              <w:t>page.admin.directories</w:t>
+            </w:r>
+          </w:p>
+        </w:tc>
+      </w:tr>
+      <w:tr>
+        <w:trPr>
+          <w:cantSplit w:val="true"/>
+        </w:trPr>
+        <w:tc>
+          <w:tcPr>
+            <w:tcW w:type="dxa" w:w="1843"/>
+          </w:tcPr>
+          <w:p>
+            <w:pPr>
+              <w:spacing w:line="240" w:lineRule="auto" w:after="0"/>
+              <w:ind w:firstLine="0"/>
+              <w:jc w:val="left"/>
+            </w:pPr>
+            <w:r>
+              <w:rPr>
+                <w:rFonts w:ascii="Times New Roman" w:hAnsi="Times New Roman" w:cs="Times New Roman" w:eastAsia="Times New Roman"/>
+                <w:b w:val="0"/>
+                <w:i w:val="0"/>
+                <w:color w:val="000000"/>
+                <w:sz w:val="24"/>
+              </w:rPr>
+              <w:t>Справочники</w:t>
+            </w:r>
+          </w:p>
+        </w:tc>
+        <w:tc>
+          <w:tcPr>
+            <w:tcW w:type="dxa" w:w="2954"/>
+          </w:tcPr>
+          <w:p>
+            <w:pPr>
+              <w:spacing w:line="240" w:lineRule="auto" w:after="0"/>
+              <w:ind w:firstLine="0"/>
+              <w:jc w:val="left"/>
+            </w:pPr>
+            <w:r>
+              <w:rPr>
+                <w:rFonts w:ascii="Times New Roman" w:hAnsi="Times New Roman" w:cs="Times New Roman" w:eastAsia="Times New Roman"/>
+                <w:b w:val="0"/>
+                <w:i w:val="0"/>
+                <w:color w:val="000000"/>
+                <w:sz w:val="24"/>
+              </w:rPr>
+              <w:t>Руководство</w:t>
+            </w:r>
+          </w:p>
+        </w:tc>
+        <w:tc>
+          <w:tcPr>
+            <w:tcW w:type="dxa" w:w="4558"/>
+          </w:tcPr>
+          <w:p>
+            <w:pPr>
+              <w:spacing w:line="240" w:lineRule="auto" w:after="0"/>
+              <w:ind w:firstLine="0"/>
+              <w:jc w:val="left"/>
+            </w:pPr>
+            <w:r>
+              <w:rPr>
+                <w:rFonts w:ascii="Courier New" w:hAnsi="Courier New" w:cs="Courier New" w:eastAsia="Courier New"/>
+                <w:b w:val="0"/>
+                <w:i w:val="0"/>
+                <w:color w:val="000000"/>
+                <w:sz w:val="20"/>
+              </w:rPr>
+              <w:t>page.admin</w:t>
+            </w:r>
+          </w:p>
+        </w:tc>
+      </w:tr>
+      <w:tr>
+        <w:trPr>
+          <w:cantSplit w:val="true"/>
+        </w:trPr>
+        <w:tc>
+          <w:tcPr>
+            <w:tcW w:type="dxa" w:w="1843"/>
+          </w:tcPr>
+          <w:p>
+            <w:pPr>
+              <w:spacing w:line="240" w:lineRule="auto" w:after="0"/>
+              <w:ind w:firstLine="0"/>
+              <w:jc w:val="left"/>
+            </w:pPr>
+            <w:r>
+              <w:rPr>
+                <w:rFonts w:ascii="Times New Roman" w:hAnsi="Times New Roman" w:cs="Times New Roman" w:eastAsia="Times New Roman"/>
+                <w:b w:val="0"/>
+                <w:i w:val="0"/>
+                <w:color w:val="000000"/>
+                <w:sz w:val="24"/>
+              </w:rPr>
+              <w:t>Система</w:t>
+            </w:r>
+          </w:p>
+        </w:tc>
+        <w:tc>
+          <w:tcPr>
+            <w:tcW w:type="dxa" w:w="2954"/>
+          </w:tcPr>
+          <w:p>
+            <w:pPr>
+              <w:spacing w:line="240" w:lineRule="auto" w:after="0"/>
+              <w:ind w:firstLine="0"/>
+              <w:jc w:val="left"/>
+            </w:pPr>
+            <w:r>
+              <w:rPr>
+                <w:rFonts w:ascii="Times New Roman" w:hAnsi="Times New Roman" w:cs="Times New Roman" w:eastAsia="Times New Roman"/>
+                <w:b w:val="0"/>
+                <w:i w:val="0"/>
+                <w:color w:val="000000"/>
+                <w:sz w:val="24"/>
+              </w:rPr>
+              <w:t>Настройки</w:t>
+            </w:r>
+          </w:p>
+        </w:tc>
+        <w:tc>
+          <w:tcPr>
+            <w:tcW w:type="dxa" w:w="4558"/>
+          </w:tcPr>
+          <w:p>
+            <w:pPr>
+              <w:spacing w:line="240" w:lineRule="auto" w:after="0"/>
+              <w:ind w:firstLine="0"/>
+              <w:jc w:val="left"/>
+            </w:pPr>
+            <w:r>
+              <w:rPr>
+                <w:rFonts w:ascii="Courier New" w:hAnsi="Courier New" w:cs="Courier New" w:eastAsia="Courier New"/>
+                <w:b w:val="0"/>
+                <w:i w:val="0"/>
+                <w:color w:val="000000"/>
+                <w:sz w:val="20"/>
+              </w:rPr>
+              <w:t>page.admin.settings</w:t>
+            </w:r>
+          </w:p>
+        </w:tc>
+      </w:tr>
+      <w:tr>
+        <w:trPr>
+          <w:cantSplit w:val="true"/>
+        </w:trPr>
+        <w:tc>
+          <w:tcPr>
+            <w:tcW w:type="dxa" w:w="1843"/>
+          </w:tcPr>
+          <w:p>
+            <w:pPr>
+              <w:spacing w:line="240" w:lineRule="auto" w:after="0"/>
+              <w:ind w:firstLine="0"/>
+              <w:jc w:val="left"/>
+            </w:pPr>
+            <w:r>
+              <w:rPr>
+                <w:rFonts w:ascii="Times New Roman" w:hAnsi="Times New Roman" w:cs="Times New Roman" w:eastAsia="Times New Roman"/>
+                <w:b w:val="0"/>
+                <w:i w:val="0"/>
+                <w:color w:val="000000"/>
+                <w:sz w:val="24"/>
+              </w:rPr>
+              <w:t>Система</w:t>
+            </w:r>
+          </w:p>
+        </w:tc>
+        <w:tc>
+          <w:tcPr>
+            <w:tcW w:type="dxa" w:w="2954"/>
+          </w:tcPr>
+          <w:p>
+            <w:pPr>
+              <w:spacing w:line="240" w:lineRule="auto" w:after="0"/>
+              <w:ind w:firstLine="0"/>
+              <w:jc w:val="left"/>
+            </w:pPr>
+            <w:r>
+              <w:rPr>
+                <w:rFonts w:ascii="Times New Roman" w:hAnsi="Times New Roman" w:cs="Times New Roman" w:eastAsia="Times New Roman"/>
+                <w:b w:val="0"/>
+                <w:i w:val="0"/>
+                <w:color w:val="000000"/>
+                <w:sz w:val="24"/>
+              </w:rPr>
+              <w:t>Обработка данных</w:t>
+            </w:r>
+          </w:p>
+        </w:tc>
+        <w:tc>
+          <w:tcPr>
+            <w:tcW w:type="dxa" w:w="4558"/>
+          </w:tcPr>
+          <w:p>
+            <w:pPr>
+              <w:spacing w:line="240" w:lineRule="auto" w:after="0"/>
+              <w:ind w:firstLine="0"/>
+              <w:jc w:val="left"/>
+            </w:pPr>
+            <w:r>
+              <w:rPr>
+                <w:rFonts w:ascii="Courier New" w:hAnsi="Courier New" w:cs="Courier New" w:eastAsia="Courier New"/>
+                <w:b w:val="0"/>
+                <w:i w:val="0"/>
+                <w:color w:val="000000"/>
+                <w:sz w:val="20"/>
+              </w:rPr>
+              <w:t>page.admin</w:t>
+            </w:r>
+          </w:p>
+        </w:tc>
+      </w:tr>
+      <w:tr>
+        <w:trPr>
+          <w:cantSplit w:val="true"/>
+        </w:trPr>
+        <w:tc>
+          <w:tcPr>
+            <w:tcW w:type="dxa" w:w="1843"/>
+          </w:tcPr>
+          <w:p>
+            <w:pPr>
+              <w:spacing w:line="240" w:lineRule="auto" w:after="0"/>
+              <w:ind w:firstLine="0"/>
+              <w:jc w:val="left"/>
+            </w:pPr>
+            <w:r>
+              <w:rPr>
+                <w:rFonts w:ascii="Times New Roman" w:hAnsi="Times New Roman" w:cs="Times New Roman" w:eastAsia="Times New Roman"/>
+                <w:b w:val="0"/>
+                <w:i w:val="0"/>
+                <w:color w:val="000000"/>
+                <w:sz w:val="24"/>
+              </w:rPr>
+              <w:t>Система</w:t>
+            </w:r>
+          </w:p>
+        </w:tc>
+        <w:tc>
+          <w:tcPr>
+            <w:tcW w:type="dxa" w:w="2954"/>
+          </w:tcPr>
+          <w:p>
+            <w:pPr>
+              <w:spacing w:line="240" w:lineRule="auto" w:after="0"/>
+              <w:ind w:firstLine="0"/>
+              <w:jc w:val="left"/>
+            </w:pPr>
+            <w:r>
+              <w:rPr>
+                <w:rFonts w:ascii="Times New Roman" w:hAnsi="Times New Roman" w:cs="Times New Roman" w:eastAsia="Times New Roman"/>
+                <w:b w:val="0"/>
+                <w:i w:val="0"/>
+                <w:color w:val="000000"/>
+                <w:sz w:val="24"/>
+              </w:rPr>
+              <w:t>Конструктор таблиц</w:t>
+            </w:r>
+          </w:p>
+        </w:tc>
+        <w:tc>
+          <w:tcPr>
+            <w:tcW w:type="dxa" w:w="4558"/>
+          </w:tcPr>
+          <w:p>
+            <w:pPr>
+              <w:spacing w:line="240" w:lineRule="auto" w:after="0"/>
+              <w:ind w:firstLine="0"/>
+              <w:jc w:val="left"/>
+            </w:pPr>
+            <w:r>
+              <w:rPr>
+                <w:rFonts w:ascii="Courier New" w:hAnsi="Courier New" w:cs="Courier New" w:eastAsia="Courier New"/>
+                <w:b w:val="0"/>
+                <w:i w:val="0"/>
+                <w:color w:val="000000"/>
+                <w:sz w:val="20"/>
+              </w:rPr>
+              <w:t>page.admin.tables_constructor</w:t>
+            </w:r>
+          </w:p>
+        </w:tc>
+      </w:tr>
+      <w:tr>
+        <w:trPr>
+          <w:cantSplit w:val="true"/>
+        </w:trPr>
+        <w:tc>
+          <w:tcPr>
+            <w:tcW w:type="dxa" w:w="1843"/>
+          </w:tcPr>
+          <w:p>
+            <w:pPr>
+              <w:spacing w:line="240" w:lineRule="auto" w:after="0"/>
+              <w:ind w:firstLine="0"/>
+              <w:jc w:val="left"/>
+            </w:pPr>
+            <w:r>
+              <w:rPr>
+                <w:rFonts w:ascii="Times New Roman" w:hAnsi="Times New Roman" w:cs="Times New Roman" w:eastAsia="Times New Roman"/>
+                <w:b w:val="0"/>
+                <w:i w:val="0"/>
+                <w:color w:val="000000"/>
+                <w:sz w:val="24"/>
+              </w:rPr>
+              <w:t>Система</w:t>
+            </w:r>
+          </w:p>
+        </w:tc>
+        <w:tc>
+          <w:tcPr>
+            <w:tcW w:type="dxa" w:w="2954"/>
+          </w:tcPr>
+          <w:p>
+            <w:pPr>
+              <w:spacing w:line="240" w:lineRule="auto" w:after="0"/>
+              <w:ind w:firstLine="0"/>
+              <w:jc w:val="left"/>
+            </w:pPr>
+            <w:r>
+              <w:rPr>
+                <w:rFonts w:ascii="Times New Roman" w:hAnsi="Times New Roman" w:cs="Times New Roman" w:eastAsia="Times New Roman"/>
+                <w:b w:val="0"/>
+                <w:i w:val="0"/>
+                <w:color w:val="000000"/>
+                <w:sz w:val="24"/>
+              </w:rPr>
+              <w:t>Техработы</w:t>
+            </w:r>
+          </w:p>
+        </w:tc>
+        <w:tc>
+          <w:tcPr>
+            <w:tcW w:type="dxa" w:w="4558"/>
+          </w:tcPr>
+          <w:p>
+            <w:pPr>
+              <w:spacing w:line="240" w:lineRule="auto" w:after="0"/>
+              <w:ind w:firstLine="0"/>
+              <w:jc w:val="left"/>
+            </w:pPr>
+            <w:r>
+              <w:rPr>
+                <w:rFonts w:ascii="Courier New" w:hAnsi="Courier New" w:cs="Courier New" w:eastAsia="Courier New"/>
+                <w:b w:val="0"/>
+                <w:i w:val="0"/>
+                <w:color w:val="000000"/>
+                <w:sz w:val="20"/>
+              </w:rPr>
+              <w:t>page.admin.system_control</w:t>
+            </w:r>
+          </w:p>
+        </w:tc>
+      </w:tr>
+      <w:tr>
+        <w:trPr>
+          <w:cantSplit w:val="true"/>
+        </w:trPr>
+        <w:tc>
+          <w:tcPr>
+            <w:tcW w:type="dxa" w:w="1843"/>
+          </w:tcPr>
+          <w:p>
+            <w:pPr>
+              <w:spacing w:line="240" w:lineRule="auto" w:after="0"/>
+              <w:ind w:firstLine="0"/>
+              <w:jc w:val="left"/>
+            </w:pPr>
+            <w:r>
+              <w:rPr>
+                <w:rFonts w:ascii="Times New Roman" w:hAnsi="Times New Roman" w:cs="Times New Roman" w:eastAsia="Times New Roman"/>
+                <w:b w:val="0"/>
+                <w:i w:val="0"/>
+                <w:color w:val="000000"/>
+                <w:sz w:val="24"/>
+              </w:rPr>
+              <w:t>Система</w:t>
+            </w:r>
+          </w:p>
+        </w:tc>
+        <w:tc>
+          <w:tcPr>
+            <w:tcW w:type="dxa" w:w="2954"/>
+          </w:tcPr>
+          <w:p>
+            <w:pPr>
+              <w:spacing w:line="240" w:lineRule="auto" w:after="0"/>
+              <w:ind w:firstLine="0"/>
+              <w:jc w:val="left"/>
+            </w:pPr>
+            <w:r>
+              <w:rPr>
+                <w:rFonts w:ascii="Times New Roman" w:hAnsi="Times New Roman" w:cs="Times New Roman" w:eastAsia="Times New Roman"/>
+                <w:b w:val="0"/>
+                <w:i w:val="0"/>
+                <w:color w:val="000000"/>
+                <w:sz w:val="24"/>
+              </w:rPr>
+              <w:t>Файловый архив</w:t>
+            </w:r>
+          </w:p>
+        </w:tc>
+        <w:tc>
+          <w:tcPr>
+            <w:tcW w:type="dxa" w:w="4558"/>
+          </w:tcPr>
+          <w:p>
+            <w:pPr>
+              <w:spacing w:line="240" w:lineRule="auto" w:after="0"/>
+              <w:ind w:firstLine="0"/>
+              <w:jc w:val="left"/>
+            </w:pPr>
+            <w:r>
+              <w:rPr>
+                <w:rFonts w:ascii="Courier New" w:hAnsi="Courier New" w:cs="Courier New" w:eastAsia="Courier New"/>
+                <w:b w:val="0"/>
+                <w:i w:val="0"/>
+                <w:color w:val="000000"/>
+                <w:sz w:val="20"/>
+              </w:rPr>
+              <w:t>page.admin.file_archive</w:t>
+            </w:r>
+          </w:p>
+        </w:tc>
+      </w:tr>
+      <w:tr>
+        <w:trPr>
+          <w:cantSplit w:val="true"/>
+        </w:trPr>
+        <w:tc>
+          <w:tcPr>
+            <w:tcW w:type="dxa" w:w="1843"/>
+          </w:tcPr>
+          <w:p>
+            <w:pPr>
+              <w:spacing w:line="240" w:lineRule="auto" w:after="0"/>
+              <w:ind w:firstLine="0"/>
+              <w:jc w:val="left"/>
+            </w:pPr>
+            <w:r>
+              <w:rPr>
+                <w:rFonts w:ascii="Times New Roman" w:hAnsi="Times New Roman" w:cs="Times New Roman" w:eastAsia="Times New Roman"/>
+                <w:b w:val="0"/>
+                <w:i w:val="0"/>
+                <w:color w:val="000000"/>
+                <w:sz w:val="24"/>
+              </w:rPr>
+              <w:t>Аудит и связь</w:t>
+            </w:r>
+          </w:p>
+        </w:tc>
+        <w:tc>
+          <w:tcPr>
+            <w:tcW w:type="dxa" w:w="2954"/>
+          </w:tcPr>
+          <w:p>
+            <w:pPr>
+              <w:spacing w:line="240" w:lineRule="auto" w:after="0"/>
+              <w:ind w:firstLine="0"/>
+              <w:jc w:val="left"/>
+            </w:pPr>
+            <w:r>
+              <w:rPr>
+                <w:rFonts w:ascii="Times New Roman" w:hAnsi="Times New Roman" w:cs="Times New Roman" w:eastAsia="Times New Roman"/>
+                <w:b w:val="0"/>
+                <w:i w:val="0"/>
+                <w:color w:val="000000"/>
+                <w:sz w:val="24"/>
+              </w:rPr>
+              <w:t>Обратная связь</w:t>
+            </w:r>
+          </w:p>
+        </w:tc>
+        <w:tc>
+          <w:tcPr>
+            <w:tcW w:type="dxa" w:w="4558"/>
+          </w:tcPr>
+          <w:p>
+            <w:pPr>
+              <w:spacing w:line="240" w:lineRule="auto" w:after="0"/>
+              <w:ind w:firstLine="0"/>
+              <w:jc w:val="left"/>
+            </w:pPr>
+            <w:r>
+              <w:rPr>
+                <w:rFonts w:ascii="Courier New" w:hAnsi="Courier New" w:cs="Courier New" w:eastAsia="Courier New"/>
+                <w:b w:val="0"/>
+                <w:i w:val="0"/>
+                <w:color w:val="000000"/>
+                <w:sz w:val="20"/>
+              </w:rPr>
+              <w:t>page.admin.feedback</w:t>
+            </w:r>
+          </w:p>
+        </w:tc>
+      </w:tr>
+      <w:tr>
+        <w:trPr>
+          <w:cantSplit w:val="true"/>
+        </w:trPr>
+        <w:tc>
+          <w:tcPr>
+            <w:tcW w:type="dxa" w:w="1843"/>
+          </w:tcPr>
+          <w:p>
+            <w:pPr>
+              <w:spacing w:line="240" w:lineRule="auto" w:after="0"/>
+              <w:ind w:firstLine="0"/>
+              <w:jc w:val="left"/>
+            </w:pPr>
+            <w:r>
+              <w:rPr>
+                <w:rFonts w:ascii="Times New Roman" w:hAnsi="Times New Roman" w:cs="Times New Roman" w:eastAsia="Times New Roman"/>
+                <w:b w:val="0"/>
+                <w:i w:val="0"/>
+                <w:color w:val="000000"/>
+                <w:sz w:val="24"/>
+              </w:rPr>
+              <w:t>Аудит и связь</w:t>
+            </w:r>
+          </w:p>
+        </w:tc>
+        <w:tc>
+          <w:tcPr>
+            <w:tcW w:type="dxa" w:w="2954"/>
+          </w:tcPr>
+          <w:p>
+            <w:pPr>
+              <w:spacing w:line="240" w:lineRule="auto" w:after="0"/>
+              <w:ind w:firstLine="0"/>
+              <w:jc w:val="left"/>
+            </w:pPr>
+            <w:r>
+              <w:rPr>
+                <w:rFonts w:ascii="Times New Roman" w:hAnsi="Times New Roman" w:cs="Times New Roman" w:eastAsia="Times New Roman"/>
+                <w:b w:val="0"/>
+                <w:i w:val="0"/>
+                <w:color w:val="000000"/>
+                <w:sz w:val="24"/>
+              </w:rPr>
+              <w:t>Мониторинг запросов</w:t>
+            </w:r>
+          </w:p>
+        </w:tc>
+        <w:tc>
+          <w:tcPr>
+            <w:tcW w:type="dxa" w:w="4558"/>
+          </w:tcPr>
+          <w:p>
+            <w:pPr>
+              <w:spacing w:line="240" w:lineRule="auto" w:after="0"/>
+              <w:ind w:firstLine="0"/>
+              <w:jc w:val="left"/>
+            </w:pPr>
+            <w:r>
+              <w:rPr>
+                <w:rFonts w:ascii="Courier New" w:hAnsi="Courier New" w:cs="Courier New" w:eastAsia="Courier New"/>
+                <w:b w:val="0"/>
+                <w:i w:val="0"/>
+                <w:color w:val="000000"/>
+                <w:sz w:val="20"/>
+              </w:rPr>
+              <w:t>page.admin.monitoring</w:t>
+            </w:r>
+          </w:p>
+        </w:tc>
+      </w:tr>
+    </w:tbl>
+    <w:p>
+      <w:pPr>
+        <w:spacing w:after="0" w:line="240" w:lineRule="auto"/>
+        <w:ind w:firstLine="0"/>
+      </w:pPr>
+      <w:r>
+        <w:rPr>
+          <w:rFonts w:ascii="Times New Roman" w:hAnsi="Times New Roman" w:cs="Times New Roman" w:eastAsia="Times New Roman"/>
+          <w:b w:val="0"/>
+          <w:i w:val="0"/>
+          <w:color w:val="000000"/>
+          <w:sz w:val="12"/>
+        </w:rPr>
+      </w:r>
+    </w:p>
+    <w:p>
+      <w:r>
+        <w:rPr>
+          <w:rFonts w:ascii="Times New Roman" w:hAnsi="Times New Roman" w:cs="Times New Roman" w:eastAsia="Times New Roman"/>
+          <w:b w:val="0"/>
+          <w:i w:val="0"/>
+          <w:color w:val="000000"/>
+          <w:sz w:val="28"/>
+        </w:rPr>
+        <w:t>Состав колонки у каждого свой: раздел показывается, только если на него есть право. Администратору права даются целиком, поэтому он видит почти всё - кроме того, что снято персональным запретом, и кроме разделов супер-администратора.</w:t>
+      </w:r>
+    </w:p>
+    <w:tbl>
+      <w:tblPr>
+        <w:tblW w:type="auto" w:w="0"/>
+        <w:tblLayout w:type="fixed"/>
+        <w:tblLook w:firstColumn="1" w:firstRow="1" w:lastColumn="0" w:lastRow="0" w:noHBand="0" w:noVBand="1" w:val="04A0"/>
+        <w:tblLayout w:type="fixed"/>
+      </w:tblPr>
+      <w:tblGrid>
+        <w:gridCol w:w="9356"/>
+      </w:tblGrid>
+      <w:tr>
+        <w:trPr>
+          <w:cantSplit w:val="true"/>
+        </w:trPr>
+        <w:tc>
+          <w:tcPr>
+            <w:tcW w:type="dxa" w:w="9354"/>
+            <w:shd w:val="clear" w:fill="EAF1F8"/>
+            <w:tcBorders>
+              <w:left w:val="single" w:sz="24" w:color="2C6FA6"/>
+              <w:top w:val="single" w:sz="4" w:color="EAF1F8"/>
+              <w:bottom w:val="single" w:sz="4" w:color="EAF1F8"/>
+              <w:right w:val="single" w:sz="4" w:color="EAF1F8"/>
+            </w:tcBorders>
+          </w:tcPr>
+          <w:p>
+            <w:pPr>
+              <w:spacing w:line="288" w:lineRule="auto" w:after="0"/>
+              <w:ind w:firstLine="0"/>
+            </w:pPr>
+            <w:r>
+              <w:rPr>
+                <w:rFonts w:ascii="Times New Roman" w:hAnsi="Times New Roman" w:cs="Times New Roman" w:eastAsia="Times New Roman"/>
+                <w:b/>
+                <w:i w:val="0"/>
+                <w:color w:val="2C6FA6"/>
+                <w:sz w:val="26"/>
+              </w:rPr>
+              <w:t xml:space="preserve">ПРИМЕЧАНИЕ. </w:t>
+            </w:r>
+            <w:r>
+              <w:rPr>
+                <w:rFonts w:ascii="Times New Roman" w:hAnsi="Times New Roman" w:cs="Times New Roman" w:eastAsia="Times New Roman"/>
+                <w:b w:val="0"/>
+                <w:i w:val="0"/>
+                <w:color w:val="000000"/>
+                <w:sz w:val="26"/>
+              </w:rPr>
+              <w:t xml:space="preserve">Раздел </w:t>
+            </w:r>
+            <w:r>
+              <w:rPr>
+                <w:rFonts w:ascii="Times New Roman" w:hAnsi="Times New Roman" w:cs="Times New Roman" w:eastAsia="Times New Roman"/>
+                <w:b/>
+                <w:i w:val="0"/>
+                <w:color w:val="000000"/>
+                <w:sz w:val="26"/>
+              </w:rPr>
+              <w:t>«Техработы»</w:t>
+            </w:r>
+            <w:r>
+              <w:rPr>
+                <w:rFonts w:ascii="Times New Roman" w:hAnsi="Times New Roman" w:cs="Times New Roman" w:eastAsia="Times New Roman"/>
+                <w:b w:val="0"/>
+                <w:i w:val="0"/>
+                <w:color w:val="000000"/>
+                <w:sz w:val="26"/>
+              </w:rPr>
+              <w:t xml:space="preserve"> доступен только супер-администратору. У обычного администратора его в колонке нет, даже если право выдать явно, - см. подраздел 4.2.</w:t>
+            </w:r>
+          </w:p>
+        </w:tc>
+      </w:tr>
+    </w:tbl>
+    <w:p>
+      <w:pPr>
+        <w:spacing w:after="0" w:line="240" w:lineRule="auto"/>
+        <w:ind w:firstLine="0"/>
+      </w:pPr>
+      <w:r>
+        <w:rPr>
+          <w:rFonts w:ascii="Times New Roman" w:hAnsi="Times New Roman" w:cs="Times New Roman" w:eastAsia="Times New Roman"/>
+          <w:b w:val="0"/>
+          <w:i w:val="0"/>
+          <w:color w:val="000000"/>
+          <w:sz w:val="12"/>
+        </w:rPr>
+      </w:r>
+    </w:p>
+    <w:p>
+      <w:pPr>
+        <w:pStyle w:val="Heading1"/>
+        <w:ind w:firstLine="0"/>
+      </w:pPr>
+      <w:r>
+        <w:rPr>
+          <w:rFonts w:ascii="Times New Roman" w:hAnsi="Times New Roman" w:cs="Times New Roman" w:eastAsia="Times New Roman"/>
+          <w:b/>
+          <w:i w:val="0"/>
+          <w:color w:val="000000"/>
+          <w:sz w:val="32"/>
+        </w:rPr>
+        <w:t>4. Разграничение доступа</w:t>
+      </w:r>
+    </w:p>
+    <w:p>
+      <w:pPr>
+        <w:pStyle w:val="Heading2"/>
+        <w:ind w:firstLine="0"/>
+      </w:pPr>
+      <w:r>
+        <w:rPr>
+          <w:rFonts w:ascii="Times New Roman" w:hAnsi="Times New Roman" w:cs="Times New Roman" w:eastAsia="Times New Roman"/>
+          <w:b/>
+          <w:i w:val="0"/>
+          <w:color w:val="000000"/>
+          <w:sz w:val="28"/>
+        </w:rPr>
+        <w:t>4.1. Четыре уровня</w:t>
+      </w:r>
+    </w:p>
+    <w:p>
+      <w:r>
+        <w:rPr>
+          <w:rFonts w:ascii="Times New Roman" w:hAnsi="Times New Roman" w:cs="Times New Roman" w:eastAsia="Times New Roman"/>
+          <w:b w:val="0"/>
+          <w:i w:val="0"/>
+          <w:color w:val="000000"/>
+          <w:sz w:val="28"/>
+        </w:rPr>
+        <w:t>Система решает, что работнику доступно, разбирая четыре уровня по порядку. Первый сработавший даёт ответ.</w:t>
+      </w:r>
+    </w:p>
+    <w:p>
+      <w:pPr>
+        <w:keepNext/>
+        <w:spacing w:line="240" w:lineRule="auto" w:before="160" w:after="80"/>
+        <w:ind w:firstLine="0"/>
+        <w:jc w:val="left"/>
+      </w:pPr>
+      <w:r>
+        <w:rPr>
+          <w:rFonts w:ascii="Times New Roman" w:hAnsi="Times New Roman" w:cs="Times New Roman" w:eastAsia="Times New Roman"/>
+          <w:b w:val="0"/>
+          <w:i/>
+          <w:color w:val="000000"/>
+          <w:sz w:val="24"/>
+        </w:rPr>
+        <w:t>Таблица 4.1 — Уровни разграничения доступа</w:t>
+      </w:r>
+    </w:p>
+    <w:tbl>
+      <w:tblPr>
+        <w:tblStyle w:val="TableGrid"/>
+        <w:tblW w:type="auto" w:w="0"/>
+        <w:jc w:val="center"/>
+        <w:tblLayout w:type="fixed"/>
+        <w:tblLook w:firstColumn="1" w:firstRow="1" w:lastColumn="0" w:lastRow="0" w:noHBand="0" w:noVBand="1" w:val="04A0"/>
+        <w:tblLayout w:type="fixed"/>
+      </w:tblPr>
+      <w:tblGrid>
+        <w:gridCol w:w="1276"/>
+        <w:gridCol w:w="2977"/>
+        <w:gridCol w:w="5103"/>
+      </w:tblGrid>
+      <w:tr>
+        <w:trPr>
+          <w:tblHeader w:val="true"/>
+          <w:cantSplit w:val="true"/>
+        </w:trPr>
+        <w:tc>
+          <w:tcPr>
+            <w:tcW w:type="dxa" w:w="1276"/>
+            <w:shd w:val="clear" w:fill="E8E8E8"/>
+          </w:tcPr>
+          <w:p>
+            <w:pPr>
+              <w:keepNext/>
+              <w:spacing w:line="240" w:lineRule="auto" w:after="0"/>
+              <w:ind w:firstLine="0"/>
+              <w:jc w:val="left"/>
+            </w:pPr>
+            <w:r>
+              <w:rPr>
+                <w:rFonts w:ascii="Times New Roman" w:hAnsi="Times New Roman" w:cs="Times New Roman" w:eastAsia="Times New Roman"/>
+                <w:b/>
+                <w:i w:val="0"/>
+                <w:color w:val="000000"/>
+                <w:sz w:val="24"/>
+              </w:rPr>
+              <w:t>Порядок</w:t>
+            </w:r>
+          </w:p>
+        </w:tc>
+        <w:tc>
+          <w:tcPr>
+            <w:tcW w:type="dxa" w:w="2976"/>
+            <w:shd w:val="clear" w:fill="E8E8E8"/>
+          </w:tcPr>
+          <w:p>
+            <w:pPr>
+              <w:keepNext/>
+              <w:spacing w:line="240" w:lineRule="auto" w:after="0"/>
+              <w:ind w:firstLine="0"/>
+              <w:jc w:val="left"/>
+            </w:pPr>
+            <w:r>
+              <w:rPr>
+                <w:rFonts w:ascii="Times New Roman" w:hAnsi="Times New Roman" w:cs="Times New Roman" w:eastAsia="Times New Roman"/>
+                <w:b/>
+                <w:i w:val="0"/>
+                <w:color w:val="000000"/>
+                <w:sz w:val="24"/>
+              </w:rPr>
+              <w:t>Уровень</w:t>
+            </w:r>
+          </w:p>
+        </w:tc>
+        <w:tc>
+          <w:tcPr>
+            <w:tcW w:type="dxa" w:w="5102"/>
+            <w:shd w:val="clear" w:fill="E8E8E8"/>
+          </w:tcPr>
+          <w:p>
+            <w:pPr>
+              <w:keepNext/>
+              <w:spacing w:line="240" w:lineRule="auto" w:after="0"/>
+              <w:ind w:firstLine="0"/>
+              <w:jc w:val="left"/>
+            </w:pPr>
+            <w:r>
+              <w:rPr>
+                <w:rFonts w:ascii="Times New Roman" w:hAnsi="Times New Roman" w:cs="Times New Roman" w:eastAsia="Times New Roman"/>
+                <w:b/>
+                <w:i w:val="0"/>
+                <w:color w:val="000000"/>
+                <w:sz w:val="24"/>
+              </w:rPr>
+              <w:t>Что означает</w:t>
+            </w:r>
+          </w:p>
+        </w:tc>
+      </w:tr>
+      <w:tr>
+        <w:trPr>
+          <w:cantSplit w:val="true"/>
+        </w:trPr>
+        <w:tc>
+          <w:tcPr>
+            <w:tcW w:type="dxa" w:w="1276"/>
+          </w:tcPr>
+          <w:p>
+            <w:pPr>
+              <w:spacing w:line="240" w:lineRule="auto" w:after="0"/>
+              <w:ind w:firstLine="0"/>
+              <w:jc w:val="left"/>
+            </w:pPr>
+            <w:r>
+              <w:rPr>
+                <w:rFonts w:ascii="Times New Roman" w:hAnsi="Times New Roman" w:cs="Times New Roman" w:eastAsia="Times New Roman"/>
+                <w:b w:val="0"/>
+                <w:i w:val="0"/>
+                <w:color w:val="000000"/>
+                <w:sz w:val="24"/>
+              </w:rPr>
+              <w:t>1</w:t>
+            </w:r>
+          </w:p>
+        </w:tc>
+        <w:tc>
+          <w:tcPr>
+            <w:tcW w:type="dxa" w:w="2976"/>
+          </w:tcPr>
+          <w:p>
+            <w:pPr>
+              <w:spacing w:line="240" w:lineRule="auto" w:after="0"/>
+              <w:ind w:firstLine="0"/>
+              <w:jc w:val="left"/>
+            </w:pPr>
+            <w:r>
+              <w:rPr>
+                <w:rFonts w:ascii="Times New Roman" w:hAnsi="Times New Roman" w:cs="Times New Roman" w:eastAsia="Times New Roman"/>
+                <w:b w:val="0"/>
+                <w:i w:val="0"/>
+                <w:color w:val="000000"/>
+                <w:sz w:val="24"/>
+              </w:rPr>
+              <w:t>Блокировка</w:t>
+            </w:r>
+          </w:p>
+        </w:tc>
+        <w:tc>
+          <w:tcPr>
+            <w:tcW w:type="dxa" w:w="5102"/>
+          </w:tcPr>
+          <w:p>
+            <w:pPr>
+              <w:spacing w:line="240" w:lineRule="auto" w:after="0"/>
+              <w:ind w:firstLine="0"/>
+              <w:jc w:val="left"/>
+            </w:pPr>
+            <w:r>
+              <w:rPr>
+                <w:rFonts w:ascii="Times New Roman" w:hAnsi="Times New Roman" w:cs="Times New Roman" w:eastAsia="Times New Roman"/>
+                <w:b w:val="0"/>
+                <w:i w:val="0"/>
+                <w:color w:val="000000"/>
+                <w:sz w:val="24"/>
+              </w:rPr>
+              <w:t>У заблокированного прав нет вообще, какие бы роли и группы ему ни назначили. Проверяется раньше всего остального, в том числе раньше признака супер-администратора</w:t>
+            </w:r>
+          </w:p>
+        </w:tc>
+      </w:tr>
+      <w:tr>
+        <w:trPr>
+          <w:cantSplit w:val="true"/>
+        </w:trPr>
+        <w:tc>
+          <w:tcPr>
+            <w:tcW w:type="dxa" w:w="1276"/>
+          </w:tcPr>
+          <w:p>
+            <w:pPr>
+              <w:spacing w:line="240" w:lineRule="auto" w:after="0"/>
+              <w:ind w:firstLine="0"/>
+              <w:jc w:val="left"/>
+            </w:pPr>
+            <w:r>
+              <w:rPr>
+                <w:rFonts w:ascii="Times New Roman" w:hAnsi="Times New Roman" w:cs="Times New Roman" w:eastAsia="Times New Roman"/>
+                <w:b w:val="0"/>
+                <w:i w:val="0"/>
+                <w:color w:val="000000"/>
+                <w:sz w:val="24"/>
+              </w:rPr>
+              <w:t>2</w:t>
+            </w:r>
+          </w:p>
+        </w:tc>
+        <w:tc>
+          <w:tcPr>
+            <w:tcW w:type="dxa" w:w="2976"/>
+          </w:tcPr>
+          <w:p>
+            <w:pPr>
+              <w:spacing w:line="240" w:lineRule="auto" w:after="0"/>
+              <w:ind w:firstLine="0"/>
+              <w:jc w:val="left"/>
+            </w:pPr>
+            <w:r>
+              <w:rPr>
+                <w:rFonts w:ascii="Times New Roman" w:hAnsi="Times New Roman" w:cs="Times New Roman" w:eastAsia="Times New Roman"/>
+                <w:b w:val="0"/>
+                <w:i w:val="0"/>
+                <w:color w:val="000000"/>
+                <w:sz w:val="24"/>
+              </w:rPr>
+              <w:t>Супер-администратор</w:t>
+            </w:r>
+          </w:p>
+        </w:tc>
+        <w:tc>
+          <w:tcPr>
+            <w:tcW w:type="dxa" w:w="5102"/>
+          </w:tcPr>
+          <w:p>
+            <w:pPr>
+              <w:spacing w:line="240" w:lineRule="auto" w:after="0"/>
+              <w:ind w:firstLine="0"/>
+              <w:jc w:val="left"/>
+            </w:pPr>
+            <w:r>
+              <w:rPr>
+                <w:rFonts w:ascii="Times New Roman" w:hAnsi="Times New Roman" w:cs="Times New Roman" w:eastAsia="Times New Roman"/>
+                <w:b w:val="0"/>
+                <w:i w:val="0"/>
+                <w:color w:val="000000"/>
+                <w:sz w:val="24"/>
+              </w:rPr>
+              <w:t>Полный доступ без исключений, включая действия, закрытые для всех остальных</w:t>
+            </w:r>
+          </w:p>
+        </w:tc>
+      </w:tr>
+      <w:tr>
+        <w:trPr>
+          <w:cantSplit w:val="true"/>
+        </w:trPr>
+        <w:tc>
+          <w:tcPr>
+            <w:tcW w:type="dxa" w:w="1276"/>
+          </w:tcPr>
+          <w:p>
+            <w:pPr>
+              <w:spacing w:line="240" w:lineRule="auto" w:after="0"/>
+              <w:ind w:firstLine="0"/>
+              <w:jc w:val="left"/>
+            </w:pPr>
+            <w:r>
+              <w:rPr>
+                <w:rFonts w:ascii="Times New Roman" w:hAnsi="Times New Roman" w:cs="Times New Roman" w:eastAsia="Times New Roman"/>
+                <w:b w:val="0"/>
+                <w:i w:val="0"/>
+                <w:color w:val="000000"/>
+                <w:sz w:val="24"/>
+              </w:rPr>
+              <w:t>3</w:t>
+            </w:r>
+          </w:p>
+        </w:tc>
+        <w:tc>
+          <w:tcPr>
+            <w:tcW w:type="dxa" w:w="2976"/>
+          </w:tcPr>
+          <w:p>
+            <w:pPr>
+              <w:spacing w:line="240" w:lineRule="auto" w:after="0"/>
+              <w:ind w:firstLine="0"/>
+              <w:jc w:val="left"/>
+            </w:pPr>
+            <w:r>
+              <w:rPr>
+                <w:rFonts w:ascii="Times New Roman" w:hAnsi="Times New Roman" w:cs="Times New Roman" w:eastAsia="Times New Roman"/>
+                <w:b w:val="0"/>
+                <w:i w:val="0"/>
+                <w:color w:val="000000"/>
+                <w:sz w:val="24"/>
+              </w:rPr>
+              <w:t>Администратор</w:t>
+            </w:r>
+          </w:p>
+        </w:tc>
+        <w:tc>
+          <w:tcPr>
+            <w:tcW w:type="dxa" w:w="5102"/>
+          </w:tcPr>
+          <w:p>
+            <w:pPr>
+              <w:spacing w:line="240" w:lineRule="auto" w:after="0"/>
+              <w:ind w:firstLine="0"/>
+              <w:jc w:val="left"/>
+            </w:pPr>
+            <w:r>
+              <w:rPr>
+                <w:rFonts w:ascii="Times New Roman" w:hAnsi="Times New Roman" w:cs="Times New Roman" w:eastAsia="Times New Roman"/>
+                <w:b w:val="0"/>
+                <w:i w:val="0"/>
+                <w:color w:val="000000"/>
+                <w:sz w:val="24"/>
+              </w:rPr>
+              <w:t>Полный доступ, кроме действий супер-администратора и кроме того, что снято персональным запретом</w:t>
+            </w:r>
+          </w:p>
+        </w:tc>
+      </w:tr>
+      <w:tr>
+        <w:trPr>
+          <w:cantSplit w:val="true"/>
+        </w:trPr>
+        <w:tc>
+          <w:tcPr>
+            <w:tcW w:type="dxa" w:w="1276"/>
+          </w:tcPr>
+          <w:p>
+            <w:pPr>
+              <w:spacing w:line="240" w:lineRule="auto" w:after="0"/>
+              <w:ind w:firstLine="0"/>
+              <w:jc w:val="left"/>
+            </w:pPr>
+            <w:r>
+              <w:rPr>
+                <w:rFonts w:ascii="Times New Roman" w:hAnsi="Times New Roman" w:cs="Times New Roman" w:eastAsia="Times New Roman"/>
+                <w:b w:val="0"/>
+                <w:i w:val="0"/>
+                <w:color w:val="000000"/>
+                <w:sz w:val="24"/>
+              </w:rPr>
+              <w:t>4</w:t>
+            </w:r>
+          </w:p>
+        </w:tc>
+        <w:tc>
+          <w:tcPr>
+            <w:tcW w:type="dxa" w:w="2976"/>
+          </w:tcPr>
+          <w:p>
+            <w:pPr>
+              <w:spacing w:line="240" w:lineRule="auto" w:after="0"/>
+              <w:ind w:firstLine="0"/>
+              <w:jc w:val="left"/>
+            </w:pPr>
+            <w:r>
+              <w:rPr>
+                <w:rFonts w:ascii="Times New Roman" w:hAnsi="Times New Roman" w:cs="Times New Roman" w:eastAsia="Times New Roman"/>
+                <w:b w:val="0"/>
+                <w:i w:val="0"/>
+                <w:color w:val="000000"/>
+                <w:sz w:val="24"/>
+              </w:rPr>
+              <w:t>Остальные работники</w:t>
+            </w:r>
+          </w:p>
+        </w:tc>
+        <w:tc>
+          <w:tcPr>
+            <w:tcW w:type="dxa" w:w="5102"/>
+          </w:tcPr>
+          <w:p>
+            <w:pPr>
+              <w:spacing w:line="240" w:lineRule="auto" w:after="0"/>
+              <w:ind w:firstLine="0"/>
+              <w:jc w:val="left"/>
+            </w:pPr>
+            <w:r>
+              <w:rPr>
+                <w:rFonts w:ascii="Times New Roman" w:hAnsi="Times New Roman" w:cs="Times New Roman" w:eastAsia="Times New Roman"/>
+                <w:b w:val="0"/>
+                <w:i w:val="0"/>
+                <w:color w:val="000000"/>
+                <w:sz w:val="24"/>
+              </w:rPr>
+              <w:t>Права роли, групп прав этой роли и личных групп, а поверх - персональные разрешения и запреты</w:t>
+            </w:r>
+          </w:p>
+        </w:tc>
+      </w:tr>
+    </w:tbl>
+    <w:p>
+      <w:pPr>
+        <w:spacing w:after="0" w:line="240" w:lineRule="auto"/>
+        <w:ind w:firstLine="0"/>
+      </w:pPr>
+      <w:r>
+        <w:rPr>
+          <w:rFonts w:ascii="Times New Roman" w:hAnsi="Times New Roman" w:cs="Times New Roman" w:eastAsia="Times New Roman"/>
+          <w:b w:val="0"/>
+          <w:i w:val="0"/>
+          <w:color w:val="000000"/>
+          <w:sz w:val="12"/>
+        </w:rPr>
+      </w:r>
+    </w:p>
+    <w:p>
+      <w:r>
+        <w:rPr>
+          <w:rFonts w:ascii="Times New Roman" w:hAnsi="Times New Roman" w:cs="Times New Roman" w:eastAsia="Times New Roman"/>
+          <w:b w:val="0"/>
+          <w:i w:val="0"/>
+          <w:color w:val="000000"/>
+          <w:sz w:val="28"/>
+        </w:rPr>
+        <w:t xml:space="preserve">Отсюда важное следствие: </w:t>
+      </w:r>
+      <w:r>
+        <w:rPr>
+          <w:rFonts w:ascii="Times New Roman" w:hAnsi="Times New Roman" w:cs="Times New Roman" w:eastAsia="Times New Roman"/>
+          <w:b/>
+          <w:i w:val="0"/>
+          <w:color w:val="000000"/>
+          <w:sz w:val="28"/>
+        </w:rPr>
+        <w:t>блокировка сильнее любых прав</w:t>
+      </w:r>
+      <w:r>
+        <w:rPr>
+          <w:rFonts w:ascii="Times New Roman" w:hAnsi="Times New Roman" w:cs="Times New Roman" w:eastAsia="Times New Roman"/>
+          <w:b w:val="0"/>
+          <w:i w:val="0"/>
+          <w:color w:val="000000"/>
+          <w:sz w:val="28"/>
+        </w:rPr>
+        <w:t>. Она нужна не только чтобы закрыть вход, но и чтобы мгновенно отключить работника, чьи полномочия сомнительны.</w:t>
+      </w:r>
+    </w:p>
+    <w:p>
+      <w:pPr>
+        <w:pStyle w:val="Heading2"/>
+        <w:ind w:firstLine="0"/>
+      </w:pPr>
+      <w:r>
+        <w:rPr>
+          <w:rFonts w:ascii="Times New Roman" w:hAnsi="Times New Roman" w:cs="Times New Roman" w:eastAsia="Times New Roman"/>
+          <w:b/>
+          <w:i w:val="0"/>
+          <w:color w:val="000000"/>
+          <w:sz w:val="28"/>
+        </w:rPr>
+        <w:t>4.2. Роль, группы и персональные исключения</w:t>
+      </w:r>
+    </w:p>
+    <w:p>
+      <w:r>
+        <w:rPr>
+          <w:rFonts w:ascii="Times New Roman" w:hAnsi="Times New Roman" w:cs="Times New Roman" w:eastAsia="Times New Roman"/>
+          <w:b w:val="0"/>
+          <w:i w:val="0"/>
+          <w:color w:val="000000"/>
+          <w:sz w:val="28"/>
+        </w:rPr>
+        <w:t>Роль у работника одна, групп прав может быть несколько: одни приходят вместе с ролью, другие назначаются лично. Итоговый набор - объединение всего перечисленного.</w:t>
+      </w:r>
+    </w:p>
+    <w:p>
+      <w:r>
+        <w:rPr>
+          <w:rFonts w:ascii="Times New Roman" w:hAnsi="Times New Roman" w:cs="Times New Roman" w:eastAsia="Times New Roman"/>
+          <w:b w:val="0"/>
+          <w:i w:val="0"/>
+          <w:color w:val="000000"/>
+          <w:sz w:val="28"/>
+        </w:rPr>
+        <w:t xml:space="preserve">Поверх набора действуют персональные исключения. Правило простое: </w:t>
+      </w:r>
+      <w:r>
+        <w:rPr>
+          <w:rFonts w:ascii="Times New Roman" w:hAnsi="Times New Roman" w:cs="Times New Roman" w:eastAsia="Times New Roman"/>
+          <w:b/>
+          <w:i w:val="0"/>
+          <w:color w:val="000000"/>
+          <w:sz w:val="28"/>
+        </w:rPr>
+        <w:t>запрет сильнее разрешения</w:t>
+      </w:r>
+      <w:r>
+        <w:rPr>
+          <w:rFonts w:ascii="Times New Roman" w:hAnsi="Times New Roman" w:cs="Times New Roman" w:eastAsia="Times New Roman"/>
+          <w:b w:val="0"/>
+          <w:i w:val="0"/>
+          <w:color w:val="000000"/>
+          <w:sz w:val="28"/>
+        </w:rPr>
+        <w:t>. Персональное разрешение снимает запрет, пришедший из группы, а персональный запрет не перебивается ничем - ни ролью, ни группой, ни признаком администратора.</w:t>
+      </w:r>
+    </w:p>
+    <w:p>
+      <w:r>
+        <w:rPr>
+          <w:rFonts w:ascii="Times New Roman" w:hAnsi="Times New Roman" w:cs="Times New Roman" w:eastAsia="Times New Roman"/>
+          <w:b w:val="0"/>
+          <w:i w:val="0"/>
+          <w:color w:val="000000"/>
+          <w:sz w:val="28"/>
+        </w:rPr>
+        <w:t>Два действия закрыты для всех, кроме супер-администратора: режим технических работ (</w:t>
+      </w:r>
+      <w:r>
+        <w:rPr>
+          <w:rFonts w:ascii="Courier New" w:hAnsi="Courier New" w:cs="Courier New" w:eastAsia="Courier New"/>
+          <w:b w:val="0"/>
+          <w:i w:val="0"/>
+          <w:color w:val="000000"/>
+          <w:sz w:val="24"/>
+        </w:rPr>
+        <w:t>page.admin.system_control</w:t>
+      </w:r>
+      <w:r>
+        <w:rPr>
+          <w:rFonts w:ascii="Times New Roman" w:hAnsi="Times New Roman" w:cs="Times New Roman" w:eastAsia="Times New Roman"/>
+          <w:b w:val="0"/>
+          <w:i w:val="0"/>
+          <w:color w:val="000000"/>
+          <w:sz w:val="28"/>
+        </w:rPr>
+        <w:t>) и выдача признака администратора (</w:t>
+      </w:r>
+      <w:r>
+        <w:rPr>
+          <w:rFonts w:ascii="Courier New" w:hAnsi="Courier New" w:cs="Courier New" w:eastAsia="Courier New"/>
+          <w:b w:val="0"/>
+          <w:i w:val="0"/>
+          <w:color w:val="000000"/>
+          <w:sz w:val="24"/>
+        </w:rPr>
+        <w:t>action.grant.admin</w:t>
+      </w:r>
+      <w:r>
+        <w:rPr>
+          <w:rFonts w:ascii="Times New Roman" w:hAnsi="Times New Roman" w:cs="Times New Roman" w:eastAsia="Times New Roman"/>
+          <w:b w:val="0"/>
+          <w:i w:val="0"/>
+          <w:color w:val="000000"/>
+          <w:sz w:val="28"/>
+        </w:rPr>
+        <w:t>). Выдать их обычному работнику нельзя: право сохранится, но действовать не будет.</w:t>
+      </w:r>
+    </w:p>
+    <w:tbl>
+      <w:tblPr>
+        <w:tblW w:type="auto" w:w="0"/>
+        <w:tblLayout w:type="fixed"/>
+        <w:tblLook w:firstColumn="1" w:firstRow="1" w:lastColumn="0" w:lastRow="0" w:noHBand="0" w:noVBand="1" w:val="04A0"/>
+        <w:tblLayout w:type="fixed"/>
+      </w:tblPr>
+      <w:tblGrid>
+        <w:gridCol w:w="9356"/>
+      </w:tblGrid>
+      <w:tr>
+        <w:trPr>
+          <w:cantSplit w:val="true"/>
+        </w:trPr>
+        <w:tc>
+          <w:tcPr>
+            <w:tcW w:type="dxa" w:w="9354"/>
+            <w:shd w:val="clear" w:fill="FDF6E3"/>
+            <w:tcBorders>
+              <w:left w:val="single" w:sz="24" w:color="B7791F"/>
+              <w:top w:val="single" w:sz="4" w:color="FDF6E3"/>
+              <w:bottom w:val="single" w:sz="4" w:color="FDF6E3"/>
+              <w:right w:val="single" w:sz="4" w:color="FDF6E3"/>
+            </w:tcBorders>
+          </w:tcPr>
+          <w:p>
+            <w:pPr>
+              <w:spacing w:line="288" w:lineRule="auto" w:after="0"/>
+              <w:ind w:firstLine="0"/>
+            </w:pPr>
+            <w:r>
+              <w:rPr>
+                <w:rFonts w:ascii="Times New Roman" w:hAnsi="Times New Roman" w:cs="Times New Roman" w:eastAsia="Times New Roman"/>
+                <w:b/>
+                <w:i w:val="0"/>
+                <w:color w:val="B7791F"/>
+                <w:sz w:val="26"/>
+              </w:rPr>
+              <w:t xml:space="preserve">ВАЖНО. </w:t>
+            </w:r>
+            <w:r>
+              <w:rPr>
+                <w:rFonts w:ascii="Times New Roman" w:hAnsi="Times New Roman" w:cs="Times New Roman" w:eastAsia="Times New Roman"/>
+                <w:b w:val="0"/>
+                <w:i w:val="0"/>
+                <w:color w:val="000000"/>
+                <w:sz w:val="26"/>
+              </w:rPr>
+              <w:t>Администратор - это не роль и не тип учётной записи, а отдельный признак. Работник с ним получает все права разом, поэтому назначать его следует тем, кто действительно ведёт систему. Разово выданные права роли или группы гораздо проще отозвать.</w:t>
+            </w:r>
+          </w:p>
+        </w:tc>
+      </w:tr>
+    </w:tbl>
+    <w:p>
+      <w:pPr>
+        <w:spacing w:after="0" w:line="240" w:lineRule="auto"/>
+        <w:ind w:firstLine="0"/>
+      </w:pPr>
+      <w:r>
+        <w:rPr>
+          <w:rFonts w:ascii="Times New Roman" w:hAnsi="Times New Roman" w:cs="Times New Roman" w:eastAsia="Times New Roman"/>
+          <w:b w:val="0"/>
+          <w:i w:val="0"/>
+          <w:color w:val="000000"/>
+          <w:sz w:val="12"/>
+        </w:rPr>
+      </w:r>
+    </w:p>
+    <w:p>
+      <w:pPr>
+        <w:pStyle w:val="Heading2"/>
+        <w:ind w:firstLine="0"/>
+      </w:pPr>
+      <w:r>
+        <w:rPr>
+          <w:rFonts w:ascii="Times New Roman" w:hAnsi="Times New Roman" w:cs="Times New Roman" w:eastAsia="Times New Roman"/>
+          <w:b/>
+          <w:i w:val="0"/>
+          <w:color w:val="000000"/>
+          <w:sz w:val="28"/>
+        </w:rPr>
+        <w:t>4.3. Когда изменения вступают в силу</w:t>
+      </w:r>
+    </w:p>
+    <w:p>
+      <w:r>
+        <w:rPr>
+          <w:rFonts w:ascii="Times New Roman" w:hAnsi="Times New Roman" w:cs="Times New Roman" w:eastAsia="Times New Roman"/>
+          <w:b w:val="0"/>
+          <w:i w:val="0"/>
+          <w:color w:val="000000"/>
+          <w:sz w:val="28"/>
+        </w:rPr>
+        <w:t xml:space="preserve">Изменения прав применяются не мгновенно: и сервер, и интерфейс держат вычисленный набор до тридцати секунд. Об этом сказано в каждом окне настройки прав: </w:t>
+      </w:r>
+      <w:r>
+        <w:rPr>
+          <w:rFonts w:ascii="Times New Roman" w:hAnsi="Times New Roman" w:cs="Times New Roman" w:eastAsia="Times New Roman"/>
+          <w:b/>
+          <w:i w:val="0"/>
+          <w:color w:val="000000"/>
+          <w:sz w:val="28"/>
+        </w:rPr>
+        <w:t>«Изменения вступят в силу в течение 30 секунд»</w:t>
+      </w:r>
+      <w:r>
+        <w:rPr>
+          <w:rFonts w:ascii="Times New Roman" w:hAnsi="Times New Roman" w:cs="Times New Roman" w:eastAsia="Times New Roman"/>
+          <w:b w:val="0"/>
+          <w:i w:val="0"/>
+          <w:color w:val="000000"/>
+          <w:sz w:val="28"/>
+        </w:rPr>
+        <w:t>.</w:t>
+      </w:r>
+    </w:p>
+    <w:p>
+      <w:r>
+        <w:rPr>
+          <w:rFonts w:ascii="Times New Roman" w:hAnsi="Times New Roman" w:cs="Times New Roman" w:eastAsia="Times New Roman"/>
+          <w:b w:val="0"/>
+          <w:i w:val="0"/>
+          <w:color w:val="000000"/>
+          <w:sz w:val="28"/>
+        </w:rPr>
+        <w:t>На практике срабатывает быстрее - система рассылает работающим сеансам сигнал об изменении, - но проверять результат стоит с этой оговоркой в уме.</w:t>
+      </w:r>
+    </w:p>
+    <w:p>
+      <w:pPr>
+        <w:pStyle w:val="Heading2"/>
+        <w:ind w:firstLine="0"/>
+      </w:pPr>
+      <w:r>
+        <w:rPr>
+          <w:rFonts w:ascii="Times New Roman" w:hAnsi="Times New Roman" w:cs="Times New Roman" w:eastAsia="Times New Roman"/>
+          <w:b/>
+          <w:i w:val="0"/>
+          <w:color w:val="000000"/>
+          <w:sz w:val="28"/>
+        </w:rPr>
+        <w:t>4.4. Что видит работник, которому доступ закрыт</w:t>
+      </w:r>
+    </w:p>
+    <w:p>
+      <w:r>
+        <w:rPr>
+          <w:rFonts w:ascii="Times New Roman" w:hAnsi="Times New Roman" w:cs="Times New Roman" w:eastAsia="Times New Roman"/>
+          <w:b w:val="0"/>
+          <w:i w:val="0"/>
+          <w:color w:val="000000"/>
+          <w:sz w:val="28"/>
+        </w:rPr>
+        <w:t xml:space="preserve">Обращение к закрытому разделу заканчивается страницей с надписью </w:t>
+      </w:r>
+      <w:r>
+        <w:rPr>
+          <w:rFonts w:ascii="Times New Roman" w:hAnsi="Times New Roman" w:cs="Times New Roman" w:eastAsia="Times New Roman"/>
+          <w:b/>
+          <w:i w:val="0"/>
+          <w:color w:val="000000"/>
+          <w:sz w:val="28"/>
+        </w:rPr>
+        <w:t>«403»</w:t>
+      </w:r>
+      <w:r>
+        <w:rPr>
+          <w:rFonts w:ascii="Times New Roman" w:hAnsi="Times New Roman" w:cs="Times New Roman" w:eastAsia="Times New Roman"/>
+          <w:b w:val="0"/>
+          <w:i w:val="0"/>
+          <w:color w:val="000000"/>
+          <w:sz w:val="28"/>
+        </w:rPr>
+        <w:t xml:space="preserve"> и </w:t>
+      </w:r>
+      <w:r>
+        <w:rPr>
+          <w:rFonts w:ascii="Times New Roman" w:hAnsi="Times New Roman" w:cs="Times New Roman" w:eastAsia="Times New Roman"/>
+          <w:b/>
+          <w:i w:val="0"/>
+          <w:color w:val="000000"/>
+          <w:sz w:val="28"/>
+        </w:rPr>
+        <w:t>«Нет доступа»</w:t>
+      </w:r>
+      <w:r>
+        <w:rPr>
+          <w:rFonts w:ascii="Times New Roman" w:hAnsi="Times New Roman" w:cs="Times New Roman" w:eastAsia="Times New Roman"/>
+          <w:b w:val="0"/>
+          <w:i w:val="0"/>
+          <w:color w:val="000000"/>
+          <w:sz w:val="28"/>
+        </w:rPr>
+        <w:t xml:space="preserve">; на ней есть кнопки </w:t>
+      </w:r>
+      <w:r>
+        <w:rPr>
+          <w:rFonts w:ascii="Times New Roman" w:hAnsi="Times New Roman" w:cs="Times New Roman" w:eastAsia="Times New Roman"/>
+          <w:b/>
+          <w:i w:val="0"/>
+          <w:color w:val="000000"/>
+          <w:sz w:val="28"/>
+        </w:rPr>
+        <w:t>«На главную»</w:t>
+      </w:r>
+      <w:r>
+        <w:rPr>
+          <w:rFonts w:ascii="Times New Roman" w:hAnsi="Times New Roman" w:cs="Times New Roman" w:eastAsia="Times New Roman"/>
+          <w:b w:val="0"/>
+          <w:i w:val="0"/>
+          <w:color w:val="000000"/>
+          <w:sz w:val="28"/>
+        </w:rPr>
+        <w:t xml:space="preserve"> и </w:t>
+      </w:r>
+      <w:r>
+        <w:rPr>
+          <w:rFonts w:ascii="Times New Roman" w:hAnsi="Times New Roman" w:cs="Times New Roman" w:eastAsia="Times New Roman"/>
+          <w:b/>
+          <w:i w:val="0"/>
+          <w:color w:val="000000"/>
+          <w:sz w:val="28"/>
+        </w:rPr>
+        <w:t>«Назад»</w:t>
+      </w:r>
+      <w:r>
+        <w:rPr>
+          <w:rFonts w:ascii="Times New Roman" w:hAnsi="Times New Roman" w:cs="Times New Roman" w:eastAsia="Times New Roman"/>
+          <w:b w:val="0"/>
+          <w:i w:val="0"/>
+          <w:color w:val="000000"/>
+          <w:sz w:val="28"/>
+        </w:rPr>
+        <w:t xml:space="preserve">. Действие, на которое нет права, завершается сообщением </w:t>
+      </w:r>
+      <w:r>
+        <w:rPr>
+          <w:rFonts w:ascii="Times New Roman" w:hAnsi="Times New Roman" w:cs="Times New Roman" w:eastAsia="Times New Roman"/>
+          <w:b/>
+          <w:i w:val="0"/>
+          <w:color w:val="000000"/>
+          <w:sz w:val="28"/>
+        </w:rPr>
+        <w:t>«Недостаточно прав»</w:t>
+      </w:r>
+      <w:r>
+        <w:rPr>
+          <w:rFonts w:ascii="Times New Roman" w:hAnsi="Times New Roman" w:cs="Times New Roman" w:eastAsia="Times New Roman"/>
+          <w:b w:val="0"/>
+          <w:i w:val="0"/>
+          <w:color w:val="000000"/>
+          <w:sz w:val="28"/>
+        </w:rPr>
+        <w:t xml:space="preserve">, а у заблокированного - </w:t>
+      </w:r>
+      <w:r>
+        <w:rPr>
+          <w:rFonts w:ascii="Times New Roman" w:hAnsi="Times New Roman" w:cs="Times New Roman" w:eastAsia="Times New Roman"/>
+          <w:b/>
+          <w:i w:val="0"/>
+          <w:color w:val="000000"/>
+          <w:sz w:val="28"/>
+        </w:rPr>
+        <w:t>«Учётная запись заблокирована»</w:t>
+      </w:r>
+      <w:r>
+        <w:rPr>
+          <w:rFonts w:ascii="Times New Roman" w:hAnsi="Times New Roman" w:cs="Times New Roman" w:eastAsia="Times New Roman"/>
+          <w:b w:val="0"/>
+          <w:i w:val="0"/>
+          <w:color w:val="000000"/>
+          <w:sz w:val="28"/>
+        </w:rPr>
+        <w:t>.</w:t>
+      </w:r>
+    </w:p>
+    <w:p>
+      <w:r>
+        <w:rPr>
+          <w:rFonts w:ascii="Times New Roman" w:hAnsi="Times New Roman" w:cs="Times New Roman" w:eastAsia="Times New Roman"/>
+          <w:b w:val="0"/>
+          <w:i w:val="0"/>
+          <w:color w:val="000000"/>
+          <w:sz w:val="28"/>
+        </w:rPr>
+        <w:t>Каждый такой отказ записывается в журнал, см. раздел 9.</w:t>
+      </w:r>
+    </w:p>
+    <w:p>
+      <w:pPr>
+        <w:pStyle w:val="Heading1"/>
+        <w:ind w:firstLine="0"/>
+      </w:pPr>
+      <w:r>
+        <w:rPr>
+          <w:rFonts w:ascii="Times New Roman" w:hAnsi="Times New Roman" w:cs="Times New Roman" w:eastAsia="Times New Roman"/>
+          <w:b/>
+          <w:i w:val="0"/>
+          <w:color w:val="000000"/>
+          <w:sz w:val="32"/>
+        </w:rPr>
+        <w:t>5. Учётные записи</w:t>
+      </w:r>
+    </w:p>
+    <w:p>
+      <w:pPr>
+        <w:pStyle w:val="Heading2"/>
+        <w:ind w:firstLine="0"/>
+      </w:pPr>
+      <w:r>
+        <w:rPr>
+          <w:rFonts w:ascii="Times New Roman" w:hAnsi="Times New Roman" w:cs="Times New Roman" w:eastAsia="Times New Roman"/>
+          <w:b/>
+          <w:i w:val="0"/>
+          <w:color w:val="000000"/>
+          <w:sz w:val="28"/>
+        </w:rPr>
+        <w:t>5.1. Список учётных записей</w:t>
+      </w:r>
+    </w:p>
+    <w:p>
+      <w:r>
+        <w:rPr>
+          <w:rFonts w:ascii="Times New Roman" w:hAnsi="Times New Roman" w:cs="Times New Roman" w:eastAsia="Times New Roman"/>
+          <w:b w:val="0"/>
+          <w:i w:val="0"/>
+          <w:color w:val="000000"/>
+          <w:sz w:val="28"/>
+        </w:rPr>
+        <w:t xml:space="preserve">Раздел </w:t>
+      </w:r>
+      <w:r>
+        <w:rPr>
+          <w:rFonts w:ascii="Times New Roman" w:hAnsi="Times New Roman" w:cs="Times New Roman" w:eastAsia="Times New Roman"/>
+          <w:b/>
+          <w:i w:val="0"/>
+          <w:color w:val="000000"/>
+          <w:sz w:val="28"/>
+        </w:rPr>
+        <w:t>«Пользователи»</w:t>
+      </w:r>
+      <w:r>
+        <w:rPr>
+          <w:rFonts w:ascii="Times New Roman" w:hAnsi="Times New Roman" w:cs="Times New Roman" w:eastAsia="Times New Roman"/>
+          <w:b w:val="0"/>
+          <w:i w:val="0"/>
+          <w:color w:val="000000"/>
+          <w:sz w:val="28"/>
+        </w:rPr>
+        <w:t xml:space="preserve"> открывает список всех учётных записей.</w:t>
+      </w:r>
+    </w:p>
+    <w:p>
+      <w:pPr>
+        <w:keepNext/>
+        <w:spacing w:before="120" w:after="40"/>
+        <w:ind w:firstLine="0"/>
+        <w:jc w:val="center"/>
+      </w:pPr>
+      <w:r>
+        <w:drawing>
+          <wp:inline xmlns:a="http://schemas.openxmlformats.org/drawingml/2006/main" xmlns:pic="http://schemas.openxmlformats.org/drawingml/2006/picture">
+            <wp:extent cx="5940000" cy="3883846"/>
+            <wp:docPr id="2" name="Picture 2"/>
+            <wp:cNvGraphicFramePr>
+              <a:graphicFrameLocks noChangeAspect="1"/>
+            </wp:cNvGraphicFramePr>
+            <a:graphic>
+              <a:graphicData uri="http://schemas.openxmlformats.org/drawingml/2006/picture">
+                <pic:pic>
+                  <pic:nvPicPr>
+                    <pic:cNvPr id="0" name="admin-users-list.png"/>
+                    <pic:cNvPicPr/>
+                  </pic:nvPicPr>
+                  <pic:blipFill>
+                    <a:blip r:embed="rId12"/>
+                    <a:stretch>
+                      <a:fillRect/>
+                    </a:stretch>
+                  </pic:blipFill>
+                  <pic:spPr>
+                    <a:xfrm>
+                      <a:off x="0" y="0"/>
+                      <a:ext cx="5940000" cy="3883846"/>
+                    </a:xfrm>
+                    <a:prstGeom prst="rect"/>
+                  </pic:spPr>
+                </pic:pic>
+              </a:graphicData>
+            </a:graphic>
+          </wp:inline>
+        </w:drawing>
+      </w:r>
+    </w:p>
+    <w:p>
+      <w:pPr>
+        <w:keepNext w:val="0"/>
+        <w:spacing w:line="240" w:lineRule="auto" w:before="40" w:after="200"/>
+        <w:ind w:firstLine="0"/>
+        <w:jc w:val="center"/>
+      </w:pPr>
+      <w:r>
+        <w:rPr>
+          <w:rFonts w:ascii="Times New Roman" w:hAnsi="Times New Roman" w:cs="Times New Roman" w:eastAsia="Times New Roman"/>
+          <w:b w:val="0"/>
+          <w:i/>
+          <w:color w:val="000000"/>
+          <w:sz w:val="24"/>
+        </w:rPr>
+        <w:t>Рисунок 5.1 — Список учётных записей</w:t>
+      </w:r>
+    </w:p>
+    <w:p>
+      <w:r>
+        <w:rPr>
+          <w:rFonts w:ascii="Times New Roman" w:hAnsi="Times New Roman" w:cs="Times New Roman" w:eastAsia="Times New Roman"/>
+          <w:b w:val="0"/>
+          <w:i w:val="0"/>
+          <w:color w:val="000000"/>
+          <w:sz w:val="28"/>
+        </w:rPr>
+        <w:t xml:space="preserve">Заголовок </w:t>
+      </w:r>
+      <w:r>
+        <w:rPr>
+          <w:rFonts w:ascii="Times New Roman" w:hAnsi="Times New Roman" w:cs="Times New Roman" w:eastAsia="Times New Roman"/>
+          <w:b/>
+          <w:i w:val="0"/>
+          <w:color w:val="000000"/>
+          <w:sz w:val="28"/>
+        </w:rPr>
+        <w:t>«Учётные записи пользователей»</w:t>
+      </w:r>
+      <w:r>
+        <w:rPr>
+          <w:rFonts w:ascii="Times New Roman" w:hAnsi="Times New Roman" w:cs="Times New Roman" w:eastAsia="Times New Roman"/>
+          <w:b w:val="0"/>
+          <w:i w:val="0"/>
+          <w:color w:val="000000"/>
+          <w:sz w:val="28"/>
+        </w:rPr>
+        <w:t xml:space="preserve"> (1) сопровождается счётчиком </w:t>
+      </w:r>
+      <w:r>
+        <w:rPr>
+          <w:rFonts w:ascii="Times New Roman" w:hAnsi="Times New Roman" w:cs="Times New Roman" w:eastAsia="Times New Roman"/>
+          <w:b/>
+          <w:i w:val="0"/>
+          <w:color w:val="000000"/>
+          <w:sz w:val="28"/>
+        </w:rPr>
+        <w:t>«в сети: N»</w:t>
+      </w:r>
+      <w:r>
+        <w:rPr>
+          <w:rFonts w:ascii="Times New Roman" w:hAnsi="Times New Roman" w:cs="Times New Roman" w:eastAsia="Times New Roman"/>
+          <w:b w:val="0"/>
+          <w:i w:val="0"/>
+          <w:color w:val="000000"/>
+          <w:sz w:val="28"/>
+        </w:rPr>
+        <w:t>. Переключатель режимов (2) выбирает, кого показывать:</w:t>
+      </w:r>
+    </w:p>
+    <w:p>
+      <w:pPr>
+        <w:spacing w:after="0" w:line="360" w:lineRule="auto"/>
+        <w:ind w:hanging="454" w:left="1134"/>
+        <w:jc w:val="both"/>
+      </w:pPr>
+      <w:r>
+        <w:rPr>
+          <w:rFonts w:ascii="Times New Roman" w:hAnsi="Times New Roman" w:cs="Times New Roman" w:eastAsia="Times New Roman"/>
+          <w:b w:val="0"/>
+          <w:i w:val="0"/>
+          <w:color w:val="000000"/>
+          <w:sz w:val="28"/>
+        </w:rPr>
+        <w:t>•</w:t>
+        <w:tab/>
+      </w:r>
+      <w:r>
+        <w:rPr>
+          <w:rFonts w:ascii="Times New Roman" w:hAnsi="Times New Roman" w:cs="Times New Roman" w:eastAsia="Times New Roman"/>
+          <w:b/>
+          <w:i w:val="0"/>
+          <w:color w:val="000000"/>
+          <w:sz w:val="28"/>
+        </w:rPr>
+        <w:t>«Активные»</w:t>
+      </w:r>
+      <w:r>
+        <w:rPr>
+          <w:rFonts w:ascii="Times New Roman" w:hAnsi="Times New Roman" w:cs="Times New Roman" w:eastAsia="Times New Roman"/>
+          <w:b w:val="0"/>
+          <w:i w:val="0"/>
+          <w:color w:val="000000"/>
+          <w:sz w:val="28"/>
+        </w:rPr>
+        <w:t xml:space="preserve"> - работающие учётные записи;</w:t>
+      </w:r>
+    </w:p>
+    <w:p>
+      <w:pPr>
+        <w:spacing w:after="0" w:line="360" w:lineRule="auto"/>
+        <w:ind w:hanging="454" w:left="1134"/>
+        <w:jc w:val="both"/>
+      </w:pPr>
+      <w:r>
+        <w:rPr>
+          <w:rFonts w:ascii="Times New Roman" w:hAnsi="Times New Roman" w:cs="Times New Roman" w:eastAsia="Times New Roman"/>
+          <w:b w:val="0"/>
+          <w:i w:val="0"/>
+          <w:color w:val="000000"/>
+          <w:sz w:val="28"/>
+        </w:rPr>
+        <w:t>•</w:t>
+        <w:tab/>
+      </w:r>
+      <w:r>
+        <w:rPr>
+          <w:rFonts w:ascii="Times New Roman" w:hAnsi="Times New Roman" w:cs="Times New Roman" w:eastAsia="Times New Roman"/>
+          <w:b/>
+          <w:i w:val="0"/>
+          <w:color w:val="000000"/>
+          <w:sz w:val="28"/>
+        </w:rPr>
+        <w:t>«В сети»</w:t>
+      </w:r>
+      <w:r>
+        <w:rPr>
+          <w:rFonts w:ascii="Times New Roman" w:hAnsi="Times New Roman" w:cs="Times New Roman" w:eastAsia="Times New Roman"/>
+          <w:b w:val="0"/>
+          <w:i w:val="0"/>
+          <w:color w:val="000000"/>
+          <w:sz w:val="28"/>
+        </w:rPr>
+        <w:t xml:space="preserve"> - те, кто работает в системе прямо сейчас;</w:t>
+      </w:r>
+    </w:p>
+    <w:p>
+      <w:pPr>
+        <w:spacing w:after="0" w:line="360" w:lineRule="auto"/>
+        <w:ind w:hanging="454" w:left="1134"/>
+        <w:jc w:val="both"/>
+      </w:pPr>
+      <w:r>
+        <w:rPr>
+          <w:rFonts w:ascii="Times New Roman" w:hAnsi="Times New Roman" w:cs="Times New Roman" w:eastAsia="Times New Roman"/>
+          <w:b w:val="0"/>
+          <w:i w:val="0"/>
+          <w:color w:val="000000"/>
+          <w:sz w:val="28"/>
+        </w:rPr>
+        <w:t>•</w:t>
+        <w:tab/>
+      </w:r>
+      <w:r>
+        <w:rPr>
+          <w:rFonts w:ascii="Times New Roman" w:hAnsi="Times New Roman" w:cs="Times New Roman" w:eastAsia="Times New Roman"/>
+          <w:b/>
+          <w:i w:val="0"/>
+          <w:color w:val="000000"/>
+          <w:sz w:val="28"/>
+        </w:rPr>
+        <w:t>«Без почты»</w:t>
+      </w:r>
+      <w:r>
+        <w:rPr>
+          <w:rFonts w:ascii="Times New Roman" w:hAnsi="Times New Roman" w:cs="Times New Roman" w:eastAsia="Times New Roman"/>
+          <w:b w:val="0"/>
+          <w:i w:val="0"/>
+          <w:color w:val="000000"/>
+          <w:sz w:val="28"/>
+        </w:rPr>
+        <w:t xml:space="preserve"> - те, у кого не заполнен адрес электронной почты;</w:t>
+      </w:r>
+    </w:p>
+    <w:p>
+      <w:pPr>
+        <w:spacing w:after="0" w:line="360" w:lineRule="auto"/>
+        <w:ind w:hanging="454" w:left="1134"/>
+        <w:jc w:val="both"/>
+      </w:pPr>
+      <w:r>
+        <w:rPr>
+          <w:rFonts w:ascii="Times New Roman" w:hAnsi="Times New Roman" w:cs="Times New Roman" w:eastAsia="Times New Roman"/>
+          <w:b w:val="0"/>
+          <w:i w:val="0"/>
+          <w:color w:val="000000"/>
+          <w:sz w:val="28"/>
+        </w:rPr>
+        <w:t>•</w:t>
+        <w:tab/>
+      </w:r>
+      <w:r>
+        <w:rPr>
+          <w:rFonts w:ascii="Times New Roman" w:hAnsi="Times New Roman" w:cs="Times New Roman" w:eastAsia="Times New Roman"/>
+          <w:b/>
+          <w:i w:val="0"/>
+          <w:color w:val="000000"/>
+          <w:sz w:val="28"/>
+        </w:rPr>
+        <w:t>«Архив»</w:t>
+      </w:r>
+      <w:r>
+        <w:rPr>
+          <w:rFonts w:ascii="Times New Roman" w:hAnsi="Times New Roman" w:cs="Times New Roman" w:eastAsia="Times New Roman"/>
+          <w:b w:val="0"/>
+          <w:i w:val="0"/>
+          <w:color w:val="000000"/>
+          <w:sz w:val="28"/>
+        </w:rPr>
+        <w:t xml:space="preserve"> - убранные из работы.</w:t>
+      </w:r>
+    </w:p>
+    <w:p>
+      <w:r>
+        <w:rPr>
+          <w:rFonts w:ascii="Times New Roman" w:hAnsi="Times New Roman" w:cs="Times New Roman" w:eastAsia="Times New Roman"/>
+          <w:b w:val="0"/>
+          <w:i w:val="0"/>
+          <w:color w:val="000000"/>
+          <w:sz w:val="28"/>
+        </w:rPr>
+        <w:t xml:space="preserve">Поиск (3) ищет по логину, фамилии, имени, отчеству, организации, компании, типу и должности. Кнопка </w:t>
+      </w:r>
+      <w:r>
+        <w:rPr>
+          <w:rFonts w:ascii="Times New Roman" w:hAnsi="Times New Roman" w:cs="Times New Roman" w:eastAsia="Times New Roman"/>
+          <w:b/>
+          <w:i w:val="0"/>
+          <w:color w:val="000000"/>
+          <w:sz w:val="28"/>
+        </w:rPr>
+        <w:t>«+Создать»</w:t>
+      </w:r>
+      <w:r>
+        <w:rPr>
+          <w:rFonts w:ascii="Times New Roman" w:hAnsi="Times New Roman" w:cs="Times New Roman" w:eastAsia="Times New Roman"/>
+          <w:b w:val="0"/>
+          <w:i w:val="0"/>
+          <w:color w:val="000000"/>
+          <w:sz w:val="28"/>
+        </w:rPr>
+        <w:t xml:space="preserve"> (4) заводит новую запись, кнопка </w:t>
+      </w:r>
+      <w:r>
+        <w:rPr>
+          <w:rFonts w:ascii="Times New Roman" w:hAnsi="Times New Roman" w:cs="Times New Roman" w:eastAsia="Times New Roman"/>
+          <w:b/>
+          <w:i w:val="0"/>
+          <w:color w:val="000000"/>
+          <w:sz w:val="28"/>
+        </w:rPr>
+        <w:t>«Обновить»</w:t>
+      </w:r>
+      <w:r>
+        <w:rPr>
+          <w:rFonts w:ascii="Times New Roman" w:hAnsi="Times New Roman" w:cs="Times New Roman" w:eastAsia="Times New Roman"/>
+          <w:b w:val="0"/>
+          <w:i w:val="0"/>
+          <w:color w:val="000000"/>
+          <w:sz w:val="28"/>
+        </w:rPr>
+        <w:t xml:space="preserve"> перечитывает список.</w:t>
+      </w:r>
+    </w:p>
+    <w:p>
+      <w:r>
+        <w:rPr>
+          <w:rFonts w:ascii="Times New Roman" w:hAnsi="Times New Roman" w:cs="Times New Roman" w:eastAsia="Times New Roman"/>
+          <w:b w:val="0"/>
+          <w:i w:val="0"/>
+          <w:color w:val="000000"/>
+          <w:sz w:val="28"/>
+        </w:rPr>
+        <w:t xml:space="preserve">Столбцы таблицы: </w:t>
+      </w:r>
+      <w:r>
+        <w:rPr>
+          <w:rFonts w:ascii="Times New Roman" w:hAnsi="Times New Roman" w:cs="Times New Roman" w:eastAsia="Times New Roman"/>
+          <w:b/>
+          <w:i w:val="0"/>
+          <w:color w:val="000000"/>
+          <w:sz w:val="28"/>
+        </w:rPr>
+        <w:t>«Логин»</w:t>
+      </w:r>
+      <w:r>
+        <w:rPr>
+          <w:rFonts w:ascii="Times New Roman" w:hAnsi="Times New Roman" w:cs="Times New Roman" w:eastAsia="Times New Roman"/>
+          <w:b w:val="0"/>
+          <w:i w:val="0"/>
+          <w:color w:val="000000"/>
+          <w:sz w:val="28"/>
+        </w:rPr>
+        <w:t xml:space="preserve">, </w:t>
+      </w:r>
+      <w:r>
+        <w:rPr>
+          <w:rFonts w:ascii="Times New Roman" w:hAnsi="Times New Roman" w:cs="Times New Roman" w:eastAsia="Times New Roman"/>
+          <w:b/>
+          <w:i w:val="0"/>
+          <w:color w:val="000000"/>
+          <w:sz w:val="28"/>
+        </w:rPr>
+        <w:t>«Фамилия И.О.»</w:t>
+      </w:r>
+      <w:r>
+        <w:rPr>
+          <w:rFonts w:ascii="Times New Roman" w:hAnsi="Times New Roman" w:cs="Times New Roman" w:eastAsia="Times New Roman"/>
+          <w:b w:val="0"/>
+          <w:i w:val="0"/>
+          <w:color w:val="000000"/>
+          <w:sz w:val="28"/>
+        </w:rPr>
+        <w:t xml:space="preserve">, </w:t>
+      </w:r>
+      <w:r>
+        <w:rPr>
+          <w:rFonts w:ascii="Times New Roman" w:hAnsi="Times New Roman" w:cs="Times New Roman" w:eastAsia="Times New Roman"/>
+          <w:b/>
+          <w:i w:val="0"/>
+          <w:color w:val="000000"/>
+          <w:sz w:val="28"/>
+        </w:rPr>
+        <w:t>«Организация / Отдел»</w:t>
+      </w:r>
+      <w:r>
+        <w:rPr>
+          <w:rFonts w:ascii="Times New Roman" w:hAnsi="Times New Roman" w:cs="Times New Roman" w:eastAsia="Times New Roman"/>
+          <w:b w:val="0"/>
+          <w:i w:val="0"/>
+          <w:color w:val="000000"/>
+          <w:sz w:val="28"/>
+        </w:rPr>
+        <w:t xml:space="preserve">, </w:t>
+      </w:r>
+      <w:r>
+        <w:rPr>
+          <w:rFonts w:ascii="Times New Roman" w:hAnsi="Times New Roman" w:cs="Times New Roman" w:eastAsia="Times New Roman"/>
+          <w:b/>
+          <w:i w:val="0"/>
+          <w:color w:val="000000"/>
+          <w:sz w:val="28"/>
+        </w:rPr>
+        <w:t>«Компания»</w:t>
+      </w:r>
+      <w:r>
+        <w:rPr>
+          <w:rFonts w:ascii="Times New Roman" w:hAnsi="Times New Roman" w:cs="Times New Roman" w:eastAsia="Times New Roman"/>
+          <w:b w:val="0"/>
+          <w:i w:val="0"/>
+          <w:color w:val="000000"/>
+          <w:sz w:val="28"/>
+        </w:rPr>
+        <w:t xml:space="preserve">, </w:t>
+      </w:r>
+      <w:r>
+        <w:rPr>
+          <w:rFonts w:ascii="Times New Roman" w:hAnsi="Times New Roman" w:cs="Times New Roman" w:eastAsia="Times New Roman"/>
+          <w:b/>
+          <w:i w:val="0"/>
+          <w:color w:val="000000"/>
+          <w:sz w:val="28"/>
+        </w:rPr>
+        <w:t>«Должность»</w:t>
+      </w:r>
+      <w:r>
+        <w:rPr>
+          <w:rFonts w:ascii="Times New Roman" w:hAnsi="Times New Roman" w:cs="Times New Roman" w:eastAsia="Times New Roman"/>
+          <w:b w:val="0"/>
+          <w:i w:val="0"/>
+          <w:color w:val="000000"/>
+          <w:sz w:val="28"/>
+        </w:rPr>
+        <w:t xml:space="preserve">, </w:t>
+      </w:r>
+      <w:r>
+        <w:rPr>
+          <w:rFonts w:ascii="Times New Roman" w:hAnsi="Times New Roman" w:cs="Times New Roman" w:eastAsia="Times New Roman"/>
+          <w:b/>
+          <w:i w:val="0"/>
+          <w:color w:val="000000"/>
+          <w:sz w:val="28"/>
+        </w:rPr>
+        <w:t>«Тип»</w:t>
+      </w:r>
+      <w:r>
+        <w:rPr>
+          <w:rFonts w:ascii="Times New Roman" w:hAnsi="Times New Roman" w:cs="Times New Roman" w:eastAsia="Times New Roman"/>
+          <w:b w:val="0"/>
+          <w:i w:val="0"/>
+          <w:color w:val="000000"/>
+          <w:sz w:val="28"/>
+        </w:rPr>
+        <w:t xml:space="preserve">, </w:t>
+      </w:r>
+      <w:r>
+        <w:rPr>
+          <w:rFonts w:ascii="Times New Roman" w:hAnsi="Times New Roman" w:cs="Times New Roman" w:eastAsia="Times New Roman"/>
+          <w:b/>
+          <w:i w:val="0"/>
+          <w:color w:val="000000"/>
+          <w:sz w:val="28"/>
+        </w:rPr>
+        <w:t>«В сети»</w:t>
+      </w:r>
+      <w:r>
+        <w:rPr>
+          <w:rFonts w:ascii="Times New Roman" w:hAnsi="Times New Roman" w:cs="Times New Roman" w:eastAsia="Times New Roman"/>
+          <w:b w:val="0"/>
+          <w:i w:val="0"/>
+          <w:color w:val="000000"/>
+          <w:sz w:val="28"/>
+        </w:rPr>
+        <w:t xml:space="preserve">. В строке могут стоять пометки: </w:t>
+      </w:r>
+      <w:r>
+        <w:rPr>
+          <w:rFonts w:ascii="Times New Roman" w:hAnsi="Times New Roman" w:cs="Times New Roman" w:eastAsia="Times New Roman"/>
+          <w:b/>
+          <w:i w:val="0"/>
+          <w:color w:val="000000"/>
+          <w:sz w:val="28"/>
+        </w:rPr>
+        <w:t>«(архив)»</w:t>
+      </w:r>
+      <w:r>
+        <w:rPr>
+          <w:rFonts w:ascii="Times New Roman" w:hAnsi="Times New Roman" w:cs="Times New Roman" w:eastAsia="Times New Roman"/>
+          <w:b w:val="0"/>
+          <w:i w:val="0"/>
+          <w:color w:val="000000"/>
+          <w:sz w:val="28"/>
+        </w:rPr>
+        <w:t xml:space="preserve">, </w:t>
+      </w:r>
+      <w:r>
+        <w:rPr>
+          <w:rFonts w:ascii="Times New Roman" w:hAnsi="Times New Roman" w:cs="Times New Roman" w:eastAsia="Times New Roman"/>
+          <w:b/>
+          <w:i w:val="0"/>
+          <w:color w:val="000000"/>
+          <w:sz w:val="28"/>
+        </w:rPr>
+        <w:t>«вход заблокирован»</w:t>
+      </w:r>
+      <w:r>
+        <w:rPr>
+          <w:rFonts w:ascii="Times New Roman" w:hAnsi="Times New Roman" w:cs="Times New Roman" w:eastAsia="Times New Roman"/>
+          <w:b w:val="0"/>
+          <w:i w:val="0"/>
+          <w:color w:val="000000"/>
+          <w:sz w:val="28"/>
+        </w:rPr>
+        <w:t xml:space="preserve">, </w:t>
+      </w:r>
+      <w:r>
+        <w:rPr>
+          <w:rFonts w:ascii="Times New Roman" w:hAnsi="Times New Roman" w:cs="Times New Roman" w:eastAsia="Times New Roman"/>
+          <w:b/>
+          <w:i w:val="0"/>
+          <w:color w:val="000000"/>
+          <w:sz w:val="28"/>
+        </w:rPr>
+        <w:t>«без согласия»</w:t>
+      </w:r>
+      <w:r>
+        <w:rPr>
+          <w:rFonts w:ascii="Times New Roman" w:hAnsi="Times New Roman" w:cs="Times New Roman" w:eastAsia="Times New Roman"/>
+          <w:b w:val="0"/>
+          <w:i w:val="0"/>
+          <w:color w:val="000000"/>
+          <w:sz w:val="28"/>
+        </w:rPr>
+        <w:t xml:space="preserve"> - последняя означает, что работник не дал согласия на обработку персональных данных, и его фамилия скрыта от других работников.</w:t>
+      </w:r>
+    </w:p>
+    <w:tbl>
+      <w:tblPr>
+        <w:tblW w:type="auto" w:w="0"/>
+        <w:tblLayout w:type="fixed"/>
+        <w:tblLook w:firstColumn="1" w:firstRow="1" w:lastColumn="0" w:lastRow="0" w:noHBand="0" w:noVBand="1" w:val="04A0"/>
+        <w:tblLayout w:type="fixed"/>
+      </w:tblPr>
+      <w:tblGrid>
+        <w:gridCol w:w="9356"/>
+      </w:tblGrid>
+      <w:tr>
+        <w:trPr>
+          <w:cantSplit w:val="true"/>
+        </w:trPr>
+        <w:tc>
+          <w:tcPr>
+            <w:tcW w:type="dxa" w:w="9354"/>
+            <w:shd w:val="clear" w:fill="EAF1F8"/>
+            <w:tcBorders>
+              <w:left w:val="single" w:sz="24" w:color="2C6FA6"/>
+              <w:top w:val="single" w:sz="4" w:color="EAF1F8"/>
+              <w:bottom w:val="single" w:sz="4" w:color="EAF1F8"/>
+              <w:right w:val="single" w:sz="4" w:color="EAF1F8"/>
+            </w:tcBorders>
+          </w:tcPr>
+          <w:p>
+            <w:pPr>
+              <w:spacing w:line="288" w:lineRule="auto" w:after="0"/>
+              <w:ind w:firstLine="0"/>
+            </w:pPr>
+            <w:r>
+              <w:rPr>
+                <w:rFonts w:ascii="Times New Roman" w:hAnsi="Times New Roman" w:cs="Times New Roman" w:eastAsia="Times New Roman"/>
+                <w:b/>
+                <w:i w:val="0"/>
+                <w:color w:val="2C6FA6"/>
+                <w:sz w:val="26"/>
+              </w:rPr>
+              <w:t xml:space="preserve">ПРИМЕЧАНИЕ. </w:t>
+            </w:r>
+            <w:r>
+              <w:rPr>
+                <w:rFonts w:ascii="Times New Roman" w:hAnsi="Times New Roman" w:cs="Times New Roman" w:eastAsia="Times New Roman"/>
+                <w:b w:val="0"/>
+                <w:i w:val="0"/>
+                <w:color w:val="000000"/>
+                <w:sz w:val="26"/>
+              </w:rPr>
+              <w:t xml:space="preserve">Режим </w:t>
+            </w:r>
+            <w:r>
+              <w:rPr>
+                <w:rFonts w:ascii="Times New Roman" w:hAnsi="Times New Roman" w:cs="Times New Roman" w:eastAsia="Times New Roman"/>
+                <w:b/>
+                <w:i w:val="0"/>
+                <w:color w:val="000000"/>
+                <w:sz w:val="26"/>
+              </w:rPr>
+              <w:t>«Без почты»</w:t>
+            </w:r>
+            <w:r>
+              <w:rPr>
+                <w:rFonts w:ascii="Times New Roman" w:hAnsi="Times New Roman" w:cs="Times New Roman" w:eastAsia="Times New Roman"/>
+                <w:b w:val="0"/>
+                <w:i w:val="0"/>
+                <w:color w:val="000000"/>
+                <w:sz w:val="26"/>
+              </w:rPr>
+              <w:t xml:space="preserve"> заведён не для порядка в данных: работник без адреса не получит письмо с новым паролем, и плановая смена паролей его пропустит. Перед плановой сменой этот список стоит просмотреть.</w:t>
+            </w:r>
+          </w:p>
+        </w:tc>
+      </w:tr>
+    </w:tbl>
+    <w:p>
+      <w:pPr>
+        <w:spacing w:after="0" w:line="240" w:lineRule="auto"/>
+        <w:ind w:firstLine="0"/>
+      </w:pPr>
+      <w:r>
+        <w:rPr>
+          <w:rFonts w:ascii="Times New Roman" w:hAnsi="Times New Roman" w:cs="Times New Roman" w:eastAsia="Times New Roman"/>
+          <w:b w:val="0"/>
+          <w:i w:val="0"/>
+          <w:color w:val="000000"/>
+          <w:sz w:val="12"/>
+        </w:rPr>
+      </w:r>
+    </w:p>
+    <w:p>
+      <w:pPr>
+        <w:pStyle w:val="Heading2"/>
+        <w:ind w:firstLine="0"/>
+      </w:pPr>
+      <w:r>
+        <w:rPr>
+          <w:rFonts w:ascii="Times New Roman" w:hAnsi="Times New Roman" w:cs="Times New Roman" w:eastAsia="Times New Roman"/>
+          <w:b/>
+          <w:i w:val="0"/>
+          <w:color w:val="000000"/>
+          <w:sz w:val="28"/>
+        </w:rPr>
+        <w:t>5.2. Создание учётной записи</w:t>
+      </w:r>
+    </w:p>
+    <w:p>
+      <w:r>
+        <w:rPr>
+          <w:rFonts w:ascii="Times New Roman" w:hAnsi="Times New Roman" w:cs="Times New Roman" w:eastAsia="Times New Roman"/>
+          <w:b w:val="0"/>
+          <w:i w:val="0"/>
+          <w:color w:val="000000"/>
+          <w:sz w:val="28"/>
+        </w:rPr>
+        <w:t xml:space="preserve">Нажмите </w:t>
+      </w:r>
+      <w:r>
+        <w:rPr>
+          <w:rFonts w:ascii="Times New Roman" w:hAnsi="Times New Roman" w:cs="Times New Roman" w:eastAsia="Times New Roman"/>
+          <w:b/>
+          <w:i w:val="0"/>
+          <w:color w:val="000000"/>
+          <w:sz w:val="28"/>
+        </w:rPr>
+        <w:t>«+Создать»</w:t>
+      </w:r>
+      <w:r>
+        <w:rPr>
+          <w:rFonts w:ascii="Times New Roman" w:hAnsi="Times New Roman" w:cs="Times New Roman" w:eastAsia="Times New Roman"/>
+          <w:b w:val="0"/>
+          <w:i w:val="0"/>
+          <w:color w:val="000000"/>
+          <w:sz w:val="28"/>
+        </w:rPr>
+        <w:t>.</w:t>
+      </w:r>
+    </w:p>
+    <w:p>
+      <w:pPr>
+        <w:keepNext/>
+        <w:spacing w:before="120" w:after="40"/>
+        <w:ind w:firstLine="0"/>
+        <w:jc w:val="center"/>
+      </w:pPr>
+      <w:r>
+        <w:drawing>
+          <wp:inline xmlns:a="http://schemas.openxmlformats.org/drawingml/2006/main" xmlns:pic="http://schemas.openxmlformats.org/drawingml/2006/picture">
+            <wp:extent cx="4145280" cy="4352544"/>
+            <wp:docPr id="3" name="Picture 3"/>
+            <wp:cNvGraphicFramePr>
+              <a:graphicFrameLocks noChangeAspect="1"/>
+            </wp:cNvGraphicFramePr>
+            <a:graphic>
+              <a:graphicData uri="http://schemas.openxmlformats.org/drawingml/2006/picture">
+                <pic:pic>
+                  <pic:nvPicPr>
+                    <pic:cNvPr id="0" name="admin-user-create.png"/>
+                    <pic:cNvPicPr/>
+                  </pic:nvPicPr>
+                  <pic:blipFill>
+                    <a:blip r:embed="rId13"/>
+                    <a:stretch>
+                      <a:fillRect/>
+                    </a:stretch>
+                  </pic:blipFill>
+                  <pic:spPr>
+                    <a:xfrm>
+                      <a:off x="0" y="0"/>
+                      <a:ext cx="4145280" cy="4352544"/>
+                    </a:xfrm>
+                    <a:prstGeom prst="rect"/>
+                  </pic:spPr>
+                </pic:pic>
+              </a:graphicData>
+            </a:graphic>
+          </wp:inline>
+        </w:drawing>
+      </w:r>
+    </w:p>
+    <w:p>
+      <w:pPr>
+        <w:keepNext w:val="0"/>
+        <w:spacing w:line="240" w:lineRule="auto" w:before="40" w:after="200"/>
+        <w:ind w:firstLine="0"/>
+        <w:jc w:val="center"/>
+      </w:pPr>
+      <w:r>
+        <w:rPr>
+          <w:rFonts w:ascii="Times New Roman" w:hAnsi="Times New Roman" w:cs="Times New Roman" w:eastAsia="Times New Roman"/>
+          <w:b w:val="0"/>
+          <w:i/>
+          <w:color w:val="000000"/>
+          <w:sz w:val="24"/>
+        </w:rPr>
+        <w:t>Рисунок 5.2 — Создание учётной записи</w:t>
+      </w:r>
+    </w:p>
+    <w:p>
+      <w:pPr>
+        <w:keepNext/>
+        <w:spacing w:line="240" w:lineRule="auto" w:before="160" w:after="80"/>
+        <w:ind w:firstLine="0"/>
+        <w:jc w:val="left"/>
+      </w:pPr>
+      <w:r>
+        <w:rPr>
+          <w:rFonts w:ascii="Times New Roman" w:hAnsi="Times New Roman" w:cs="Times New Roman" w:eastAsia="Times New Roman"/>
+          <w:b w:val="0"/>
+          <w:i/>
+          <w:color w:val="000000"/>
+          <w:sz w:val="24"/>
+        </w:rPr>
+        <w:t>Таблица 5.1 — Поля новой учётной записи</w:t>
+      </w:r>
+    </w:p>
+    <w:tbl>
+      <w:tblPr>
+        <w:tblStyle w:val="TableGrid"/>
+        <w:tblW w:type="auto" w:w="0"/>
+        <w:jc w:val="center"/>
+        <w:tblLayout w:type="fixed"/>
+        <w:tblLook w:firstColumn="1" w:firstRow="1" w:lastColumn="0" w:lastRow="0" w:noHBand="0" w:noVBand="1" w:val="04A0"/>
+        <w:tblLayout w:type="fixed"/>
+      </w:tblPr>
+      <w:tblGrid>
+        <w:gridCol w:w="1984"/>
+        <w:gridCol w:w="1984"/>
+        <w:gridCol w:w="5386"/>
+      </w:tblGrid>
+      <w:tr>
+        <w:trPr>
+          <w:tblHeader w:val="true"/>
+          <w:cantSplit w:val="true"/>
+        </w:trPr>
+        <w:tc>
+          <w:tcPr>
+            <w:tcW w:type="dxa" w:w="1984"/>
+            <w:shd w:val="clear" w:fill="E8E8E8"/>
+          </w:tcPr>
+          <w:p>
+            <w:pPr>
+              <w:keepNext/>
+              <w:spacing w:line="240" w:lineRule="auto" w:after="0"/>
+              <w:ind w:firstLine="0"/>
+              <w:jc w:val="left"/>
+            </w:pPr>
+            <w:r>
+              <w:rPr>
+                <w:rFonts w:ascii="Times New Roman" w:hAnsi="Times New Roman" w:cs="Times New Roman" w:eastAsia="Times New Roman"/>
+                <w:b/>
+                <w:i w:val="0"/>
+                <w:color w:val="000000"/>
+                <w:sz w:val="24"/>
+              </w:rPr>
+              <w:t>Поле</w:t>
+            </w:r>
+          </w:p>
+        </w:tc>
+        <w:tc>
+          <w:tcPr>
+            <w:tcW w:type="dxa" w:w="1984"/>
+            <w:shd w:val="clear" w:fill="E8E8E8"/>
+          </w:tcPr>
+          <w:p>
+            <w:pPr>
+              <w:keepNext/>
+              <w:spacing w:line="240" w:lineRule="auto" w:after="0"/>
+              <w:ind w:firstLine="0"/>
+              <w:jc w:val="left"/>
+            </w:pPr>
+            <w:r>
+              <w:rPr>
+                <w:rFonts w:ascii="Times New Roman" w:hAnsi="Times New Roman" w:cs="Times New Roman" w:eastAsia="Times New Roman"/>
+                <w:b/>
+                <w:i w:val="0"/>
+                <w:color w:val="000000"/>
+                <w:sz w:val="24"/>
+              </w:rPr>
+              <w:t>Обязательное</w:t>
+            </w:r>
+          </w:p>
+        </w:tc>
+        <w:tc>
+          <w:tcPr>
+            <w:tcW w:type="dxa" w:w="5386"/>
+            <w:shd w:val="clear" w:fill="E8E8E8"/>
+          </w:tcPr>
+          <w:p>
+            <w:pPr>
+              <w:keepNext/>
+              <w:spacing w:line="240" w:lineRule="auto" w:after="0"/>
+              <w:ind w:firstLine="0"/>
+              <w:jc w:val="left"/>
+            </w:pPr>
+            <w:r>
+              <w:rPr>
+                <w:rFonts w:ascii="Times New Roman" w:hAnsi="Times New Roman" w:cs="Times New Roman" w:eastAsia="Times New Roman"/>
+                <w:b/>
+                <w:i w:val="0"/>
+                <w:color w:val="000000"/>
+                <w:sz w:val="24"/>
+              </w:rPr>
+              <w:t>Что вводится</w:t>
+            </w:r>
+          </w:p>
+        </w:tc>
+      </w:tr>
+      <w:tr>
+        <w:trPr>
+          <w:cantSplit w:val="true"/>
+        </w:trPr>
+        <w:tc>
+          <w:tcPr>
+            <w:tcW w:type="dxa" w:w="1984"/>
+          </w:tcPr>
+          <w:p>
+            <w:pPr>
+              <w:spacing w:line="240" w:lineRule="auto" w:after="0"/>
+              <w:ind w:firstLine="0"/>
+              <w:jc w:val="left"/>
+            </w:pPr>
+            <w:r>
+              <w:rPr>
+                <w:rFonts w:ascii="Times New Roman" w:hAnsi="Times New Roman" w:cs="Times New Roman" w:eastAsia="Times New Roman"/>
+                <w:b w:val="0"/>
+                <w:i w:val="0"/>
+                <w:color w:val="000000"/>
+                <w:sz w:val="24"/>
+              </w:rPr>
+              <w:t>Логин (1)</w:t>
+            </w:r>
+          </w:p>
+        </w:tc>
+        <w:tc>
+          <w:tcPr>
+            <w:tcW w:type="dxa" w:w="1984"/>
+          </w:tcPr>
+          <w:p>
+            <w:pPr>
+              <w:spacing w:line="240" w:lineRule="auto" w:after="0"/>
+              <w:ind w:firstLine="0"/>
+              <w:jc w:val="left"/>
+            </w:pPr>
+            <w:r>
+              <w:rPr>
+                <w:rFonts w:ascii="Times New Roman" w:hAnsi="Times New Roman" w:cs="Times New Roman" w:eastAsia="Times New Roman"/>
+                <w:b w:val="0"/>
+                <w:i w:val="0"/>
+                <w:color w:val="000000"/>
+                <w:sz w:val="24"/>
+              </w:rPr>
+              <w:t>да</w:t>
+            </w:r>
+          </w:p>
+        </w:tc>
+        <w:tc>
+          <w:tcPr>
+            <w:tcW w:type="dxa" w:w="5386"/>
+          </w:tcPr>
+          <w:p>
+            <w:pPr>
+              <w:spacing w:line="240" w:lineRule="auto" w:after="0"/>
+              <w:ind w:firstLine="0"/>
+              <w:jc w:val="left"/>
+            </w:pPr>
+            <w:r>
+              <w:rPr>
+                <w:rFonts w:ascii="Times New Roman" w:hAnsi="Times New Roman" w:cs="Times New Roman" w:eastAsia="Times New Roman"/>
+                <w:b w:val="0"/>
+                <w:i w:val="0"/>
+                <w:color w:val="000000"/>
+                <w:sz w:val="24"/>
+              </w:rPr>
+              <w:t>Имя для входа. Должно быть уникальным</w:t>
+            </w:r>
+          </w:p>
+        </w:tc>
+      </w:tr>
+      <w:tr>
+        <w:trPr>
+          <w:cantSplit w:val="true"/>
+        </w:trPr>
+        <w:tc>
+          <w:tcPr>
+            <w:tcW w:type="dxa" w:w="1984"/>
+          </w:tcPr>
+          <w:p>
+            <w:pPr>
+              <w:spacing w:line="240" w:lineRule="auto" w:after="0"/>
+              <w:ind w:firstLine="0"/>
+              <w:jc w:val="left"/>
+            </w:pPr>
+            <w:r>
+              <w:rPr>
+                <w:rFonts w:ascii="Times New Roman" w:hAnsi="Times New Roman" w:cs="Times New Roman" w:eastAsia="Times New Roman"/>
+                <w:b w:val="0"/>
+                <w:i w:val="0"/>
+                <w:color w:val="000000"/>
+                <w:sz w:val="24"/>
+              </w:rPr>
+              <w:t>Пароль (2)</w:t>
+            </w:r>
+          </w:p>
+        </w:tc>
+        <w:tc>
+          <w:tcPr>
+            <w:tcW w:type="dxa" w:w="1984"/>
+          </w:tcPr>
+          <w:p>
+            <w:pPr>
+              <w:spacing w:line="240" w:lineRule="auto" w:after="0"/>
+              <w:ind w:firstLine="0"/>
+              <w:jc w:val="left"/>
+            </w:pPr>
+            <w:r>
+              <w:rPr>
+                <w:rFonts w:ascii="Times New Roman" w:hAnsi="Times New Roman" w:cs="Times New Roman" w:eastAsia="Times New Roman"/>
+                <w:b w:val="0"/>
+                <w:i w:val="0"/>
+                <w:color w:val="000000"/>
+                <w:sz w:val="24"/>
+              </w:rPr>
+              <w:t>да</w:t>
+            </w:r>
+          </w:p>
+        </w:tc>
+        <w:tc>
+          <w:tcPr>
+            <w:tcW w:type="dxa" w:w="5386"/>
+          </w:tcPr>
+          <w:p>
+            <w:pPr>
+              <w:spacing w:line="240" w:lineRule="auto" w:after="0"/>
+              <w:ind w:firstLine="0"/>
+              <w:jc w:val="left"/>
+            </w:pPr>
+            <w:r>
+              <w:rPr>
+                <w:rFonts w:ascii="Times New Roman" w:hAnsi="Times New Roman" w:cs="Times New Roman" w:eastAsia="Times New Roman"/>
+                <w:b w:val="0"/>
+                <w:i w:val="0"/>
+                <w:color w:val="000000"/>
+                <w:sz w:val="24"/>
+              </w:rPr>
+              <w:t>По действующим требованиям к паролю, см. подраздел 5.4</w:t>
+            </w:r>
+          </w:p>
+        </w:tc>
+      </w:tr>
+      <w:tr>
+        <w:trPr>
+          <w:cantSplit w:val="true"/>
+        </w:trPr>
+        <w:tc>
+          <w:tcPr>
+            <w:tcW w:type="dxa" w:w="1984"/>
+          </w:tcPr>
+          <w:p>
+            <w:pPr>
+              <w:spacing w:line="240" w:lineRule="auto" w:after="0"/>
+              <w:ind w:firstLine="0"/>
+              <w:jc w:val="left"/>
+            </w:pPr>
+            <w:r>
+              <w:rPr>
+                <w:rFonts w:ascii="Times New Roman" w:hAnsi="Times New Roman" w:cs="Times New Roman" w:eastAsia="Times New Roman"/>
+                <w:b w:val="0"/>
+                <w:i w:val="0"/>
+                <w:color w:val="000000"/>
+                <w:sz w:val="24"/>
+              </w:rPr>
+              <w:t>Организация</w:t>
+            </w:r>
+          </w:p>
+        </w:tc>
+        <w:tc>
+          <w:tcPr>
+            <w:tcW w:type="dxa" w:w="1984"/>
+          </w:tcPr>
+          <w:p>
+            <w:pPr>
+              <w:spacing w:line="240" w:lineRule="auto" w:after="0"/>
+              <w:ind w:firstLine="0"/>
+              <w:jc w:val="left"/>
+            </w:pPr>
+            <w:r>
+              <w:rPr>
+                <w:rFonts w:ascii="Times New Roman" w:hAnsi="Times New Roman" w:cs="Times New Roman" w:eastAsia="Times New Roman"/>
+                <w:b w:val="0"/>
+                <w:i w:val="0"/>
+                <w:color w:val="000000"/>
+                <w:sz w:val="24"/>
+              </w:rPr>
+              <w:t>одно из двух</w:t>
+            </w:r>
+          </w:p>
+        </w:tc>
+        <w:tc>
+          <w:tcPr>
+            <w:tcW w:type="dxa" w:w="5386"/>
+          </w:tcPr>
+          <w:p>
+            <w:pPr>
+              <w:spacing w:line="240" w:lineRule="auto" w:after="0"/>
+              <w:ind w:firstLine="0"/>
+              <w:jc w:val="left"/>
+            </w:pPr>
+            <w:r>
+              <w:rPr>
+                <w:rFonts w:ascii="Times New Roman" w:hAnsi="Times New Roman" w:cs="Times New Roman" w:eastAsia="Times New Roman"/>
+                <w:b w:val="0"/>
+                <w:i w:val="0"/>
+                <w:color w:val="000000"/>
+                <w:sz w:val="24"/>
+              </w:rPr>
+              <w:t>Выбор из справочника организаций</w:t>
+            </w:r>
+          </w:p>
+        </w:tc>
+      </w:tr>
+      <w:tr>
+        <w:trPr>
+          <w:cantSplit w:val="true"/>
+        </w:trPr>
+        <w:tc>
+          <w:tcPr>
+            <w:tcW w:type="dxa" w:w="1984"/>
+          </w:tcPr>
+          <w:p>
+            <w:pPr>
+              <w:spacing w:line="240" w:lineRule="auto" w:after="0"/>
+              <w:ind w:firstLine="0"/>
+              <w:jc w:val="left"/>
+            </w:pPr>
+            <w:r>
+              <w:rPr>
+                <w:rFonts w:ascii="Times New Roman" w:hAnsi="Times New Roman" w:cs="Times New Roman" w:eastAsia="Times New Roman"/>
+                <w:b w:val="0"/>
+                <w:i w:val="0"/>
+                <w:color w:val="000000"/>
+                <w:sz w:val="24"/>
+              </w:rPr>
+              <w:t>Компания</w:t>
+            </w:r>
+          </w:p>
+        </w:tc>
+        <w:tc>
+          <w:tcPr>
+            <w:tcW w:type="dxa" w:w="1984"/>
+          </w:tcPr>
+          <w:p>
+            <w:pPr>
+              <w:spacing w:line="240" w:lineRule="auto" w:after="0"/>
+              <w:ind w:firstLine="0"/>
+              <w:jc w:val="left"/>
+            </w:pPr>
+            <w:r>
+              <w:rPr>
+                <w:rFonts w:ascii="Times New Roman" w:hAnsi="Times New Roman" w:cs="Times New Roman" w:eastAsia="Times New Roman"/>
+                <w:b w:val="0"/>
+                <w:i w:val="0"/>
+                <w:color w:val="000000"/>
+                <w:sz w:val="24"/>
+              </w:rPr>
+              <w:t>одно из двух</w:t>
+            </w:r>
+          </w:p>
+        </w:tc>
+        <w:tc>
+          <w:tcPr>
+            <w:tcW w:type="dxa" w:w="5386"/>
+          </w:tcPr>
+          <w:p>
+            <w:pPr>
+              <w:spacing w:line="240" w:lineRule="auto" w:after="0"/>
+              <w:ind w:firstLine="0"/>
+              <w:jc w:val="left"/>
+            </w:pPr>
+            <w:r>
+              <w:rPr>
+                <w:rFonts w:ascii="Times New Roman" w:hAnsi="Times New Roman" w:cs="Times New Roman" w:eastAsia="Times New Roman"/>
+                <w:b w:val="0"/>
+                <w:i w:val="0"/>
+                <w:color w:val="000000"/>
+                <w:sz w:val="24"/>
+              </w:rPr>
+              <w:t>Выбор из справочника компаний</w:t>
+            </w:r>
+          </w:p>
+        </w:tc>
+      </w:tr>
+      <w:tr>
+        <w:trPr>
+          <w:cantSplit w:val="true"/>
+        </w:trPr>
+        <w:tc>
+          <w:tcPr>
+            <w:tcW w:type="dxa" w:w="1984"/>
+          </w:tcPr>
+          <w:p>
+            <w:pPr>
+              <w:spacing w:line="240" w:lineRule="auto" w:after="0"/>
+              <w:ind w:firstLine="0"/>
+              <w:jc w:val="left"/>
+            </w:pPr>
+            <w:r>
+              <w:rPr>
+                <w:rFonts w:ascii="Times New Roman" w:hAnsi="Times New Roman" w:cs="Times New Roman" w:eastAsia="Times New Roman"/>
+                <w:b w:val="0"/>
+                <w:i w:val="0"/>
+                <w:color w:val="000000"/>
+                <w:sz w:val="24"/>
+              </w:rPr>
+              <w:t>Тип пользователя</w:t>
+            </w:r>
+          </w:p>
+        </w:tc>
+        <w:tc>
+          <w:tcPr>
+            <w:tcW w:type="dxa" w:w="1984"/>
+          </w:tcPr>
+          <w:p>
+            <w:pPr>
+              <w:spacing w:line="240" w:lineRule="auto" w:after="0"/>
+              <w:ind w:firstLine="0"/>
+              <w:jc w:val="left"/>
+            </w:pPr>
+            <w:r>
+              <w:rPr>
+                <w:rFonts w:ascii="Times New Roman" w:hAnsi="Times New Roman" w:cs="Times New Roman" w:eastAsia="Times New Roman"/>
+                <w:b w:val="0"/>
+                <w:i w:val="0"/>
+                <w:color w:val="000000"/>
+                <w:sz w:val="24"/>
+              </w:rPr>
+              <w:t>да</w:t>
+            </w:r>
+          </w:p>
+        </w:tc>
+        <w:tc>
+          <w:tcPr>
+            <w:tcW w:type="dxa" w:w="5386"/>
+          </w:tcPr>
+          <w:p>
+            <w:pPr>
+              <w:spacing w:line="240" w:lineRule="auto" w:after="0"/>
+              <w:ind w:firstLine="0"/>
+              <w:jc w:val="left"/>
+            </w:pPr>
+            <w:r>
+              <w:rPr>
+                <w:rFonts w:ascii="Times New Roman" w:hAnsi="Times New Roman" w:cs="Times New Roman" w:eastAsia="Times New Roman"/>
+                <w:b w:val="0"/>
+                <w:i w:val="0"/>
+                <w:color w:val="000000"/>
+                <w:sz w:val="24"/>
+              </w:rPr>
+              <w:t>Справочный признак; полномочий не даёт</w:t>
+            </w:r>
+          </w:p>
+        </w:tc>
+      </w:tr>
+      <w:tr>
+        <w:trPr>
+          <w:cantSplit w:val="true"/>
+        </w:trPr>
+        <w:tc>
+          <w:tcPr>
+            <w:tcW w:type="dxa" w:w="1984"/>
+          </w:tcPr>
+          <w:p>
+            <w:pPr>
+              <w:spacing w:line="240" w:lineRule="auto" w:after="0"/>
+              <w:ind w:firstLine="0"/>
+              <w:jc w:val="left"/>
+            </w:pPr>
+            <w:r>
+              <w:rPr>
+                <w:rFonts w:ascii="Times New Roman" w:hAnsi="Times New Roman" w:cs="Times New Roman" w:eastAsia="Times New Roman"/>
+                <w:b w:val="0"/>
+                <w:i w:val="0"/>
+                <w:color w:val="000000"/>
+                <w:sz w:val="24"/>
+              </w:rPr>
+              <w:t>Фамилия, Имя, Отчество</w:t>
+            </w:r>
+          </w:p>
+        </w:tc>
+        <w:tc>
+          <w:tcPr>
+            <w:tcW w:type="dxa" w:w="1984"/>
+          </w:tcPr>
+          <w:p>
+            <w:pPr>
+              <w:spacing w:line="240" w:lineRule="auto" w:after="0"/>
+              <w:ind w:firstLine="0"/>
+              <w:jc w:val="left"/>
+            </w:pPr>
+            <w:r>
+              <w:rPr>
+                <w:rFonts w:ascii="Times New Roman" w:hAnsi="Times New Roman" w:cs="Times New Roman" w:eastAsia="Times New Roman"/>
+                <w:b w:val="0"/>
+                <w:i w:val="0"/>
+                <w:color w:val="000000"/>
+                <w:sz w:val="24"/>
+              </w:rPr>
+              <w:t>нет</w:t>
+            </w:r>
+          </w:p>
+        </w:tc>
+        <w:tc>
+          <w:tcPr>
+            <w:tcW w:type="dxa" w:w="5386"/>
+          </w:tcPr>
+          <w:p>
+            <w:pPr>
+              <w:spacing w:line="240" w:lineRule="auto" w:after="0"/>
+              <w:ind w:firstLine="0"/>
+              <w:jc w:val="left"/>
+            </w:pPr>
+            <w:r>
+              <w:rPr>
+                <w:rFonts w:ascii="Times New Roman" w:hAnsi="Times New Roman" w:cs="Times New Roman" w:eastAsia="Times New Roman"/>
+                <w:b w:val="0"/>
+                <w:i w:val="0"/>
+                <w:color w:val="000000"/>
+                <w:sz w:val="24"/>
+              </w:rPr>
+              <w:t>Сведения о работнике</w:t>
+            </w:r>
+          </w:p>
+        </w:tc>
+      </w:tr>
+      <w:tr>
+        <w:trPr>
+          <w:cantSplit w:val="true"/>
+        </w:trPr>
+        <w:tc>
+          <w:tcPr>
+            <w:tcW w:type="dxa" w:w="1984"/>
+          </w:tcPr>
+          <w:p>
+            <w:pPr>
+              <w:spacing w:line="240" w:lineRule="auto" w:after="0"/>
+              <w:ind w:firstLine="0"/>
+              <w:jc w:val="left"/>
+            </w:pPr>
+            <w:r>
+              <w:rPr>
+                <w:rFonts w:ascii="Times New Roman" w:hAnsi="Times New Roman" w:cs="Times New Roman" w:eastAsia="Times New Roman"/>
+                <w:b w:val="0"/>
+                <w:i w:val="0"/>
+                <w:color w:val="000000"/>
+                <w:sz w:val="24"/>
+              </w:rPr>
+              <w:t>Должность</w:t>
+            </w:r>
+          </w:p>
+        </w:tc>
+        <w:tc>
+          <w:tcPr>
+            <w:tcW w:type="dxa" w:w="1984"/>
+          </w:tcPr>
+          <w:p>
+            <w:pPr>
+              <w:spacing w:line="240" w:lineRule="auto" w:after="0"/>
+              <w:ind w:firstLine="0"/>
+              <w:jc w:val="left"/>
+            </w:pPr>
+            <w:r>
+              <w:rPr>
+                <w:rFonts w:ascii="Times New Roman" w:hAnsi="Times New Roman" w:cs="Times New Roman" w:eastAsia="Times New Roman"/>
+                <w:b w:val="0"/>
+                <w:i w:val="0"/>
+                <w:color w:val="000000"/>
+                <w:sz w:val="24"/>
+              </w:rPr>
+              <w:t>нет</w:t>
+            </w:r>
+          </w:p>
+        </w:tc>
+        <w:tc>
+          <w:tcPr>
+            <w:tcW w:type="dxa" w:w="5386"/>
+          </w:tcPr>
+          <w:p>
+            <w:pPr>
+              <w:spacing w:line="240" w:lineRule="auto" w:after="0"/>
+              <w:ind w:firstLine="0"/>
+              <w:jc w:val="left"/>
+            </w:pPr>
+            <w:r>
+              <w:rPr>
+                <w:rFonts w:ascii="Times New Roman" w:hAnsi="Times New Roman" w:cs="Times New Roman" w:eastAsia="Times New Roman"/>
+                <w:b w:val="0"/>
+                <w:i w:val="0"/>
+                <w:color w:val="000000"/>
+                <w:sz w:val="24"/>
+              </w:rPr>
+              <w:t>Должность у работодателя</w:t>
+            </w:r>
+          </w:p>
+        </w:tc>
+      </w:tr>
+      <w:tr>
+        <w:trPr>
+          <w:cantSplit w:val="true"/>
+        </w:trPr>
+        <w:tc>
+          <w:tcPr>
+            <w:tcW w:type="dxa" w:w="1984"/>
+          </w:tcPr>
+          <w:p>
+            <w:pPr>
+              <w:spacing w:line="240" w:lineRule="auto" w:after="0"/>
+              <w:ind w:firstLine="0"/>
+              <w:jc w:val="left"/>
+            </w:pPr>
+            <w:r>
+              <w:rPr>
+                <w:rFonts w:ascii="Times New Roman" w:hAnsi="Times New Roman" w:cs="Times New Roman" w:eastAsia="Times New Roman"/>
+                <w:b w:val="0"/>
+                <w:i w:val="0"/>
+                <w:color w:val="000000"/>
+                <w:sz w:val="24"/>
+              </w:rPr>
+              <w:t>Email</w:t>
+            </w:r>
+          </w:p>
+        </w:tc>
+        <w:tc>
+          <w:tcPr>
+            <w:tcW w:type="dxa" w:w="1984"/>
+          </w:tcPr>
+          <w:p>
+            <w:pPr>
+              <w:spacing w:line="240" w:lineRule="auto" w:after="0"/>
+              <w:ind w:firstLine="0"/>
+              <w:jc w:val="left"/>
+            </w:pPr>
+            <w:r>
+              <w:rPr>
+                <w:rFonts w:ascii="Times New Roman" w:hAnsi="Times New Roman" w:cs="Times New Roman" w:eastAsia="Times New Roman"/>
+                <w:b w:val="0"/>
+                <w:i w:val="0"/>
+                <w:color w:val="000000"/>
+                <w:sz w:val="24"/>
+              </w:rPr>
+              <w:t>нет</w:t>
+            </w:r>
+          </w:p>
+        </w:tc>
+        <w:tc>
+          <w:tcPr>
+            <w:tcW w:type="dxa" w:w="5386"/>
+          </w:tcPr>
+          <w:p>
+            <w:pPr>
+              <w:spacing w:line="240" w:lineRule="auto" w:after="0"/>
+              <w:ind w:firstLine="0"/>
+              <w:jc w:val="left"/>
+            </w:pPr>
+            <w:r>
+              <w:rPr>
+                <w:rFonts w:ascii="Times New Roman" w:hAnsi="Times New Roman" w:cs="Times New Roman" w:eastAsia="Times New Roman"/>
+                <w:b w:val="0"/>
+                <w:i w:val="0"/>
+                <w:color w:val="000000"/>
+                <w:sz w:val="24"/>
+              </w:rPr>
+              <w:t>Адрес для писем системы. Проверяется на формат и на повтор</w:t>
+            </w:r>
+          </w:p>
+        </w:tc>
+      </w:tr>
+      <w:tr>
+        <w:trPr>
+          <w:cantSplit w:val="true"/>
+        </w:trPr>
+        <w:tc>
+          <w:tcPr>
+            <w:tcW w:type="dxa" w:w="1984"/>
+          </w:tcPr>
+          <w:p>
+            <w:pPr>
+              <w:spacing w:line="240" w:lineRule="auto" w:after="0"/>
+              <w:ind w:firstLine="0"/>
+              <w:jc w:val="left"/>
+            </w:pPr>
+            <w:r>
+              <w:rPr>
+                <w:rFonts w:ascii="Times New Roman" w:hAnsi="Times New Roman" w:cs="Times New Roman" w:eastAsia="Times New Roman"/>
+                <w:b w:val="0"/>
+                <w:i w:val="0"/>
+                <w:color w:val="000000"/>
+                <w:sz w:val="24"/>
+              </w:rPr>
+              <w:t>Телефон</w:t>
+            </w:r>
+          </w:p>
+        </w:tc>
+        <w:tc>
+          <w:tcPr>
+            <w:tcW w:type="dxa" w:w="1984"/>
+          </w:tcPr>
+          <w:p>
+            <w:pPr>
+              <w:spacing w:line="240" w:lineRule="auto" w:after="0"/>
+              <w:ind w:firstLine="0"/>
+              <w:jc w:val="left"/>
+            </w:pPr>
+            <w:r>
+              <w:rPr>
+                <w:rFonts w:ascii="Times New Roman" w:hAnsi="Times New Roman" w:cs="Times New Roman" w:eastAsia="Times New Roman"/>
+                <w:b w:val="0"/>
+                <w:i w:val="0"/>
+                <w:color w:val="000000"/>
+                <w:sz w:val="24"/>
+              </w:rPr>
+              <w:t>нет</w:t>
+            </w:r>
+          </w:p>
+        </w:tc>
+        <w:tc>
+          <w:tcPr>
+            <w:tcW w:type="dxa" w:w="5386"/>
+          </w:tcPr>
+          <w:p>
+            <w:pPr>
+              <w:spacing w:line="240" w:lineRule="auto" w:after="0"/>
+              <w:ind w:firstLine="0"/>
+              <w:jc w:val="left"/>
+            </w:pPr>
+            <w:r>
+              <w:rPr>
+                <w:rFonts w:ascii="Times New Roman" w:hAnsi="Times New Roman" w:cs="Times New Roman" w:eastAsia="Times New Roman"/>
+                <w:b w:val="0"/>
+                <w:i w:val="0"/>
+                <w:color w:val="000000"/>
+                <w:sz w:val="24"/>
+              </w:rPr>
+              <w:t>Номер для связи</w:t>
+            </w:r>
+          </w:p>
+        </w:tc>
+      </w:tr>
+    </w:tbl>
+    <w:p>
+      <w:pPr>
+        <w:spacing w:after="0" w:line="240" w:lineRule="auto"/>
+        <w:ind w:firstLine="0"/>
+      </w:pPr>
+      <w:r>
+        <w:rPr>
+          <w:rFonts w:ascii="Times New Roman" w:hAnsi="Times New Roman" w:cs="Times New Roman" w:eastAsia="Times New Roman"/>
+          <w:b w:val="0"/>
+          <w:i w:val="0"/>
+          <w:color w:val="000000"/>
+          <w:sz w:val="12"/>
+        </w:rPr>
+      </w:r>
+    </w:p>
+    <w:p>
+      <w:r>
+        <w:rPr>
+          <w:rFonts w:ascii="Times New Roman" w:hAnsi="Times New Roman" w:cs="Times New Roman" w:eastAsia="Times New Roman"/>
+          <w:b w:val="0"/>
+          <w:i w:val="0"/>
+          <w:color w:val="000000"/>
+          <w:sz w:val="28"/>
+        </w:rPr>
+        <w:t xml:space="preserve">Нажмите </w:t>
+      </w:r>
+      <w:r>
+        <w:rPr>
+          <w:rFonts w:ascii="Times New Roman" w:hAnsi="Times New Roman" w:cs="Times New Roman" w:eastAsia="Times New Roman"/>
+          <w:b/>
+          <w:i w:val="0"/>
+          <w:color w:val="000000"/>
+          <w:sz w:val="28"/>
+        </w:rPr>
+        <w:t>«Создать»</w:t>
+      </w:r>
+      <w:r>
+        <w:rPr>
+          <w:rFonts w:ascii="Times New Roman" w:hAnsi="Times New Roman" w:cs="Times New Roman" w:eastAsia="Times New Roman"/>
+          <w:b w:val="0"/>
+          <w:i w:val="0"/>
+          <w:color w:val="000000"/>
+          <w:sz w:val="28"/>
+        </w:rPr>
+        <w:t>.</w:t>
+      </w:r>
+    </w:p>
+    <w:p>
+      <w:r>
+        <w:rPr>
+          <w:rFonts w:ascii="Times New Roman" w:hAnsi="Times New Roman" w:cs="Times New Roman" w:eastAsia="Times New Roman"/>
+          <w:b w:val="0"/>
+          <w:i w:val="0"/>
+          <w:color w:val="000000"/>
+          <w:sz w:val="28"/>
+        </w:rPr>
+        <w:t xml:space="preserve">Ожидаемый результат: запись появляется в списке. Новой учётной записи автоматически назначается базовая роль </w:t>
+      </w:r>
+      <w:r>
+        <w:rPr>
+          <w:rFonts w:ascii="Times New Roman" w:hAnsi="Times New Roman" w:cs="Times New Roman" w:eastAsia="Times New Roman"/>
+          <w:b/>
+          <w:i w:val="0"/>
+          <w:color w:val="000000"/>
+          <w:sz w:val="28"/>
+        </w:rPr>
+        <w:t>«Пользователь»</w:t>
+      </w:r>
+      <w:r>
+        <w:rPr>
+          <w:rFonts w:ascii="Times New Roman" w:hAnsi="Times New Roman" w:cs="Times New Roman" w:eastAsia="Times New Roman"/>
+          <w:b w:val="0"/>
+          <w:i w:val="0"/>
+          <w:color w:val="000000"/>
+          <w:sz w:val="28"/>
+        </w:rPr>
+        <w:t xml:space="preserve"> - набор прав рядового заявителя.</w:t>
+      </w:r>
+    </w:p>
+    <w:tbl>
+      <w:tblPr>
+        <w:tblW w:type="auto" w:w="0"/>
+        <w:tblLayout w:type="fixed"/>
+        <w:tblLook w:firstColumn="1" w:firstRow="1" w:lastColumn="0" w:lastRow="0" w:noHBand="0" w:noVBand="1" w:val="04A0"/>
+        <w:tblLayout w:type="fixed"/>
+      </w:tblPr>
+      <w:tblGrid>
+        <w:gridCol w:w="9356"/>
+      </w:tblGrid>
+      <w:tr>
+        <w:trPr>
+          <w:cantSplit w:val="true"/>
+        </w:trPr>
+        <w:tc>
+          <w:tcPr>
+            <w:tcW w:type="dxa" w:w="9354"/>
+            <w:shd w:val="clear" w:fill="FDF6E3"/>
+            <w:tcBorders>
+              <w:left w:val="single" w:sz="24" w:color="B7791F"/>
+              <w:top w:val="single" w:sz="4" w:color="FDF6E3"/>
+              <w:bottom w:val="single" w:sz="4" w:color="FDF6E3"/>
+              <w:right w:val="single" w:sz="4" w:color="FDF6E3"/>
+            </w:tcBorders>
+          </w:tcPr>
+          <w:p>
+            <w:pPr>
+              <w:spacing w:line="288" w:lineRule="auto" w:after="0"/>
+              <w:ind w:firstLine="0"/>
+            </w:pPr>
+            <w:r>
+              <w:rPr>
+                <w:rFonts w:ascii="Times New Roman" w:hAnsi="Times New Roman" w:cs="Times New Roman" w:eastAsia="Times New Roman"/>
+                <w:b/>
+                <w:i w:val="0"/>
+                <w:color w:val="B7791F"/>
+                <w:sz w:val="26"/>
+              </w:rPr>
+              <w:t xml:space="preserve">ВАЖНО. </w:t>
+            </w:r>
+            <w:r>
+              <w:rPr>
+                <w:rFonts w:ascii="Times New Roman" w:hAnsi="Times New Roman" w:cs="Times New Roman" w:eastAsia="Times New Roman"/>
+                <w:b w:val="0"/>
+                <w:i w:val="0"/>
+                <w:color w:val="000000"/>
+                <w:sz w:val="26"/>
+              </w:rPr>
+              <w:t xml:space="preserve">Организация и компания звёздочкой не помечены, но одна из них обязательна - под ними так и написано: </w:t>
+            </w:r>
+            <w:r>
+              <w:rPr>
+                <w:rFonts w:ascii="Times New Roman" w:hAnsi="Times New Roman" w:cs="Times New Roman" w:eastAsia="Times New Roman"/>
+                <w:b/>
+                <w:i w:val="0"/>
+                <w:color w:val="000000"/>
+                <w:sz w:val="26"/>
+              </w:rPr>
+              <w:t>«Заполните организацию или компанию - достаточно одного из двух»</w:t>
+            </w:r>
+            <w:r>
+              <w:rPr>
+                <w:rFonts w:ascii="Times New Roman" w:hAnsi="Times New Roman" w:cs="Times New Roman" w:eastAsia="Times New Roman"/>
+                <w:b w:val="0"/>
+                <w:i w:val="0"/>
+                <w:color w:val="000000"/>
+                <w:sz w:val="26"/>
+              </w:rPr>
+              <w:t xml:space="preserve">. Если не заполнить ни одной, система ответит </w:t>
+            </w:r>
+            <w:r>
+              <w:rPr>
+                <w:rFonts w:ascii="Times New Roman" w:hAnsi="Times New Roman" w:cs="Times New Roman" w:eastAsia="Times New Roman"/>
+                <w:b/>
+                <w:i w:val="0"/>
+                <w:color w:val="000000"/>
+                <w:sz w:val="26"/>
+              </w:rPr>
+              <w:t>«Необходимо указать организацию или компанию (хотя бы одно)»</w:t>
+            </w:r>
+            <w:r>
+              <w:rPr>
+                <w:rFonts w:ascii="Times New Roman" w:hAnsi="Times New Roman" w:cs="Times New Roman" w:eastAsia="Times New Roman"/>
+                <w:b w:val="0"/>
+                <w:i w:val="0"/>
+                <w:color w:val="000000"/>
+                <w:sz w:val="26"/>
+              </w:rPr>
+              <w:t>.</w:t>
+            </w:r>
+          </w:p>
+        </w:tc>
+      </w:tr>
+    </w:tbl>
+    <w:p>
+      <w:pPr>
+        <w:spacing w:after="0" w:line="240" w:lineRule="auto"/>
+        <w:ind w:firstLine="0"/>
+      </w:pPr>
+      <w:r>
+        <w:rPr>
+          <w:rFonts w:ascii="Times New Roman" w:hAnsi="Times New Roman" w:cs="Times New Roman" w:eastAsia="Times New Roman"/>
+          <w:b w:val="0"/>
+          <w:i w:val="0"/>
+          <w:color w:val="000000"/>
+          <w:sz w:val="12"/>
+        </w:rPr>
+      </w:r>
+    </w:p>
+    <w:p>
+      <w:r>
+        <w:rPr>
+          <w:rFonts w:ascii="Times New Roman" w:hAnsi="Times New Roman" w:cs="Times New Roman" w:eastAsia="Times New Roman"/>
+          <w:b w:val="0"/>
+          <w:i w:val="0"/>
+          <w:color w:val="000000"/>
+          <w:sz w:val="28"/>
+        </w:rPr>
+        <w:t xml:space="preserve">Адрес почты проверяется при сохранении. Ошибки: </w:t>
+      </w:r>
+      <w:r>
+        <w:rPr>
+          <w:rFonts w:ascii="Times New Roman" w:hAnsi="Times New Roman" w:cs="Times New Roman" w:eastAsia="Times New Roman"/>
+          <w:b/>
+          <w:i w:val="0"/>
+          <w:color w:val="000000"/>
+          <w:sz w:val="28"/>
+        </w:rPr>
+        <w:t>«Некорректный адрес почты»</w:t>
+      </w:r>
+      <w:r>
+        <w:rPr>
+          <w:rFonts w:ascii="Times New Roman" w:hAnsi="Times New Roman" w:cs="Times New Roman" w:eastAsia="Times New Roman"/>
+          <w:b w:val="0"/>
+          <w:i w:val="0"/>
+          <w:color w:val="000000"/>
+          <w:sz w:val="28"/>
+        </w:rPr>
+        <w:t xml:space="preserve">, </w:t>
+      </w:r>
+      <w:r>
+        <w:rPr>
+          <w:rFonts w:ascii="Times New Roman" w:hAnsi="Times New Roman" w:cs="Times New Roman" w:eastAsia="Times New Roman"/>
+          <w:b/>
+          <w:i w:val="0"/>
+          <w:color w:val="000000"/>
+          <w:sz w:val="28"/>
+        </w:rPr>
+        <w:t>«Укажите только адрес почты, без имени получателя»</w:t>
+      </w:r>
+      <w:r>
+        <w:rPr>
+          <w:rFonts w:ascii="Times New Roman" w:hAnsi="Times New Roman" w:cs="Times New Roman" w:eastAsia="Times New Roman"/>
+          <w:b w:val="0"/>
+          <w:i w:val="0"/>
+          <w:color w:val="000000"/>
+          <w:sz w:val="28"/>
+        </w:rPr>
+        <w:t xml:space="preserve"> и </w:t>
+      </w:r>
+      <w:r>
+        <w:rPr>
+          <w:rFonts w:ascii="Times New Roman" w:hAnsi="Times New Roman" w:cs="Times New Roman" w:eastAsia="Times New Roman"/>
+          <w:b/>
+          <w:i w:val="0"/>
+          <w:color w:val="000000"/>
+          <w:sz w:val="28"/>
+        </w:rPr>
+        <w:t>«Этот адрес почты уже указан у другого работника»</w:t>
+      </w:r>
+      <w:r>
+        <w:rPr>
+          <w:rFonts w:ascii="Times New Roman" w:hAnsi="Times New Roman" w:cs="Times New Roman" w:eastAsia="Times New Roman"/>
+          <w:b w:val="0"/>
+          <w:i w:val="0"/>
+          <w:color w:val="000000"/>
+          <w:sz w:val="28"/>
+        </w:rPr>
+        <w:t>. Пустой адрес допустим - тогда письма системы работнику не приходят.</w:t>
+      </w:r>
+    </w:p>
+    <w:p>
+      <w:pPr>
+        <w:pStyle w:val="Heading2"/>
+        <w:ind w:firstLine="0"/>
+      </w:pPr>
+      <w:r>
+        <w:rPr>
+          <w:rFonts w:ascii="Times New Roman" w:hAnsi="Times New Roman" w:cs="Times New Roman" w:eastAsia="Times New Roman"/>
+          <w:b/>
+          <w:i w:val="0"/>
+          <w:color w:val="000000"/>
+          <w:sz w:val="28"/>
+        </w:rPr>
+        <w:t>5.3. Карточка работника</w:t>
+      </w:r>
+    </w:p>
+    <w:p>
+      <w:r>
+        <w:rPr>
+          <w:rFonts w:ascii="Times New Roman" w:hAnsi="Times New Roman" w:cs="Times New Roman" w:eastAsia="Times New Roman"/>
+          <w:b w:val="0"/>
+          <w:i w:val="0"/>
+          <w:color w:val="000000"/>
+          <w:sz w:val="28"/>
+        </w:rPr>
+        <w:t xml:space="preserve">Нажатие на строку открывает окно </w:t>
+      </w:r>
+      <w:r>
+        <w:rPr>
+          <w:rFonts w:ascii="Times New Roman" w:hAnsi="Times New Roman" w:cs="Times New Roman" w:eastAsia="Times New Roman"/>
+          <w:b/>
+          <w:i w:val="0"/>
+          <w:color w:val="000000"/>
+          <w:sz w:val="28"/>
+        </w:rPr>
+        <w:t>«Редактирование учётной записи»</w:t>
+      </w:r>
+      <w:r>
+        <w:rPr>
+          <w:rFonts w:ascii="Times New Roman" w:hAnsi="Times New Roman" w:cs="Times New Roman" w:eastAsia="Times New Roman"/>
+          <w:b w:val="0"/>
+          <w:i w:val="0"/>
+          <w:color w:val="000000"/>
+          <w:sz w:val="28"/>
+        </w:rPr>
+        <w:t xml:space="preserve"> с логином работника в заголовке. В нём две вкладки: </w:t>
+      </w:r>
+      <w:r>
+        <w:rPr>
+          <w:rFonts w:ascii="Times New Roman" w:hAnsi="Times New Roman" w:cs="Times New Roman" w:eastAsia="Times New Roman"/>
+          <w:b/>
+          <w:i w:val="0"/>
+          <w:color w:val="000000"/>
+          <w:sz w:val="28"/>
+        </w:rPr>
+        <w:t>«Профиль»</w:t>
+      </w:r>
+      <w:r>
+        <w:rPr>
+          <w:rFonts w:ascii="Times New Roman" w:hAnsi="Times New Roman" w:cs="Times New Roman" w:eastAsia="Times New Roman"/>
+          <w:b w:val="0"/>
+          <w:i w:val="0"/>
+          <w:color w:val="000000"/>
+          <w:sz w:val="28"/>
+        </w:rPr>
+        <w:t xml:space="preserve"> и </w:t>
+      </w:r>
+      <w:r>
+        <w:rPr>
+          <w:rFonts w:ascii="Times New Roman" w:hAnsi="Times New Roman" w:cs="Times New Roman" w:eastAsia="Times New Roman"/>
+          <w:b/>
+          <w:i w:val="0"/>
+          <w:color w:val="000000"/>
+          <w:sz w:val="28"/>
+        </w:rPr>
+        <w:t>«История входов»</w:t>
+      </w:r>
+      <w:r>
+        <w:rPr>
+          <w:rFonts w:ascii="Times New Roman" w:hAnsi="Times New Roman" w:cs="Times New Roman" w:eastAsia="Times New Roman"/>
+          <w:b w:val="0"/>
+          <w:i w:val="0"/>
+          <w:color w:val="000000"/>
+          <w:sz w:val="28"/>
+        </w:rPr>
+        <w:t>.</w:t>
+      </w:r>
+    </w:p>
+    <w:p>
+      <w:pPr>
+        <w:keepNext/>
+        <w:spacing w:before="120" w:after="40"/>
+        <w:ind w:firstLine="0"/>
+        <w:jc w:val="center"/>
+      </w:pPr>
+      <w:r>
+        <w:drawing>
+          <wp:inline xmlns:a="http://schemas.openxmlformats.org/drawingml/2006/main" xmlns:pic="http://schemas.openxmlformats.org/drawingml/2006/picture">
+            <wp:extent cx="5852160" cy="5181600"/>
+            <wp:docPr id="4" name="Picture 4"/>
+            <wp:cNvGraphicFramePr>
+              <a:graphicFrameLocks noChangeAspect="1"/>
+            </wp:cNvGraphicFramePr>
+            <a:graphic>
+              <a:graphicData uri="http://schemas.openxmlformats.org/drawingml/2006/picture">
+                <pic:pic>
+                  <pic:nvPicPr>
+                    <pic:cNvPr id="0" name="admin-user-card.png"/>
+                    <pic:cNvPicPr/>
+                  </pic:nvPicPr>
+                  <pic:blipFill>
+                    <a:blip r:embed="rId14"/>
+                    <a:stretch>
+                      <a:fillRect/>
+                    </a:stretch>
+                  </pic:blipFill>
+                  <pic:spPr>
+                    <a:xfrm>
+                      <a:off x="0" y="0"/>
+                      <a:ext cx="5852160" cy="5181600"/>
+                    </a:xfrm>
+                    <a:prstGeom prst="rect"/>
+                  </pic:spPr>
+                </pic:pic>
+              </a:graphicData>
+            </a:graphic>
+          </wp:inline>
+        </w:drawing>
+      </w:r>
+    </w:p>
+    <w:p>
+      <w:pPr>
+        <w:keepNext w:val="0"/>
+        <w:spacing w:line="240" w:lineRule="auto" w:before="40" w:after="200"/>
+        <w:ind w:firstLine="0"/>
+        <w:jc w:val="center"/>
+      </w:pPr>
+      <w:r>
+        <w:rPr>
+          <w:rFonts w:ascii="Times New Roman" w:hAnsi="Times New Roman" w:cs="Times New Roman" w:eastAsia="Times New Roman"/>
+          <w:b w:val="0"/>
+          <w:i/>
+          <w:color w:val="000000"/>
+          <w:sz w:val="24"/>
+        </w:rPr>
+        <w:t>Рисунок 5.3 — Карточка работника</w:t>
+      </w:r>
+    </w:p>
+    <w:p>
+      <w:r>
+        <w:rPr>
+          <w:rFonts w:ascii="Times New Roman" w:hAnsi="Times New Roman" w:cs="Times New Roman" w:eastAsia="Times New Roman"/>
+          <w:b w:val="0"/>
+          <w:i w:val="0"/>
+          <w:color w:val="000000"/>
+          <w:sz w:val="28"/>
+        </w:rPr>
+        <w:t xml:space="preserve">Поля профиля правятся по месту: измените значение и сохраните. Строка </w:t>
+      </w:r>
+      <w:r>
+        <w:rPr>
+          <w:rFonts w:ascii="Times New Roman" w:hAnsi="Times New Roman" w:cs="Times New Roman" w:eastAsia="Times New Roman"/>
+          <w:b/>
+          <w:i w:val="0"/>
+          <w:color w:val="000000"/>
+          <w:sz w:val="28"/>
+        </w:rPr>
+        <w:t>«Согласие на обработку данных»</w:t>
+      </w:r>
+      <w:r>
+        <w:rPr>
+          <w:rFonts w:ascii="Times New Roman" w:hAnsi="Times New Roman" w:cs="Times New Roman" w:eastAsia="Times New Roman"/>
+          <w:b w:val="0"/>
+          <w:i w:val="0"/>
+          <w:color w:val="000000"/>
+          <w:sz w:val="28"/>
+        </w:rPr>
+        <w:t xml:space="preserve"> показывает </w:t>
+      </w:r>
+      <w:r>
+        <w:rPr>
+          <w:rFonts w:ascii="Times New Roman" w:hAnsi="Times New Roman" w:cs="Times New Roman" w:eastAsia="Times New Roman"/>
+          <w:b/>
+          <w:i w:val="0"/>
+          <w:color w:val="000000"/>
+          <w:sz w:val="28"/>
+        </w:rPr>
+        <w:t>«Дано»</w:t>
+      </w:r>
+      <w:r>
+        <w:rPr>
+          <w:rFonts w:ascii="Times New Roman" w:hAnsi="Times New Roman" w:cs="Times New Roman" w:eastAsia="Times New Roman"/>
+          <w:b w:val="0"/>
+          <w:i w:val="0"/>
+          <w:color w:val="000000"/>
+          <w:sz w:val="28"/>
+        </w:rPr>
+        <w:t xml:space="preserve"> с датой либо отсутствие согласия; кнопка </w:t>
+      </w:r>
+      <w:r>
+        <w:rPr>
+          <w:rFonts w:ascii="Times New Roman" w:hAnsi="Times New Roman" w:cs="Times New Roman" w:eastAsia="Times New Roman"/>
+          <w:b/>
+          <w:i w:val="0"/>
+          <w:color w:val="000000"/>
+          <w:sz w:val="28"/>
+        </w:rPr>
+        <w:t>«Отозвать»</w:t>
+      </w:r>
+      <w:r>
+        <w:rPr>
+          <w:rFonts w:ascii="Times New Roman" w:hAnsi="Times New Roman" w:cs="Times New Roman" w:eastAsia="Times New Roman"/>
+          <w:b w:val="0"/>
+          <w:i w:val="0"/>
+          <w:color w:val="000000"/>
+          <w:sz w:val="28"/>
+        </w:rPr>
+        <w:t xml:space="preserve"> рядом снимает его. Тумблер </w:t>
+      </w:r>
+      <w:r>
+        <w:rPr>
+          <w:rFonts w:ascii="Times New Roman" w:hAnsi="Times New Roman" w:cs="Times New Roman" w:eastAsia="Times New Roman"/>
+          <w:b/>
+          <w:i w:val="0"/>
+          <w:color w:val="000000"/>
+          <w:sz w:val="28"/>
+        </w:rPr>
+        <w:t>«Важный пользователь»</w:t>
+      </w:r>
+      <w:r>
+        <w:rPr>
+          <w:rFonts w:ascii="Times New Roman" w:hAnsi="Times New Roman" w:cs="Times New Roman" w:eastAsia="Times New Roman"/>
+          <w:b w:val="0"/>
+          <w:i w:val="0"/>
+          <w:color w:val="000000"/>
+          <w:sz w:val="28"/>
+        </w:rPr>
+        <w:t xml:space="preserve"> помечает запись как значимую.</w:t>
+      </w:r>
+    </w:p>
+    <w:p>
+      <w:r>
+        <w:rPr>
+          <w:rFonts w:ascii="Times New Roman" w:hAnsi="Times New Roman" w:cs="Times New Roman" w:eastAsia="Times New Roman"/>
+          <w:b w:val="0"/>
+          <w:i w:val="0"/>
+          <w:color w:val="000000"/>
+          <w:sz w:val="28"/>
+        </w:rPr>
+        <w:t xml:space="preserve">Кнопки в шапке карточки: </w:t>
+      </w:r>
+      <w:r>
+        <w:rPr>
+          <w:rFonts w:ascii="Times New Roman" w:hAnsi="Times New Roman" w:cs="Times New Roman" w:eastAsia="Times New Roman"/>
+          <w:b/>
+          <w:i w:val="0"/>
+          <w:color w:val="000000"/>
+          <w:sz w:val="28"/>
+        </w:rPr>
+        <w:t>«История»</w:t>
+      </w:r>
+      <w:r>
+        <w:rPr>
+          <w:rFonts w:ascii="Times New Roman" w:hAnsi="Times New Roman" w:cs="Times New Roman" w:eastAsia="Times New Roman"/>
+          <w:b w:val="0"/>
+          <w:i w:val="0"/>
+          <w:color w:val="000000"/>
+          <w:sz w:val="28"/>
+        </w:rPr>
+        <w:t xml:space="preserve"> - записи об изменениях учётной записи; </w:t>
+      </w:r>
+      <w:r>
+        <w:rPr>
+          <w:rFonts w:ascii="Times New Roman" w:hAnsi="Times New Roman" w:cs="Times New Roman" w:eastAsia="Times New Roman"/>
+          <w:b/>
+          <w:i w:val="0"/>
+          <w:color w:val="000000"/>
+          <w:sz w:val="28"/>
+        </w:rPr>
+        <w:t>«Сбросить обучение»</w:t>
+      </w:r>
+      <w:r>
+        <w:rPr>
+          <w:rFonts w:ascii="Times New Roman" w:hAnsi="Times New Roman" w:cs="Times New Roman" w:eastAsia="Times New Roman"/>
+          <w:b w:val="0"/>
+          <w:i w:val="0"/>
+          <w:color w:val="000000"/>
+          <w:sz w:val="28"/>
+        </w:rPr>
+        <w:t xml:space="preserve"> - снимает отметку о пройденных обучающих турах, все сразу или поимённо; </w:t>
+      </w:r>
+      <w:r>
+        <w:rPr>
+          <w:rFonts w:ascii="Times New Roman" w:hAnsi="Times New Roman" w:cs="Times New Roman" w:eastAsia="Times New Roman"/>
+          <w:b/>
+          <w:i w:val="0"/>
+          <w:color w:val="000000"/>
+          <w:sz w:val="28"/>
+        </w:rPr>
+        <w:t>«Права доступа»</w:t>
+      </w:r>
+      <w:r>
+        <w:rPr>
+          <w:rFonts w:ascii="Times New Roman" w:hAnsi="Times New Roman" w:cs="Times New Roman" w:eastAsia="Times New Roman"/>
+          <w:b w:val="0"/>
+          <w:i w:val="0"/>
+          <w:color w:val="000000"/>
+          <w:sz w:val="28"/>
+        </w:rPr>
+        <w:t xml:space="preserve"> (4) - дерево прав, см. раздел 8; </w:t>
+      </w:r>
+      <w:r>
+        <w:rPr>
+          <w:rFonts w:ascii="Times New Roman" w:hAnsi="Times New Roman" w:cs="Times New Roman" w:eastAsia="Times New Roman"/>
+          <w:b/>
+          <w:i w:val="0"/>
+          <w:color w:val="000000"/>
+          <w:sz w:val="28"/>
+        </w:rPr>
+        <w:t>«Войти как пользователь»</w:t>
+      </w:r>
+      <w:r>
+        <w:rPr>
+          <w:rFonts w:ascii="Times New Roman" w:hAnsi="Times New Roman" w:cs="Times New Roman" w:eastAsia="Times New Roman"/>
+          <w:b w:val="0"/>
+          <w:i w:val="0"/>
+          <w:color w:val="000000"/>
+          <w:sz w:val="28"/>
+        </w:rPr>
+        <w:t xml:space="preserve"> - работа от имени работника, см. подраздел 5.9.</w:t>
+      </w:r>
+    </w:p>
+    <w:p>
+      <w:r>
+        <w:rPr>
+          <w:rFonts w:ascii="Times New Roman" w:hAnsi="Times New Roman" w:cs="Times New Roman" w:eastAsia="Times New Roman"/>
+          <w:b w:val="0"/>
+          <w:i w:val="0"/>
+          <w:color w:val="000000"/>
+          <w:sz w:val="28"/>
+        </w:rPr>
+        <w:t xml:space="preserve">Появляются по обстоятельствам ещё две: </w:t>
+      </w:r>
+      <w:r>
+        <w:rPr>
+          <w:rFonts w:ascii="Times New Roman" w:hAnsi="Times New Roman" w:cs="Times New Roman" w:eastAsia="Times New Roman"/>
+          <w:b/>
+          <w:i w:val="0"/>
+          <w:color w:val="000000"/>
+          <w:sz w:val="28"/>
+        </w:rPr>
+        <w:t>«Снять блокировку входа»</w:t>
+      </w:r>
+      <w:r>
+        <w:rPr>
+          <w:rFonts w:ascii="Times New Roman" w:hAnsi="Times New Roman" w:cs="Times New Roman" w:eastAsia="Times New Roman"/>
+          <w:b w:val="0"/>
+          <w:i w:val="0"/>
+          <w:color w:val="000000"/>
+          <w:sz w:val="28"/>
+        </w:rPr>
+        <w:t xml:space="preserve"> - если работник заблокирован после неудачных попыток, и </w:t>
+      </w:r>
+      <w:r>
+        <w:rPr>
+          <w:rFonts w:ascii="Times New Roman" w:hAnsi="Times New Roman" w:cs="Times New Roman" w:eastAsia="Times New Roman"/>
+          <w:b/>
+          <w:i w:val="0"/>
+          <w:color w:val="000000"/>
+          <w:sz w:val="28"/>
+        </w:rPr>
+        <w:t>«Места доступа»</w:t>
+      </w:r>
+      <w:r>
+        <w:rPr>
+          <w:rFonts w:ascii="Times New Roman" w:hAnsi="Times New Roman" w:cs="Times New Roman" w:eastAsia="Times New Roman"/>
+          <w:b w:val="0"/>
+          <w:i w:val="0"/>
+          <w:color w:val="000000"/>
+          <w:sz w:val="28"/>
+        </w:rPr>
+        <w:t xml:space="preserve"> - у учётной записи охранника; в ней перечислены посты и площадки, с которыми он работает.</w:t>
+      </w:r>
+    </w:p>
+    <w:p>
+      <w:r>
+        <w:rPr>
+          <w:rFonts w:ascii="Times New Roman" w:hAnsi="Times New Roman" w:cs="Times New Roman" w:eastAsia="Times New Roman"/>
+          <w:b w:val="0"/>
+          <w:i w:val="0"/>
+          <w:color w:val="000000"/>
+          <w:sz w:val="28"/>
+        </w:rPr>
+        <w:t xml:space="preserve">Внизу карточки - </w:t>
+      </w:r>
+      <w:r>
+        <w:rPr>
+          <w:rFonts w:ascii="Times New Roman" w:hAnsi="Times New Roman" w:cs="Times New Roman" w:eastAsia="Times New Roman"/>
+          <w:b/>
+          <w:i w:val="0"/>
+          <w:color w:val="000000"/>
+          <w:sz w:val="28"/>
+        </w:rPr>
+        <w:t>«Удалить учётную запись»</w:t>
+      </w:r>
+      <w:r>
+        <w:rPr>
+          <w:rFonts w:ascii="Times New Roman" w:hAnsi="Times New Roman" w:cs="Times New Roman" w:eastAsia="Times New Roman"/>
+          <w:b w:val="0"/>
+          <w:i w:val="0"/>
+          <w:color w:val="000000"/>
+          <w:sz w:val="28"/>
+        </w:rPr>
+        <w:t xml:space="preserve"> с пояснением </w:t>
+      </w:r>
+      <w:r>
+        <w:rPr>
+          <w:rFonts w:ascii="Times New Roman" w:hAnsi="Times New Roman" w:cs="Times New Roman" w:eastAsia="Times New Roman"/>
+          <w:b/>
+          <w:i w:val="0"/>
+          <w:color w:val="000000"/>
+          <w:sz w:val="28"/>
+        </w:rPr>
+        <w:t>«Удаление переносит учётную запись в архив и блокирует вход»</w:t>
+      </w:r>
+      <w:r>
+        <w:rPr>
+          <w:rFonts w:ascii="Times New Roman" w:hAnsi="Times New Roman" w:cs="Times New Roman" w:eastAsia="Times New Roman"/>
+          <w:b w:val="0"/>
+          <w:i w:val="0"/>
+          <w:color w:val="000000"/>
+          <w:sz w:val="28"/>
+        </w:rPr>
+        <w:t>, см. подраздел 5.7.</w:t>
+      </w:r>
+    </w:p>
+    <w:tbl>
+      <w:tblPr>
+        <w:tblW w:type="auto" w:w="0"/>
+        <w:tblLayout w:type="fixed"/>
+        <w:tblLook w:firstColumn="1" w:firstRow="1" w:lastColumn="0" w:lastRow="0" w:noHBand="0" w:noVBand="1" w:val="04A0"/>
+        <w:tblLayout w:type="fixed"/>
+      </w:tblPr>
+      <w:tblGrid>
+        <w:gridCol w:w="9356"/>
+      </w:tblGrid>
+      <w:tr>
+        <w:trPr>
+          <w:cantSplit w:val="true"/>
+        </w:trPr>
+        <w:tc>
+          <w:tcPr>
+            <w:tcW w:type="dxa" w:w="9354"/>
+            <w:shd w:val="clear" w:fill="EAF1F8"/>
+            <w:tcBorders>
+              <w:left w:val="single" w:sz="24" w:color="2C6FA6"/>
+              <w:top w:val="single" w:sz="4" w:color="EAF1F8"/>
+              <w:bottom w:val="single" w:sz="4" w:color="EAF1F8"/>
+              <w:right w:val="single" w:sz="4" w:color="EAF1F8"/>
+            </w:tcBorders>
+          </w:tcPr>
+          <w:p>
+            <w:pPr>
+              <w:spacing w:line="288" w:lineRule="auto" w:after="0"/>
+              <w:ind w:firstLine="0"/>
+            </w:pPr>
+            <w:r>
+              <w:rPr>
+                <w:rFonts w:ascii="Times New Roman" w:hAnsi="Times New Roman" w:cs="Times New Roman" w:eastAsia="Times New Roman"/>
+                <w:b/>
+                <w:i w:val="0"/>
+                <w:color w:val="2C6FA6"/>
+                <w:sz w:val="26"/>
+              </w:rPr>
+              <w:t xml:space="preserve">ПРИМЕЧАНИЕ. </w:t>
+            </w:r>
+            <w:r>
+              <w:rPr>
+                <w:rFonts w:ascii="Times New Roman" w:hAnsi="Times New Roman" w:cs="Times New Roman" w:eastAsia="Times New Roman"/>
+                <w:b w:val="0"/>
+                <w:i w:val="0"/>
+                <w:color w:val="000000"/>
+                <w:sz w:val="26"/>
+              </w:rPr>
+              <w:t xml:space="preserve">Пока работник не дал согласия на обработку персональных данных, поля с фамилией и контактами в его карточке заперты и подписаны </w:t>
+            </w:r>
+            <w:r>
+              <w:rPr>
+                <w:rFonts w:ascii="Times New Roman" w:hAnsi="Times New Roman" w:cs="Times New Roman" w:eastAsia="Times New Roman"/>
+                <w:b/>
+                <w:i w:val="0"/>
+                <w:color w:val="000000"/>
+                <w:sz w:val="26"/>
+              </w:rPr>
+              <w:t>«Скрыто до согласия на обработку данных»</w:t>
+            </w:r>
+            <w:r>
+              <w:rPr>
+                <w:rFonts w:ascii="Times New Roman" w:hAnsi="Times New Roman" w:cs="Times New Roman" w:eastAsia="Times New Roman"/>
+                <w:b w:val="0"/>
+                <w:i w:val="0"/>
+                <w:color w:val="000000"/>
+                <w:sz w:val="26"/>
+              </w:rPr>
+              <w:t>. Это не сбой: до согласия система не показывает эти сведения даже администратору.</w:t>
+            </w:r>
+          </w:p>
+        </w:tc>
+      </w:tr>
+    </w:tbl>
+    <w:p>
+      <w:pPr>
+        <w:spacing w:after="0" w:line="240" w:lineRule="auto"/>
+        <w:ind w:firstLine="0"/>
+      </w:pPr>
+      <w:r>
+        <w:rPr>
+          <w:rFonts w:ascii="Times New Roman" w:hAnsi="Times New Roman" w:cs="Times New Roman" w:eastAsia="Times New Roman"/>
+          <w:b w:val="0"/>
+          <w:i w:val="0"/>
+          <w:color w:val="000000"/>
+          <w:sz w:val="12"/>
+        </w:rPr>
+      </w:r>
+    </w:p>
+    <w:p>
+      <w:pPr>
+        <w:pStyle w:val="Heading2"/>
+        <w:ind w:firstLine="0"/>
+      </w:pPr>
+      <w:r>
+        <w:rPr>
+          <w:rFonts w:ascii="Times New Roman" w:hAnsi="Times New Roman" w:cs="Times New Roman" w:eastAsia="Times New Roman"/>
+          <w:b/>
+          <w:i w:val="0"/>
+          <w:color w:val="000000"/>
+          <w:sz w:val="28"/>
+        </w:rPr>
+        <w:t>5.4. Пароль</w:t>
+      </w:r>
+    </w:p>
+    <w:p>
+      <w:r>
+        <w:rPr>
+          <w:rFonts w:ascii="Times New Roman" w:hAnsi="Times New Roman" w:cs="Times New Roman" w:eastAsia="Times New Roman"/>
+          <w:b w:val="0"/>
+          <w:i w:val="0"/>
+          <w:color w:val="000000"/>
+          <w:sz w:val="28"/>
+        </w:rPr>
+        <w:t xml:space="preserve">Пароль работнику задаёт администратор - в карточке есть поле </w:t>
+      </w:r>
+      <w:r>
+        <w:rPr>
+          <w:rFonts w:ascii="Times New Roman" w:hAnsi="Times New Roman" w:cs="Times New Roman" w:eastAsia="Times New Roman"/>
+          <w:b/>
+          <w:i w:val="0"/>
+          <w:color w:val="000000"/>
+          <w:sz w:val="28"/>
+        </w:rPr>
+        <w:t>«Новый пароль»</w:t>
+      </w:r>
+      <w:r>
+        <w:rPr>
+          <w:rFonts w:ascii="Times New Roman" w:hAnsi="Times New Roman" w:cs="Times New Roman" w:eastAsia="Times New Roman"/>
+          <w:b w:val="0"/>
+          <w:i w:val="0"/>
+          <w:color w:val="000000"/>
+          <w:sz w:val="28"/>
+        </w:rPr>
+        <w:t xml:space="preserve"> и кнопка </w:t>
+      </w:r>
+      <w:r>
+        <w:rPr>
+          <w:rFonts w:ascii="Times New Roman" w:hAnsi="Times New Roman" w:cs="Times New Roman" w:eastAsia="Times New Roman"/>
+          <w:b/>
+          <w:i w:val="0"/>
+          <w:color w:val="000000"/>
+          <w:sz w:val="28"/>
+        </w:rPr>
+        <w:t>«Генерировать»</w:t>
+      </w:r>
+      <w:r>
+        <w:rPr>
+          <w:rFonts w:ascii="Times New Roman" w:hAnsi="Times New Roman" w:cs="Times New Roman" w:eastAsia="Times New Roman"/>
+          <w:b w:val="0"/>
+          <w:i w:val="0"/>
+          <w:color w:val="000000"/>
+          <w:sz w:val="28"/>
+        </w:rPr>
+        <w:t>. Рядом выводится перечень требований действующей политики, и невыполненные подсвечиваются.</w:t>
+      </w:r>
+    </w:p>
+    <w:p>
+      <w:r>
+        <w:rPr>
+          <w:rFonts w:ascii="Times New Roman" w:hAnsi="Times New Roman" w:cs="Times New Roman" w:eastAsia="Times New Roman"/>
+          <w:b w:val="0"/>
+          <w:i w:val="0"/>
+          <w:color w:val="000000"/>
+          <w:sz w:val="28"/>
+        </w:rPr>
+        <w:t>Придуманный системой пароль собирается из знаков, которые нельзя перепутать при чтении, и не короче двенадцати символов, даже если политика допускает более короткий.</w:t>
+      </w:r>
+    </w:p>
+    <w:p>
+      <w:r>
+        <w:rPr>
+          <w:rFonts w:ascii="Times New Roman" w:hAnsi="Times New Roman" w:cs="Times New Roman" w:eastAsia="Times New Roman"/>
+          <w:b w:val="0"/>
+          <w:i w:val="0"/>
+          <w:color w:val="000000"/>
+          <w:sz w:val="28"/>
+        </w:rPr>
+        <w:t xml:space="preserve">Кнопка </w:t>
+      </w:r>
+      <w:r>
+        <w:rPr>
+          <w:rFonts w:ascii="Times New Roman" w:hAnsi="Times New Roman" w:cs="Times New Roman" w:eastAsia="Times New Roman"/>
+          <w:b/>
+          <w:i w:val="0"/>
+          <w:color w:val="000000"/>
+          <w:sz w:val="28"/>
+        </w:rPr>
+        <w:t>«Сменить пароль и отправить письмом»</w:t>
+      </w:r>
+      <w:r>
+        <w:rPr>
+          <w:rFonts w:ascii="Times New Roman" w:hAnsi="Times New Roman" w:cs="Times New Roman" w:eastAsia="Times New Roman"/>
+          <w:b w:val="0"/>
+          <w:i w:val="0"/>
+          <w:color w:val="000000"/>
+          <w:sz w:val="28"/>
+        </w:rPr>
+        <w:t xml:space="preserve"> делает то же самое и отправляет пароль работнику на почту. Если адрес не заполнен, письмо отправить некуда - воспользуйтесь обычной сменой и передайте пароль иначе.</w:t>
+      </w:r>
+    </w:p>
+    <w:tbl>
+      <w:tblPr>
+        <w:tblW w:type="auto" w:w="0"/>
+        <w:tblLayout w:type="fixed"/>
+        <w:tblLook w:firstColumn="1" w:firstRow="1" w:lastColumn="0" w:lastRow="0" w:noHBand="0" w:noVBand="1" w:val="04A0"/>
+        <w:tblLayout w:type="fixed"/>
+      </w:tblPr>
+      <w:tblGrid>
+        <w:gridCol w:w="9356"/>
+      </w:tblGrid>
+      <w:tr>
+        <w:trPr>
+          <w:cantSplit w:val="true"/>
+        </w:trPr>
+        <w:tc>
+          <w:tcPr>
+            <w:tcW w:type="dxa" w:w="9354"/>
+            <w:shd w:val="clear" w:fill="FBEAE7"/>
+            <w:tcBorders>
+              <w:left w:val="single" w:sz="24" w:color="C0392B"/>
+              <w:top w:val="single" w:sz="4" w:color="FBEAE7"/>
+              <w:bottom w:val="single" w:sz="4" w:color="FBEAE7"/>
+              <w:right w:val="single" w:sz="4" w:color="FBEAE7"/>
+            </w:tcBorders>
+          </w:tcPr>
+          <w:p>
+            <w:pPr>
+              <w:spacing w:line="288" w:lineRule="auto" w:after="0"/>
+              <w:ind w:firstLine="0"/>
+            </w:pPr>
+            <w:r>
+              <w:rPr>
+                <w:rFonts w:ascii="Times New Roman" w:hAnsi="Times New Roman" w:cs="Times New Roman" w:eastAsia="Times New Roman"/>
+                <w:b/>
+                <w:i w:val="0"/>
+                <w:color w:val="C0392B"/>
+                <w:sz w:val="26"/>
+              </w:rPr>
+              <w:t xml:space="preserve">ОПАСНО. </w:t>
+            </w:r>
+            <w:r>
+              <w:rPr>
+                <w:rFonts w:ascii="Times New Roman" w:hAnsi="Times New Roman" w:cs="Times New Roman" w:eastAsia="Times New Roman"/>
+                <w:b w:val="0"/>
+                <w:i w:val="0"/>
+                <w:color w:val="000000"/>
+                <w:sz w:val="26"/>
+              </w:rPr>
+              <w:t>Смена пароля немедленно закрывает работнику доступ со старым паролем. Убедитесь, что новый пароль дойдёт до него, прежде чем менять.</w:t>
+            </w:r>
+          </w:p>
+        </w:tc>
+      </w:tr>
+    </w:tbl>
+    <w:p>
+      <w:pPr>
+        <w:spacing w:after="0" w:line="240" w:lineRule="auto"/>
+        <w:ind w:firstLine="0"/>
+      </w:pPr>
+      <w:r>
+        <w:rPr>
+          <w:rFonts w:ascii="Times New Roman" w:hAnsi="Times New Roman" w:cs="Times New Roman" w:eastAsia="Times New Roman"/>
+          <w:b w:val="0"/>
+          <w:i w:val="0"/>
+          <w:color w:val="000000"/>
+          <w:sz w:val="12"/>
+        </w:rPr>
+      </w:r>
+    </w:p>
+    <w:p>
+      <w:pPr>
+        <w:pStyle w:val="Heading2"/>
+        <w:ind w:firstLine="0"/>
+      </w:pPr>
+      <w:r>
+        <w:rPr>
+          <w:rFonts w:ascii="Times New Roman" w:hAnsi="Times New Roman" w:cs="Times New Roman" w:eastAsia="Times New Roman"/>
+          <w:b/>
+          <w:i w:val="0"/>
+          <w:color w:val="000000"/>
+          <w:sz w:val="28"/>
+        </w:rPr>
+        <w:t>5.5. Блокировка входа</w:t>
+      </w:r>
+    </w:p>
+    <w:p>
+      <w:r>
+        <w:rPr>
+          <w:rFonts w:ascii="Times New Roman" w:hAnsi="Times New Roman" w:cs="Times New Roman" w:eastAsia="Times New Roman"/>
+          <w:b w:val="0"/>
+          <w:i w:val="0"/>
+          <w:color w:val="000000"/>
+          <w:sz w:val="28"/>
+        </w:rPr>
+        <w:t>Блокировка закрывает работнику вход и снимает с него все права.</w:t>
+      </w:r>
+    </w:p>
+    <w:p>
+      <w:r>
+        <w:rPr>
+          <w:rFonts w:ascii="Times New Roman" w:hAnsi="Times New Roman" w:cs="Times New Roman" w:eastAsia="Times New Roman"/>
+          <w:b w:val="0"/>
+          <w:i w:val="0"/>
+          <w:color w:val="000000"/>
+          <w:sz w:val="28"/>
+        </w:rPr>
+        <w:t xml:space="preserve">Блокировка ставится в дереве прав (см. раздел 8) - там же указывается причина. Заблокированная запись помечается в списке надписью </w:t>
+      </w:r>
+      <w:r>
+        <w:rPr>
+          <w:rFonts w:ascii="Times New Roman" w:hAnsi="Times New Roman" w:cs="Times New Roman" w:eastAsia="Times New Roman"/>
+          <w:b/>
+          <w:i w:val="0"/>
+          <w:color w:val="000000"/>
+          <w:sz w:val="28"/>
+        </w:rPr>
+        <w:t>«вход заблокирован»</w:t>
+      </w:r>
+      <w:r>
+        <w:rPr>
+          <w:rFonts w:ascii="Times New Roman" w:hAnsi="Times New Roman" w:cs="Times New Roman" w:eastAsia="Times New Roman"/>
+          <w:b w:val="0"/>
+          <w:i w:val="0"/>
+          <w:color w:val="000000"/>
+          <w:sz w:val="28"/>
+        </w:rPr>
+        <w:t>.</w:t>
+      </w:r>
+    </w:p>
+    <w:p>
+      <w:r>
+        <w:rPr>
+          <w:rFonts w:ascii="Times New Roman" w:hAnsi="Times New Roman" w:cs="Times New Roman" w:eastAsia="Times New Roman"/>
+          <w:b w:val="0"/>
+          <w:i w:val="0"/>
+          <w:color w:val="000000"/>
+          <w:sz w:val="28"/>
+        </w:rPr>
+        <w:t xml:space="preserve">Отдельно существует временная блокировка после нескольких неудачных попыток входа: её снимает кнопка </w:t>
+      </w:r>
+      <w:r>
+        <w:rPr>
+          <w:rFonts w:ascii="Times New Roman" w:hAnsi="Times New Roman" w:cs="Times New Roman" w:eastAsia="Times New Roman"/>
+          <w:b/>
+          <w:i w:val="0"/>
+          <w:color w:val="000000"/>
+          <w:sz w:val="28"/>
+        </w:rPr>
+        <w:t>«Снять блокировку входа»</w:t>
+      </w:r>
+      <w:r>
+        <w:rPr>
+          <w:rFonts w:ascii="Times New Roman" w:hAnsi="Times New Roman" w:cs="Times New Roman" w:eastAsia="Times New Roman"/>
+          <w:b w:val="0"/>
+          <w:i w:val="0"/>
+          <w:color w:val="000000"/>
+          <w:sz w:val="28"/>
+        </w:rPr>
+        <w:t xml:space="preserve"> в карточке.</w:t>
+      </w:r>
+    </w:p>
+    <w:tbl>
+      <w:tblPr>
+        <w:tblW w:type="auto" w:w="0"/>
+        <w:tblLayout w:type="fixed"/>
+        <w:tblLook w:firstColumn="1" w:firstRow="1" w:lastColumn="0" w:lastRow="0" w:noHBand="0" w:noVBand="1" w:val="04A0"/>
+        <w:tblLayout w:type="fixed"/>
+      </w:tblPr>
+      <w:tblGrid>
+        <w:gridCol w:w="9356"/>
+      </w:tblGrid>
+      <w:tr>
+        <w:trPr>
+          <w:cantSplit w:val="true"/>
+        </w:trPr>
+        <w:tc>
+          <w:tcPr>
+            <w:tcW w:type="dxa" w:w="9354"/>
+            <w:shd w:val="clear" w:fill="FDF6E3"/>
+            <w:tcBorders>
+              <w:left w:val="single" w:sz="24" w:color="B7791F"/>
+              <w:top w:val="single" w:sz="4" w:color="FDF6E3"/>
+              <w:bottom w:val="single" w:sz="4" w:color="FDF6E3"/>
+              <w:right w:val="single" w:sz="4" w:color="FDF6E3"/>
+            </w:tcBorders>
+          </w:tcPr>
+          <w:p>
+            <w:pPr>
+              <w:spacing w:line="288" w:lineRule="auto" w:after="0"/>
+              <w:ind w:firstLine="0"/>
+            </w:pPr>
+            <w:r>
+              <w:rPr>
+                <w:rFonts w:ascii="Times New Roman" w:hAnsi="Times New Roman" w:cs="Times New Roman" w:eastAsia="Times New Roman"/>
+                <w:b/>
+                <w:i w:val="0"/>
+                <w:color w:val="B7791F"/>
+                <w:sz w:val="26"/>
+              </w:rPr>
+              <w:t xml:space="preserve">ВАЖНО. </w:t>
+            </w:r>
+            <w:r>
+              <w:rPr>
+                <w:rFonts w:ascii="Times New Roman" w:hAnsi="Times New Roman" w:cs="Times New Roman" w:eastAsia="Times New Roman"/>
+                <w:b w:val="0"/>
+                <w:i w:val="0"/>
+                <w:color w:val="000000"/>
+                <w:sz w:val="26"/>
+              </w:rPr>
+              <w:t xml:space="preserve">Не путайте два состояния. </w:t>
+            </w:r>
+            <w:r>
+              <w:rPr>
+                <w:rFonts w:ascii="Times New Roman" w:hAnsi="Times New Roman" w:cs="Times New Roman" w:eastAsia="Times New Roman"/>
+                <w:b/>
+                <w:i w:val="0"/>
+                <w:color w:val="000000"/>
+                <w:sz w:val="26"/>
+              </w:rPr>
+              <w:t>«Вход заблокирован»</w:t>
+            </w:r>
+            <w:r>
+              <w:rPr>
+                <w:rFonts w:ascii="Times New Roman" w:hAnsi="Times New Roman" w:cs="Times New Roman" w:eastAsia="Times New Roman"/>
+                <w:b w:val="0"/>
+                <w:i w:val="0"/>
+                <w:color w:val="000000"/>
+                <w:sz w:val="26"/>
+              </w:rPr>
+              <w:t xml:space="preserve"> - решение администратора, снимается только им. Блокировка после неудачных попыток - защита от подбора пароля, она снимается сама по истечении времени.</w:t>
+            </w:r>
+          </w:p>
+        </w:tc>
+      </w:tr>
+    </w:tbl>
+    <w:p>
+      <w:pPr>
+        <w:spacing w:after="0" w:line="240" w:lineRule="auto"/>
+        <w:ind w:firstLine="0"/>
+      </w:pPr>
+      <w:r>
+        <w:rPr>
+          <w:rFonts w:ascii="Times New Roman" w:hAnsi="Times New Roman" w:cs="Times New Roman" w:eastAsia="Times New Roman"/>
+          <w:b w:val="0"/>
+          <w:i w:val="0"/>
+          <w:color w:val="000000"/>
+          <w:sz w:val="12"/>
+        </w:rPr>
+      </w:r>
+    </w:p>
+    <w:p>
+      <w:pPr>
+        <w:pStyle w:val="Heading2"/>
+        <w:ind w:firstLine="0"/>
+      </w:pPr>
+      <w:r>
+        <w:rPr>
+          <w:rFonts w:ascii="Times New Roman" w:hAnsi="Times New Roman" w:cs="Times New Roman" w:eastAsia="Times New Roman"/>
+          <w:b/>
+          <w:i w:val="0"/>
+          <w:color w:val="000000"/>
+          <w:sz w:val="28"/>
+        </w:rPr>
+        <w:t>5.6. Массовые операции</w:t>
+      </w:r>
+    </w:p>
+    <w:p>
+      <w:r>
+        <w:rPr>
+          <w:rFonts w:ascii="Times New Roman" w:hAnsi="Times New Roman" w:cs="Times New Roman" w:eastAsia="Times New Roman"/>
+          <w:b w:val="0"/>
+          <w:i w:val="0"/>
+          <w:color w:val="000000"/>
+          <w:sz w:val="28"/>
+        </w:rPr>
+        <w:t>Отметьте несколько записей в списке - появится строка массовых действий.</w:t>
+      </w:r>
+    </w:p>
+    <w:p>
+      <w:pPr>
+        <w:keepNext/>
+        <w:spacing w:before="120" w:after="40"/>
+        <w:ind w:firstLine="0"/>
+        <w:jc w:val="center"/>
+      </w:pPr>
+      <w:r>
+        <w:drawing>
+          <wp:inline xmlns:a="http://schemas.openxmlformats.org/drawingml/2006/main" xmlns:pic="http://schemas.openxmlformats.org/drawingml/2006/picture">
+            <wp:extent cx="5940000" cy="868153"/>
+            <wp:docPr id="5" name="Picture 5"/>
+            <wp:cNvGraphicFramePr>
+              <a:graphicFrameLocks noChangeAspect="1"/>
+            </wp:cNvGraphicFramePr>
+            <a:graphic>
+              <a:graphicData uri="http://schemas.openxmlformats.org/drawingml/2006/picture">
+                <pic:pic>
+                  <pic:nvPicPr>
+                    <pic:cNvPr id="0" name="admin-users-bulk.png"/>
+                    <pic:cNvPicPr/>
+                  </pic:nvPicPr>
+                  <pic:blipFill>
+                    <a:blip r:embed="rId15"/>
+                    <a:stretch>
+                      <a:fillRect/>
+                    </a:stretch>
+                  </pic:blipFill>
+                  <pic:spPr>
+                    <a:xfrm>
+                      <a:off x="0" y="0"/>
+                      <a:ext cx="5940000" cy="868153"/>
+                    </a:xfrm>
+                    <a:prstGeom prst="rect"/>
+                  </pic:spPr>
+                </pic:pic>
+              </a:graphicData>
+            </a:graphic>
+          </wp:inline>
+        </w:drawing>
+      </w:r>
+    </w:p>
+    <w:p>
+      <w:pPr>
+        <w:keepNext w:val="0"/>
+        <w:spacing w:line="240" w:lineRule="auto" w:before="40" w:after="200"/>
+        <w:ind w:firstLine="0"/>
+        <w:jc w:val="center"/>
+      </w:pPr>
+      <w:r>
+        <w:rPr>
+          <w:rFonts w:ascii="Times New Roman" w:hAnsi="Times New Roman" w:cs="Times New Roman" w:eastAsia="Times New Roman"/>
+          <w:b w:val="0"/>
+          <w:i/>
+          <w:color w:val="000000"/>
+          <w:sz w:val="24"/>
+        </w:rPr>
+        <w:t>Рисунок 5.4 — Массовые операции над учётными записями</w:t>
+      </w:r>
+    </w:p>
+    <w:p>
+      <w:r>
+        <w:rPr>
+          <w:rFonts w:ascii="Times New Roman" w:hAnsi="Times New Roman" w:cs="Times New Roman" w:eastAsia="Times New Roman"/>
+          <w:b w:val="0"/>
+          <w:i w:val="0"/>
+          <w:color w:val="000000"/>
+          <w:sz w:val="28"/>
+        </w:rPr>
+        <w:t xml:space="preserve">Счётчик </w:t>
+      </w:r>
+      <w:r>
+        <w:rPr>
+          <w:rFonts w:ascii="Times New Roman" w:hAnsi="Times New Roman" w:cs="Times New Roman" w:eastAsia="Times New Roman"/>
+          <w:b/>
+          <w:i w:val="0"/>
+          <w:color w:val="000000"/>
+          <w:sz w:val="28"/>
+        </w:rPr>
+        <w:t>«Выбрано: N»</w:t>
+      </w:r>
+      <w:r>
+        <w:rPr>
+          <w:rFonts w:ascii="Times New Roman" w:hAnsi="Times New Roman" w:cs="Times New Roman" w:eastAsia="Times New Roman"/>
+          <w:b w:val="0"/>
+          <w:i w:val="0"/>
+          <w:color w:val="000000"/>
+          <w:sz w:val="28"/>
+        </w:rPr>
+        <w:t xml:space="preserve"> (1) показывает, сколько записей отмечено. Кнопки (2) меняют у всех отмеченных тип, организацию или компанию, блокируют и разблокируют вход, переносят в архив; в режиме архива вместо переноса появляется </w:t>
+      </w:r>
+      <w:r>
+        <w:rPr>
+          <w:rFonts w:ascii="Times New Roman" w:hAnsi="Times New Roman" w:cs="Times New Roman" w:eastAsia="Times New Roman"/>
+          <w:b/>
+          <w:i w:val="0"/>
+          <w:color w:val="000000"/>
+          <w:sz w:val="28"/>
+        </w:rPr>
+        <w:t>«Восстановить»</w:t>
+      </w:r>
+      <w:r>
+        <w:rPr>
+          <w:rFonts w:ascii="Times New Roman" w:hAnsi="Times New Roman" w:cs="Times New Roman" w:eastAsia="Times New Roman"/>
+          <w:b w:val="0"/>
+          <w:i w:val="0"/>
+          <w:color w:val="000000"/>
+          <w:sz w:val="28"/>
+        </w:rPr>
+        <w:t xml:space="preserve">. Кнопка </w:t>
+      </w:r>
+      <w:r>
+        <w:rPr>
+          <w:rFonts w:ascii="Times New Roman" w:hAnsi="Times New Roman" w:cs="Times New Roman" w:eastAsia="Times New Roman"/>
+          <w:b/>
+          <w:i w:val="0"/>
+          <w:color w:val="000000"/>
+          <w:sz w:val="28"/>
+        </w:rPr>
+        <w:t>«Снять выбор»</w:t>
+      </w:r>
+      <w:r>
+        <w:rPr>
+          <w:rFonts w:ascii="Times New Roman" w:hAnsi="Times New Roman" w:cs="Times New Roman" w:eastAsia="Times New Roman"/>
+          <w:b w:val="0"/>
+          <w:i w:val="0"/>
+          <w:color w:val="000000"/>
+          <w:sz w:val="28"/>
+        </w:rPr>
+        <w:t xml:space="preserve"> (3) сбрасывает отметки.</w:t>
+      </w:r>
+    </w:p>
+    <w:p>
+      <w:r>
+        <w:rPr>
+          <w:rFonts w:ascii="Times New Roman" w:hAnsi="Times New Roman" w:cs="Times New Roman" w:eastAsia="Times New Roman"/>
+          <w:b w:val="0"/>
+          <w:i w:val="0"/>
+          <w:color w:val="000000"/>
+          <w:sz w:val="28"/>
+        </w:rPr>
+        <w:t xml:space="preserve">Ожидаемый результат: система сообщает итог - например, </w:t>
+      </w:r>
+      <w:r>
+        <w:rPr>
+          <w:rFonts w:ascii="Times New Roman" w:hAnsi="Times New Roman" w:cs="Times New Roman" w:eastAsia="Times New Roman"/>
+          <w:b/>
+          <w:i w:val="0"/>
+          <w:color w:val="000000"/>
+          <w:sz w:val="28"/>
+        </w:rPr>
+        <w:t>«Тип изменён: 5»</w:t>
+      </w:r>
+      <w:r>
+        <w:rPr>
+          <w:rFonts w:ascii="Times New Roman" w:hAnsi="Times New Roman" w:cs="Times New Roman" w:eastAsia="Times New Roman"/>
+          <w:b w:val="0"/>
+          <w:i w:val="0"/>
+          <w:color w:val="000000"/>
+          <w:sz w:val="28"/>
+        </w:rPr>
+        <w:t xml:space="preserve">. Если часть записей обработать не удалось, в сообщении перечисляются логины: </w:t>
+      </w:r>
+      <w:r>
+        <w:rPr>
+          <w:rFonts w:ascii="Times New Roman" w:hAnsi="Times New Roman" w:cs="Times New Roman" w:eastAsia="Times New Roman"/>
+          <w:b/>
+          <w:i w:val="0"/>
+          <w:color w:val="000000"/>
+          <w:sz w:val="28"/>
+        </w:rPr>
+        <w:t>«Выполнено N из M. Не удалось: ...»</w:t>
+      </w:r>
+      <w:r>
+        <w:rPr>
+          <w:rFonts w:ascii="Times New Roman" w:hAnsi="Times New Roman" w:cs="Times New Roman" w:eastAsia="Times New Roman"/>
+          <w:b w:val="0"/>
+          <w:i w:val="0"/>
+          <w:color w:val="000000"/>
+          <w:sz w:val="28"/>
+        </w:rPr>
+        <w:t>.</w:t>
+      </w:r>
+    </w:p>
+    <w:p>
+      <w:pPr>
+        <w:pStyle w:val="Heading2"/>
+        <w:ind w:firstLine="0"/>
+      </w:pPr>
+      <w:r>
+        <w:rPr>
+          <w:rFonts w:ascii="Times New Roman" w:hAnsi="Times New Roman" w:cs="Times New Roman" w:eastAsia="Times New Roman"/>
+          <w:b/>
+          <w:i w:val="0"/>
+          <w:color w:val="000000"/>
+          <w:sz w:val="28"/>
+        </w:rPr>
+        <w:t>5.7. Архив</w:t>
+      </w:r>
+    </w:p>
+    <w:p>
+      <w:r>
+        <w:rPr>
+          <w:rFonts w:ascii="Times New Roman" w:hAnsi="Times New Roman" w:cs="Times New Roman" w:eastAsia="Times New Roman"/>
+          <w:b w:val="0"/>
+          <w:i w:val="0"/>
+          <w:color w:val="000000"/>
+          <w:sz w:val="28"/>
+        </w:rPr>
+        <w:t xml:space="preserve">Учётные записи не удаляются - они переносятся в архив: </w:t>
+      </w:r>
+      <w:r>
+        <w:rPr>
+          <w:rFonts w:ascii="Times New Roman" w:hAnsi="Times New Roman" w:cs="Times New Roman" w:eastAsia="Times New Roman"/>
+          <w:b/>
+          <w:i w:val="0"/>
+          <w:color w:val="000000"/>
+          <w:sz w:val="28"/>
+        </w:rPr>
+        <w:t>«Удаление переносит учётную запись в архив и блокирует вход»</w:t>
+      </w:r>
+      <w:r>
+        <w:rPr>
+          <w:rFonts w:ascii="Times New Roman" w:hAnsi="Times New Roman" w:cs="Times New Roman" w:eastAsia="Times New Roman"/>
+          <w:b w:val="0"/>
+          <w:i w:val="0"/>
+          <w:color w:val="000000"/>
+          <w:sz w:val="28"/>
+        </w:rPr>
+        <w:t xml:space="preserve">. Система переспрашивает: </w:t>
+      </w:r>
+      <w:r>
+        <w:rPr>
+          <w:rFonts w:ascii="Times New Roman" w:hAnsi="Times New Roman" w:cs="Times New Roman" w:eastAsia="Times New Roman"/>
+          <w:b/>
+          <w:i w:val="0"/>
+          <w:color w:val="000000"/>
+          <w:sz w:val="28"/>
+        </w:rPr>
+        <w:t>«Удалить учётную запись «&lt;логин&gt;»? Действие необратимо.»</w:t>
+      </w:r>
+    </w:p>
+    <w:p>
+      <w:r>
+        <w:rPr>
+          <w:rFonts w:ascii="Times New Roman" w:hAnsi="Times New Roman" w:cs="Times New Roman" w:eastAsia="Times New Roman"/>
+          <w:b w:val="0"/>
+          <w:i w:val="0"/>
+          <w:color w:val="000000"/>
+          <w:sz w:val="28"/>
+        </w:rPr>
+        <w:t xml:space="preserve">Архивная запись видна в режиме </w:t>
+      </w:r>
+      <w:r>
+        <w:rPr>
+          <w:rFonts w:ascii="Times New Roman" w:hAnsi="Times New Roman" w:cs="Times New Roman" w:eastAsia="Times New Roman"/>
+          <w:b/>
+          <w:i w:val="0"/>
+          <w:color w:val="000000"/>
+          <w:sz w:val="28"/>
+        </w:rPr>
+        <w:t>«Архив»</w:t>
+      </w:r>
+      <w:r>
+        <w:rPr>
+          <w:rFonts w:ascii="Times New Roman" w:hAnsi="Times New Roman" w:cs="Times New Roman" w:eastAsia="Times New Roman"/>
+          <w:b w:val="0"/>
+          <w:i w:val="0"/>
+          <w:color w:val="000000"/>
+          <w:sz w:val="28"/>
+        </w:rPr>
+        <w:t xml:space="preserve"> и помечается </w:t>
+      </w:r>
+      <w:r>
+        <w:rPr>
+          <w:rFonts w:ascii="Times New Roman" w:hAnsi="Times New Roman" w:cs="Times New Roman" w:eastAsia="Times New Roman"/>
+          <w:b/>
+          <w:i w:val="0"/>
+          <w:color w:val="000000"/>
+          <w:sz w:val="28"/>
+        </w:rPr>
+        <w:t>«(архив)»</w:t>
+      </w:r>
+      <w:r>
+        <w:rPr>
+          <w:rFonts w:ascii="Times New Roman" w:hAnsi="Times New Roman" w:cs="Times New Roman" w:eastAsia="Times New Roman"/>
+          <w:b w:val="0"/>
+          <w:i w:val="0"/>
+          <w:color w:val="000000"/>
+          <w:sz w:val="28"/>
+        </w:rPr>
+        <w:t>. Её можно восстановить кнопкой в карточке.</w:t>
+      </w:r>
+    </w:p>
+    <w:tbl>
+      <w:tblPr>
+        <w:tblW w:type="auto" w:w="0"/>
+        <w:tblLayout w:type="fixed"/>
+        <w:tblLook w:firstColumn="1" w:firstRow="1" w:lastColumn="0" w:lastRow="0" w:noHBand="0" w:noVBand="1" w:val="04A0"/>
+        <w:tblLayout w:type="fixed"/>
+      </w:tblPr>
+      <w:tblGrid>
+        <w:gridCol w:w="9356"/>
+      </w:tblGrid>
+      <w:tr>
+        <w:trPr>
+          <w:cantSplit w:val="true"/>
+        </w:trPr>
+        <w:tc>
+          <w:tcPr>
+            <w:tcW w:type="dxa" w:w="9354"/>
+            <w:shd w:val="clear" w:fill="EAF1F8"/>
+            <w:tcBorders>
+              <w:left w:val="single" w:sz="24" w:color="2C6FA6"/>
+              <w:top w:val="single" w:sz="4" w:color="EAF1F8"/>
+              <w:bottom w:val="single" w:sz="4" w:color="EAF1F8"/>
+              <w:right w:val="single" w:sz="4" w:color="EAF1F8"/>
+            </w:tcBorders>
+          </w:tcPr>
+          <w:p>
+            <w:pPr>
+              <w:spacing w:line="288" w:lineRule="auto" w:after="0"/>
+              <w:ind w:firstLine="0"/>
+            </w:pPr>
+            <w:r>
+              <w:rPr>
+                <w:rFonts w:ascii="Times New Roman" w:hAnsi="Times New Roman" w:cs="Times New Roman" w:eastAsia="Times New Roman"/>
+                <w:b/>
+                <w:i w:val="0"/>
+                <w:color w:val="2C6FA6"/>
+                <w:sz w:val="26"/>
+              </w:rPr>
+              <w:t xml:space="preserve">ПРИМЕЧАНИЕ. </w:t>
+            </w:r>
+            <w:r>
+              <w:rPr>
+                <w:rFonts w:ascii="Times New Roman" w:hAnsi="Times New Roman" w:cs="Times New Roman" w:eastAsia="Times New Roman"/>
+                <w:b w:val="0"/>
+                <w:i w:val="0"/>
+                <w:color w:val="000000"/>
+                <w:sz w:val="26"/>
+              </w:rPr>
+              <w:t>Архив вместо удаления - осознанное решение. Заявки, отметки постов и записи журналов ссылаются на работника, и удаление записи сделало бы историю нечитаемой.</w:t>
+            </w:r>
+          </w:p>
+        </w:tc>
+      </w:tr>
+    </w:tbl>
+    <w:p>
+      <w:pPr>
+        <w:spacing w:after="0" w:line="240" w:lineRule="auto"/>
+        <w:ind w:firstLine="0"/>
+      </w:pPr>
+      <w:r>
+        <w:rPr>
+          <w:rFonts w:ascii="Times New Roman" w:hAnsi="Times New Roman" w:cs="Times New Roman" w:eastAsia="Times New Roman"/>
+          <w:b w:val="0"/>
+          <w:i w:val="0"/>
+          <w:color w:val="000000"/>
+          <w:sz w:val="12"/>
+        </w:rPr>
+      </w:r>
+    </w:p>
+    <w:p>
+      <w:pPr>
+        <w:pStyle w:val="Heading2"/>
+        <w:ind w:firstLine="0"/>
+      </w:pPr>
+      <w:r>
+        <w:rPr>
+          <w:rFonts w:ascii="Times New Roman" w:hAnsi="Times New Roman" w:cs="Times New Roman" w:eastAsia="Times New Roman"/>
+          <w:b/>
+          <w:i w:val="0"/>
+          <w:color w:val="000000"/>
+          <w:sz w:val="28"/>
+        </w:rPr>
+        <w:t>5.8. История входов</w:t>
+      </w:r>
+    </w:p>
+    <w:p>
+      <w:r>
+        <w:rPr>
+          <w:rFonts w:ascii="Times New Roman" w:hAnsi="Times New Roman" w:cs="Times New Roman" w:eastAsia="Times New Roman"/>
+          <w:b w:val="0"/>
+          <w:i w:val="0"/>
+          <w:color w:val="000000"/>
+          <w:sz w:val="28"/>
+        </w:rPr>
+        <w:t xml:space="preserve">Вкладка </w:t>
+      </w:r>
+      <w:r>
+        <w:rPr>
+          <w:rFonts w:ascii="Times New Roman" w:hAnsi="Times New Roman" w:cs="Times New Roman" w:eastAsia="Times New Roman"/>
+          <w:b/>
+          <w:i w:val="0"/>
+          <w:color w:val="000000"/>
+          <w:sz w:val="28"/>
+        </w:rPr>
+        <w:t>«История входов»</w:t>
+      </w:r>
+      <w:r>
+        <w:rPr>
+          <w:rFonts w:ascii="Times New Roman" w:hAnsi="Times New Roman" w:cs="Times New Roman" w:eastAsia="Times New Roman"/>
+          <w:b w:val="0"/>
+          <w:i w:val="0"/>
+          <w:color w:val="000000"/>
+          <w:sz w:val="28"/>
+        </w:rPr>
+        <w:t xml:space="preserve"> в карточке показывает, когда и с какого адреса работник входил в систему, а также неудачные попытки. По ней разбирают жалобы «не могу войти» и подозрения на чужой доступ.</w:t>
+      </w:r>
+    </w:p>
+    <w:p>
+      <w:pPr>
+        <w:pStyle w:val="Heading2"/>
+        <w:ind w:firstLine="0"/>
+      </w:pPr>
+      <w:r>
+        <w:rPr>
+          <w:rFonts w:ascii="Times New Roman" w:hAnsi="Times New Roman" w:cs="Times New Roman" w:eastAsia="Times New Roman"/>
+          <w:b/>
+          <w:i w:val="0"/>
+          <w:color w:val="000000"/>
+          <w:sz w:val="28"/>
+        </w:rPr>
+        <w:t>5.9. Работа от имени работника</w:t>
+      </w:r>
+    </w:p>
+    <w:p>
+      <w:r>
+        <w:rPr>
+          <w:rFonts w:ascii="Times New Roman" w:hAnsi="Times New Roman" w:cs="Times New Roman" w:eastAsia="Times New Roman"/>
+          <w:b w:val="0"/>
+          <w:i w:val="0"/>
+          <w:color w:val="000000"/>
+          <w:sz w:val="28"/>
+        </w:rPr>
+        <w:t xml:space="preserve">Кнопка </w:t>
+      </w:r>
+      <w:r>
+        <w:rPr>
+          <w:rFonts w:ascii="Times New Roman" w:hAnsi="Times New Roman" w:cs="Times New Roman" w:eastAsia="Times New Roman"/>
+          <w:b/>
+          <w:i w:val="0"/>
+          <w:color w:val="000000"/>
+          <w:sz w:val="28"/>
+        </w:rPr>
+        <w:t>«Войти как пользователь»</w:t>
+      </w:r>
+      <w:r>
+        <w:rPr>
+          <w:rFonts w:ascii="Times New Roman" w:hAnsi="Times New Roman" w:cs="Times New Roman" w:eastAsia="Times New Roman"/>
+          <w:b w:val="0"/>
+          <w:i w:val="0"/>
+          <w:color w:val="000000"/>
+          <w:sz w:val="28"/>
+        </w:rPr>
+        <w:t xml:space="preserve"> открывает систему глазами выбранного работника: вы видите ровно те разделы и кнопки, что доступны ему. Это нужно, когда работник жалуется на недоступное действие, а по правам всё выглядит правильно.</w:t>
+      </w:r>
+    </w:p>
+    <w:p>
+      <w:r>
+        <w:rPr>
+          <w:rFonts w:ascii="Times New Roman" w:hAnsi="Times New Roman" w:cs="Times New Roman" w:eastAsia="Times New Roman"/>
+          <w:b w:val="0"/>
+          <w:i w:val="0"/>
+          <w:color w:val="000000"/>
+          <w:sz w:val="28"/>
+        </w:rPr>
+        <w:t>Пароль работника при этом не нужен и не меняется. Сеанс от чужого имени живёт тридцать минут, после чего заканчивается сам; выйти из него можно и раньше.</w:t>
+      </w:r>
+    </w:p>
+    <w:p>
+      <w:r>
+        <w:rPr>
+          <w:rFonts w:ascii="Times New Roman" w:hAnsi="Times New Roman" w:cs="Times New Roman" w:eastAsia="Times New Roman"/>
+          <w:b w:val="0"/>
+          <w:i w:val="0"/>
+          <w:color w:val="000000"/>
+          <w:sz w:val="28"/>
+        </w:rPr>
+        <w:t>Ограничения таковы, что войти можно только «вниз» по полномочиям:</w:t>
+      </w:r>
+    </w:p>
+    <w:p>
+      <w:pPr>
+        <w:spacing w:after="0" w:line="360" w:lineRule="auto"/>
+        <w:ind w:hanging="454" w:left="1134"/>
+        <w:jc w:val="both"/>
+      </w:pPr>
+      <w:r>
+        <w:rPr>
+          <w:rFonts w:ascii="Times New Roman" w:hAnsi="Times New Roman" w:cs="Times New Roman" w:eastAsia="Times New Roman"/>
+          <w:b w:val="0"/>
+          <w:i w:val="0"/>
+          <w:color w:val="000000"/>
+          <w:sz w:val="28"/>
+        </w:rPr>
+        <w:t>•</w:t>
+        <w:tab/>
+      </w:r>
+      <w:r>
+        <w:rPr>
+          <w:rFonts w:ascii="Times New Roman" w:hAnsi="Times New Roman" w:cs="Times New Roman" w:eastAsia="Times New Roman"/>
+          <w:b w:val="0"/>
+          <w:i w:val="0"/>
+          <w:color w:val="000000"/>
+          <w:sz w:val="28"/>
+        </w:rPr>
+        <w:t xml:space="preserve">от имени супер-администратора - нельзя никому: </w:t>
+      </w:r>
+      <w:r>
+        <w:rPr>
+          <w:rFonts w:ascii="Times New Roman" w:hAnsi="Times New Roman" w:cs="Times New Roman" w:eastAsia="Times New Roman"/>
+          <w:b/>
+          <w:i w:val="0"/>
+          <w:color w:val="000000"/>
+          <w:sz w:val="28"/>
+        </w:rPr>
+        <w:t>«Нельзя войти от имени супер-администратора»</w:t>
+      </w:r>
+      <w:r>
+        <w:rPr>
+          <w:rFonts w:ascii="Times New Roman" w:hAnsi="Times New Roman" w:cs="Times New Roman" w:eastAsia="Times New Roman"/>
+          <w:b w:val="0"/>
+          <w:i w:val="0"/>
+          <w:color w:val="000000"/>
+          <w:sz w:val="28"/>
+        </w:rPr>
+        <w:t>;</w:t>
+      </w:r>
+    </w:p>
+    <w:p>
+      <w:pPr>
+        <w:spacing w:after="0" w:line="360" w:lineRule="auto"/>
+        <w:ind w:hanging="454" w:left="1134"/>
+        <w:jc w:val="both"/>
+      </w:pPr>
+      <w:r>
+        <w:rPr>
+          <w:rFonts w:ascii="Times New Roman" w:hAnsi="Times New Roman" w:cs="Times New Roman" w:eastAsia="Times New Roman"/>
+          <w:b w:val="0"/>
+          <w:i w:val="0"/>
+          <w:color w:val="000000"/>
+          <w:sz w:val="28"/>
+        </w:rPr>
+        <w:t>•</w:t>
+        <w:tab/>
+      </w:r>
+      <w:r>
+        <w:rPr>
+          <w:rFonts w:ascii="Times New Roman" w:hAnsi="Times New Roman" w:cs="Times New Roman" w:eastAsia="Times New Roman"/>
+          <w:b w:val="0"/>
+          <w:i w:val="0"/>
+          <w:color w:val="000000"/>
+          <w:sz w:val="28"/>
+        </w:rPr>
+        <w:t xml:space="preserve">от имени администратора - только супер-администратору: </w:t>
+      </w:r>
+      <w:r>
+        <w:rPr>
+          <w:rFonts w:ascii="Times New Roman" w:hAnsi="Times New Roman" w:cs="Times New Roman" w:eastAsia="Times New Roman"/>
+          <w:b/>
+          <w:i w:val="0"/>
+          <w:color w:val="000000"/>
+          <w:sz w:val="28"/>
+        </w:rPr>
+        <w:t>«Войти от имени администратора может только супер-администратор»</w:t>
+      </w:r>
+      <w:r>
+        <w:rPr>
+          <w:rFonts w:ascii="Times New Roman" w:hAnsi="Times New Roman" w:cs="Times New Roman" w:eastAsia="Times New Roman"/>
+          <w:b w:val="0"/>
+          <w:i w:val="0"/>
+          <w:color w:val="000000"/>
+          <w:sz w:val="28"/>
+        </w:rPr>
+        <w:t>;</w:t>
+      </w:r>
+    </w:p>
+    <w:p>
+      <w:pPr>
+        <w:spacing w:after="0" w:line="360" w:lineRule="auto"/>
+        <w:ind w:hanging="454" w:left="1134"/>
+        <w:jc w:val="both"/>
+      </w:pPr>
+      <w:r>
+        <w:rPr>
+          <w:rFonts w:ascii="Times New Roman" w:hAnsi="Times New Roman" w:cs="Times New Roman" w:eastAsia="Times New Roman"/>
+          <w:b w:val="0"/>
+          <w:i w:val="0"/>
+          <w:color w:val="000000"/>
+          <w:sz w:val="28"/>
+        </w:rPr>
+        <w:t>•</w:t>
+        <w:tab/>
+      </w:r>
+      <w:r>
+        <w:rPr>
+          <w:rFonts w:ascii="Times New Roman" w:hAnsi="Times New Roman" w:cs="Times New Roman" w:eastAsia="Times New Roman"/>
+          <w:b w:val="0"/>
+          <w:i w:val="0"/>
+          <w:color w:val="000000"/>
+          <w:sz w:val="28"/>
+        </w:rPr>
+        <w:t xml:space="preserve">от имени отключённой или заблокированной записи - нельзя: </w:t>
+      </w:r>
+      <w:r>
+        <w:rPr>
+          <w:rFonts w:ascii="Times New Roman" w:hAnsi="Times New Roman" w:cs="Times New Roman" w:eastAsia="Times New Roman"/>
+          <w:b/>
+          <w:i w:val="0"/>
+          <w:color w:val="000000"/>
+          <w:sz w:val="28"/>
+        </w:rPr>
+        <w:t>«Учётная запись отключена: войти от её имени нельзя»</w:t>
+      </w:r>
+      <w:r>
+        <w:rPr>
+          <w:rFonts w:ascii="Times New Roman" w:hAnsi="Times New Roman" w:cs="Times New Roman" w:eastAsia="Times New Roman"/>
+          <w:b w:val="0"/>
+          <w:i w:val="0"/>
+          <w:color w:val="000000"/>
+          <w:sz w:val="28"/>
+        </w:rPr>
+        <w:t xml:space="preserve">, </w:t>
+      </w:r>
+      <w:r>
+        <w:rPr>
+          <w:rFonts w:ascii="Times New Roman" w:hAnsi="Times New Roman" w:cs="Times New Roman" w:eastAsia="Times New Roman"/>
+          <w:b/>
+          <w:i w:val="0"/>
+          <w:color w:val="000000"/>
+          <w:sz w:val="28"/>
+        </w:rPr>
+        <w:t>«Учётная запись заблокирована: войти от её имени нельзя»</w:t>
+      </w:r>
+      <w:r>
+        <w:rPr>
+          <w:rFonts w:ascii="Times New Roman" w:hAnsi="Times New Roman" w:cs="Times New Roman" w:eastAsia="Times New Roman"/>
+          <w:b w:val="0"/>
+          <w:i w:val="0"/>
+          <w:color w:val="000000"/>
+          <w:sz w:val="28"/>
+        </w:rPr>
+        <w:t>.</w:t>
+      </w:r>
+    </w:p>
+    <w:tbl>
+      <w:tblPr>
+        <w:tblW w:type="auto" w:w="0"/>
+        <w:tblLayout w:type="fixed"/>
+        <w:tblLook w:firstColumn="1" w:firstRow="1" w:lastColumn="0" w:lastRow="0" w:noHBand="0" w:noVBand="1" w:val="04A0"/>
+        <w:tblLayout w:type="fixed"/>
+      </w:tblPr>
+      <w:tblGrid>
+        <w:gridCol w:w="9356"/>
+      </w:tblGrid>
+      <w:tr>
+        <w:trPr>
+          <w:cantSplit w:val="true"/>
+        </w:trPr>
+        <w:tc>
+          <w:tcPr>
+            <w:tcW w:type="dxa" w:w="9354"/>
+            <w:shd w:val="clear" w:fill="FDF6E3"/>
+            <w:tcBorders>
+              <w:left w:val="single" w:sz="24" w:color="B7791F"/>
+              <w:top w:val="single" w:sz="4" w:color="FDF6E3"/>
+              <w:bottom w:val="single" w:sz="4" w:color="FDF6E3"/>
+              <w:right w:val="single" w:sz="4" w:color="FDF6E3"/>
+            </w:tcBorders>
+          </w:tcPr>
+          <w:p>
+            <w:pPr>
+              <w:spacing w:line="288" w:lineRule="auto" w:after="0"/>
+              <w:ind w:firstLine="0"/>
+            </w:pPr>
+            <w:r>
+              <w:rPr>
+                <w:rFonts w:ascii="Times New Roman" w:hAnsi="Times New Roman" w:cs="Times New Roman" w:eastAsia="Times New Roman"/>
+                <w:b/>
+                <w:i w:val="0"/>
+                <w:color w:val="B7791F"/>
+                <w:sz w:val="26"/>
+              </w:rPr>
+              <w:t xml:space="preserve">ВАЖНО. </w:t>
+            </w:r>
+            <w:r>
+              <w:rPr>
+                <w:rFonts w:ascii="Times New Roman" w:hAnsi="Times New Roman" w:cs="Times New Roman" w:eastAsia="Times New Roman"/>
+                <w:b w:val="0"/>
+                <w:i w:val="0"/>
+                <w:color w:val="000000"/>
+                <w:sz w:val="26"/>
+              </w:rPr>
+              <w:t>И вход от чужого имени, и выход из него записываются в журнал вместе с тем, кто это сделал и до какого времени действовал доступ. Режим предназначен для разбора обращений, а не для работы за человека: всё, что вы сделаете, останется в системе от его имени.</w:t>
+            </w:r>
+          </w:p>
+        </w:tc>
+      </w:tr>
+    </w:tbl>
+    <w:p>
+      <w:pPr>
+        <w:spacing w:after="0" w:line="240" w:lineRule="auto"/>
+        <w:ind w:firstLine="0"/>
+      </w:pPr>
+      <w:r>
+        <w:rPr>
+          <w:rFonts w:ascii="Times New Roman" w:hAnsi="Times New Roman" w:cs="Times New Roman" w:eastAsia="Times New Roman"/>
+          <w:b w:val="0"/>
+          <w:i w:val="0"/>
+          <w:color w:val="000000"/>
+          <w:sz w:val="12"/>
+        </w:rPr>
+      </w:r>
+    </w:p>
+    <w:p>
+      <w:r>
+        <w:rPr>
+          <w:rFonts w:ascii="Times New Roman" w:hAnsi="Times New Roman" w:cs="Times New Roman" w:eastAsia="Times New Roman"/>
+          <w:b w:val="0"/>
+          <w:i w:val="0"/>
+          <w:color w:val="000000"/>
+          <w:sz w:val="28"/>
+        </w:rPr>
+        <w:t xml:space="preserve">Право на это действие - </w:t>
+      </w:r>
+      <w:r>
+        <w:rPr>
+          <w:rFonts w:ascii="Courier New" w:hAnsi="Courier New" w:cs="Courier New" w:eastAsia="Courier New"/>
+          <w:b w:val="0"/>
+          <w:i w:val="0"/>
+          <w:color w:val="000000"/>
+          <w:sz w:val="24"/>
+        </w:rPr>
+        <w:t>user.impersonate</w:t>
+      </w:r>
+      <w:r>
+        <w:rPr>
+          <w:rFonts w:ascii="Times New Roman" w:hAnsi="Times New Roman" w:cs="Times New Roman" w:eastAsia="Times New Roman"/>
+          <w:b w:val="0"/>
+          <w:i w:val="0"/>
+          <w:color w:val="000000"/>
+          <w:sz w:val="28"/>
+        </w:rPr>
+        <w:t>. По умолчанию оно есть у администратора; рядовому работнику его выдают только явно.</w:t>
+      </w:r>
+    </w:p>
+    <w:p>
+      <w:pPr>
+        <w:pStyle w:val="Heading1"/>
+        <w:ind w:firstLine="0"/>
+      </w:pPr>
+      <w:r>
+        <w:rPr>
+          <w:rFonts w:ascii="Times New Roman" w:hAnsi="Times New Roman" w:cs="Times New Roman" w:eastAsia="Times New Roman"/>
+          <w:b/>
+          <w:i w:val="0"/>
+          <w:color w:val="000000"/>
+          <w:sz w:val="32"/>
+        </w:rPr>
+        <w:t>6. Роли</w:t>
+      </w:r>
+    </w:p>
+    <w:p>
+      <w:pPr>
+        <w:pStyle w:val="Heading2"/>
+        <w:ind w:firstLine="0"/>
+      </w:pPr>
+      <w:r>
+        <w:rPr>
+          <w:rFonts w:ascii="Times New Roman" w:hAnsi="Times New Roman" w:cs="Times New Roman" w:eastAsia="Times New Roman"/>
+          <w:b/>
+          <w:i w:val="0"/>
+          <w:color w:val="000000"/>
+          <w:sz w:val="28"/>
+        </w:rPr>
+        <w:t>6.1. Что такое роль</w:t>
+      </w:r>
+    </w:p>
+    <w:p>
+      <w:r>
+        <w:rPr>
+          <w:rFonts w:ascii="Times New Roman" w:hAnsi="Times New Roman" w:cs="Times New Roman" w:eastAsia="Times New Roman"/>
+          <w:b w:val="0"/>
+          <w:i w:val="0"/>
+          <w:color w:val="000000"/>
+          <w:sz w:val="28"/>
+        </w:rPr>
+        <w:t>Роль - именованный набор прав. У работника она одна, и назначается она в дереве прав.</w:t>
+      </w:r>
+    </w:p>
+    <w:p>
+      <w:pPr>
+        <w:keepNext/>
+        <w:spacing w:before="120" w:after="40"/>
+        <w:ind w:firstLine="0"/>
+        <w:jc w:val="center"/>
+      </w:pPr>
+      <w:r>
+        <w:drawing>
+          <wp:inline xmlns:a="http://schemas.openxmlformats.org/drawingml/2006/main" xmlns:pic="http://schemas.openxmlformats.org/drawingml/2006/picture">
+            <wp:extent cx="5940000" cy="3883846"/>
+            <wp:docPr id="6" name="Picture 6"/>
+            <wp:cNvGraphicFramePr>
+              <a:graphicFrameLocks noChangeAspect="1"/>
+            </wp:cNvGraphicFramePr>
+            <a:graphic>
+              <a:graphicData uri="http://schemas.openxmlformats.org/drawingml/2006/picture">
+                <pic:pic>
+                  <pic:nvPicPr>
+                    <pic:cNvPr id="0" name="admin-roles-list.png"/>
+                    <pic:cNvPicPr/>
+                  </pic:nvPicPr>
+                  <pic:blipFill>
+                    <a:blip r:embed="rId16"/>
+                    <a:stretch>
+                      <a:fillRect/>
+                    </a:stretch>
+                  </pic:blipFill>
+                  <pic:spPr>
+                    <a:xfrm>
+                      <a:off x="0" y="0"/>
+                      <a:ext cx="5940000" cy="3883846"/>
+                    </a:xfrm>
+                    <a:prstGeom prst="rect"/>
+                  </pic:spPr>
+                </pic:pic>
+              </a:graphicData>
+            </a:graphic>
+          </wp:inline>
+        </w:drawing>
+      </w:r>
+    </w:p>
+    <w:p>
+      <w:pPr>
+        <w:keepNext w:val="0"/>
+        <w:spacing w:line="240" w:lineRule="auto" w:before="40" w:after="200"/>
+        <w:ind w:firstLine="0"/>
+        <w:jc w:val="center"/>
+      </w:pPr>
+      <w:r>
+        <w:rPr>
+          <w:rFonts w:ascii="Times New Roman" w:hAnsi="Times New Roman" w:cs="Times New Roman" w:eastAsia="Times New Roman"/>
+          <w:b w:val="0"/>
+          <w:i/>
+          <w:color w:val="000000"/>
+          <w:sz w:val="24"/>
+        </w:rPr>
+        <w:t>Рисунок 6.1 — Список ролей</w:t>
+      </w:r>
+    </w:p>
+    <w:p>
+      <w:r>
+        <w:rPr>
+          <w:rFonts w:ascii="Times New Roman" w:hAnsi="Times New Roman" w:cs="Times New Roman" w:eastAsia="Times New Roman"/>
+          <w:b w:val="0"/>
+          <w:i w:val="0"/>
+          <w:color w:val="000000"/>
+          <w:sz w:val="28"/>
+        </w:rPr>
+        <w:t xml:space="preserve">Раздел </w:t>
+      </w:r>
+      <w:r>
+        <w:rPr>
+          <w:rFonts w:ascii="Times New Roman" w:hAnsi="Times New Roman" w:cs="Times New Roman" w:eastAsia="Times New Roman"/>
+          <w:b/>
+          <w:i w:val="0"/>
+          <w:color w:val="000000"/>
+          <w:sz w:val="28"/>
+        </w:rPr>
+        <w:t>«Роли пользователей»</w:t>
+      </w:r>
+      <w:r>
+        <w:rPr>
+          <w:rFonts w:ascii="Times New Roman" w:hAnsi="Times New Roman" w:cs="Times New Roman" w:eastAsia="Times New Roman"/>
+          <w:b w:val="0"/>
+          <w:i w:val="0"/>
+          <w:color w:val="000000"/>
+          <w:sz w:val="28"/>
+        </w:rPr>
+        <w:t xml:space="preserve">: поиск по названию, кнопка </w:t>
+      </w:r>
+      <w:r>
+        <w:rPr>
+          <w:rFonts w:ascii="Times New Roman" w:hAnsi="Times New Roman" w:cs="Times New Roman" w:eastAsia="Times New Roman"/>
+          <w:b/>
+          <w:i w:val="0"/>
+          <w:color w:val="000000"/>
+          <w:sz w:val="28"/>
+        </w:rPr>
+        <w:t>«Создать роль»</w:t>
+      </w:r>
+      <w:r>
+        <w:rPr>
+          <w:rFonts w:ascii="Times New Roman" w:hAnsi="Times New Roman" w:cs="Times New Roman" w:eastAsia="Times New Roman"/>
+          <w:b w:val="0"/>
+          <w:i w:val="0"/>
+          <w:color w:val="000000"/>
+          <w:sz w:val="28"/>
+        </w:rPr>
+        <w:t xml:space="preserve"> (2) и список ролей (3) - в нём видны название роли, её код и число носителей.</w:t>
+      </w:r>
+    </w:p>
+    <w:p>
+      <w:r>
+        <w:rPr>
+          <w:rFonts w:ascii="Times New Roman" w:hAnsi="Times New Roman" w:cs="Times New Roman" w:eastAsia="Times New Roman"/>
+          <w:b w:val="0"/>
+          <w:i w:val="0"/>
+          <w:color w:val="000000"/>
+          <w:sz w:val="28"/>
+        </w:rPr>
+        <w:t xml:space="preserve">Системная роль </w:t>
+      </w:r>
+      <w:r>
+        <w:rPr>
+          <w:rFonts w:ascii="Times New Roman" w:hAnsi="Times New Roman" w:cs="Times New Roman" w:eastAsia="Times New Roman"/>
+          <w:b/>
+          <w:i w:val="0"/>
+          <w:color w:val="000000"/>
+          <w:sz w:val="28"/>
+        </w:rPr>
+        <w:t>«Пользователь»</w:t>
+      </w:r>
+      <w:r>
+        <w:rPr>
+          <w:rFonts w:ascii="Times New Roman" w:hAnsi="Times New Roman" w:cs="Times New Roman" w:eastAsia="Times New Roman"/>
+          <w:b w:val="0"/>
+          <w:i w:val="0"/>
+          <w:color w:val="000000"/>
+          <w:sz w:val="28"/>
+        </w:rPr>
+        <w:t xml:space="preserve"> - базовая: её получает каждая новая учётная запись. Удалить её нельзя.</w:t>
+      </w:r>
+    </w:p>
+    <w:p>
+      <w:pPr>
+        <w:pStyle w:val="Heading2"/>
+        <w:ind w:firstLine="0"/>
+      </w:pPr>
+      <w:r>
+        <w:rPr>
+          <w:rFonts w:ascii="Times New Roman" w:hAnsi="Times New Roman" w:cs="Times New Roman" w:eastAsia="Times New Roman"/>
+          <w:b/>
+          <w:i w:val="0"/>
+          <w:color w:val="000000"/>
+          <w:sz w:val="28"/>
+        </w:rPr>
+        <w:t>6.2. Создание и правка роли</w:t>
+      </w:r>
+    </w:p>
+    <w:p>
+      <w:r>
+        <w:rPr>
+          <w:rFonts w:ascii="Times New Roman" w:hAnsi="Times New Roman" w:cs="Times New Roman" w:eastAsia="Times New Roman"/>
+          <w:b w:val="0"/>
+          <w:i w:val="0"/>
+          <w:color w:val="000000"/>
+          <w:sz w:val="28"/>
+        </w:rPr>
+        <w:t xml:space="preserve">Кнопка </w:t>
+      </w:r>
+      <w:r>
+        <w:rPr>
+          <w:rFonts w:ascii="Times New Roman" w:hAnsi="Times New Roman" w:cs="Times New Roman" w:eastAsia="Times New Roman"/>
+          <w:b/>
+          <w:i w:val="0"/>
+          <w:color w:val="000000"/>
+          <w:sz w:val="28"/>
+        </w:rPr>
+        <w:t>«+Создать роль»</w:t>
+      </w:r>
+      <w:r>
+        <w:rPr>
+          <w:rFonts w:ascii="Times New Roman" w:hAnsi="Times New Roman" w:cs="Times New Roman" w:eastAsia="Times New Roman"/>
+          <w:b w:val="0"/>
+          <w:i w:val="0"/>
+          <w:color w:val="000000"/>
+          <w:sz w:val="28"/>
+        </w:rPr>
+        <w:t xml:space="preserve"> заводит новую роль снимком базовой: набор прав копируется, а дальше роль живёт своей жизнью и на базовую больше не оглядывается.</w:t>
+      </w:r>
+    </w:p>
+    <w:p>
+      <w:pPr>
+        <w:keepNext/>
+        <w:spacing w:before="120" w:after="40"/>
+        <w:ind w:firstLine="0"/>
+        <w:jc w:val="center"/>
+      </w:pPr>
+      <w:r>
+        <w:drawing>
+          <wp:inline xmlns:a="http://schemas.openxmlformats.org/drawingml/2006/main" xmlns:pic="http://schemas.openxmlformats.org/drawingml/2006/picture">
+            <wp:extent cx="5102352" cy="4773168"/>
+            <wp:docPr id="7" name="Picture 7"/>
+            <wp:cNvGraphicFramePr>
+              <a:graphicFrameLocks noChangeAspect="1"/>
+            </wp:cNvGraphicFramePr>
+            <a:graphic>
+              <a:graphicData uri="http://schemas.openxmlformats.org/drawingml/2006/picture">
+                <pic:pic>
+                  <pic:nvPicPr>
+                    <pic:cNvPr id="0" name="admin-role-card.png"/>
+                    <pic:cNvPicPr/>
+                  </pic:nvPicPr>
+                  <pic:blipFill>
+                    <a:blip r:embed="rId17"/>
+                    <a:stretch>
+                      <a:fillRect/>
+                    </a:stretch>
+                  </pic:blipFill>
+                  <pic:spPr>
+                    <a:xfrm>
+                      <a:off x="0" y="0"/>
+                      <a:ext cx="5102352" cy="4773168"/>
+                    </a:xfrm>
+                    <a:prstGeom prst="rect"/>
+                  </pic:spPr>
+                </pic:pic>
+              </a:graphicData>
+            </a:graphic>
+          </wp:inline>
+        </w:drawing>
+      </w:r>
+    </w:p>
+    <w:p>
+      <w:pPr>
+        <w:keepNext w:val="0"/>
+        <w:spacing w:line="240" w:lineRule="auto" w:before="40" w:after="200"/>
+        <w:ind w:firstLine="0"/>
+        <w:jc w:val="center"/>
+      </w:pPr>
+      <w:r>
+        <w:rPr>
+          <w:rFonts w:ascii="Times New Roman" w:hAnsi="Times New Roman" w:cs="Times New Roman" w:eastAsia="Times New Roman"/>
+          <w:b w:val="0"/>
+          <w:i/>
+          <w:color w:val="000000"/>
+          <w:sz w:val="24"/>
+        </w:rPr>
+        <w:t>Рисунок 6.2 — Карточка роли</w:t>
+      </w:r>
+    </w:p>
+    <w:p>
+      <w:r>
+        <w:rPr>
+          <w:rFonts w:ascii="Times New Roman" w:hAnsi="Times New Roman" w:cs="Times New Roman" w:eastAsia="Times New Roman"/>
+          <w:b/>
+          <w:i w:val="0"/>
+          <w:color w:val="000000"/>
+          <w:sz w:val="28"/>
+        </w:rPr>
+        <w:t>«Наименование»</w:t>
+      </w:r>
+      <w:r>
+        <w:rPr>
+          <w:rFonts w:ascii="Times New Roman" w:hAnsi="Times New Roman" w:cs="Times New Roman" w:eastAsia="Times New Roman"/>
+          <w:b w:val="0"/>
+          <w:i w:val="0"/>
+          <w:color w:val="000000"/>
+          <w:sz w:val="28"/>
+        </w:rPr>
+        <w:t xml:space="preserve"> (1) - название роли, видное в списках. </w:t>
+      </w:r>
+      <w:r>
+        <w:rPr>
+          <w:rFonts w:ascii="Times New Roman" w:hAnsi="Times New Roman" w:cs="Times New Roman" w:eastAsia="Times New Roman"/>
+          <w:b/>
+          <w:i w:val="0"/>
+          <w:color w:val="000000"/>
+          <w:sz w:val="28"/>
+        </w:rPr>
+        <w:t>«Код»</w:t>
+      </w:r>
+      <w:r>
+        <w:rPr>
+          <w:rFonts w:ascii="Times New Roman" w:hAnsi="Times New Roman" w:cs="Times New Roman" w:eastAsia="Times New Roman"/>
+          <w:b w:val="0"/>
+          <w:i w:val="0"/>
+          <w:color w:val="000000"/>
+          <w:sz w:val="28"/>
+        </w:rPr>
+        <w:t xml:space="preserve"> (2) задаётся при создании и потом не меняется, о чём под полем и написано. </w:t>
+      </w:r>
+      <w:r>
+        <w:rPr>
+          <w:rFonts w:ascii="Times New Roman" w:hAnsi="Times New Roman" w:cs="Times New Roman" w:eastAsia="Times New Roman"/>
+          <w:b/>
+          <w:i w:val="0"/>
+          <w:color w:val="000000"/>
+          <w:sz w:val="28"/>
+        </w:rPr>
+        <w:t>«Описание»</w:t>
+      </w:r>
+      <w:r>
+        <w:rPr>
+          <w:rFonts w:ascii="Times New Roman" w:hAnsi="Times New Roman" w:cs="Times New Roman" w:eastAsia="Times New Roman"/>
+          <w:b w:val="0"/>
+          <w:i w:val="0"/>
+          <w:color w:val="000000"/>
+          <w:sz w:val="28"/>
+        </w:rPr>
+        <w:t xml:space="preserve"> (3) - для чего роль заведена.</w:t>
+      </w:r>
+    </w:p>
+    <w:p>
+      <w:r>
+        <w:rPr>
+          <w:rFonts w:ascii="Times New Roman" w:hAnsi="Times New Roman" w:cs="Times New Roman" w:eastAsia="Times New Roman"/>
+          <w:b w:val="0"/>
+          <w:i w:val="0"/>
+          <w:color w:val="000000"/>
+          <w:sz w:val="28"/>
+        </w:rPr>
+        <w:t xml:space="preserve">Кнопка </w:t>
+      </w:r>
+      <w:r>
+        <w:rPr>
+          <w:rFonts w:ascii="Times New Roman" w:hAnsi="Times New Roman" w:cs="Times New Roman" w:eastAsia="Times New Roman"/>
+          <w:b/>
+          <w:i w:val="0"/>
+          <w:color w:val="000000"/>
+          <w:sz w:val="28"/>
+        </w:rPr>
+        <w:t>«Настроить права»</w:t>
+      </w:r>
+      <w:r>
+        <w:rPr>
+          <w:rFonts w:ascii="Times New Roman" w:hAnsi="Times New Roman" w:cs="Times New Roman" w:eastAsia="Times New Roman"/>
+          <w:b w:val="0"/>
+          <w:i w:val="0"/>
+          <w:color w:val="000000"/>
+          <w:sz w:val="28"/>
+        </w:rPr>
+        <w:t xml:space="preserve"> (4) открывает окно выбора прав; рядом с ней счётчик вида </w:t>
+      </w:r>
+      <w:r>
+        <w:rPr>
+          <w:rFonts w:ascii="Times New Roman" w:hAnsi="Times New Roman" w:cs="Times New Roman" w:eastAsia="Times New Roman"/>
+          <w:b/>
+          <w:i w:val="0"/>
+          <w:color w:val="000000"/>
+          <w:sz w:val="28"/>
+        </w:rPr>
+        <w:t>«18 точечных · 0 групп»</w:t>
+      </w:r>
+      <w:r>
+        <w:rPr>
+          <w:rFonts w:ascii="Times New Roman" w:hAnsi="Times New Roman" w:cs="Times New Roman" w:eastAsia="Times New Roman"/>
+          <w:b w:val="0"/>
+          <w:i w:val="0"/>
+          <w:color w:val="000000"/>
+          <w:sz w:val="28"/>
+        </w:rPr>
+        <w:t xml:space="preserve"> говорит, сколько прав выдано поимённо и сколько пришло группами. Пояснение над кнопкой напоминает, что права из групп добавляются к точечным.</w:t>
+      </w:r>
+    </w:p>
+    <w:p>
+      <w:r>
+        <w:rPr>
+          <w:rFonts w:ascii="Times New Roman" w:hAnsi="Times New Roman" w:cs="Times New Roman" w:eastAsia="Times New Roman"/>
+          <w:b w:val="0"/>
+          <w:i w:val="0"/>
+          <w:color w:val="000000"/>
+          <w:sz w:val="28"/>
+        </w:rPr>
+        <w:t xml:space="preserve">Кнопка </w:t>
+      </w:r>
+      <w:r>
+        <w:rPr>
+          <w:rFonts w:ascii="Times New Roman" w:hAnsi="Times New Roman" w:cs="Times New Roman" w:eastAsia="Times New Roman"/>
+          <w:b/>
+          <w:i w:val="0"/>
+          <w:color w:val="000000"/>
+          <w:sz w:val="28"/>
+        </w:rPr>
+        <w:t>«Создать копию»</w:t>
+      </w:r>
+      <w:r>
+        <w:rPr>
+          <w:rFonts w:ascii="Times New Roman" w:hAnsi="Times New Roman" w:cs="Times New Roman" w:eastAsia="Times New Roman"/>
+          <w:b w:val="0"/>
+          <w:i w:val="0"/>
+          <w:color w:val="000000"/>
+          <w:sz w:val="28"/>
+        </w:rPr>
+        <w:t xml:space="preserve"> заводит новую роль с тем же набором - удобно, когда нужна роль «как эта, но без пары прав».</w:t>
+      </w:r>
+    </w:p>
+    <w:p>
+      <w:pPr>
+        <w:pStyle w:val="Heading2"/>
+        <w:ind w:firstLine="0"/>
+      </w:pPr>
+      <w:r>
+        <w:rPr>
+          <w:rFonts w:ascii="Times New Roman" w:hAnsi="Times New Roman" w:cs="Times New Roman" w:eastAsia="Times New Roman"/>
+          <w:b/>
+          <w:i w:val="0"/>
+          <w:color w:val="000000"/>
+          <w:sz w:val="28"/>
+        </w:rPr>
+        <w:t>6.3. Удаление роли</w:t>
+      </w:r>
+    </w:p>
+    <w:p>
+      <w:r>
+        <w:rPr>
+          <w:rFonts w:ascii="Times New Roman" w:hAnsi="Times New Roman" w:cs="Times New Roman" w:eastAsia="Times New Roman"/>
+          <w:b w:val="0"/>
+          <w:i w:val="0"/>
+          <w:color w:val="000000"/>
+          <w:sz w:val="28"/>
+        </w:rPr>
+        <w:t xml:space="preserve">Роль, назначенную хотя бы одному работнику, удалить нельзя. Система отвечает: </w:t>
+      </w:r>
+      <w:r>
+        <w:rPr>
+          <w:rFonts w:ascii="Times New Roman" w:hAnsi="Times New Roman" w:cs="Times New Roman" w:eastAsia="Times New Roman"/>
+          <w:b/>
+          <w:i w:val="0"/>
+          <w:color w:val="000000"/>
+          <w:sz w:val="28"/>
+        </w:rPr>
+        <w:t>«Роль назначена пользователям (N, включая архивных). Сначала переназначьте их на другую роль.»</w:t>
+      </w:r>
+    </w:p>
+    <w:tbl>
+      <w:tblPr>
+        <w:tblW w:type="auto" w:w="0"/>
+        <w:tblLayout w:type="fixed"/>
+        <w:tblLook w:firstColumn="1" w:firstRow="1" w:lastColumn="0" w:lastRow="0" w:noHBand="0" w:noVBand="1" w:val="04A0"/>
+        <w:tblLayout w:type="fixed"/>
+      </w:tblPr>
+      <w:tblGrid>
+        <w:gridCol w:w="9356"/>
+      </w:tblGrid>
+      <w:tr>
+        <w:trPr>
+          <w:cantSplit w:val="true"/>
+        </w:trPr>
+        <w:tc>
+          <w:tcPr>
+            <w:tcW w:type="dxa" w:w="9354"/>
+            <w:shd w:val="clear" w:fill="FDF6E3"/>
+            <w:tcBorders>
+              <w:left w:val="single" w:sz="24" w:color="B7791F"/>
+              <w:top w:val="single" w:sz="4" w:color="FDF6E3"/>
+              <w:bottom w:val="single" w:sz="4" w:color="FDF6E3"/>
+              <w:right w:val="single" w:sz="4" w:color="FDF6E3"/>
+            </w:tcBorders>
+          </w:tcPr>
+          <w:p>
+            <w:pPr>
+              <w:spacing w:line="288" w:lineRule="auto" w:after="0"/>
+              <w:ind w:firstLine="0"/>
+            </w:pPr>
+            <w:r>
+              <w:rPr>
+                <w:rFonts w:ascii="Times New Roman" w:hAnsi="Times New Roman" w:cs="Times New Roman" w:eastAsia="Times New Roman"/>
+                <w:b/>
+                <w:i w:val="0"/>
+                <w:color w:val="B7791F"/>
+                <w:sz w:val="26"/>
+              </w:rPr>
+              <w:t xml:space="preserve">ВАЖНО. </w:t>
+            </w:r>
+            <w:r>
+              <w:rPr>
+                <w:rFonts w:ascii="Times New Roman" w:hAnsi="Times New Roman" w:cs="Times New Roman" w:eastAsia="Times New Roman"/>
+                <w:b w:val="0"/>
+                <w:i w:val="0"/>
+                <w:color w:val="000000"/>
+                <w:sz w:val="26"/>
+              </w:rPr>
+              <w:t>В счёт идут и архивные записи. Если удаление не даётся, а активных носителей не видно, посмотрите архив.</w:t>
+            </w:r>
+          </w:p>
+        </w:tc>
+      </w:tr>
+    </w:tbl>
+    <w:p>
+      <w:pPr>
+        <w:spacing w:after="0" w:line="240" w:lineRule="auto"/>
+        <w:ind w:firstLine="0"/>
+      </w:pPr>
+      <w:r>
+        <w:rPr>
+          <w:rFonts w:ascii="Times New Roman" w:hAnsi="Times New Roman" w:cs="Times New Roman" w:eastAsia="Times New Roman"/>
+          <w:b w:val="0"/>
+          <w:i w:val="0"/>
+          <w:color w:val="000000"/>
+          <w:sz w:val="12"/>
+        </w:rPr>
+      </w:r>
+    </w:p>
+    <w:p>
+      <w:pPr>
+        <w:pStyle w:val="Heading1"/>
+        <w:ind w:firstLine="0"/>
+      </w:pPr>
+      <w:r>
+        <w:rPr>
+          <w:rFonts w:ascii="Times New Roman" w:hAnsi="Times New Roman" w:cs="Times New Roman" w:eastAsia="Times New Roman"/>
+          <w:b/>
+          <w:i w:val="0"/>
+          <w:color w:val="000000"/>
+          <w:sz w:val="32"/>
+        </w:rPr>
+        <w:t>7. Группы прав</w:t>
+      </w:r>
+    </w:p>
+    <w:p>
+      <w:r>
+        <w:rPr>
+          <w:rFonts w:ascii="Times New Roman" w:hAnsi="Times New Roman" w:cs="Times New Roman" w:eastAsia="Times New Roman"/>
+          <w:b w:val="0"/>
+          <w:i w:val="0"/>
+          <w:color w:val="000000"/>
+          <w:sz w:val="28"/>
+        </w:rPr>
+        <w:t>Группа прав - набор, который подключается к роли или назначается работнику лично. Одна и та же группа может быть подключена и туда, и туда.</w:t>
+      </w:r>
+    </w:p>
+    <w:p>
+      <w:pPr>
+        <w:keepNext/>
+        <w:spacing w:before="120" w:after="40"/>
+        <w:ind w:firstLine="0"/>
+        <w:jc w:val="center"/>
+      </w:pPr>
+      <w:r>
+        <w:drawing>
+          <wp:inline xmlns:a="http://schemas.openxmlformats.org/drawingml/2006/main" xmlns:pic="http://schemas.openxmlformats.org/drawingml/2006/picture">
+            <wp:extent cx="5940000" cy="3883846"/>
+            <wp:docPr id="8" name="Picture 8"/>
+            <wp:cNvGraphicFramePr>
+              <a:graphicFrameLocks noChangeAspect="1"/>
+            </wp:cNvGraphicFramePr>
+            <a:graphic>
+              <a:graphicData uri="http://schemas.openxmlformats.org/drawingml/2006/picture">
+                <pic:pic>
+                  <pic:nvPicPr>
+                    <pic:cNvPr id="0" name="admin-groups-list.png"/>
+                    <pic:cNvPicPr/>
+                  </pic:nvPicPr>
+                  <pic:blipFill>
+                    <a:blip r:embed="rId18"/>
+                    <a:stretch>
+                      <a:fillRect/>
+                    </a:stretch>
+                  </pic:blipFill>
+                  <pic:spPr>
+                    <a:xfrm>
+                      <a:off x="0" y="0"/>
+                      <a:ext cx="5940000" cy="3883846"/>
+                    </a:xfrm>
+                    <a:prstGeom prst="rect"/>
+                  </pic:spPr>
+                </pic:pic>
+              </a:graphicData>
+            </a:graphic>
+          </wp:inline>
+        </w:drawing>
+      </w:r>
+    </w:p>
+    <w:p>
+      <w:pPr>
+        <w:keepNext w:val="0"/>
+        <w:spacing w:line="240" w:lineRule="auto" w:before="40" w:after="200"/>
+        <w:ind w:firstLine="0"/>
+        <w:jc w:val="center"/>
+      </w:pPr>
+      <w:r>
+        <w:rPr>
+          <w:rFonts w:ascii="Times New Roman" w:hAnsi="Times New Roman" w:cs="Times New Roman" w:eastAsia="Times New Roman"/>
+          <w:b w:val="0"/>
+          <w:i/>
+          <w:color w:val="000000"/>
+          <w:sz w:val="24"/>
+        </w:rPr>
+        <w:t>Рисунок 7.1 — Группы прав</w:t>
+      </w:r>
+    </w:p>
+    <w:p>
+      <w:r>
+        <w:rPr>
+          <w:rFonts w:ascii="Times New Roman" w:hAnsi="Times New Roman" w:cs="Times New Roman" w:eastAsia="Times New Roman"/>
+          <w:b w:val="0"/>
+          <w:i w:val="0"/>
+          <w:color w:val="000000"/>
+          <w:sz w:val="28"/>
+        </w:rPr>
+        <w:t xml:space="preserve">Раздел </w:t>
+      </w:r>
+      <w:r>
+        <w:rPr>
+          <w:rFonts w:ascii="Times New Roman" w:hAnsi="Times New Roman" w:cs="Times New Roman" w:eastAsia="Times New Roman"/>
+          <w:b/>
+          <w:i w:val="0"/>
+          <w:color w:val="000000"/>
+          <w:sz w:val="28"/>
+        </w:rPr>
+        <w:t>«Группы прав доступа»</w:t>
+      </w:r>
+      <w:r>
+        <w:rPr>
+          <w:rFonts w:ascii="Times New Roman" w:hAnsi="Times New Roman" w:cs="Times New Roman" w:eastAsia="Times New Roman"/>
+          <w:b w:val="0"/>
+          <w:i w:val="0"/>
+          <w:color w:val="000000"/>
+          <w:sz w:val="28"/>
+        </w:rPr>
+        <w:t xml:space="preserve"> устроен как роли: поиск по названию, кнопка </w:t>
+      </w:r>
+      <w:r>
+        <w:rPr>
+          <w:rFonts w:ascii="Times New Roman" w:hAnsi="Times New Roman" w:cs="Times New Roman" w:eastAsia="Times New Roman"/>
+          <w:b/>
+          <w:i w:val="0"/>
+          <w:color w:val="000000"/>
+          <w:sz w:val="28"/>
+        </w:rPr>
+        <w:t>«Создать группу»</w:t>
+      </w:r>
+      <w:r>
+        <w:rPr>
+          <w:rFonts w:ascii="Times New Roman" w:hAnsi="Times New Roman" w:cs="Times New Roman" w:eastAsia="Times New Roman"/>
+          <w:b w:val="0"/>
+          <w:i w:val="0"/>
+          <w:color w:val="000000"/>
+          <w:sz w:val="28"/>
+        </w:rPr>
+        <w:t xml:space="preserve"> (2) и список групп (3). В карточке группы задаются </w:t>
+      </w:r>
+      <w:r>
+        <w:rPr>
+          <w:rFonts w:ascii="Times New Roman" w:hAnsi="Times New Roman" w:cs="Times New Roman" w:eastAsia="Times New Roman"/>
+          <w:b/>
+          <w:i w:val="0"/>
+          <w:color w:val="000000"/>
+          <w:sz w:val="28"/>
+        </w:rPr>
+        <w:t>«Наименование»</w:t>
+      </w:r>
+      <w:r>
+        <w:rPr>
+          <w:rFonts w:ascii="Times New Roman" w:hAnsi="Times New Roman" w:cs="Times New Roman" w:eastAsia="Times New Roman"/>
+          <w:b w:val="0"/>
+          <w:i w:val="0"/>
+          <w:color w:val="000000"/>
+          <w:sz w:val="28"/>
+        </w:rPr>
+        <w:t xml:space="preserve"> и </w:t>
+      </w:r>
+      <w:r>
+        <w:rPr>
+          <w:rFonts w:ascii="Times New Roman" w:hAnsi="Times New Roman" w:cs="Times New Roman" w:eastAsia="Times New Roman"/>
+          <w:b/>
+          <w:i w:val="0"/>
+          <w:color w:val="000000"/>
+          <w:sz w:val="28"/>
+        </w:rPr>
+        <w:t>«Описание»</w:t>
+      </w:r>
+      <w:r>
+        <w:rPr>
+          <w:rFonts w:ascii="Times New Roman" w:hAnsi="Times New Roman" w:cs="Times New Roman" w:eastAsia="Times New Roman"/>
+          <w:b w:val="0"/>
+          <w:i w:val="0"/>
+          <w:color w:val="000000"/>
+          <w:sz w:val="28"/>
+        </w:rPr>
+        <w:t xml:space="preserve">, а блок </w:t>
+      </w:r>
+      <w:r>
+        <w:rPr>
+          <w:rFonts w:ascii="Times New Roman" w:hAnsi="Times New Roman" w:cs="Times New Roman" w:eastAsia="Times New Roman"/>
+          <w:b/>
+          <w:i w:val="0"/>
+          <w:color w:val="000000"/>
+          <w:sz w:val="28"/>
+        </w:rPr>
+        <w:t>«Права группы»</w:t>
+      </w:r>
+      <w:r>
+        <w:rPr>
+          <w:rFonts w:ascii="Times New Roman" w:hAnsi="Times New Roman" w:cs="Times New Roman" w:eastAsia="Times New Roman"/>
+          <w:b w:val="0"/>
+          <w:i w:val="0"/>
+          <w:color w:val="000000"/>
+          <w:sz w:val="28"/>
+        </w:rPr>
+        <w:t xml:space="preserve"> показывает счётчик </w:t>
+      </w:r>
+      <w:r>
+        <w:rPr>
+          <w:rFonts w:ascii="Times New Roman" w:hAnsi="Times New Roman" w:cs="Times New Roman" w:eastAsia="Times New Roman"/>
+          <w:b/>
+          <w:i w:val="0"/>
+          <w:color w:val="000000"/>
+          <w:sz w:val="28"/>
+        </w:rPr>
+        <w:t>«Выбрано прав: N»</w:t>
+      </w:r>
+      <w:r>
+        <w:rPr>
+          <w:rFonts w:ascii="Times New Roman" w:hAnsi="Times New Roman" w:cs="Times New Roman" w:eastAsia="Times New Roman"/>
+          <w:b w:val="0"/>
+          <w:i w:val="0"/>
+          <w:color w:val="000000"/>
+          <w:sz w:val="28"/>
+        </w:rPr>
+        <w:t>.</w:t>
+      </w:r>
+    </w:p>
+    <w:p>
+      <w:r>
+        <w:rPr>
+          <w:rFonts w:ascii="Times New Roman" w:hAnsi="Times New Roman" w:cs="Times New Roman" w:eastAsia="Times New Roman"/>
+          <w:b w:val="0"/>
+          <w:i w:val="0"/>
+          <w:color w:val="000000"/>
+          <w:sz w:val="28"/>
+        </w:rPr>
+        <w:t>Группы удобны там, где один и тот же набор нужен разным ролям: например, работа с таблицей поста. Изменение группы отражается на всех, кто её получил, - править группу проще, чем обходить роли по одной.</w:t>
+      </w:r>
+    </w:p>
+    <w:p>
+      <w:pPr>
+        <w:pStyle w:val="Heading1"/>
+        <w:ind w:firstLine="0"/>
+      </w:pPr>
+      <w:r>
+        <w:rPr>
+          <w:rFonts w:ascii="Times New Roman" w:hAnsi="Times New Roman" w:cs="Times New Roman" w:eastAsia="Times New Roman"/>
+          <w:b/>
+          <w:i w:val="0"/>
+          <w:color w:val="000000"/>
+          <w:sz w:val="32"/>
+        </w:rPr>
+        <w:t>8. Права одного работника</w:t>
+      </w:r>
+    </w:p>
+    <w:p>
+      <w:r>
+        <w:rPr>
+          <w:rFonts w:ascii="Times New Roman" w:hAnsi="Times New Roman" w:cs="Times New Roman" w:eastAsia="Times New Roman"/>
+          <w:b w:val="0"/>
+          <w:i w:val="0"/>
+          <w:color w:val="000000"/>
+          <w:sz w:val="28"/>
+        </w:rPr>
+        <w:t xml:space="preserve">Кнопка </w:t>
+      </w:r>
+      <w:r>
+        <w:rPr>
+          <w:rFonts w:ascii="Times New Roman" w:hAnsi="Times New Roman" w:cs="Times New Roman" w:eastAsia="Times New Roman"/>
+          <w:b/>
+          <w:i w:val="0"/>
+          <w:color w:val="000000"/>
+          <w:sz w:val="28"/>
+        </w:rPr>
+        <w:t>«Права доступа»</w:t>
+      </w:r>
+      <w:r>
+        <w:rPr>
+          <w:rFonts w:ascii="Times New Roman" w:hAnsi="Times New Roman" w:cs="Times New Roman" w:eastAsia="Times New Roman"/>
+          <w:b w:val="0"/>
+          <w:i w:val="0"/>
+          <w:color w:val="000000"/>
+          <w:sz w:val="28"/>
+        </w:rPr>
+        <w:t xml:space="preserve"> в карточке работника открывает окно </w:t>
+      </w:r>
+      <w:r>
+        <w:rPr>
+          <w:rFonts w:ascii="Times New Roman" w:hAnsi="Times New Roman" w:cs="Times New Roman" w:eastAsia="Times New Roman"/>
+          <w:b/>
+          <w:i w:val="0"/>
+          <w:color w:val="000000"/>
+          <w:sz w:val="28"/>
+        </w:rPr>
+        <w:t>«Права доступа: &lt;ФИО&gt;»</w:t>
+      </w:r>
+      <w:r>
+        <w:rPr>
+          <w:rFonts w:ascii="Times New Roman" w:hAnsi="Times New Roman" w:cs="Times New Roman" w:eastAsia="Times New Roman"/>
+          <w:b w:val="0"/>
+          <w:i w:val="0"/>
+          <w:color w:val="000000"/>
+          <w:sz w:val="28"/>
+        </w:rPr>
+        <w:t>. Это главный экран разграничения доступа: в нём видно, откуда взялось каждое право.</w:t>
+      </w:r>
+    </w:p>
+    <w:p>
+      <w:pPr>
+        <w:keepNext/>
+        <w:spacing w:before="120" w:after="40"/>
+        <w:ind w:firstLine="0"/>
+        <w:jc w:val="center"/>
+      </w:pPr>
+      <w:r>
+        <w:drawing>
+          <wp:inline xmlns:a="http://schemas.openxmlformats.org/drawingml/2006/main" xmlns:pic="http://schemas.openxmlformats.org/drawingml/2006/picture">
+            <wp:extent cx="5940000" cy="3883846"/>
+            <wp:docPr id="9" name="Picture 9"/>
+            <wp:cNvGraphicFramePr>
+              <a:graphicFrameLocks noChangeAspect="1"/>
+            </wp:cNvGraphicFramePr>
+            <a:graphic>
+              <a:graphicData uri="http://schemas.openxmlformats.org/drawingml/2006/picture">
+                <pic:pic>
+                  <pic:nvPicPr>
+                    <pic:cNvPr id="0" name="admin-perms-tree.png"/>
+                    <pic:cNvPicPr/>
+                  </pic:nvPicPr>
+                  <pic:blipFill>
+                    <a:blip r:embed="rId19"/>
+                    <a:stretch>
+                      <a:fillRect/>
+                    </a:stretch>
+                  </pic:blipFill>
+                  <pic:spPr>
+                    <a:xfrm>
+                      <a:off x="0" y="0"/>
+                      <a:ext cx="5940000" cy="3883846"/>
+                    </a:xfrm>
+                    <a:prstGeom prst="rect"/>
+                  </pic:spPr>
+                </pic:pic>
+              </a:graphicData>
+            </a:graphic>
+          </wp:inline>
+        </w:drawing>
+      </w:r>
+    </w:p>
+    <w:p>
+      <w:pPr>
+        <w:keepNext w:val="0"/>
+        <w:spacing w:line="240" w:lineRule="auto" w:before="40" w:after="200"/>
+        <w:ind w:firstLine="0"/>
+        <w:jc w:val="center"/>
+      </w:pPr>
+      <w:r>
+        <w:rPr>
+          <w:rFonts w:ascii="Times New Roman" w:hAnsi="Times New Roman" w:cs="Times New Roman" w:eastAsia="Times New Roman"/>
+          <w:b w:val="0"/>
+          <w:i/>
+          <w:color w:val="000000"/>
+          <w:sz w:val="24"/>
+        </w:rPr>
+        <w:t>Рисунок 8.1 — Дерево прав работника</w:t>
+      </w:r>
+    </w:p>
+    <w:p>
+      <w:r>
+        <w:rPr>
+          <w:rFonts w:ascii="Times New Roman" w:hAnsi="Times New Roman" w:cs="Times New Roman" w:eastAsia="Times New Roman"/>
+          <w:b w:val="0"/>
+          <w:i w:val="0"/>
+          <w:color w:val="000000"/>
+          <w:sz w:val="28"/>
+        </w:rPr>
+        <w:t>Слева - источники прав (1):</w:t>
+      </w:r>
+    </w:p>
+    <w:p>
+      <w:pPr>
+        <w:spacing w:after="0" w:line="360" w:lineRule="auto"/>
+        <w:ind w:hanging="454" w:left="1134"/>
+        <w:jc w:val="both"/>
+      </w:pPr>
+      <w:r>
+        <w:rPr>
+          <w:rFonts w:ascii="Times New Roman" w:hAnsi="Times New Roman" w:cs="Times New Roman" w:eastAsia="Times New Roman"/>
+          <w:b w:val="0"/>
+          <w:i w:val="0"/>
+          <w:color w:val="000000"/>
+          <w:sz w:val="28"/>
+        </w:rPr>
+        <w:t>•</w:t>
+        <w:tab/>
+      </w:r>
+      <w:r>
+        <w:rPr>
+          <w:rFonts w:ascii="Times New Roman" w:hAnsi="Times New Roman" w:cs="Times New Roman" w:eastAsia="Times New Roman"/>
+          <w:b w:val="0"/>
+          <w:i w:val="0"/>
+          <w:color w:val="000000"/>
+          <w:sz w:val="28"/>
+        </w:rPr>
+        <w:t xml:space="preserve">тумблер </w:t>
+      </w:r>
+      <w:r>
+        <w:rPr>
+          <w:rFonts w:ascii="Times New Roman" w:hAnsi="Times New Roman" w:cs="Times New Roman" w:eastAsia="Times New Roman"/>
+          <w:b/>
+          <w:i w:val="0"/>
+          <w:color w:val="000000"/>
+          <w:sz w:val="28"/>
+        </w:rPr>
+        <w:t>«Администратор»</w:t>
+      </w:r>
+      <w:r>
+        <w:rPr>
+          <w:rFonts w:ascii="Times New Roman" w:hAnsi="Times New Roman" w:cs="Times New Roman" w:eastAsia="Times New Roman"/>
+          <w:b w:val="0"/>
+          <w:i w:val="0"/>
+          <w:color w:val="000000"/>
+          <w:sz w:val="28"/>
+        </w:rPr>
+        <w:t xml:space="preserve"> с подписью </w:t>
+      </w:r>
+      <w:r>
+        <w:rPr>
+          <w:rFonts w:ascii="Times New Roman" w:hAnsi="Times New Roman" w:cs="Times New Roman" w:eastAsia="Times New Roman"/>
+          <w:b/>
+          <w:i w:val="0"/>
+          <w:color w:val="000000"/>
+          <w:sz w:val="28"/>
+        </w:rPr>
+        <w:t>«Все права. Можно точечно выключать справа.»</w:t>
+      </w:r>
+      <w:r>
+        <w:rPr>
+          <w:rFonts w:ascii="Times New Roman" w:hAnsi="Times New Roman" w:cs="Times New Roman" w:eastAsia="Times New Roman"/>
+          <w:b w:val="0"/>
+          <w:i w:val="0"/>
+          <w:color w:val="000000"/>
+          <w:sz w:val="28"/>
+        </w:rPr>
+        <w:t>;</w:t>
+      </w:r>
+    </w:p>
+    <w:p>
+      <w:pPr>
+        <w:spacing w:after="0" w:line="360" w:lineRule="auto"/>
+        <w:ind w:hanging="454" w:left="1134"/>
+        <w:jc w:val="both"/>
+      </w:pPr>
+      <w:r>
+        <w:rPr>
+          <w:rFonts w:ascii="Times New Roman" w:hAnsi="Times New Roman" w:cs="Times New Roman" w:eastAsia="Times New Roman"/>
+          <w:b w:val="0"/>
+          <w:i w:val="0"/>
+          <w:color w:val="000000"/>
+          <w:sz w:val="28"/>
+        </w:rPr>
+        <w:t>•</w:t>
+        <w:tab/>
+      </w:r>
+      <w:r>
+        <w:rPr>
+          <w:rFonts w:ascii="Times New Roman" w:hAnsi="Times New Roman" w:cs="Times New Roman" w:eastAsia="Times New Roman"/>
+          <w:b w:val="0"/>
+          <w:i w:val="0"/>
+          <w:color w:val="000000"/>
+          <w:sz w:val="28"/>
+        </w:rPr>
+        <w:t xml:space="preserve">выпадающий список </w:t>
+      </w:r>
+      <w:r>
+        <w:rPr>
+          <w:rFonts w:ascii="Times New Roman" w:hAnsi="Times New Roman" w:cs="Times New Roman" w:eastAsia="Times New Roman"/>
+          <w:b/>
+          <w:i w:val="0"/>
+          <w:color w:val="000000"/>
+          <w:sz w:val="28"/>
+        </w:rPr>
+        <w:t>«Роль»</w:t>
+      </w:r>
+      <w:r>
+        <w:rPr>
+          <w:rFonts w:ascii="Times New Roman" w:hAnsi="Times New Roman" w:cs="Times New Roman" w:eastAsia="Times New Roman"/>
+          <w:b w:val="0"/>
+          <w:i w:val="0"/>
+          <w:color w:val="000000"/>
+          <w:sz w:val="28"/>
+        </w:rPr>
+        <w:t xml:space="preserve"> - роль у работника одна;</w:t>
+      </w:r>
+    </w:p>
+    <w:p>
+      <w:pPr>
+        <w:spacing w:after="0" w:line="360" w:lineRule="auto"/>
+        <w:ind w:hanging="454" w:left="1134"/>
+        <w:jc w:val="both"/>
+      </w:pPr>
+      <w:r>
+        <w:rPr>
+          <w:rFonts w:ascii="Times New Roman" w:hAnsi="Times New Roman" w:cs="Times New Roman" w:eastAsia="Times New Roman"/>
+          <w:b w:val="0"/>
+          <w:i w:val="0"/>
+          <w:color w:val="000000"/>
+          <w:sz w:val="28"/>
+        </w:rPr>
+        <w:t>•</w:t>
+        <w:tab/>
+      </w:r>
+      <w:r>
+        <w:rPr>
+          <w:rFonts w:ascii="Times New Roman" w:hAnsi="Times New Roman" w:cs="Times New Roman" w:eastAsia="Times New Roman"/>
+          <w:b w:val="0"/>
+          <w:i w:val="0"/>
+          <w:color w:val="000000"/>
+          <w:sz w:val="28"/>
+        </w:rPr>
+        <w:t xml:space="preserve">чипы </w:t>
+      </w:r>
+      <w:r>
+        <w:rPr>
+          <w:rFonts w:ascii="Times New Roman" w:hAnsi="Times New Roman" w:cs="Times New Roman" w:eastAsia="Times New Roman"/>
+          <w:b/>
+          <w:i w:val="0"/>
+          <w:color w:val="000000"/>
+          <w:sz w:val="28"/>
+        </w:rPr>
+        <w:t>«Группы прав»</w:t>
+      </w:r>
+      <w:r>
+        <w:rPr>
+          <w:rFonts w:ascii="Times New Roman" w:hAnsi="Times New Roman" w:cs="Times New Roman" w:eastAsia="Times New Roman"/>
+          <w:b w:val="0"/>
+          <w:i w:val="0"/>
+          <w:color w:val="000000"/>
+          <w:sz w:val="28"/>
+        </w:rPr>
+        <w:t xml:space="preserve"> с кнопкой </w:t>
+      </w:r>
+      <w:r>
+        <w:rPr>
+          <w:rFonts w:ascii="Times New Roman" w:hAnsi="Times New Roman" w:cs="Times New Roman" w:eastAsia="Times New Roman"/>
+          <w:b/>
+          <w:i w:val="0"/>
+          <w:color w:val="000000"/>
+          <w:sz w:val="28"/>
+        </w:rPr>
+        <w:t>«+ добавить»</w:t>
+      </w:r>
+      <w:r>
+        <w:rPr>
+          <w:rFonts w:ascii="Times New Roman" w:hAnsi="Times New Roman" w:cs="Times New Roman" w:eastAsia="Times New Roman"/>
+          <w:b w:val="0"/>
+          <w:i w:val="0"/>
+          <w:color w:val="000000"/>
+          <w:sz w:val="28"/>
+        </w:rPr>
+        <w:t xml:space="preserve"> - личные группы работника;</w:t>
+      </w:r>
+    </w:p>
+    <w:p>
+      <w:pPr>
+        <w:spacing w:after="0" w:line="360" w:lineRule="auto"/>
+        <w:ind w:hanging="454" w:left="1134"/>
+        <w:jc w:val="both"/>
+      </w:pPr>
+      <w:r>
+        <w:rPr>
+          <w:rFonts w:ascii="Times New Roman" w:hAnsi="Times New Roman" w:cs="Times New Roman" w:eastAsia="Times New Roman"/>
+          <w:b w:val="0"/>
+          <w:i w:val="0"/>
+          <w:color w:val="000000"/>
+          <w:sz w:val="28"/>
+        </w:rPr>
+        <w:t>•</w:t>
+        <w:tab/>
+      </w:r>
+      <w:r>
+        <w:rPr>
+          <w:rFonts w:ascii="Times New Roman" w:hAnsi="Times New Roman" w:cs="Times New Roman" w:eastAsia="Times New Roman"/>
+          <w:b w:val="0"/>
+          <w:i w:val="0"/>
+          <w:color w:val="000000"/>
+          <w:sz w:val="28"/>
+        </w:rPr>
+        <w:t xml:space="preserve">блок </w:t>
+      </w:r>
+      <w:r>
+        <w:rPr>
+          <w:rFonts w:ascii="Times New Roman" w:hAnsi="Times New Roman" w:cs="Times New Roman" w:eastAsia="Times New Roman"/>
+          <w:b/>
+          <w:i w:val="0"/>
+          <w:color w:val="000000"/>
+          <w:sz w:val="28"/>
+        </w:rPr>
+        <w:t>«Блокировка»</w:t>
+      </w:r>
+      <w:r>
+        <w:rPr>
+          <w:rFonts w:ascii="Times New Roman" w:hAnsi="Times New Roman" w:cs="Times New Roman" w:eastAsia="Times New Roman"/>
+          <w:b w:val="0"/>
+          <w:i w:val="0"/>
+          <w:color w:val="000000"/>
+          <w:sz w:val="28"/>
+        </w:rPr>
+        <w:t xml:space="preserve"> с полем причины.</w:t>
+      </w:r>
+    </w:p>
+    <w:p>
+      <w:r>
+        <w:rPr>
+          <w:rFonts w:ascii="Times New Roman" w:hAnsi="Times New Roman" w:cs="Times New Roman" w:eastAsia="Times New Roman"/>
+          <w:b w:val="0"/>
+          <w:i w:val="0"/>
+          <w:color w:val="000000"/>
+          <w:sz w:val="28"/>
+        </w:rPr>
+        <w:t xml:space="preserve">Справа - итоговый набор (2) с поиском по названию права. У каждого права стоит бейдж источника: роль, группа, лично или админ; легенда </w:t>
+      </w:r>
+      <w:r>
+        <w:rPr>
+          <w:rFonts w:ascii="Times New Roman" w:hAnsi="Times New Roman" w:cs="Times New Roman" w:eastAsia="Times New Roman"/>
+          <w:b/>
+          <w:i w:val="0"/>
+          <w:color w:val="000000"/>
+          <w:sz w:val="28"/>
+        </w:rPr>
+        <w:t>«Источник: роль / группа / лично»</w:t>
+      </w:r>
+      <w:r>
+        <w:rPr>
+          <w:rFonts w:ascii="Times New Roman" w:hAnsi="Times New Roman" w:cs="Times New Roman" w:eastAsia="Times New Roman"/>
+          <w:b w:val="0"/>
+          <w:i w:val="0"/>
+          <w:color w:val="000000"/>
+          <w:sz w:val="28"/>
+        </w:rPr>
+        <w:t xml:space="preserve"> объясняет обозначения. У прав, доступных только супер-администратору, стоит приписка </w:t>
+      </w:r>
+      <w:r>
+        <w:rPr>
+          <w:rFonts w:ascii="Times New Roman" w:hAnsi="Times New Roman" w:cs="Times New Roman" w:eastAsia="Times New Roman"/>
+          <w:b/>
+          <w:i w:val="0"/>
+          <w:color w:val="000000"/>
+          <w:sz w:val="28"/>
+        </w:rPr>
+        <w:t>«только Системный администратор»</w:t>
+      </w:r>
+      <w:r>
+        <w:rPr>
+          <w:rFonts w:ascii="Times New Roman" w:hAnsi="Times New Roman" w:cs="Times New Roman" w:eastAsia="Times New Roman"/>
+          <w:b w:val="0"/>
+          <w:i w:val="0"/>
+          <w:color w:val="000000"/>
+          <w:sz w:val="28"/>
+        </w:rPr>
+        <w:t>.</w:t>
+      </w:r>
+    </w:p>
+    <w:p>
+      <w:r>
+        <w:rPr>
+          <w:rFonts w:ascii="Times New Roman" w:hAnsi="Times New Roman" w:cs="Times New Roman" w:eastAsia="Times New Roman"/>
+          <w:b w:val="0"/>
+          <w:i w:val="0"/>
+          <w:color w:val="000000"/>
+          <w:sz w:val="28"/>
+        </w:rPr>
+        <w:t>Тумблер напротив права (3) пишет персональное исключение - разрешение или запрет лично этому работнику. Именно так снимают отдельное право у администратора, которому в остальном доверяют.</w:t>
+      </w:r>
+    </w:p>
+    <w:tbl>
+      <w:tblPr>
+        <w:tblW w:type="auto" w:w="0"/>
+        <w:tblLayout w:type="fixed"/>
+        <w:tblLook w:firstColumn="1" w:firstRow="1" w:lastColumn="0" w:lastRow="0" w:noHBand="0" w:noVBand="1" w:val="04A0"/>
+        <w:tblLayout w:type="fixed"/>
+      </w:tblPr>
+      <w:tblGrid>
+        <w:gridCol w:w="9356"/>
+      </w:tblGrid>
+      <w:tr>
+        <w:trPr>
+          <w:cantSplit w:val="true"/>
+        </w:trPr>
+        <w:tc>
+          <w:tcPr>
+            <w:tcW w:type="dxa" w:w="9354"/>
+            <w:shd w:val="clear" w:fill="FDF6E3"/>
+            <w:tcBorders>
+              <w:left w:val="single" w:sz="24" w:color="B7791F"/>
+              <w:top w:val="single" w:sz="4" w:color="FDF6E3"/>
+              <w:bottom w:val="single" w:sz="4" w:color="FDF6E3"/>
+              <w:right w:val="single" w:sz="4" w:color="FDF6E3"/>
+            </w:tcBorders>
+          </w:tcPr>
+          <w:p>
+            <w:pPr>
+              <w:spacing w:line="288" w:lineRule="auto" w:after="0"/>
+              <w:ind w:firstLine="0"/>
+            </w:pPr>
+            <w:r>
+              <w:rPr>
+                <w:rFonts w:ascii="Times New Roman" w:hAnsi="Times New Roman" w:cs="Times New Roman" w:eastAsia="Times New Roman"/>
+                <w:b/>
+                <w:i w:val="0"/>
+                <w:color w:val="B7791F"/>
+                <w:sz w:val="26"/>
+              </w:rPr>
+              <w:t xml:space="preserve">ВАЖНО. </w:t>
+            </w:r>
+            <w:r>
+              <w:rPr>
+                <w:rFonts w:ascii="Times New Roman" w:hAnsi="Times New Roman" w:cs="Times New Roman" w:eastAsia="Times New Roman"/>
+                <w:b w:val="0"/>
+                <w:i w:val="0"/>
+                <w:color w:val="000000"/>
+                <w:sz w:val="26"/>
+              </w:rPr>
+              <w:t>Персональный запрет не перебивается ничем. Если работник жалуется, что право есть в роли, а действие не выполняется, проверьте, не стоит ли у него личный запрет.</w:t>
+            </w:r>
+          </w:p>
+        </w:tc>
+      </w:tr>
+    </w:tbl>
+    <w:p>
+      <w:pPr>
+        <w:spacing w:after="0" w:line="240" w:lineRule="auto"/>
+        <w:ind w:firstLine="0"/>
+      </w:pPr>
+      <w:r>
+        <w:rPr>
+          <w:rFonts w:ascii="Times New Roman" w:hAnsi="Times New Roman" w:cs="Times New Roman" w:eastAsia="Times New Roman"/>
+          <w:b w:val="0"/>
+          <w:i w:val="0"/>
+          <w:color w:val="000000"/>
+          <w:sz w:val="12"/>
+        </w:rPr>
+      </w:r>
+    </w:p>
+    <w:p>
+      <w:r>
+        <w:rPr>
+          <w:rFonts w:ascii="Times New Roman" w:hAnsi="Times New Roman" w:cs="Times New Roman" w:eastAsia="Times New Roman"/>
+          <w:b w:val="0"/>
+          <w:i w:val="0"/>
+          <w:color w:val="000000"/>
+          <w:sz w:val="28"/>
+        </w:rPr>
+        <w:t xml:space="preserve">Права таблиц постов заводятся автоматически: на каждую таблицу система создаёт десять прав - доступ к таблице, отметка въезда, отметка выезда, открытие карточки, история, сохранённые версии, экспорт, отчёт по проходам, корзина и удаление записи. В окне выбора они свёрнуты в одну строку с счётчиком </w:t>
+      </w:r>
+      <w:r>
+        <w:rPr>
+          <w:rFonts w:ascii="Times New Roman" w:hAnsi="Times New Roman" w:cs="Times New Roman" w:eastAsia="Times New Roman"/>
+          <w:b/>
+          <w:i w:val="0"/>
+          <w:color w:val="000000"/>
+          <w:sz w:val="28"/>
+        </w:rPr>
+        <w:t>«N из M»</w:t>
+      </w:r>
+      <w:r>
+        <w:rPr>
+          <w:rFonts w:ascii="Times New Roman" w:hAnsi="Times New Roman" w:cs="Times New Roman" w:eastAsia="Times New Roman"/>
+          <w:b w:val="0"/>
+          <w:i w:val="0"/>
+          <w:color w:val="000000"/>
+          <w:sz w:val="28"/>
+        </w:rPr>
+        <w:t xml:space="preserve"> и кнопкой </w:t>
+      </w:r>
+      <w:r>
+        <w:rPr>
+          <w:rFonts w:ascii="Times New Roman" w:hAnsi="Times New Roman" w:cs="Times New Roman" w:eastAsia="Times New Roman"/>
+          <w:b/>
+          <w:i w:val="0"/>
+          <w:color w:val="000000"/>
+          <w:sz w:val="28"/>
+        </w:rPr>
+        <w:t>«Выбрать все»</w:t>
+      </w:r>
+      <w:r>
+        <w:rPr>
+          <w:rFonts w:ascii="Times New Roman" w:hAnsi="Times New Roman" w:cs="Times New Roman" w:eastAsia="Times New Roman"/>
+          <w:b w:val="0"/>
+          <w:i w:val="0"/>
+          <w:color w:val="000000"/>
+          <w:sz w:val="28"/>
+        </w:rPr>
+        <w:t>; название берётся из самой таблицы, поэтому переименование поста сразу видно в списке прав.</w:t>
+      </w:r>
+    </w:p>
+    <w:tbl>
+      <w:tblPr>
+        <w:tblW w:type="auto" w:w="0"/>
+        <w:tblLayout w:type="fixed"/>
+        <w:tblLook w:firstColumn="1" w:firstRow="1" w:lastColumn="0" w:lastRow="0" w:noHBand="0" w:noVBand="1" w:val="04A0"/>
+        <w:tblLayout w:type="fixed"/>
+      </w:tblPr>
+      <w:tblGrid>
+        <w:gridCol w:w="9356"/>
+      </w:tblGrid>
+      <w:tr>
+        <w:trPr>
+          <w:cantSplit w:val="true"/>
+        </w:trPr>
+        <w:tc>
+          <w:tcPr>
+            <w:tcW w:type="dxa" w:w="9354"/>
+            <w:shd w:val="clear" w:fill="EAF1F8"/>
+            <w:tcBorders>
+              <w:left w:val="single" w:sz="24" w:color="2C6FA6"/>
+              <w:top w:val="single" w:sz="4" w:color="EAF1F8"/>
+              <w:bottom w:val="single" w:sz="4" w:color="EAF1F8"/>
+              <w:right w:val="single" w:sz="4" w:color="EAF1F8"/>
+            </w:tcBorders>
+          </w:tcPr>
+          <w:p>
+            <w:pPr>
+              <w:spacing w:line="288" w:lineRule="auto" w:after="0"/>
+              <w:ind w:firstLine="0"/>
+            </w:pPr>
+            <w:r>
+              <w:rPr>
+                <w:rFonts w:ascii="Times New Roman" w:hAnsi="Times New Roman" w:cs="Times New Roman" w:eastAsia="Times New Roman"/>
+                <w:b/>
+                <w:i w:val="0"/>
+                <w:color w:val="2C6FA6"/>
+                <w:sz w:val="26"/>
+              </w:rPr>
+              <w:t xml:space="preserve">ПРИМЕЧАНИЕ. </w:t>
+            </w:r>
+            <w:r>
+              <w:rPr>
+                <w:rFonts w:ascii="Times New Roman" w:hAnsi="Times New Roman" w:cs="Times New Roman" w:eastAsia="Times New Roman"/>
+                <w:b w:val="0"/>
+                <w:i w:val="0"/>
+                <w:color w:val="000000"/>
+                <w:sz w:val="26"/>
+              </w:rPr>
+              <w:t>Права архивной таблицы из окна выбора убираются, но у тех, кому они уже выданы, продолжают действовать. При восстановлении таблицы они возвращаются в список как были.</w:t>
+            </w:r>
+          </w:p>
+        </w:tc>
+      </w:tr>
+    </w:tbl>
+    <w:p>
+      <w:pPr>
+        <w:spacing w:after="0" w:line="240" w:lineRule="auto"/>
+        <w:ind w:firstLine="0"/>
+      </w:pPr>
+      <w:r>
+        <w:rPr>
+          <w:rFonts w:ascii="Times New Roman" w:hAnsi="Times New Roman" w:cs="Times New Roman" w:eastAsia="Times New Roman"/>
+          <w:b w:val="0"/>
+          <w:i w:val="0"/>
+          <w:color w:val="000000"/>
+          <w:sz w:val="12"/>
+        </w:rPr>
+      </w:r>
+    </w:p>
+    <w:p>
+      <w:pPr>
+        <w:pStyle w:val="Heading1"/>
+        <w:ind w:firstLine="0"/>
+      </w:pPr>
+      <w:r>
+        <w:rPr>
+          <w:rFonts w:ascii="Times New Roman" w:hAnsi="Times New Roman" w:cs="Times New Roman" w:eastAsia="Times New Roman"/>
+          <w:b/>
+          <w:i w:val="0"/>
+          <w:color w:val="000000"/>
+          <w:sz w:val="32"/>
+        </w:rPr>
+        <w:t>9. Журнал отказов в доступе</w:t>
+      </w:r>
+    </w:p>
+    <w:p>
+      <w:r>
+        <w:rPr>
+          <w:rFonts w:ascii="Times New Roman" w:hAnsi="Times New Roman" w:cs="Times New Roman" w:eastAsia="Times New Roman"/>
+          <w:b w:val="0"/>
+          <w:i w:val="0"/>
+          <w:color w:val="000000"/>
+          <w:sz w:val="28"/>
+        </w:rPr>
+        <w:t xml:space="preserve">Каждый отказ система записывает. Раздел </w:t>
+      </w:r>
+      <w:r>
+        <w:rPr>
+          <w:rFonts w:ascii="Times New Roman" w:hAnsi="Times New Roman" w:cs="Times New Roman" w:eastAsia="Times New Roman"/>
+          <w:b/>
+          <w:i w:val="0"/>
+          <w:color w:val="000000"/>
+          <w:sz w:val="28"/>
+        </w:rPr>
+        <w:t>«Журнал отказов в доступе»</w:t>
+      </w:r>
+      <w:r>
+        <w:rPr>
+          <w:rFonts w:ascii="Times New Roman" w:hAnsi="Times New Roman" w:cs="Times New Roman" w:eastAsia="Times New Roman"/>
+          <w:b w:val="0"/>
+          <w:i w:val="0"/>
+          <w:color w:val="000000"/>
+          <w:sz w:val="28"/>
+        </w:rPr>
+        <w:t xml:space="preserve"> показывает эти записи.</w:t>
+      </w:r>
+    </w:p>
+    <w:p>
+      <w:pPr>
+        <w:keepNext/>
+        <w:spacing w:before="120" w:after="40"/>
+        <w:ind w:firstLine="0"/>
+        <w:jc w:val="center"/>
+      </w:pPr>
+      <w:r>
+        <w:drawing>
+          <wp:inline xmlns:a="http://schemas.openxmlformats.org/drawingml/2006/main" xmlns:pic="http://schemas.openxmlformats.org/drawingml/2006/picture">
+            <wp:extent cx="5940000" cy="3883846"/>
+            <wp:docPr id="10" name="Picture 10"/>
+            <wp:cNvGraphicFramePr>
+              <a:graphicFrameLocks noChangeAspect="1"/>
+            </wp:cNvGraphicFramePr>
+            <a:graphic>
+              <a:graphicData uri="http://schemas.openxmlformats.org/drawingml/2006/picture">
+                <pic:pic>
+                  <pic:nvPicPr>
+                    <pic:cNvPr id="0" name="admin-denials.png"/>
+                    <pic:cNvPicPr/>
+                  </pic:nvPicPr>
+                  <pic:blipFill>
+                    <a:blip r:embed="rId20"/>
+                    <a:stretch>
+                      <a:fillRect/>
+                    </a:stretch>
+                  </pic:blipFill>
+                  <pic:spPr>
+                    <a:xfrm>
+                      <a:off x="0" y="0"/>
+                      <a:ext cx="5940000" cy="3883846"/>
+                    </a:xfrm>
+                    <a:prstGeom prst="rect"/>
+                  </pic:spPr>
+                </pic:pic>
+              </a:graphicData>
+            </a:graphic>
+          </wp:inline>
+        </w:drawing>
+      </w:r>
+    </w:p>
+    <w:p>
+      <w:pPr>
+        <w:keepNext w:val="0"/>
+        <w:spacing w:line="240" w:lineRule="auto" w:before="40" w:after="200"/>
+        <w:ind w:firstLine="0"/>
+        <w:jc w:val="center"/>
+      </w:pPr>
+      <w:r>
+        <w:rPr>
+          <w:rFonts w:ascii="Times New Roman" w:hAnsi="Times New Roman" w:cs="Times New Roman" w:eastAsia="Times New Roman"/>
+          <w:b w:val="0"/>
+          <w:i/>
+          <w:color w:val="000000"/>
+          <w:sz w:val="24"/>
+        </w:rPr>
+        <w:t>Рисунок 9.1 — Журнал отказов в доступе</w:t>
+      </w:r>
+    </w:p>
+    <w:p>
+      <w:r>
+        <w:rPr>
+          <w:rFonts w:ascii="Times New Roman" w:hAnsi="Times New Roman" w:cs="Times New Roman" w:eastAsia="Times New Roman"/>
+          <w:b w:val="0"/>
+          <w:i w:val="0"/>
+          <w:color w:val="000000"/>
+          <w:sz w:val="28"/>
+        </w:rPr>
+        <w:t xml:space="preserve">Переключатель (1) выбирает </w:t>
+      </w:r>
+      <w:r>
+        <w:rPr>
+          <w:rFonts w:ascii="Times New Roman" w:hAnsi="Times New Roman" w:cs="Times New Roman" w:eastAsia="Times New Roman"/>
+          <w:b/>
+          <w:i w:val="0"/>
+          <w:color w:val="000000"/>
+          <w:sz w:val="28"/>
+        </w:rPr>
+        <w:t>«Активные (3 мес)»</w:t>
+      </w:r>
+      <w:r>
+        <w:rPr>
+          <w:rFonts w:ascii="Times New Roman" w:hAnsi="Times New Roman" w:cs="Times New Roman" w:eastAsia="Times New Roman"/>
+          <w:b w:val="0"/>
+          <w:i w:val="0"/>
+          <w:color w:val="000000"/>
+          <w:sz w:val="28"/>
+        </w:rPr>
+        <w:t xml:space="preserve"> или </w:t>
+      </w:r>
+      <w:r>
+        <w:rPr>
+          <w:rFonts w:ascii="Times New Roman" w:hAnsi="Times New Roman" w:cs="Times New Roman" w:eastAsia="Times New Roman"/>
+          <w:b/>
+          <w:i w:val="0"/>
+          <w:color w:val="000000"/>
+          <w:sz w:val="28"/>
+        </w:rPr>
+        <w:t>«Архив»</w:t>
+      </w:r>
+      <w:r>
+        <w:rPr>
+          <w:rFonts w:ascii="Times New Roman" w:hAnsi="Times New Roman" w:cs="Times New Roman" w:eastAsia="Times New Roman"/>
+          <w:b w:val="0"/>
+          <w:i w:val="0"/>
+          <w:color w:val="000000"/>
+          <w:sz w:val="28"/>
+        </w:rPr>
+        <w:t>. Фильтры (2) отбирают записи по идентификатору работника, по ресурсу, по причине (</w:t>
+      </w:r>
+      <w:r>
+        <w:rPr>
+          <w:rFonts w:ascii="Times New Roman" w:hAnsi="Times New Roman" w:cs="Times New Roman" w:eastAsia="Times New Roman"/>
+          <w:b/>
+          <w:i w:val="0"/>
+          <w:color w:val="000000"/>
+          <w:sz w:val="28"/>
+        </w:rPr>
+        <w:t>«Нет прав»</w:t>
+      </w:r>
+      <w:r>
+        <w:rPr>
+          <w:rFonts w:ascii="Times New Roman" w:hAnsi="Times New Roman" w:cs="Times New Roman" w:eastAsia="Times New Roman"/>
+          <w:b w:val="0"/>
+          <w:i w:val="0"/>
+          <w:color w:val="000000"/>
+          <w:sz w:val="28"/>
+        </w:rPr>
+        <w:t xml:space="preserve"> или </w:t>
+      </w:r>
+      <w:r>
+        <w:rPr>
+          <w:rFonts w:ascii="Times New Roman" w:hAnsi="Times New Roman" w:cs="Times New Roman" w:eastAsia="Times New Roman"/>
+          <w:b/>
+          <w:i w:val="0"/>
+          <w:color w:val="000000"/>
+          <w:sz w:val="28"/>
+        </w:rPr>
+        <w:t>«Заблокирован»</w:t>
+      </w:r>
+      <w:r>
+        <w:rPr>
+          <w:rFonts w:ascii="Times New Roman" w:hAnsi="Times New Roman" w:cs="Times New Roman" w:eastAsia="Times New Roman"/>
+          <w:b w:val="0"/>
+          <w:i w:val="0"/>
+          <w:color w:val="000000"/>
+          <w:sz w:val="28"/>
+        </w:rPr>
+        <w:t xml:space="preserve">) и по датам; кнопки </w:t>
+      </w:r>
+      <w:r>
+        <w:rPr>
+          <w:rFonts w:ascii="Times New Roman" w:hAnsi="Times New Roman" w:cs="Times New Roman" w:eastAsia="Times New Roman"/>
+          <w:b/>
+          <w:i w:val="0"/>
+          <w:color w:val="000000"/>
+          <w:sz w:val="28"/>
+        </w:rPr>
+        <w:t>«Применить»</w:t>
+      </w:r>
+      <w:r>
+        <w:rPr>
+          <w:rFonts w:ascii="Times New Roman" w:hAnsi="Times New Roman" w:cs="Times New Roman" w:eastAsia="Times New Roman"/>
+          <w:b w:val="0"/>
+          <w:i w:val="0"/>
+          <w:color w:val="000000"/>
+          <w:sz w:val="28"/>
+        </w:rPr>
+        <w:t xml:space="preserve"> и </w:t>
+      </w:r>
+      <w:r>
+        <w:rPr>
+          <w:rFonts w:ascii="Times New Roman" w:hAnsi="Times New Roman" w:cs="Times New Roman" w:eastAsia="Times New Roman"/>
+          <w:b/>
+          <w:i w:val="0"/>
+          <w:color w:val="000000"/>
+          <w:sz w:val="28"/>
+        </w:rPr>
+        <w:t>«Сбросить»</w:t>
+      </w:r>
+      <w:r>
+        <w:rPr>
+          <w:rFonts w:ascii="Times New Roman" w:hAnsi="Times New Roman" w:cs="Times New Roman" w:eastAsia="Times New Roman"/>
+          <w:b w:val="0"/>
+          <w:i w:val="0"/>
+          <w:color w:val="000000"/>
+          <w:sz w:val="28"/>
+        </w:rPr>
+        <w:t xml:space="preserve"> управляют отбором.</w:t>
+      </w:r>
+    </w:p>
+    <w:p>
+      <w:r>
+        <w:rPr>
+          <w:rFonts w:ascii="Times New Roman" w:hAnsi="Times New Roman" w:cs="Times New Roman" w:eastAsia="Times New Roman"/>
+          <w:b w:val="0"/>
+          <w:i w:val="0"/>
+          <w:color w:val="000000"/>
+          <w:sz w:val="28"/>
+        </w:rPr>
+        <w:t xml:space="preserve">Столбцы (3): </w:t>
+      </w:r>
+      <w:r>
+        <w:rPr>
+          <w:rFonts w:ascii="Times New Roman" w:hAnsi="Times New Roman" w:cs="Times New Roman" w:eastAsia="Times New Roman"/>
+          <w:b/>
+          <w:i w:val="0"/>
+          <w:color w:val="000000"/>
+          <w:sz w:val="28"/>
+        </w:rPr>
+        <w:t>«ID»</w:t>
+      </w:r>
+      <w:r>
+        <w:rPr>
+          <w:rFonts w:ascii="Times New Roman" w:hAnsi="Times New Roman" w:cs="Times New Roman" w:eastAsia="Times New Roman"/>
+          <w:b w:val="0"/>
+          <w:i w:val="0"/>
+          <w:color w:val="000000"/>
+          <w:sz w:val="28"/>
+        </w:rPr>
+        <w:t xml:space="preserve">, </w:t>
+      </w:r>
+      <w:r>
+        <w:rPr>
+          <w:rFonts w:ascii="Times New Roman" w:hAnsi="Times New Roman" w:cs="Times New Roman" w:eastAsia="Times New Roman"/>
+          <w:b/>
+          <w:i w:val="0"/>
+          <w:color w:val="000000"/>
+          <w:sz w:val="28"/>
+        </w:rPr>
+        <w:t>«Дата»</w:t>
+      </w:r>
+      <w:r>
+        <w:rPr>
+          <w:rFonts w:ascii="Times New Roman" w:hAnsi="Times New Roman" w:cs="Times New Roman" w:eastAsia="Times New Roman"/>
+          <w:b w:val="0"/>
+          <w:i w:val="0"/>
+          <w:color w:val="000000"/>
+          <w:sz w:val="28"/>
+        </w:rPr>
+        <w:t xml:space="preserve">, </w:t>
+      </w:r>
+      <w:r>
+        <w:rPr>
+          <w:rFonts w:ascii="Times New Roman" w:hAnsi="Times New Roman" w:cs="Times New Roman" w:eastAsia="Times New Roman"/>
+          <w:b/>
+          <w:i w:val="0"/>
+          <w:color w:val="000000"/>
+          <w:sz w:val="28"/>
+        </w:rPr>
+        <w:t>«Пользователь»</w:t>
+      </w:r>
+      <w:r>
+        <w:rPr>
+          <w:rFonts w:ascii="Times New Roman" w:hAnsi="Times New Roman" w:cs="Times New Roman" w:eastAsia="Times New Roman"/>
+          <w:b w:val="0"/>
+          <w:i w:val="0"/>
+          <w:color w:val="000000"/>
+          <w:sz w:val="28"/>
+        </w:rPr>
+        <w:t xml:space="preserve">, </w:t>
+      </w:r>
+      <w:r>
+        <w:rPr>
+          <w:rFonts w:ascii="Times New Roman" w:hAnsi="Times New Roman" w:cs="Times New Roman" w:eastAsia="Times New Roman"/>
+          <w:b/>
+          <w:i w:val="0"/>
+          <w:color w:val="000000"/>
+          <w:sz w:val="28"/>
+        </w:rPr>
+        <w:t>«Ресурс»</w:t>
+      </w:r>
+      <w:r>
+        <w:rPr>
+          <w:rFonts w:ascii="Times New Roman" w:hAnsi="Times New Roman" w:cs="Times New Roman" w:eastAsia="Times New Roman"/>
+          <w:b w:val="0"/>
+          <w:i w:val="0"/>
+          <w:color w:val="000000"/>
+          <w:sz w:val="28"/>
+        </w:rPr>
+        <w:t xml:space="preserve">, </w:t>
+      </w:r>
+      <w:r>
+        <w:rPr>
+          <w:rFonts w:ascii="Times New Roman" w:hAnsi="Times New Roman" w:cs="Times New Roman" w:eastAsia="Times New Roman"/>
+          <w:b/>
+          <w:i w:val="0"/>
+          <w:color w:val="000000"/>
+          <w:sz w:val="28"/>
+        </w:rPr>
+        <w:t>«Право»</w:t>
+      </w:r>
+      <w:r>
+        <w:rPr>
+          <w:rFonts w:ascii="Times New Roman" w:hAnsi="Times New Roman" w:cs="Times New Roman" w:eastAsia="Times New Roman"/>
+          <w:b w:val="0"/>
+          <w:i w:val="0"/>
+          <w:color w:val="000000"/>
+          <w:sz w:val="28"/>
+        </w:rPr>
+        <w:t xml:space="preserve">, </w:t>
+      </w:r>
+      <w:r>
+        <w:rPr>
+          <w:rFonts w:ascii="Times New Roman" w:hAnsi="Times New Roman" w:cs="Times New Roman" w:eastAsia="Times New Roman"/>
+          <w:b/>
+          <w:i w:val="0"/>
+          <w:color w:val="000000"/>
+          <w:sz w:val="28"/>
+        </w:rPr>
+        <w:t>«Причина»</w:t>
+      </w:r>
+      <w:r>
+        <w:rPr>
+          <w:rFonts w:ascii="Times New Roman" w:hAnsi="Times New Roman" w:cs="Times New Roman" w:eastAsia="Times New Roman"/>
+          <w:b w:val="0"/>
+          <w:i w:val="0"/>
+          <w:color w:val="000000"/>
+          <w:sz w:val="28"/>
+        </w:rPr>
+        <w:t xml:space="preserve">, </w:t>
+      </w:r>
+      <w:r>
+        <w:rPr>
+          <w:rFonts w:ascii="Times New Roman" w:hAnsi="Times New Roman" w:cs="Times New Roman" w:eastAsia="Times New Roman"/>
+          <w:b/>
+          <w:i w:val="0"/>
+          <w:color w:val="000000"/>
+          <w:sz w:val="28"/>
+        </w:rPr>
+        <w:t>«IP»</w:t>
+      </w:r>
+      <w:r>
+        <w:rPr>
+          <w:rFonts w:ascii="Times New Roman" w:hAnsi="Times New Roman" w:cs="Times New Roman" w:eastAsia="Times New Roman"/>
+          <w:b w:val="0"/>
+          <w:i w:val="0"/>
+          <w:color w:val="000000"/>
+          <w:sz w:val="28"/>
+        </w:rPr>
+        <w:t>.</w:t>
+      </w:r>
+    </w:p>
+    <w:p>
+      <w:r>
+        <w:rPr>
+          <w:rFonts w:ascii="Times New Roman" w:hAnsi="Times New Roman" w:cs="Times New Roman" w:eastAsia="Times New Roman"/>
+          <w:b w:val="0"/>
+          <w:i w:val="0"/>
+          <w:color w:val="000000"/>
+          <w:sz w:val="28"/>
+        </w:rPr>
+        <w:t xml:space="preserve">Кнопка </w:t>
+      </w:r>
+      <w:r>
+        <w:rPr>
+          <w:rFonts w:ascii="Times New Roman" w:hAnsi="Times New Roman" w:cs="Times New Roman" w:eastAsia="Times New Roman"/>
+          <w:b/>
+          <w:i w:val="0"/>
+          <w:color w:val="000000"/>
+          <w:sz w:val="28"/>
+        </w:rPr>
+        <w:t>«Очистить с фильтрами»</w:t>
+      </w:r>
+      <w:r>
+        <w:rPr>
+          <w:rFonts w:ascii="Times New Roman" w:hAnsi="Times New Roman" w:cs="Times New Roman" w:eastAsia="Times New Roman"/>
+          <w:b w:val="0"/>
+          <w:i w:val="0"/>
+          <w:color w:val="000000"/>
+          <w:sz w:val="28"/>
+        </w:rPr>
+        <w:t xml:space="preserve"> удаляет записи, попавшие в текущий отбор. Кнопка </w:t>
+      </w:r>
+      <w:r>
+        <w:rPr>
+          <w:rFonts w:ascii="Times New Roman" w:hAnsi="Times New Roman" w:cs="Times New Roman" w:eastAsia="Times New Roman"/>
+          <w:b/>
+          <w:i w:val="0"/>
+          <w:color w:val="000000"/>
+          <w:sz w:val="28"/>
+        </w:rPr>
+        <w:t>«Архивировать всё за период»</w:t>
+      </w:r>
+      <w:r>
+        <w:rPr>
+          <w:rFonts w:ascii="Times New Roman" w:hAnsi="Times New Roman" w:cs="Times New Roman" w:eastAsia="Times New Roman"/>
+          <w:b w:val="0"/>
+          <w:i w:val="0"/>
+          <w:color w:val="000000"/>
+          <w:sz w:val="28"/>
+        </w:rPr>
+        <w:t xml:space="preserve"> переносит их в архив.</w:t>
+      </w:r>
+    </w:p>
+    <w:tbl>
+      <w:tblPr>
+        <w:tblW w:type="auto" w:w="0"/>
+        <w:tblLayout w:type="fixed"/>
+        <w:tblLook w:firstColumn="1" w:firstRow="1" w:lastColumn="0" w:lastRow="0" w:noHBand="0" w:noVBand="1" w:val="04A0"/>
+        <w:tblLayout w:type="fixed"/>
+      </w:tblPr>
+      <w:tblGrid>
+        <w:gridCol w:w="9356"/>
+      </w:tblGrid>
+      <w:tr>
+        <w:trPr>
+          <w:cantSplit w:val="true"/>
+        </w:trPr>
+        <w:tc>
+          <w:tcPr>
+            <w:tcW w:type="dxa" w:w="9354"/>
+            <w:shd w:val="clear" w:fill="EAF1F8"/>
+            <w:tcBorders>
+              <w:left w:val="single" w:sz="24" w:color="2C6FA6"/>
+              <w:top w:val="single" w:sz="4" w:color="EAF1F8"/>
+              <w:bottom w:val="single" w:sz="4" w:color="EAF1F8"/>
+              <w:right w:val="single" w:sz="4" w:color="EAF1F8"/>
+            </w:tcBorders>
+          </w:tcPr>
+          <w:p>
+            <w:pPr>
+              <w:spacing w:line="288" w:lineRule="auto" w:after="0"/>
+              <w:ind w:firstLine="0"/>
+            </w:pPr>
+            <w:r>
+              <w:rPr>
+                <w:rFonts w:ascii="Times New Roman" w:hAnsi="Times New Roman" w:cs="Times New Roman" w:eastAsia="Times New Roman"/>
+                <w:b/>
+                <w:i w:val="0"/>
+                <w:color w:val="2C6FA6"/>
+                <w:sz w:val="26"/>
+              </w:rPr>
+              <w:t xml:space="preserve">ПРИМЕЧАНИЕ. </w:t>
+            </w:r>
+            <w:r>
+              <w:rPr>
+                <w:rFonts w:ascii="Times New Roman" w:hAnsi="Times New Roman" w:cs="Times New Roman" w:eastAsia="Times New Roman"/>
+                <w:b w:val="0"/>
+                <w:i w:val="0"/>
+                <w:color w:val="000000"/>
+                <w:sz w:val="26"/>
+              </w:rPr>
+              <w:t xml:space="preserve">Журнал отвечает на вопрос «почему у работника не получилось». Строка с причиной </w:t>
+            </w:r>
+            <w:r>
+              <w:rPr>
+                <w:rFonts w:ascii="Times New Roman" w:hAnsi="Times New Roman" w:cs="Times New Roman" w:eastAsia="Times New Roman"/>
+                <w:b/>
+                <w:i w:val="0"/>
+                <w:color w:val="000000"/>
+                <w:sz w:val="26"/>
+              </w:rPr>
+              <w:t>«Нет прав»</w:t>
+            </w:r>
+            <w:r>
+              <w:rPr>
+                <w:rFonts w:ascii="Times New Roman" w:hAnsi="Times New Roman" w:cs="Times New Roman" w:eastAsia="Times New Roman"/>
+                <w:b w:val="0"/>
+                <w:i w:val="0"/>
+                <w:color w:val="000000"/>
+                <w:sz w:val="26"/>
+              </w:rPr>
+              <w:t xml:space="preserve"> и ключом права показывает, какое именно право нужно выдать, а </w:t>
+            </w:r>
+            <w:r>
+              <w:rPr>
+                <w:rFonts w:ascii="Times New Roman" w:hAnsi="Times New Roman" w:cs="Times New Roman" w:eastAsia="Times New Roman"/>
+                <w:b/>
+                <w:i w:val="0"/>
+                <w:color w:val="000000"/>
+                <w:sz w:val="26"/>
+              </w:rPr>
+              <w:t>«Заблокирован»</w:t>
+            </w:r>
+            <w:r>
+              <w:rPr>
+                <w:rFonts w:ascii="Times New Roman" w:hAnsi="Times New Roman" w:cs="Times New Roman" w:eastAsia="Times New Roman"/>
+                <w:b w:val="0"/>
+                <w:i w:val="0"/>
+                <w:color w:val="000000"/>
+                <w:sz w:val="26"/>
+              </w:rPr>
+              <w:t xml:space="preserve"> означает, что дело не в правах: запись заблокирована и права не проверялись.</w:t>
             </w:r>
           </w:p>
         </w:tc>

--- a/Документация/Руководство администратора/Руководство администратора.docx
+++ b/Документация/Руководство администратора/Руководство администратора.docx
@@ -1467,6 +1467,378 @@
         </w:rPr>
         <w:tab/>
         <w:t>23</w:t>
+      </w:r>
+    </w:p>
+    <w:p>
+      <w:pPr>
+        <w:tabs>
+          <w:tab w:pos="9354" w:val="right" w:leader="dot"/>
+        </w:tabs>
+        <w:spacing w:after="0" w:line="360" w:lineRule="auto"/>
+        <w:ind w:firstLine="0"/>
+        <w:jc w:val="left"/>
+      </w:pPr>
+      <w:r>
+        <w:rPr>
+          <w:rFonts w:ascii="Times New Roman" w:hAnsi="Times New Roman" w:cs="Times New Roman" w:eastAsia="Times New Roman"/>
+          <w:b/>
+          <w:i w:val="0"/>
+          <w:color w:val="000000"/>
+          <w:sz w:val="26"/>
+        </w:rPr>
+        <w:t>10. Справочники</w:t>
+      </w:r>
+      <w:r>
+        <w:rPr>
+          <w:rFonts w:ascii="Times New Roman" w:hAnsi="Times New Roman" w:cs="Times New Roman" w:eastAsia="Times New Roman"/>
+          <w:b w:val="0"/>
+          <w:i w:val="0"/>
+          <w:color w:val="000000"/>
+          <w:sz w:val="26"/>
+        </w:rPr>
+        <w:tab/>
+        <w:t>25</w:t>
+      </w:r>
+    </w:p>
+    <w:p>
+      <w:pPr>
+        <w:tabs>
+          <w:tab w:pos="9354" w:val="right" w:leader="dot"/>
+        </w:tabs>
+        <w:spacing w:after="0" w:line="360" w:lineRule="auto"/>
+        <w:ind w:firstLine="0" w:left="454"/>
+        <w:jc w:val="left"/>
+      </w:pPr>
+      <w:r>
+        <w:rPr>
+          <w:rFonts w:ascii="Times New Roman" w:hAnsi="Times New Roman" w:cs="Times New Roman" w:eastAsia="Times New Roman"/>
+          <w:b w:val="0"/>
+          <w:i w:val="0"/>
+          <w:color w:val="000000"/>
+          <w:sz w:val="26"/>
+        </w:rPr>
+        <w:t>10.1. Что такое справочник</w:t>
+      </w:r>
+      <w:r>
+        <w:rPr>
+          <w:rFonts w:ascii="Times New Roman" w:hAnsi="Times New Roman" w:cs="Times New Roman" w:eastAsia="Times New Roman"/>
+          <w:b w:val="0"/>
+          <w:i w:val="0"/>
+          <w:color w:val="000000"/>
+          <w:sz w:val="26"/>
+        </w:rPr>
+        <w:tab/>
+        <w:t>25</w:t>
+      </w:r>
+    </w:p>
+    <w:p>
+      <w:pPr>
+        <w:tabs>
+          <w:tab w:pos="9354" w:val="right" w:leader="dot"/>
+        </w:tabs>
+        <w:spacing w:after="0" w:line="360" w:lineRule="auto"/>
+        <w:ind w:firstLine="0" w:left="454"/>
+        <w:jc w:val="left"/>
+      </w:pPr>
+      <w:r>
+        <w:rPr>
+          <w:rFonts w:ascii="Times New Roman" w:hAnsi="Times New Roman" w:cs="Times New Roman" w:eastAsia="Times New Roman"/>
+          <w:b w:val="0"/>
+          <w:i w:val="0"/>
+          <w:color w:val="000000"/>
+          <w:sz w:val="26"/>
+        </w:rPr>
+        <w:t>10.2. Список записей справочника</w:t>
+      </w:r>
+      <w:r>
+        <w:rPr>
+          <w:rFonts w:ascii="Times New Roman" w:hAnsi="Times New Roman" w:cs="Times New Roman" w:eastAsia="Times New Roman"/>
+          <w:b w:val="0"/>
+          <w:i w:val="0"/>
+          <w:color w:val="000000"/>
+          <w:sz w:val="26"/>
+        </w:rPr>
+        <w:tab/>
+        <w:t>25</w:t>
+      </w:r>
+    </w:p>
+    <w:p>
+      <w:pPr>
+        <w:tabs>
+          <w:tab w:pos="9354" w:val="right" w:leader="dot"/>
+        </w:tabs>
+        <w:spacing w:after="0" w:line="360" w:lineRule="auto"/>
+        <w:ind w:firstLine="0" w:left="454"/>
+        <w:jc w:val="left"/>
+      </w:pPr>
+      <w:r>
+        <w:rPr>
+          <w:rFonts w:ascii="Times New Roman" w:hAnsi="Times New Roman" w:cs="Times New Roman" w:eastAsia="Times New Roman"/>
+          <w:b w:val="0"/>
+          <w:i w:val="0"/>
+          <w:color w:val="000000"/>
+          <w:sz w:val="26"/>
+        </w:rPr>
+        <w:t>10.3. Правка записи</w:t>
+      </w:r>
+      <w:r>
+        <w:rPr>
+          <w:rFonts w:ascii="Times New Roman" w:hAnsi="Times New Roman" w:cs="Times New Roman" w:eastAsia="Times New Roman"/>
+          <w:b w:val="0"/>
+          <w:i w:val="0"/>
+          <w:color w:val="000000"/>
+          <w:sz w:val="26"/>
+        </w:rPr>
+        <w:tab/>
+        <w:t>26</w:t>
+      </w:r>
+    </w:p>
+    <w:p>
+      <w:pPr>
+        <w:tabs>
+          <w:tab w:pos="9354" w:val="right" w:leader="dot"/>
+        </w:tabs>
+        <w:spacing w:after="0" w:line="360" w:lineRule="auto"/>
+        <w:ind w:firstLine="0" w:left="454"/>
+        <w:jc w:val="left"/>
+      </w:pPr>
+      <w:r>
+        <w:rPr>
+          <w:rFonts w:ascii="Times New Roman" w:hAnsi="Times New Roman" w:cs="Times New Roman" w:eastAsia="Times New Roman"/>
+          <w:b w:val="0"/>
+          <w:i w:val="0"/>
+          <w:color w:val="000000"/>
+          <w:sz w:val="26"/>
+        </w:rPr>
+        <w:t>10.4. Архив вместо удаления</w:t>
+      </w:r>
+      <w:r>
+        <w:rPr>
+          <w:rFonts w:ascii="Times New Roman" w:hAnsi="Times New Roman" w:cs="Times New Roman" w:eastAsia="Times New Roman"/>
+          <w:b w:val="0"/>
+          <w:i w:val="0"/>
+          <w:color w:val="000000"/>
+          <w:sz w:val="26"/>
+        </w:rPr>
+        <w:tab/>
+        <w:t>27</w:t>
+      </w:r>
+    </w:p>
+    <w:p>
+      <w:pPr>
+        <w:tabs>
+          <w:tab w:pos="9354" w:val="right" w:leader="dot"/>
+        </w:tabs>
+        <w:spacing w:after="0" w:line="360" w:lineRule="auto"/>
+        <w:ind w:firstLine="0" w:left="454"/>
+        <w:jc w:val="left"/>
+      </w:pPr>
+      <w:r>
+        <w:rPr>
+          <w:rFonts w:ascii="Times New Roman" w:hAnsi="Times New Roman" w:cs="Times New Roman" w:eastAsia="Times New Roman"/>
+          <w:b w:val="0"/>
+          <w:i w:val="0"/>
+          <w:color w:val="000000"/>
+          <w:sz w:val="26"/>
+        </w:rPr>
+        <w:t>10.5. Групповые операции</w:t>
+      </w:r>
+      <w:r>
+        <w:rPr>
+          <w:rFonts w:ascii="Times New Roman" w:hAnsi="Times New Roman" w:cs="Times New Roman" w:eastAsia="Times New Roman"/>
+          <w:b w:val="0"/>
+          <w:i w:val="0"/>
+          <w:color w:val="000000"/>
+          <w:sz w:val="26"/>
+        </w:rPr>
+        <w:tab/>
+        <w:t>27</w:t>
+      </w:r>
+    </w:p>
+    <w:p>
+      <w:pPr>
+        <w:tabs>
+          <w:tab w:pos="9354" w:val="right" w:leader="dot"/>
+        </w:tabs>
+        <w:spacing w:after="0" w:line="360" w:lineRule="auto"/>
+        <w:ind w:firstLine="0" w:left="454"/>
+        <w:jc w:val="left"/>
+      </w:pPr>
+      <w:r>
+        <w:rPr>
+          <w:rFonts w:ascii="Times New Roman" w:hAnsi="Times New Roman" w:cs="Times New Roman" w:eastAsia="Times New Roman"/>
+          <w:b w:val="0"/>
+          <w:i w:val="0"/>
+          <w:color w:val="000000"/>
+          <w:sz w:val="26"/>
+        </w:rPr>
+        <w:t>10.6. Записи «на проверке»</w:t>
+      </w:r>
+      <w:r>
+        <w:rPr>
+          <w:rFonts w:ascii="Times New Roman" w:hAnsi="Times New Roman" w:cs="Times New Roman" w:eastAsia="Times New Roman"/>
+          <w:b w:val="0"/>
+          <w:i w:val="0"/>
+          <w:color w:val="000000"/>
+          <w:sz w:val="26"/>
+        </w:rPr>
+        <w:tab/>
+        <w:t>27</w:t>
+      </w:r>
+    </w:p>
+    <w:p>
+      <w:pPr>
+        <w:tabs>
+          <w:tab w:pos="9354" w:val="right" w:leader="dot"/>
+        </w:tabs>
+        <w:spacing w:after="0" w:line="360" w:lineRule="auto"/>
+        <w:ind w:firstLine="0" w:left="454"/>
+        <w:jc w:val="left"/>
+      </w:pPr>
+      <w:r>
+        <w:rPr>
+          <w:rFonts w:ascii="Times New Roman" w:hAnsi="Times New Roman" w:cs="Times New Roman" w:eastAsia="Times New Roman"/>
+          <w:b w:val="0"/>
+          <w:i w:val="0"/>
+          <w:color w:val="000000"/>
+          <w:sz w:val="26"/>
+        </w:rPr>
+        <w:t>10.7. Что заводится в остальных справочниках</w:t>
+      </w:r>
+      <w:r>
+        <w:rPr>
+          <w:rFonts w:ascii="Times New Roman" w:hAnsi="Times New Roman" w:cs="Times New Roman" w:eastAsia="Times New Roman"/>
+          <w:b w:val="0"/>
+          <w:i w:val="0"/>
+          <w:color w:val="000000"/>
+          <w:sz w:val="26"/>
+        </w:rPr>
+        <w:tab/>
+        <w:t>28</w:t>
+      </w:r>
+    </w:p>
+    <w:p>
+      <w:pPr>
+        <w:tabs>
+          <w:tab w:pos="9354" w:val="right" w:leader="dot"/>
+        </w:tabs>
+        <w:spacing w:after="0" w:line="360" w:lineRule="auto"/>
+        <w:ind w:firstLine="0"/>
+        <w:jc w:val="left"/>
+      </w:pPr>
+      <w:r>
+        <w:rPr>
+          <w:rFonts w:ascii="Times New Roman" w:hAnsi="Times New Roman" w:cs="Times New Roman" w:eastAsia="Times New Roman"/>
+          <w:b/>
+          <w:i w:val="0"/>
+          <w:color w:val="000000"/>
+          <w:sz w:val="26"/>
+        </w:rPr>
+        <w:t>11. Чёрные списки</w:t>
+      </w:r>
+      <w:r>
+        <w:rPr>
+          <w:rFonts w:ascii="Times New Roman" w:hAnsi="Times New Roman" w:cs="Times New Roman" w:eastAsia="Times New Roman"/>
+          <w:b w:val="0"/>
+          <w:i w:val="0"/>
+          <w:color w:val="000000"/>
+          <w:sz w:val="26"/>
+        </w:rPr>
+        <w:tab/>
+        <w:t>29</w:t>
+      </w:r>
+    </w:p>
+    <w:p>
+      <w:pPr>
+        <w:tabs>
+          <w:tab w:pos="9354" w:val="right" w:leader="dot"/>
+        </w:tabs>
+        <w:spacing w:after="0" w:line="360" w:lineRule="auto"/>
+        <w:ind w:firstLine="0" w:left="454"/>
+        <w:jc w:val="left"/>
+      </w:pPr>
+      <w:r>
+        <w:rPr>
+          <w:rFonts w:ascii="Times New Roman" w:hAnsi="Times New Roman" w:cs="Times New Roman" w:eastAsia="Times New Roman"/>
+          <w:b w:val="0"/>
+          <w:i w:val="0"/>
+          <w:color w:val="000000"/>
+          <w:sz w:val="26"/>
+        </w:rPr>
+        <w:t>11.1. Для чего они</w:t>
+      </w:r>
+      <w:r>
+        <w:rPr>
+          <w:rFonts w:ascii="Times New Roman" w:hAnsi="Times New Roman" w:cs="Times New Roman" w:eastAsia="Times New Roman"/>
+          <w:b w:val="0"/>
+          <w:i w:val="0"/>
+          <w:color w:val="000000"/>
+          <w:sz w:val="26"/>
+        </w:rPr>
+        <w:tab/>
+        <w:t>29</w:t>
+      </w:r>
+    </w:p>
+    <w:p>
+      <w:pPr>
+        <w:tabs>
+          <w:tab w:pos="9354" w:val="right" w:leader="dot"/>
+        </w:tabs>
+        <w:spacing w:after="0" w:line="360" w:lineRule="auto"/>
+        <w:ind w:firstLine="0" w:left="454"/>
+        <w:jc w:val="left"/>
+      </w:pPr>
+      <w:r>
+        <w:rPr>
+          <w:rFonts w:ascii="Times New Roman" w:hAnsi="Times New Roman" w:cs="Times New Roman" w:eastAsia="Times New Roman"/>
+          <w:b w:val="0"/>
+          <w:i w:val="0"/>
+          <w:color w:val="000000"/>
+          <w:sz w:val="26"/>
+        </w:rPr>
+        <w:t>11.2. Что происходит при совпадении</w:t>
+      </w:r>
+      <w:r>
+        <w:rPr>
+          <w:rFonts w:ascii="Times New Roman" w:hAnsi="Times New Roman" w:cs="Times New Roman" w:eastAsia="Times New Roman"/>
+          <w:b w:val="0"/>
+          <w:i w:val="0"/>
+          <w:color w:val="000000"/>
+          <w:sz w:val="26"/>
+        </w:rPr>
+        <w:tab/>
+        <w:t>30</w:t>
+      </w:r>
+    </w:p>
+    <w:p>
+      <w:pPr>
+        <w:tabs>
+          <w:tab w:pos="9354" w:val="right" w:leader="dot"/>
+        </w:tabs>
+        <w:spacing w:after="0" w:line="360" w:lineRule="auto"/>
+        <w:ind w:firstLine="0" w:left="454"/>
+        <w:jc w:val="left"/>
+      </w:pPr>
+      <w:r>
+        <w:rPr>
+          <w:rFonts w:ascii="Times New Roman" w:hAnsi="Times New Roman" w:cs="Times New Roman" w:eastAsia="Times New Roman"/>
+          <w:b w:val="0"/>
+          <w:i w:val="0"/>
+          <w:color w:val="000000"/>
+          <w:sz w:val="26"/>
+        </w:rPr>
+        <w:t>11.3. Снятие запрета</w:t>
+      </w:r>
+      <w:r>
+        <w:rPr>
+          <w:rFonts w:ascii="Times New Roman" w:hAnsi="Times New Roman" w:cs="Times New Roman" w:eastAsia="Times New Roman"/>
+          <w:b w:val="0"/>
+          <w:i w:val="0"/>
+          <w:color w:val="000000"/>
+          <w:sz w:val="26"/>
+        </w:rPr>
+        <w:tab/>
+        <w:t>30</w:t>
       </w:r>
     </w:p>
     <w:p>
@@ -10566,6 +10938,2734 @@
                 <w:sz w:val="26"/>
               </w:rPr>
               <w:t xml:space="preserve"> означает, что дело не в правах: запись заблокирована и права не проверялись.</w:t>
+            </w:r>
+          </w:p>
+        </w:tc>
+      </w:tr>
+    </w:tbl>
+    <w:p>
+      <w:pPr>
+        <w:spacing w:after="0" w:line="240" w:lineRule="auto"/>
+        <w:ind w:firstLine="0"/>
+      </w:pPr>
+      <w:r>
+        <w:rPr>
+          <w:rFonts w:ascii="Times New Roman" w:hAnsi="Times New Roman" w:cs="Times New Roman" w:eastAsia="Times New Roman"/>
+          <w:b w:val="0"/>
+          <w:i w:val="0"/>
+          <w:color w:val="000000"/>
+          <w:sz w:val="12"/>
+        </w:rPr>
+      </w:r>
+    </w:p>
+    <w:p>
+      <w:pPr>
+        <w:pStyle w:val="Heading1"/>
+        <w:ind w:firstLine="0"/>
+      </w:pPr>
+      <w:r>
+        <w:rPr>
+          <w:rFonts w:ascii="Times New Roman" w:hAnsi="Times New Roman" w:cs="Times New Roman" w:eastAsia="Times New Roman"/>
+          <w:b/>
+          <w:i w:val="0"/>
+          <w:color w:val="000000"/>
+          <w:sz w:val="32"/>
+        </w:rPr>
+        <w:t>10. Справочники</w:t>
+      </w:r>
+    </w:p>
+    <w:p>
+      <w:pPr>
+        <w:pStyle w:val="Heading2"/>
+        <w:ind w:firstLine="0"/>
+      </w:pPr>
+      <w:r>
+        <w:rPr>
+          <w:rFonts w:ascii="Times New Roman" w:hAnsi="Times New Roman" w:cs="Times New Roman" w:eastAsia="Times New Roman"/>
+          <w:b/>
+          <w:i w:val="0"/>
+          <w:color w:val="000000"/>
+          <w:sz w:val="28"/>
+        </w:rPr>
+        <w:t>10.1. Что такое справочник</w:t>
+      </w:r>
+    </w:p>
+    <w:p>
+      <w:r>
+        <w:rPr>
+          <w:rFonts w:ascii="Times New Roman" w:hAnsi="Times New Roman" w:cs="Times New Roman" w:eastAsia="Times New Roman"/>
+          <w:b w:val="0"/>
+          <w:i w:val="0"/>
+          <w:color w:val="000000"/>
+          <w:sz w:val="28"/>
+        </w:rPr>
+        <w:t>Справочник - перечень значений, из которых заявитель выбирает при подаче заявки: организации, компании, места разгрузки, форматы номеров, гражданства, марки автомобилей, типы вложений, типы учётных записей и прочее. Пока значения нет в справочнике, выбрать его в заявке нельзя.</w:t>
+      </w:r>
+    </w:p>
+    <w:p>
+      <w:r>
+        <w:rPr>
+          <w:rFonts w:ascii="Times New Roman" w:hAnsi="Times New Roman" w:cs="Times New Roman" w:eastAsia="Times New Roman"/>
+          <w:b w:val="0"/>
+          <w:i w:val="0"/>
+          <w:color w:val="000000"/>
+          <w:sz w:val="28"/>
+        </w:rPr>
+        <w:t xml:space="preserve">Все справочники открыты по одному праву - </w:t>
+      </w:r>
+      <w:r>
+        <w:rPr>
+          <w:rFonts w:ascii="Courier New" w:hAnsi="Courier New" w:cs="Courier New" w:eastAsia="Courier New"/>
+          <w:b w:val="0"/>
+          <w:i w:val="0"/>
+          <w:color w:val="000000"/>
+          <w:sz w:val="24"/>
+        </w:rPr>
+        <w:t>page.admin.directories</w:t>
+      </w:r>
+      <w:r>
+        <w:rPr>
+          <w:rFonts w:ascii="Times New Roman" w:hAnsi="Times New Roman" w:cs="Times New Roman" w:eastAsia="Times New Roman"/>
+          <w:b w:val="0"/>
+          <w:i w:val="0"/>
+          <w:color w:val="000000"/>
+          <w:sz w:val="28"/>
+        </w:rPr>
+        <w:t>, - и устроены одинаково. Разберём их на организациях; остальные отличаются только составом полей.</w:t>
+      </w:r>
+    </w:p>
+    <w:p>
+      <w:pPr>
+        <w:pStyle w:val="Heading2"/>
+        <w:ind w:firstLine="0"/>
+      </w:pPr>
+      <w:r>
+        <w:rPr>
+          <w:rFonts w:ascii="Times New Roman" w:hAnsi="Times New Roman" w:cs="Times New Roman" w:eastAsia="Times New Roman"/>
+          <w:b/>
+          <w:i w:val="0"/>
+          <w:color w:val="000000"/>
+          <w:sz w:val="28"/>
+        </w:rPr>
+        <w:t>10.2. Список записей справочника</w:t>
+      </w:r>
+    </w:p>
+    <w:p>
+      <w:pPr>
+        <w:keepNext/>
+        <w:spacing w:before="120" w:after="40"/>
+        <w:ind w:firstLine="0"/>
+        <w:jc w:val="center"/>
+      </w:pPr>
+      <w:r>
+        <w:drawing>
+          <wp:inline xmlns:a="http://schemas.openxmlformats.org/drawingml/2006/main" xmlns:pic="http://schemas.openxmlformats.org/drawingml/2006/picture">
+            <wp:extent cx="5940000" cy="3883846"/>
+            <wp:docPr id="11" name="Picture 11"/>
+            <wp:cNvGraphicFramePr>
+              <a:graphicFrameLocks noChangeAspect="1"/>
+            </wp:cNvGraphicFramePr>
+            <a:graphic>
+              <a:graphicData uri="http://schemas.openxmlformats.org/drawingml/2006/picture">
+                <pic:pic>
+                  <pic:nvPicPr>
+                    <pic:cNvPr id="0" name="admin-orgs-list.png"/>
+                    <pic:cNvPicPr/>
+                  </pic:nvPicPr>
+                  <pic:blipFill>
+                    <a:blip r:embed="rId21"/>
+                    <a:stretch>
+                      <a:fillRect/>
+                    </a:stretch>
+                  </pic:blipFill>
+                  <pic:spPr>
+                    <a:xfrm>
+                      <a:off x="0" y="0"/>
+                      <a:ext cx="5940000" cy="3883846"/>
+                    </a:xfrm>
+                    <a:prstGeom prst="rect"/>
+                  </pic:spPr>
+                </pic:pic>
+              </a:graphicData>
+            </a:graphic>
+          </wp:inline>
+        </w:drawing>
+      </w:r>
+    </w:p>
+    <w:p>
+      <w:pPr>
+        <w:keepNext w:val="0"/>
+        <w:spacing w:line="240" w:lineRule="auto" w:before="40" w:after="200"/>
+        <w:ind w:firstLine="0"/>
+        <w:jc w:val="center"/>
+      </w:pPr>
+      <w:r>
+        <w:rPr>
+          <w:rFonts w:ascii="Times New Roman" w:hAnsi="Times New Roman" w:cs="Times New Roman" w:eastAsia="Times New Roman"/>
+          <w:b w:val="0"/>
+          <w:i/>
+          <w:color w:val="000000"/>
+          <w:sz w:val="24"/>
+        </w:rPr>
+        <w:t>Рисунок 10.1 — Справочник организаций</w:t>
+      </w:r>
+    </w:p>
+    <w:p>
+      <w:r>
+        <w:rPr>
+          <w:rFonts w:ascii="Times New Roman" w:hAnsi="Times New Roman" w:cs="Times New Roman" w:eastAsia="Times New Roman"/>
+          <w:b w:val="0"/>
+          <w:i w:val="0"/>
+          <w:color w:val="000000"/>
+          <w:sz w:val="28"/>
+        </w:rPr>
+        <w:t xml:space="preserve">Заголовок </w:t>
+      </w:r>
+      <w:r>
+        <w:rPr>
+          <w:rFonts w:ascii="Times New Roman" w:hAnsi="Times New Roman" w:cs="Times New Roman" w:eastAsia="Times New Roman"/>
+          <w:b/>
+          <w:i w:val="0"/>
+          <w:color w:val="000000"/>
+          <w:sz w:val="28"/>
+        </w:rPr>
+        <w:t>«Управление организациями / отделами»</w:t>
+      </w:r>
+      <w:r>
+        <w:rPr>
+          <w:rFonts w:ascii="Times New Roman" w:hAnsi="Times New Roman" w:cs="Times New Roman" w:eastAsia="Times New Roman"/>
+          <w:b w:val="0"/>
+          <w:i w:val="0"/>
+          <w:color w:val="000000"/>
+          <w:sz w:val="28"/>
+        </w:rPr>
+        <w:t xml:space="preserve"> (1). Переключатель режима (2) выбирает, что показывать: </w:t>
+      </w:r>
+      <w:r>
+        <w:rPr>
+          <w:rFonts w:ascii="Times New Roman" w:hAnsi="Times New Roman" w:cs="Times New Roman" w:eastAsia="Times New Roman"/>
+          <w:b/>
+          <w:i w:val="0"/>
+          <w:color w:val="000000"/>
+          <w:sz w:val="28"/>
+        </w:rPr>
+        <w:t>«Активные»</w:t>
+      </w:r>
+      <w:r>
+        <w:rPr>
+          <w:rFonts w:ascii="Times New Roman" w:hAnsi="Times New Roman" w:cs="Times New Roman" w:eastAsia="Times New Roman"/>
+          <w:b w:val="0"/>
+          <w:i w:val="0"/>
+          <w:color w:val="000000"/>
+          <w:sz w:val="28"/>
+        </w:rPr>
+        <w:t xml:space="preserve">, </w:t>
+      </w:r>
+      <w:r>
+        <w:rPr>
+          <w:rFonts w:ascii="Times New Roman" w:hAnsi="Times New Roman" w:cs="Times New Roman" w:eastAsia="Times New Roman"/>
+          <w:b/>
+          <w:i w:val="0"/>
+          <w:color w:val="000000"/>
+          <w:sz w:val="28"/>
+        </w:rPr>
+        <w:t>«Архив»</w:t>
+      </w:r>
+      <w:r>
+        <w:rPr>
+          <w:rFonts w:ascii="Times New Roman" w:hAnsi="Times New Roman" w:cs="Times New Roman" w:eastAsia="Times New Roman"/>
+          <w:b w:val="0"/>
+          <w:i w:val="0"/>
+          <w:color w:val="000000"/>
+          <w:sz w:val="28"/>
+        </w:rPr>
+        <w:t xml:space="preserve"> или </w:t>
+      </w:r>
+      <w:r>
+        <w:rPr>
+          <w:rFonts w:ascii="Times New Roman" w:hAnsi="Times New Roman" w:cs="Times New Roman" w:eastAsia="Times New Roman"/>
+          <w:b/>
+          <w:i w:val="0"/>
+          <w:color w:val="000000"/>
+          <w:sz w:val="28"/>
+        </w:rPr>
+        <w:t>«На проверке»</w:t>
+      </w:r>
+      <w:r>
+        <w:rPr>
+          <w:rFonts w:ascii="Times New Roman" w:hAnsi="Times New Roman" w:cs="Times New Roman" w:eastAsia="Times New Roman"/>
+          <w:b w:val="0"/>
+          <w:i w:val="0"/>
+          <w:color w:val="000000"/>
+          <w:sz w:val="28"/>
+        </w:rPr>
+        <w:t xml:space="preserve">. Рядом отбор </w:t>
+      </w:r>
+      <w:r>
+        <w:rPr>
+          <w:rFonts w:ascii="Times New Roman" w:hAnsi="Times New Roman" w:cs="Times New Roman" w:eastAsia="Times New Roman"/>
+          <w:b/>
+          <w:i w:val="0"/>
+          <w:color w:val="000000"/>
+          <w:sz w:val="28"/>
+        </w:rPr>
+        <w:t>«Тип: все»</w:t>
+      </w:r>
+      <w:r>
+        <w:rPr>
+          <w:rFonts w:ascii="Times New Roman" w:hAnsi="Times New Roman" w:cs="Times New Roman" w:eastAsia="Times New Roman"/>
+          <w:b w:val="0"/>
+          <w:i w:val="0"/>
+          <w:color w:val="000000"/>
+          <w:sz w:val="28"/>
+        </w:rPr>
+        <w:t xml:space="preserve"> (3) и поиск по названию (4). Кнопка </w:t>
+      </w:r>
+      <w:r>
+        <w:rPr>
+          <w:rFonts w:ascii="Times New Roman" w:hAnsi="Times New Roman" w:cs="Times New Roman" w:eastAsia="Times New Roman"/>
+          <w:b/>
+          <w:i w:val="0"/>
+          <w:color w:val="000000"/>
+          <w:sz w:val="28"/>
+        </w:rPr>
+        <w:t>«+Добавить»</w:t>
+      </w:r>
+      <w:r>
+        <w:rPr>
+          <w:rFonts w:ascii="Times New Roman" w:hAnsi="Times New Roman" w:cs="Times New Roman" w:eastAsia="Times New Roman"/>
+          <w:b w:val="0"/>
+          <w:i w:val="0"/>
+          <w:color w:val="000000"/>
+          <w:sz w:val="28"/>
+        </w:rPr>
+        <w:t xml:space="preserve"> (5) заводит новую запись.</w:t>
+      </w:r>
+    </w:p>
+    <w:p>
+      <w:r>
+        <w:rPr>
+          <w:rFonts w:ascii="Times New Roman" w:hAnsi="Times New Roman" w:cs="Times New Roman" w:eastAsia="Times New Roman"/>
+          <w:b w:val="0"/>
+          <w:i w:val="0"/>
+          <w:color w:val="000000"/>
+          <w:sz w:val="28"/>
+        </w:rPr>
+        <w:t xml:space="preserve">Под списком выводится общий счёт: </w:t>
+      </w:r>
+      <w:r>
+        <w:rPr>
+          <w:rFonts w:ascii="Times New Roman" w:hAnsi="Times New Roman" w:cs="Times New Roman" w:eastAsia="Times New Roman"/>
+          <w:b/>
+          <w:i w:val="0"/>
+          <w:color w:val="000000"/>
+          <w:sz w:val="28"/>
+        </w:rPr>
+        <w:t>«Всего организаций: N»</w:t>
+      </w:r>
+      <w:r>
+        <w:rPr>
+          <w:rFonts w:ascii="Times New Roman" w:hAnsi="Times New Roman" w:cs="Times New Roman" w:eastAsia="Times New Roman"/>
+          <w:b w:val="0"/>
+          <w:i w:val="0"/>
+          <w:color w:val="000000"/>
+          <w:sz w:val="28"/>
+        </w:rPr>
+        <w:t xml:space="preserve">. Архивная запись помечается </w:t>
+      </w:r>
+      <w:r>
+        <w:rPr>
+          <w:rFonts w:ascii="Times New Roman" w:hAnsi="Times New Roman" w:cs="Times New Roman" w:eastAsia="Times New Roman"/>
+          <w:b/>
+          <w:i w:val="0"/>
+          <w:color w:val="000000"/>
+          <w:sz w:val="28"/>
+        </w:rPr>
+        <w:t>«(архив)»</w:t>
+      </w:r>
+      <w:r>
+        <w:rPr>
+          <w:rFonts w:ascii="Times New Roman" w:hAnsi="Times New Roman" w:cs="Times New Roman" w:eastAsia="Times New Roman"/>
+          <w:b w:val="0"/>
+          <w:i w:val="0"/>
+          <w:color w:val="000000"/>
+          <w:sz w:val="28"/>
+        </w:rPr>
+        <w:t>.</w:t>
+      </w:r>
+    </w:p>
+    <w:p>
+      <w:pPr>
+        <w:pStyle w:val="Heading2"/>
+        <w:ind w:firstLine="0"/>
+      </w:pPr>
+      <w:r>
+        <w:rPr>
+          <w:rFonts w:ascii="Times New Roman" w:hAnsi="Times New Roman" w:cs="Times New Roman" w:eastAsia="Times New Roman"/>
+          <w:b/>
+          <w:i w:val="0"/>
+          <w:color w:val="000000"/>
+          <w:sz w:val="28"/>
+        </w:rPr>
+        <w:t>10.3. Правка записи</w:t>
+      </w:r>
+    </w:p>
+    <w:p>
+      <w:r>
+        <w:rPr>
+          <w:rFonts w:ascii="Times New Roman" w:hAnsi="Times New Roman" w:cs="Times New Roman" w:eastAsia="Times New Roman"/>
+          <w:b w:val="0"/>
+          <w:i w:val="0"/>
+          <w:color w:val="000000"/>
+          <w:sz w:val="28"/>
+        </w:rPr>
+        <w:t>Нажатие на строку открывает карточку записи справа от списка.</w:t>
+      </w:r>
+    </w:p>
+    <w:p>
+      <w:pPr>
+        <w:keepNext/>
+        <w:spacing w:before="120" w:after="40"/>
+        <w:ind w:firstLine="0"/>
+        <w:jc w:val="center"/>
+      </w:pPr>
+      <w:r>
+        <w:drawing>
+          <wp:inline xmlns:a="http://schemas.openxmlformats.org/drawingml/2006/main" xmlns:pic="http://schemas.openxmlformats.org/drawingml/2006/picture">
+            <wp:extent cx="5102352" cy="4773168"/>
+            <wp:docPr id="12" name="Picture 12"/>
+            <wp:cNvGraphicFramePr>
+              <a:graphicFrameLocks noChangeAspect="1"/>
+            </wp:cNvGraphicFramePr>
+            <a:graphic>
+              <a:graphicData uri="http://schemas.openxmlformats.org/drawingml/2006/picture">
+                <pic:pic>
+                  <pic:nvPicPr>
+                    <pic:cNvPr id="0" name="admin-org-card.png"/>
+                    <pic:cNvPicPr/>
+                  </pic:nvPicPr>
+                  <pic:blipFill>
+                    <a:blip r:embed="rId22"/>
+                    <a:stretch>
+                      <a:fillRect/>
+                    </a:stretch>
+                  </pic:blipFill>
+                  <pic:spPr>
+                    <a:xfrm>
+                      <a:off x="0" y="0"/>
+                      <a:ext cx="5102352" cy="4773168"/>
+                    </a:xfrm>
+                    <a:prstGeom prst="rect"/>
+                  </pic:spPr>
+                </pic:pic>
+              </a:graphicData>
+            </a:graphic>
+          </wp:inline>
+        </w:drawing>
+      </w:r>
+    </w:p>
+    <w:p>
+      <w:pPr>
+        <w:keepNext w:val="0"/>
+        <w:spacing w:line="240" w:lineRule="auto" w:before="40" w:after="200"/>
+        <w:ind w:firstLine="0"/>
+        <w:jc w:val="center"/>
+      </w:pPr>
+      <w:r>
+        <w:rPr>
+          <w:rFonts w:ascii="Times New Roman" w:hAnsi="Times New Roman" w:cs="Times New Roman" w:eastAsia="Times New Roman"/>
+          <w:b w:val="0"/>
+          <w:i/>
+          <w:color w:val="000000"/>
+          <w:sz w:val="24"/>
+        </w:rPr>
+        <w:t>Рисунок 10.2 — Карточка организации</w:t>
+      </w:r>
+    </w:p>
+    <w:p>
+      <w:r>
+        <w:rPr>
+          <w:rFonts w:ascii="Times New Roman" w:hAnsi="Times New Roman" w:cs="Times New Roman" w:eastAsia="Times New Roman"/>
+          <w:b w:val="0"/>
+          <w:i w:val="0"/>
+          <w:color w:val="000000"/>
+          <w:sz w:val="28"/>
+        </w:rPr>
+        <w:t xml:space="preserve">Блок </w:t>
+      </w:r>
+      <w:r>
+        <w:rPr>
+          <w:rFonts w:ascii="Times New Roman" w:hAnsi="Times New Roman" w:cs="Times New Roman" w:eastAsia="Times New Roman"/>
+          <w:b/>
+          <w:i w:val="0"/>
+          <w:color w:val="000000"/>
+          <w:sz w:val="28"/>
+        </w:rPr>
+        <w:t>«Основное»</w:t>
+      </w:r>
+      <w:r>
+        <w:rPr>
+          <w:rFonts w:ascii="Times New Roman" w:hAnsi="Times New Roman" w:cs="Times New Roman" w:eastAsia="Times New Roman"/>
+          <w:b w:val="0"/>
+          <w:i w:val="0"/>
+          <w:color w:val="000000"/>
+          <w:sz w:val="28"/>
+        </w:rPr>
+        <w:t xml:space="preserve"> (1) содержит наименование и тип; они сохраняются вместе одной кнопкой, о чём рядом и написано. Ниже - привязки (2): </w:t>
+      </w:r>
+      <w:r>
+        <w:rPr>
+          <w:rFonts w:ascii="Times New Roman" w:hAnsi="Times New Roman" w:cs="Times New Roman" w:eastAsia="Times New Roman"/>
+          <w:b/>
+          <w:i w:val="0"/>
+          <w:color w:val="000000"/>
+          <w:sz w:val="28"/>
+        </w:rPr>
+        <w:t>«Места разгрузки»</w:t>
+      </w:r>
+      <w:r>
+        <w:rPr>
+          <w:rFonts w:ascii="Times New Roman" w:hAnsi="Times New Roman" w:cs="Times New Roman" w:eastAsia="Times New Roman"/>
+          <w:b w:val="0"/>
+          <w:i w:val="0"/>
+          <w:color w:val="000000"/>
+          <w:sz w:val="28"/>
+        </w:rPr>
+        <w:t xml:space="preserve"> и </w:t>
+      </w:r>
+      <w:r>
+        <w:rPr>
+          <w:rFonts w:ascii="Times New Roman" w:hAnsi="Times New Roman" w:cs="Times New Roman" w:eastAsia="Times New Roman"/>
+          <w:b/>
+          <w:i w:val="0"/>
+          <w:color w:val="000000"/>
+          <w:sz w:val="28"/>
+        </w:rPr>
+        <w:t>«Целевые таблицы»</w:t>
+      </w:r>
+      <w:r>
+        <w:rPr>
+          <w:rFonts w:ascii="Times New Roman" w:hAnsi="Times New Roman" w:cs="Times New Roman" w:eastAsia="Times New Roman"/>
+          <w:b w:val="0"/>
+          <w:i w:val="0"/>
+          <w:color w:val="000000"/>
+          <w:sz w:val="28"/>
+        </w:rPr>
+        <w:t xml:space="preserve"> с пометкой </w:t>
+      </w:r>
+      <w:r>
+        <w:rPr>
+          <w:rFonts w:ascii="Times New Roman" w:hAnsi="Times New Roman" w:cs="Times New Roman" w:eastAsia="Times New Roman"/>
+          <w:b/>
+          <w:i w:val="0"/>
+          <w:color w:val="000000"/>
+          <w:sz w:val="28"/>
+        </w:rPr>
+        <w:t>«(по умолчанию)»</w:t>
+      </w:r>
+      <w:r>
+        <w:rPr>
+          <w:rFonts w:ascii="Times New Roman" w:hAnsi="Times New Roman" w:cs="Times New Roman" w:eastAsia="Times New Roman"/>
+          <w:b w:val="0"/>
+          <w:i w:val="0"/>
+          <w:color w:val="000000"/>
+          <w:sz w:val="28"/>
+        </w:rPr>
+        <w:t>, а также ответственные за согласование. Эти значения система подставляет заявителям организации сама - в заявке их останется только подтвердить. Ещё ниже перечислены работники, привязанные к организации.</w:t>
+      </w:r>
+    </w:p>
+    <w:p>
+      <w:r>
+        <w:rPr>
+          <w:rFonts w:ascii="Times New Roman" w:hAnsi="Times New Roman" w:cs="Times New Roman" w:eastAsia="Times New Roman"/>
+          <w:b w:val="0"/>
+          <w:i w:val="0"/>
+          <w:color w:val="000000"/>
+          <w:sz w:val="28"/>
+        </w:rPr>
+        <w:t xml:space="preserve">В шапке карточки видно тип записи, число участников и число ответственных, а рядом - кнопки </w:t>
+      </w:r>
+      <w:r>
+        <w:rPr>
+          <w:rFonts w:ascii="Times New Roman" w:hAnsi="Times New Roman" w:cs="Times New Roman" w:eastAsia="Times New Roman"/>
+          <w:b/>
+          <w:i w:val="0"/>
+          <w:color w:val="000000"/>
+          <w:sz w:val="28"/>
+        </w:rPr>
+        <w:t>«История»</w:t>
+      </w:r>
+      <w:r>
+        <w:rPr>
+          <w:rFonts w:ascii="Times New Roman" w:hAnsi="Times New Roman" w:cs="Times New Roman" w:eastAsia="Times New Roman"/>
+          <w:b w:val="0"/>
+          <w:i w:val="0"/>
+          <w:color w:val="000000"/>
+          <w:sz w:val="28"/>
+        </w:rPr>
+        <w:t xml:space="preserve"> и </w:t>
+      </w:r>
+      <w:r>
+        <w:rPr>
+          <w:rFonts w:ascii="Times New Roman" w:hAnsi="Times New Roman" w:cs="Times New Roman" w:eastAsia="Times New Roman"/>
+          <w:b/>
+          <w:i w:val="0"/>
+          <w:color w:val="000000"/>
+          <w:sz w:val="28"/>
+        </w:rPr>
+        <w:t>«В архив»</w:t>
+      </w:r>
+      <w:r>
+        <w:rPr>
+          <w:rFonts w:ascii="Times New Roman" w:hAnsi="Times New Roman" w:cs="Times New Roman" w:eastAsia="Times New Roman"/>
+          <w:b w:val="0"/>
+          <w:i w:val="0"/>
+          <w:color w:val="000000"/>
+          <w:sz w:val="28"/>
+        </w:rPr>
+        <w:t>.</w:t>
+      </w:r>
+    </w:p>
+    <w:p>
+      <w:r>
+        <w:rPr>
+          <w:rFonts w:ascii="Times New Roman" w:hAnsi="Times New Roman" w:cs="Times New Roman" w:eastAsia="Times New Roman"/>
+          <w:b w:val="0"/>
+          <w:i w:val="0"/>
+          <w:color w:val="000000"/>
+          <w:sz w:val="28"/>
+        </w:rPr>
+        <w:t xml:space="preserve">История изменений открывается кнопкой </w:t>
+      </w:r>
+      <w:r>
+        <w:rPr>
+          <w:rFonts w:ascii="Times New Roman" w:hAnsi="Times New Roman" w:cs="Times New Roman" w:eastAsia="Times New Roman"/>
+          <w:b/>
+          <w:i w:val="0"/>
+          <w:color w:val="000000"/>
+          <w:sz w:val="28"/>
+        </w:rPr>
+        <w:t>«История»</w:t>
+      </w:r>
+      <w:r>
+        <w:rPr>
+          <w:rFonts w:ascii="Times New Roman" w:hAnsi="Times New Roman" w:cs="Times New Roman" w:eastAsia="Times New Roman"/>
+          <w:b w:val="0"/>
+          <w:i w:val="0"/>
+          <w:color w:val="000000"/>
+          <w:sz w:val="28"/>
+        </w:rPr>
+        <w:t xml:space="preserve"> - единым для всех справочников окном с поиском, отбором по работнику и периоду и выгрузкой в электронную таблицу. Изменения, сделанные самой системой, подписаны </w:t>
+      </w:r>
+      <w:r>
+        <w:rPr>
+          <w:rFonts w:ascii="Times New Roman" w:hAnsi="Times New Roman" w:cs="Times New Roman" w:eastAsia="Times New Roman"/>
+          <w:b/>
+          <w:i w:val="0"/>
+          <w:color w:val="000000"/>
+          <w:sz w:val="28"/>
+        </w:rPr>
+        <w:t>«Система»</w:t>
+      </w:r>
+      <w:r>
+        <w:rPr>
+          <w:rFonts w:ascii="Times New Roman" w:hAnsi="Times New Roman" w:cs="Times New Roman" w:eastAsia="Times New Roman"/>
+          <w:b w:val="0"/>
+          <w:i w:val="0"/>
+          <w:color w:val="000000"/>
+          <w:sz w:val="28"/>
+        </w:rPr>
+        <w:t>.</w:t>
+      </w:r>
+    </w:p>
+    <w:p>
+      <w:pPr>
+        <w:pStyle w:val="Heading2"/>
+        <w:ind w:firstLine="0"/>
+      </w:pPr>
+      <w:r>
+        <w:rPr>
+          <w:rFonts w:ascii="Times New Roman" w:hAnsi="Times New Roman" w:cs="Times New Roman" w:eastAsia="Times New Roman"/>
+          <w:b/>
+          <w:i w:val="0"/>
+          <w:color w:val="000000"/>
+          <w:sz w:val="28"/>
+        </w:rPr>
+        <w:t>10.4. Архив вместо удаления</w:t>
+      </w:r>
+    </w:p>
+    <w:p>
+      <w:r>
+        <w:rPr>
+          <w:rFonts w:ascii="Times New Roman" w:hAnsi="Times New Roman" w:cs="Times New Roman" w:eastAsia="Times New Roman"/>
+          <w:b w:val="0"/>
+          <w:i w:val="0"/>
+          <w:color w:val="000000"/>
+          <w:sz w:val="28"/>
+        </w:rPr>
+        <w:t xml:space="preserve">Записи справочников не удаляются, а переносятся в архив: значение перестаёт предлагаться в новых заявках, но остаётся в старых. В режиме </w:t>
+      </w:r>
+      <w:r>
+        <w:rPr>
+          <w:rFonts w:ascii="Times New Roman" w:hAnsi="Times New Roman" w:cs="Times New Roman" w:eastAsia="Times New Roman"/>
+          <w:b/>
+          <w:i w:val="0"/>
+          <w:color w:val="000000"/>
+          <w:sz w:val="28"/>
+        </w:rPr>
+        <w:t>«Архив»</w:t>
+      </w:r>
+      <w:r>
+        <w:rPr>
+          <w:rFonts w:ascii="Times New Roman" w:hAnsi="Times New Roman" w:cs="Times New Roman" w:eastAsia="Times New Roman"/>
+          <w:b w:val="0"/>
+          <w:i w:val="0"/>
+          <w:color w:val="000000"/>
+          <w:sz w:val="28"/>
+        </w:rPr>
+        <w:t xml:space="preserve"> запись можно вернуть кнопкой </w:t>
+      </w:r>
+      <w:r>
+        <w:rPr>
+          <w:rFonts w:ascii="Times New Roman" w:hAnsi="Times New Roman" w:cs="Times New Roman" w:eastAsia="Times New Roman"/>
+          <w:b/>
+          <w:i w:val="0"/>
+          <w:color w:val="000000"/>
+          <w:sz w:val="28"/>
+        </w:rPr>
+        <w:t>«Восстановить»</w:t>
+      </w:r>
+      <w:r>
+        <w:rPr>
+          <w:rFonts w:ascii="Times New Roman" w:hAnsi="Times New Roman" w:cs="Times New Roman" w:eastAsia="Times New Roman"/>
+          <w:b w:val="0"/>
+          <w:i w:val="0"/>
+          <w:color w:val="000000"/>
+          <w:sz w:val="28"/>
+        </w:rPr>
+        <w:t>.</w:t>
+      </w:r>
+    </w:p>
+    <w:p>
+      <w:r>
+        <w:rPr>
+          <w:rFonts w:ascii="Times New Roman" w:hAnsi="Times New Roman" w:cs="Times New Roman" w:eastAsia="Times New Roman"/>
+          <w:b w:val="0"/>
+          <w:i w:val="0"/>
+          <w:color w:val="000000"/>
+          <w:sz w:val="28"/>
+        </w:rPr>
+        <w:t xml:space="preserve">Организацию, к которой привязаны работники, в архив убрать нельзя: система пишет </w:t>
+      </w:r>
+      <w:r>
+        <w:rPr>
+          <w:rFonts w:ascii="Times New Roman" w:hAnsi="Times New Roman" w:cs="Times New Roman" w:eastAsia="Times New Roman"/>
+          <w:b/>
+          <w:i w:val="0"/>
+          <w:color w:val="000000"/>
+          <w:sz w:val="28"/>
+        </w:rPr>
+        <w:t>«Пока эти пользователи привязаны, организацию нельзя архивировать»</w:t>
+      </w:r>
+      <w:r>
+        <w:rPr>
+          <w:rFonts w:ascii="Times New Roman" w:hAnsi="Times New Roman" w:cs="Times New Roman" w:eastAsia="Times New Roman"/>
+          <w:b w:val="0"/>
+          <w:i w:val="0"/>
+          <w:color w:val="000000"/>
+          <w:sz w:val="28"/>
+        </w:rPr>
+        <w:t xml:space="preserve"> и предлагает кнопку </w:t>
+      </w:r>
+      <w:r>
+        <w:rPr>
+          <w:rFonts w:ascii="Times New Roman" w:hAnsi="Times New Roman" w:cs="Times New Roman" w:eastAsia="Times New Roman"/>
+          <w:b/>
+          <w:i w:val="0"/>
+          <w:color w:val="000000"/>
+          <w:sz w:val="28"/>
+        </w:rPr>
+        <w:t>«Перенести всех в другую организацию»</w:t>
+      </w:r>
+      <w:r>
+        <w:rPr>
+          <w:rFonts w:ascii="Times New Roman" w:hAnsi="Times New Roman" w:cs="Times New Roman" w:eastAsia="Times New Roman"/>
+          <w:b w:val="0"/>
+          <w:i w:val="0"/>
+          <w:color w:val="000000"/>
+          <w:sz w:val="28"/>
+        </w:rPr>
+        <w:t>.</w:t>
+      </w:r>
+    </w:p>
+    <w:tbl>
+      <w:tblPr>
+        <w:tblW w:type="auto" w:w="0"/>
+        <w:tblLayout w:type="fixed"/>
+        <w:tblLook w:firstColumn="1" w:firstRow="1" w:lastColumn="0" w:lastRow="0" w:noHBand="0" w:noVBand="1" w:val="04A0"/>
+        <w:tblLayout w:type="fixed"/>
+      </w:tblPr>
+      <w:tblGrid>
+        <w:gridCol w:w="9356"/>
+      </w:tblGrid>
+      <w:tr>
+        <w:trPr>
+          <w:cantSplit w:val="true"/>
+        </w:trPr>
+        <w:tc>
+          <w:tcPr>
+            <w:tcW w:type="dxa" w:w="9354"/>
+            <w:shd w:val="clear" w:fill="FDF6E3"/>
+            <w:tcBorders>
+              <w:left w:val="single" w:sz="24" w:color="B7791F"/>
+              <w:top w:val="single" w:sz="4" w:color="FDF6E3"/>
+              <w:bottom w:val="single" w:sz="4" w:color="FDF6E3"/>
+              <w:right w:val="single" w:sz="4" w:color="FDF6E3"/>
+            </w:tcBorders>
+          </w:tcPr>
+          <w:p>
+            <w:pPr>
+              <w:spacing w:line="288" w:lineRule="auto" w:after="0"/>
+              <w:ind w:firstLine="0"/>
+            </w:pPr>
+            <w:r>
+              <w:rPr>
+                <w:rFonts w:ascii="Times New Roman" w:hAnsi="Times New Roman" w:cs="Times New Roman" w:eastAsia="Times New Roman"/>
+                <w:b/>
+                <w:i w:val="0"/>
+                <w:color w:val="B7791F"/>
+                <w:sz w:val="26"/>
+              </w:rPr>
+              <w:t xml:space="preserve">ВАЖНО. </w:t>
+            </w:r>
+            <w:r>
+              <w:rPr>
+                <w:rFonts w:ascii="Times New Roman" w:hAnsi="Times New Roman" w:cs="Times New Roman" w:eastAsia="Times New Roman"/>
+                <w:b w:val="0"/>
+                <w:i w:val="0"/>
+                <w:color w:val="000000"/>
+                <w:sz w:val="26"/>
+              </w:rPr>
+              <w:t xml:space="preserve">Кнопка переноса работает под правом </w:t>
+            </w:r>
+            <w:r>
+              <w:rPr>
+                <w:rFonts w:ascii="Courier New" w:hAnsi="Courier New" w:cs="Courier New" w:eastAsia="Courier New"/>
+                <w:b w:val="0"/>
+                <w:i w:val="0"/>
+                <w:color w:val="000000"/>
+                <w:sz w:val="22"/>
+              </w:rPr>
+              <w:t>page.admin</w:t>
+            </w:r>
+            <w:r>
+              <w:rPr>
+                <w:rFonts w:ascii="Times New Roman" w:hAnsi="Times New Roman" w:cs="Times New Roman" w:eastAsia="Times New Roman"/>
+                <w:b w:val="0"/>
+                <w:i w:val="0"/>
+                <w:color w:val="000000"/>
+                <w:sz w:val="26"/>
+              </w:rPr>
+              <w:t>, а не под правом справочников. Работник, которому выдали только ведение справочников, увидит запрет на архивацию, но перенести работников не сможет - за этим нужно идти к администратору.</w:t>
+            </w:r>
+          </w:p>
+        </w:tc>
+      </w:tr>
+    </w:tbl>
+    <w:p>
+      <w:pPr>
+        <w:spacing w:after="0" w:line="240" w:lineRule="auto"/>
+        <w:ind w:firstLine="0"/>
+      </w:pPr>
+      <w:r>
+        <w:rPr>
+          <w:rFonts w:ascii="Times New Roman" w:hAnsi="Times New Roman" w:cs="Times New Roman" w:eastAsia="Times New Roman"/>
+          <w:b w:val="0"/>
+          <w:i w:val="0"/>
+          <w:color w:val="000000"/>
+          <w:sz w:val="12"/>
+        </w:rPr>
+      </w:r>
+    </w:p>
+    <w:p>
+      <w:pPr>
+        <w:pStyle w:val="Heading2"/>
+        <w:ind w:firstLine="0"/>
+      </w:pPr>
+      <w:r>
+        <w:rPr>
+          <w:rFonts w:ascii="Times New Roman" w:hAnsi="Times New Roman" w:cs="Times New Roman" w:eastAsia="Times New Roman"/>
+          <w:b/>
+          <w:i w:val="0"/>
+          <w:color w:val="000000"/>
+          <w:sz w:val="28"/>
+        </w:rPr>
+        <w:t>10.5. Групповые операции</w:t>
+      </w:r>
+    </w:p>
+    <w:p>
+      <w:r>
+        <w:rPr>
+          <w:rFonts w:ascii="Times New Roman" w:hAnsi="Times New Roman" w:cs="Times New Roman" w:eastAsia="Times New Roman"/>
+          <w:b w:val="0"/>
+          <w:i w:val="0"/>
+          <w:color w:val="000000"/>
+          <w:sz w:val="28"/>
+        </w:rPr>
+        <w:t xml:space="preserve">Отметьте несколько записей - появится строка групповых действий со счётчиком </w:t>
+      </w:r>
+      <w:r>
+        <w:rPr>
+          <w:rFonts w:ascii="Times New Roman" w:hAnsi="Times New Roman" w:cs="Times New Roman" w:eastAsia="Times New Roman"/>
+          <w:b/>
+          <w:i w:val="0"/>
+          <w:color w:val="000000"/>
+          <w:sz w:val="28"/>
+        </w:rPr>
+        <w:t>«Выбрано: N»</w:t>
+      </w:r>
+      <w:r>
+        <w:rPr>
+          <w:rFonts w:ascii="Times New Roman" w:hAnsi="Times New Roman" w:cs="Times New Roman" w:eastAsia="Times New Roman"/>
+          <w:b w:val="0"/>
+          <w:i w:val="0"/>
+          <w:color w:val="000000"/>
+          <w:sz w:val="28"/>
+        </w:rPr>
+        <w:t xml:space="preserve">. Для организаций это </w:t>
+      </w:r>
+      <w:r>
+        <w:rPr>
+          <w:rFonts w:ascii="Times New Roman" w:hAnsi="Times New Roman" w:cs="Times New Roman" w:eastAsia="Times New Roman"/>
+          <w:b/>
+          <w:i w:val="0"/>
+          <w:color w:val="000000"/>
+          <w:sz w:val="28"/>
+        </w:rPr>
+        <w:t>«Тип»</w:t>
+      </w:r>
+      <w:r>
+        <w:rPr>
+          <w:rFonts w:ascii="Times New Roman" w:hAnsi="Times New Roman" w:cs="Times New Roman" w:eastAsia="Times New Roman"/>
+          <w:b w:val="0"/>
+          <w:i w:val="0"/>
+          <w:color w:val="000000"/>
+          <w:sz w:val="28"/>
+        </w:rPr>
+        <w:t xml:space="preserve">, </w:t>
+      </w:r>
+      <w:r>
+        <w:rPr>
+          <w:rFonts w:ascii="Times New Roman" w:hAnsi="Times New Roman" w:cs="Times New Roman" w:eastAsia="Times New Roman"/>
+          <w:b/>
+          <w:i w:val="0"/>
+          <w:color w:val="000000"/>
+          <w:sz w:val="28"/>
+        </w:rPr>
+        <w:t>«Места»</w:t>
+      </w:r>
+      <w:r>
+        <w:rPr>
+          <w:rFonts w:ascii="Times New Roman" w:hAnsi="Times New Roman" w:cs="Times New Roman" w:eastAsia="Times New Roman"/>
+          <w:b w:val="0"/>
+          <w:i w:val="0"/>
+          <w:color w:val="000000"/>
+          <w:sz w:val="28"/>
+        </w:rPr>
+        <w:t xml:space="preserve">, </w:t>
+      </w:r>
+      <w:r>
+        <w:rPr>
+          <w:rFonts w:ascii="Times New Roman" w:hAnsi="Times New Roman" w:cs="Times New Roman" w:eastAsia="Times New Roman"/>
+          <w:b/>
+          <w:i w:val="0"/>
+          <w:color w:val="000000"/>
+          <w:sz w:val="28"/>
+        </w:rPr>
+        <w:t>«Таблицы»</w:t>
+      </w:r>
+      <w:r>
+        <w:rPr>
+          <w:rFonts w:ascii="Times New Roman" w:hAnsi="Times New Roman" w:cs="Times New Roman" w:eastAsia="Times New Roman"/>
+          <w:b w:val="0"/>
+          <w:i w:val="0"/>
+          <w:color w:val="000000"/>
+          <w:sz w:val="28"/>
+        </w:rPr>
+        <w:t xml:space="preserve">, </w:t>
+      </w:r>
+      <w:r>
+        <w:rPr>
+          <w:rFonts w:ascii="Times New Roman" w:hAnsi="Times New Roman" w:cs="Times New Roman" w:eastAsia="Times New Roman"/>
+          <w:b/>
+          <w:i w:val="0"/>
+          <w:color w:val="000000"/>
+          <w:sz w:val="28"/>
+        </w:rPr>
+        <w:t>«Ответственные»</w:t>
+      </w:r>
+      <w:r>
+        <w:rPr>
+          <w:rFonts w:ascii="Times New Roman" w:hAnsi="Times New Roman" w:cs="Times New Roman" w:eastAsia="Times New Roman"/>
+          <w:b w:val="0"/>
+          <w:i w:val="0"/>
+          <w:color w:val="000000"/>
+          <w:sz w:val="28"/>
+        </w:rPr>
+        <w:t xml:space="preserve"> и </w:t>
+      </w:r>
+      <w:r>
+        <w:rPr>
+          <w:rFonts w:ascii="Times New Roman" w:hAnsi="Times New Roman" w:cs="Times New Roman" w:eastAsia="Times New Roman"/>
+          <w:b/>
+          <w:i w:val="0"/>
+          <w:color w:val="000000"/>
+          <w:sz w:val="28"/>
+        </w:rPr>
+        <w:t>«В архив»</w:t>
+      </w:r>
+      <w:r>
+        <w:rPr>
+          <w:rFonts w:ascii="Times New Roman" w:hAnsi="Times New Roman" w:cs="Times New Roman" w:eastAsia="Times New Roman"/>
+          <w:b w:val="0"/>
+          <w:i w:val="0"/>
+          <w:color w:val="000000"/>
+          <w:sz w:val="28"/>
+        </w:rPr>
+        <w:t xml:space="preserve">; в режиме архива вместо последней - </w:t>
+      </w:r>
+      <w:r>
+        <w:rPr>
+          <w:rFonts w:ascii="Times New Roman" w:hAnsi="Times New Roman" w:cs="Times New Roman" w:eastAsia="Times New Roman"/>
+          <w:b/>
+          <w:i w:val="0"/>
+          <w:color w:val="000000"/>
+          <w:sz w:val="28"/>
+        </w:rPr>
+        <w:t>«Восстановить»</w:t>
+      </w:r>
+      <w:r>
+        <w:rPr>
+          <w:rFonts w:ascii="Times New Roman" w:hAnsi="Times New Roman" w:cs="Times New Roman" w:eastAsia="Times New Roman"/>
+          <w:b w:val="0"/>
+          <w:i w:val="0"/>
+          <w:color w:val="000000"/>
+          <w:sz w:val="28"/>
+        </w:rPr>
+        <w:t xml:space="preserve">. Кнопка </w:t>
+      </w:r>
+      <w:r>
+        <w:rPr>
+          <w:rFonts w:ascii="Times New Roman" w:hAnsi="Times New Roman" w:cs="Times New Roman" w:eastAsia="Times New Roman"/>
+          <w:b/>
+          <w:i w:val="0"/>
+          <w:color w:val="000000"/>
+          <w:sz w:val="28"/>
+        </w:rPr>
+        <w:t>«Снять выбор»</w:t>
+      </w:r>
+      <w:r>
+        <w:rPr>
+          <w:rFonts w:ascii="Times New Roman" w:hAnsi="Times New Roman" w:cs="Times New Roman" w:eastAsia="Times New Roman"/>
+          <w:b w:val="0"/>
+          <w:i w:val="0"/>
+          <w:color w:val="000000"/>
+          <w:sz w:val="28"/>
+        </w:rPr>
+        <w:t xml:space="preserve"> сбрасывает отметки.</w:t>
+      </w:r>
+    </w:p>
+    <w:p>
+      <w:pPr>
+        <w:pStyle w:val="Heading2"/>
+        <w:ind w:firstLine="0"/>
+      </w:pPr>
+      <w:r>
+        <w:rPr>
+          <w:rFonts w:ascii="Times New Roman" w:hAnsi="Times New Roman" w:cs="Times New Roman" w:eastAsia="Times New Roman"/>
+          <w:b/>
+          <w:i w:val="0"/>
+          <w:color w:val="000000"/>
+          <w:sz w:val="28"/>
+        </w:rPr>
+        <w:t>10.6. Записи «на проверке»</w:t>
+      </w:r>
+    </w:p>
+    <w:p>
+      <w:r>
+        <w:rPr>
+          <w:rFonts w:ascii="Times New Roman" w:hAnsi="Times New Roman" w:cs="Times New Roman" w:eastAsia="Times New Roman"/>
+          <w:b w:val="0"/>
+          <w:i w:val="0"/>
+          <w:color w:val="000000"/>
+          <w:sz w:val="28"/>
+        </w:rPr>
+        <w:t xml:space="preserve">Заявитель, которому разрешено вписывать свою организацию вручную, может указать наименование, которого в справочнике нет. Такая запись появляется в справочнике сразу, но помечается </w:t>
+      </w:r>
+      <w:r>
+        <w:rPr>
+          <w:rFonts w:ascii="Times New Roman" w:hAnsi="Times New Roman" w:cs="Times New Roman" w:eastAsia="Times New Roman"/>
+          <w:b/>
+          <w:i w:val="0"/>
+          <w:color w:val="000000"/>
+          <w:sz w:val="28"/>
+        </w:rPr>
+        <w:t>«на проверке»</w:t>
+      </w:r>
+      <w:r>
+        <w:rPr>
+          <w:rFonts w:ascii="Times New Roman" w:hAnsi="Times New Roman" w:cs="Times New Roman" w:eastAsia="Times New Roman"/>
+          <w:b w:val="0"/>
+          <w:i w:val="0"/>
+          <w:color w:val="000000"/>
+          <w:sz w:val="28"/>
+        </w:rPr>
+        <w:t>: заявка ею пользуется, а справочник ждёт решения администратора.</w:t>
+      </w:r>
+    </w:p>
+    <w:p>
+      <w:r>
+        <w:rPr>
+          <w:rFonts w:ascii="Times New Roman" w:hAnsi="Times New Roman" w:cs="Times New Roman" w:eastAsia="Times New Roman"/>
+          <w:b w:val="0"/>
+          <w:i w:val="0"/>
+          <w:color w:val="000000"/>
+          <w:sz w:val="28"/>
+        </w:rPr>
+        <w:t xml:space="preserve">Записи собраны в режиме </w:t>
+      </w:r>
+      <w:r>
+        <w:rPr>
+          <w:rFonts w:ascii="Times New Roman" w:hAnsi="Times New Roman" w:cs="Times New Roman" w:eastAsia="Times New Roman"/>
+          <w:b/>
+          <w:i w:val="0"/>
+          <w:color w:val="000000"/>
+          <w:sz w:val="28"/>
+        </w:rPr>
+        <w:t>«На проверке»</w:t>
+      </w:r>
+      <w:r>
+        <w:rPr>
+          <w:rFonts w:ascii="Times New Roman" w:hAnsi="Times New Roman" w:cs="Times New Roman" w:eastAsia="Times New Roman"/>
+          <w:b w:val="0"/>
+          <w:i w:val="0"/>
+          <w:color w:val="000000"/>
+          <w:sz w:val="28"/>
+        </w:rPr>
+        <w:t xml:space="preserve">. В карточке такой записи появляется блок </w:t>
+      </w:r>
+      <w:r>
+        <w:rPr>
+          <w:rFonts w:ascii="Times New Roman" w:hAnsi="Times New Roman" w:cs="Times New Roman" w:eastAsia="Times New Roman"/>
+          <w:b/>
+          <w:i w:val="0"/>
+          <w:color w:val="000000"/>
+          <w:sz w:val="28"/>
+        </w:rPr>
+        <w:t>«Разбор записи»</w:t>
+      </w:r>
+      <w:r>
+        <w:rPr>
+          <w:rFonts w:ascii="Times New Roman" w:hAnsi="Times New Roman" w:cs="Times New Roman" w:eastAsia="Times New Roman"/>
+          <w:b w:val="0"/>
+          <w:i w:val="0"/>
+          <w:color w:val="000000"/>
+          <w:sz w:val="28"/>
+        </w:rPr>
+        <w:t xml:space="preserve"> с тремя решениями:</w:t>
+      </w:r>
+    </w:p>
+    <w:p>
+      <w:pPr>
+        <w:spacing w:after="0" w:line="360" w:lineRule="auto"/>
+        <w:ind w:hanging="454" w:left="1134"/>
+        <w:jc w:val="both"/>
+      </w:pPr>
+      <w:r>
+        <w:rPr>
+          <w:rFonts w:ascii="Times New Roman" w:hAnsi="Times New Roman" w:cs="Times New Roman" w:eastAsia="Times New Roman"/>
+          <w:b w:val="0"/>
+          <w:i w:val="0"/>
+          <w:color w:val="000000"/>
+          <w:sz w:val="28"/>
+        </w:rPr>
+        <w:t>•</w:t>
+        <w:tab/>
+      </w:r>
+      <w:r>
+        <w:rPr>
+          <w:rFonts w:ascii="Times New Roman" w:hAnsi="Times New Roman" w:cs="Times New Roman" w:eastAsia="Times New Roman"/>
+          <w:b/>
+          <w:i w:val="0"/>
+          <w:color w:val="000000"/>
+          <w:sz w:val="28"/>
+        </w:rPr>
+        <w:t>«Добавить в справочник»</w:t>
+      </w:r>
+      <w:r>
+        <w:rPr>
+          <w:rFonts w:ascii="Times New Roman" w:hAnsi="Times New Roman" w:cs="Times New Roman" w:eastAsia="Times New Roman"/>
+          <w:b w:val="0"/>
+          <w:i w:val="0"/>
+          <w:color w:val="000000"/>
+          <w:sz w:val="28"/>
+        </w:rPr>
+        <w:t xml:space="preserve"> - наименование правильное, запись становится обычной;</w:t>
+      </w:r>
+    </w:p>
+    <w:p>
+      <w:pPr>
+        <w:spacing w:after="0" w:line="360" w:lineRule="auto"/>
+        <w:ind w:hanging="454" w:left="1134"/>
+        <w:jc w:val="both"/>
+      </w:pPr>
+      <w:r>
+        <w:rPr>
+          <w:rFonts w:ascii="Times New Roman" w:hAnsi="Times New Roman" w:cs="Times New Roman" w:eastAsia="Times New Roman"/>
+          <w:b w:val="0"/>
+          <w:i w:val="0"/>
+          <w:color w:val="000000"/>
+          <w:sz w:val="28"/>
+        </w:rPr>
+        <w:t>•</w:t>
+        <w:tab/>
+      </w:r>
+      <w:r>
+        <w:rPr>
+          <w:rFonts w:ascii="Times New Roman" w:hAnsi="Times New Roman" w:cs="Times New Roman" w:eastAsia="Times New Roman"/>
+          <w:b/>
+          <w:i w:val="0"/>
+          <w:color w:val="000000"/>
+          <w:sz w:val="28"/>
+        </w:rPr>
+        <w:t>«Исправить наименование»</w:t>
+      </w:r>
+      <w:r>
+        <w:rPr>
+          <w:rFonts w:ascii="Times New Roman" w:hAnsi="Times New Roman" w:cs="Times New Roman" w:eastAsia="Times New Roman"/>
+          <w:b w:val="0"/>
+          <w:i w:val="0"/>
+          <w:color w:val="000000"/>
+          <w:sz w:val="28"/>
+        </w:rPr>
+        <w:t xml:space="preserve"> - в названии опечатка, её исправляют и запись принимают;</w:t>
+      </w:r>
+    </w:p>
+    <w:p>
+      <w:pPr>
+        <w:spacing w:after="0" w:line="360" w:lineRule="auto"/>
+        <w:ind w:hanging="454" w:left="1134"/>
+        <w:jc w:val="both"/>
+      </w:pPr>
+      <w:r>
+        <w:rPr>
+          <w:rFonts w:ascii="Times New Roman" w:hAnsi="Times New Roman" w:cs="Times New Roman" w:eastAsia="Times New Roman"/>
+          <w:b w:val="0"/>
+          <w:i w:val="0"/>
+          <w:color w:val="000000"/>
+          <w:sz w:val="28"/>
+        </w:rPr>
+        <w:t>•</w:t>
+        <w:tab/>
+      </w:r>
+      <w:r>
+        <w:rPr>
+          <w:rFonts w:ascii="Times New Roman" w:hAnsi="Times New Roman" w:cs="Times New Roman" w:eastAsia="Times New Roman"/>
+          <w:b/>
+          <w:i w:val="0"/>
+          <w:color w:val="000000"/>
+          <w:sz w:val="28"/>
+        </w:rPr>
+        <w:t>«Привязать к существующей»</w:t>
+      </w:r>
+      <w:r>
+        <w:rPr>
+          <w:rFonts w:ascii="Times New Roman" w:hAnsi="Times New Roman" w:cs="Times New Roman" w:eastAsia="Times New Roman"/>
+          <w:b w:val="0"/>
+          <w:i w:val="0"/>
+          <w:color w:val="000000"/>
+          <w:sz w:val="28"/>
+        </w:rPr>
+        <w:t xml:space="preserve"> - это та же организация, что уже есть в справочнике, под другим написанием; заявки переносятся на существующую запись, а лишняя убирается.</w:t>
+      </w:r>
+    </w:p>
+    <w:p>
+      <w:r>
+        <w:rPr>
+          <w:rFonts w:ascii="Times New Roman" w:hAnsi="Times New Roman" w:cs="Times New Roman" w:eastAsia="Times New Roman"/>
+          <w:b w:val="0"/>
+          <w:i w:val="0"/>
+          <w:color w:val="000000"/>
+          <w:sz w:val="28"/>
+        </w:rPr>
+        <w:t xml:space="preserve">Если система сама находит похожую запись, она пишет </w:t>
+      </w:r>
+      <w:r>
+        <w:rPr>
+          <w:rFonts w:ascii="Times New Roman" w:hAnsi="Times New Roman" w:cs="Times New Roman" w:eastAsia="Times New Roman"/>
+          <w:b/>
+          <w:i w:val="0"/>
+          <w:color w:val="000000"/>
+          <w:sz w:val="28"/>
+        </w:rPr>
+        <w:t>«В справочнике уже есть ...»</w:t>
+      </w:r>
+      <w:r>
+        <w:rPr>
+          <w:rFonts w:ascii="Times New Roman" w:hAnsi="Times New Roman" w:cs="Times New Roman" w:eastAsia="Times New Roman"/>
+          <w:b w:val="0"/>
+          <w:i w:val="0"/>
+          <w:color w:val="000000"/>
+          <w:sz w:val="28"/>
+        </w:rPr>
+        <w:t xml:space="preserve"> и предлагает кнопку </w:t>
+      </w:r>
+      <w:r>
+        <w:rPr>
+          <w:rFonts w:ascii="Times New Roman" w:hAnsi="Times New Roman" w:cs="Times New Roman" w:eastAsia="Times New Roman"/>
+          <w:b/>
+          <w:i w:val="0"/>
+          <w:color w:val="000000"/>
+          <w:sz w:val="28"/>
+        </w:rPr>
+        <w:t>«Привязать к ней»</w:t>
+      </w:r>
+      <w:r>
+        <w:rPr>
+          <w:rFonts w:ascii="Times New Roman" w:hAnsi="Times New Roman" w:cs="Times New Roman" w:eastAsia="Times New Roman"/>
+          <w:b w:val="0"/>
+          <w:i w:val="0"/>
+          <w:color w:val="000000"/>
+          <w:sz w:val="28"/>
+        </w:rPr>
+        <w:t>.</w:t>
+      </w:r>
+    </w:p>
+    <w:tbl>
+      <w:tblPr>
+        <w:tblW w:type="auto" w:w="0"/>
+        <w:tblLayout w:type="fixed"/>
+        <w:tblLook w:firstColumn="1" w:firstRow="1" w:lastColumn="0" w:lastRow="0" w:noHBand="0" w:noVBand="1" w:val="04A0"/>
+        <w:tblLayout w:type="fixed"/>
+      </w:tblPr>
+      <w:tblGrid>
+        <w:gridCol w:w="9356"/>
+      </w:tblGrid>
+      <w:tr>
+        <w:trPr>
+          <w:cantSplit w:val="true"/>
+        </w:trPr>
+        <w:tc>
+          <w:tcPr>
+            <w:tcW w:type="dxa" w:w="9354"/>
+            <w:shd w:val="clear" w:fill="EAF1F8"/>
+            <w:tcBorders>
+              <w:left w:val="single" w:sz="24" w:color="2C6FA6"/>
+              <w:top w:val="single" w:sz="4" w:color="EAF1F8"/>
+              <w:bottom w:val="single" w:sz="4" w:color="EAF1F8"/>
+              <w:right w:val="single" w:sz="4" w:color="EAF1F8"/>
+            </w:tcBorders>
+          </w:tcPr>
+          <w:p>
+            <w:pPr>
+              <w:spacing w:line="288" w:lineRule="auto" w:after="0"/>
+              <w:ind w:firstLine="0"/>
+            </w:pPr>
+            <w:r>
+              <w:rPr>
+                <w:rFonts w:ascii="Times New Roman" w:hAnsi="Times New Roman" w:cs="Times New Roman" w:eastAsia="Times New Roman"/>
+                <w:b/>
+                <w:i w:val="0"/>
+                <w:color w:val="2C6FA6"/>
+                <w:sz w:val="26"/>
+              </w:rPr>
+              <w:t xml:space="preserve">ПРИМЕЧАНИЕ. </w:t>
+            </w:r>
+            <w:r>
+              <w:rPr>
+                <w:rFonts w:ascii="Times New Roman" w:hAnsi="Times New Roman" w:cs="Times New Roman" w:eastAsia="Times New Roman"/>
+                <w:b w:val="0"/>
+                <w:i w:val="0"/>
+                <w:color w:val="000000"/>
+                <w:sz w:val="26"/>
+              </w:rPr>
+              <w:t xml:space="preserve">Пока запись не разобрана, её наименование не правится обычным способом - только действием </w:t>
+            </w:r>
+            <w:r>
+              <w:rPr>
+                <w:rFonts w:ascii="Times New Roman" w:hAnsi="Times New Roman" w:cs="Times New Roman" w:eastAsia="Times New Roman"/>
+                <w:b/>
+                <w:i w:val="0"/>
+                <w:color w:val="000000"/>
+                <w:sz w:val="26"/>
+              </w:rPr>
+              <w:t>«Исправить наименование»</w:t>
+            </w:r>
+            <w:r>
+              <w:rPr>
+                <w:rFonts w:ascii="Times New Roman" w:hAnsi="Times New Roman" w:cs="Times New Roman" w:eastAsia="Times New Roman"/>
+                <w:b w:val="0"/>
+                <w:i w:val="0"/>
+                <w:color w:val="000000"/>
+                <w:sz w:val="26"/>
+              </w:rPr>
+              <w:t>. Так сделано, чтобы правка названия не разошлась с тем, что видит заявитель в своей заявке.</w:t>
+            </w:r>
+          </w:p>
+        </w:tc>
+      </w:tr>
+    </w:tbl>
+    <w:p>
+      <w:pPr>
+        <w:spacing w:after="0" w:line="240" w:lineRule="auto"/>
+        <w:ind w:firstLine="0"/>
+      </w:pPr>
+      <w:r>
+        <w:rPr>
+          <w:rFonts w:ascii="Times New Roman" w:hAnsi="Times New Roman" w:cs="Times New Roman" w:eastAsia="Times New Roman"/>
+          <w:b w:val="0"/>
+          <w:i w:val="0"/>
+          <w:color w:val="000000"/>
+          <w:sz w:val="12"/>
+        </w:rPr>
+      </w:r>
+    </w:p>
+    <w:p>
+      <w:r>
+        <w:rPr>
+          <w:rFonts w:ascii="Times New Roman" w:hAnsi="Times New Roman" w:cs="Times New Roman" w:eastAsia="Times New Roman"/>
+          <w:b w:val="0"/>
+          <w:i w:val="0"/>
+          <w:color w:val="000000"/>
+          <w:sz w:val="28"/>
+        </w:rPr>
+        <w:t xml:space="preserve">Разбор доступен по праву </w:t>
+      </w:r>
+      <w:r>
+        <w:rPr>
+          <w:rFonts w:ascii="Courier New" w:hAnsi="Courier New" w:cs="Courier New" w:eastAsia="Courier New"/>
+          <w:b w:val="0"/>
+          <w:i w:val="0"/>
+          <w:color w:val="000000"/>
+          <w:sz w:val="24"/>
+        </w:rPr>
+        <w:t>application.organization.moderate</w:t>
+      </w:r>
+      <w:r>
+        <w:rPr>
+          <w:rFonts w:ascii="Times New Roman" w:hAnsi="Times New Roman" w:cs="Times New Roman" w:eastAsia="Times New Roman"/>
+          <w:b w:val="0"/>
+          <w:i w:val="0"/>
+          <w:color w:val="000000"/>
+          <w:sz w:val="28"/>
+        </w:rPr>
+        <w:t>. Обычно им пользуется работник бюро пропусков прямо из карточки заявки, а справочник нужен, когда таких записей накопилось много.</w:t>
+      </w:r>
+    </w:p>
+    <w:p>
+      <w:pPr>
+        <w:pStyle w:val="Heading2"/>
+        <w:ind w:firstLine="0"/>
+      </w:pPr>
+      <w:r>
+        <w:rPr>
+          <w:rFonts w:ascii="Times New Roman" w:hAnsi="Times New Roman" w:cs="Times New Roman" w:eastAsia="Times New Roman"/>
+          <w:b/>
+          <w:i w:val="0"/>
+          <w:color w:val="000000"/>
+          <w:sz w:val="28"/>
+        </w:rPr>
+        <w:t>10.7. Что заводится в остальных справочниках</w:t>
+      </w:r>
+    </w:p>
+    <w:p>
+      <w:pPr>
+        <w:keepNext/>
+        <w:spacing w:line="240" w:lineRule="auto" w:before="160" w:after="80"/>
+        <w:ind w:firstLine="0"/>
+        <w:jc w:val="left"/>
+      </w:pPr>
+      <w:r>
+        <w:rPr>
+          <w:rFonts w:ascii="Times New Roman" w:hAnsi="Times New Roman" w:cs="Times New Roman" w:eastAsia="Times New Roman"/>
+          <w:b w:val="0"/>
+          <w:i/>
+          <w:color w:val="000000"/>
+          <w:sz w:val="24"/>
+        </w:rPr>
+        <w:t>Таблица 10.1 — Состав справочников</w:t>
+      </w:r>
+    </w:p>
+    <w:tbl>
+      <w:tblPr>
+        <w:tblStyle w:val="TableGrid"/>
+        <w:tblW w:type="auto" w:w="0"/>
+        <w:jc w:val="center"/>
+        <w:tblLayout w:type="fixed"/>
+        <w:tblLook w:firstColumn="1" w:firstRow="1" w:lastColumn="0" w:lastRow="0" w:noHBand="0" w:noVBand="1" w:val="04A0"/>
+        <w:tblLayout w:type="fixed"/>
+      </w:tblPr>
+      <w:tblGrid>
+        <w:gridCol w:w="2126"/>
+        <w:gridCol w:w="7229"/>
+      </w:tblGrid>
+      <w:tr>
+        <w:trPr>
+          <w:tblHeader w:val="true"/>
+          <w:cantSplit w:val="true"/>
+        </w:trPr>
+        <w:tc>
+          <w:tcPr>
+            <w:tcW w:type="dxa" w:w="2126"/>
+            <w:shd w:val="clear" w:fill="E8E8E8"/>
+          </w:tcPr>
+          <w:p>
+            <w:pPr>
+              <w:keepNext/>
+              <w:spacing w:line="240" w:lineRule="auto" w:after="0"/>
+              <w:ind w:firstLine="0"/>
+              <w:jc w:val="left"/>
+            </w:pPr>
+            <w:r>
+              <w:rPr>
+                <w:rFonts w:ascii="Times New Roman" w:hAnsi="Times New Roman" w:cs="Times New Roman" w:eastAsia="Times New Roman"/>
+                <w:b/>
+                <w:i w:val="0"/>
+                <w:color w:val="000000"/>
+                <w:sz w:val="24"/>
+              </w:rPr>
+              <w:t>Справочник</w:t>
+            </w:r>
+          </w:p>
+        </w:tc>
+        <w:tc>
+          <w:tcPr>
+            <w:tcW w:type="dxa" w:w="7228"/>
+            <w:shd w:val="clear" w:fill="E8E8E8"/>
+          </w:tcPr>
+          <w:p>
+            <w:pPr>
+              <w:keepNext/>
+              <w:spacing w:line="240" w:lineRule="auto" w:after="0"/>
+              <w:ind w:firstLine="0"/>
+              <w:jc w:val="left"/>
+            </w:pPr>
+            <w:r>
+              <w:rPr>
+                <w:rFonts w:ascii="Times New Roman" w:hAnsi="Times New Roman" w:cs="Times New Roman" w:eastAsia="Times New Roman"/>
+                <w:b/>
+                <w:i w:val="0"/>
+                <w:color w:val="000000"/>
+                <w:sz w:val="24"/>
+              </w:rPr>
+              <w:t>Что задаётся</w:t>
+            </w:r>
+          </w:p>
+        </w:tc>
+      </w:tr>
+      <w:tr>
+        <w:trPr>
+          <w:cantSplit w:val="true"/>
+        </w:trPr>
+        <w:tc>
+          <w:tcPr>
+            <w:tcW w:type="dxa" w:w="2126"/>
+          </w:tcPr>
+          <w:p>
+            <w:pPr>
+              <w:spacing w:line="240" w:lineRule="auto" w:after="0"/>
+              <w:ind w:firstLine="0"/>
+              <w:jc w:val="left"/>
+            </w:pPr>
+            <w:r>
+              <w:rPr>
+                <w:rFonts w:ascii="Times New Roman" w:hAnsi="Times New Roman" w:cs="Times New Roman" w:eastAsia="Times New Roman"/>
+                <w:b w:val="0"/>
+                <w:i w:val="0"/>
+                <w:color w:val="000000"/>
+                <w:sz w:val="24"/>
+              </w:rPr>
+              <w:t>Организации, Компании</w:t>
+            </w:r>
+          </w:p>
+        </w:tc>
+        <w:tc>
+          <w:tcPr>
+            <w:tcW w:type="dxa" w:w="7228"/>
+          </w:tcPr>
+          <w:p>
+            <w:pPr>
+              <w:spacing w:line="240" w:lineRule="auto" w:after="0"/>
+              <w:ind w:firstLine="0"/>
+              <w:jc w:val="left"/>
+            </w:pPr>
+            <w:r>
+              <w:rPr>
+                <w:rFonts w:ascii="Times New Roman" w:hAnsi="Times New Roman" w:cs="Times New Roman" w:eastAsia="Times New Roman"/>
+                <w:b w:val="0"/>
+                <w:i w:val="0"/>
+                <w:color w:val="000000"/>
+                <w:sz w:val="24"/>
+              </w:rPr>
+              <w:t>Наименование, тип, привязки мест разгрузки, таблиц постов и ответственных за согласование</w:t>
+            </w:r>
+          </w:p>
+        </w:tc>
+      </w:tr>
+      <w:tr>
+        <w:trPr>
+          <w:cantSplit w:val="true"/>
+        </w:trPr>
+        <w:tc>
+          <w:tcPr>
+            <w:tcW w:type="dxa" w:w="2126"/>
+          </w:tcPr>
+          <w:p>
+            <w:pPr>
+              <w:spacing w:line="240" w:lineRule="auto" w:after="0"/>
+              <w:ind w:firstLine="0"/>
+              <w:jc w:val="left"/>
+            </w:pPr>
+            <w:r>
+              <w:rPr>
+                <w:rFonts w:ascii="Times New Roman" w:hAnsi="Times New Roman" w:cs="Times New Roman" w:eastAsia="Times New Roman"/>
+                <w:b w:val="0"/>
+                <w:i w:val="0"/>
+                <w:color w:val="000000"/>
+                <w:sz w:val="24"/>
+              </w:rPr>
+              <w:t>Места разгрузки</w:t>
+            </w:r>
+          </w:p>
+        </w:tc>
+        <w:tc>
+          <w:tcPr>
+            <w:tcW w:type="dxa" w:w="7228"/>
+          </w:tcPr>
+          <w:p>
+            <w:pPr>
+              <w:spacing w:line="240" w:lineRule="auto" w:after="0"/>
+              <w:ind w:firstLine="0"/>
+              <w:jc w:val="left"/>
+            </w:pPr>
+            <w:r>
+              <w:rPr>
+                <w:rFonts w:ascii="Times New Roman" w:hAnsi="Times New Roman" w:cs="Times New Roman" w:eastAsia="Times New Roman"/>
+                <w:b w:val="0"/>
+                <w:i w:val="0"/>
+                <w:color w:val="000000"/>
+                <w:sz w:val="24"/>
+              </w:rPr>
+              <w:t>Описание, состояние с причиной недоступности, расписание работы, окна предупреждений, местоположение и ссылка на карту</w:t>
+            </w:r>
+          </w:p>
+        </w:tc>
+      </w:tr>
+      <w:tr>
+        <w:trPr>
+          <w:cantSplit w:val="true"/>
+        </w:trPr>
+        <w:tc>
+          <w:tcPr>
+            <w:tcW w:type="dxa" w:w="2126"/>
+          </w:tcPr>
+          <w:p>
+            <w:pPr>
+              <w:spacing w:line="240" w:lineRule="auto" w:after="0"/>
+              <w:ind w:firstLine="0"/>
+              <w:jc w:val="left"/>
+            </w:pPr>
+            <w:r>
+              <w:rPr>
+                <w:rFonts w:ascii="Times New Roman" w:hAnsi="Times New Roman" w:cs="Times New Roman" w:eastAsia="Times New Roman"/>
+                <w:b w:val="0"/>
+                <w:i w:val="0"/>
+                <w:color w:val="000000"/>
+                <w:sz w:val="24"/>
+              </w:rPr>
+              <w:t>Форматы номеров</w:t>
+            </w:r>
+          </w:p>
+        </w:tc>
+        <w:tc>
+          <w:tcPr>
+            <w:tcW w:type="dxa" w:w="7228"/>
+          </w:tcPr>
+          <w:p>
+            <w:pPr>
+              <w:spacing w:line="240" w:lineRule="auto" w:after="0"/>
+              <w:ind w:firstLine="0"/>
+              <w:jc w:val="left"/>
+            </w:pPr>
+            <w:r>
+              <w:rPr>
+                <w:rFonts w:ascii="Times New Roman" w:hAnsi="Times New Roman" w:cs="Times New Roman" w:eastAsia="Times New Roman"/>
+                <w:b w:val="0"/>
+                <w:i w:val="0"/>
+                <w:color w:val="000000"/>
+                <w:sz w:val="24"/>
+              </w:rPr>
+              <w:t>Клетки номера: тип, длина, разрешённые знаки, дополнение; предпросмотр и признак формата по умолчанию</w:t>
+            </w:r>
+          </w:p>
+        </w:tc>
+      </w:tr>
+      <w:tr>
+        <w:trPr>
+          <w:cantSplit w:val="true"/>
+        </w:trPr>
+        <w:tc>
+          <w:tcPr>
+            <w:tcW w:type="dxa" w:w="2126"/>
+          </w:tcPr>
+          <w:p>
+            <w:pPr>
+              <w:spacing w:line="240" w:lineRule="auto" w:after="0"/>
+              <w:ind w:firstLine="0"/>
+              <w:jc w:val="left"/>
+            </w:pPr>
+            <w:r>
+              <w:rPr>
+                <w:rFonts w:ascii="Times New Roman" w:hAnsi="Times New Roman" w:cs="Times New Roman" w:eastAsia="Times New Roman"/>
+                <w:b w:val="0"/>
+                <w:i w:val="0"/>
+                <w:color w:val="000000"/>
+                <w:sz w:val="24"/>
+              </w:rPr>
+              <w:t>Гражданства</w:t>
+            </w:r>
+          </w:p>
+        </w:tc>
+        <w:tc>
+          <w:tcPr>
+            <w:tcW w:type="dxa" w:w="7228"/>
+          </w:tcPr>
+          <w:p>
+            <w:pPr>
+              <w:spacing w:line="240" w:lineRule="auto" w:after="0"/>
+              <w:ind w:firstLine="0"/>
+              <w:jc w:val="left"/>
+            </w:pPr>
+            <w:r>
+              <w:rPr>
+                <w:rFonts w:ascii="Times New Roman" w:hAnsi="Times New Roman" w:cs="Times New Roman" w:eastAsia="Times New Roman"/>
+                <w:b w:val="0"/>
+                <w:i w:val="0"/>
+                <w:color w:val="000000"/>
+                <w:sz w:val="24"/>
+              </w:rPr>
+              <w:t>Наименование, признак «по умолчанию» и признак «Требуется патент» - от него зависит, спросит ли система разрешительный документ</w:t>
+            </w:r>
+          </w:p>
+        </w:tc>
+      </w:tr>
+      <w:tr>
+        <w:trPr>
+          <w:cantSplit w:val="true"/>
+        </w:trPr>
+        <w:tc>
+          <w:tcPr>
+            <w:tcW w:type="dxa" w:w="2126"/>
+          </w:tcPr>
+          <w:p>
+            <w:pPr>
+              <w:spacing w:line="240" w:lineRule="auto" w:after="0"/>
+              <w:ind w:firstLine="0"/>
+              <w:jc w:val="left"/>
+            </w:pPr>
+            <w:r>
+              <w:rPr>
+                <w:rFonts w:ascii="Times New Roman" w:hAnsi="Times New Roman" w:cs="Times New Roman" w:eastAsia="Times New Roman"/>
+                <w:b w:val="0"/>
+                <w:i w:val="0"/>
+                <w:color w:val="000000"/>
+                <w:sz w:val="24"/>
+              </w:rPr>
+              <w:t>Марки авто</w:t>
+            </w:r>
+          </w:p>
+        </w:tc>
+        <w:tc>
+          <w:tcPr>
+            <w:tcW w:type="dxa" w:w="7228"/>
+          </w:tcPr>
+          <w:p>
+            <w:pPr>
+              <w:spacing w:line="240" w:lineRule="auto" w:after="0"/>
+              <w:ind w:firstLine="0"/>
+              <w:jc w:val="left"/>
+            </w:pPr>
+            <w:r>
+              <w:rPr>
+                <w:rFonts w:ascii="Times New Roman" w:hAnsi="Times New Roman" w:cs="Times New Roman" w:eastAsia="Times New Roman"/>
+                <w:b w:val="0"/>
+                <w:i w:val="0"/>
+                <w:color w:val="000000"/>
+                <w:sz w:val="24"/>
+              </w:rPr>
+              <w:t>Наименование</w:t>
+            </w:r>
+          </w:p>
+        </w:tc>
+      </w:tr>
+      <w:tr>
+        <w:trPr>
+          <w:cantSplit w:val="true"/>
+        </w:trPr>
+        <w:tc>
+          <w:tcPr>
+            <w:tcW w:type="dxa" w:w="2126"/>
+          </w:tcPr>
+          <w:p>
+            <w:pPr>
+              <w:spacing w:line="240" w:lineRule="auto" w:after="0"/>
+              <w:ind w:firstLine="0"/>
+              <w:jc w:val="left"/>
+            </w:pPr>
+            <w:r>
+              <w:rPr>
+                <w:rFonts w:ascii="Times New Roman" w:hAnsi="Times New Roman" w:cs="Times New Roman" w:eastAsia="Times New Roman"/>
+                <w:b w:val="0"/>
+                <w:i w:val="0"/>
+                <w:color w:val="000000"/>
+                <w:sz w:val="24"/>
+              </w:rPr>
+              <w:t>Типы вложений</w:t>
+            </w:r>
+          </w:p>
+        </w:tc>
+        <w:tc>
+          <w:tcPr>
+            <w:tcW w:type="dxa" w:w="7228"/>
+          </w:tcPr>
+          <w:p>
+            <w:pPr>
+              <w:spacing w:line="240" w:lineRule="auto" w:after="0"/>
+              <w:ind w:firstLine="0"/>
+              <w:jc w:val="left"/>
+            </w:pPr>
+            <w:r>
+              <w:rPr>
+                <w:rFonts w:ascii="Times New Roman" w:hAnsi="Times New Roman" w:cs="Times New Roman" w:eastAsia="Times New Roman"/>
+                <w:b w:val="0"/>
+                <w:i w:val="0"/>
+                <w:color w:val="000000"/>
+                <w:sz w:val="24"/>
+              </w:rPr>
+              <w:t>См. руководство администратора, часть про вложения заявок</w:t>
+            </w:r>
+          </w:p>
+        </w:tc>
+      </w:tr>
+      <w:tr>
+        <w:trPr>
+          <w:cantSplit w:val="true"/>
+        </w:trPr>
+        <w:tc>
+          <w:tcPr>
+            <w:tcW w:type="dxa" w:w="2126"/>
+          </w:tcPr>
+          <w:p>
+            <w:pPr>
+              <w:spacing w:line="240" w:lineRule="auto" w:after="0"/>
+              <w:ind w:firstLine="0"/>
+              <w:jc w:val="left"/>
+            </w:pPr>
+            <w:r>
+              <w:rPr>
+                <w:rFonts w:ascii="Times New Roman" w:hAnsi="Times New Roman" w:cs="Times New Roman" w:eastAsia="Times New Roman"/>
+                <w:b w:val="0"/>
+                <w:i w:val="0"/>
+                <w:color w:val="000000"/>
+                <w:sz w:val="24"/>
+              </w:rPr>
+              <w:t>Типы пользователей</w:t>
+            </w:r>
+          </w:p>
+        </w:tc>
+        <w:tc>
+          <w:tcPr>
+            <w:tcW w:type="dxa" w:w="7228"/>
+          </w:tcPr>
+          <w:p>
+            <w:pPr>
+              <w:spacing w:line="240" w:lineRule="auto" w:after="0"/>
+              <w:ind w:firstLine="0"/>
+              <w:jc w:val="left"/>
+            </w:pPr>
+            <w:r>
+              <w:rPr>
+                <w:rFonts w:ascii="Times New Roman" w:hAnsi="Times New Roman" w:cs="Times New Roman" w:eastAsia="Times New Roman"/>
+                <w:b w:val="0"/>
+                <w:i w:val="0"/>
+                <w:color w:val="000000"/>
+                <w:sz w:val="24"/>
+              </w:rPr>
+              <w:t>Наименование, системное имя, перенос работников на другой тип</w:t>
+            </w:r>
+          </w:p>
+        </w:tc>
+      </w:tr>
+      <w:tr>
+        <w:trPr>
+          <w:cantSplit w:val="true"/>
+        </w:trPr>
+        <w:tc>
+          <w:tcPr>
+            <w:tcW w:type="dxa" w:w="2126"/>
+          </w:tcPr>
+          <w:p>
+            <w:pPr>
+              <w:spacing w:line="240" w:lineRule="auto" w:after="0"/>
+              <w:ind w:firstLine="0"/>
+              <w:jc w:val="left"/>
+            </w:pPr>
+            <w:r>
+              <w:rPr>
+                <w:rFonts w:ascii="Times New Roman" w:hAnsi="Times New Roman" w:cs="Times New Roman" w:eastAsia="Times New Roman"/>
+                <w:b w:val="0"/>
+                <w:i w:val="0"/>
+                <w:color w:val="000000"/>
+                <w:sz w:val="24"/>
+              </w:rPr>
+              <w:t>Принимающие</w:t>
+            </w:r>
+          </w:p>
+        </w:tc>
+        <w:tc>
+          <w:tcPr>
+            <w:tcW w:type="dxa" w:w="7228"/>
+          </w:tcPr>
+          <w:p>
+            <w:pPr>
+              <w:spacing w:line="240" w:lineRule="auto" w:after="0"/>
+              <w:ind w:firstLine="0"/>
+              <w:jc w:val="left"/>
+            </w:pPr>
+            <w:r>
+              <w:rPr>
+                <w:rFonts w:ascii="Times New Roman" w:hAnsi="Times New Roman" w:cs="Times New Roman" w:eastAsia="Times New Roman"/>
+                <w:b w:val="0"/>
+                <w:i w:val="0"/>
+                <w:color w:val="000000"/>
+                <w:sz w:val="24"/>
+              </w:rPr>
+              <w:t>Работник и отображаемое имя-маска: заявитель увидит его вместо настоящего ФИО</w:t>
+            </w:r>
+          </w:p>
+        </w:tc>
+      </w:tr>
+      <w:tr>
+        <w:trPr>
+          <w:cantSplit w:val="true"/>
+        </w:trPr>
+        <w:tc>
+          <w:tcPr>
+            <w:tcW w:type="dxa" w:w="2126"/>
+          </w:tcPr>
+          <w:p>
+            <w:pPr>
+              <w:spacing w:line="240" w:lineRule="auto" w:after="0"/>
+              <w:ind w:firstLine="0"/>
+              <w:jc w:val="left"/>
+            </w:pPr>
+            <w:r>
+              <w:rPr>
+                <w:rFonts w:ascii="Times New Roman" w:hAnsi="Times New Roman" w:cs="Times New Roman" w:eastAsia="Times New Roman"/>
+                <w:b w:val="0"/>
+                <w:i w:val="0"/>
+                <w:color w:val="000000"/>
+                <w:sz w:val="24"/>
+              </w:rPr>
+              <w:t>Документы</w:t>
+            </w:r>
+          </w:p>
+        </w:tc>
+        <w:tc>
+          <w:tcPr>
+            <w:tcW w:type="dxa" w:w="7228"/>
+          </w:tcPr>
+          <w:p>
+            <w:pPr>
+              <w:spacing w:line="240" w:lineRule="auto" w:after="0"/>
+              <w:ind w:firstLine="0"/>
+              <w:jc w:val="left"/>
+            </w:pPr>
+            <w:r>
+              <w:rPr>
+                <w:rFonts w:ascii="Times New Roman" w:hAnsi="Times New Roman" w:cs="Times New Roman" w:eastAsia="Times New Roman"/>
+                <w:b w:val="0"/>
+                <w:i w:val="0"/>
+                <w:color w:val="000000"/>
+                <w:sz w:val="24"/>
+              </w:rPr>
+              <w:t>Файл, группа, порядок и показ на странице «Обзор и новости»</w:t>
+            </w:r>
+          </w:p>
+        </w:tc>
+      </w:tr>
+      <w:tr>
+        <w:trPr>
+          <w:cantSplit w:val="true"/>
+        </w:trPr>
+        <w:tc>
+          <w:tcPr>
+            <w:tcW w:type="dxa" w:w="2126"/>
+          </w:tcPr>
+          <w:p>
+            <w:pPr>
+              <w:spacing w:line="240" w:lineRule="auto" w:after="0"/>
+              <w:ind w:firstLine="0"/>
+              <w:jc w:val="left"/>
+            </w:pPr>
+            <w:r>
+              <w:rPr>
+                <w:rFonts w:ascii="Times New Roman" w:hAnsi="Times New Roman" w:cs="Times New Roman" w:eastAsia="Times New Roman"/>
+                <w:b w:val="0"/>
+                <w:i w:val="0"/>
+                <w:color w:val="000000"/>
+                <w:sz w:val="24"/>
+              </w:rPr>
+              <w:t>Новости и объявления</w:t>
+            </w:r>
+          </w:p>
+        </w:tc>
+        <w:tc>
+          <w:tcPr>
+            <w:tcW w:type="dxa" w:w="7228"/>
+          </w:tcPr>
+          <w:p>
+            <w:pPr>
+              <w:spacing w:line="240" w:lineRule="auto" w:after="0"/>
+              <w:ind w:firstLine="0"/>
+              <w:jc w:val="left"/>
+            </w:pPr>
+            <w:r>
+              <w:rPr>
+                <w:rFonts w:ascii="Times New Roman" w:hAnsi="Times New Roman" w:cs="Times New Roman" w:eastAsia="Times New Roman"/>
+                <w:b w:val="0"/>
+                <w:i w:val="0"/>
+                <w:color w:val="000000"/>
+                <w:sz w:val="24"/>
+              </w:rPr>
+              <w:t>Новости и объявления; активным может быть только одно объявление</w:t>
+            </w:r>
+          </w:p>
+        </w:tc>
+      </w:tr>
+    </w:tbl>
+    <w:p>
+      <w:pPr>
+        <w:spacing w:after="0" w:line="240" w:lineRule="auto"/>
+        <w:ind w:firstLine="0"/>
+      </w:pPr>
+      <w:r>
+        <w:rPr>
+          <w:rFonts w:ascii="Times New Roman" w:hAnsi="Times New Roman" w:cs="Times New Roman" w:eastAsia="Times New Roman"/>
+          <w:b w:val="0"/>
+          <w:i w:val="0"/>
+          <w:color w:val="000000"/>
+          <w:sz w:val="12"/>
+        </w:rPr>
+      </w:r>
+    </w:p>
+    <w:tbl>
+      <w:tblPr>
+        <w:tblW w:type="auto" w:w="0"/>
+        <w:tblLayout w:type="fixed"/>
+        <w:tblLook w:firstColumn="1" w:firstRow="1" w:lastColumn="0" w:lastRow="0" w:noHBand="0" w:noVBand="1" w:val="04A0"/>
+        <w:tblLayout w:type="fixed"/>
+      </w:tblPr>
+      <w:tblGrid>
+        <w:gridCol w:w="9356"/>
+      </w:tblGrid>
+      <w:tr>
+        <w:trPr>
+          <w:cantSplit w:val="true"/>
+        </w:trPr>
+        <w:tc>
+          <w:tcPr>
+            <w:tcW w:type="dxa" w:w="9354"/>
+            <w:shd w:val="clear" w:fill="FDF6E3"/>
+            <w:tcBorders>
+              <w:left w:val="single" w:sz="24" w:color="B7791F"/>
+              <w:top w:val="single" w:sz="4" w:color="FDF6E3"/>
+              <w:bottom w:val="single" w:sz="4" w:color="FDF6E3"/>
+              <w:right w:val="single" w:sz="4" w:color="FDF6E3"/>
+            </w:tcBorders>
+          </w:tcPr>
+          <w:p>
+            <w:pPr>
+              <w:spacing w:line="288" w:lineRule="auto" w:after="0"/>
+              <w:ind w:firstLine="0"/>
+            </w:pPr>
+            <w:r>
+              <w:rPr>
+                <w:rFonts w:ascii="Times New Roman" w:hAnsi="Times New Roman" w:cs="Times New Roman" w:eastAsia="Times New Roman"/>
+                <w:b/>
+                <w:i w:val="0"/>
+                <w:color w:val="B7791F"/>
+                <w:sz w:val="26"/>
+              </w:rPr>
+              <w:t xml:space="preserve">ВАЖНО. </w:t>
+            </w:r>
+            <w:r>
+              <w:rPr>
+                <w:rFonts w:ascii="Times New Roman" w:hAnsi="Times New Roman" w:cs="Times New Roman" w:eastAsia="Times New Roman"/>
+                <w:b w:val="0"/>
+                <w:i w:val="0"/>
+                <w:color w:val="000000"/>
+                <w:sz w:val="26"/>
+              </w:rPr>
+              <w:t xml:space="preserve">Признак </w:t>
+            </w:r>
+            <w:r>
+              <w:rPr>
+                <w:rFonts w:ascii="Times New Roman" w:hAnsi="Times New Roman" w:cs="Times New Roman" w:eastAsia="Times New Roman"/>
+                <w:b/>
+                <w:i w:val="0"/>
+                <w:color w:val="000000"/>
+                <w:sz w:val="26"/>
+              </w:rPr>
+              <w:t>«Требуется патент»</w:t>
+            </w:r>
+            <w:r>
+              <w:rPr>
+                <w:rFonts w:ascii="Times New Roman" w:hAnsi="Times New Roman" w:cs="Times New Roman" w:eastAsia="Times New Roman"/>
+                <w:b w:val="0"/>
+                <w:i w:val="0"/>
+                <w:color w:val="000000"/>
+                <w:sz w:val="26"/>
+              </w:rPr>
+              <w:t xml:space="preserve"> у гражданства меняет форму подачи заявки для всех заявителей: у людей с этим гражданством система начинает требовать номер патента или иное разрешение на работы. Проверяйте его прежде, чем заводить новое гражданство.</w:t>
+            </w:r>
+          </w:p>
+        </w:tc>
+      </w:tr>
+    </w:tbl>
+    <w:p>
+      <w:pPr>
+        <w:spacing w:after="0" w:line="240" w:lineRule="auto"/>
+        <w:ind w:firstLine="0"/>
+      </w:pPr>
+      <w:r>
+        <w:rPr>
+          <w:rFonts w:ascii="Times New Roman" w:hAnsi="Times New Roman" w:cs="Times New Roman" w:eastAsia="Times New Roman"/>
+          <w:b w:val="0"/>
+          <w:i w:val="0"/>
+          <w:color w:val="000000"/>
+          <w:sz w:val="12"/>
+        </w:rPr>
+      </w:r>
+    </w:p>
+    <w:p>
+      <w:pPr>
+        <w:pStyle w:val="Heading1"/>
+        <w:ind w:firstLine="0"/>
+      </w:pPr>
+      <w:r>
+        <w:rPr>
+          <w:rFonts w:ascii="Times New Roman" w:hAnsi="Times New Roman" w:cs="Times New Roman" w:eastAsia="Times New Roman"/>
+          <w:b/>
+          <w:i w:val="0"/>
+          <w:color w:val="000000"/>
+          <w:sz w:val="32"/>
+        </w:rPr>
+        <w:t>11. Чёрные списки</w:t>
+      </w:r>
+    </w:p>
+    <w:p>
+      <w:pPr>
+        <w:pStyle w:val="Heading2"/>
+        <w:ind w:firstLine="0"/>
+      </w:pPr>
+      <w:r>
+        <w:rPr>
+          <w:rFonts w:ascii="Times New Roman" w:hAnsi="Times New Roman" w:cs="Times New Roman" w:eastAsia="Times New Roman"/>
+          <w:b/>
+          <w:i w:val="0"/>
+          <w:color w:val="000000"/>
+          <w:sz w:val="28"/>
+        </w:rPr>
+        <w:t>11.1. Для чего они</w:t>
+      </w:r>
+    </w:p>
+    <w:p>
+      <w:r>
+        <w:rPr>
+          <w:rFonts w:ascii="Times New Roman" w:hAnsi="Times New Roman" w:cs="Times New Roman" w:eastAsia="Times New Roman"/>
+          <w:b w:val="0"/>
+          <w:i w:val="0"/>
+          <w:color w:val="000000"/>
+          <w:sz w:val="28"/>
+        </w:rPr>
+        <w:t xml:space="preserve">Чёрный список - перечень людей и транспорта, которым доступ на территорию запрещён. Раздел открывается по праву </w:t>
+      </w:r>
+      <w:r>
+        <w:rPr>
+          <w:rFonts w:ascii="Courier New" w:hAnsi="Courier New" w:cs="Courier New" w:eastAsia="Courier New"/>
+          <w:b w:val="0"/>
+          <w:i w:val="0"/>
+          <w:color w:val="000000"/>
+          <w:sz w:val="24"/>
+        </w:rPr>
+        <w:t>page.admin.blacklist</w:t>
+      </w:r>
+      <w:r>
+        <w:rPr>
+          <w:rFonts w:ascii="Times New Roman" w:hAnsi="Times New Roman" w:cs="Times New Roman" w:eastAsia="Times New Roman"/>
+          <w:b w:val="0"/>
+          <w:i w:val="0"/>
+          <w:color w:val="000000"/>
+          <w:sz w:val="28"/>
+        </w:rPr>
+        <w:t>.</w:t>
+      </w:r>
+    </w:p>
+    <w:p>
+      <w:pPr>
+        <w:keepNext/>
+        <w:spacing w:before="120" w:after="40"/>
+        <w:ind w:firstLine="0"/>
+        <w:jc w:val="center"/>
+      </w:pPr>
+      <w:r>
+        <w:drawing>
+          <wp:inline xmlns:a="http://schemas.openxmlformats.org/drawingml/2006/main" xmlns:pic="http://schemas.openxmlformats.org/drawingml/2006/picture">
+            <wp:extent cx="5940000" cy="3883846"/>
+            <wp:docPr id="13" name="Picture 13"/>
+            <wp:cNvGraphicFramePr>
+              <a:graphicFrameLocks noChangeAspect="1"/>
+            </wp:cNvGraphicFramePr>
+            <a:graphic>
+              <a:graphicData uri="http://schemas.openxmlformats.org/drawingml/2006/picture">
+                <pic:pic>
+                  <pic:nvPicPr>
+                    <pic:cNvPr id="0" name="admin-blacklist.png"/>
+                    <pic:cNvPicPr/>
+                  </pic:nvPicPr>
+                  <pic:blipFill>
+                    <a:blip r:embed="rId23"/>
+                    <a:stretch>
+                      <a:fillRect/>
+                    </a:stretch>
+                  </pic:blipFill>
+                  <pic:spPr>
+                    <a:xfrm>
+                      <a:off x="0" y="0"/>
+                      <a:ext cx="5940000" cy="3883846"/>
+                    </a:xfrm>
+                    <a:prstGeom prst="rect"/>
+                  </pic:spPr>
+                </pic:pic>
+              </a:graphicData>
+            </a:graphic>
+          </wp:inline>
+        </w:drawing>
+      </w:r>
+    </w:p>
+    <w:p>
+      <w:pPr>
+        <w:keepNext w:val="0"/>
+        <w:spacing w:line="240" w:lineRule="auto" w:before="40" w:after="200"/>
+        <w:ind w:firstLine="0"/>
+        <w:jc w:val="center"/>
+      </w:pPr>
+      <w:r>
+        <w:rPr>
+          <w:rFonts w:ascii="Times New Roman" w:hAnsi="Times New Roman" w:cs="Times New Roman" w:eastAsia="Times New Roman"/>
+          <w:b w:val="0"/>
+          <w:i/>
+          <w:color w:val="000000"/>
+          <w:sz w:val="24"/>
+        </w:rPr>
+        <w:t>Рисунок 11.1 — Чёрный список</w:t>
+      </w:r>
+    </w:p>
+    <w:p>
+      <w:r>
+        <w:rPr>
+          <w:rFonts w:ascii="Times New Roman" w:hAnsi="Times New Roman" w:cs="Times New Roman" w:eastAsia="Times New Roman"/>
+          <w:b w:val="0"/>
+          <w:i w:val="0"/>
+          <w:color w:val="000000"/>
+          <w:sz w:val="28"/>
+        </w:rPr>
+        <w:t xml:space="preserve">Вкладки </w:t>
+      </w:r>
+      <w:r>
+        <w:rPr>
+          <w:rFonts w:ascii="Times New Roman" w:hAnsi="Times New Roman" w:cs="Times New Roman" w:eastAsia="Times New Roman"/>
+          <w:b/>
+          <w:i w:val="0"/>
+          <w:color w:val="000000"/>
+          <w:sz w:val="28"/>
+        </w:rPr>
+        <w:t>«Машины»</w:t>
+      </w:r>
+      <w:r>
+        <w:rPr>
+          <w:rFonts w:ascii="Times New Roman" w:hAnsi="Times New Roman" w:cs="Times New Roman" w:eastAsia="Times New Roman"/>
+          <w:b w:val="0"/>
+          <w:i w:val="0"/>
+          <w:color w:val="000000"/>
+          <w:sz w:val="28"/>
+        </w:rPr>
+        <w:t xml:space="preserve"> и </w:t>
+      </w:r>
+      <w:r>
+        <w:rPr>
+          <w:rFonts w:ascii="Times New Roman" w:hAnsi="Times New Roman" w:cs="Times New Roman" w:eastAsia="Times New Roman"/>
+          <w:b/>
+          <w:i w:val="0"/>
+          <w:color w:val="000000"/>
+          <w:sz w:val="28"/>
+        </w:rPr>
+        <w:t>«Люди»</w:t>
+      </w:r>
+      <w:r>
+        <w:rPr>
+          <w:rFonts w:ascii="Times New Roman" w:hAnsi="Times New Roman" w:cs="Times New Roman" w:eastAsia="Times New Roman"/>
+          <w:b w:val="0"/>
+          <w:i w:val="0"/>
+          <w:color w:val="000000"/>
+          <w:sz w:val="28"/>
+        </w:rPr>
+        <w:t xml:space="preserve"> (1) со счётчиками разделяют два списка. Переключатель (2) показывает действующие записи или архив. Кнопка </w:t>
+      </w:r>
+      <w:r>
+        <w:rPr>
+          <w:rFonts w:ascii="Times New Roman" w:hAnsi="Times New Roman" w:cs="Times New Roman" w:eastAsia="Times New Roman"/>
+          <w:b/>
+          <w:i w:val="0"/>
+          <w:color w:val="000000"/>
+          <w:sz w:val="28"/>
+        </w:rPr>
+        <w:t>«+Создать запись»</w:t>
+      </w:r>
+      <w:r>
+        <w:rPr>
+          <w:rFonts w:ascii="Times New Roman" w:hAnsi="Times New Roman" w:cs="Times New Roman" w:eastAsia="Times New Roman"/>
+          <w:b w:val="0"/>
+          <w:i w:val="0"/>
+          <w:color w:val="000000"/>
+          <w:sz w:val="28"/>
+        </w:rPr>
+        <w:t xml:space="preserve"> (3) добавляет запись, </w:t>
+      </w:r>
+      <w:r>
+        <w:rPr>
+          <w:rFonts w:ascii="Times New Roman" w:hAnsi="Times New Roman" w:cs="Times New Roman" w:eastAsia="Times New Roman"/>
+          <w:b/>
+          <w:i w:val="0"/>
+          <w:color w:val="000000"/>
+          <w:sz w:val="28"/>
+        </w:rPr>
+        <w:t>«История»</w:t>
+      </w:r>
+      <w:r>
+        <w:rPr>
+          <w:rFonts w:ascii="Times New Roman" w:hAnsi="Times New Roman" w:cs="Times New Roman" w:eastAsia="Times New Roman"/>
+          <w:b w:val="0"/>
+          <w:i w:val="0"/>
+          <w:color w:val="000000"/>
+          <w:sz w:val="28"/>
+        </w:rPr>
+        <w:t xml:space="preserve"> открывает журнал изменений.</w:t>
+      </w:r>
+    </w:p>
+    <w:p>
+      <w:r>
+        <w:rPr>
+          <w:rFonts w:ascii="Times New Roman" w:hAnsi="Times New Roman" w:cs="Times New Roman" w:eastAsia="Times New Roman"/>
+          <w:b w:val="0"/>
+          <w:i w:val="0"/>
+          <w:color w:val="000000"/>
+          <w:sz w:val="28"/>
+        </w:rPr>
+        <w:t>У машины задаются формат номера, номер, марка и причина; у человека - фамилия, имя, отчество и причина. Причина видна работникам бюро пропусков при разборе заявки, поэтому пишите её так, чтобы через полгода было понятно, за что запрет.</w:t>
+      </w:r>
+    </w:p>
+    <w:p>
+      <w:pPr>
+        <w:pStyle w:val="Heading2"/>
+        <w:ind w:firstLine="0"/>
+      </w:pPr>
+      <w:r>
+        <w:rPr>
+          <w:rFonts w:ascii="Times New Roman" w:hAnsi="Times New Roman" w:cs="Times New Roman" w:eastAsia="Times New Roman"/>
+          <w:b/>
+          <w:i w:val="0"/>
+          <w:color w:val="000000"/>
+          <w:sz w:val="28"/>
+        </w:rPr>
+        <w:t>11.2. Что происходит при совпадении</w:t>
+      </w:r>
+    </w:p>
+    <w:p>
+      <w:r>
+        <w:rPr>
+          <w:rFonts w:ascii="Times New Roman" w:hAnsi="Times New Roman" w:cs="Times New Roman" w:eastAsia="Times New Roman"/>
+          <w:b w:val="0"/>
+          <w:i w:val="0"/>
+          <w:color w:val="000000"/>
+          <w:sz w:val="28"/>
+        </w:rPr>
+        <w:t>Система сверяет заявки с чёрным списком дважды: при вводе строки и при рассмотрении заявки.</w:t>
+      </w:r>
+    </w:p>
+    <w:p>
+      <w:r>
+        <w:rPr>
+          <w:rFonts w:ascii="Times New Roman" w:hAnsi="Times New Roman" w:cs="Times New Roman" w:eastAsia="Times New Roman"/>
+          <w:b/>
+          <w:i w:val="0"/>
+          <w:color w:val="000000"/>
+          <w:sz w:val="28"/>
+        </w:rPr>
+        <w:t>Точное совпадение</w:t>
+      </w:r>
+      <w:r>
+        <w:rPr>
+          <w:rFonts w:ascii="Times New Roman" w:hAnsi="Times New Roman" w:cs="Times New Roman" w:eastAsia="Times New Roman"/>
+          <w:b w:val="0"/>
+          <w:i w:val="0"/>
+          <w:color w:val="000000"/>
+          <w:sz w:val="28"/>
+        </w:rPr>
+        <w:t xml:space="preserve"> запрещает добавление. Заявитель видит </w:t>
+      </w:r>
+      <w:r>
+        <w:rPr>
+          <w:rFonts w:ascii="Times New Roman" w:hAnsi="Times New Roman" w:cs="Times New Roman" w:eastAsia="Times New Roman"/>
+          <w:b/>
+          <w:i w:val="0"/>
+          <w:color w:val="000000"/>
+          <w:sz w:val="28"/>
+        </w:rPr>
+        <w:t>«Машина в чёрном списке»</w:t>
+      </w:r>
+      <w:r>
+        <w:rPr>
+          <w:rFonts w:ascii="Times New Roman" w:hAnsi="Times New Roman" w:cs="Times New Roman" w:eastAsia="Times New Roman"/>
+          <w:b w:val="0"/>
+          <w:i w:val="0"/>
+          <w:color w:val="000000"/>
+          <w:sz w:val="28"/>
+        </w:rPr>
+        <w:t xml:space="preserve"> или </w:t>
+      </w:r>
+      <w:r>
+        <w:rPr>
+          <w:rFonts w:ascii="Times New Roman" w:hAnsi="Times New Roman" w:cs="Times New Roman" w:eastAsia="Times New Roman"/>
+          <w:b/>
+          <w:i w:val="0"/>
+          <w:color w:val="000000"/>
+          <w:sz w:val="28"/>
+        </w:rPr>
+        <w:t>«Человек в чёрном списке»</w:t>
+      </w:r>
+      <w:r>
+        <w:rPr>
+          <w:rFonts w:ascii="Times New Roman" w:hAnsi="Times New Roman" w:cs="Times New Roman" w:eastAsia="Times New Roman"/>
+          <w:b w:val="0"/>
+          <w:i w:val="0"/>
+          <w:color w:val="000000"/>
+          <w:sz w:val="28"/>
+        </w:rPr>
+        <w:t xml:space="preserve"> с причиной и пояснением, что добавить его в заявку нельзя; кнопка добавления гаснет.</w:t>
+      </w:r>
+    </w:p>
+    <w:p>
+      <w:r>
+        <w:rPr>
+          <w:rFonts w:ascii="Times New Roman" w:hAnsi="Times New Roman" w:cs="Times New Roman" w:eastAsia="Times New Roman"/>
+          <w:b/>
+          <w:i w:val="0"/>
+          <w:color w:val="000000"/>
+          <w:sz w:val="28"/>
+        </w:rPr>
+        <w:t>Близкое совпадение</w:t>
+      </w:r>
+      <w:r>
+        <w:rPr>
+          <w:rFonts w:ascii="Times New Roman" w:hAnsi="Times New Roman" w:cs="Times New Roman" w:eastAsia="Times New Roman"/>
+          <w:b w:val="0"/>
+          <w:i w:val="0"/>
+          <w:color w:val="000000"/>
+          <w:sz w:val="28"/>
+        </w:rPr>
+        <w:t xml:space="preserve"> не запрещает, а предупреждает: заявка отмечается меткой со счётчиком похожих записей, а в карточке появляется плашка </w:t>
+      </w:r>
+      <w:r>
+        <w:rPr>
+          <w:rFonts w:ascii="Times New Roman" w:hAnsi="Times New Roman" w:cs="Times New Roman" w:eastAsia="Times New Roman"/>
+          <w:b/>
+          <w:i w:val="0"/>
+          <w:color w:val="000000"/>
+          <w:sz w:val="28"/>
+        </w:rPr>
+        <w:t>«Похоже на: ...»</w:t>
+      </w:r>
+      <w:r>
+        <w:rPr>
+          <w:rFonts w:ascii="Times New Roman" w:hAnsi="Times New Roman" w:cs="Times New Roman" w:eastAsia="Times New Roman"/>
+          <w:b w:val="0"/>
+          <w:i w:val="0"/>
+          <w:color w:val="000000"/>
+          <w:sz w:val="28"/>
+        </w:rPr>
+        <w:t xml:space="preserve">. Пока работник бюро пропусков не разберётся с этой отметкой, заявку не согласовать. Снять её можно только окном </w:t>
+      </w:r>
+      <w:r>
+        <w:rPr>
+          <w:rFonts w:ascii="Times New Roman" w:hAnsi="Times New Roman" w:cs="Times New Roman" w:eastAsia="Times New Roman"/>
+          <w:b/>
+          <w:i w:val="0"/>
+          <w:color w:val="000000"/>
+          <w:sz w:val="28"/>
+        </w:rPr>
+        <w:t>«Всё равно пропустить?»</w:t>
+      </w:r>
+      <w:r>
+        <w:rPr>
+          <w:rFonts w:ascii="Times New Roman" w:hAnsi="Times New Roman" w:cs="Times New Roman" w:eastAsia="Times New Roman"/>
+          <w:b w:val="0"/>
+          <w:i w:val="0"/>
+          <w:color w:val="000000"/>
+          <w:sz w:val="28"/>
+        </w:rPr>
+        <w:t xml:space="preserve"> с обязательной причиной, и эта причина остаётся в истории заявки.</w:t>
+      </w:r>
+    </w:p>
+    <w:tbl>
+      <w:tblPr>
+        <w:tblW w:type="auto" w:w="0"/>
+        <w:tblLayout w:type="fixed"/>
+        <w:tblLook w:firstColumn="1" w:firstRow="1" w:lastColumn="0" w:lastRow="0" w:noHBand="0" w:noVBand="1" w:val="04A0"/>
+        <w:tblLayout w:type="fixed"/>
+      </w:tblPr>
+      <w:tblGrid>
+        <w:gridCol w:w="9356"/>
+      </w:tblGrid>
+      <w:tr>
+        <w:trPr>
+          <w:cantSplit w:val="true"/>
+        </w:trPr>
+        <w:tc>
+          <w:tcPr>
+            <w:tcW w:type="dxa" w:w="9354"/>
+            <w:shd w:val="clear" w:fill="EAF1F8"/>
+            <w:tcBorders>
+              <w:left w:val="single" w:sz="24" w:color="2C6FA6"/>
+              <w:top w:val="single" w:sz="4" w:color="EAF1F8"/>
+              <w:bottom w:val="single" w:sz="4" w:color="EAF1F8"/>
+              <w:right w:val="single" w:sz="4" w:color="EAF1F8"/>
+            </w:tcBorders>
+          </w:tcPr>
+          <w:p>
+            <w:pPr>
+              <w:spacing w:line="288" w:lineRule="auto" w:after="0"/>
+              <w:ind w:firstLine="0"/>
+            </w:pPr>
+            <w:r>
+              <w:rPr>
+                <w:rFonts w:ascii="Times New Roman" w:hAnsi="Times New Roman" w:cs="Times New Roman" w:eastAsia="Times New Roman"/>
+                <w:b/>
+                <w:i w:val="0"/>
+                <w:color w:val="2C6FA6"/>
+                <w:sz w:val="26"/>
+              </w:rPr>
+              <w:t xml:space="preserve">ПРИМЕЧАНИЕ. </w:t>
+            </w:r>
+            <w:r>
+              <w:rPr>
+                <w:rFonts w:ascii="Times New Roman" w:hAnsi="Times New Roman" w:cs="Times New Roman" w:eastAsia="Times New Roman"/>
+                <w:b w:val="0"/>
+                <w:i w:val="0"/>
+                <w:color w:val="000000"/>
+                <w:sz w:val="26"/>
+              </w:rPr>
+              <w:t>Порог, с которого написание считается похожим, задан в самой системе и в настройках не меняется. Он подобран так, чтобы ловить перестановку знаков и замену похожих букв - обычные приёмы обхода запрета.</w:t>
+            </w:r>
+          </w:p>
+        </w:tc>
+      </w:tr>
+    </w:tbl>
+    <w:p>
+      <w:pPr>
+        <w:spacing w:after="0" w:line="240" w:lineRule="auto"/>
+        <w:ind w:firstLine="0"/>
+      </w:pPr>
+      <w:r>
+        <w:rPr>
+          <w:rFonts w:ascii="Times New Roman" w:hAnsi="Times New Roman" w:cs="Times New Roman" w:eastAsia="Times New Roman"/>
+          <w:b w:val="0"/>
+          <w:i w:val="0"/>
+          <w:color w:val="000000"/>
+          <w:sz w:val="12"/>
+        </w:rPr>
+      </w:r>
+    </w:p>
+    <w:p>
+      <w:pPr>
+        <w:pStyle w:val="Heading2"/>
+        <w:ind w:firstLine="0"/>
+      </w:pPr>
+      <w:r>
+        <w:rPr>
+          <w:rFonts w:ascii="Times New Roman" w:hAnsi="Times New Roman" w:cs="Times New Roman" w:eastAsia="Times New Roman"/>
+          <w:b/>
+          <w:i w:val="0"/>
+          <w:color w:val="000000"/>
+          <w:sz w:val="28"/>
+        </w:rPr>
+        <w:t>11.3. Снятие запрета</w:t>
+      </w:r>
+    </w:p>
+    <w:p>
+      <w:r>
+        <w:rPr>
+          <w:rFonts w:ascii="Times New Roman" w:hAnsi="Times New Roman" w:cs="Times New Roman" w:eastAsia="Times New Roman"/>
+          <w:b w:val="0"/>
+          <w:i w:val="0"/>
+          <w:color w:val="000000"/>
+          <w:sz w:val="28"/>
+        </w:rPr>
+        <w:t xml:space="preserve">Запись убирают из чёрного списка кнопкой </w:t>
+      </w:r>
+      <w:r>
+        <w:rPr>
+          <w:rFonts w:ascii="Times New Roman" w:hAnsi="Times New Roman" w:cs="Times New Roman" w:eastAsia="Times New Roman"/>
+          <w:b/>
+          <w:i w:val="0"/>
+          <w:color w:val="000000"/>
+          <w:sz w:val="28"/>
+        </w:rPr>
+        <w:t>«Убрать из ЧС»</w:t>
+      </w:r>
+      <w:r>
+        <w:rPr>
+          <w:rFonts w:ascii="Times New Roman" w:hAnsi="Times New Roman" w:cs="Times New Roman" w:eastAsia="Times New Roman"/>
+          <w:b w:val="0"/>
+          <w:i w:val="0"/>
+          <w:color w:val="000000"/>
+          <w:sz w:val="28"/>
+        </w:rPr>
+        <w:t xml:space="preserve"> - поодиночке из карточки или сразу для нескольких отмеченных строк. Запись уходит в архив: запрет перестаёт действовать, но след остаётся.</w:t>
+      </w:r>
+    </w:p>
+    <w:p>
+      <w:r>
+        <w:rPr>
+          <w:rFonts w:ascii="Times New Roman" w:hAnsi="Times New Roman" w:cs="Times New Roman" w:eastAsia="Times New Roman"/>
+          <w:b w:val="0"/>
+          <w:i w:val="0"/>
+          <w:color w:val="000000"/>
+          <w:sz w:val="28"/>
+        </w:rPr>
+        <w:t xml:space="preserve">В архиве доступны </w:t>
+      </w:r>
+      <w:r>
+        <w:rPr>
+          <w:rFonts w:ascii="Times New Roman" w:hAnsi="Times New Roman" w:cs="Times New Roman" w:eastAsia="Times New Roman"/>
+          <w:b/>
+          <w:i w:val="0"/>
+          <w:color w:val="000000"/>
+          <w:sz w:val="28"/>
+        </w:rPr>
+        <w:t>«Вернуть в ЧС»</w:t>
+      </w:r>
+      <w:r>
+        <w:rPr>
+          <w:rFonts w:ascii="Times New Roman" w:hAnsi="Times New Roman" w:cs="Times New Roman" w:eastAsia="Times New Roman"/>
+          <w:b w:val="0"/>
+          <w:i w:val="0"/>
+          <w:color w:val="000000"/>
+          <w:sz w:val="28"/>
+        </w:rPr>
+        <w:t xml:space="preserve"> и </w:t>
+      </w:r>
+      <w:r>
+        <w:rPr>
+          <w:rFonts w:ascii="Times New Roman" w:hAnsi="Times New Roman" w:cs="Times New Roman" w:eastAsia="Times New Roman"/>
+          <w:b/>
+          <w:i w:val="0"/>
+          <w:color w:val="000000"/>
+          <w:sz w:val="28"/>
+        </w:rPr>
+        <w:t>«Удалить навсегда»</w:t>
+      </w:r>
+      <w:r>
+        <w:rPr>
+          <w:rFonts w:ascii="Times New Roman" w:hAnsi="Times New Roman" w:cs="Times New Roman" w:eastAsia="Times New Roman"/>
+          <w:b w:val="0"/>
+          <w:i w:val="0"/>
+          <w:color w:val="000000"/>
+          <w:sz w:val="28"/>
+        </w:rPr>
+        <w:t>.</w:t>
+      </w:r>
+    </w:p>
+    <w:tbl>
+      <w:tblPr>
+        <w:tblW w:type="auto" w:w="0"/>
+        <w:tblLayout w:type="fixed"/>
+        <w:tblLook w:firstColumn="1" w:firstRow="1" w:lastColumn="0" w:lastRow="0" w:noHBand="0" w:noVBand="1" w:val="04A0"/>
+        <w:tblLayout w:type="fixed"/>
+      </w:tblPr>
+      <w:tblGrid>
+        <w:gridCol w:w="9356"/>
+      </w:tblGrid>
+      <w:tr>
+        <w:trPr>
+          <w:cantSplit w:val="true"/>
+        </w:trPr>
+        <w:tc>
+          <w:tcPr>
+            <w:tcW w:type="dxa" w:w="9354"/>
+            <w:shd w:val="clear" w:fill="FBEAE7"/>
+            <w:tcBorders>
+              <w:left w:val="single" w:sz="24" w:color="C0392B"/>
+              <w:top w:val="single" w:sz="4" w:color="FBEAE7"/>
+              <w:bottom w:val="single" w:sz="4" w:color="FBEAE7"/>
+              <w:right w:val="single" w:sz="4" w:color="FBEAE7"/>
+            </w:tcBorders>
+          </w:tcPr>
+          <w:p>
+            <w:pPr>
+              <w:spacing w:line="288" w:lineRule="auto" w:after="0"/>
+              <w:ind w:firstLine="0"/>
+            </w:pPr>
+            <w:r>
+              <w:rPr>
+                <w:rFonts w:ascii="Times New Roman" w:hAnsi="Times New Roman" w:cs="Times New Roman" w:eastAsia="Times New Roman"/>
+                <w:b/>
+                <w:i w:val="0"/>
+                <w:color w:val="C0392B"/>
+                <w:sz w:val="26"/>
+              </w:rPr>
+              <w:t xml:space="preserve">ОПАСНО. </w:t>
+            </w:r>
+            <w:r>
+              <w:rPr>
+                <w:rFonts w:ascii="Times New Roman" w:hAnsi="Times New Roman" w:cs="Times New Roman" w:eastAsia="Times New Roman"/>
+                <w:b/>
+                <w:i w:val="0"/>
+                <w:color w:val="000000"/>
+                <w:sz w:val="26"/>
+              </w:rPr>
+              <w:t>«Удалить навсегда»</w:t>
+            </w:r>
+            <w:r>
+              <w:rPr>
+                <w:rFonts w:ascii="Times New Roman" w:hAnsi="Times New Roman" w:cs="Times New Roman" w:eastAsia="Times New Roman"/>
+                <w:b w:val="0"/>
+                <w:i w:val="0"/>
+                <w:color w:val="000000"/>
+                <w:sz w:val="26"/>
+              </w:rPr>
+              <w:t xml:space="preserve"> стирает запись вместе с причиной и датой. После этого доказать, что человек или машина были в списке, будет нечем. Обычный порядок - оставлять запись в архиве.</w:t>
             </w:r>
           </w:p>
         </w:tc>

--- a/Документация/Руководство администратора/Руководство администратора.docx
+++ b/Документация/Руководство администратора/Руководство администратора.docx
@@ -2117,7 +2117,7 @@
           <w:sz w:val="26"/>
         </w:rPr>
         <w:tab/>
-        <w:t>39</w:t>
+        <w:t>40</w:t>
       </w:r>
     </w:p>
     <w:p>
@@ -2148,7 +2148,7 @@
           <w:sz w:val="26"/>
         </w:rPr>
         <w:tab/>
-        <w:t>40</w:t>
+        <w:t>41</w:t>
       </w:r>
     </w:p>
     <w:p>
@@ -2210,7 +2210,7 @@
           <w:sz w:val="26"/>
         </w:rPr>
         <w:tab/>
-        <w:t>42</w:t>
+        <w:t>43</w:t>
       </w:r>
     </w:p>
     <w:p>
@@ -2272,7 +2272,7 @@
           <w:sz w:val="26"/>
         </w:rPr>
         <w:tab/>
-        <w:t>44</w:t>
+        <w:t>45</w:t>
       </w:r>
     </w:p>
     <w:p>
@@ -2489,7 +2489,7 @@
           <w:sz w:val="26"/>
         </w:rPr>
         <w:tab/>
-        <w:t>47</w:t>
+        <w:t>48</w:t>
       </w:r>
     </w:p>
     <w:p>
@@ -2551,7 +2551,7 @@
           <w:sz w:val="26"/>
         </w:rPr>
         <w:tab/>
-        <w:t>48</w:t>
+        <w:t>49</w:t>
       </w:r>
     </w:p>
     <w:p>
@@ -2737,7 +2737,7 @@
           <w:sz w:val="26"/>
         </w:rPr>
         <w:tab/>
-        <w:t>54</w:t>
+        <w:t>55</w:t>
       </w:r>
     </w:p>
     <w:p>
@@ -2768,7 +2768,7 @@
           <w:sz w:val="26"/>
         </w:rPr>
         <w:tab/>
-        <w:t>54</w:t>
+        <w:t>55</w:t>
       </w:r>
     </w:p>
     <w:p>
@@ -2799,7 +2799,7 @@
           <w:sz w:val="26"/>
         </w:rPr>
         <w:tab/>
-        <w:t>55</w:t>
+        <w:t>56</w:t>
       </w:r>
     </w:p>
     <w:p>
@@ -2861,7 +2861,7 @@
           <w:sz w:val="26"/>
         </w:rPr>
         <w:tab/>
-        <w:t>57</w:t>
+        <w:t>58</w:t>
       </w:r>
     </w:p>
     <w:p>
@@ -14930,7 +14930,7 @@
           <w:color w:val="000000"/>
           <w:sz w:val="28"/>
         </w:rPr>
-        <w:t xml:space="preserve">, поиск (2) отбирает по наименованию, кнопка </w:t>
+        <w:t xml:space="preserve">, поиск (2) отбирает по наименованию, системному имени, заголовку и номеру, кнопка </w:t>
       </w:r>
       <w:r>
         <w:rPr>
@@ -15094,7 +15094,107 @@
           <w:color w:val="000000"/>
           <w:sz w:val="28"/>
         </w:rPr>
-        <w:t>При создании заполняются наименование, системное имя и заголовок. Системное имя пишется латиницей и в дальнейшем не меняется, поэтому продумайте его сразу.</w:t>
+        <w:t xml:space="preserve">Кнопка </w:t>
+      </w:r>
+      <w:r>
+        <w:rPr>
+          <w:rFonts w:ascii="Times New Roman" w:hAnsi="Times New Roman" w:cs="Times New Roman" w:eastAsia="Times New Roman"/>
+          <w:b/>
+          <w:i w:val="0"/>
+          <w:color w:val="000000"/>
+          <w:sz w:val="28"/>
+        </w:rPr>
+        <w:t>«Создать вложение»</w:t>
+      </w:r>
+      <w:r>
+        <w:rPr>
+          <w:rFonts w:ascii="Times New Roman" w:hAnsi="Times New Roman" w:cs="Times New Roman" w:eastAsia="Times New Roman"/>
+          <w:b w:val="0"/>
+          <w:i w:val="0"/>
+          <w:color w:val="000000"/>
+          <w:sz w:val="28"/>
+        </w:rPr>
+        <w:t xml:space="preserve"> открывает окно </w:t>
+      </w:r>
+      <w:r>
+        <w:rPr>
+          <w:rFonts w:ascii="Times New Roman" w:hAnsi="Times New Roman" w:cs="Times New Roman" w:eastAsia="Times New Roman"/>
+          <w:b/>
+          <w:i w:val="0"/>
+          <w:color w:val="000000"/>
+          <w:sz w:val="28"/>
+        </w:rPr>
+        <w:t>«Новое вложение»</w:t>
+      </w:r>
+      <w:r>
+        <w:rPr>
+          <w:rFonts w:ascii="Times New Roman" w:hAnsi="Times New Roman" w:cs="Times New Roman" w:eastAsia="Times New Roman"/>
+          <w:b w:val="0"/>
+          <w:i w:val="0"/>
+          <w:color w:val="000000"/>
+          <w:sz w:val="28"/>
+        </w:rPr>
+        <w:t xml:space="preserve">: в нём выбирается тип вложения и заполняются </w:t>
+      </w:r>
+      <w:r>
+        <w:rPr>
+          <w:rFonts w:ascii="Times New Roman" w:hAnsi="Times New Roman" w:cs="Times New Roman" w:eastAsia="Times New Roman"/>
+          <w:b/>
+          <w:i w:val="0"/>
+          <w:color w:val="000000"/>
+          <w:sz w:val="28"/>
+        </w:rPr>
+        <w:t>«Наименование вложения»</w:t>
+      </w:r>
+      <w:r>
+        <w:rPr>
+          <w:rFonts w:ascii="Times New Roman" w:hAnsi="Times New Roman" w:cs="Times New Roman" w:eastAsia="Times New Roman"/>
+          <w:b w:val="0"/>
+          <w:i w:val="0"/>
+          <w:color w:val="000000"/>
+          <w:sz w:val="28"/>
+        </w:rPr>
+        <w:t xml:space="preserve">, </w:t>
+      </w:r>
+      <w:r>
+        <w:rPr>
+          <w:rFonts w:ascii="Times New Roman" w:hAnsi="Times New Roman" w:cs="Times New Roman" w:eastAsia="Times New Roman"/>
+          <w:b/>
+          <w:i w:val="0"/>
+          <w:color w:val="000000"/>
+          <w:sz w:val="28"/>
+        </w:rPr>
+        <w:t>«Системное имя»</w:t>
+      </w:r>
+      <w:r>
+        <w:rPr>
+          <w:rFonts w:ascii="Times New Roman" w:hAnsi="Times New Roman" w:cs="Times New Roman" w:eastAsia="Times New Roman"/>
+          <w:b w:val="0"/>
+          <w:i w:val="0"/>
+          <w:color w:val="000000"/>
+          <w:sz w:val="28"/>
+        </w:rPr>
+        <w:t xml:space="preserve"> (латинские буквы, цифры и подчёркивания) и </w:t>
+      </w:r>
+      <w:r>
+        <w:rPr>
+          <w:rFonts w:ascii="Times New Roman" w:hAnsi="Times New Roman" w:cs="Times New Roman" w:eastAsia="Times New Roman"/>
+          <w:b/>
+          <w:i w:val="0"/>
+          <w:color w:val="000000"/>
+          <w:sz w:val="28"/>
+        </w:rPr>
+        <w:t>«Заголовок»</w:t>
+      </w:r>
+      <w:r>
+        <w:rPr>
+          <w:rFonts w:ascii="Times New Roman" w:hAnsi="Times New Roman" w:cs="Times New Roman" w:eastAsia="Times New Roman"/>
+          <w:b w:val="0"/>
+          <w:i w:val="0"/>
+          <w:color w:val="000000"/>
+          <w:sz w:val="28"/>
+        </w:rPr>
+        <w:t>. Системное имя в дальнейшем не меняется, поэтому продумайте его сразу.</w:t>
       </w:r>
     </w:p>
     <w:p>
@@ -16374,7 +16474,7 @@
           <w:color w:val="000000"/>
           <w:sz w:val="28"/>
         </w:rPr>
-        <w:t xml:space="preserve"> в шапке включает печать бланка для этого вида. Пока файл не загружен, слева написано </w:t>
+        <w:t xml:space="preserve"> в шапке включает печать бланка для этого вида: выключенный, он отменяет действующий шаблон, включённый - возвращает последний загруженный. Сами файлы при этом сохраняются. Пока файл не загружен, слева написано </w:t>
       </w:r>
       <w:r>
         <w:rPr>
@@ -16578,7 +16678,7 @@
           <w:color w:val="000000"/>
           <w:sz w:val="28"/>
         </w:rPr>
-        <w:t xml:space="preserve"> ограничивает число строк, если заявка длиннее бланка.</w:t>
+        <w:t xml:space="preserve"> - сколько строк отведено под список в самом шаблоне; по умолчанию это и есть заданный диапазон.</w:t>
       </w:r>
     </w:p>
     <w:p>
@@ -16741,6 +16841,127 @@
         <w:t>. Поле списка отличается тем, что заполняет не одну ячейку, а столько строк, сколько объектов в заявке: важна колонка ячейки, а строка берётся из заданных границ. Система предупреждает об этом прямо в момент привязки.</w:t>
       </w:r>
     </w:p>
+    <w:tbl>
+      <w:tblPr>
+        <w:tblW w:type="auto" w:w="0"/>
+        <w:tblLayout w:type="fixed"/>
+        <w:tblLook w:firstColumn="1" w:firstRow="1" w:lastColumn="0" w:lastRow="0" w:noHBand="0" w:noVBand="1" w:val="04A0"/>
+        <w:tblLayout w:type="fixed"/>
+      </w:tblPr>
+      <w:tblGrid>
+        <w:gridCol w:w="9356"/>
+      </w:tblGrid>
+      <w:tr>
+        <w:trPr>
+          <w:cantSplit w:val="true"/>
+        </w:trPr>
+        <w:tc>
+          <w:tcPr>
+            <w:tcW w:type="dxa" w:w="9354"/>
+            <w:shd w:val="clear" w:fill="EAF1F8"/>
+            <w:tcBorders>
+              <w:left w:val="single" w:sz="24" w:color="2C6FA6"/>
+              <w:top w:val="single" w:sz="4" w:color="EAF1F8"/>
+              <w:bottom w:val="single" w:sz="4" w:color="EAF1F8"/>
+              <w:right w:val="single" w:sz="4" w:color="EAF1F8"/>
+            </w:tcBorders>
+          </w:tcPr>
+          <w:p>
+            <w:pPr>
+              <w:spacing w:line="288" w:lineRule="auto" w:after="0"/>
+              <w:ind w:firstLine="0"/>
+            </w:pPr>
+            <w:r>
+              <w:rPr>
+                <w:rFonts w:ascii="Times New Roman" w:hAnsi="Times New Roman" w:cs="Times New Roman" w:eastAsia="Times New Roman"/>
+                <w:b/>
+                <w:i w:val="0"/>
+                <w:color w:val="2C6FA6"/>
+                <w:sz w:val="26"/>
+              </w:rPr>
+              <w:t xml:space="preserve">ПРИМЕЧАНИЕ. </w:t>
+            </w:r>
+            <w:r>
+              <w:rPr>
+                <w:rFonts w:ascii="Times New Roman" w:hAnsi="Times New Roman" w:cs="Times New Roman" w:eastAsia="Times New Roman"/>
+                <w:b w:val="0"/>
+                <w:i w:val="0"/>
+                <w:color w:val="000000"/>
+                <w:sz w:val="26"/>
+              </w:rPr>
+              <w:t>Заявка, в которой машин больше, чем строк в бланке, не обрезается. Недостающие строки система добавляет сама, копируя последнюю строку списка вместе с её оформлением, а разметку ниже сдвигает. Поэтому под списком в шаблоне держите то, что переживёт сдвиг вниз: подпись, итоговую строку.</w:t>
+            </w:r>
+          </w:p>
+        </w:tc>
+      </w:tr>
+    </w:tbl>
+    <w:p>
+      <w:pPr>
+        <w:spacing w:after="0" w:line="240" w:lineRule="auto"/>
+        <w:ind w:firstLine="0"/>
+      </w:pPr>
+      <w:r>
+        <w:rPr>
+          <w:rFonts w:ascii="Times New Roman" w:hAnsi="Times New Roman" w:cs="Times New Roman" w:eastAsia="Times New Roman"/>
+          <w:b w:val="0"/>
+          <w:i w:val="0"/>
+          <w:color w:val="000000"/>
+          <w:sz w:val="12"/>
+        </w:rPr>
+      </w:r>
+    </w:p>
+    <w:p>
+      <w:r>
+        <w:rPr>
+          <w:rFonts w:ascii="Times New Roman" w:hAnsi="Times New Roman" w:cs="Times New Roman" w:eastAsia="Times New Roman"/>
+          <w:b w:val="0"/>
+          <w:i w:val="0"/>
+          <w:color w:val="000000"/>
+          <w:sz w:val="28"/>
+        </w:rPr>
+        <w:t xml:space="preserve">Поле </w:t>
+      </w:r>
+      <w:r>
+        <w:rPr>
+          <w:rFonts w:ascii="Times New Roman" w:hAnsi="Times New Roman" w:cs="Times New Roman" w:eastAsia="Times New Roman"/>
+          <w:b/>
+          <w:i w:val="0"/>
+          <w:color w:val="000000"/>
+          <w:sz w:val="28"/>
+        </w:rPr>
+        <w:t>«Строк ТМЦ»</w:t>
+      </w:r>
+      <w:r>
+        <w:rPr>
+          <w:rFonts w:ascii="Times New Roman" w:hAnsi="Times New Roman" w:cs="Times New Roman" w:eastAsia="Times New Roman"/>
+          <w:b w:val="0"/>
+          <w:i w:val="0"/>
+          <w:color w:val="000000"/>
+          <w:sz w:val="28"/>
+        </w:rPr>
+        <w:t xml:space="preserve"> отводит строки под перечень материальных ценностей заявки в бланке другого вида - например, в бланке на проведение работ. Отдельно указывать, где эта таблица начинается, не нужно: началом считается верхняя из ячеек, куда привязаны поля группы </w:t>
+      </w:r>
+      <w:r>
+        <w:rPr>
+          <w:rFonts w:ascii="Times New Roman" w:hAnsi="Times New Roman" w:cs="Times New Roman" w:eastAsia="Times New Roman"/>
+          <w:b/>
+          <w:i w:val="0"/>
+          <w:color w:val="000000"/>
+          <w:sz w:val="28"/>
+        </w:rPr>
+        <w:t>«Имущество (список)»</w:t>
+      </w:r>
+      <w:r>
+        <w:rPr>
+          <w:rFonts w:ascii="Times New Roman" w:hAnsi="Times New Roman" w:cs="Times New Roman" w:eastAsia="Times New Roman"/>
+          <w:b w:val="0"/>
+          <w:i w:val="0"/>
+          <w:color w:val="000000"/>
+          <w:sz w:val="28"/>
+        </w:rPr>
+        <w:t>.</w:t>
+      </w:r>
+    </w:p>
     <w:p>
       <w:r>
         <w:rPr>
@@ -16802,7 +17023,7 @@
           <w:color w:val="000000"/>
           <w:sz w:val="28"/>
         </w:rPr>
-        <w:t>.</w:t>
+        <w:t>. Пока разделитель не задан, значения разделяются запятой с пробелом; пустое значение поля пропускается.</w:t>
       </w:r>
     </w:p>
     <w:p>
@@ -18852,12 +19073,22 @@
             <w:r>
               <w:rPr>
                 <w:rFonts w:ascii="Times New Roman" w:hAnsi="Times New Roman" w:cs="Times New Roman" w:eastAsia="Times New Roman"/>
+                <w:b/>
+                <w:i w:val="0"/>
+                <w:color w:val="000000"/>
+                <w:sz w:val="26"/>
+              </w:rPr>
+              <w:t>«Не активно»</w:t>
+            </w:r>
+            <w:r>
+              <w:rPr>
+                <w:rFonts w:ascii="Times New Roman" w:hAnsi="Times New Roman" w:cs="Times New Roman" w:eastAsia="Times New Roman"/>
                 <w:b w:val="0"/>
                 <w:i w:val="0"/>
                 <w:color w:val="000000"/>
                 <w:sz w:val="26"/>
               </w:rPr>
-              <w:t xml:space="preserve">Статус </w:t>
+              <w:t xml:space="preserve"> и </w:t>
             </w:r>
             <w:r>
               <w:rPr>
@@ -18877,27 +19108,7 @@
                 <w:color w:val="000000"/>
                 <w:sz w:val="26"/>
               </w:rPr>
-              <w:t xml:space="preserve"> отличается от </w:t>
-            </w:r>
-            <w:r>
-              <w:rPr>
-                <w:rFonts w:ascii="Times New Roman" w:hAnsi="Times New Roman" w:cs="Times New Roman" w:eastAsia="Times New Roman"/>
-                <w:b/>
-                <w:i w:val="0"/>
-                <w:color w:val="000000"/>
-                <w:sz w:val="26"/>
-              </w:rPr>
-              <w:t>«Не активно»</w:t>
-            </w:r>
-            <w:r>
-              <w:rPr>
-                <w:rFonts w:ascii="Times New Roman" w:hAnsi="Times New Roman" w:cs="Times New Roman" w:eastAsia="Times New Roman"/>
-                <w:b w:val="0"/>
-                <w:i w:val="0"/>
-                <w:color w:val="000000"/>
-                <w:sz w:val="26"/>
-              </w:rPr>
-              <w:t xml:space="preserve"> только словом, которое увидит заявитель. Причину, введённую рядом, система показывает ему в форме подачи, поэтому пишите её понятной: «закрыт до 20 сентября, ремонт покрытия» полезнее, чем «ремонт».</w:t>
+              <w:t xml:space="preserve"> одинаково закрывают пост для новых заявок и различаются словом, которое увидит заявитель. Причину, введённую рядом, система показывает ему там же, поэтому пишите её понятной: «закрыт до 20 сентября, ремонт покрытия» полезнее, чем «ремонт».</w:t>
             </w:r>
           </w:p>
         </w:tc>
@@ -21147,7 +21358,7 @@
           <w:color w:val="000000"/>
           <w:sz w:val="28"/>
         </w:rPr>
-        <w:t xml:space="preserve"> задаётся движком в пределах от 1 до 50 МБ; выбранное значение написано рядом с подписью. Ниже - </w:t>
+        <w:t xml:space="preserve"> задаётся движком в пределах от 1 до 50 МБ; выбранное значение написано рядом с подписью. Ниже отмечаются флажками </w:t>
       </w:r>
       <w:r>
         <w:rPr>
@@ -21187,7 +21398,7 @@
           <w:color w:val="000000"/>
           <w:sz w:val="28"/>
         </w:rPr>
-        <w:t>: флажками отмечается, файлы каких форматов система примет от заявителя.</w:t>
+        <w:t>.</w:t>
       </w:r>
     </w:p>
     <w:tbl>
@@ -21238,7 +21449,7 @@
                 <w:color w:val="000000"/>
                 <w:sz w:val="26"/>
               </w:rPr>
-              <w:t xml:space="preserve">Этими значениями ограничивается загрузка документов в справочнике </w:t>
+              <w:t xml:space="preserve">Размером отсюда ограничивается загрузка документов в справочнике </w:t>
             </w:r>
             <w:r>
               <w:rPr>
@@ -21299,6 +21510,75 @@
         </w:rPr>
       </w:r>
     </w:p>
+    <w:tbl>
+      <w:tblPr>
+        <w:tblW w:type="auto" w:w="0"/>
+        <w:tblLayout w:type="fixed"/>
+        <w:tblLook w:firstColumn="1" w:firstRow="1" w:lastColumn="0" w:lastRow="0" w:noHBand="0" w:noVBand="1" w:val="04A0"/>
+        <w:tblLayout w:type="fixed"/>
+      </w:tblPr>
+      <w:tblGrid>
+        <w:gridCol w:w="9356"/>
+      </w:tblGrid>
+      <w:tr>
+        <w:trPr>
+          <w:cantSplit w:val="true"/>
+        </w:trPr>
+        <w:tc>
+          <w:tcPr>
+            <w:tcW w:type="dxa" w:w="9354"/>
+            <w:shd w:val="clear" w:fill="EAF1F8"/>
+            <w:tcBorders>
+              <w:left w:val="single" w:sz="24" w:color="2C6FA6"/>
+              <w:top w:val="single" w:sz="4" w:color="EAF1F8"/>
+              <w:bottom w:val="single" w:sz="4" w:color="EAF1F8"/>
+              <w:right w:val="single" w:sz="4" w:color="EAF1F8"/>
+            </w:tcBorders>
+          </w:tcPr>
+          <w:p>
+            <w:pPr>
+              <w:spacing w:line="288" w:lineRule="auto" w:after="0"/>
+              <w:ind w:firstLine="0"/>
+            </w:pPr>
+            <w:r>
+              <w:rPr>
+                <w:rFonts w:ascii="Times New Roman" w:hAnsi="Times New Roman" w:cs="Times New Roman" w:eastAsia="Times New Roman"/>
+                <w:b/>
+                <w:i w:val="0"/>
+                <w:color w:val="2C6FA6"/>
+                <w:sz w:val="26"/>
+              </w:rPr>
+              <w:t xml:space="preserve">ПРИМЕЧАНИЕ. </w:t>
+            </w:r>
+            <w:r>
+              <w:rPr>
+                <w:rFonts w:ascii="Times New Roman" w:hAnsi="Times New Roman" w:cs="Times New Roman" w:eastAsia="Times New Roman"/>
+                <w:b w:val="0"/>
+                <w:i w:val="0"/>
+                <w:color w:val="000000"/>
+                <w:sz w:val="26"/>
+              </w:rPr>
+              <w:t>Перечень форматов, которые система принимает, задан в ней самой: документ загружается в формате PDF, DOC, DOCX, XLSX или PPTX, и файл проверяется по содержимому, а не по одному расширению - переименованный файл система отклонит. Флажки этот перечень не меняют.</w:t>
+            </w:r>
+          </w:p>
+        </w:tc>
+      </w:tr>
+    </w:tbl>
+    <w:p>
+      <w:pPr>
+        <w:spacing w:after="0" w:line="240" w:lineRule="auto"/>
+        <w:ind w:firstLine="0"/>
+      </w:pPr>
+      <w:r>
+        <w:rPr>
+          <w:rFonts w:ascii="Times New Roman" w:hAnsi="Times New Roman" w:cs="Times New Roman" w:eastAsia="Times New Roman"/>
+          <w:b w:val="0"/>
+          <w:i w:val="0"/>
+          <w:color w:val="000000"/>
+          <w:sz w:val="12"/>
+        </w:rPr>
+      </w:r>
+    </w:p>
     <w:p>
       <w:pPr>
         <w:pStyle w:val="Heading2"/>
@@ -21319,6 +21599,16 @@
       <w:r>
         <w:rPr>
           <w:rFonts w:ascii="Times New Roman" w:hAnsi="Times New Roman" w:cs="Times New Roman" w:eastAsia="Times New Roman"/>
+          <w:b w:val="0"/>
+          <w:i w:val="0"/>
+          <w:color w:val="000000"/>
+          <w:sz w:val="28"/>
+        </w:rPr>
+        <w:t xml:space="preserve">Поле </w:t>
+      </w:r>
+      <w:r>
+        <w:rPr>
+          <w:rFonts w:ascii="Times New Roman" w:hAnsi="Times New Roman" w:cs="Times New Roman" w:eastAsia="Times New Roman"/>
           <w:b/>
           <w:i w:val="0"/>
           <w:color w:val="000000"/>
@@ -21334,7 +21624,76 @@
           <w:color w:val="000000"/>
           <w:sz w:val="28"/>
         </w:rPr>
-        <w:t xml:space="preserve"> - сколько строк система показывает в списках за один раз. Допустимо от 10 до 500.</w:t>
+        <w:t xml:space="preserve"> принимает значения от 10 до 500.</w:t>
+      </w:r>
+    </w:p>
+    <w:tbl>
+      <w:tblPr>
+        <w:tblW w:type="auto" w:w="0"/>
+        <w:tblLayout w:type="fixed"/>
+        <w:tblLook w:firstColumn="1" w:firstRow="1" w:lastColumn="0" w:lastRow="0" w:noHBand="0" w:noVBand="1" w:val="04A0"/>
+        <w:tblLayout w:type="fixed"/>
+      </w:tblPr>
+      <w:tblGrid>
+        <w:gridCol w:w="9356"/>
+      </w:tblGrid>
+      <w:tr>
+        <w:trPr>
+          <w:cantSplit w:val="true"/>
+        </w:trPr>
+        <w:tc>
+          <w:tcPr>
+            <w:tcW w:type="dxa" w:w="9354"/>
+            <w:shd w:val="clear" w:fill="EAF1F8"/>
+            <w:tcBorders>
+              <w:left w:val="single" w:sz="24" w:color="2C6FA6"/>
+              <w:top w:val="single" w:sz="4" w:color="EAF1F8"/>
+              <w:bottom w:val="single" w:sz="4" w:color="EAF1F8"/>
+              <w:right w:val="single" w:sz="4" w:color="EAF1F8"/>
+            </w:tcBorders>
+          </w:tcPr>
+          <w:p>
+            <w:pPr>
+              <w:spacing w:line="288" w:lineRule="auto" w:after="0"/>
+              <w:ind w:firstLine="0"/>
+            </w:pPr>
+            <w:r>
+              <w:rPr>
+                <w:rFonts w:ascii="Times New Roman" w:hAnsi="Times New Roman" w:cs="Times New Roman" w:eastAsia="Times New Roman"/>
+                <w:b/>
+                <w:i w:val="0"/>
+                <w:color w:val="2C6FA6"/>
+                <w:sz w:val="26"/>
+              </w:rPr>
+              <w:t xml:space="preserve">ПРИМЕЧАНИЕ. </w:t>
+            </w:r>
+            <w:r>
+              <w:rPr>
+                <w:rFonts w:ascii="Times New Roman" w:hAnsi="Times New Roman" w:cs="Times New Roman" w:eastAsia="Times New Roman"/>
+                <w:b w:val="0"/>
+                <w:i w:val="0"/>
+                <w:color w:val="000000"/>
+                <w:sz w:val="26"/>
+              </w:rPr>
+              <w:t>Длину списков это поле не меняет. Списки в системе подгружаются по мере прокрутки, и размер очередной порции задан в самой системе, а не настройкой.</w:t>
+            </w:r>
+          </w:p>
+        </w:tc>
+      </w:tr>
+    </w:tbl>
+    <w:p>
+      <w:pPr>
+        <w:spacing w:after="0" w:line="240" w:lineRule="auto"/>
+        <w:ind w:firstLine="0"/>
+      </w:pPr>
+      <w:r>
+        <w:rPr>
+          <w:rFonts w:ascii="Times New Roman" w:hAnsi="Times New Roman" w:cs="Times New Roman" w:eastAsia="Times New Roman"/>
+          <w:b w:val="0"/>
+          <w:i w:val="0"/>
+          <w:color w:val="000000"/>
+          <w:sz w:val="12"/>
+        </w:rPr>
       </w:r>
     </w:p>
     <w:p>
@@ -21362,7 +21721,59 @@
           <w:color w:val="000000"/>
           <w:sz w:val="28"/>
         </w:rPr>
-        <w:t xml:space="preserve">Тумблер </w:t>
+        <w:t xml:space="preserve">Поля </w:t>
+      </w:r>
+      <w:r>
+        <w:rPr>
+          <w:rFonts w:ascii="Times New Roman" w:hAnsi="Times New Roman" w:cs="Times New Roman" w:eastAsia="Times New Roman"/>
+          <w:b/>
+          <w:i w:val="0"/>
+          <w:color w:val="000000"/>
+          <w:sz w:val="28"/>
+        </w:rPr>
+        <w:t>«Длительность уведомления об удалении (секунды)»</w:t>
+      </w:r>
+      <w:r>
+        <w:rPr>
+          <w:rFonts w:ascii="Times New Roman" w:hAnsi="Times New Roman" w:cs="Times New Roman" w:eastAsia="Times New Roman"/>
+          <w:b w:val="0"/>
+          <w:i w:val="0"/>
+          <w:color w:val="000000"/>
+          <w:sz w:val="28"/>
+        </w:rPr>
+        <w:t xml:space="preserve"> и </w:t>
+      </w:r>
+      <w:r>
+        <w:rPr>
+          <w:rFonts w:ascii="Times New Roman" w:hAnsi="Times New Roman" w:cs="Times New Roman" w:eastAsia="Times New Roman"/>
+          <w:b/>
+          <w:i w:val="0"/>
+          <w:color w:val="000000"/>
+          <w:sz w:val="28"/>
+        </w:rPr>
+        <w:t>«Длительность уведомления о восстановлении (секунды)»</w:t>
+      </w:r>
+      <w:r>
+        <w:rPr>
+          <w:rFonts w:ascii="Times New Roman" w:hAnsi="Times New Roman" w:cs="Times New Roman" w:eastAsia="Times New Roman"/>
+          <w:b w:val="0"/>
+          <w:i w:val="0"/>
+          <w:color w:val="000000"/>
+          <w:sz w:val="28"/>
+        </w:rPr>
+        <w:t xml:space="preserve"> задают, сколько секунд висит сообщение о том, что запись удалена или восстановлена. Всё это время действие можно отменить, поэтому значение меньше трёх секунд система не примет; предел - 60 секунд. Изменение применяется сразу, без перезагрузки страницы.</w:t>
+      </w:r>
+    </w:p>
+    <w:p>
+      <w:r>
+        <w:rPr>
+          <w:rFonts w:ascii="Times New Roman" w:hAnsi="Times New Roman" w:cs="Times New Roman" w:eastAsia="Times New Roman"/>
+          <w:b w:val="0"/>
+          <w:i w:val="0"/>
+          <w:color w:val="000000"/>
+          <w:sz w:val="28"/>
+        </w:rPr>
+        <w:t xml:space="preserve">В том же разделе есть тумблер </w:t>
       </w:r>
       <w:r>
         <w:rPr>
@@ -21382,7 +21793,7 @@
           <w:color w:val="000000"/>
           <w:sz w:val="28"/>
         </w:rPr>
-        <w:t xml:space="preserve"> отключает показ уведомлений целиком. Поле </w:t>
+        <w:t xml:space="preserve"> и поле </w:t>
       </w:r>
       <w:r>
         <w:rPr>
@@ -21402,59 +21813,76 @@
           <w:color w:val="000000"/>
           <w:sz w:val="28"/>
         </w:rPr>
-        <w:t xml:space="preserve"> задаёт, как часто система проверяет наличие новых уведомлений; допустимо от 10 до 120 секунд.</w:t>
-      </w:r>
-    </w:p>
-    <w:p>
-      <w:r>
-        <w:rPr>
-          <w:rFonts w:ascii="Times New Roman" w:hAnsi="Times New Roman" w:cs="Times New Roman" w:eastAsia="Times New Roman"/>
-          <w:b w:val="0"/>
-          <w:i w:val="0"/>
-          <w:color w:val="000000"/>
-          <w:sz w:val="28"/>
-        </w:rPr>
-        <w:t xml:space="preserve">Ещё два поля - </w:t>
-      </w:r>
-      <w:r>
-        <w:rPr>
-          <w:rFonts w:ascii="Times New Roman" w:hAnsi="Times New Roman" w:cs="Times New Roman" w:eastAsia="Times New Roman"/>
-          <w:b/>
-          <w:i w:val="0"/>
-          <w:color w:val="000000"/>
-          <w:sz w:val="28"/>
-        </w:rPr>
-        <w:t>«Длительность уведомления об удалении (секунды)»</w:t>
-      </w:r>
-      <w:r>
-        <w:rPr>
-          <w:rFonts w:ascii="Times New Roman" w:hAnsi="Times New Roman" w:cs="Times New Roman" w:eastAsia="Times New Roman"/>
-          <w:b w:val="0"/>
-          <w:i w:val="0"/>
-          <w:color w:val="000000"/>
-          <w:sz w:val="28"/>
-        </w:rPr>
-        <w:t xml:space="preserve"> и </w:t>
-      </w:r>
-      <w:r>
-        <w:rPr>
-          <w:rFonts w:ascii="Times New Roman" w:hAnsi="Times New Roman" w:cs="Times New Roman" w:eastAsia="Times New Roman"/>
-          <w:b/>
-          <w:i w:val="0"/>
-          <w:color w:val="000000"/>
-          <w:sz w:val="28"/>
-        </w:rPr>
-        <w:t>«Длительность уведомления о восстановлении (секунды)»</w:t>
-      </w:r>
-      <w:r>
-        <w:rPr>
-          <w:rFonts w:ascii="Times New Roman" w:hAnsi="Times New Roman" w:cs="Times New Roman" w:eastAsia="Times New Roman"/>
-          <w:b w:val="0"/>
-          <w:i w:val="0"/>
-          <w:color w:val="000000"/>
-          <w:sz w:val="28"/>
-        </w:rPr>
-        <w:t xml:space="preserve"> - задают, сколько секунд висит сообщение о том, что запись удалена или восстановлена. Всё это время действие можно отменить, поэтому значение меньше трёх секунд система не примет; предел - 60 секунд.</w:t>
+        <w:t>.</w:t>
+      </w:r>
+    </w:p>
+    <w:tbl>
+      <w:tblPr>
+        <w:tblW w:type="auto" w:w="0"/>
+        <w:tblLayout w:type="fixed"/>
+        <w:tblLook w:firstColumn="1" w:firstRow="1" w:lastColumn="0" w:lastRow="0" w:noHBand="0" w:noVBand="1" w:val="04A0"/>
+        <w:tblLayout w:type="fixed"/>
+      </w:tblPr>
+      <w:tblGrid>
+        <w:gridCol w:w="9356"/>
+      </w:tblGrid>
+      <w:tr>
+        <w:trPr>
+          <w:cantSplit w:val="true"/>
+        </w:trPr>
+        <w:tc>
+          <w:tcPr>
+            <w:tcW w:type="dxa" w:w="9354"/>
+            <w:shd w:val="clear" w:fill="EAF1F8"/>
+            <w:tcBorders>
+              <w:left w:val="single" w:sz="24" w:color="2C6FA6"/>
+              <w:top w:val="single" w:sz="4" w:color="EAF1F8"/>
+              <w:bottom w:val="single" w:sz="4" w:color="EAF1F8"/>
+              <w:right w:val="single" w:sz="4" w:color="EAF1F8"/>
+            </w:tcBorders>
+          </w:tcPr>
+          <w:p>
+            <w:pPr>
+              <w:spacing w:line="288" w:lineRule="auto" w:after="0"/>
+              <w:ind w:firstLine="0"/>
+            </w:pPr>
+            <w:r>
+              <w:rPr>
+                <w:rFonts w:ascii="Times New Roman" w:hAnsi="Times New Roman" w:cs="Times New Roman" w:eastAsia="Times New Roman"/>
+                <w:b/>
+                <w:i w:val="0"/>
+                <w:color w:val="2C6FA6"/>
+                <w:sz w:val="26"/>
+              </w:rPr>
+              <w:t xml:space="preserve">ПРИМЕЧАНИЕ. </w:t>
+            </w:r>
+            <w:r>
+              <w:rPr>
+                <w:rFonts w:ascii="Times New Roman" w:hAnsi="Times New Roman" w:cs="Times New Roman" w:eastAsia="Times New Roman"/>
+                <w:b w:val="0"/>
+                <w:i w:val="0"/>
+                <w:color w:val="000000"/>
+                <w:sz w:val="26"/>
+              </w:rPr>
+              <w:t>На доставку уведомлений эти два значения не влияют. Новое уведомление приходит работнику сразу: система отправляет его открытому окну сама, а опрос служит подстраховкой на случай обрыва связи, и его частота задана в самой системе.</w:t>
+            </w:r>
+          </w:p>
+        </w:tc>
+      </w:tr>
+    </w:tbl>
+    <w:p>
+      <w:pPr>
+        <w:spacing w:after="0" w:line="240" w:lineRule="auto"/>
+        <w:ind w:firstLine="0"/>
+      </w:pPr>
+      <w:r>
+        <w:rPr>
+          <w:rFonts w:ascii="Times New Roman" w:hAnsi="Times New Roman" w:cs="Times New Roman" w:eastAsia="Times New Roman"/>
+          <w:b w:val="0"/>
+          <w:i w:val="0"/>
+          <w:color w:val="000000"/>
+          <w:sz w:val="12"/>
+        </w:rPr>
       </w:r>
     </w:p>
     <w:p>
@@ -22724,7 +23152,7 @@
           <w:color w:val="000000"/>
           <w:sz w:val="28"/>
         </w:rPr>
-        <w:t>. Этот текст работник видит в окне при первом входе; подтвердить согласие он сможет, только прокрутив текст до конца.</w:t>
+        <w:t>. Этот текст работник видит в окне при первом входе, и отметить согласие он сможет, только прокрутив текст до конца: пока не прокрутил, отметка недоступна, а без неё недоступна и кнопка подтверждения.</w:t>
       </w:r>
     </w:p>
     <w:p>
@@ -24086,7 +24514,27 @@
           <w:color w:val="000000"/>
           <w:sz w:val="28"/>
         </w:rPr>
-        <w:t xml:space="preserve"> открывает встроенное объяснение показателей, </w:t>
+        <w:t xml:space="preserve"> открывает окно </w:t>
+      </w:r>
+      <w:r>
+        <w:rPr>
+          <w:rFonts w:ascii="Times New Roman" w:hAnsi="Times New Roman" w:cs="Times New Roman" w:eastAsia="Times New Roman"/>
+          <w:b/>
+          <w:i w:val="0"/>
+          <w:color w:val="000000"/>
+          <w:sz w:val="28"/>
+        </w:rPr>
+        <w:t>«Как пользоваться Аналитикой»</w:t>
+      </w:r>
+      <w:r>
+        <w:rPr>
+          <w:rFonts w:ascii="Times New Roman" w:hAnsi="Times New Roman" w:cs="Times New Roman" w:eastAsia="Times New Roman"/>
+          <w:b w:val="0"/>
+          <w:i w:val="0"/>
+          <w:color w:val="000000"/>
+          <w:sz w:val="28"/>
+        </w:rPr>
+        <w:t xml:space="preserve"> с разбором показателей по вкладкам, </w:t>
       </w:r>
       <w:r>
         <w:rPr>
@@ -24244,7 +24692,87 @@
           <w:color w:val="000000"/>
           <w:sz w:val="28"/>
         </w:rPr>
-        <w:t xml:space="preserve"> - бизнес-показатели за период: получено заявок, обработано, машин заехало, людей прошло. Под числом видна доля изменения к прошлому такому же периоду;</w:t>
+        <w:t xml:space="preserve"> - бизнес-показатели за период: </w:t>
+      </w:r>
+      <w:r>
+        <w:rPr>
+          <w:rFonts w:ascii="Times New Roman" w:hAnsi="Times New Roman" w:cs="Times New Roman" w:eastAsia="Times New Roman"/>
+          <w:b/>
+          <w:i w:val="0"/>
+          <w:color w:val="000000"/>
+          <w:sz w:val="28"/>
+        </w:rPr>
+        <w:t>«Получено заявок»</w:t>
+      </w:r>
+      <w:r>
+        <w:rPr>
+          <w:rFonts w:ascii="Times New Roman" w:hAnsi="Times New Roman" w:cs="Times New Roman" w:eastAsia="Times New Roman"/>
+          <w:b w:val="0"/>
+          <w:i w:val="0"/>
+          <w:color w:val="000000"/>
+          <w:sz w:val="28"/>
+        </w:rPr>
+        <w:t xml:space="preserve">, </w:t>
+      </w:r>
+      <w:r>
+        <w:rPr>
+          <w:rFonts w:ascii="Times New Roman" w:hAnsi="Times New Roman" w:cs="Times New Roman" w:eastAsia="Times New Roman"/>
+          <w:b/>
+          <w:i w:val="0"/>
+          <w:color w:val="000000"/>
+          <w:sz w:val="28"/>
+        </w:rPr>
+        <w:t>«Обработано»</w:t>
+      </w:r>
+      <w:r>
+        <w:rPr>
+          <w:rFonts w:ascii="Times New Roman" w:hAnsi="Times New Roman" w:cs="Times New Roman" w:eastAsia="Times New Roman"/>
+          <w:b w:val="0"/>
+          <w:i w:val="0"/>
+          <w:color w:val="000000"/>
+          <w:sz w:val="28"/>
+        </w:rPr>
+        <w:t xml:space="preserve">, </w:t>
+      </w:r>
+      <w:r>
+        <w:rPr>
+          <w:rFonts w:ascii="Times New Roman" w:hAnsi="Times New Roman" w:cs="Times New Roman" w:eastAsia="Times New Roman"/>
+          <w:b/>
+          <w:i w:val="0"/>
+          <w:color w:val="000000"/>
+          <w:sz w:val="28"/>
+        </w:rPr>
+        <w:t>«Машин заехало»</w:t>
+      </w:r>
+      <w:r>
+        <w:rPr>
+          <w:rFonts w:ascii="Times New Roman" w:hAnsi="Times New Roman" w:cs="Times New Roman" w:eastAsia="Times New Roman"/>
+          <w:b w:val="0"/>
+          <w:i w:val="0"/>
+          <w:color w:val="000000"/>
+          <w:sz w:val="28"/>
+        </w:rPr>
+        <w:t xml:space="preserve">, </w:t>
+      </w:r>
+      <w:r>
+        <w:rPr>
+          <w:rFonts w:ascii="Times New Roman" w:hAnsi="Times New Roman" w:cs="Times New Roman" w:eastAsia="Times New Roman"/>
+          <w:b/>
+          <w:i w:val="0"/>
+          <w:color w:val="000000"/>
+          <w:sz w:val="28"/>
+        </w:rPr>
+        <w:t>«Людей прошло»</w:t>
+      </w:r>
+      <w:r>
+        <w:rPr>
+          <w:rFonts w:ascii="Times New Roman" w:hAnsi="Times New Roman" w:cs="Times New Roman" w:eastAsia="Times New Roman"/>
+          <w:b w:val="0"/>
+          <w:i w:val="0"/>
+          <w:color w:val="000000"/>
+          <w:sz w:val="28"/>
+        </w:rPr>
+        <w:t>. Под числом видна доля изменения к прошлому такому же периоду, а нажатие на плитку раскрывает разбор показателя;</w:t>
       </w:r>
     </w:p>
     <w:p>
@@ -24358,7 +24886,87 @@
           <w:color w:val="000000"/>
           <w:sz w:val="28"/>
         </w:rPr>
-        <w:t xml:space="preserve"> - технические показатели, в том числе пользователей онлайн и число открытых обращений;</w:t>
+        <w:t xml:space="preserve"> - технические показатели: </w:t>
+      </w:r>
+      <w:r>
+        <w:rPr>
+          <w:rFonts w:ascii="Times New Roman" w:hAnsi="Times New Roman" w:cs="Times New Roman" w:eastAsia="Times New Roman"/>
+          <w:b/>
+          <w:i w:val="0"/>
+          <w:color w:val="000000"/>
+          <w:sz w:val="28"/>
+        </w:rPr>
+        <w:t>«Пользователей онлайн»</w:t>
+      </w:r>
+      <w:r>
+        <w:rPr>
+          <w:rFonts w:ascii="Times New Roman" w:hAnsi="Times New Roman" w:cs="Times New Roman" w:eastAsia="Times New Roman"/>
+          <w:b w:val="0"/>
+          <w:i w:val="0"/>
+          <w:color w:val="000000"/>
+          <w:sz w:val="28"/>
+        </w:rPr>
+        <w:t xml:space="preserve">, </w:t>
+      </w:r>
+      <w:r>
+        <w:rPr>
+          <w:rFonts w:ascii="Times New Roman" w:hAnsi="Times New Roman" w:cs="Times New Roman" w:eastAsia="Times New Roman"/>
+          <w:b/>
+          <w:i w:val="0"/>
+          <w:color w:val="000000"/>
+          <w:sz w:val="28"/>
+        </w:rPr>
+        <w:t>«Пользователи»</w:t>
+      </w:r>
+      <w:r>
+        <w:rPr>
+          <w:rFonts w:ascii="Times New Roman" w:hAnsi="Times New Roman" w:cs="Times New Roman" w:eastAsia="Times New Roman"/>
+          <w:b w:val="0"/>
+          <w:i w:val="0"/>
+          <w:color w:val="000000"/>
+          <w:sz w:val="28"/>
+        </w:rPr>
+        <w:t xml:space="preserve">, </w:t>
+      </w:r>
+      <w:r>
+        <w:rPr>
+          <w:rFonts w:ascii="Times New Roman" w:hAnsi="Times New Roman" w:cs="Times New Roman" w:eastAsia="Times New Roman"/>
+          <w:b/>
+          <w:i w:val="0"/>
+          <w:color w:val="000000"/>
+          <w:sz w:val="28"/>
+        </w:rPr>
+        <w:t>«Заблокировано»</w:t>
+      </w:r>
+      <w:r>
+        <w:rPr>
+          <w:rFonts w:ascii="Times New Roman" w:hAnsi="Times New Roman" w:cs="Times New Roman" w:eastAsia="Times New Roman"/>
+          <w:b w:val="0"/>
+          <w:i w:val="0"/>
+          <w:color w:val="000000"/>
+          <w:sz w:val="28"/>
+        </w:rPr>
+        <w:t xml:space="preserve">, </w:t>
+      </w:r>
+      <w:r>
+        <w:rPr>
+          <w:rFonts w:ascii="Times New Roman" w:hAnsi="Times New Roman" w:cs="Times New Roman" w:eastAsia="Times New Roman"/>
+          <w:b/>
+          <w:i w:val="0"/>
+          <w:color w:val="000000"/>
+          <w:sz w:val="28"/>
+        </w:rPr>
+        <w:t>«Открытых обращений»</w:t>
+      </w:r>
+      <w:r>
+        <w:rPr>
+          <w:rFonts w:ascii="Times New Roman" w:hAnsi="Times New Roman" w:cs="Times New Roman" w:eastAsia="Times New Roman"/>
+          <w:b w:val="0"/>
+          <w:i w:val="0"/>
+          <w:color w:val="000000"/>
+          <w:sz w:val="28"/>
+        </w:rPr>
+        <w:t>;</w:t>
       </w:r>
     </w:p>
     <w:p>
@@ -24396,7 +25004,47 @@
           <w:color w:val="000000"/>
           <w:sz w:val="28"/>
         </w:rPr>
-        <w:t xml:space="preserve"> - лидеры по нагрузке: организации, места разгрузки, посты;</w:t>
+        <w:t xml:space="preserve"> - лидеры по нагрузке: </w:t>
+      </w:r>
+      <w:r>
+        <w:rPr>
+          <w:rFonts w:ascii="Times New Roman" w:hAnsi="Times New Roman" w:cs="Times New Roman" w:eastAsia="Times New Roman"/>
+          <w:b/>
+          <w:i w:val="0"/>
+          <w:color w:val="000000"/>
+          <w:sz w:val="28"/>
+        </w:rPr>
+        <w:t>«Места разгрузки»</w:t>
+      </w:r>
+      <w:r>
+        <w:rPr>
+          <w:rFonts w:ascii="Times New Roman" w:hAnsi="Times New Roman" w:cs="Times New Roman" w:eastAsia="Times New Roman"/>
+          <w:b w:val="0"/>
+          <w:i w:val="0"/>
+          <w:color w:val="000000"/>
+          <w:sz w:val="28"/>
+        </w:rPr>
+        <w:t xml:space="preserve"> по въездам машин и </w:t>
+      </w:r>
+      <w:r>
+        <w:rPr>
+          <w:rFonts w:ascii="Times New Roman" w:hAnsi="Times New Roman" w:cs="Times New Roman" w:eastAsia="Times New Roman"/>
+          <w:b/>
+          <w:i w:val="0"/>
+          <w:color w:val="000000"/>
+          <w:sz w:val="28"/>
+        </w:rPr>
+        <w:t>«Организации»</w:t>
+      </w:r>
+      <w:r>
+        <w:rPr>
+          <w:rFonts w:ascii="Times New Roman" w:hAnsi="Times New Roman" w:cs="Times New Roman" w:eastAsia="Times New Roman"/>
+          <w:b w:val="0"/>
+          <w:i w:val="0"/>
+          <w:color w:val="000000"/>
+          <w:sz w:val="28"/>
+        </w:rPr>
+        <w:t xml:space="preserve"> по числу заявок;</w:t>
       </w:r>
     </w:p>
     <w:p>
@@ -24434,19 +25082,159 @@
           <w:color w:val="000000"/>
           <w:sz w:val="28"/>
         </w:rPr>
-        <w:t xml:space="preserve"> - ленты проходов и въездов в реальном времени; обновляются сами, раз в десять секунд.</w:t>
-      </w:r>
-    </w:p>
-    <w:p>
-      <w:r>
-        <w:rPr>
-          <w:rFonts w:ascii="Times New Roman" w:hAnsi="Times New Roman" w:cs="Times New Roman" w:eastAsia="Times New Roman"/>
-          <w:b w:val="0"/>
-          <w:i w:val="0"/>
-          <w:color w:val="000000"/>
-          <w:sz w:val="28"/>
-        </w:rPr>
-        <w:t>Ниже выводятся графики динамики и график онлайна.</w:t>
+        <w:t xml:space="preserve"> - ленты </w:t>
+      </w:r>
+      <w:r>
+        <w:rPr>
+          <w:rFonts w:ascii="Times New Roman" w:hAnsi="Times New Roman" w:cs="Times New Roman" w:eastAsia="Times New Roman"/>
+          <w:b/>
+          <w:i w:val="0"/>
+          <w:color w:val="000000"/>
+          <w:sz w:val="28"/>
+        </w:rPr>
+        <w:t>«Проход людей»</w:t>
+      </w:r>
+      <w:r>
+        <w:rPr>
+          <w:rFonts w:ascii="Times New Roman" w:hAnsi="Times New Roman" w:cs="Times New Roman" w:eastAsia="Times New Roman"/>
+          <w:b w:val="0"/>
+          <w:i w:val="0"/>
+          <w:color w:val="000000"/>
+          <w:sz w:val="28"/>
+        </w:rPr>
+        <w:t xml:space="preserve"> и </w:t>
+      </w:r>
+      <w:r>
+        <w:rPr>
+          <w:rFonts w:ascii="Times New Roman" w:hAnsi="Times New Roman" w:cs="Times New Roman" w:eastAsia="Times New Roman"/>
+          <w:b/>
+          <w:i w:val="0"/>
+          <w:color w:val="000000"/>
+          <w:sz w:val="28"/>
+        </w:rPr>
+        <w:t>«Проезд машин»</w:t>
+      </w:r>
+      <w:r>
+        <w:rPr>
+          <w:rFonts w:ascii="Times New Roman" w:hAnsi="Times New Roman" w:cs="Times New Roman" w:eastAsia="Times New Roman"/>
+          <w:b w:val="0"/>
+          <w:i w:val="0"/>
+          <w:color w:val="000000"/>
+          <w:sz w:val="28"/>
+        </w:rPr>
+        <w:t xml:space="preserve"> в реальном времени; обновляются сами, раз в десять секунд. Пустая лента подписана </w:t>
+      </w:r>
+      <w:r>
+        <w:rPr>
+          <w:rFonts w:ascii="Times New Roman" w:hAnsi="Times New Roman" w:cs="Times New Roman" w:eastAsia="Times New Roman"/>
+          <w:b/>
+          <w:i w:val="0"/>
+          <w:color w:val="000000"/>
+          <w:sz w:val="28"/>
+        </w:rPr>
+        <w:t>«Нет записей»</w:t>
+      </w:r>
+      <w:r>
+        <w:rPr>
+          <w:rFonts w:ascii="Times New Roman" w:hAnsi="Times New Roman" w:cs="Times New Roman" w:eastAsia="Times New Roman"/>
+          <w:b w:val="0"/>
+          <w:i w:val="0"/>
+          <w:color w:val="000000"/>
+          <w:sz w:val="28"/>
+        </w:rPr>
+        <w:t>.</w:t>
+      </w:r>
+    </w:p>
+    <w:p>
+      <w:r>
+        <w:rPr>
+          <w:rFonts w:ascii="Times New Roman" w:hAnsi="Times New Roman" w:cs="Times New Roman" w:eastAsia="Times New Roman"/>
+          <w:b w:val="0"/>
+          <w:i w:val="0"/>
+          <w:color w:val="000000"/>
+          <w:sz w:val="28"/>
+        </w:rPr>
+        <w:t xml:space="preserve">Ниже выводится график динамики - </w:t>
+      </w:r>
+      <w:r>
+        <w:rPr>
+          <w:rFonts w:ascii="Times New Roman" w:hAnsi="Times New Roman" w:cs="Times New Roman" w:eastAsia="Times New Roman"/>
+          <w:b/>
+          <w:i w:val="0"/>
+          <w:color w:val="000000"/>
+          <w:sz w:val="28"/>
+        </w:rPr>
+        <w:t>«Динамика заявок»</w:t>
+      </w:r>
+      <w:r>
+        <w:rPr>
+          <w:rFonts w:ascii="Times New Roman" w:hAnsi="Times New Roman" w:cs="Times New Roman" w:eastAsia="Times New Roman"/>
+          <w:b w:val="0"/>
+          <w:i w:val="0"/>
+          <w:color w:val="000000"/>
+          <w:sz w:val="28"/>
+        </w:rPr>
+        <w:t xml:space="preserve">, </w:t>
+      </w:r>
+      <w:r>
+        <w:rPr>
+          <w:rFonts w:ascii="Times New Roman" w:hAnsi="Times New Roman" w:cs="Times New Roman" w:eastAsia="Times New Roman"/>
+          <w:b/>
+          <w:i w:val="0"/>
+          <w:color w:val="000000"/>
+          <w:sz w:val="28"/>
+        </w:rPr>
+        <w:t>«Динамика проходов людей»</w:t>
+      </w:r>
+      <w:r>
+        <w:rPr>
+          <w:rFonts w:ascii="Times New Roman" w:hAnsi="Times New Roman" w:cs="Times New Roman" w:eastAsia="Times New Roman"/>
+          <w:b w:val="0"/>
+          <w:i w:val="0"/>
+          <w:color w:val="000000"/>
+          <w:sz w:val="28"/>
+        </w:rPr>
+        <w:t xml:space="preserve"> или </w:t>
+      </w:r>
+      <w:r>
+        <w:rPr>
+          <w:rFonts w:ascii="Times New Roman" w:hAnsi="Times New Roman" w:cs="Times New Roman" w:eastAsia="Times New Roman"/>
+          <w:b/>
+          <w:i w:val="0"/>
+          <w:color w:val="000000"/>
+          <w:sz w:val="28"/>
+        </w:rPr>
+        <w:t>«Динамика проездов машин»</w:t>
+      </w:r>
+      <w:r>
+        <w:rPr>
+          <w:rFonts w:ascii="Times New Roman" w:hAnsi="Times New Roman" w:cs="Times New Roman" w:eastAsia="Times New Roman"/>
+          <w:b w:val="0"/>
+          <w:i w:val="0"/>
+          <w:color w:val="000000"/>
+          <w:sz w:val="28"/>
+        </w:rPr>
+        <w:t xml:space="preserve"> на выбор, - а под ним </w:t>
+      </w:r>
+      <w:r>
+        <w:rPr>
+          <w:rFonts w:ascii="Times New Roman" w:hAnsi="Times New Roman" w:cs="Times New Roman" w:eastAsia="Times New Roman"/>
+          <w:b/>
+          <w:i w:val="0"/>
+          <w:color w:val="000000"/>
+          <w:sz w:val="28"/>
+        </w:rPr>
+        <w:t>«Динамика онлайна»</w:t>
+      </w:r>
+      <w:r>
+        <w:rPr>
+          <w:rFonts w:ascii="Times New Roman" w:hAnsi="Times New Roman" w:cs="Times New Roman" w:eastAsia="Times New Roman"/>
+          <w:b w:val="0"/>
+          <w:i w:val="0"/>
+          <w:color w:val="000000"/>
+          <w:sz w:val="28"/>
+        </w:rPr>
+        <w:t>.</w:t>
       </w:r>
     </w:p>
     <w:tbl>
@@ -24759,7 +25547,7 @@
           <w:color w:val="000000"/>
           <w:sz w:val="28"/>
         </w:rPr>
-        <w:t xml:space="preserve"> означает, что сроки считаются по рабочему времени бюро: ночь и выходные в них не входят, иначе заявка, поданная в пятницу вечером, портила бы статистику двумя сутками ожидания.</w:t>
+        <w:t xml:space="preserve"> означает, что срок считается по расписанию работы бюро: ночь и выходные в него не входят, иначе заявка, поданная в пятницу вечером, портила бы статистику двумя сутками ожидания. Если событие пришлось на нерабочие часы, показывается календарное время.</w:t>
       </w:r>
     </w:p>
     <w:p>
@@ -24809,7 +25597,67 @@
           <w:color w:val="000000"/>
           <w:sz w:val="28"/>
         </w:rPr>
-        <w:t xml:space="preserve"> - среднее время выбранного этапа по дням;</w:t>
+        <w:t xml:space="preserve"> - среднее время выбранного этапа: этап переключается кнопками </w:t>
+      </w:r>
+      <w:r>
+        <w:rPr>
+          <w:rFonts w:ascii="Times New Roman" w:hAnsi="Times New Roman" w:cs="Times New Roman" w:eastAsia="Times New Roman"/>
+          <w:b/>
+          <w:i w:val="0"/>
+          <w:color w:val="000000"/>
+          <w:sz w:val="28"/>
+        </w:rPr>
+        <w:t>«Согласование»</w:t>
+      </w:r>
+      <w:r>
+        <w:rPr>
+          <w:rFonts w:ascii="Times New Roman" w:hAnsi="Times New Roman" w:cs="Times New Roman" w:eastAsia="Times New Roman"/>
+          <w:b w:val="0"/>
+          <w:i w:val="0"/>
+          <w:color w:val="000000"/>
+          <w:sz w:val="28"/>
+        </w:rPr>
+        <w:t xml:space="preserve">, </w:t>
+      </w:r>
+      <w:r>
+        <w:rPr>
+          <w:rFonts w:ascii="Times New Roman" w:hAnsi="Times New Roman" w:cs="Times New Roman" w:eastAsia="Times New Roman"/>
+          <w:b/>
+          <w:i w:val="0"/>
+          <w:color w:val="000000"/>
+          <w:sz w:val="28"/>
+        </w:rPr>
+        <w:t>«Принятие»</w:t>
+      </w:r>
+      <w:r>
+        <w:rPr>
+          <w:rFonts w:ascii="Times New Roman" w:hAnsi="Times New Roman" w:cs="Times New Roman" w:eastAsia="Times New Roman"/>
+          <w:b w:val="0"/>
+          <w:i w:val="0"/>
+          <w:color w:val="000000"/>
+          <w:sz w:val="28"/>
+        </w:rPr>
+        <w:t xml:space="preserve">, </w:t>
+      </w:r>
+      <w:r>
+        <w:rPr>
+          <w:rFonts w:ascii="Times New Roman" w:hAnsi="Times New Roman" w:cs="Times New Roman" w:eastAsia="Times New Roman"/>
+          <w:b/>
+          <w:i w:val="0"/>
+          <w:color w:val="000000"/>
+          <w:sz w:val="28"/>
+        </w:rPr>
+        <w:t>«Обработка»</w:t>
+      </w:r>
+      <w:r>
+        <w:rPr>
+          <w:rFonts w:ascii="Times New Roman" w:hAnsi="Times New Roman" w:cs="Times New Roman" w:eastAsia="Times New Roman"/>
+          <w:b w:val="0"/>
+          <w:i w:val="0"/>
+          <w:color w:val="000000"/>
+          <w:sz w:val="28"/>
+        </w:rPr>
+        <w:t>, а шаг по времени подписан рядом с заголовком;</w:t>
       </w:r>
     </w:p>
     <w:p>

--- a/Документация/Руководство администратора/Руководство администратора.docx
+++ b/Документация/Руководство администратора/Руководство администратора.docx
@@ -2055,7 +2055,7 @@
           <w:sz w:val="26"/>
         </w:rPr>
         <w:tab/>
-        <w:t>38</w:t>
+        <w:t>39</w:t>
       </w:r>
     </w:p>
     <w:p>
@@ -2086,7 +2086,7 @@
           <w:sz w:val="26"/>
         </w:rPr>
         <w:tab/>
-        <w:t>38</w:t>
+        <w:t>39</w:t>
       </w:r>
     </w:p>
     <w:p>
@@ -2179,7 +2179,7 @@
           <w:sz w:val="26"/>
         </w:rPr>
         <w:tab/>
-        <w:t>42</w:t>
+        <w:t>43</w:t>
       </w:r>
     </w:p>
     <w:p>
@@ -2210,7 +2210,7 @@
           <w:sz w:val="26"/>
         </w:rPr>
         <w:tab/>
-        <w:t>43</w:t>
+        <w:t>44</w:t>
       </w:r>
     </w:p>
     <w:p>
@@ -2241,7 +2241,7 @@
           <w:sz w:val="26"/>
         </w:rPr>
         <w:tab/>
-        <w:t>44</w:t>
+        <w:t>45</w:t>
       </w:r>
     </w:p>
     <w:p>
@@ -2272,7 +2272,7 @@
           <w:sz w:val="26"/>
         </w:rPr>
         <w:tab/>
-        <w:t>45</w:t>
+        <w:t>46</w:t>
       </w:r>
     </w:p>
     <w:p>
@@ -2303,7 +2303,7 @@
           <w:sz w:val="26"/>
         </w:rPr>
         <w:tab/>
-        <w:t>45</w:t>
+        <w:t>47</w:t>
       </w:r>
     </w:p>
     <w:p>
@@ -2334,7 +2334,7 @@
           <w:sz w:val="26"/>
         </w:rPr>
         <w:tab/>
-        <w:t>45</w:t>
+        <w:t>47</w:t>
       </w:r>
     </w:p>
     <w:p>
@@ -2365,7 +2365,7 @@
           <w:sz w:val="26"/>
         </w:rPr>
         <w:tab/>
-        <w:t>46</w:t>
+        <w:t>47</w:t>
       </w:r>
     </w:p>
     <w:p>
@@ -2396,7 +2396,7 @@
           <w:sz w:val="26"/>
         </w:rPr>
         <w:tab/>
-        <w:t>47</w:t>
+        <w:t>48</w:t>
       </w:r>
     </w:p>
     <w:p>
@@ -2427,7 +2427,7 @@
           <w:sz w:val="26"/>
         </w:rPr>
         <w:tab/>
-        <w:t>47</w:t>
+        <w:t>48</w:t>
       </w:r>
     </w:p>
     <w:p>
@@ -2458,7 +2458,7 @@
           <w:sz w:val="26"/>
         </w:rPr>
         <w:tab/>
-        <w:t>47</w:t>
+        <w:t>49</w:t>
       </w:r>
     </w:p>
     <w:p>
@@ -2489,7 +2489,7 @@
           <w:sz w:val="26"/>
         </w:rPr>
         <w:tab/>
-        <w:t>48</w:t>
+        <w:t>49</w:t>
       </w:r>
     </w:p>
     <w:p>
@@ -2520,7 +2520,7 @@
           <w:sz w:val="26"/>
         </w:rPr>
         <w:tab/>
-        <w:t>48</w:t>
+        <w:t>49</w:t>
       </w:r>
     </w:p>
     <w:p>
@@ -2551,7 +2551,7 @@
           <w:sz w:val="26"/>
         </w:rPr>
         <w:tab/>
-        <w:t>49</w:t>
+        <w:t>50</w:t>
       </w:r>
     </w:p>
     <w:p>
@@ -2582,7 +2582,7 @@
           <w:sz w:val="26"/>
         </w:rPr>
         <w:tab/>
-        <w:t>50</w:t>
+        <w:t>52</w:t>
       </w:r>
     </w:p>
     <w:p>
@@ -2613,7 +2613,7 @@
           <w:sz w:val="26"/>
         </w:rPr>
         <w:tab/>
-        <w:t>50</w:t>
+        <w:t>52</w:t>
       </w:r>
     </w:p>
     <w:p>
@@ -2644,7 +2644,7 @@
           <w:sz w:val="26"/>
         </w:rPr>
         <w:tab/>
-        <w:t>51</w:t>
+        <w:t>53</w:t>
       </w:r>
     </w:p>
     <w:p>
@@ -2675,7 +2675,7 @@
           <w:sz w:val="26"/>
         </w:rPr>
         <w:tab/>
-        <w:t>52</w:t>
+        <w:t>54</w:t>
       </w:r>
     </w:p>
     <w:p>
@@ -2706,7 +2706,7 @@
           <w:sz w:val="26"/>
         </w:rPr>
         <w:tab/>
-        <w:t>53</w:t>
+        <w:t>55</w:t>
       </w:r>
     </w:p>
     <w:p>
@@ -2737,7 +2737,7 @@
           <w:sz w:val="26"/>
         </w:rPr>
         <w:tab/>
-        <w:t>55</w:t>
+        <w:t>56</w:t>
       </w:r>
     </w:p>
     <w:p>
@@ -2768,7 +2768,7 @@
           <w:sz w:val="26"/>
         </w:rPr>
         <w:tab/>
-        <w:t>55</w:t>
+        <w:t>56</w:t>
       </w:r>
     </w:p>
     <w:p>
@@ -2799,7 +2799,7 @@
           <w:sz w:val="26"/>
         </w:rPr>
         <w:tab/>
-        <w:t>56</w:t>
+        <w:t>57</w:t>
       </w:r>
     </w:p>
     <w:p>
@@ -2830,7 +2830,7 @@
           <w:sz w:val="26"/>
         </w:rPr>
         <w:tab/>
-        <w:t>56</w:t>
+        <w:t>58</w:t>
       </w:r>
     </w:p>
     <w:p>
@@ -2861,7 +2861,7 @@
           <w:sz w:val="26"/>
         </w:rPr>
         <w:tab/>
-        <w:t>58</w:t>
+        <w:t>60</w:t>
       </w:r>
     </w:p>
     <w:p>
@@ -15082,6 +15082,26 @@
           <w:color w:val="000000"/>
           <w:sz w:val="28"/>
         </w:rPr>
+        <w:t xml:space="preserve">, а в режиме архива - </w:t>
+      </w:r>
+      <w:r>
+        <w:rPr>
+          <w:rFonts w:ascii="Times New Roman" w:hAnsi="Times New Roman" w:cs="Times New Roman" w:eastAsia="Times New Roman"/>
+          <w:b/>
+          <w:i w:val="0"/>
+          <w:color w:val="000000"/>
+          <w:sz w:val="28"/>
+        </w:rPr>
+        <w:t>«Выберите архивное вложение»</w:t>
+      </w:r>
+      <w:r>
+        <w:rPr>
+          <w:rFonts w:ascii="Times New Roman" w:hAnsi="Times New Roman" w:cs="Times New Roman" w:eastAsia="Times New Roman"/>
+          <w:b w:val="0"/>
+          <w:i w:val="0"/>
+          <w:color w:val="000000"/>
+          <w:sz w:val="28"/>
+        </w:rPr>
         <w:t>.</w:t>
       </w:r>
     </w:p>
@@ -15402,7 +15422,7 @@
                 <w:color w:val="000000"/>
                 <w:sz w:val="24"/>
               </w:rPr>
-              <w:t>Название колонки в форме подачи. До 255 знаков</w:t>
+              <w:t>Имя, под которым бланк этого вида появляется у заявителя. До 255 знаков</w:t>
             </w:r>
           </w:p>
         </w:tc>
@@ -15500,7 +15520,7 @@
                 <w:color w:val="000000"/>
                 <w:sz w:val="24"/>
               </w:rPr>
-              <w:t>Надпись в шапке колонки. Приводится к верхнему регистру автоматически</w:t>
+              <w:t>Название категории, в которую бланки этого вида собираются на экране подачи. Приводится к верхнему регистру автоматически</w:t>
             </w:r>
           </w:p>
         </w:tc>
@@ -15648,7 +15668,7 @@
                 <w:color w:val="000000"/>
                 <w:sz w:val="24"/>
               </w:rPr>
-              <w:t>Писать ли бланки этого вида в файловый архив бюро</w:t>
+              <w:t>Писать ли бланки этого вида в файловый архив бюро. Тумблер заблокирован, пока файловый архив выключен на сервере или пока у вида нет действующего Excel-бланка; причина показывается подсказкой</w:t>
             </w:r>
           </w:p>
         </w:tc>
@@ -15888,7 +15908,7 @@
                 <w:color w:val="000000"/>
                 <w:sz w:val="26"/>
               </w:rPr>
-              <w:t xml:space="preserve"> менять у вида, которым уже пользуются, не следует: набор полей у типов разный, и заявки, поданные раньше, останутся с полями прежнего типа.</w:t>
+              <w:t xml:space="preserve"> менять у вида, которым уже пользуются, не следует: набор полей у типов разный, и заявители начнут заполнять другой бланк, тогда как поданные раньше заявки заполнялись по прежним правилам. Правильнее завести новый вид, а прежний убрать в архив.</w:t>
             </w:r>
           </w:p>
         </w:tc>
@@ -16158,7 +16178,67 @@
           <w:color w:val="000000"/>
           <w:sz w:val="28"/>
         </w:rPr>
-        <w:t>. Первый тумблер убирает поле из формы совсем, второй требует его заполнить. У полей, которые обязательными быть не могут, во второй колонке стоит прочерк, а у скрытого поля требование недоступно: спрашивать заполнение того, чего человек не видит, система не даёт.</w:t>
+        <w:t xml:space="preserve">. Тумблер в колонке </w:t>
+      </w:r>
+      <w:r>
+        <w:rPr>
+          <w:rFonts w:ascii="Times New Roman" w:hAnsi="Times New Roman" w:cs="Times New Roman" w:eastAsia="Times New Roman"/>
+          <w:b/>
+          <w:i w:val="0"/>
+          <w:color w:val="000000"/>
+          <w:sz w:val="28"/>
+        </w:rPr>
+        <w:t>«Показывать»</w:t>
+      </w:r>
+      <w:r>
+        <w:rPr>
+          <w:rFonts w:ascii="Times New Roman" w:hAnsi="Times New Roman" w:cs="Times New Roman" w:eastAsia="Times New Roman"/>
+          <w:b w:val="0"/>
+          <w:i w:val="0"/>
+          <w:color w:val="000000"/>
+          <w:sz w:val="28"/>
+        </w:rPr>
+        <w:t xml:space="preserve"> убирает поле из формы совсем, тумблер в колонке </w:t>
+      </w:r>
+      <w:r>
+        <w:rPr>
+          <w:rFonts w:ascii="Times New Roman" w:hAnsi="Times New Roman" w:cs="Times New Roman" w:eastAsia="Times New Roman"/>
+          <w:b/>
+          <w:i w:val="0"/>
+          <w:color w:val="000000"/>
+          <w:sz w:val="28"/>
+        </w:rPr>
+        <w:t>«Обязательно»</w:t>
+      </w:r>
+      <w:r>
+        <w:rPr>
+          <w:rFonts w:ascii="Times New Roman" w:hAnsi="Times New Roman" w:cs="Times New Roman" w:eastAsia="Times New Roman"/>
+          <w:b w:val="0"/>
+          <w:i w:val="0"/>
+          <w:color w:val="000000"/>
+          <w:sz w:val="28"/>
+        </w:rPr>
+        <w:t xml:space="preserve"> требует его заполнить. У полей, которые обязательными быть не могут, в колонке </w:t>
+      </w:r>
+      <w:r>
+        <w:rPr>
+          <w:rFonts w:ascii="Times New Roman" w:hAnsi="Times New Roman" w:cs="Times New Roman" w:eastAsia="Times New Roman"/>
+          <w:b/>
+          <w:i w:val="0"/>
+          <w:color w:val="000000"/>
+          <w:sz w:val="28"/>
+        </w:rPr>
+        <w:t>«Обязательно»</w:t>
+      </w:r>
+      <w:r>
+        <w:rPr>
+          <w:rFonts w:ascii="Times New Roman" w:hAnsi="Times New Roman" w:cs="Times New Roman" w:eastAsia="Times New Roman"/>
+          <w:b w:val="0"/>
+          <w:i w:val="0"/>
+          <w:color w:val="000000"/>
+          <w:sz w:val="28"/>
+        </w:rPr>
+        <w:t xml:space="preserve"> стоит прочерк, а у скрытого поля требование недоступно: спрашивать заполнение того, чего человек не видит, система не даёт.</w:t>
       </w:r>
     </w:p>
     <w:p>
@@ -16262,7 +16342,47 @@
           <w:color w:val="000000"/>
           <w:sz w:val="28"/>
         </w:rPr>
-        <w:t xml:space="preserve"> (подсказка серым внутри поля) и признак обязательности; порядок в форме задаётся перетаскиванием за значок слева. Кнопка </w:t>
+        <w:t xml:space="preserve"> (подсказка серым внутри поля) и признак обязательности. Порядок полей в форме подачи задают стрелки </w:t>
+      </w:r>
+      <w:r>
+        <w:rPr>
+          <w:rFonts w:ascii="Times New Roman" w:hAnsi="Times New Roman" w:cs="Times New Roman" w:eastAsia="Times New Roman"/>
+          <w:b/>
+          <w:i w:val="0"/>
+          <w:color w:val="000000"/>
+          <w:sz w:val="28"/>
+        </w:rPr>
+        <w:t>«↑»</w:t>
+      </w:r>
+      <w:r>
+        <w:rPr>
+          <w:rFonts w:ascii="Times New Roman" w:hAnsi="Times New Roman" w:cs="Times New Roman" w:eastAsia="Times New Roman"/>
+          <w:b w:val="0"/>
+          <w:i w:val="0"/>
+          <w:color w:val="000000"/>
+          <w:sz w:val="28"/>
+        </w:rPr>
+        <w:t xml:space="preserve"> и </w:t>
+      </w:r>
+      <w:r>
+        <w:rPr>
+          <w:rFonts w:ascii="Times New Roman" w:hAnsi="Times New Roman" w:cs="Times New Roman" w:eastAsia="Times New Roman"/>
+          <w:b/>
+          <w:i w:val="0"/>
+          <w:color w:val="000000"/>
+          <w:sz w:val="28"/>
+        </w:rPr>
+        <w:t>«↓»</w:t>
+      </w:r>
+      <w:r>
+        <w:rPr>
+          <w:rFonts w:ascii="Times New Roman" w:hAnsi="Times New Roman" w:cs="Times New Roman" w:eastAsia="Times New Roman"/>
+          <w:b w:val="0"/>
+          <w:i w:val="0"/>
+          <w:color w:val="000000"/>
+          <w:sz w:val="28"/>
+        </w:rPr>
+        <w:t xml:space="preserve"> справа от строки, крестик рядом с ними удаляет поле, а кнопка </w:t>
       </w:r>
       <w:r>
         <w:rPr>
@@ -16282,7 +16402,76 @@
           <w:color w:val="000000"/>
           <w:sz w:val="28"/>
         </w:rPr>
-        <w:t xml:space="preserve"> создаёт очередное, значок корзины удаляет.</w:t>
+        <w:t xml:space="preserve"> создаёт очередное.</w:t>
+      </w:r>
+    </w:p>
+    <w:tbl>
+      <w:tblPr>
+        <w:tblW w:type="auto" w:w="0"/>
+        <w:tblLayout w:type="fixed"/>
+        <w:tblLook w:firstColumn="1" w:firstRow="1" w:lastColumn="0" w:lastRow="0" w:noHBand="0" w:noVBand="1" w:val="04A0"/>
+        <w:tblLayout w:type="fixed"/>
+      </w:tblPr>
+      <w:tblGrid>
+        <w:gridCol w:w="9356"/>
+      </w:tblGrid>
+      <w:tr>
+        <w:trPr>
+          <w:cantSplit w:val="true"/>
+        </w:trPr>
+        <w:tc>
+          <w:tcPr>
+            <w:tcW w:type="dxa" w:w="9354"/>
+            <w:shd w:val="clear" w:fill="EAF1F8"/>
+            <w:tcBorders>
+              <w:left w:val="single" w:sz="24" w:color="2C6FA6"/>
+              <w:top w:val="single" w:sz="4" w:color="EAF1F8"/>
+              <w:bottom w:val="single" w:sz="4" w:color="EAF1F8"/>
+              <w:right w:val="single" w:sz="4" w:color="EAF1F8"/>
+            </w:tcBorders>
+          </w:tcPr>
+          <w:p>
+            <w:pPr>
+              <w:spacing w:line="288" w:lineRule="auto" w:after="0"/>
+              <w:ind w:firstLine="0"/>
+            </w:pPr>
+            <w:r>
+              <w:rPr>
+                <w:rFonts w:ascii="Times New Roman" w:hAnsi="Times New Roman" w:cs="Times New Roman" w:eastAsia="Times New Roman"/>
+                <w:b/>
+                <w:i w:val="0"/>
+                <w:color w:val="2C6FA6"/>
+                <w:sz w:val="26"/>
+              </w:rPr>
+              <w:t xml:space="preserve">ПРИМЕЧАНИЕ. </w:t>
+            </w:r>
+            <w:r>
+              <w:rPr>
+                <w:rFonts w:ascii="Times New Roman" w:hAnsi="Times New Roman" w:cs="Times New Roman" w:eastAsia="Times New Roman"/>
+                <w:b w:val="0"/>
+                <w:i w:val="0"/>
+                <w:color w:val="000000"/>
+                <w:sz w:val="26"/>
+              </w:rPr>
+              <w:t>Подсказка в окне обещает, что порядок меняется перетаскиванием за значок слева. Перетаскивание не работает - пользуйтесь стрелками.</w:t>
+            </w:r>
+          </w:p>
+        </w:tc>
+      </w:tr>
+    </w:tbl>
+    <w:p>
+      <w:pPr>
+        <w:spacing w:after="0" w:line="240" w:lineRule="auto"/>
+        <w:ind w:firstLine="0"/>
+      </w:pPr>
+      <w:r>
+        <w:rPr>
+          <w:rFonts w:ascii="Times New Roman" w:hAnsi="Times New Roman" w:cs="Times New Roman" w:eastAsia="Times New Roman"/>
+          <w:b w:val="0"/>
+          <w:i w:val="0"/>
+          <w:color w:val="000000"/>
+          <w:sz w:val="12"/>
+        </w:rPr>
       </w:r>
     </w:p>
     <w:p>
@@ -16738,7 +16927,25 @@
           <w:color w:val="000000"/>
           <w:sz w:val="28"/>
         </w:rPr>
-        <w:t xml:space="preserve">Поля разложены по группам: </w:t>
+        <w:t>Поля разложены по группам:</w:t>
+      </w:r>
+    </w:p>
+    <w:p>
+      <w:pPr>
+        <w:spacing w:after="0" w:line="360" w:lineRule="auto"/>
+        <w:ind w:hanging="454" w:left="1134"/>
+        <w:jc w:val="both"/>
+      </w:pPr>
+      <w:r>
+        <w:rPr>
+          <w:rFonts w:ascii="Times New Roman" w:hAnsi="Times New Roman" w:cs="Times New Roman" w:eastAsia="Times New Roman"/>
+          <w:b w:val="0"/>
+          <w:i w:val="0"/>
+          <w:color w:val="000000"/>
+          <w:sz w:val="28"/>
+        </w:rPr>
+        <w:t>•</w:t>
+        <w:tab/>
       </w:r>
       <w:r>
         <w:rPr>
@@ -16758,7 +16965,25 @@
           <w:color w:val="000000"/>
           <w:sz w:val="28"/>
         </w:rPr>
-        <w:t xml:space="preserve"> (номер, дата подачи, организация, отправитель, контактный телефон и прочее), </w:t>
+        <w:t xml:space="preserve"> - номер, дата подачи, организация, отправитель, контактный телефон, состояние согласования и прочее;</w:t>
+      </w:r>
+    </w:p>
+    <w:p>
+      <w:pPr>
+        <w:spacing w:after="0" w:line="360" w:lineRule="auto"/>
+        <w:ind w:hanging="454" w:left="1134"/>
+        <w:jc w:val="both"/>
+      </w:pPr>
+      <w:r>
+        <w:rPr>
+          <w:rFonts w:ascii="Times New Roman" w:hAnsi="Times New Roman" w:cs="Times New Roman" w:eastAsia="Times New Roman"/>
+          <w:b w:val="0"/>
+          <w:i w:val="0"/>
+          <w:color w:val="000000"/>
+          <w:sz w:val="28"/>
+        </w:rPr>
+        <w:t>•</w:t>
+        <w:tab/>
       </w:r>
       <w:r>
         <w:rPr>
@@ -16778,7 +17003,63 @@
           <w:color w:val="000000"/>
           <w:sz w:val="28"/>
         </w:rPr>
-        <w:t xml:space="preserve"> (даты и время действия), поля списка - </w:t>
+        <w:t xml:space="preserve"> - даты и время действия, название бланка, места разгрузки, доступ на крышу, бесплатная парковка;</w:t>
+      </w:r>
+    </w:p>
+    <w:p>
+      <w:pPr>
+        <w:spacing w:after="0" w:line="360" w:lineRule="auto"/>
+        <w:ind w:hanging="454" w:left="1134"/>
+        <w:jc w:val="both"/>
+      </w:pPr>
+      <w:r>
+        <w:rPr>
+          <w:rFonts w:ascii="Times New Roman" w:hAnsi="Times New Roman" w:cs="Times New Roman" w:eastAsia="Times New Roman"/>
+          <w:b w:val="0"/>
+          <w:i w:val="0"/>
+          <w:color w:val="000000"/>
+          <w:sz w:val="28"/>
+        </w:rPr>
+        <w:t>•</w:t>
+        <w:tab/>
+      </w:r>
+      <w:r>
+        <w:rPr>
+          <w:rFonts w:ascii="Times New Roman" w:hAnsi="Times New Roman" w:cs="Times New Roman" w:eastAsia="Times New Roman"/>
+          <w:b/>
+          <w:i w:val="0"/>
+          <w:color w:val="000000"/>
+          <w:sz w:val="28"/>
+        </w:rPr>
+        <w:t>«ТМЦ заявки»</w:t>
+      </w:r>
+      <w:r>
+        <w:rPr>
+          <w:rFonts w:ascii="Times New Roman" w:hAnsi="Times New Roman" w:cs="Times New Roman" w:eastAsia="Times New Roman"/>
+          <w:b w:val="0"/>
+          <w:i w:val="0"/>
+          <w:color w:val="000000"/>
+          <w:sz w:val="28"/>
+        </w:rPr>
+        <w:t xml:space="preserve"> - перечень материальных ценностей заявки одной ячейкой: наименования, наименование с количеством, общее количество, число позиций;</w:t>
+      </w:r>
+    </w:p>
+    <w:p>
+      <w:pPr>
+        <w:spacing w:after="0" w:line="360" w:lineRule="auto"/>
+        <w:ind w:hanging="454" w:left="1134"/>
+        <w:jc w:val="both"/>
+      </w:pPr>
+      <w:r>
+        <w:rPr>
+          <w:rFonts w:ascii="Times New Roman" w:hAnsi="Times New Roman" w:cs="Times New Roman" w:eastAsia="Times New Roman"/>
+          <w:b w:val="0"/>
+          <w:i w:val="0"/>
+          <w:color w:val="000000"/>
+          <w:sz w:val="28"/>
+        </w:rPr>
+        <w:t>•</w:t>
+        <w:tab/>
       </w:r>
       <w:r>
         <w:rPr>
@@ -16838,7 +17119,57 @@
           <w:color w:val="000000"/>
           <w:sz w:val="28"/>
         </w:rPr>
-        <w:t>. Поле списка отличается тем, что заполняет не одну ячейку, а столько строк, сколько объектов в заявке: важна колонка ячейки, а строка берётся из заданных границ. Система предупреждает об этом прямо в момент привязки.</w:t>
+        <w:t xml:space="preserve"> - поля списка;</w:t>
+      </w:r>
+    </w:p>
+    <w:p>
+      <w:pPr>
+        <w:spacing w:after="0" w:line="360" w:lineRule="auto"/>
+        <w:ind w:hanging="454" w:left="1134"/>
+        <w:jc w:val="both"/>
+      </w:pPr>
+      <w:r>
+        <w:rPr>
+          <w:rFonts w:ascii="Times New Roman" w:hAnsi="Times New Roman" w:cs="Times New Roman" w:eastAsia="Times New Roman"/>
+          <w:b w:val="0"/>
+          <w:i w:val="0"/>
+          <w:color w:val="000000"/>
+          <w:sz w:val="28"/>
+        </w:rPr>
+        <w:t>•</w:t>
+        <w:tab/>
+      </w:r>
+      <w:r>
+        <w:rPr>
+          <w:rFonts w:ascii="Times New Roman" w:hAnsi="Times New Roman" w:cs="Times New Roman" w:eastAsia="Times New Roman"/>
+          <w:b/>
+          <w:i w:val="0"/>
+          <w:color w:val="000000"/>
+          <w:sz w:val="28"/>
+        </w:rPr>
+        <w:t>«Дополнительные поля»</w:t>
+      </w:r>
+      <w:r>
+        <w:rPr>
+          <w:rFonts w:ascii="Times New Roman" w:hAnsi="Times New Roman" w:cs="Times New Roman" w:eastAsia="Times New Roman"/>
+          <w:b w:val="0"/>
+          <w:i w:val="0"/>
+          <w:color w:val="000000"/>
+          <w:sz w:val="28"/>
+        </w:rPr>
+        <w:t xml:space="preserve"> - те, что вы завели сами в настройке полей этого вида.</w:t>
+      </w:r>
+    </w:p>
+    <w:p>
+      <w:r>
+        <w:rPr>
+          <w:rFonts w:ascii="Times New Roman" w:hAnsi="Times New Roman" w:cs="Times New Roman" w:eastAsia="Times New Roman"/>
+          <w:b w:val="0"/>
+          <w:i w:val="0"/>
+          <w:color w:val="000000"/>
+          <w:sz w:val="28"/>
+        </w:rPr>
+        <w:t>Поле списка отличается тем, что заполняет не одну ячейку, а столько строк, сколько объектов в заявке: важна колонка ячейки, а строка берётся из заданных границ. Система предупреждает об этом прямо в момент привязки. Она же предупреждает, если привязать поле чужого типа вложения: в бланке оно останется пустым.</w:t>
       </w:r>
     </w:p>
     <w:tbl>
@@ -16991,39 +17322,39 @@
           <w:color w:val="000000"/>
           <w:sz w:val="28"/>
         </w:rPr>
-        <w:t xml:space="preserve"> проводит линии от полей к их ячейкам - так видно всю разметку целиком. Нажатие на линию предлагает удалить привязку.</w:t>
-      </w:r>
-    </w:p>
-    <w:p>
-      <w:r>
-        <w:rPr>
-          <w:rFonts w:ascii="Times New Roman" w:hAnsi="Times New Roman" w:cs="Times New Roman" w:eastAsia="Times New Roman"/>
-          <w:b w:val="0"/>
-          <w:i w:val="0"/>
-          <w:color w:val="000000"/>
-          <w:sz w:val="28"/>
-        </w:rPr>
-        <w:t xml:space="preserve">Несколько полей можно свести в одну ячейку; тогда их значения пишутся подряд через </w:t>
-      </w:r>
-      <w:r>
-        <w:rPr>
-          <w:rFonts w:ascii="Times New Roman" w:hAnsi="Times New Roman" w:cs="Times New Roman" w:eastAsia="Times New Roman"/>
-          <w:b/>
-          <w:i w:val="0"/>
-          <w:color w:val="000000"/>
-          <w:sz w:val="28"/>
-        </w:rPr>
-        <w:t>«Разделитель совмещённых полей»</w:t>
-      </w:r>
-      <w:r>
-        <w:rPr>
-          <w:rFonts w:ascii="Times New Roman" w:hAnsi="Times New Roman" w:cs="Times New Roman" w:eastAsia="Times New Roman"/>
-          <w:b w:val="0"/>
-          <w:i w:val="0"/>
-          <w:color w:val="000000"/>
-          <w:sz w:val="28"/>
-        </w:rPr>
-        <w:t>. Пока разделитель не задан, значения разделяются запятой с пробелом; пустое значение поля пропускается.</w:t>
+        <w:t xml:space="preserve"> проводит линии от полей к их ячейкам - так видно всю разметку целиком. Нажатие на линию предлагает удалить привязку. Тумблер появляется только при включённой генерации и загруженном файле.</w:t>
+      </w:r>
+    </w:p>
+    <w:p>
+      <w:r>
+        <w:rPr>
+          <w:rFonts w:ascii="Times New Roman" w:hAnsi="Times New Roman" w:cs="Times New Roman" w:eastAsia="Times New Roman"/>
+          <w:b w:val="0"/>
+          <w:i w:val="0"/>
+          <w:color w:val="000000"/>
+          <w:sz w:val="28"/>
+        </w:rPr>
+        <w:t xml:space="preserve">Несколько полей можно свести в одну ячейку; тогда их значения пишутся подряд через разделитель. Поле </w:t>
+      </w:r>
+      <w:r>
+        <w:rPr>
+          <w:rFonts w:ascii="Times New Roman" w:hAnsi="Times New Roman" w:cs="Times New Roman" w:eastAsia="Times New Roman"/>
+          <w:b/>
+          <w:i w:val="0"/>
+          <w:color w:val="000000"/>
+          <w:sz w:val="28"/>
+        </w:rPr>
+        <w:t>«Разделитель совмещенных полей:»</w:t>
+      </w:r>
+      <w:r>
+        <w:rPr>
+          <w:rFonts w:ascii="Times New Roman" w:hAnsi="Times New Roman" w:cs="Times New Roman" w:eastAsia="Times New Roman"/>
+          <w:b w:val="0"/>
+          <w:i w:val="0"/>
+          <w:color w:val="000000"/>
+          <w:sz w:val="28"/>
+        </w:rPr>
+        <w:t xml:space="preserve"> появляется, как только такая ячейка в разметке есть. Пока разделитель не задан, значения разделяются запятой с пробелом; пустое значение поля пропускается.</w:t>
       </w:r>
     </w:p>
     <w:p>
@@ -17280,7 +17611,7 @@
           <w:color w:val="000000"/>
           <w:sz w:val="28"/>
         </w:rPr>
-        <w:t>Таблица поста - перечень, с которым работает охранник: кого и что пропускать. Заявитель выбирает пост в заявке, а её содержимое попадает в таблицу этого поста в тот момент, когда работник бюро принимает заявку в работу. Принять заявку в работу, пока не закончено согласование, система не даёт.</w:t>
+        <w:t>Таблица поста - перечень, с которым работает охранник: кого и что пропускать. Заявитель выбирает пост в заявке, а её содержимое попадает в таблицу этого поста в тот момент, когда работник бюро принимает заявку в работу. Пока согласование не закончено, принять заявку система не даёт; заявку, у которой согласующих нет вовсе, принимают сразу - согласовывать в ней нечего.</w:t>
       </w:r>
     </w:p>
     <w:p>
@@ -17424,7 +17755,7 @@
           <w:color w:val="000000"/>
           <w:sz w:val="28"/>
         </w:rPr>
-        <w:t xml:space="preserve">. Переключатель (1) выбирает действующие таблицы или архив, поиск (2) отбирает по наименованию, кнопка </w:t>
+        <w:t xml:space="preserve">. Переключатель (1) выбирает действующие таблицы или архив, поиск (2) отбирает по наименованию, системному имени и номеру, кнопка </w:t>
       </w:r>
       <w:r>
         <w:rPr>
@@ -17655,7 +17986,7 @@
                 <w:color w:val="000000"/>
                 <w:sz w:val="26"/>
               </w:rPr>
-              <w:t>.</w:t>
+              <w:t xml:space="preserve"> - в списке это слово стоит и у выключенной, и у поставленной на обслуживание; различить их можно в карточке.</w:t>
             </w:r>
           </w:p>
         </w:tc>
@@ -18091,7 +18422,7 @@
                 <w:color w:val="000000"/>
                 <w:sz w:val="24"/>
               </w:rPr>
-              <w:t>Латинские буквы, цифры и подчёркивания. Входит в ключи прав на таблицу</w:t>
+              <w:t>Строчные латинские буквы, цифры и подчёркивания. Входит в ключи прав на таблицу</w:t>
             </w:r>
           </w:p>
         </w:tc>
@@ -18140,7 +18471,7 @@
                 <w:color w:val="000000"/>
                 <w:sz w:val="24"/>
               </w:rPr>
-              <w:t>да</w:t>
+              <w:t>заполнено</w:t>
             </w:r>
           </w:p>
         </w:tc>
@@ -18192,7 +18523,17 @@
                 <w:color w:val="000000"/>
                 <w:sz w:val="24"/>
               </w:rPr>
-              <w:t>. Определяет, что попадает в таблицу и какие столбцы у неё есть</w:t>
+              <w:t xml:space="preserve">. Определяет, что попадает в таблицу и какие столбцы у неё есть. По умолчанию выбраны </w:t>
+            </w:r>
+            <w:r>
+              <w:rPr>
+                <w:rFonts w:ascii="Times New Roman" w:hAnsi="Times New Roman" w:cs="Times New Roman" w:eastAsia="Times New Roman"/>
+                <w:b/>
+                <w:i w:val="0"/>
+                <w:color w:val="000000"/>
+                <w:sz w:val="24"/>
+              </w:rPr>
+              <w:t>«Люди»</w:t>
             </w:r>
           </w:p>
         </w:tc>
@@ -18242,7 +18583,27 @@
           <w:color w:val="000000"/>
           <w:sz w:val="28"/>
         </w:rPr>
-        <w:t xml:space="preserve"> и свободное предупреждение, которое заявитель увидит, добавляя машину или человека на этот пост. Оба поля необязательны: их можно заполнить позже, в карточке.</w:t>
+        <w:t xml:space="preserve">, свободное предупреждение, которое заявитель увидит, добавляя машину или человека на этот пост, и флажок </w:t>
+      </w:r>
+      <w:r>
+        <w:rPr>
+          <w:rFonts w:ascii="Times New Roman" w:hAnsi="Times New Roman" w:cs="Times New Roman" w:eastAsia="Times New Roman"/>
+          <w:b/>
+          <w:i w:val="0"/>
+          <w:color w:val="000000"/>
+          <w:sz w:val="28"/>
+        </w:rPr>
+        <w:t>«Отображать таблицу "по факту"»</w:t>
+      </w:r>
+      <w:r>
+        <w:rPr>
+          <w:rFonts w:ascii="Times New Roman" w:hAnsi="Times New Roman" w:cs="Times New Roman" w:eastAsia="Times New Roman"/>
+          <w:b w:val="0"/>
+          <w:i w:val="0"/>
+          <w:color w:val="000000"/>
+          <w:sz w:val="28"/>
+        </w:rPr>
+        <w:t>. Эти поля необязательны: их можно заполнить позже, в карточке.</w:t>
       </w:r>
     </w:p>
     <w:tbl>
@@ -19358,7 +19719,7 @@
           <w:color w:val="000000"/>
           <w:sz w:val="28"/>
         </w:rPr>
-        <w:t xml:space="preserve"> и фотографии поста. Всё это видит заявитель, выбирая место прохода, и охранник в карточке своего поста.</w:t>
+        <w:t xml:space="preserve"> и фотографии поста. Всё это заявитель видит при подаче заявки, когда открывает сведения о посте: по ним человек, впервые едущий на предприятие, находит нужный въезд.</w:t>
       </w:r>
     </w:p>
     <w:p>
@@ -19704,7 +20065,99 @@
           <w:color w:val="000000"/>
           <w:sz w:val="28"/>
         </w:rPr>
-        <w:t xml:space="preserve"> вверху разделяет два набора настроек: второй действует, когда охранник сам включил увеличенный режим просмотра таблицы. Рядом с названием столбца показано его системное имя. Ниже вкладки идёт предпросмотр: настройка видна до того, как её сохранят.</w:t>
+        <w:t xml:space="preserve"> вверху разделяет два набора настроек: второй действует, когда охранник сам включил увеличенный режим просмотра таблицы. В увеличенном режиме вместо приоритета задаётся </w:t>
+      </w:r>
+      <w:r>
+        <w:rPr>
+          <w:rFonts w:ascii="Times New Roman" w:hAnsi="Times New Roman" w:cs="Times New Roman" w:eastAsia="Times New Roman"/>
+          <w:b/>
+          <w:i w:val="0"/>
+          <w:color w:val="000000"/>
+          <w:sz w:val="28"/>
+        </w:rPr>
+        <w:t>«Жирность»</w:t>
+      </w:r>
+      <w:r>
+        <w:rPr>
+          <w:rFonts w:ascii="Times New Roman" w:hAnsi="Times New Roman" w:cs="Times New Roman" w:eastAsia="Times New Roman"/>
+          <w:b w:val="0"/>
+          <w:i w:val="0"/>
+          <w:color w:val="000000"/>
+          <w:sz w:val="28"/>
+        </w:rPr>
+        <w:t xml:space="preserve"> начертания, а </w:t>
+      </w:r>
+      <w:r>
+        <w:rPr>
+          <w:rFonts w:ascii="Times New Roman" w:hAnsi="Times New Roman" w:cs="Times New Roman" w:eastAsia="Times New Roman"/>
+          <w:b/>
+          <w:i w:val="0"/>
+          <w:color w:val="000000"/>
+          <w:sz w:val="28"/>
+        </w:rPr>
+        <w:t>«Ширина»</w:t>
+      </w:r>
+      <w:r>
+        <w:rPr>
+          <w:rFonts w:ascii="Times New Roman" w:hAnsi="Times New Roman" w:cs="Times New Roman" w:eastAsia="Times New Roman"/>
+          <w:b w:val="0"/>
+          <w:i w:val="0"/>
+          <w:color w:val="000000"/>
+          <w:sz w:val="28"/>
+        </w:rPr>
+        <w:t xml:space="preserve"> со значением </w:t>
+      </w:r>
+      <w:r>
+        <w:rPr>
+          <w:rFonts w:ascii="Times New Roman" w:hAnsi="Times New Roman" w:cs="Times New Roman" w:eastAsia="Times New Roman"/>
+          <w:b/>
+          <w:i w:val="0"/>
+          <w:color w:val="000000"/>
+          <w:sz w:val="28"/>
+        </w:rPr>
+        <w:t>0</w:t>
+      </w:r>
+      <w:r>
+        <w:rPr>
+          <w:rFonts w:ascii="Times New Roman" w:hAnsi="Times New Roman" w:cs="Times New Roman" w:eastAsia="Times New Roman"/>
+          <w:b w:val="0"/>
+          <w:i w:val="0"/>
+          <w:color w:val="000000"/>
+          <w:sz w:val="28"/>
+        </w:rPr>
+        <w:t xml:space="preserve"> означает «взять ширину из обычного режима». Рядом с названием столбца показано его системное имя.</w:t>
+      </w:r>
+    </w:p>
+    <w:p>
+      <w:r>
+        <w:rPr>
+          <w:rFonts w:ascii="Times New Roman" w:hAnsi="Times New Roman" w:cs="Times New Roman" w:eastAsia="Times New Roman"/>
+          <w:b w:val="0"/>
+          <w:i w:val="0"/>
+          <w:color w:val="000000"/>
+          <w:sz w:val="28"/>
+        </w:rPr>
+        <w:t xml:space="preserve">Ниже вкладки идёт предпросмотр основного списка: настройка видна до того, как её сохранят. У вкладок ряда </w:t>
+      </w:r>
+      <w:r>
+        <w:rPr>
+          <w:rFonts w:ascii="Times New Roman" w:hAnsi="Times New Roman" w:cs="Times New Roman" w:eastAsia="Times New Roman"/>
+          <w:b/>
+          <w:i w:val="0"/>
+          <w:color w:val="000000"/>
+          <w:sz w:val="28"/>
+        </w:rPr>
+        <w:t>«По факту:»</w:t>
+      </w:r>
+      <w:r>
+        <w:rPr>
+          <w:rFonts w:ascii="Times New Roman" w:hAnsi="Times New Roman" w:cs="Times New Roman" w:eastAsia="Times New Roman"/>
+          <w:b w:val="0"/>
+          <w:i w:val="0"/>
+          <w:color w:val="000000"/>
+          <w:sz w:val="28"/>
+        </w:rPr>
+        <w:t xml:space="preserve"> предпросмотра нет.</w:t>
       </w:r>
     </w:p>
     <w:p>
@@ -20725,7 +21178,19 @@
           <w:color w:val="000000"/>
           <w:sz w:val="28"/>
         </w:rPr>
-        <w:t xml:space="preserve">. Кнопка </w:t>
+        <w:t>.</w:t>
+      </w:r>
+    </w:p>
+    <w:p>
+      <w:r>
+        <w:rPr>
+          <w:rFonts w:ascii="Times New Roman" w:hAnsi="Times New Roman" w:cs="Times New Roman" w:eastAsia="Times New Roman"/>
+          <w:b w:val="0"/>
+          <w:i w:val="0"/>
+          <w:color w:val="000000"/>
+          <w:sz w:val="28"/>
+        </w:rPr>
+        <w:t xml:space="preserve">Кнопка </w:t>
       </w:r>
       <w:r>
         <w:rPr>
@@ -20745,7 +21210,67 @@
           <w:color w:val="000000"/>
           <w:sz w:val="28"/>
         </w:rPr>
-        <w:t xml:space="preserve"> удаляет накопленные снимки.</w:t>
+        <w:t xml:space="preserve"> открывает окно </w:t>
+      </w:r>
+      <w:r>
+        <w:rPr>
+          <w:rFonts w:ascii="Times New Roman" w:hAnsi="Times New Roman" w:cs="Times New Roman" w:eastAsia="Times New Roman"/>
+          <w:b/>
+          <w:i w:val="0"/>
+          <w:color w:val="000000"/>
+          <w:sz w:val="28"/>
+        </w:rPr>
+        <w:t>«Удалить версии старше:»</w:t>
+      </w:r>
+      <w:r>
+        <w:rPr>
+          <w:rFonts w:ascii="Times New Roman" w:hAnsi="Times New Roman" w:cs="Times New Roman" w:eastAsia="Times New Roman"/>
+          <w:b w:val="0"/>
+          <w:i w:val="0"/>
+          <w:color w:val="000000"/>
+          <w:sz w:val="28"/>
+        </w:rPr>
+        <w:t xml:space="preserve"> с выбором порога - </w:t>
+      </w:r>
+      <w:r>
+        <w:rPr>
+          <w:rFonts w:ascii="Times New Roman" w:hAnsi="Times New Roman" w:cs="Times New Roman" w:eastAsia="Times New Roman"/>
+          <w:b/>
+          <w:i w:val="0"/>
+          <w:color w:val="000000"/>
+          <w:sz w:val="28"/>
+        </w:rPr>
+        <w:t>«1 года»</w:t>
+      </w:r>
+      <w:r>
+        <w:rPr>
+          <w:rFonts w:ascii="Times New Roman" w:hAnsi="Times New Roman" w:cs="Times New Roman" w:eastAsia="Times New Roman"/>
+          <w:b w:val="0"/>
+          <w:i w:val="0"/>
+          <w:color w:val="000000"/>
+          <w:sz w:val="28"/>
+        </w:rPr>
+        <w:t xml:space="preserve"> или </w:t>
+      </w:r>
+      <w:r>
+        <w:rPr>
+          <w:rFonts w:ascii="Times New Roman" w:hAnsi="Times New Roman" w:cs="Times New Roman" w:eastAsia="Times New Roman"/>
+          <w:b/>
+          <w:i w:val="0"/>
+          <w:color w:val="000000"/>
+          <w:sz w:val="28"/>
+        </w:rPr>
+        <w:t>«2 лет»</w:t>
+      </w:r>
+      <w:r>
+        <w:rPr>
+          <w:rFonts w:ascii="Times New Roman" w:hAnsi="Times New Roman" w:cs="Times New Roman" w:eastAsia="Times New Roman"/>
+          <w:b w:val="0"/>
+          <w:i w:val="0"/>
+          <w:color w:val="000000"/>
+          <w:sz w:val="28"/>
+        </w:rPr>
+        <w:t>. Удаляются только снимки старше выбранного срока, более свежие остаются.</w:t>
       </w:r>
     </w:p>
     <w:tbl>
@@ -20796,27 +21321,7 @@
                 <w:color w:val="000000"/>
                 <w:sz w:val="26"/>
               </w:rPr>
-              <w:t xml:space="preserve">Снимок - единственное свидетельство того, кто был на территории в конкретный день после того, как отметки сброшены. </w:t>
-            </w:r>
-            <w:r>
-              <w:rPr>
-                <w:rFonts w:ascii="Times New Roman" w:hAnsi="Times New Roman" w:cs="Times New Roman" w:eastAsia="Times New Roman"/>
-                <w:b/>
-                <w:i w:val="0"/>
-                <w:color w:val="000000"/>
-                <w:sz w:val="26"/>
-              </w:rPr>
-              <w:t>«Очистить старые версии»</w:t>
-            </w:r>
-            <w:r>
-              <w:rPr>
-                <w:rFonts w:ascii="Times New Roman" w:hAnsi="Times New Roman" w:cs="Times New Roman" w:eastAsia="Times New Roman"/>
-                <w:b w:val="0"/>
-                <w:i w:val="0"/>
-                <w:color w:val="000000"/>
-                <w:sz w:val="26"/>
-              </w:rPr>
-              <w:t xml:space="preserve"> удаляет их безвозвратно; прежде чем чистить, выгрузите нужные периоды.</w:t>
+              <w:t>Снимок - единственное свидетельство того, кто был на территории в конкретный день после того, как отметки сброшены. Удаление необратимо; прежде чем чистить, выгрузите нужные периоды.</w:t>
             </w:r>
           </w:p>
         </w:tc>
@@ -20937,7 +21442,67 @@
                 <w:color w:val="000000"/>
                 <w:sz w:val="26"/>
               </w:rPr>
-              <w:t xml:space="preserve"> в карточке конструктора показывается только у архивной таблицы. У действующей версии открываются со страницы самой таблицы - там же, где охранник с ней работает.</w:t>
+              <w:t xml:space="preserve"> в карточке конструктора показывается только у архивной таблицы и только тому, у кого есть право </w:t>
+            </w:r>
+            <w:r>
+              <w:rPr>
+                <w:rFonts w:ascii="Courier New" w:hAnsi="Courier New" w:cs="Courier New" w:eastAsia="Courier New"/>
+                <w:b w:val="0"/>
+                <w:i w:val="0"/>
+                <w:color w:val="000000"/>
+                <w:sz w:val="22"/>
+              </w:rPr>
+              <w:t>table.&lt;имя&gt;.versions</w:t>
+            </w:r>
+            <w:r>
+              <w:rPr>
+                <w:rFonts w:ascii="Times New Roman" w:hAnsi="Times New Roman" w:cs="Times New Roman" w:eastAsia="Times New Roman"/>
+                <w:b w:val="0"/>
+                <w:i w:val="0"/>
+                <w:color w:val="000000"/>
+                <w:sz w:val="26"/>
+              </w:rPr>
+              <w:t xml:space="preserve">. У действующей таблицы версии открываются с её собственной страницы - там же, где охранник с ней работает. Кнопка </w:t>
+            </w:r>
+            <w:r>
+              <w:rPr>
+                <w:rFonts w:ascii="Times New Roman" w:hAnsi="Times New Roman" w:cs="Times New Roman" w:eastAsia="Times New Roman"/>
+                <w:b/>
+                <w:i w:val="0"/>
+                <w:color w:val="000000"/>
+                <w:sz w:val="26"/>
+              </w:rPr>
+              <w:t>«Очистить старые версии»</w:t>
+            </w:r>
+            <w:r>
+              <w:rPr>
+                <w:rFonts w:ascii="Times New Roman" w:hAnsi="Times New Roman" w:cs="Times New Roman" w:eastAsia="Times New Roman"/>
+                <w:b w:val="0"/>
+                <w:i w:val="0"/>
+                <w:color w:val="000000"/>
+                <w:sz w:val="26"/>
+              </w:rPr>
+              <w:t xml:space="preserve"> доступна не всем, кто видит версии: она требует права </w:t>
+            </w:r>
+            <w:r>
+              <w:rPr>
+                <w:rFonts w:ascii="Courier New" w:hAnsi="Courier New" w:cs="Courier New" w:eastAsia="Courier New"/>
+                <w:b w:val="0"/>
+                <w:i w:val="0"/>
+                <w:color w:val="000000"/>
+                <w:sz w:val="22"/>
+              </w:rPr>
+              <w:t>page.admin</w:t>
+            </w:r>
+            <w:r>
+              <w:rPr>
+                <w:rFonts w:ascii="Times New Roman" w:hAnsi="Times New Roman" w:cs="Times New Roman" w:eastAsia="Times New Roman"/>
+                <w:b w:val="0"/>
+                <w:i w:val="0"/>
+                <w:color w:val="000000"/>
+                <w:sz w:val="26"/>
+              </w:rPr>
+              <w:t>.</w:t>
             </w:r>
           </w:p>
         </w:tc>
@@ -21942,7 +22507,47 @@
           <w:color w:val="000000"/>
           <w:sz w:val="28"/>
         </w:rPr>
-        <w:t>Ниже задаётся расписание работы бюро по дням недели. Заявитель видит его при подаче заявки и понимает, когда рассчитывать на рассмотрение.</w:t>
+        <w:t xml:space="preserve">Ниже задаётся расписание работы бюро по дням недели. Работник видит его на странице </w:t>
+      </w:r>
+      <w:r>
+        <w:rPr>
+          <w:rFonts w:ascii="Times New Roman" w:hAnsi="Times New Roman" w:cs="Times New Roman" w:eastAsia="Times New Roman"/>
+          <w:b/>
+          <w:i w:val="0"/>
+          <w:color w:val="000000"/>
+          <w:sz w:val="28"/>
+        </w:rPr>
+        <w:t>«Обзор и новости»</w:t>
+      </w:r>
+      <w:r>
+        <w:rPr>
+          <w:rFonts w:ascii="Times New Roman" w:hAnsi="Times New Roman" w:cs="Times New Roman" w:eastAsia="Times New Roman"/>
+          <w:b w:val="0"/>
+          <w:i w:val="0"/>
+          <w:color w:val="000000"/>
+          <w:sz w:val="28"/>
+        </w:rPr>
+        <w:t xml:space="preserve">, в окне </w:t>
+      </w:r>
+      <w:r>
+        <w:rPr>
+          <w:rFonts w:ascii="Times New Roman" w:hAnsi="Times New Roman" w:cs="Times New Roman" w:eastAsia="Times New Roman"/>
+          <w:b/>
+          <w:i w:val="0"/>
+          <w:color w:val="000000"/>
+          <w:sz w:val="28"/>
+        </w:rPr>
+        <w:t>«Режимы работы»</w:t>
+      </w:r>
+      <w:r>
+        <w:rPr>
+          <w:rFonts w:ascii="Times New Roman" w:hAnsi="Times New Roman" w:cs="Times New Roman" w:eastAsia="Times New Roman"/>
+          <w:b w:val="0"/>
+          <w:i w:val="0"/>
+          <w:color w:val="000000"/>
+          <w:sz w:val="28"/>
+        </w:rPr>
+        <w:t>, и понимает, когда рассчитывать на рассмотрение заявки. Это же расписание система берёт, когда считает сроки обработки в аналитике, см. подраздел 17.3.</w:t>
       </w:r>
     </w:p>
     <w:p>
@@ -22577,7 +23182,19 @@
           <w:color w:val="000000"/>
           <w:sz w:val="28"/>
         </w:rPr>
-        <w:t xml:space="preserve"> задаёт, за сколько дней до истечения работник получит предупреждение; значение 0 отключает предупреждения. Тумблер </w:t>
+        <w:t xml:space="preserve"> задаёт, за сколько дней до истечения работник получит предупреждение; значение 0 отключает предупреждения. Оба поля, как и следующий тумблер, доступны только при включённой проверке сроков.</w:t>
+      </w:r>
+    </w:p>
+    <w:p>
+      <w:r>
+        <w:rPr>
+          <w:rFonts w:ascii="Times New Roman" w:hAnsi="Times New Roman" w:cs="Times New Roman" w:eastAsia="Times New Roman"/>
+          <w:b w:val="0"/>
+          <w:i w:val="0"/>
+          <w:color w:val="000000"/>
+          <w:sz w:val="28"/>
+        </w:rPr>
+        <w:t xml:space="preserve">Тумблер </w:t>
       </w:r>
       <w:r>
         <w:rPr>
@@ -23600,7 +24217,27 @@
                 <w:color w:val="000000"/>
                 <w:sz w:val="26"/>
               </w:rPr>
-              <w:t>Работник, не давший согласия, системой пользуется, но его фамилия скрыта от других работников - в списках вместо неё показывается логин. Поэтому незакрытый сбор согласий заметен не только здесь: он мешает заявителям выбирать получателей и согласующих по фамилии.</w:t>
+              <w:t xml:space="preserve">Работник, который не давал согласия ни разу, системой пользуется, но его фамилия скрыта от других работников - в списках вместо неё показывается логин. Поэтому незакрытый сбор согласий заметен не только здесь: он мешает заявителям выбирать получателей и согласующих по фамилии. Поднятие редакции имён не скрывает: тот, кто соглашался с прежней редакцией, в списке </w:t>
+            </w:r>
+            <w:r>
+              <w:rPr>
+                <w:rFonts w:ascii="Times New Roman" w:hAnsi="Times New Roman" w:cs="Times New Roman" w:eastAsia="Times New Roman"/>
+                <w:b/>
+                <w:i w:val="0"/>
+                <w:color w:val="000000"/>
+                <w:sz w:val="26"/>
+              </w:rPr>
+              <w:t>«Ещё не подтвердили»</w:t>
+            </w:r>
+            <w:r>
+              <w:rPr>
+                <w:rFonts w:ascii="Times New Roman" w:hAnsi="Times New Roman" w:cs="Times New Roman" w:eastAsia="Times New Roman"/>
+                <w:b w:val="0"/>
+                <w:i w:val="0"/>
+                <w:color w:val="000000"/>
+                <w:sz w:val="26"/>
+              </w:rPr>
+              <w:t xml:space="preserve"> окажется, а фамилию его по-прежнему видно.</w:t>
             </w:r>
           </w:p>
         </w:tc>
@@ -23938,7 +24575,27 @@
           <w:color w:val="000000"/>
           <w:sz w:val="28"/>
         </w:rPr>
-        <w:t>.</w:t>
+        <w:t xml:space="preserve"> и </w:t>
+      </w:r>
+      <w:r>
+        <w:rPr>
+          <w:rFonts w:ascii="Times New Roman" w:hAnsi="Times New Roman" w:cs="Times New Roman" w:eastAsia="Times New Roman"/>
+          <w:b/>
+          <w:i w:val="0"/>
+          <w:color w:val="000000"/>
+          <w:sz w:val="28"/>
+        </w:rPr>
+        <w:t>«Важное»</w:t>
+      </w:r>
+      <w:r>
+        <w:rPr>
+          <w:rFonts w:ascii="Times New Roman" w:hAnsi="Times New Roman" w:cs="Times New Roman" w:eastAsia="Times New Roman"/>
+          <w:b w:val="0"/>
+          <w:i w:val="0"/>
+          <w:color w:val="000000"/>
+          <w:sz w:val="28"/>
+        </w:rPr>
+        <w:t xml:space="preserve"> - флажок, которым обращение помечают, чтобы не потерять его в списке.</w:t>
       </w:r>
     </w:p>
     <w:tbl>
@@ -24192,6 +24849,38 @@
         <w:t>, а ответ виден в карточке.</w:t>
       </w:r>
     </w:p>
+    <w:p>
+      <w:r>
+        <w:rPr>
+          <w:rFonts w:ascii="Times New Roman" w:hAnsi="Times New Roman" w:cs="Times New Roman" w:eastAsia="Times New Roman"/>
+          <w:b w:val="0"/>
+          <w:i w:val="0"/>
+          <w:color w:val="000000"/>
+          <w:sz w:val="28"/>
+        </w:rPr>
+        <w:t xml:space="preserve">Ответ уходит автору обращения уведомлением </w:t>
+      </w:r>
+      <w:r>
+        <w:rPr>
+          <w:rFonts w:ascii="Times New Roman" w:hAnsi="Times New Roman" w:cs="Times New Roman" w:eastAsia="Times New Roman"/>
+          <w:b/>
+          <w:i w:val="0"/>
+          <w:color w:val="000000"/>
+          <w:sz w:val="28"/>
+        </w:rPr>
+        <w:t>«Ответ по обращению»</w:t>
+      </w:r>
+      <w:r>
+        <w:rPr>
+          <w:rFonts w:ascii="Times New Roman" w:hAnsi="Times New Roman" w:cs="Times New Roman" w:eastAsia="Times New Roman"/>
+          <w:b w:val="0"/>
+          <w:i w:val="0"/>
+          <w:color w:val="000000"/>
+          <w:sz w:val="28"/>
+        </w:rPr>
+        <w:t>, в котором показывается начало вашего текста. Поэтому главное пишите первой фразой: длинный ответ в уведомлении обрывается.</w:t>
+      </w:r>
+    </w:p>
     <w:tbl>
       <w:tblPr>
         <w:tblW w:type="auto" w:w="0"/>
@@ -24240,7 +24929,7 @@
                 <w:color w:val="000000"/>
                 <w:sz w:val="26"/>
               </w:rPr>
-              <w:t>Ответ пишется заявителю, а не для внутреннего учёта. Работник видит его в своём разделе обращений, поэтому отказ объясняйте словами, а не отпиской: обращения, оставленные без внятного ответа, возвращаются повторными.</w:t>
+              <w:t>Обращение, отмеченное решённым без текста ответа, никуда не сообщается: работник не узнает, что его вопрос разобрали. Пишите ответ даже при отказе - обращения, оставленные без него, возвращаются повторными.</w:t>
             </w:r>
           </w:p>
         </w:tc>
@@ -24772,7 +25461,27 @@
           <w:color w:val="000000"/>
           <w:sz w:val="28"/>
         </w:rPr>
-        <w:t>. Под числом видна доля изменения к прошлому такому же периоду, а нажатие на плитку раскрывает разбор показателя;</w:t>
+        <w:t xml:space="preserve">. У трёх из них под числом видна доля изменения к прошлому такому же периоду, а нажатие на плитку раскрывает разбор показателя; у плитки </w:t>
+      </w:r>
+      <w:r>
+        <w:rPr>
+          <w:rFonts w:ascii="Times New Roman" w:hAnsi="Times New Roman" w:cs="Times New Roman" w:eastAsia="Times New Roman"/>
+          <w:b/>
+          <w:i w:val="0"/>
+          <w:color w:val="000000"/>
+          <w:sz w:val="28"/>
+        </w:rPr>
+        <w:t>«Обработано»</w:t>
+      </w:r>
+      <w:r>
+        <w:rPr>
+          <w:rFonts w:ascii="Times New Roman" w:hAnsi="Times New Roman" w:cs="Times New Roman" w:eastAsia="Times New Roman"/>
+          <w:b w:val="0"/>
+          <w:i w:val="0"/>
+          <w:color w:val="000000"/>
+          <w:sz w:val="28"/>
+        </w:rPr>
+        <w:t xml:space="preserve"> ни того, ни другого нет;</w:t>
       </w:r>
     </w:p>
     <w:p>
@@ -25082,7 +25791,47 @@
           <w:color w:val="000000"/>
           <w:sz w:val="28"/>
         </w:rPr>
-        <w:t xml:space="preserve"> - ленты </w:t>
+        <w:t xml:space="preserve"> - счётчики </w:t>
+      </w:r>
+      <w:r>
+        <w:rPr>
+          <w:rFonts w:ascii="Times New Roman" w:hAnsi="Times New Roman" w:cs="Times New Roman" w:eastAsia="Times New Roman"/>
+          <w:b/>
+          <w:i w:val="0"/>
+          <w:color w:val="000000"/>
+          <w:sz w:val="28"/>
+        </w:rPr>
+        <w:t>«Машин на территории»</w:t>
+      </w:r>
+      <w:r>
+        <w:rPr>
+          <w:rFonts w:ascii="Times New Roman" w:hAnsi="Times New Roman" w:cs="Times New Roman" w:eastAsia="Times New Roman"/>
+          <w:b w:val="0"/>
+          <w:i w:val="0"/>
+          <w:color w:val="000000"/>
+          <w:sz w:val="28"/>
+        </w:rPr>
+        <w:t xml:space="preserve"> и </w:t>
+      </w:r>
+      <w:r>
+        <w:rPr>
+          <w:rFonts w:ascii="Times New Roman" w:hAnsi="Times New Roman" w:cs="Times New Roman" w:eastAsia="Times New Roman"/>
+          <w:b/>
+          <w:i w:val="0"/>
+          <w:color w:val="000000"/>
+          <w:sz w:val="28"/>
+        </w:rPr>
+        <w:t>«Людей на территории»</w:t>
+      </w:r>
+      <w:r>
+        <w:rPr>
+          <w:rFonts w:ascii="Times New Roman" w:hAnsi="Times New Roman" w:cs="Times New Roman" w:eastAsia="Times New Roman"/>
+          <w:b w:val="0"/>
+          <w:i w:val="0"/>
+          <w:color w:val="000000"/>
+          <w:sz w:val="28"/>
+        </w:rPr>
+        <w:t xml:space="preserve"> на сейчас и ленты </w:t>
       </w:r>
       <w:r>
         <w:rPr>
@@ -25122,7 +25871,7 @@
           <w:color w:val="000000"/>
           <w:sz w:val="28"/>
         </w:rPr>
-        <w:t xml:space="preserve"> в реальном времени; обновляются сами, раз в десять секунд. Пустая лента подписана </w:t>
+        <w:t xml:space="preserve"> в реальном времени; ленты обновляются сами, раз в десять секунд. Пустая лента подписана </w:t>
       </w:r>
       <w:r>
         <w:rPr>
@@ -25154,7 +25903,47 @@
           <w:color w:val="000000"/>
           <w:sz w:val="28"/>
         </w:rPr>
-        <w:t xml:space="preserve">Ниже выводится график динамики - </w:t>
+        <w:t xml:space="preserve">Между группами </w:t>
+      </w:r>
+      <w:r>
+        <w:rPr>
+          <w:rFonts w:ascii="Times New Roman" w:hAnsi="Times New Roman" w:cs="Times New Roman" w:eastAsia="Times New Roman"/>
+          <w:b/>
+          <w:i w:val="0"/>
+          <w:color w:val="000000"/>
+          <w:sz w:val="28"/>
+        </w:rPr>
+        <w:t>«Система»</w:t>
+      </w:r>
+      <w:r>
+        <w:rPr>
+          <w:rFonts w:ascii="Times New Roman" w:hAnsi="Times New Roman" w:cs="Times New Roman" w:eastAsia="Times New Roman"/>
+          <w:b w:val="0"/>
+          <w:i w:val="0"/>
+          <w:color w:val="000000"/>
+          <w:sz w:val="28"/>
+        </w:rPr>
+        <w:t xml:space="preserve"> и </w:t>
+      </w:r>
+      <w:r>
+        <w:rPr>
+          <w:rFonts w:ascii="Times New Roman" w:hAnsi="Times New Roman" w:cs="Times New Roman" w:eastAsia="Times New Roman"/>
+          <w:b/>
+          <w:i w:val="0"/>
+          <w:color w:val="000000"/>
+          <w:sz w:val="28"/>
+        </w:rPr>
+        <w:t>«Топ за период»</w:t>
+      </w:r>
+      <w:r>
+        <w:rPr>
+          <w:rFonts w:ascii="Times New Roman" w:hAnsi="Times New Roman" w:cs="Times New Roman" w:eastAsia="Times New Roman"/>
+          <w:b w:val="0"/>
+          <w:i w:val="0"/>
+          <w:color w:val="000000"/>
+          <w:sz w:val="28"/>
+        </w:rPr>
+        <w:t xml:space="preserve"> выводится график динамики - </w:t>
       </w:r>
       <w:r>
         <w:rPr>
@@ -25809,7 +26598,47 @@
           <w:color w:val="000000"/>
           <w:sz w:val="28"/>
         </w:rPr>
-        <w:t xml:space="preserve"> - среднее время этапов по организациям, дольше всего сверху;</w:t>
+        <w:t xml:space="preserve"> - среднее время этапов в разрезе </w:t>
+      </w:r>
+      <w:r>
+        <w:rPr>
+          <w:rFonts w:ascii="Times New Roman" w:hAnsi="Times New Roman" w:cs="Times New Roman" w:eastAsia="Times New Roman"/>
+          <w:b/>
+          <w:i w:val="0"/>
+          <w:color w:val="000000"/>
+          <w:sz w:val="28"/>
+        </w:rPr>
+        <w:t>«Организации»</w:t>
+      </w:r>
+      <w:r>
+        <w:rPr>
+          <w:rFonts w:ascii="Times New Roman" w:hAnsi="Times New Roman" w:cs="Times New Roman" w:eastAsia="Times New Roman"/>
+          <w:b w:val="0"/>
+          <w:i w:val="0"/>
+          <w:color w:val="000000"/>
+          <w:sz w:val="28"/>
+        </w:rPr>
+        <w:t xml:space="preserve"> или </w:t>
+      </w:r>
+      <w:r>
+        <w:rPr>
+          <w:rFonts w:ascii="Times New Roman" w:hAnsi="Times New Roman" w:cs="Times New Roman" w:eastAsia="Times New Roman"/>
+          <w:b/>
+          <w:i w:val="0"/>
+          <w:color w:val="000000"/>
+          <w:sz w:val="28"/>
+        </w:rPr>
+        <w:t>«Компании»</w:t>
+      </w:r>
+      <w:r>
+        <w:rPr>
+          <w:rFonts w:ascii="Times New Roman" w:hAnsi="Times New Roman" w:cs="Times New Roman" w:eastAsia="Times New Roman"/>
+          <w:b w:val="0"/>
+          <w:i w:val="0"/>
+          <w:color w:val="000000"/>
+          <w:sz w:val="28"/>
+        </w:rPr>
+        <w:t xml:space="preserve"> на выбор, дольше всего сверху;</w:t>
       </w:r>
     </w:p>
     <w:p>
@@ -26135,7 +26964,127 @@
           <w:color w:val="000000"/>
           <w:sz w:val="28"/>
         </w:rPr>
-        <w:t xml:space="preserve"> - показатели: количество заявок и товаров, въезды машин, входы людей, время реакции принимающих, показатели согласующих;</w:t>
+        <w:t xml:space="preserve"> - показатели по группам </w:t>
+      </w:r>
+      <w:r>
+        <w:rPr>
+          <w:rFonts w:ascii="Times New Roman" w:hAnsi="Times New Roman" w:cs="Times New Roman" w:eastAsia="Times New Roman"/>
+          <w:b/>
+          <w:i w:val="0"/>
+          <w:color w:val="000000"/>
+          <w:sz w:val="28"/>
+        </w:rPr>
+        <w:t>«Заявки»</w:t>
+      </w:r>
+      <w:r>
+        <w:rPr>
+          <w:rFonts w:ascii="Times New Roman" w:hAnsi="Times New Roman" w:cs="Times New Roman" w:eastAsia="Times New Roman"/>
+          <w:b w:val="0"/>
+          <w:i w:val="0"/>
+          <w:color w:val="000000"/>
+          <w:sz w:val="28"/>
+        </w:rPr>
+        <w:t xml:space="preserve">, </w:t>
+      </w:r>
+      <w:r>
+        <w:rPr>
+          <w:rFonts w:ascii="Times New Roman" w:hAnsi="Times New Roman" w:cs="Times New Roman" w:eastAsia="Times New Roman"/>
+          <w:b/>
+          <w:i w:val="0"/>
+          <w:color w:val="000000"/>
+          <w:sz w:val="28"/>
+        </w:rPr>
+        <w:t>«Машины»</w:t>
+      </w:r>
+      <w:r>
+        <w:rPr>
+          <w:rFonts w:ascii="Times New Roman" w:hAnsi="Times New Roman" w:cs="Times New Roman" w:eastAsia="Times New Roman"/>
+          <w:b w:val="0"/>
+          <w:i w:val="0"/>
+          <w:color w:val="000000"/>
+          <w:sz w:val="28"/>
+        </w:rPr>
+        <w:t xml:space="preserve">, </w:t>
+      </w:r>
+      <w:r>
+        <w:rPr>
+          <w:rFonts w:ascii="Times New Roman" w:hAnsi="Times New Roman" w:cs="Times New Roman" w:eastAsia="Times New Roman"/>
+          <w:b/>
+          <w:i w:val="0"/>
+          <w:color w:val="000000"/>
+          <w:sz w:val="28"/>
+        </w:rPr>
+        <w:t>«Люди»</w:t>
+      </w:r>
+      <w:r>
+        <w:rPr>
+          <w:rFonts w:ascii="Times New Roman" w:hAnsi="Times New Roman" w:cs="Times New Roman" w:eastAsia="Times New Roman"/>
+          <w:b w:val="0"/>
+          <w:i w:val="0"/>
+          <w:color w:val="000000"/>
+          <w:sz w:val="28"/>
+        </w:rPr>
+        <w:t xml:space="preserve">, </w:t>
+      </w:r>
+      <w:r>
+        <w:rPr>
+          <w:rFonts w:ascii="Times New Roman" w:hAnsi="Times New Roman" w:cs="Times New Roman" w:eastAsia="Times New Roman"/>
+          <w:b/>
+          <w:i w:val="0"/>
+          <w:color w:val="000000"/>
+          <w:sz w:val="28"/>
+        </w:rPr>
+        <w:t>«Обработка заявок»</w:t>
+      </w:r>
+      <w:r>
+        <w:rPr>
+          <w:rFonts w:ascii="Times New Roman" w:hAnsi="Times New Roman" w:cs="Times New Roman" w:eastAsia="Times New Roman"/>
+          <w:b w:val="0"/>
+          <w:i w:val="0"/>
+          <w:color w:val="000000"/>
+          <w:sz w:val="28"/>
+        </w:rPr>
+        <w:t xml:space="preserve">, </w:t>
+      </w:r>
+      <w:r>
+        <w:rPr>
+          <w:rFonts w:ascii="Times New Roman" w:hAnsi="Times New Roman" w:cs="Times New Roman" w:eastAsia="Times New Roman"/>
+          <w:b/>
+          <w:i w:val="0"/>
+          <w:color w:val="000000"/>
+          <w:sz w:val="28"/>
+        </w:rPr>
+        <w:t>«Согласующие»</w:t>
+      </w:r>
+      <w:r>
+        <w:rPr>
+          <w:rFonts w:ascii="Times New Roman" w:hAnsi="Times New Roman" w:cs="Times New Roman" w:eastAsia="Times New Roman"/>
+          <w:b w:val="0"/>
+          <w:i w:val="0"/>
+          <w:color w:val="000000"/>
+          <w:sz w:val="28"/>
+        </w:rPr>
+        <w:t xml:space="preserve">, </w:t>
+      </w:r>
+      <w:r>
+        <w:rPr>
+          <w:rFonts w:ascii="Times New Roman" w:hAnsi="Times New Roman" w:cs="Times New Roman" w:eastAsia="Times New Roman"/>
+          <w:b/>
+          <w:i w:val="0"/>
+          <w:color w:val="000000"/>
+          <w:sz w:val="28"/>
+        </w:rPr>
+        <w:t>«Принимающие»</w:t>
+      </w:r>
+      <w:r>
+        <w:rPr>
+          <w:rFonts w:ascii="Times New Roman" w:hAnsi="Times New Roman" w:cs="Times New Roman" w:eastAsia="Times New Roman"/>
+          <w:b w:val="0"/>
+          <w:i w:val="0"/>
+          <w:color w:val="000000"/>
+          <w:sz w:val="28"/>
+        </w:rPr>
+        <w:t>; отметить можно несколько сразу;</w:t>
       </w:r>
     </w:p>
     <w:p>
@@ -26249,7 +27198,7 @@
           <w:color w:val="000000"/>
           <w:sz w:val="28"/>
         </w:rPr>
-        <w:t xml:space="preserve"> - свой период отчёта, не связанный с периодом в шапке раздела.</w:t>
+        <w:t xml:space="preserve"> - период отчёта. Изначально он берётся из шапки раздела, но дальше живёт своей жизнью: меняя его здесь, вы не трогаете период дашборда.</w:t>
       </w:r>
     </w:p>
     <w:p>
@@ -26281,7 +27230,47 @@
           <w:color w:val="000000"/>
           <w:sz w:val="28"/>
         </w:rPr>
-        <w:t xml:space="preserve"> показывает, что получится, прежде чем считать. Готовый отчёт выводится таблицей и выгружается в электронную таблицу. Свою настройку можно сохранить, и она встанет рядом с готовыми наборами.</w:t>
+        <w:t xml:space="preserve"> показывает, что получится, прежде чем считать. Готовый отчёт выводится таблицей и выгружается в электронную таблицу. Кнопка </w:t>
+      </w:r>
+      <w:r>
+        <w:rPr>
+          <w:rFonts w:ascii="Times New Roman" w:hAnsi="Times New Roman" w:cs="Times New Roman" w:eastAsia="Times New Roman"/>
+          <w:b/>
+          <w:i w:val="0"/>
+          <w:color w:val="000000"/>
+          <w:sz w:val="28"/>
+        </w:rPr>
+        <w:t>«+ Сохранить текущий»</w:t>
+      </w:r>
+      <w:r>
+        <w:rPr>
+          <w:rFonts w:ascii="Times New Roman" w:hAnsi="Times New Roman" w:cs="Times New Roman" w:eastAsia="Times New Roman"/>
+          <w:b w:val="0"/>
+          <w:i w:val="0"/>
+          <w:color w:val="000000"/>
+          <w:sz w:val="28"/>
+        </w:rPr>
+        <w:t xml:space="preserve"> запоминает набранную настройку, и она встаёт слева в список </w:t>
+      </w:r>
+      <w:r>
+        <w:rPr>
+          <w:rFonts w:ascii="Times New Roman" w:hAnsi="Times New Roman" w:cs="Times New Roman" w:eastAsia="Times New Roman"/>
+          <w:b/>
+          <w:i w:val="0"/>
+          <w:color w:val="000000"/>
+          <w:sz w:val="28"/>
+        </w:rPr>
+        <w:t>«Мои шаблоны»</w:t>
+      </w:r>
+      <w:r>
+        <w:rPr>
+          <w:rFonts w:ascii="Times New Roman" w:hAnsi="Times New Roman" w:cs="Times New Roman" w:eastAsia="Times New Roman"/>
+          <w:b w:val="0"/>
+          <w:i w:val="0"/>
+          <w:color w:val="000000"/>
+          <w:sz w:val="28"/>
+        </w:rPr>
+        <w:t xml:space="preserve"> - под готовыми наборами.</w:t>
       </w:r>
     </w:p>
     <w:p>

--- a/Документация/Руководство администратора/Руководство администратора.docx
+++ b/Документация/Руководство администратора/Руководство администратора.docx
@@ -567,7 +567,6 @@
           <w:sz w:val="26"/>
         </w:rPr>
         <w:tab/>
-        <w:t>6</w:t>
       </w:r>
     </w:p>
     <w:p>
@@ -598,7 +597,6 @@
           <w:sz w:val="26"/>
         </w:rPr>
         <w:tab/>
-        <w:t>6</w:t>
       </w:r>
     </w:p>
     <w:p>
@@ -629,7 +627,6 @@
           <w:sz w:val="26"/>
         </w:rPr>
         <w:tab/>
-        <w:t>6</w:t>
       </w:r>
     </w:p>
     <w:p>
@@ -660,7 +657,6 @@
           <w:sz w:val="26"/>
         </w:rPr>
         <w:tab/>
-        <w:t>6</w:t>
       </w:r>
     </w:p>
     <w:p>
@@ -691,7 +687,6 @@
           <w:sz w:val="26"/>
         </w:rPr>
         <w:tab/>
-        <w:t>7</w:t>
       </w:r>
     </w:p>
     <w:p>
@@ -722,7 +717,6 @@
           <w:sz w:val="26"/>
         </w:rPr>
         <w:tab/>
-        <w:t>8</w:t>
       </w:r>
     </w:p>
     <w:p>
@@ -753,7 +747,6 @@
           <w:sz w:val="26"/>
         </w:rPr>
         <w:tab/>
-        <w:t>8</w:t>
       </w:r>
     </w:p>
     <w:p>
@@ -784,7 +777,6 @@
           <w:sz w:val="26"/>
         </w:rPr>
         <w:tab/>
-        <w:t>8</w:t>
       </w:r>
     </w:p>
     <w:p>
@@ -815,7 +807,6 @@
           <w:sz w:val="26"/>
         </w:rPr>
         <w:tab/>
-        <w:t>10</w:t>
       </w:r>
     </w:p>
     <w:p>
@@ -846,7 +837,6 @@
           <w:sz w:val="26"/>
         </w:rPr>
         <w:tab/>
-        <w:t>10</w:t>
       </w:r>
     </w:p>
     <w:p>
@@ -877,7 +867,6 @@
           <w:sz w:val="26"/>
         </w:rPr>
         <w:tab/>
-        <w:t>11</w:t>
       </w:r>
     </w:p>
     <w:p>
@@ -908,7 +897,6 @@
           <w:sz w:val="26"/>
         </w:rPr>
         <w:tab/>
-        <w:t>11</w:t>
       </w:r>
     </w:p>
     <w:p>
@@ -939,7 +927,6 @@
           <w:sz w:val="26"/>
         </w:rPr>
         <w:tab/>
-        <w:t>12</w:t>
       </w:r>
     </w:p>
     <w:p>
@@ -970,7 +957,6 @@
           <w:sz w:val="26"/>
         </w:rPr>
         <w:tab/>
-        <w:t>12</w:t>
       </w:r>
     </w:p>
     <w:p>
@@ -1001,7 +987,6 @@
           <w:sz w:val="26"/>
         </w:rPr>
         <w:tab/>
-        <w:t>12</w:t>
       </w:r>
     </w:p>
     <w:p>
@@ -1032,7 +1017,6 @@
           <w:sz w:val="26"/>
         </w:rPr>
         <w:tab/>
-        <w:t>13</w:t>
       </w:r>
     </w:p>
     <w:p>
@@ -1063,7 +1047,6 @@
           <w:sz w:val="26"/>
         </w:rPr>
         <w:tab/>
-        <w:t>15</w:t>
       </w:r>
     </w:p>
     <w:p>
@@ -1094,7 +1077,6 @@
           <w:sz w:val="26"/>
         </w:rPr>
         <w:tab/>
-        <w:t>17</w:t>
       </w:r>
     </w:p>
     <w:p>
@@ -1125,7 +1107,6 @@
           <w:sz w:val="26"/>
         </w:rPr>
         <w:tab/>
-        <w:t>17</w:t>
       </w:r>
     </w:p>
     <w:p>
@@ -1156,7 +1137,6 @@
           <w:sz w:val="26"/>
         </w:rPr>
         <w:tab/>
-        <w:t>18</w:t>
       </w:r>
     </w:p>
     <w:p>
@@ -1187,7 +1167,6 @@
           <w:sz w:val="26"/>
         </w:rPr>
         <w:tab/>
-        <w:t>18</w:t>
       </w:r>
     </w:p>
     <w:p>
@@ -1218,7 +1197,6 @@
           <w:sz w:val="26"/>
         </w:rPr>
         <w:tab/>
-        <w:t>19</w:t>
       </w:r>
     </w:p>
     <w:p>
@@ -1249,7 +1227,6 @@
           <w:sz w:val="26"/>
         </w:rPr>
         <w:tab/>
-        <w:t>19</w:t>
       </w:r>
     </w:p>
     <w:p>
@@ -1280,7 +1257,6 @@
           <w:sz w:val="26"/>
         </w:rPr>
         <w:tab/>
-        <w:t>20</w:t>
       </w:r>
     </w:p>
     <w:p>
@@ -1311,7 +1287,6 @@
           <w:sz w:val="26"/>
         </w:rPr>
         <w:tab/>
-        <w:t>20</w:t>
       </w:r>
     </w:p>
     <w:p>
@@ -1342,7 +1317,6 @@
           <w:sz w:val="26"/>
         </w:rPr>
         <w:tab/>
-        <w:t>20</w:t>
       </w:r>
     </w:p>
     <w:p>
@@ -1373,7 +1347,6 @@
           <w:sz w:val="26"/>
         </w:rPr>
         <w:tab/>
-        <w:t>22</w:t>
       </w:r>
     </w:p>
     <w:p>
@@ -1404,7 +1377,6 @@
           <w:sz w:val="26"/>
         </w:rPr>
         <w:tab/>
-        <w:t>22</w:t>
       </w:r>
     </w:p>
     <w:p>
@@ -1435,7 +1407,6 @@
           <w:sz w:val="26"/>
         </w:rPr>
         <w:tab/>
-        <w:t>23</w:t>
       </w:r>
     </w:p>
     <w:p>
@@ -1466,7 +1437,6 @@
           <w:sz w:val="26"/>
         </w:rPr>
         <w:tab/>
-        <w:t>24</w:t>
       </w:r>
     </w:p>
     <w:p>
@@ -1497,7 +1467,6 @@
           <w:sz w:val="26"/>
         </w:rPr>
         <w:tab/>
-        <w:t>26</w:t>
       </w:r>
     </w:p>
     <w:p>
@@ -1528,7 +1497,6 @@
           <w:sz w:val="26"/>
         </w:rPr>
         <w:tab/>
-        <w:t>26</w:t>
       </w:r>
     </w:p>
     <w:p>
@@ -1559,7 +1527,6 @@
           <w:sz w:val="26"/>
         </w:rPr>
         <w:tab/>
-        <w:t>26</w:t>
       </w:r>
     </w:p>
     <w:p>
@@ -1590,7 +1557,6 @@
           <w:sz w:val="26"/>
         </w:rPr>
         <w:tab/>
-        <w:t>27</w:t>
       </w:r>
     </w:p>
     <w:p>
@@ -1621,7 +1587,6 @@
           <w:sz w:val="26"/>
         </w:rPr>
         <w:tab/>
-        <w:t>28</w:t>
       </w:r>
     </w:p>
     <w:p>
@@ -1652,7 +1617,6 @@
           <w:sz w:val="26"/>
         </w:rPr>
         <w:tab/>
-        <w:t>28</w:t>
       </w:r>
     </w:p>
     <w:p>
@@ -1683,7 +1647,6 @@
           <w:sz w:val="26"/>
         </w:rPr>
         <w:tab/>
-        <w:t>28</w:t>
       </w:r>
     </w:p>
     <w:p>
@@ -1714,7 +1677,6 @@
           <w:sz w:val="26"/>
         </w:rPr>
         <w:tab/>
-        <w:t>29</w:t>
       </w:r>
     </w:p>
     <w:p>
@@ -1745,7 +1707,6 @@
           <w:sz w:val="26"/>
         </w:rPr>
         <w:tab/>
-        <w:t>30</w:t>
       </w:r>
     </w:p>
     <w:p>
@@ -1776,7 +1737,6 @@
           <w:sz w:val="26"/>
         </w:rPr>
         <w:tab/>
-        <w:t>30</w:t>
       </w:r>
     </w:p>
     <w:p>
@@ -1807,7 +1767,6 @@
           <w:sz w:val="26"/>
         </w:rPr>
         <w:tab/>
-        <w:t>31</w:t>
       </w:r>
     </w:p>
     <w:p>
@@ -1838,7 +1797,6 @@
           <w:sz w:val="26"/>
         </w:rPr>
         <w:tab/>
-        <w:t>31</w:t>
       </w:r>
     </w:p>
     <w:p>
@@ -1869,7 +1827,6 @@
           <w:sz w:val="26"/>
         </w:rPr>
         <w:tab/>
-        <w:t>32</w:t>
       </w:r>
     </w:p>
     <w:p>
@@ -1900,7 +1857,6 @@
           <w:sz w:val="26"/>
         </w:rPr>
         <w:tab/>
-        <w:t>32</w:t>
       </w:r>
     </w:p>
     <w:p>
@@ -1931,7 +1887,6 @@
           <w:sz w:val="26"/>
         </w:rPr>
         <w:tab/>
-        <w:t>32</w:t>
       </w:r>
     </w:p>
     <w:p>
@@ -1962,7 +1917,6 @@
           <w:sz w:val="26"/>
         </w:rPr>
         <w:tab/>
-        <w:t>33</w:t>
       </w:r>
     </w:p>
     <w:p>
@@ -1993,7 +1947,6 @@
           <w:sz w:val="26"/>
         </w:rPr>
         <w:tab/>
-        <w:t>34</w:t>
       </w:r>
     </w:p>
     <w:p>
@@ -2024,7 +1977,6 @@
           <w:sz w:val="26"/>
         </w:rPr>
         <w:tab/>
-        <w:t>36</w:t>
       </w:r>
     </w:p>
     <w:p>
@@ -2055,7 +2007,6 @@
           <w:sz w:val="26"/>
         </w:rPr>
         <w:tab/>
-        <w:t>39</w:t>
       </w:r>
     </w:p>
     <w:p>
@@ -2086,7 +2037,6 @@
           <w:sz w:val="26"/>
         </w:rPr>
         <w:tab/>
-        <w:t>39</w:t>
       </w:r>
     </w:p>
     <w:p>
@@ -2117,7 +2067,6 @@
           <w:sz w:val="26"/>
         </w:rPr>
         <w:tab/>
-        <w:t>40</w:t>
       </w:r>
     </w:p>
     <w:p>
@@ -2148,7 +2097,6 @@
           <w:sz w:val="26"/>
         </w:rPr>
         <w:tab/>
-        <w:t>41</w:t>
       </w:r>
     </w:p>
     <w:p>
@@ -2179,7 +2127,6 @@
           <w:sz w:val="26"/>
         </w:rPr>
         <w:tab/>
-        <w:t>43</w:t>
       </w:r>
     </w:p>
     <w:p>
@@ -2210,7 +2157,6 @@
           <w:sz w:val="26"/>
         </w:rPr>
         <w:tab/>
-        <w:t>44</w:t>
       </w:r>
     </w:p>
     <w:p>
@@ -2241,7 +2187,6 @@
           <w:sz w:val="26"/>
         </w:rPr>
         <w:tab/>
-        <w:t>45</w:t>
       </w:r>
     </w:p>
     <w:p>
@@ -2272,7 +2217,6 @@
           <w:sz w:val="26"/>
         </w:rPr>
         <w:tab/>
-        <w:t>46</w:t>
       </w:r>
     </w:p>
     <w:p>
@@ -2303,7 +2247,6 @@
           <w:sz w:val="26"/>
         </w:rPr>
         <w:tab/>
-        <w:t>47</w:t>
       </w:r>
     </w:p>
     <w:p>
@@ -2334,7 +2277,6 @@
           <w:sz w:val="26"/>
         </w:rPr>
         <w:tab/>
-        <w:t>47</w:t>
       </w:r>
     </w:p>
     <w:p>
@@ -2365,7 +2307,6 @@
           <w:sz w:val="26"/>
         </w:rPr>
         <w:tab/>
-        <w:t>47</w:t>
       </w:r>
     </w:p>
     <w:p>
@@ -2396,7 +2337,6 @@
           <w:sz w:val="26"/>
         </w:rPr>
         <w:tab/>
-        <w:t>48</w:t>
       </w:r>
     </w:p>
     <w:p>
@@ -2427,7 +2367,6 @@
           <w:sz w:val="26"/>
         </w:rPr>
         <w:tab/>
-        <w:t>48</w:t>
       </w:r>
     </w:p>
     <w:p>
@@ -2458,7 +2397,6 @@
           <w:sz w:val="26"/>
         </w:rPr>
         <w:tab/>
-        <w:t>49</w:t>
       </w:r>
     </w:p>
     <w:p>
@@ -2489,7 +2427,6 @@
           <w:sz w:val="26"/>
         </w:rPr>
         <w:tab/>
-        <w:t>49</w:t>
       </w:r>
     </w:p>
     <w:p>
@@ -2520,7 +2457,6 @@
           <w:sz w:val="26"/>
         </w:rPr>
         <w:tab/>
-        <w:t>49</w:t>
       </w:r>
     </w:p>
     <w:p>
@@ -2551,7 +2487,6 @@
           <w:sz w:val="26"/>
         </w:rPr>
         <w:tab/>
-        <w:t>50</w:t>
       </w:r>
     </w:p>
     <w:p>
@@ -2582,7 +2517,6 @@
           <w:sz w:val="26"/>
         </w:rPr>
         <w:tab/>
-        <w:t>52</w:t>
       </w:r>
     </w:p>
     <w:p>
@@ -2613,7 +2547,6 @@
           <w:sz w:val="26"/>
         </w:rPr>
         <w:tab/>
-        <w:t>52</w:t>
       </w:r>
     </w:p>
     <w:p>
@@ -2644,7 +2577,6 @@
           <w:sz w:val="26"/>
         </w:rPr>
         <w:tab/>
-        <w:t>53</w:t>
       </w:r>
     </w:p>
     <w:p>
@@ -2675,7 +2607,6 @@
           <w:sz w:val="26"/>
         </w:rPr>
         <w:tab/>
-        <w:t>54</w:t>
       </w:r>
     </w:p>
     <w:p>
@@ -2706,7 +2637,6 @@
           <w:sz w:val="26"/>
         </w:rPr>
         <w:tab/>
-        <w:t>55</w:t>
       </w:r>
     </w:p>
     <w:p>
@@ -2737,7 +2667,6 @@
           <w:sz w:val="26"/>
         </w:rPr>
         <w:tab/>
-        <w:t>56</w:t>
       </w:r>
     </w:p>
     <w:p>
@@ -2768,7 +2697,6 @@
           <w:sz w:val="26"/>
         </w:rPr>
         <w:tab/>
-        <w:t>56</w:t>
       </w:r>
     </w:p>
     <w:p>
@@ -2799,7 +2727,6 @@
           <w:sz w:val="26"/>
         </w:rPr>
         <w:tab/>
-        <w:t>57</w:t>
       </w:r>
     </w:p>
     <w:p>
@@ -2830,7 +2757,6 @@
           <w:sz w:val="26"/>
         </w:rPr>
         <w:tab/>
-        <w:t>58</w:t>
       </w:r>
     </w:p>
     <w:p>
@@ -2861,7 +2787,6 @@
           <w:sz w:val="26"/>
         </w:rPr>
         <w:tab/>
-        <w:t>60</w:t>
       </w:r>
     </w:p>
     <w:p>
@@ -4774,6 +4699,132 @@
           </w:p>
         </w:tc>
       </w:tr>
+    </w:tbl>
+    <w:p>
+      <w:pPr>
+        <w:spacing w:after="0" w:line="240" w:lineRule="auto"/>
+        <w:ind w:firstLine="0"/>
+      </w:pPr>
+      <w:r>
+        <w:rPr>
+          <w:rFonts w:ascii="Times New Roman" w:hAnsi="Times New Roman" w:cs="Times New Roman" w:eastAsia="Times New Roman"/>
+          <w:b w:val="0"/>
+          <w:i w:val="0"/>
+          <w:color w:val="000000"/>
+          <w:sz w:val="12"/>
+        </w:rPr>
+      </w:r>
+    </w:p>
+    <w:p>
+      <w:pPr>
+        <w:keepNext/>
+        <w:spacing w:line="240" w:lineRule="auto" w:before="160" w:after="80"/>
+        <w:ind w:firstLine="0"/>
+        <w:jc w:val="left"/>
+      </w:pPr>
+      <w:r>
+        <w:rPr>
+          <w:rFonts w:ascii="Times New Roman" w:hAnsi="Times New Roman" w:cs="Times New Roman" w:eastAsia="Times New Roman"/>
+          <w:b w:val="0"/>
+          <w:i/>
+          <w:color w:val="000000"/>
+          <w:sz w:val="24"/>
+        </w:rPr>
+        <w:t>Продолжение таблицы 3.1</w:t>
+      </w:r>
+    </w:p>
+    <w:tbl>
+      <w:tblPr>
+        <w:tblStyle w:val="TableGrid"/>
+        <w:tblW w:type="auto" w:w="0"/>
+        <w:jc w:val="center"/>
+        <w:tblLayout w:type="fixed"/>
+        <w:tblLook w:firstColumn="1" w:firstRow="1" w:lastColumn="0" w:lastRow="0" w:noHBand="0" w:noVBand="1" w:val="04A0"/>
+        <w:tblLayout w:type="fixed"/>
+      </w:tblPr>
+      <w:tblGrid>
+        <w:gridCol w:w="1843"/>
+        <w:gridCol w:w="2954"/>
+        <w:gridCol w:w="4559"/>
+      </w:tblGrid>
+      <w:tr>
+        <w:trPr>
+          <w:tblHeader w:val="true"/>
+          <w:cantSplit w:val="true"/>
+        </w:trPr>
+        <w:tc>
+          <w:tcPr>
+            <w:tcW w:type="dxa" w:w="1843"/>
+            <w:shd w:val="clear" w:fill="E8E8E8"/>
+          </w:tcPr>
+          <w:p>
+            <w:pPr>
+              <w:keepNext/>
+              <w:spacing w:line="240" w:lineRule="auto" w:after="0"/>
+              <w:ind w:firstLine="0"/>
+              <w:jc w:val="left"/>
+            </w:pPr>
+            <w:r>
+              <w:rPr>
+                <w:rFonts w:ascii="Times New Roman" w:hAnsi="Times New Roman" w:cs="Times New Roman" w:eastAsia="Times New Roman"/>
+                <w:b/>
+                <w:i w:val="0"/>
+                <w:color w:val="000000"/>
+                <w:sz w:val="24"/>
+              </w:rPr>
+              <w:t>Группа</w:t>
+            </w:r>
+          </w:p>
+        </w:tc>
+        <w:tc>
+          <w:tcPr>
+            <w:tcW w:type="dxa" w:w="2954"/>
+            <w:shd w:val="clear" w:fill="E8E8E8"/>
+          </w:tcPr>
+          <w:p>
+            <w:pPr>
+              <w:keepNext/>
+              <w:spacing w:line="240" w:lineRule="auto" w:after="0"/>
+              <w:ind w:firstLine="0"/>
+              <w:jc w:val="left"/>
+            </w:pPr>
+            <w:r>
+              <w:rPr>
+                <w:rFonts w:ascii="Times New Roman" w:hAnsi="Times New Roman" w:cs="Times New Roman" w:eastAsia="Times New Roman"/>
+                <w:b/>
+                <w:i w:val="0"/>
+                <w:color w:val="000000"/>
+                <w:sz w:val="24"/>
+              </w:rPr>
+              <w:t>Раздел</w:t>
+            </w:r>
+          </w:p>
+        </w:tc>
+        <w:tc>
+          <w:tcPr>
+            <w:tcW w:type="dxa" w:w="4558"/>
+            <w:shd w:val="clear" w:fill="E8E8E8"/>
+          </w:tcPr>
+          <w:p>
+            <w:pPr>
+              <w:keepNext/>
+              <w:spacing w:line="240" w:lineRule="auto" w:after="0"/>
+              <w:ind w:firstLine="0"/>
+              <w:jc w:val="left"/>
+            </w:pPr>
+            <w:r>
+              <w:rPr>
+                <w:rFonts w:ascii="Times New Roman" w:hAnsi="Times New Roman" w:cs="Times New Roman" w:eastAsia="Times New Roman"/>
+                <w:b/>
+                <w:i w:val="0"/>
+                <w:color w:val="000000"/>
+                <w:sz w:val="24"/>
+              </w:rPr>
+              <w:t>Право</w:t>
+            </w:r>
+          </w:p>
+        </w:tc>
+      </w:tr>
       <w:tr>
         <w:trPr>
           <w:cantSplit w:val="true"/>
@@ -15422,7 +15473,7 @@
                 <w:color w:val="000000"/>
                 <w:sz w:val="24"/>
               </w:rPr>
-              <w:t>Имя, под которым бланк этого вида появляется у заявителя. До 255 знаков</w:t>
+              <w:t>Основа имени бланка у заявителя: к ней добавляется порядковый номер, и бланки называются «Автозаявка №1», «Автозаявка №2». До 255 знаков</w:t>
             </w:r>
           </w:p>
         </w:tc>

--- a/Документация/Руководство администратора/Руководство администратора.docx
+++ b/Документация/Руководство администратора/Руководство администратора.docx
@@ -567,6 +567,7 @@
           <w:sz w:val="26"/>
         </w:rPr>
         <w:tab/>
+        <w:t>6</w:t>
       </w:r>
     </w:p>
     <w:p>
@@ -597,6 +598,7 @@
           <w:sz w:val="26"/>
         </w:rPr>
         <w:tab/>
+        <w:t>6</w:t>
       </w:r>
     </w:p>
     <w:p>
@@ -627,6 +629,7 @@
           <w:sz w:val="26"/>
         </w:rPr>
         <w:tab/>
+        <w:t>6</w:t>
       </w:r>
     </w:p>
     <w:p>
@@ -657,6 +660,7 @@
           <w:sz w:val="26"/>
         </w:rPr>
         <w:tab/>
+        <w:t>6</w:t>
       </w:r>
     </w:p>
     <w:p>
@@ -687,6 +691,7 @@
           <w:sz w:val="26"/>
         </w:rPr>
         <w:tab/>
+        <w:t>7</w:t>
       </w:r>
     </w:p>
     <w:p>
@@ -717,6 +722,7 @@
           <w:sz w:val="26"/>
         </w:rPr>
         <w:tab/>
+        <w:t>8</w:t>
       </w:r>
     </w:p>
     <w:p>
@@ -747,6 +753,7 @@
           <w:sz w:val="26"/>
         </w:rPr>
         <w:tab/>
+        <w:t>8</w:t>
       </w:r>
     </w:p>
     <w:p>
@@ -777,6 +784,7 @@
           <w:sz w:val="26"/>
         </w:rPr>
         <w:tab/>
+        <w:t>8</w:t>
       </w:r>
     </w:p>
     <w:p>
@@ -807,6 +815,7 @@
           <w:sz w:val="26"/>
         </w:rPr>
         <w:tab/>
+        <w:t>10</w:t>
       </w:r>
     </w:p>
     <w:p>
@@ -837,6 +846,7 @@
           <w:sz w:val="26"/>
         </w:rPr>
         <w:tab/>
+        <w:t>10</w:t>
       </w:r>
     </w:p>
     <w:p>
@@ -867,6 +877,7 @@
           <w:sz w:val="26"/>
         </w:rPr>
         <w:tab/>
+        <w:t>11</w:t>
       </w:r>
     </w:p>
     <w:p>
@@ -897,6 +908,7 @@
           <w:sz w:val="26"/>
         </w:rPr>
         <w:tab/>
+        <w:t>11</w:t>
       </w:r>
     </w:p>
     <w:p>
@@ -927,6 +939,7 @@
           <w:sz w:val="26"/>
         </w:rPr>
         <w:tab/>
+        <w:t>12</w:t>
       </w:r>
     </w:p>
     <w:p>
@@ -957,6 +970,7 @@
           <w:sz w:val="26"/>
         </w:rPr>
         <w:tab/>
+        <w:t>12</w:t>
       </w:r>
     </w:p>
     <w:p>
@@ -987,6 +1001,7 @@
           <w:sz w:val="26"/>
         </w:rPr>
         <w:tab/>
+        <w:t>12</w:t>
       </w:r>
     </w:p>
     <w:p>
@@ -1017,6 +1032,7 @@
           <w:sz w:val="26"/>
         </w:rPr>
         <w:tab/>
+        <w:t>14</w:t>
       </w:r>
     </w:p>
     <w:p>
@@ -1047,6 +1063,7 @@
           <w:sz w:val="26"/>
         </w:rPr>
         <w:tab/>
+        <w:t>15</w:t>
       </w:r>
     </w:p>
     <w:p>
@@ -1077,6 +1094,7 @@
           <w:sz w:val="26"/>
         </w:rPr>
         <w:tab/>
+        <w:t>17</w:t>
       </w:r>
     </w:p>
     <w:p>
@@ -1107,6 +1125,7 @@
           <w:sz w:val="26"/>
         </w:rPr>
         <w:tab/>
+        <w:t>17</w:t>
       </w:r>
     </w:p>
     <w:p>
@@ -1137,6 +1156,7 @@
           <w:sz w:val="26"/>
         </w:rPr>
         <w:tab/>
+        <w:t>18</w:t>
       </w:r>
     </w:p>
     <w:p>
@@ -1167,6 +1187,7 @@
           <w:sz w:val="26"/>
         </w:rPr>
         <w:tab/>
+        <w:t>19</w:t>
       </w:r>
     </w:p>
     <w:p>
@@ -1197,6 +1218,7 @@
           <w:sz w:val="26"/>
         </w:rPr>
         <w:tab/>
+        <w:t>19</w:t>
       </w:r>
     </w:p>
     <w:p>
@@ -1227,6 +1249,7 @@
           <w:sz w:val="26"/>
         </w:rPr>
         <w:tab/>
+        <w:t>20</w:t>
       </w:r>
     </w:p>
     <w:p>
@@ -1257,6 +1280,7 @@
           <w:sz w:val="26"/>
         </w:rPr>
         <w:tab/>
+        <w:t>20</w:t>
       </w:r>
     </w:p>
     <w:p>
@@ -1287,6 +1311,7 @@
           <w:sz w:val="26"/>
         </w:rPr>
         <w:tab/>
+        <w:t>20</w:t>
       </w:r>
     </w:p>
     <w:p>
@@ -1317,6 +1342,7 @@
           <w:sz w:val="26"/>
         </w:rPr>
         <w:tab/>
+        <w:t>21</w:t>
       </w:r>
     </w:p>
     <w:p>
@@ -1347,6 +1373,7 @@
           <w:sz w:val="26"/>
         </w:rPr>
         <w:tab/>
+        <w:t>23</w:t>
       </w:r>
     </w:p>
     <w:p>
@@ -1377,6 +1404,7 @@
           <w:sz w:val="26"/>
         </w:rPr>
         <w:tab/>
+        <w:t>23</w:t>
       </w:r>
     </w:p>
     <w:p>
@@ -1407,6 +1435,7 @@
           <w:sz w:val="26"/>
         </w:rPr>
         <w:tab/>
+        <w:t>24</w:t>
       </w:r>
     </w:p>
     <w:p>
@@ -1437,6 +1466,7 @@
           <w:sz w:val="26"/>
         </w:rPr>
         <w:tab/>
+        <w:t>26</w:t>
       </w:r>
     </w:p>
     <w:p>
@@ -1467,6 +1497,7 @@
           <w:sz w:val="26"/>
         </w:rPr>
         <w:tab/>
+        <w:t>27</w:t>
       </w:r>
     </w:p>
     <w:p>
@@ -1497,6 +1528,7 @@
           <w:sz w:val="26"/>
         </w:rPr>
         <w:tab/>
+        <w:t>27</w:t>
       </w:r>
     </w:p>
     <w:p>
@@ -1527,6 +1559,7 @@
           <w:sz w:val="26"/>
         </w:rPr>
         <w:tab/>
+        <w:t>28</w:t>
       </w:r>
     </w:p>
     <w:p>
@@ -1557,6 +1590,7 @@
           <w:sz w:val="26"/>
         </w:rPr>
         <w:tab/>
+        <w:t>28</w:t>
       </w:r>
     </w:p>
     <w:p>
@@ -1587,6 +1621,7 @@
           <w:sz w:val="26"/>
         </w:rPr>
         <w:tab/>
+        <w:t>30</w:t>
       </w:r>
     </w:p>
     <w:p>
@@ -1617,6 +1652,7 @@
           <w:sz w:val="26"/>
         </w:rPr>
         <w:tab/>
+        <w:t>30</w:t>
       </w:r>
     </w:p>
     <w:p>
@@ -1647,6 +1683,7 @@
           <w:sz w:val="26"/>
         </w:rPr>
         <w:tab/>
+        <w:t>30</w:t>
       </w:r>
     </w:p>
     <w:p>
@@ -1677,6 +1714,7 @@
           <w:sz w:val="26"/>
         </w:rPr>
         <w:tab/>
+        <w:t>31</w:t>
       </w:r>
     </w:p>
     <w:p>
@@ -1707,6 +1745,7 @@
           <w:sz w:val="26"/>
         </w:rPr>
         <w:tab/>
+        <w:t>32</w:t>
       </w:r>
     </w:p>
     <w:p>
@@ -1737,6 +1776,7 @@
           <w:sz w:val="26"/>
         </w:rPr>
         <w:tab/>
+        <w:t>32</w:t>
       </w:r>
     </w:p>
     <w:p>
@@ -1767,6 +1807,7 @@
           <w:sz w:val="26"/>
         </w:rPr>
         <w:tab/>
+        <w:t>33</w:t>
       </w:r>
     </w:p>
     <w:p>
@@ -1797,6 +1838,7 @@
           <w:sz w:val="26"/>
         </w:rPr>
         <w:tab/>
+        <w:t>33</w:t>
       </w:r>
     </w:p>
     <w:p>
@@ -1827,6 +1869,7 @@
           <w:sz w:val="26"/>
         </w:rPr>
         <w:tab/>
+        <w:t>33</w:t>
       </w:r>
     </w:p>
     <w:p>
@@ -1857,6 +1900,7 @@
           <w:sz w:val="26"/>
         </w:rPr>
         <w:tab/>
+        <w:t>33</w:t>
       </w:r>
     </w:p>
     <w:p>
@@ -1887,6 +1931,7 @@
           <w:sz w:val="26"/>
         </w:rPr>
         <w:tab/>
+        <w:t>34</w:t>
       </w:r>
     </w:p>
     <w:p>
@@ -1917,6 +1962,7 @@
           <w:sz w:val="26"/>
         </w:rPr>
         <w:tab/>
+        <w:t>35</w:t>
       </w:r>
     </w:p>
     <w:p>
@@ -1947,6 +1993,7 @@
           <w:sz w:val="26"/>
         </w:rPr>
         <w:tab/>
+        <w:t>36</w:t>
       </w:r>
     </w:p>
     <w:p>
@@ -1977,6 +2024,7 @@
           <w:sz w:val="26"/>
         </w:rPr>
         <w:tab/>
+        <w:t>38</w:t>
       </w:r>
     </w:p>
     <w:p>
@@ -2007,6 +2055,7 @@
           <w:sz w:val="26"/>
         </w:rPr>
         <w:tab/>
+        <w:t>41</w:t>
       </w:r>
     </w:p>
     <w:p>
@@ -2037,6 +2086,7 @@
           <w:sz w:val="26"/>
         </w:rPr>
         <w:tab/>
+        <w:t>41</w:t>
       </w:r>
     </w:p>
     <w:p>
@@ -2067,6 +2117,7 @@
           <w:sz w:val="26"/>
         </w:rPr>
         <w:tab/>
+        <w:t>42</w:t>
       </w:r>
     </w:p>
     <w:p>
@@ -2097,6 +2148,7 @@
           <w:sz w:val="26"/>
         </w:rPr>
         <w:tab/>
+        <w:t>43</w:t>
       </w:r>
     </w:p>
     <w:p>
@@ -2127,6 +2179,7 @@
           <w:sz w:val="26"/>
         </w:rPr>
         <w:tab/>
+        <w:t>45</w:t>
       </w:r>
     </w:p>
     <w:p>
@@ -2157,6 +2210,7 @@
           <w:sz w:val="26"/>
         </w:rPr>
         <w:tab/>
+        <w:t>46</w:t>
       </w:r>
     </w:p>
     <w:p>
@@ -2187,6 +2241,7 @@
           <w:sz w:val="26"/>
         </w:rPr>
         <w:tab/>
+        <w:t>47</w:t>
       </w:r>
     </w:p>
     <w:p>
@@ -2217,6 +2272,7 @@
           <w:sz w:val="26"/>
         </w:rPr>
         <w:tab/>
+        <w:t>48</w:t>
       </w:r>
     </w:p>
     <w:p>
@@ -2247,6 +2303,7 @@
           <w:sz w:val="26"/>
         </w:rPr>
         <w:tab/>
+        <w:t>49</w:t>
       </w:r>
     </w:p>
     <w:p>
@@ -2277,6 +2334,7 @@
           <w:sz w:val="26"/>
         </w:rPr>
         <w:tab/>
+        <w:t>49</w:t>
       </w:r>
     </w:p>
     <w:p>
@@ -2307,6 +2365,7 @@
           <w:sz w:val="26"/>
         </w:rPr>
         <w:tab/>
+        <w:t>50</w:t>
       </w:r>
     </w:p>
     <w:p>
@@ -2337,6 +2396,7 @@
           <w:sz w:val="26"/>
         </w:rPr>
         <w:tab/>
+        <w:t>50</w:t>
       </w:r>
     </w:p>
     <w:p>
@@ -2367,6 +2427,7 @@
           <w:sz w:val="26"/>
         </w:rPr>
         <w:tab/>
+        <w:t>50</w:t>
       </w:r>
     </w:p>
     <w:p>
@@ -2397,6 +2458,7 @@
           <w:sz w:val="26"/>
         </w:rPr>
         <w:tab/>
+        <w:t>51</w:t>
       </w:r>
     </w:p>
     <w:p>
@@ -2427,6 +2489,7 @@
           <w:sz w:val="26"/>
         </w:rPr>
         <w:tab/>
+        <w:t>51</w:t>
       </w:r>
     </w:p>
     <w:p>
@@ -2457,6 +2520,7 @@
           <w:sz w:val="26"/>
         </w:rPr>
         <w:tab/>
+        <w:t>51</w:t>
       </w:r>
     </w:p>
     <w:p>
@@ -2487,6 +2551,7 @@
           <w:sz w:val="26"/>
         </w:rPr>
         <w:tab/>
+        <w:t>52</w:t>
       </w:r>
     </w:p>
     <w:p>
@@ -2517,6 +2582,7 @@
           <w:sz w:val="26"/>
         </w:rPr>
         <w:tab/>
+        <w:t>54</w:t>
       </w:r>
     </w:p>
     <w:p>
@@ -2547,6 +2613,7 @@
           <w:sz w:val="26"/>
         </w:rPr>
         <w:tab/>
+        <w:t>54</w:t>
       </w:r>
     </w:p>
     <w:p>
@@ -2577,6 +2644,7 @@
           <w:sz w:val="26"/>
         </w:rPr>
         <w:tab/>
+        <w:t>55</w:t>
       </w:r>
     </w:p>
     <w:p>
@@ -2607,6 +2675,7 @@
           <w:sz w:val="26"/>
         </w:rPr>
         <w:tab/>
+        <w:t>56</w:t>
       </w:r>
     </w:p>
     <w:p>
@@ -2637,6 +2706,7 @@
           <w:sz w:val="26"/>
         </w:rPr>
         <w:tab/>
+        <w:t>57</w:t>
       </w:r>
     </w:p>
     <w:p>
@@ -2667,6 +2737,7 @@
           <w:sz w:val="26"/>
         </w:rPr>
         <w:tab/>
+        <w:t>58</w:t>
       </w:r>
     </w:p>
     <w:p>
@@ -2697,6 +2768,7 @@
           <w:sz w:val="26"/>
         </w:rPr>
         <w:tab/>
+        <w:t>58</w:t>
       </w:r>
     </w:p>
     <w:p>
@@ -2727,6 +2799,7 @@
           <w:sz w:val="26"/>
         </w:rPr>
         <w:tab/>
+        <w:t>59</w:t>
       </w:r>
     </w:p>
     <w:p>
@@ -2757,6 +2830,7 @@
           <w:sz w:val="26"/>
         </w:rPr>
         <w:tab/>
+        <w:t>60</w:t>
       </w:r>
     </w:p>
     <w:p>
@@ -2787,6 +2861,7 @@
           <w:sz w:val="26"/>
         </w:rPr>
         <w:tab/>
+        <w:t>62</w:t>
       </w:r>
     </w:p>
     <w:p>
@@ -4699,132 +4774,6 @@
           </w:p>
         </w:tc>
       </w:tr>
-    </w:tbl>
-    <w:p>
-      <w:pPr>
-        <w:spacing w:after="0" w:line="240" w:lineRule="auto"/>
-        <w:ind w:firstLine="0"/>
-      </w:pPr>
-      <w:r>
-        <w:rPr>
-          <w:rFonts w:ascii="Times New Roman" w:hAnsi="Times New Roman" w:cs="Times New Roman" w:eastAsia="Times New Roman"/>
-          <w:b w:val="0"/>
-          <w:i w:val="0"/>
-          <w:color w:val="000000"/>
-          <w:sz w:val="12"/>
-        </w:rPr>
-      </w:r>
-    </w:p>
-    <w:p>
-      <w:pPr>
-        <w:keepNext/>
-        <w:spacing w:line="240" w:lineRule="auto" w:before="160" w:after="80"/>
-        <w:ind w:firstLine="0"/>
-        <w:jc w:val="left"/>
-      </w:pPr>
-      <w:r>
-        <w:rPr>
-          <w:rFonts w:ascii="Times New Roman" w:hAnsi="Times New Roman" w:cs="Times New Roman" w:eastAsia="Times New Roman"/>
-          <w:b w:val="0"/>
-          <w:i/>
-          <w:color w:val="000000"/>
-          <w:sz w:val="24"/>
-        </w:rPr>
-        <w:t>Продолжение таблицы 3.1</w:t>
-      </w:r>
-    </w:p>
-    <w:tbl>
-      <w:tblPr>
-        <w:tblStyle w:val="TableGrid"/>
-        <w:tblW w:type="auto" w:w="0"/>
-        <w:jc w:val="center"/>
-        <w:tblLayout w:type="fixed"/>
-        <w:tblLook w:firstColumn="1" w:firstRow="1" w:lastColumn="0" w:lastRow="0" w:noHBand="0" w:noVBand="1" w:val="04A0"/>
-        <w:tblLayout w:type="fixed"/>
-      </w:tblPr>
-      <w:tblGrid>
-        <w:gridCol w:w="1843"/>
-        <w:gridCol w:w="2954"/>
-        <w:gridCol w:w="4559"/>
-      </w:tblGrid>
-      <w:tr>
-        <w:trPr>
-          <w:tblHeader w:val="true"/>
-          <w:cantSplit w:val="true"/>
-        </w:trPr>
-        <w:tc>
-          <w:tcPr>
-            <w:tcW w:type="dxa" w:w="1843"/>
-            <w:shd w:val="clear" w:fill="E8E8E8"/>
-          </w:tcPr>
-          <w:p>
-            <w:pPr>
-              <w:keepNext/>
-              <w:spacing w:line="240" w:lineRule="auto" w:after="0"/>
-              <w:ind w:firstLine="0"/>
-              <w:jc w:val="left"/>
-            </w:pPr>
-            <w:r>
-              <w:rPr>
-                <w:rFonts w:ascii="Times New Roman" w:hAnsi="Times New Roman" w:cs="Times New Roman" w:eastAsia="Times New Roman"/>
-                <w:b/>
-                <w:i w:val="0"/>
-                <w:color w:val="000000"/>
-                <w:sz w:val="24"/>
-              </w:rPr>
-              <w:t>Группа</w:t>
-            </w:r>
-          </w:p>
-        </w:tc>
-        <w:tc>
-          <w:tcPr>
-            <w:tcW w:type="dxa" w:w="2954"/>
-            <w:shd w:val="clear" w:fill="E8E8E8"/>
-          </w:tcPr>
-          <w:p>
-            <w:pPr>
-              <w:keepNext/>
-              <w:spacing w:line="240" w:lineRule="auto" w:after="0"/>
-              <w:ind w:firstLine="0"/>
-              <w:jc w:val="left"/>
-            </w:pPr>
-            <w:r>
-              <w:rPr>
-                <w:rFonts w:ascii="Times New Roman" w:hAnsi="Times New Roman" w:cs="Times New Roman" w:eastAsia="Times New Roman"/>
-                <w:b/>
-                <w:i w:val="0"/>
-                <w:color w:val="000000"/>
-                <w:sz w:val="24"/>
-              </w:rPr>
-              <w:t>Раздел</w:t>
-            </w:r>
-          </w:p>
-        </w:tc>
-        <w:tc>
-          <w:tcPr>
-            <w:tcW w:type="dxa" w:w="4558"/>
-            <w:shd w:val="clear" w:fill="E8E8E8"/>
-          </w:tcPr>
-          <w:p>
-            <w:pPr>
-              <w:keepNext/>
-              <w:spacing w:line="240" w:lineRule="auto" w:after="0"/>
-              <w:ind w:firstLine="0"/>
-              <w:jc w:val="left"/>
-            </w:pPr>
-            <w:r>
-              <w:rPr>
-                <w:rFonts w:ascii="Times New Roman" w:hAnsi="Times New Roman" w:cs="Times New Roman" w:eastAsia="Times New Roman"/>
-                <w:b/>
-                <w:i w:val="0"/>
-                <w:color w:val="000000"/>
-                <w:sz w:val="24"/>
-              </w:rPr>
-              <w:t>Право</w:t>
-            </w:r>
-          </w:p>
-        </w:tc>
-      </w:tr>
       <w:tr>
         <w:trPr>
           <w:cantSplit w:val="true"/>
@@ -6565,27 +6514,7 @@
           <w:color w:val="000000"/>
           <w:sz w:val="28"/>
         </w:rPr>
-        <w:t>«Недостаточно прав»</w:t>
-      </w:r>
-      <w:r>
-        <w:rPr>
-          <w:rFonts w:ascii="Times New Roman" w:hAnsi="Times New Roman" w:cs="Times New Roman" w:eastAsia="Times New Roman"/>
-          <w:b w:val="0"/>
-          <w:i w:val="0"/>
-          <w:color w:val="000000"/>
-          <w:sz w:val="28"/>
-        </w:rPr>
-        <w:t xml:space="preserve">, а у заблокированного - </w:t>
-      </w:r>
-      <w:r>
-        <w:rPr>
-          <w:rFonts w:ascii="Times New Roman" w:hAnsi="Times New Roman" w:cs="Times New Roman" w:eastAsia="Times New Roman"/>
-          <w:b/>
-          <w:i w:val="0"/>
-          <w:color w:val="000000"/>
-          <w:sz w:val="28"/>
-        </w:rPr>
-        <w:t>«Учётная запись заблокирована»</w:t>
+        <w:t>«Недостаточно прав для этого действия.»</w:t>
       </w:r>
       <w:r>
         <w:rPr>
@@ -6596,6 +6525,58 @@
           <w:sz w:val="28"/>
         </w:rPr>
         <w:t>.</w:t>
+      </w:r>
+    </w:p>
+    <w:p>
+      <w:r>
+        <w:rPr>
+          <w:rFonts w:ascii="Times New Roman" w:hAnsi="Times New Roman" w:cs="Times New Roman" w:eastAsia="Times New Roman"/>
+          <w:b w:val="0"/>
+          <w:i w:val="0"/>
+          <w:color w:val="000000"/>
+          <w:sz w:val="28"/>
+        </w:rPr>
+        <w:t xml:space="preserve">Заблокированный работник видит другое: вместо сообщений об отдельных действиях ему показывается плашка </w:t>
+      </w:r>
+      <w:r>
+        <w:rPr>
+          <w:rFonts w:ascii="Times New Roman" w:hAnsi="Times New Roman" w:cs="Times New Roman" w:eastAsia="Times New Roman"/>
+          <w:b/>
+          <w:i w:val="0"/>
+          <w:color w:val="000000"/>
+          <w:sz w:val="28"/>
+        </w:rPr>
+        <w:t>«Аккаунт заблокирован»</w:t>
+      </w:r>
+      <w:r>
+        <w:rPr>
+          <w:rFonts w:ascii="Times New Roman" w:hAnsi="Times New Roman" w:cs="Times New Roman" w:eastAsia="Times New Roman"/>
+          <w:b w:val="0"/>
+          <w:i w:val="0"/>
+          <w:color w:val="000000"/>
+          <w:sz w:val="28"/>
+        </w:rPr>
+        <w:t xml:space="preserve"> с блоком </w:t>
+      </w:r>
+      <w:r>
+        <w:rPr>
+          <w:rFonts w:ascii="Times New Roman" w:hAnsi="Times New Roman" w:cs="Times New Roman" w:eastAsia="Times New Roman"/>
+          <w:b/>
+          <w:i w:val="0"/>
+          <w:color w:val="000000"/>
+          <w:sz w:val="28"/>
+        </w:rPr>
+        <w:t>«Причина блокировки»</w:t>
+      </w:r>
+      <w:r>
+        <w:rPr>
+          <w:rFonts w:ascii="Times New Roman" w:hAnsi="Times New Roman" w:cs="Times New Roman" w:eastAsia="Times New Roman"/>
+          <w:b w:val="0"/>
+          <w:i w:val="0"/>
+          <w:color w:val="000000"/>
+          <w:sz w:val="28"/>
+        </w:rPr>
+        <w:t xml:space="preserve"> - той самой причиной, которую администратор вписал при блокировке.</w:t>
       </w:r>
     </w:p>
     <w:p>
@@ -9207,6 +9188,58 @@
         <w:t xml:space="preserve"> в карточке.</w:t>
       </w:r>
     </w:p>
+    <w:p>
+      <w:r>
+        <w:rPr>
+          <w:rFonts w:ascii="Times New Roman" w:hAnsi="Times New Roman" w:cs="Times New Roman" w:eastAsia="Times New Roman"/>
+          <w:b w:val="0"/>
+          <w:i w:val="0"/>
+          <w:color w:val="000000"/>
+          <w:sz w:val="28"/>
+        </w:rPr>
+        <w:t xml:space="preserve">Заблокированный работник не остаётся в недоумении: система показывает ему плашку </w:t>
+      </w:r>
+      <w:r>
+        <w:rPr>
+          <w:rFonts w:ascii="Times New Roman" w:hAnsi="Times New Roman" w:cs="Times New Roman" w:eastAsia="Times New Roman"/>
+          <w:b/>
+          <w:i w:val="0"/>
+          <w:color w:val="000000"/>
+          <w:sz w:val="28"/>
+        </w:rPr>
+        <w:t>«Аккаунт заблокирован»</w:t>
+      </w:r>
+      <w:r>
+        <w:rPr>
+          <w:rFonts w:ascii="Times New Roman" w:hAnsi="Times New Roman" w:cs="Times New Roman" w:eastAsia="Times New Roman"/>
+          <w:b w:val="0"/>
+          <w:i w:val="0"/>
+          <w:color w:val="000000"/>
+          <w:sz w:val="28"/>
+        </w:rPr>
+        <w:t xml:space="preserve"> с блоком </w:t>
+      </w:r>
+      <w:r>
+        <w:rPr>
+          <w:rFonts w:ascii="Times New Roman" w:hAnsi="Times New Roman" w:cs="Times New Roman" w:eastAsia="Times New Roman"/>
+          <w:b/>
+          <w:i w:val="0"/>
+          <w:color w:val="000000"/>
+          <w:sz w:val="28"/>
+        </w:rPr>
+        <w:t>«Причина блокировки»</w:t>
+      </w:r>
+      <w:r>
+        <w:rPr>
+          <w:rFonts w:ascii="Times New Roman" w:hAnsi="Times New Roman" w:cs="Times New Roman" w:eastAsia="Times New Roman"/>
+          <w:b w:val="0"/>
+          <w:i w:val="0"/>
+          <w:color w:val="000000"/>
+          <w:sz w:val="28"/>
+        </w:rPr>
+        <w:t xml:space="preserve"> - тем текстом, который вы вписали. Поэтому причину стоит писать так, чтобы человек понял, к кому идти: «до выяснения, обратитесь в отдел кадров» полезнее, чем «нарушение».</w:t>
+      </w:r>
+    </w:p>
     <w:tbl>
       <w:tblPr>
         <w:tblW w:type="auto" w:w="0"/>
@@ -9732,7 +9765,704 @@
           <w:color w:val="000000"/>
           <w:sz w:val="28"/>
         </w:rPr>
-        <w:t xml:space="preserve"> в карточке показывает, когда и с какого адреса работник входил в систему, а также неудачные попытки. По ней разбирают жалобы «не могу войти» и подозрения на чужой доступ.</w:t>
+        <w:t xml:space="preserve"> в карточке показывает, когда и с какого адреса работник входил в систему. По ней разбирают жалобы «не могу войти» и подозрения на чужой доступ.</w:t>
+      </w:r>
+    </w:p>
+    <w:p>
+      <w:r>
+        <w:rPr>
+          <w:rFonts w:ascii="Times New Roman" w:hAnsi="Times New Roman" w:cs="Times New Roman" w:eastAsia="Times New Roman"/>
+          <w:b w:val="0"/>
+          <w:i w:val="0"/>
+          <w:color w:val="000000"/>
+          <w:sz w:val="28"/>
+        </w:rPr>
+        <w:t xml:space="preserve">Столбцы: </w:t>
+      </w:r>
+      <w:r>
+        <w:rPr>
+          <w:rFonts w:ascii="Times New Roman" w:hAnsi="Times New Roman" w:cs="Times New Roman" w:eastAsia="Times New Roman"/>
+          <w:b/>
+          <w:i w:val="0"/>
+          <w:color w:val="000000"/>
+          <w:sz w:val="28"/>
+        </w:rPr>
+        <w:t>«Дата и время»</w:t>
+      </w:r>
+      <w:r>
+        <w:rPr>
+          <w:rFonts w:ascii="Times New Roman" w:hAnsi="Times New Roman" w:cs="Times New Roman" w:eastAsia="Times New Roman"/>
+          <w:b w:val="0"/>
+          <w:i w:val="0"/>
+          <w:color w:val="000000"/>
+          <w:sz w:val="28"/>
+        </w:rPr>
+        <w:t xml:space="preserve">, </w:t>
+      </w:r>
+      <w:r>
+        <w:rPr>
+          <w:rFonts w:ascii="Times New Roman" w:hAnsi="Times New Roman" w:cs="Times New Roman" w:eastAsia="Times New Roman"/>
+          <w:b/>
+          <w:i w:val="0"/>
+          <w:color w:val="000000"/>
+          <w:sz w:val="28"/>
+        </w:rPr>
+        <w:t>«Событие»</w:t>
+      </w:r>
+      <w:r>
+        <w:rPr>
+          <w:rFonts w:ascii="Times New Roman" w:hAnsi="Times New Roman" w:cs="Times New Roman" w:eastAsia="Times New Roman"/>
+          <w:b w:val="0"/>
+          <w:i w:val="0"/>
+          <w:color w:val="000000"/>
+          <w:sz w:val="28"/>
+        </w:rPr>
+        <w:t xml:space="preserve">, </w:t>
+      </w:r>
+      <w:r>
+        <w:rPr>
+          <w:rFonts w:ascii="Times New Roman" w:hAnsi="Times New Roman" w:cs="Times New Roman" w:eastAsia="Times New Roman"/>
+          <w:b/>
+          <w:i w:val="0"/>
+          <w:color w:val="000000"/>
+          <w:sz w:val="28"/>
+        </w:rPr>
+        <w:t>«IP»</w:t>
+      </w:r>
+      <w:r>
+        <w:rPr>
+          <w:rFonts w:ascii="Times New Roman" w:hAnsi="Times New Roman" w:cs="Times New Roman" w:eastAsia="Times New Roman"/>
+          <w:b w:val="0"/>
+          <w:i w:val="0"/>
+          <w:color w:val="000000"/>
+          <w:sz w:val="28"/>
+        </w:rPr>
+        <w:t xml:space="preserve">, </w:t>
+      </w:r>
+      <w:r>
+        <w:rPr>
+          <w:rFonts w:ascii="Times New Roman" w:hAnsi="Times New Roman" w:cs="Times New Roman" w:eastAsia="Times New Roman"/>
+          <w:b/>
+          <w:i w:val="0"/>
+          <w:color w:val="000000"/>
+          <w:sz w:val="28"/>
+        </w:rPr>
+        <w:t>«Устройство»</w:t>
+      </w:r>
+      <w:r>
+        <w:rPr>
+          <w:rFonts w:ascii="Times New Roman" w:hAnsi="Times New Roman" w:cs="Times New Roman" w:eastAsia="Times New Roman"/>
+          <w:b w:val="0"/>
+          <w:i w:val="0"/>
+          <w:color w:val="000000"/>
+          <w:sz w:val="28"/>
+        </w:rPr>
+        <w:t xml:space="preserve">, </w:t>
+      </w:r>
+      <w:r>
+        <w:rPr>
+          <w:rFonts w:ascii="Times New Roman" w:hAnsi="Times New Roman" w:cs="Times New Roman" w:eastAsia="Times New Roman"/>
+          <w:b/>
+          <w:i w:val="0"/>
+          <w:color w:val="000000"/>
+          <w:sz w:val="28"/>
+        </w:rPr>
+        <w:t>«Детали»</w:t>
+      </w:r>
+      <w:r>
+        <w:rPr>
+          <w:rFonts w:ascii="Times New Roman" w:hAnsi="Times New Roman" w:cs="Times New Roman" w:eastAsia="Times New Roman"/>
+          <w:b w:val="0"/>
+          <w:i w:val="0"/>
+          <w:color w:val="000000"/>
+          <w:sz w:val="28"/>
+        </w:rPr>
+        <w:t xml:space="preserve">. Отбор - список событий (по умолчанию </w:t>
+      </w:r>
+      <w:r>
+        <w:rPr>
+          <w:rFonts w:ascii="Times New Roman" w:hAnsi="Times New Roman" w:cs="Times New Roman" w:eastAsia="Times New Roman"/>
+          <w:b/>
+          <w:i w:val="0"/>
+          <w:color w:val="000000"/>
+          <w:sz w:val="28"/>
+        </w:rPr>
+        <w:t>«Все события»</w:t>
+      </w:r>
+      <w:r>
+        <w:rPr>
+          <w:rFonts w:ascii="Times New Roman" w:hAnsi="Times New Roman" w:cs="Times New Roman" w:eastAsia="Times New Roman"/>
+          <w:b w:val="0"/>
+          <w:i w:val="0"/>
+          <w:color w:val="000000"/>
+          <w:sz w:val="28"/>
+        </w:rPr>
+        <w:t xml:space="preserve">), календарь и кнопка </w:t>
+      </w:r>
+      <w:r>
+        <w:rPr>
+          <w:rFonts w:ascii="Times New Roman" w:hAnsi="Times New Roman" w:cs="Times New Roman" w:eastAsia="Times New Roman"/>
+          <w:b/>
+          <w:i w:val="0"/>
+          <w:color w:val="000000"/>
+          <w:sz w:val="28"/>
+        </w:rPr>
+        <w:t>«Сбросить»</w:t>
+      </w:r>
+      <w:r>
+        <w:rPr>
+          <w:rFonts w:ascii="Times New Roman" w:hAnsi="Times New Roman" w:cs="Times New Roman" w:eastAsia="Times New Roman"/>
+          <w:b w:val="0"/>
+          <w:i w:val="0"/>
+          <w:color w:val="000000"/>
+          <w:sz w:val="28"/>
+        </w:rPr>
+        <w:t>; рядом выгрузка в электронную таблицу.</w:t>
+      </w:r>
+    </w:p>
+    <w:p>
+      <w:pPr>
+        <w:keepNext/>
+        <w:spacing w:line="240" w:lineRule="auto" w:before="160" w:after="80"/>
+        <w:ind w:firstLine="0"/>
+        <w:jc w:val="left"/>
+      </w:pPr>
+      <w:r>
+        <w:rPr>
+          <w:rFonts w:ascii="Times New Roman" w:hAnsi="Times New Roman" w:cs="Times New Roman" w:eastAsia="Times New Roman"/>
+          <w:b w:val="0"/>
+          <w:i/>
+          <w:color w:val="000000"/>
+          <w:sz w:val="24"/>
+        </w:rPr>
+        <w:t>Таблица 5.2 — События в истории входов</w:t>
+      </w:r>
+    </w:p>
+    <w:tbl>
+      <w:tblPr>
+        <w:tblStyle w:val="TableGrid"/>
+        <w:tblW w:type="auto" w:w="0"/>
+        <w:jc w:val="center"/>
+        <w:tblLayout w:type="fixed"/>
+        <w:tblLook w:firstColumn="1" w:firstRow="1" w:lastColumn="0" w:lastRow="0" w:noHBand="0" w:noVBand="1" w:val="04A0"/>
+        <w:tblLayout w:type="fixed"/>
+      </w:tblPr>
+      <w:tblGrid>
+        <w:gridCol w:w="2452"/>
+        <w:gridCol w:w="6903"/>
+      </w:tblGrid>
+      <w:tr>
+        <w:trPr>
+          <w:tblHeader w:val="true"/>
+          <w:cantSplit w:val="true"/>
+        </w:trPr>
+        <w:tc>
+          <w:tcPr>
+            <w:tcW w:type="dxa" w:w="2452"/>
+            <w:shd w:val="clear" w:fill="E8E8E8"/>
+          </w:tcPr>
+          <w:p>
+            <w:pPr>
+              <w:keepNext/>
+              <w:spacing w:line="240" w:lineRule="auto" w:after="0"/>
+              <w:ind w:firstLine="0"/>
+              <w:jc w:val="left"/>
+            </w:pPr>
+            <w:r>
+              <w:rPr>
+                <w:rFonts w:ascii="Times New Roman" w:hAnsi="Times New Roman" w:cs="Times New Roman" w:eastAsia="Times New Roman"/>
+                <w:b/>
+                <w:i w:val="0"/>
+                <w:color w:val="000000"/>
+                <w:sz w:val="24"/>
+              </w:rPr>
+              <w:t>Событие</w:t>
+            </w:r>
+          </w:p>
+        </w:tc>
+        <w:tc>
+          <w:tcPr>
+            <w:tcW w:type="dxa" w:w="6902"/>
+            <w:shd w:val="clear" w:fill="E8E8E8"/>
+          </w:tcPr>
+          <w:p>
+            <w:pPr>
+              <w:keepNext/>
+              <w:spacing w:line="240" w:lineRule="auto" w:after="0"/>
+              <w:ind w:firstLine="0"/>
+              <w:jc w:val="left"/>
+            </w:pPr>
+            <w:r>
+              <w:rPr>
+                <w:rFonts w:ascii="Times New Roman" w:hAnsi="Times New Roman" w:cs="Times New Roman" w:eastAsia="Times New Roman"/>
+                <w:b/>
+                <w:i w:val="0"/>
+                <w:color w:val="000000"/>
+                <w:sz w:val="24"/>
+              </w:rPr>
+              <w:t>Что означает</w:t>
+            </w:r>
+          </w:p>
+        </w:tc>
+      </w:tr>
+      <w:tr>
+        <w:trPr>
+          <w:cantSplit w:val="true"/>
+        </w:trPr>
+        <w:tc>
+          <w:tcPr>
+            <w:tcW w:type="dxa" w:w="2452"/>
+          </w:tcPr>
+          <w:p>
+            <w:pPr>
+              <w:spacing w:line="240" w:lineRule="auto" w:after="0"/>
+              <w:ind w:firstLine="0"/>
+              <w:jc w:val="left"/>
+            </w:pPr>
+            <w:r>
+              <w:rPr>
+                <w:rFonts w:ascii="Times New Roman" w:hAnsi="Times New Roman" w:cs="Times New Roman" w:eastAsia="Times New Roman"/>
+                <w:b w:val="0"/>
+                <w:i w:val="0"/>
+                <w:color w:val="000000"/>
+                <w:sz w:val="24"/>
+              </w:rPr>
+              <w:t>Вход выполнен</w:t>
+            </w:r>
+          </w:p>
+        </w:tc>
+        <w:tc>
+          <w:tcPr>
+            <w:tcW w:type="dxa" w:w="6902"/>
+          </w:tcPr>
+          <w:p>
+            <w:pPr>
+              <w:spacing w:line="240" w:lineRule="auto" w:after="0"/>
+              <w:ind w:firstLine="0"/>
+              <w:jc w:val="left"/>
+            </w:pPr>
+            <w:r>
+              <w:rPr>
+                <w:rFonts w:ascii="Times New Roman" w:hAnsi="Times New Roman" w:cs="Times New Roman" w:eastAsia="Times New Roman"/>
+                <w:b w:val="0"/>
+                <w:i w:val="0"/>
+                <w:color w:val="000000"/>
+                <w:sz w:val="24"/>
+              </w:rPr>
+              <w:t>Успешный вход</w:t>
+            </w:r>
+          </w:p>
+        </w:tc>
+      </w:tr>
+      <w:tr>
+        <w:trPr>
+          <w:cantSplit w:val="true"/>
+        </w:trPr>
+        <w:tc>
+          <w:tcPr>
+            <w:tcW w:type="dxa" w:w="2452"/>
+          </w:tcPr>
+          <w:p>
+            <w:pPr>
+              <w:spacing w:line="240" w:lineRule="auto" w:after="0"/>
+              <w:ind w:firstLine="0"/>
+              <w:jc w:val="left"/>
+            </w:pPr>
+            <w:r>
+              <w:rPr>
+                <w:rFonts w:ascii="Times New Roman" w:hAnsi="Times New Roman" w:cs="Times New Roman" w:eastAsia="Times New Roman"/>
+                <w:b w:val="0"/>
+                <w:i w:val="0"/>
+                <w:color w:val="000000"/>
+                <w:sz w:val="24"/>
+              </w:rPr>
+              <w:t>Выход</w:t>
+            </w:r>
+          </w:p>
+        </w:tc>
+        <w:tc>
+          <w:tcPr>
+            <w:tcW w:type="dxa" w:w="6902"/>
+          </w:tcPr>
+          <w:p>
+            <w:pPr>
+              <w:spacing w:line="240" w:lineRule="auto" w:after="0"/>
+              <w:ind w:firstLine="0"/>
+              <w:jc w:val="left"/>
+            </w:pPr>
+            <w:r>
+              <w:rPr>
+                <w:rFonts w:ascii="Times New Roman" w:hAnsi="Times New Roman" w:cs="Times New Roman" w:eastAsia="Times New Roman"/>
+                <w:b w:val="0"/>
+                <w:i w:val="0"/>
+                <w:color w:val="000000"/>
+                <w:sz w:val="24"/>
+              </w:rPr>
+              <w:t>Работник вышел сам</w:t>
+            </w:r>
+          </w:p>
+        </w:tc>
+      </w:tr>
+      <w:tr>
+        <w:trPr>
+          <w:cantSplit w:val="true"/>
+        </w:trPr>
+        <w:tc>
+          <w:tcPr>
+            <w:tcW w:type="dxa" w:w="2452"/>
+          </w:tcPr>
+          <w:p>
+            <w:pPr>
+              <w:spacing w:line="240" w:lineRule="auto" w:after="0"/>
+              <w:ind w:firstLine="0"/>
+              <w:jc w:val="left"/>
+            </w:pPr>
+            <w:r>
+              <w:rPr>
+                <w:rFonts w:ascii="Times New Roman" w:hAnsi="Times New Roman" w:cs="Times New Roman" w:eastAsia="Times New Roman"/>
+                <w:b w:val="0"/>
+                <w:i w:val="0"/>
+                <w:color w:val="000000"/>
+                <w:sz w:val="24"/>
+              </w:rPr>
+              <w:t>Неудачный вход</w:t>
+            </w:r>
+          </w:p>
+        </w:tc>
+        <w:tc>
+          <w:tcPr>
+            <w:tcW w:type="dxa" w:w="6902"/>
+          </w:tcPr>
+          <w:p>
+            <w:pPr>
+              <w:spacing w:line="240" w:lineRule="auto" w:after="0"/>
+              <w:ind w:firstLine="0"/>
+              <w:jc w:val="left"/>
+            </w:pPr>
+            <w:r>
+              <w:rPr>
+                <w:rFonts w:ascii="Times New Roman" w:hAnsi="Times New Roman" w:cs="Times New Roman" w:eastAsia="Times New Roman"/>
+                <w:b w:val="0"/>
+                <w:i w:val="0"/>
+                <w:color w:val="000000"/>
+                <w:sz w:val="24"/>
+              </w:rPr>
+              <w:t>Логин или пароль не подошли</w:t>
+            </w:r>
+          </w:p>
+        </w:tc>
+      </w:tr>
+      <w:tr>
+        <w:trPr>
+          <w:cantSplit w:val="true"/>
+        </w:trPr>
+        <w:tc>
+          <w:tcPr>
+            <w:tcW w:type="dxa" w:w="2452"/>
+          </w:tcPr>
+          <w:p>
+            <w:pPr>
+              <w:spacing w:line="240" w:lineRule="auto" w:after="0"/>
+              <w:ind w:firstLine="0"/>
+              <w:jc w:val="left"/>
+            </w:pPr>
+            <w:r>
+              <w:rPr>
+                <w:rFonts w:ascii="Times New Roman" w:hAnsi="Times New Roman" w:cs="Times New Roman" w:eastAsia="Times New Roman"/>
+                <w:b w:val="0"/>
+                <w:i w:val="0"/>
+                <w:color w:val="000000"/>
+                <w:sz w:val="24"/>
+              </w:rPr>
+              <w:t>Вход заблокирован</w:t>
+            </w:r>
+          </w:p>
+        </w:tc>
+        <w:tc>
+          <w:tcPr>
+            <w:tcW w:type="dxa" w:w="6902"/>
+          </w:tcPr>
+          <w:p>
+            <w:pPr>
+              <w:spacing w:line="240" w:lineRule="auto" w:after="0"/>
+              <w:ind w:firstLine="0"/>
+              <w:jc w:val="left"/>
+            </w:pPr>
+            <w:r>
+              <w:rPr>
+                <w:rFonts w:ascii="Times New Roman" w:hAnsi="Times New Roman" w:cs="Times New Roman" w:eastAsia="Times New Roman"/>
+                <w:b w:val="0"/>
+                <w:i w:val="0"/>
+                <w:color w:val="000000"/>
+                <w:sz w:val="24"/>
+              </w:rPr>
+              <w:t>Попытка входа в момент, когда действует блокировка после неудачных попыток</w:t>
+            </w:r>
+          </w:p>
+        </w:tc>
+      </w:tr>
+      <w:tr>
+        <w:trPr>
+          <w:cantSplit w:val="true"/>
+        </w:trPr>
+        <w:tc>
+          <w:tcPr>
+            <w:tcW w:type="dxa" w:w="2452"/>
+          </w:tcPr>
+          <w:p>
+            <w:pPr>
+              <w:spacing w:line="240" w:lineRule="auto" w:after="0"/>
+              <w:ind w:firstLine="0"/>
+              <w:jc w:val="left"/>
+            </w:pPr>
+            <w:r>
+              <w:rPr>
+                <w:rFonts w:ascii="Times New Roman" w:hAnsi="Times New Roman" w:cs="Times New Roman" w:eastAsia="Times New Roman"/>
+                <w:b w:val="0"/>
+                <w:i w:val="0"/>
+                <w:color w:val="000000"/>
+                <w:sz w:val="24"/>
+              </w:rPr>
+              <w:t>Аккаунт заблокирован</w:t>
+            </w:r>
+          </w:p>
+        </w:tc>
+        <w:tc>
+          <w:tcPr>
+            <w:tcW w:type="dxa" w:w="6902"/>
+          </w:tcPr>
+          <w:p>
+            <w:pPr>
+              <w:spacing w:line="240" w:lineRule="auto" w:after="0"/>
+              <w:ind w:firstLine="0"/>
+              <w:jc w:val="left"/>
+            </w:pPr>
+            <w:r>
+              <w:rPr>
+                <w:rFonts w:ascii="Times New Roman" w:hAnsi="Times New Roman" w:cs="Times New Roman" w:eastAsia="Times New Roman"/>
+                <w:b w:val="0"/>
+                <w:i w:val="0"/>
+                <w:color w:val="000000"/>
+                <w:sz w:val="24"/>
+              </w:rPr>
+              <w:t>Учётную запись заблокировали</w:t>
+            </w:r>
+          </w:p>
+        </w:tc>
+      </w:tr>
+      <w:tr>
+        <w:trPr>
+          <w:cantSplit w:val="true"/>
+        </w:trPr>
+        <w:tc>
+          <w:tcPr>
+            <w:tcW w:type="dxa" w:w="2452"/>
+          </w:tcPr>
+          <w:p>
+            <w:pPr>
+              <w:spacing w:line="240" w:lineRule="auto" w:after="0"/>
+              <w:ind w:firstLine="0"/>
+              <w:jc w:val="left"/>
+            </w:pPr>
+            <w:r>
+              <w:rPr>
+                <w:rFonts w:ascii="Times New Roman" w:hAnsi="Times New Roman" w:cs="Times New Roman" w:eastAsia="Times New Roman"/>
+                <w:b w:val="0"/>
+                <w:i w:val="0"/>
+                <w:color w:val="000000"/>
+                <w:sz w:val="24"/>
+              </w:rPr>
+              <w:t>Блокировка снята</w:t>
+            </w:r>
+          </w:p>
+        </w:tc>
+        <w:tc>
+          <w:tcPr>
+            <w:tcW w:type="dxa" w:w="6902"/>
+          </w:tcPr>
+          <w:p>
+            <w:pPr>
+              <w:spacing w:line="240" w:lineRule="auto" w:after="0"/>
+              <w:ind w:firstLine="0"/>
+              <w:jc w:val="left"/>
+            </w:pPr>
+            <w:r>
+              <w:rPr>
+                <w:rFonts w:ascii="Times New Roman" w:hAnsi="Times New Roman" w:cs="Times New Roman" w:eastAsia="Times New Roman"/>
+                <w:b w:val="0"/>
+                <w:i w:val="0"/>
+                <w:color w:val="000000"/>
+                <w:sz w:val="24"/>
+              </w:rPr>
+              <w:t>Блокировка снята</w:t>
+            </w:r>
+          </w:p>
+        </w:tc>
+      </w:tr>
+      <w:tr>
+        <w:trPr>
+          <w:cantSplit w:val="true"/>
+        </w:trPr>
+        <w:tc>
+          <w:tcPr>
+            <w:tcW w:type="dxa" w:w="2452"/>
+          </w:tcPr>
+          <w:p>
+            <w:pPr>
+              <w:spacing w:line="240" w:lineRule="auto" w:after="0"/>
+              <w:ind w:firstLine="0"/>
+              <w:jc w:val="left"/>
+            </w:pPr>
+            <w:r>
+              <w:rPr>
+                <w:rFonts w:ascii="Times New Roman" w:hAnsi="Times New Roman" w:cs="Times New Roman" w:eastAsia="Times New Roman"/>
+                <w:b w:val="0"/>
+                <w:i w:val="0"/>
+                <w:color w:val="000000"/>
+                <w:sz w:val="24"/>
+              </w:rPr>
+              <w:t>Сессия обновлена</w:t>
+            </w:r>
+          </w:p>
+        </w:tc>
+        <w:tc>
+          <w:tcPr>
+            <w:tcW w:type="dxa" w:w="6902"/>
+          </w:tcPr>
+          <w:p>
+            <w:pPr>
+              <w:spacing w:line="240" w:lineRule="auto" w:after="0"/>
+              <w:ind w:firstLine="0"/>
+              <w:jc w:val="left"/>
+            </w:pPr>
+            <w:r>
+              <w:rPr>
+                <w:rFonts w:ascii="Times New Roman" w:hAnsi="Times New Roman" w:cs="Times New Roman" w:eastAsia="Times New Roman"/>
+                <w:b w:val="0"/>
+                <w:i w:val="0"/>
+                <w:color w:val="000000"/>
+                <w:sz w:val="24"/>
+              </w:rPr>
+              <w:t>Сеанс продлён без ввода пароля</w:t>
+            </w:r>
+          </w:p>
+        </w:tc>
+      </w:tr>
+      <w:tr>
+        <w:trPr>
+          <w:cantSplit w:val="true"/>
+        </w:trPr>
+        <w:tc>
+          <w:tcPr>
+            <w:tcW w:type="dxa" w:w="2452"/>
+          </w:tcPr>
+          <w:p>
+            <w:pPr>
+              <w:spacing w:line="240" w:lineRule="auto" w:after="0"/>
+              <w:ind w:firstLine="0"/>
+              <w:jc w:val="left"/>
+            </w:pPr>
+            <w:r>
+              <w:rPr>
+                <w:rFonts w:ascii="Times New Roman" w:hAnsi="Times New Roman" w:cs="Times New Roman" w:eastAsia="Times New Roman"/>
+                <w:b w:val="0"/>
+                <w:i w:val="0"/>
+                <w:color w:val="000000"/>
+                <w:sz w:val="24"/>
+              </w:rPr>
+              <w:t>Подозрительная сессия</w:t>
+            </w:r>
+          </w:p>
+        </w:tc>
+        <w:tc>
+          <w:tcPr>
+            <w:tcW w:type="dxa" w:w="6902"/>
+          </w:tcPr>
+          <w:p>
+            <w:pPr>
+              <w:spacing w:line="240" w:lineRule="auto" w:after="0"/>
+              <w:ind w:firstLine="0"/>
+              <w:jc w:val="left"/>
+            </w:pPr>
+            <w:r>
+              <w:rPr>
+                <w:rFonts w:ascii="Times New Roman" w:hAnsi="Times New Roman" w:cs="Times New Roman" w:eastAsia="Times New Roman"/>
+                <w:b w:val="0"/>
+                <w:i w:val="0"/>
+                <w:color w:val="000000"/>
+                <w:sz w:val="24"/>
+              </w:rPr>
+              <w:t>Признак повторного использования маркера доступа: с ним стоит разбираться</w:t>
+            </w:r>
+          </w:p>
+        </w:tc>
+      </w:tr>
+    </w:tbl>
+    <w:p>
+      <w:pPr>
+        <w:spacing w:after="0" w:line="240" w:lineRule="auto"/>
+        <w:ind w:firstLine="0"/>
+      </w:pPr>
+      <w:r>
+        <w:rPr>
+          <w:rFonts w:ascii="Times New Roman" w:hAnsi="Times New Roman" w:cs="Times New Roman" w:eastAsia="Times New Roman"/>
+          <w:b w:val="0"/>
+          <w:i w:val="0"/>
+          <w:color w:val="000000"/>
+          <w:sz w:val="12"/>
+        </w:rPr>
+      </w:r>
+    </w:p>
+    <w:p>
+      <w:r>
+        <w:rPr>
+          <w:rFonts w:ascii="Times New Roman" w:hAnsi="Times New Roman" w:cs="Times New Roman" w:eastAsia="Times New Roman"/>
+          <w:b w:val="0"/>
+          <w:i w:val="0"/>
+          <w:color w:val="000000"/>
+          <w:sz w:val="28"/>
+        </w:rPr>
+        <w:t xml:space="preserve">Разбирая жалобу «не могу войти», смотрите на череду событий: подряд идущие </w:t>
+      </w:r>
+      <w:r>
+        <w:rPr>
+          <w:rFonts w:ascii="Times New Roman" w:hAnsi="Times New Roman" w:cs="Times New Roman" w:eastAsia="Times New Roman"/>
+          <w:b/>
+          <w:i w:val="0"/>
+          <w:color w:val="000000"/>
+          <w:sz w:val="28"/>
+        </w:rPr>
+        <w:t>«Неудачный вход»</w:t>
+      </w:r>
+      <w:r>
+        <w:rPr>
+          <w:rFonts w:ascii="Times New Roman" w:hAnsi="Times New Roman" w:cs="Times New Roman" w:eastAsia="Times New Roman"/>
+          <w:b w:val="0"/>
+          <w:i w:val="0"/>
+          <w:color w:val="000000"/>
+          <w:sz w:val="28"/>
+        </w:rPr>
+        <w:t xml:space="preserve"> говорят об ошибке в пароле, а следом стоящий </w:t>
+      </w:r>
+      <w:r>
+        <w:rPr>
+          <w:rFonts w:ascii="Times New Roman" w:hAnsi="Times New Roman" w:cs="Times New Roman" w:eastAsia="Times New Roman"/>
+          <w:b/>
+          <w:i w:val="0"/>
+          <w:color w:val="000000"/>
+          <w:sz w:val="28"/>
+        </w:rPr>
+        <w:t>«Вход заблокирован»</w:t>
+      </w:r>
+      <w:r>
+        <w:rPr>
+          <w:rFonts w:ascii="Times New Roman" w:hAnsi="Times New Roman" w:cs="Times New Roman" w:eastAsia="Times New Roman"/>
+          <w:b w:val="0"/>
+          <w:i w:val="0"/>
+          <w:color w:val="000000"/>
+          <w:sz w:val="28"/>
+        </w:rPr>
+        <w:t xml:space="preserve"> - что человек упёрся в защиту от подбора и ему нужно дождаться срока либо прийти за снятием блокировки, см. подраздел 5.5.</w:t>
       </w:r>
     </w:p>
     <w:p>
@@ -10854,6 +11584,215 @@
       </w:r>
     </w:p>
     <w:p>
+      <w:r>
+        <w:rPr>
+          <w:rFonts w:ascii="Times New Roman" w:hAnsi="Times New Roman" w:cs="Times New Roman" w:eastAsia="Times New Roman"/>
+          <w:b w:val="0"/>
+          <w:i w:val="0"/>
+          <w:color w:val="000000"/>
+          <w:sz w:val="28"/>
+        </w:rPr>
+        <w:t>Подключается группа в двух местах, и от места зависит, кого она затронет:</w:t>
+      </w:r>
+    </w:p>
+    <w:p>
+      <w:pPr>
+        <w:spacing w:after="0" w:line="360" w:lineRule="auto"/>
+        <w:ind w:hanging="454" w:left="1134"/>
+        <w:jc w:val="both"/>
+      </w:pPr>
+      <w:r>
+        <w:rPr>
+          <w:rFonts w:ascii="Times New Roman" w:hAnsi="Times New Roman" w:cs="Times New Roman" w:eastAsia="Times New Roman"/>
+          <w:b w:val="0"/>
+          <w:i w:val="0"/>
+          <w:color w:val="000000"/>
+          <w:sz w:val="28"/>
+        </w:rPr>
+        <w:t>•</w:t>
+        <w:tab/>
+      </w:r>
+      <w:r>
+        <w:rPr>
+          <w:rFonts w:ascii="Times New Roman" w:hAnsi="Times New Roman" w:cs="Times New Roman" w:eastAsia="Times New Roman"/>
+          <w:b/>
+          <w:i w:val="0"/>
+          <w:color w:val="000000"/>
+          <w:sz w:val="28"/>
+        </w:rPr>
+        <w:t>к роли</w:t>
+      </w:r>
+      <w:r>
+        <w:rPr>
+          <w:rFonts w:ascii="Times New Roman" w:hAnsi="Times New Roman" w:cs="Times New Roman" w:eastAsia="Times New Roman"/>
+          <w:b w:val="0"/>
+          <w:i w:val="0"/>
+          <w:color w:val="000000"/>
+          <w:sz w:val="28"/>
+        </w:rPr>
+        <w:t xml:space="preserve"> - в карточке роли кнопкой </w:t>
+      </w:r>
+      <w:r>
+        <w:rPr>
+          <w:rFonts w:ascii="Times New Roman" w:hAnsi="Times New Roman" w:cs="Times New Roman" w:eastAsia="Times New Roman"/>
+          <w:b/>
+          <w:i w:val="0"/>
+          <w:color w:val="000000"/>
+          <w:sz w:val="28"/>
+        </w:rPr>
+        <w:t>«Настроить права»</w:t>
+      </w:r>
+      <w:r>
+        <w:rPr>
+          <w:rFonts w:ascii="Times New Roman" w:hAnsi="Times New Roman" w:cs="Times New Roman" w:eastAsia="Times New Roman"/>
+          <w:b w:val="0"/>
+          <w:i w:val="0"/>
+          <w:color w:val="000000"/>
+          <w:sz w:val="28"/>
+        </w:rPr>
+        <w:t>: группу получат все работники с этой ролью;</w:t>
+      </w:r>
+    </w:p>
+    <w:p>
+      <w:pPr>
+        <w:spacing w:after="0" w:line="360" w:lineRule="auto"/>
+        <w:ind w:hanging="454" w:left="1134"/>
+        <w:jc w:val="both"/>
+      </w:pPr>
+      <w:r>
+        <w:rPr>
+          <w:rFonts w:ascii="Times New Roman" w:hAnsi="Times New Roman" w:cs="Times New Roman" w:eastAsia="Times New Roman"/>
+          <w:b w:val="0"/>
+          <w:i w:val="0"/>
+          <w:color w:val="000000"/>
+          <w:sz w:val="28"/>
+        </w:rPr>
+        <w:t>•</w:t>
+        <w:tab/>
+      </w:r>
+      <w:r>
+        <w:rPr>
+          <w:rFonts w:ascii="Times New Roman" w:hAnsi="Times New Roman" w:cs="Times New Roman" w:eastAsia="Times New Roman"/>
+          <w:b/>
+          <w:i w:val="0"/>
+          <w:color w:val="000000"/>
+          <w:sz w:val="28"/>
+        </w:rPr>
+        <w:t>лично работнику</w:t>
+      </w:r>
+      <w:r>
+        <w:rPr>
+          <w:rFonts w:ascii="Times New Roman" w:hAnsi="Times New Roman" w:cs="Times New Roman" w:eastAsia="Times New Roman"/>
+          <w:b w:val="0"/>
+          <w:i w:val="0"/>
+          <w:color w:val="000000"/>
+          <w:sz w:val="28"/>
+        </w:rPr>
+        <w:t xml:space="preserve"> - в окне его прав, чипами в блоке </w:t>
+      </w:r>
+      <w:r>
+        <w:rPr>
+          <w:rFonts w:ascii="Times New Roman" w:hAnsi="Times New Roman" w:cs="Times New Roman" w:eastAsia="Times New Roman"/>
+          <w:b/>
+          <w:i w:val="0"/>
+          <w:color w:val="000000"/>
+          <w:sz w:val="28"/>
+        </w:rPr>
+        <w:t>«Группы прав»</w:t>
+      </w:r>
+      <w:r>
+        <w:rPr>
+          <w:rFonts w:ascii="Times New Roman" w:hAnsi="Times New Roman" w:cs="Times New Roman" w:eastAsia="Times New Roman"/>
+          <w:b w:val="0"/>
+          <w:i w:val="0"/>
+          <w:color w:val="000000"/>
+          <w:sz w:val="28"/>
+        </w:rPr>
+        <w:t>, см. раздел 8: группу получит только он.</w:t>
+      </w:r>
+    </w:p>
+    <w:p>
+      <w:r>
+        <w:rPr>
+          <w:rFonts w:ascii="Times New Roman" w:hAnsi="Times New Roman" w:cs="Times New Roman" w:eastAsia="Times New Roman"/>
+          <w:b w:val="0"/>
+          <w:i w:val="0"/>
+          <w:color w:val="000000"/>
+          <w:sz w:val="28"/>
+        </w:rPr>
+        <w:t>Оба способа складываются: работник получает и то, что пришло с ролью, и то, что назначено лично.</w:t>
+      </w:r>
+    </w:p>
+    <w:tbl>
+      <w:tblPr>
+        <w:tblW w:type="auto" w:w="0"/>
+        <w:tblLayout w:type="fixed"/>
+        <w:tblLook w:firstColumn="1" w:firstRow="1" w:lastColumn="0" w:lastRow="0" w:noHBand="0" w:noVBand="1" w:val="04A0"/>
+        <w:tblLayout w:type="fixed"/>
+      </w:tblPr>
+      <w:tblGrid>
+        <w:gridCol w:w="9356"/>
+      </w:tblGrid>
+      <w:tr>
+        <w:trPr>
+          <w:cantSplit w:val="true"/>
+        </w:trPr>
+        <w:tc>
+          <w:tcPr>
+            <w:tcW w:type="dxa" w:w="9354"/>
+            <w:shd w:val="clear" w:fill="EAF1F8"/>
+            <w:tcBorders>
+              <w:left w:val="single" w:sz="24" w:color="2C6FA6"/>
+              <w:top w:val="single" w:sz="4" w:color="EAF1F8"/>
+              <w:bottom w:val="single" w:sz="4" w:color="EAF1F8"/>
+              <w:right w:val="single" w:sz="4" w:color="EAF1F8"/>
+            </w:tcBorders>
+          </w:tcPr>
+          <w:p>
+            <w:pPr>
+              <w:spacing w:line="288" w:lineRule="auto" w:after="0"/>
+              <w:ind w:firstLine="0"/>
+            </w:pPr>
+            <w:r>
+              <w:rPr>
+                <w:rFonts w:ascii="Times New Roman" w:hAnsi="Times New Roman" w:cs="Times New Roman" w:eastAsia="Times New Roman"/>
+                <w:b/>
+                <w:i w:val="0"/>
+                <w:color w:val="2C6FA6"/>
+                <w:sz w:val="26"/>
+              </w:rPr>
+              <w:t xml:space="preserve">ПРИМЕЧАНИЕ. </w:t>
+            </w:r>
+            <w:r>
+              <w:rPr>
+                <w:rFonts w:ascii="Times New Roman" w:hAnsi="Times New Roman" w:cs="Times New Roman" w:eastAsia="Times New Roman"/>
+                <w:b w:val="0"/>
+                <w:i w:val="0"/>
+                <w:color w:val="000000"/>
+                <w:sz w:val="26"/>
+              </w:rPr>
+              <w:t>Группа умеет не только выдавать право, но и запрещать его. Запрет из группы снимается персональным разрешением в карточке работника - это единственный способ сделать исключение, не разбирая саму группу.</w:t>
+            </w:r>
+          </w:p>
+        </w:tc>
+      </w:tr>
+    </w:tbl>
+    <w:p>
+      <w:pPr>
+        <w:spacing w:after="0" w:line="240" w:lineRule="auto"/>
+        <w:ind w:firstLine="0"/>
+      </w:pPr>
+      <w:r>
+        <w:rPr>
+          <w:rFonts w:ascii="Times New Roman" w:hAnsi="Times New Roman" w:cs="Times New Roman" w:eastAsia="Times New Roman"/>
+          <w:b w:val="0"/>
+          <w:i w:val="0"/>
+          <w:color w:val="000000"/>
+          <w:sz w:val="12"/>
+        </w:rPr>
+      </w:r>
+    </w:p>
+    <w:p>
       <w:pPr>
         <w:pStyle w:val="Heading1"/>
         <w:ind w:firstLine="0"/>
@@ -11920,7 +12859,47 @@
           <w:color w:val="000000"/>
           <w:sz w:val="28"/>
         </w:rPr>
-        <w:t xml:space="preserve"> переносит их в архив.</w:t>
+        <w:t xml:space="preserve"> переносит их в архив. Просмотр журнала открыт по праву </w:t>
+      </w:r>
+      <w:r>
+        <w:rPr>
+          <w:rFonts w:ascii="Courier New" w:hAnsi="Courier New" w:cs="Courier New" w:eastAsia="Courier New"/>
+          <w:b w:val="0"/>
+          <w:i w:val="0"/>
+          <w:color w:val="000000"/>
+          <w:sz w:val="24"/>
+        </w:rPr>
+        <w:t>permission.audit.read</w:t>
+      </w:r>
+      <w:r>
+        <w:rPr>
+          <w:rFonts w:ascii="Times New Roman" w:hAnsi="Times New Roman" w:cs="Times New Roman" w:eastAsia="Times New Roman"/>
+          <w:b w:val="0"/>
+          <w:i w:val="0"/>
+          <w:color w:val="000000"/>
+          <w:sz w:val="28"/>
+        </w:rPr>
+        <w:t xml:space="preserve">, а обе эти кнопки требуют </w:t>
+      </w:r>
+      <w:r>
+        <w:rPr>
+          <w:rFonts w:ascii="Courier New" w:hAnsi="Courier New" w:cs="Courier New" w:eastAsia="Courier New"/>
+          <w:b w:val="0"/>
+          <w:i w:val="0"/>
+          <w:color w:val="000000"/>
+          <w:sz w:val="24"/>
+        </w:rPr>
+        <w:t>permission.audit.manage</w:t>
+      </w:r>
+      <w:r>
+        <w:rPr>
+          <w:rFonts w:ascii="Times New Roman" w:hAnsi="Times New Roman" w:cs="Times New Roman" w:eastAsia="Times New Roman"/>
+          <w:b w:val="0"/>
+          <w:i w:val="0"/>
+          <w:color w:val="000000"/>
+          <w:sz w:val="28"/>
+        </w:rPr>
+        <w:t>: читать журнал можно дать шире, чем чистить его.</w:t>
       </w:r>
     </w:p>
     <w:tbl>
@@ -12769,96 +13748,7 @@
           <w:color w:val="000000"/>
           <w:sz w:val="28"/>
         </w:rPr>
-        <w:t>.</w:t>
-      </w:r>
-    </w:p>
-    <w:tbl>
-      <w:tblPr>
-        <w:tblW w:type="auto" w:w="0"/>
-        <w:tblLayout w:type="fixed"/>
-        <w:tblLook w:firstColumn="1" w:firstRow="1" w:lastColumn="0" w:lastRow="0" w:noHBand="0" w:noVBand="1" w:val="04A0"/>
-        <w:tblLayout w:type="fixed"/>
-      </w:tblPr>
-      <w:tblGrid>
-        <w:gridCol w:w="9356"/>
-      </w:tblGrid>
-      <w:tr>
-        <w:trPr>
-          <w:cantSplit w:val="true"/>
-        </w:trPr>
-        <w:tc>
-          <w:tcPr>
-            <w:tcW w:type="dxa" w:w="9354"/>
-            <w:shd w:val="clear" w:fill="FDF6E3"/>
-            <w:tcBorders>
-              <w:left w:val="single" w:sz="24" w:color="B7791F"/>
-              <w:top w:val="single" w:sz="4" w:color="FDF6E3"/>
-              <w:bottom w:val="single" w:sz="4" w:color="FDF6E3"/>
-              <w:right w:val="single" w:sz="4" w:color="FDF6E3"/>
-            </w:tcBorders>
-          </w:tcPr>
-          <w:p>
-            <w:pPr>
-              <w:spacing w:line="288" w:lineRule="auto" w:after="0"/>
-              <w:ind w:firstLine="0"/>
-            </w:pPr>
-            <w:r>
-              <w:rPr>
-                <w:rFonts w:ascii="Times New Roman" w:hAnsi="Times New Roman" w:cs="Times New Roman" w:eastAsia="Times New Roman"/>
-                <w:b/>
-                <w:i w:val="0"/>
-                <w:color w:val="B7791F"/>
-                <w:sz w:val="26"/>
-              </w:rPr>
-              <w:t xml:space="preserve">ВАЖНО. </w:t>
-            </w:r>
-            <w:r>
-              <w:rPr>
-                <w:rFonts w:ascii="Times New Roman" w:hAnsi="Times New Roman" w:cs="Times New Roman" w:eastAsia="Times New Roman"/>
-                <w:b w:val="0"/>
-                <w:i w:val="0"/>
-                <w:color w:val="000000"/>
-                <w:sz w:val="26"/>
-              </w:rPr>
-              <w:t xml:space="preserve">Кнопка переноса работает под правом </w:t>
-            </w:r>
-            <w:r>
-              <w:rPr>
-                <w:rFonts w:ascii="Courier New" w:hAnsi="Courier New" w:cs="Courier New" w:eastAsia="Courier New"/>
-                <w:b w:val="0"/>
-                <w:i w:val="0"/>
-                <w:color w:val="000000"/>
-                <w:sz w:val="22"/>
-              </w:rPr>
-              <w:t>page.admin</w:t>
-            </w:r>
-            <w:r>
-              <w:rPr>
-                <w:rFonts w:ascii="Times New Roman" w:hAnsi="Times New Roman" w:cs="Times New Roman" w:eastAsia="Times New Roman"/>
-                <w:b w:val="0"/>
-                <w:i w:val="0"/>
-                <w:color w:val="000000"/>
-                <w:sz w:val="26"/>
-              </w:rPr>
-              <w:t>, а не под правом справочников. Работник, которому выдали только ведение справочников, увидит запрет на архивацию, но перенести работников не сможет - за этим нужно идти к администратору.</w:t>
-            </w:r>
-          </w:p>
-        </w:tc>
-      </w:tr>
-    </w:tbl>
-    <w:p>
-      <w:pPr>
-        <w:spacing w:after="0" w:line="240" w:lineRule="auto"/>
-        <w:ind w:firstLine="0"/>
-      </w:pPr>
-      <w:r>
-        <w:rPr>
-          <w:rFonts w:ascii="Times New Roman" w:hAnsi="Times New Roman" w:cs="Times New Roman" w:eastAsia="Times New Roman"/>
-          <w:b w:val="0"/>
-          <w:i w:val="0"/>
-          <w:color w:val="000000"/>
-          <w:sz w:val="12"/>
-        </w:rPr>
+        <w:t>. Кнопка открывает выбор организации-приёмника; после переноса запись освобождается, и её можно архивировать.</w:t>
       </w:r>
     </w:p>
     <w:p>
@@ -13826,7 +14716,7 @@
                 <w:color w:val="000000"/>
                 <w:sz w:val="24"/>
               </w:rPr>
-              <w:t>См. руководство администратора, часть про вложения заявок</w:t>
+              <w:t>См. раздел 12</w:t>
             </w:r>
           </w:p>
         </w:tc>
@@ -21918,7 +22808,7 @@
                 <w:color w:val="000000"/>
                 <w:sz w:val="26"/>
               </w:rPr>
-              <w:t>Настройками системы управляется не всё. Параметры почтового сервера, сроки хранения данных и порог схожести для чёрного списка задаются при установке, в файле параметров; их описание - в руководстве по развёртыванию и сопровождению.</w:t>
+              <w:t>Настройками системы управляется не всё. Параметры почтового сервера и сроки хранения данных задаются при установке, в файле параметров; их описание - в руководстве по развёртыванию и сопровождению. Порог схожести для чёрного списка не задаётся нигде: он определён в самой системе, см. подраздел 11.2.</w:t>
             </w:r>
           </w:p>
         </w:tc>

--- a/Документация/Руководство администратора/Руководство администратора.docx
+++ b/Документация/Руководство администратора/Руководство администратора.docx
@@ -1125,7 +1125,7 @@
           <w:sz w:val="26"/>
         </w:rPr>
         <w:tab/>
-        <w:t>17</w:t>
+        <w:t>18</w:t>
       </w:r>
     </w:p>
     <w:p>
@@ -1280,7 +1280,7 @@
           <w:sz w:val="26"/>
         </w:rPr>
         <w:tab/>
-        <w:t>20</w:t>
+        <w:t>21</w:t>
       </w:r>
     </w:p>
     <w:p>
@@ -1311,7 +1311,7 @@
           <w:sz w:val="26"/>
         </w:rPr>
         <w:tab/>
-        <w:t>20</w:t>
+        <w:t>21</w:t>
       </w:r>
     </w:p>
     <w:p>
@@ -8771,7 +8771,211 @@
           <w:color w:val="000000"/>
           <w:sz w:val="28"/>
         </w:rPr>
-        <w:t xml:space="preserve"> - у учётной записи охранника; в ней перечислены посты и площадки, с которыми он работает.</w:t>
+        <w:t xml:space="preserve"> - только у учётной записи с типом охранника.</w:t>
+      </w:r>
+    </w:p>
+    <w:p>
+      <w:r>
+        <w:rPr>
+          <w:rFonts w:ascii="Times New Roman" w:hAnsi="Times New Roman" w:cs="Times New Roman" w:eastAsia="Times New Roman"/>
+          <w:b w:val="0"/>
+          <w:i w:val="0"/>
+          <w:color w:val="000000"/>
+          <w:sz w:val="28"/>
+        </w:rPr>
+        <w:t xml:space="preserve">Окно </w:t>
+      </w:r>
+      <w:r>
+        <w:rPr>
+          <w:rFonts w:ascii="Times New Roman" w:hAnsi="Times New Roman" w:cs="Times New Roman" w:eastAsia="Times New Roman"/>
+          <w:b/>
+          <w:i w:val="0"/>
+          <w:color w:val="000000"/>
+          <w:sz w:val="28"/>
+        </w:rPr>
+        <w:t>«Места доступа «логин»»</w:t>
+      </w:r>
+      <w:r>
+        <w:rPr>
+          <w:rFonts w:ascii="Times New Roman" w:hAnsi="Times New Roman" w:cs="Times New Roman" w:eastAsia="Times New Roman"/>
+          <w:b w:val="0"/>
+          <w:i w:val="0"/>
+          <w:color w:val="000000"/>
+          <w:sz w:val="28"/>
+        </w:rPr>
+        <w:t xml:space="preserve"> содержит два блока - </w:t>
+      </w:r>
+      <w:r>
+        <w:rPr>
+          <w:rFonts w:ascii="Times New Roman" w:hAnsi="Times New Roman" w:cs="Times New Roman" w:eastAsia="Times New Roman"/>
+          <w:b/>
+          <w:i w:val="0"/>
+          <w:color w:val="000000"/>
+          <w:sz w:val="28"/>
+        </w:rPr>
+        <w:t>«Места разгрузки»</w:t>
+      </w:r>
+      <w:r>
+        <w:rPr>
+          <w:rFonts w:ascii="Times New Roman" w:hAnsi="Times New Roman" w:cs="Times New Roman" w:eastAsia="Times New Roman"/>
+          <w:b w:val="0"/>
+          <w:i w:val="0"/>
+          <w:color w:val="000000"/>
+          <w:sz w:val="28"/>
+        </w:rPr>
+        <w:t xml:space="preserve"> и </w:t>
+      </w:r>
+      <w:r>
+        <w:rPr>
+          <w:rFonts w:ascii="Times New Roman" w:hAnsi="Times New Roman" w:cs="Times New Roman" w:eastAsia="Times New Roman"/>
+          <w:b/>
+          <w:i w:val="0"/>
+          <w:color w:val="000000"/>
+          <w:sz w:val="28"/>
+        </w:rPr>
+        <w:t>«Места прохода»</w:t>
+      </w:r>
+      <w:r>
+        <w:rPr>
+          <w:rFonts w:ascii="Times New Roman" w:hAnsi="Times New Roman" w:cs="Times New Roman" w:eastAsia="Times New Roman"/>
+          <w:b w:val="0"/>
+          <w:i w:val="0"/>
+          <w:color w:val="000000"/>
+          <w:sz w:val="28"/>
+        </w:rPr>
+        <w:t xml:space="preserve">. Отмеченное определяет, что попадёт к охраннику в раздел </w:t>
+      </w:r>
+      <w:r>
+        <w:rPr>
+          <w:rFonts w:ascii="Times New Roman" w:hAnsi="Times New Roman" w:cs="Times New Roman" w:eastAsia="Times New Roman"/>
+          <w:b/>
+          <w:i w:val="0"/>
+          <w:color w:val="000000"/>
+          <w:sz w:val="28"/>
+        </w:rPr>
+        <w:t>«Доступные мне»</w:t>
+      </w:r>
+      <w:r>
+        <w:rPr>
+          <w:rFonts w:ascii="Times New Roman" w:hAnsi="Times New Roman" w:cs="Times New Roman" w:eastAsia="Times New Roman"/>
+          <w:b w:val="0"/>
+          <w:i w:val="0"/>
+          <w:color w:val="000000"/>
+          <w:sz w:val="28"/>
+        </w:rPr>
+        <w:t xml:space="preserve">: права открывают саму таблицу поста, а привязка отвечает за перечень вложений по его местам. Пустой блок подписан </w:t>
+      </w:r>
+      <w:r>
+        <w:rPr>
+          <w:rFonts w:ascii="Times New Roman" w:hAnsi="Times New Roman" w:cs="Times New Roman" w:eastAsia="Times New Roman"/>
+          <w:b/>
+          <w:i w:val="0"/>
+          <w:color w:val="000000"/>
+          <w:sz w:val="28"/>
+        </w:rPr>
+        <w:t>«Нет доступных мест разгрузки»</w:t>
+      </w:r>
+      <w:r>
+        <w:rPr>
+          <w:rFonts w:ascii="Times New Roman" w:hAnsi="Times New Roman" w:cs="Times New Roman" w:eastAsia="Times New Roman"/>
+          <w:b w:val="0"/>
+          <w:i w:val="0"/>
+          <w:color w:val="000000"/>
+          <w:sz w:val="28"/>
+        </w:rPr>
+        <w:t xml:space="preserve"> или </w:t>
+      </w:r>
+      <w:r>
+        <w:rPr>
+          <w:rFonts w:ascii="Times New Roman" w:hAnsi="Times New Roman" w:cs="Times New Roman" w:eastAsia="Times New Roman"/>
+          <w:b/>
+          <w:i w:val="0"/>
+          <w:color w:val="000000"/>
+          <w:sz w:val="28"/>
+        </w:rPr>
+        <w:t>«Нет доступных мест прохода»</w:t>
+      </w:r>
+      <w:r>
+        <w:rPr>
+          <w:rFonts w:ascii="Times New Roman" w:hAnsi="Times New Roman" w:cs="Times New Roman" w:eastAsia="Times New Roman"/>
+          <w:b w:val="0"/>
+          <w:i w:val="0"/>
+          <w:color w:val="000000"/>
+          <w:sz w:val="28"/>
+        </w:rPr>
+        <w:t>.</w:t>
+      </w:r>
+    </w:p>
+    <w:p>
+      <w:r>
+        <w:rPr>
+          <w:rFonts w:ascii="Times New Roman" w:hAnsi="Times New Roman" w:cs="Times New Roman" w:eastAsia="Times New Roman"/>
+          <w:b w:val="0"/>
+          <w:i w:val="0"/>
+          <w:color w:val="000000"/>
+          <w:sz w:val="28"/>
+        </w:rPr>
+        <w:t xml:space="preserve">Кнопка </w:t>
+      </w:r>
+      <w:r>
+        <w:rPr>
+          <w:rFonts w:ascii="Times New Roman" w:hAnsi="Times New Roman" w:cs="Times New Roman" w:eastAsia="Times New Roman"/>
+          <w:b/>
+          <w:i w:val="0"/>
+          <w:color w:val="000000"/>
+          <w:sz w:val="28"/>
+        </w:rPr>
+        <w:t>«Сбросить обучение»</w:t>
+      </w:r>
+      <w:r>
+        <w:rPr>
+          <w:rFonts w:ascii="Times New Roman" w:hAnsi="Times New Roman" w:cs="Times New Roman" w:eastAsia="Times New Roman"/>
+          <w:b w:val="0"/>
+          <w:i w:val="0"/>
+          <w:color w:val="000000"/>
+          <w:sz w:val="28"/>
+        </w:rPr>
+        <w:t xml:space="preserve"> снимает отметку о пройденных турах: в её меню первым пунктом идёт </w:t>
+      </w:r>
+      <w:r>
+        <w:rPr>
+          <w:rFonts w:ascii="Times New Roman" w:hAnsi="Times New Roman" w:cs="Times New Roman" w:eastAsia="Times New Roman"/>
+          <w:b/>
+          <w:i w:val="0"/>
+          <w:color w:val="000000"/>
+          <w:sz w:val="28"/>
+        </w:rPr>
+        <w:t>«Все туры»</w:t>
+      </w:r>
+      <w:r>
+        <w:rPr>
+          <w:rFonts w:ascii="Times New Roman" w:hAnsi="Times New Roman" w:cs="Times New Roman" w:eastAsia="Times New Roman"/>
+          <w:b w:val="0"/>
+          <w:i w:val="0"/>
+          <w:color w:val="000000"/>
+          <w:sz w:val="28"/>
+        </w:rPr>
+        <w:t xml:space="preserve">, дальше туры поимённо. Система переспрашивает окном </w:t>
+      </w:r>
+      <w:r>
+        <w:rPr>
+          <w:rFonts w:ascii="Times New Roman" w:hAnsi="Times New Roman" w:cs="Times New Roman" w:eastAsia="Times New Roman"/>
+          <w:b/>
+          <w:i w:val="0"/>
+          <w:color w:val="000000"/>
+          <w:sz w:val="28"/>
+        </w:rPr>
+        <w:t>«Сбросить обучение?»</w:t>
+      </w:r>
+      <w:r>
+        <w:rPr>
+          <w:rFonts w:ascii="Times New Roman" w:hAnsi="Times New Roman" w:cs="Times New Roman" w:eastAsia="Times New Roman"/>
+          <w:b w:val="0"/>
+          <w:i w:val="0"/>
+          <w:color w:val="000000"/>
+          <w:sz w:val="28"/>
+        </w:rPr>
+        <w:t xml:space="preserve"> и предупреждает, что обучение запустится у работника снова при следующем входе.</w:t>
       </w:r>
     </w:p>
     <w:p>

--- a/Документация/Руководство администратора/Руководство администратора.docx
+++ b/Документация/Руководство администратора/Руководство администратора.docx
@@ -7330,7 +7330,7 @@
       <w:r>
         <w:drawing>
           <wp:inline xmlns:a="http://schemas.openxmlformats.org/drawingml/2006/main" xmlns:pic="http://schemas.openxmlformats.org/drawingml/2006/picture">
-            <wp:extent cx="4145280" cy="4352544"/>
+            <wp:extent cx="4145280" cy="4620768"/>
             <wp:docPr id="3" name="Picture 3"/>
             <wp:cNvGraphicFramePr>
               <a:graphicFrameLocks noChangeAspect="1"/>
@@ -7351,7 +7351,7 @@
                   <pic:spPr>
                     <a:xfrm>
                       <a:off x="0" y="0"/>
-                      <a:ext cx="4145280" cy="4352544"/>
+                      <a:ext cx="4145280" cy="4620768"/>
                     </a:xfrm>
                     <a:prstGeom prst="rect"/>
                   </pic:spPr>
@@ -7605,7 +7605,7 @@
                 <w:color w:val="000000"/>
                 <w:sz w:val="24"/>
               </w:rPr>
-              <w:t>да</w:t>
+              <w:t>если не задан адрес почты</w:t>
             </w:r>
           </w:p>
         </w:tc>
@@ -7627,7 +7627,27 @@
                 <w:color w:val="000000"/>
                 <w:sz w:val="24"/>
               </w:rPr>
-              <w:t>По действующим требованиям к паролю, см. подраздел 5.4</w:t>
+              <w:t xml:space="preserve">По действующим требованиям к паролю, см. подраздел 5.4. Когда адрес заполнен, поле можно оставить пустым: подпись меняется на </w:t>
+            </w:r>
+            <w:r>
+              <w:rPr>
+                <w:rFonts w:ascii="Times New Roman" w:hAnsi="Times New Roman" w:cs="Times New Roman" w:eastAsia="Times New Roman"/>
+                <w:b/>
+                <w:i w:val="0"/>
+                <w:color w:val="000000"/>
+                <w:sz w:val="24"/>
+              </w:rPr>
+              <w:t>«Придумает система»</w:t>
+            </w:r>
+            <w:r>
+              <w:rPr>
+                <w:rFonts w:ascii="Times New Roman" w:hAnsi="Times New Roman" w:cs="Times New Roman" w:eastAsia="Times New Roman"/>
+                <w:b w:val="0"/>
+                <w:i w:val="0"/>
+                <w:color w:val="000000"/>
+                <w:sz w:val="24"/>
+              </w:rPr>
+              <w:t>, и пароль уйдёт работнику письмом вместе с логином</w:t>
             </w:r>
           </w:p>
         </w:tc>
@@ -8154,6 +8174,38 @@
           <w:color w:val="000000"/>
           <w:sz w:val="28"/>
         </w:rPr>
+        <w:t xml:space="preserve">Под полем адреса написано, зачем он нужен: </w:t>
+      </w:r>
+      <w:r>
+        <w:rPr>
+          <w:rFonts w:ascii="Times New Roman" w:hAnsi="Times New Roman" w:cs="Times New Roman" w:eastAsia="Times New Roman"/>
+          <w:b/>
+          <w:i w:val="0"/>
+          <w:color w:val="000000"/>
+          <w:sz w:val="28"/>
+        </w:rPr>
+        <w:t>«На этот адрес уйдут логин и пароль. Без адреса пароль задаёт администратор»</w:t>
+      </w:r>
+      <w:r>
+        <w:rPr>
+          <w:rFonts w:ascii="Times New Roman" w:hAnsi="Times New Roman" w:cs="Times New Roman" w:eastAsia="Times New Roman"/>
+          <w:b w:val="0"/>
+          <w:i w:val="0"/>
+          <w:color w:val="000000"/>
+          <w:sz w:val="28"/>
+        </w:rPr>
+        <w:t>.</w:t>
+      </w:r>
+    </w:p>
+    <w:p>
+      <w:r>
+        <w:rPr>
+          <w:rFonts w:ascii="Times New Roman" w:hAnsi="Times New Roman" w:cs="Times New Roman" w:eastAsia="Times New Roman"/>
+          <w:b w:val="0"/>
+          <w:i w:val="0"/>
+          <w:color w:val="000000"/>
+          <w:sz w:val="28"/>
+        </w:rPr>
         <w:t xml:space="preserve">Нажмите </w:t>
       </w:r>
       <w:r>
@@ -12061,7 +12113,27 @@
           <w:color w:val="000000"/>
           <w:sz w:val="28"/>
         </w:rPr>
-        <w:t>. Это главный экран разграничения доступа: в нём видно, откуда взялось каждое право.</w:t>
+        <w:t xml:space="preserve">. Кнопки нет у того, кому не выдано право </w:t>
+      </w:r>
+      <w:r>
+        <w:rPr>
+          <w:rFonts w:ascii="Courier New" w:hAnsi="Courier New" w:cs="Courier New" w:eastAsia="Courier New"/>
+          <w:b w:val="0"/>
+          <w:i w:val="0"/>
+          <w:color w:val="000000"/>
+          <w:sz w:val="24"/>
+        </w:rPr>
+        <w:t>permission.audit.manage</w:t>
+      </w:r>
+      <w:r>
+        <w:rPr>
+          <w:rFonts w:ascii="Times New Roman" w:hAnsi="Times New Roman" w:cs="Times New Roman" w:eastAsia="Times New Roman"/>
+          <w:b w:val="0"/>
+          <w:i w:val="0"/>
+          <w:color w:val="000000"/>
+          <w:sz w:val="28"/>
+        </w:rPr>
+        <w:t>: без него окно открывалось бы пустым. Это главный экран разграничения доступа: в нём видно, откуда взялось каждое право.</w:t>
       </w:r>
     </w:p>
     <w:p>

--- a/Документация/Руководство администратора/Руководство администратора.docx
+++ b/Документация/Руководство администратора/Руководство администратора.docx
@@ -157,7 +157,7 @@
           <w:color w:val="000000"/>
           <w:sz w:val="26"/>
         </w:rPr>
-        <w:t>Версия документа: 1.0</w:t>
+        <w:t>Версия документа: 1.1</w:t>
       </w:r>
     </w:p>
     <w:p>
@@ -173,7 +173,7 @@
           <w:color w:val="000000"/>
           <w:sz w:val="26"/>
         </w:rPr>
-        <w:t>Дата: 11.08.2026</w:t>
+        <w:t>Дата: 12.08.2026</w:t>
       </w:r>
     </w:p>
     <w:p>
@@ -908,7 +908,7 @@
           <w:sz w:val="26"/>
         </w:rPr>
         <w:tab/>
-        <w:t>11</w:t>
+        <w:t>12</w:t>
       </w:r>
     </w:p>
     <w:p>
@@ -1342,7 +1342,7 @@
           <w:sz w:val="26"/>
         </w:rPr>
         <w:tab/>
-        <w:t>21</w:t>
+        <w:t>22</w:t>
       </w:r>
     </w:p>
     <w:p>
@@ -6267,7 +6267,27 @@
           <w:color w:val="000000"/>
           <w:sz w:val="28"/>
         </w:rPr>
-        <w:t>). Выдать их обычному работнику нельзя: право сохранится, но действовать не будет.</w:t>
+        <w:t xml:space="preserve">). Выдать их обычному работнику нельзя: в дереве прав они показаны невыданными, а попытка сохранить их заканчивается отказом </w:t>
+      </w:r>
+      <w:r>
+        <w:rPr>
+          <w:rFonts w:ascii="Times New Roman" w:hAnsi="Times New Roman" w:cs="Times New Roman" w:eastAsia="Times New Roman"/>
+          <w:b/>
+          <w:i w:val="0"/>
+          <w:color w:val="000000"/>
+          <w:sz w:val="28"/>
+        </w:rPr>
+        <w:t>«Эти права может выдавать только супер-администратор»</w:t>
+      </w:r>
+      <w:r>
+        <w:rPr>
+          <w:rFonts w:ascii="Times New Roman" w:hAnsi="Times New Roman" w:cs="Times New Roman" w:eastAsia="Times New Roman"/>
+          <w:b w:val="0"/>
+          <w:i w:val="0"/>
+          <w:color w:val="000000"/>
+          <w:sz w:val="28"/>
+        </w:rPr>
+        <w:t>.</w:t>
       </w:r>
     </w:p>
     <w:tbl>
@@ -10669,6 +10689,75 @@
         </w:rPr>
       </w:r>
     </w:p>
+    <w:tbl>
+      <w:tblPr>
+        <w:tblW w:type="auto" w:w="0"/>
+        <w:tblLayout w:type="fixed"/>
+        <w:tblLook w:firstColumn="1" w:firstRow="1" w:lastColumn="0" w:lastRow="0" w:noHBand="0" w:noVBand="1" w:val="04A0"/>
+        <w:tblLayout w:type="fixed"/>
+      </w:tblPr>
+      <w:tblGrid>
+        <w:gridCol w:w="9356"/>
+      </w:tblGrid>
+      <w:tr>
+        <w:trPr>
+          <w:cantSplit w:val="true"/>
+        </w:trPr>
+        <w:tc>
+          <w:tcPr>
+            <w:tcW w:type="dxa" w:w="9354"/>
+            <w:shd w:val="clear" w:fill="FDF6E3"/>
+            <w:tcBorders>
+              <w:left w:val="single" w:sz="24" w:color="B7791F"/>
+              <w:top w:val="single" w:sz="4" w:color="FDF6E3"/>
+              <w:bottom w:val="single" w:sz="4" w:color="FDF6E3"/>
+              <w:right w:val="single" w:sz="4" w:color="FDF6E3"/>
+            </w:tcBorders>
+          </w:tcPr>
+          <w:p>
+            <w:pPr>
+              <w:spacing w:line="288" w:lineRule="auto" w:after="0"/>
+              <w:ind w:firstLine="0"/>
+            </w:pPr>
+            <w:r>
+              <w:rPr>
+                <w:rFonts w:ascii="Times New Roman" w:hAnsi="Times New Roman" w:cs="Times New Roman" w:eastAsia="Times New Roman"/>
+                <w:b/>
+                <w:i w:val="0"/>
+                <w:color w:val="B7791F"/>
+                <w:sz w:val="26"/>
+              </w:rPr>
+              <w:t xml:space="preserve">ВАЖНО. </w:t>
+            </w:r>
+            <w:r>
+              <w:rPr>
+                <w:rFonts w:ascii="Times New Roman" w:hAnsi="Times New Roman" w:cs="Times New Roman" w:eastAsia="Times New Roman"/>
+                <w:b w:val="0"/>
+                <w:i w:val="0"/>
+                <w:color w:val="000000"/>
+                <w:sz w:val="26"/>
+              </w:rPr>
+              <w:t>Если работник жалуется, что вход не удавался, а в истории пусто, дело может быть не в нём. Неудачу по вине системы - недоступную базу, например - система записывает без привязки к учётной записи, и в личную историю такая запись не попадает. Тогда работнику показывалось сообщение о том, что вход временно недоступен, а разбираться нужно с состоянием системы, а не с паролем.</w:t>
+            </w:r>
+          </w:p>
+        </w:tc>
+      </w:tr>
+    </w:tbl>
+    <w:p>
+      <w:pPr>
+        <w:spacing w:after="0" w:line="240" w:lineRule="auto"/>
+        <w:ind w:firstLine="0"/>
+      </w:pPr>
+      <w:r>
+        <w:rPr>
+          <w:rFonts w:ascii="Times New Roman" w:hAnsi="Times New Roman" w:cs="Times New Roman" w:eastAsia="Times New Roman"/>
+          <w:b w:val="0"/>
+          <w:i w:val="0"/>
+          <w:color w:val="000000"/>
+          <w:sz w:val="12"/>
+        </w:rPr>
+      </w:r>
+    </w:p>
     <w:p>
       <w:r>
         <w:rPr>
@@ -28553,8 +28642,8 @@
       <w:tblGrid>
         <w:gridCol w:w="1134"/>
         <w:gridCol w:w="1701"/>
-        <w:gridCol w:w="2584"/>
-        <w:gridCol w:w="3937"/>
+        <w:gridCol w:w="5557"/>
+        <w:gridCol w:w="963"/>
       </w:tblGrid>
       <w:tr>
         <w:trPr>
@@ -28611,7 +28700,7 @@
         </w:tc>
         <w:tc>
           <w:tcPr>
-            <w:tcW w:type="dxa" w:w="2583"/>
+            <w:tcW w:type="dxa" w:w="5557"/>
             <w:shd w:val="clear" w:fill="E8E8E8"/>
           </w:tcPr>
           <w:p>
@@ -28635,7 +28724,7 @@
         </w:tc>
         <w:tc>
           <w:tcPr>
-            <w:tcW w:type="dxa" w:w="3936"/>
+            <w:tcW w:type="dxa" w:w="963"/>
             <w:shd w:val="clear" w:fill="E8E8E8"/>
           </w:tcPr>
           <w:p>
@@ -28710,7 +28799,7 @@
         </w:tc>
         <w:tc>
           <w:tcPr>
-            <w:tcW w:type="dxa" w:w="2583"/>
+            <w:tcW w:type="dxa" w:w="5557"/>
           </w:tcPr>
           <w:p>
             <w:pPr>
@@ -28733,7 +28822,94 @@
         </w:tc>
         <w:tc>
           <w:tcPr>
-            <w:tcW w:type="dxa" w:w="3936"/>
+            <w:tcW w:type="dxa" w:w="963"/>
+          </w:tcPr>
+          <w:p>
+            <w:pPr>
+              <w:keepNext/>
+              <w:spacing w:line="240" w:lineRule="auto" w:after="0"/>
+              <w:ind w:firstLine="0"/>
+              <w:jc w:val="left"/>
+            </w:pPr>
+          </w:p>
+        </w:tc>
+      </w:tr>
+      <w:tr>
+        <w:trPr>
+          <w:cantSplit w:val="true"/>
+        </w:trPr>
+        <w:tc>
+          <w:tcPr>
+            <w:tcW w:type="dxa" w:w="1134"/>
+          </w:tcPr>
+          <w:p>
+            <w:pPr>
+              <w:keepNext/>
+              <w:spacing w:line="240" w:lineRule="auto" w:after="0"/>
+              <w:ind w:firstLine="0"/>
+              <w:jc w:val="left"/>
+            </w:pPr>
+            <w:r>
+              <w:rPr>
+                <w:rFonts w:ascii="Times New Roman" w:hAnsi="Times New Roman" w:cs="Times New Roman" w:eastAsia="Times New Roman"/>
+                <w:b w:val="0"/>
+                <w:i w:val="0"/>
+                <w:color w:val="000000"/>
+                <w:sz w:val="24"/>
+              </w:rPr>
+              <w:t>1.1</w:t>
+            </w:r>
+          </w:p>
+        </w:tc>
+        <w:tc>
+          <w:tcPr>
+            <w:tcW w:type="dxa" w:w="1701"/>
+          </w:tcPr>
+          <w:p>
+            <w:pPr>
+              <w:keepNext/>
+              <w:spacing w:line="240" w:lineRule="auto" w:after="0"/>
+              <w:ind w:firstLine="0"/>
+              <w:jc w:val="left"/>
+            </w:pPr>
+            <w:r>
+              <w:rPr>
+                <w:rFonts w:ascii="Times New Roman" w:hAnsi="Times New Roman" w:cs="Times New Roman" w:eastAsia="Times New Roman"/>
+                <w:b w:val="0"/>
+                <w:i w:val="0"/>
+                <w:color w:val="000000"/>
+                <w:sz w:val="24"/>
+              </w:rPr>
+              <w:t>12.08.2026</w:t>
+            </w:r>
+          </w:p>
+        </w:tc>
+        <w:tc>
+          <w:tcPr>
+            <w:tcW w:type="dxa" w:w="5557"/>
+          </w:tcPr>
+          <w:p>
+            <w:pPr>
+              <w:keepNext/>
+              <w:spacing w:line="240" w:lineRule="auto" w:after="0"/>
+              <w:ind w:firstLine="0"/>
+              <w:jc w:val="left"/>
+            </w:pPr>
+            <w:r>
+              <w:rPr>
+                <w:rFonts w:ascii="Times New Roman" w:hAnsi="Times New Roman" w:cs="Times New Roman" w:eastAsia="Times New Roman"/>
+                <w:b w:val="0"/>
+                <w:i w:val="0"/>
+                <w:color w:val="000000"/>
+                <w:sz w:val="24"/>
+              </w:rPr>
+              <w:t>Выверено по коду: сообщения об отказе и плашка заблокированного, перенос работников, порог схожести чёрного списка, выдача прав супер-администратора; раскрыты группы прав, история входов и блокировка</w:t>
+            </w:r>
+          </w:p>
+        </w:tc>
+        <w:tc>
+          <w:tcPr>
+            <w:tcW w:type="dxa" w:w="963"/>
           </w:tcPr>
           <w:p>
             <w:pPr>
@@ -28778,7 +28954,7 @@
         </w:tc>
         <w:tc>
           <w:tcPr>
-            <w:tcW w:type="dxa" w:w="2583"/>
+            <w:tcW w:type="dxa" w:w="5557"/>
           </w:tcPr>
           <w:p>
             <w:pPr>
@@ -28791,7 +28967,7 @@
         </w:tc>
         <w:tc>
           <w:tcPr>
-            <w:tcW w:type="dxa" w:w="3936"/>
+            <w:tcW w:type="dxa" w:w="963"/>
           </w:tcPr>
           <w:p>
             <w:pPr>
@@ -28836,7 +29012,7 @@
         </w:tc>
         <w:tc>
           <w:tcPr>
-            <w:tcW w:type="dxa" w:w="2583"/>
+            <w:tcW w:type="dxa" w:w="5557"/>
           </w:tcPr>
           <w:p>
             <w:pPr>
@@ -28849,7 +29025,7 @@
         </w:tc>
         <w:tc>
           <w:tcPr>
-            <w:tcW w:type="dxa" w:w="3936"/>
+            <w:tcW w:type="dxa" w:w="963"/>
           </w:tcPr>
           <w:p>
             <w:pPr>
@@ -28894,7 +29070,7 @@
         </w:tc>
         <w:tc>
           <w:tcPr>
-            <w:tcW w:type="dxa" w:w="2583"/>
+            <w:tcW w:type="dxa" w:w="5557"/>
           </w:tcPr>
           <w:p>
             <w:pPr>
@@ -28907,7 +29083,7 @@
         </w:tc>
         <w:tc>
           <w:tcPr>
-            <w:tcW w:type="dxa" w:w="3936"/>
+            <w:tcW w:type="dxa" w:w="963"/>
           </w:tcPr>
           <w:p>
             <w:pPr>
@@ -28952,7 +29128,7 @@
         </w:tc>
         <w:tc>
           <w:tcPr>
-            <w:tcW w:type="dxa" w:w="2583"/>
+            <w:tcW w:type="dxa" w:w="5557"/>
           </w:tcPr>
           <w:p>
             <w:pPr>
@@ -28965,7 +29141,7 @@
         </w:tc>
         <w:tc>
           <w:tcPr>
-            <w:tcW w:type="dxa" w:w="3936"/>
+            <w:tcW w:type="dxa" w:w="963"/>
           </w:tcPr>
           <w:p>
             <w:pPr>
@@ -29010,7 +29186,7 @@
         </w:tc>
         <w:tc>
           <w:tcPr>
-            <w:tcW w:type="dxa" w:w="2583"/>
+            <w:tcW w:type="dxa" w:w="5557"/>
           </w:tcPr>
           <w:p>
             <w:pPr>
@@ -29023,7 +29199,7 @@
         </w:tc>
         <w:tc>
           <w:tcPr>
-            <w:tcW w:type="dxa" w:w="3936"/>
+            <w:tcW w:type="dxa" w:w="963"/>
           </w:tcPr>
           <w:p>
             <w:pPr>
@@ -29066,7 +29242,7 @@
         </w:tc>
         <w:tc>
           <w:tcPr>
-            <w:tcW w:type="dxa" w:w="2583"/>
+            <w:tcW w:type="dxa" w:w="5557"/>
           </w:tcPr>
           <w:p>
             <w:pPr>
@@ -29078,7 +29254,7 @@
         </w:tc>
         <w:tc>
           <w:tcPr>
-            <w:tcW w:type="dxa" w:w="3936"/>
+            <w:tcW w:type="dxa" w:w="963"/>
           </w:tcPr>
           <w:p>
             <w:pPr>

--- a/Документация/Руководство администратора/Руководство администратора.docx
+++ b/Документация/Руководство администратора/Руководство администратора.docx
@@ -157,7 +157,7 @@
           <w:color w:val="000000"/>
           <w:sz w:val="26"/>
         </w:rPr>
-        <w:t>Версия документа: 1.1</w:t>
+        <w:t>Версия документа: 1.2</w:t>
       </w:r>
     </w:p>
     <w:p>
@@ -173,7 +173,7 @@
           <w:color w:val="000000"/>
           <w:sz w:val="26"/>
         </w:rPr>
-        <w:t>Дата: 12.08.2026</w:t>
+        <w:t>Дата: 13.08.2026</w:t>
       </w:r>
     </w:p>
     <w:p>
@@ -1869,7 +1869,7 @@
           <w:sz w:val="26"/>
         </w:rPr>
         <w:tab/>
-        <w:t>33</w:t>
+        <w:t>34</w:t>
       </w:r>
     </w:p>
     <w:p>
@@ -1900,7 +1900,7 @@
           <w:sz w:val="26"/>
         </w:rPr>
         <w:tab/>
-        <w:t>33</w:t>
+        <w:t>34</w:t>
       </w:r>
     </w:p>
     <w:p>
@@ -1962,7 +1962,7 @@
           <w:sz w:val="26"/>
         </w:rPr>
         <w:tab/>
-        <w:t>35</w:t>
+        <w:t>36</w:t>
       </w:r>
     </w:p>
     <w:p>
@@ -1993,7 +1993,7 @@
           <w:sz w:val="26"/>
         </w:rPr>
         <w:tab/>
-        <w:t>36</w:t>
+        <w:t>37</w:t>
       </w:r>
     </w:p>
     <w:p>
@@ -2117,7 +2117,7 @@
           <w:sz w:val="26"/>
         </w:rPr>
         <w:tab/>
-        <w:t>42</w:t>
+        <w:t>43</w:t>
       </w:r>
     </w:p>
     <w:p>
@@ -2148,7 +2148,7 @@
           <w:sz w:val="26"/>
         </w:rPr>
         <w:tab/>
-        <w:t>43</w:t>
+        <w:t>44</w:t>
       </w:r>
     </w:p>
     <w:p>
@@ -2520,7 +2520,7 @@
           <w:sz w:val="26"/>
         </w:rPr>
         <w:tab/>
-        <w:t>51</w:t>
+        <w:t>52</w:t>
       </w:r>
     </w:p>
     <w:p>
@@ -2737,7 +2737,7 @@
           <w:sz w:val="26"/>
         </w:rPr>
         <w:tab/>
-        <w:t>58</w:t>
+        <w:t>59</w:t>
       </w:r>
     </w:p>
     <w:p>
@@ -2768,7 +2768,7 @@
           <w:sz w:val="26"/>
         </w:rPr>
         <w:tab/>
-        <w:t>58</w:t>
+        <w:t>59</w:t>
       </w:r>
     </w:p>
     <w:p>
@@ -2799,7 +2799,7 @@
           <w:sz w:val="26"/>
         </w:rPr>
         <w:tab/>
-        <w:t>59</w:t>
+        <w:t>60</w:t>
       </w:r>
     </w:p>
     <w:p>
@@ -2830,7 +2830,7 @@
           <w:sz w:val="26"/>
         </w:rPr>
         <w:tab/>
-        <w:t>60</w:t>
+        <w:t>61</w:t>
       </w:r>
     </w:p>
     <w:p>
@@ -13355,7 +13355,7 @@
                 <w:color w:val="000000"/>
                 <w:sz w:val="26"/>
               </w:rPr>
-              <w:t xml:space="preserve"> означает, что дело не в правах: запись заблокирована и права не проверялись.</w:t>
+              <w:t xml:space="preserve"> означает, что запись заблокирована и до проверки прав дело не дошло.</w:t>
             </w:r>
           </w:p>
         </w:tc>
@@ -13890,6 +13890,38 @@
           <w:sz w:val="28"/>
         </w:rPr>
         <w:t>, а также ответственные за согласование. Эти значения система подставляет заявителям организации сама - в заявке их останется только подтвердить. Ещё ниже перечислены работники, привязанные к организации.</w:t>
+      </w:r>
+    </w:p>
+    <w:p>
+      <w:r>
+        <w:rPr>
+          <w:rFonts w:ascii="Times New Roman" w:hAnsi="Times New Roman" w:cs="Times New Roman" w:eastAsia="Times New Roman"/>
+          <w:b w:val="0"/>
+          <w:i w:val="0"/>
+          <w:color w:val="000000"/>
+          <w:sz w:val="28"/>
+        </w:rPr>
+        <w:t xml:space="preserve">У каждого ответственного в списке есть тумблер </w:t>
+      </w:r>
+      <w:r>
+        <w:rPr>
+          <w:rFonts w:ascii="Times New Roman" w:hAnsi="Times New Roman" w:cs="Times New Roman" w:eastAsia="Times New Roman"/>
+          <w:b/>
+          <w:i w:val="0"/>
+          <w:color w:val="000000"/>
+          <w:sz w:val="28"/>
+        </w:rPr>
+        <w:t>«Обязательное согласование»</w:t>
+      </w:r>
+      <w:r>
+        <w:rPr>
+          <w:rFonts w:ascii="Times New Roman" w:hAnsi="Times New Roman" w:cs="Times New Roman" w:eastAsia="Times New Roman"/>
+          <w:b w:val="0"/>
+          <w:i w:val="0"/>
+          <w:color w:val="000000"/>
+          <w:sz w:val="28"/>
+        </w:rPr>
+        <w:t>. Включённый тумблер делает голос ответственного обязательным условием исхода заявки: пока хотя бы один обязательный согласующий не проголосовал, заявка остаётся на согласовании, а отказ любого из них отклоняет её сразу - голоса необязательных участников на исход уже не влияют. Выключенный тумблер оставляет ответственного согласующим без такого веса: его голос учитывается только тогда, когда среди ответственных нет ни одного обязательного. Источник признака - только этот тумблер: на форме подачи заявитель его не видит и не переключает, а обязательных согласующих система подставляет сама и показывает в строке получателей заявки отдельными от прочих чипами, которые заявитель убрать не может.</w:t>
       </w:r>
     </w:p>
     <w:p>
@@ -28642,8 +28674,8 @@
       <w:tblGrid>
         <w:gridCol w:w="1134"/>
         <w:gridCol w:w="1701"/>
-        <w:gridCol w:w="5557"/>
-        <w:gridCol w:w="963"/>
+        <w:gridCol w:w="5670"/>
+        <w:gridCol w:w="850"/>
       </w:tblGrid>
       <w:tr>
         <w:trPr>
@@ -28700,7 +28732,7 @@
         </w:tc>
         <w:tc>
           <w:tcPr>
-            <w:tcW w:type="dxa" w:w="5557"/>
+            <w:tcW w:type="dxa" w:w="5669"/>
             <w:shd w:val="clear" w:fill="E8E8E8"/>
           </w:tcPr>
           <w:p>
@@ -28724,7 +28756,7 @@
         </w:tc>
         <w:tc>
           <w:tcPr>
-            <w:tcW w:type="dxa" w:w="963"/>
+            <w:tcW w:type="dxa" w:w="850"/>
             <w:shd w:val="clear" w:fill="E8E8E8"/>
           </w:tcPr>
           <w:p>
@@ -28799,7 +28831,7 @@
         </w:tc>
         <w:tc>
           <w:tcPr>
-            <w:tcW w:type="dxa" w:w="5557"/>
+            <w:tcW w:type="dxa" w:w="5669"/>
           </w:tcPr>
           <w:p>
             <w:pPr>
@@ -28822,7 +28854,7 @@
         </w:tc>
         <w:tc>
           <w:tcPr>
-            <w:tcW w:type="dxa" w:w="963"/>
+            <w:tcW w:type="dxa" w:w="850"/>
           </w:tcPr>
           <w:p>
             <w:pPr>
@@ -28886,7 +28918,7 @@
         </w:tc>
         <w:tc>
           <w:tcPr>
-            <w:tcW w:type="dxa" w:w="5557"/>
+            <w:tcW w:type="dxa" w:w="5669"/>
           </w:tcPr>
           <w:p>
             <w:pPr>
@@ -28909,7 +28941,94 @@
         </w:tc>
         <w:tc>
           <w:tcPr>
-            <w:tcW w:type="dxa" w:w="963"/>
+            <w:tcW w:type="dxa" w:w="850"/>
+          </w:tcPr>
+          <w:p>
+            <w:pPr>
+              <w:keepNext/>
+              <w:spacing w:line="240" w:lineRule="auto" w:after="0"/>
+              <w:ind w:firstLine="0"/>
+              <w:jc w:val="left"/>
+            </w:pPr>
+          </w:p>
+        </w:tc>
+      </w:tr>
+      <w:tr>
+        <w:trPr>
+          <w:cantSplit w:val="true"/>
+        </w:trPr>
+        <w:tc>
+          <w:tcPr>
+            <w:tcW w:type="dxa" w:w="1134"/>
+          </w:tcPr>
+          <w:p>
+            <w:pPr>
+              <w:keepNext/>
+              <w:spacing w:line="240" w:lineRule="auto" w:after="0"/>
+              <w:ind w:firstLine="0"/>
+              <w:jc w:val="left"/>
+            </w:pPr>
+            <w:r>
+              <w:rPr>
+                <w:rFonts w:ascii="Times New Roman" w:hAnsi="Times New Roman" w:cs="Times New Roman" w:eastAsia="Times New Roman"/>
+                <w:b w:val="0"/>
+                <w:i w:val="0"/>
+                <w:color w:val="000000"/>
+                <w:sz w:val="24"/>
+              </w:rPr>
+              <w:t>1.2</w:t>
+            </w:r>
+          </w:p>
+        </w:tc>
+        <w:tc>
+          <w:tcPr>
+            <w:tcW w:type="dxa" w:w="1701"/>
+          </w:tcPr>
+          <w:p>
+            <w:pPr>
+              <w:keepNext/>
+              <w:spacing w:line="240" w:lineRule="auto" w:after="0"/>
+              <w:ind w:firstLine="0"/>
+              <w:jc w:val="left"/>
+            </w:pPr>
+            <w:r>
+              <w:rPr>
+                <w:rFonts w:ascii="Times New Roman" w:hAnsi="Times New Roman" w:cs="Times New Roman" w:eastAsia="Times New Roman"/>
+                <w:b w:val="0"/>
+                <w:i w:val="0"/>
+                <w:color w:val="000000"/>
+                <w:sz w:val="24"/>
+              </w:rPr>
+              <w:t>13.08.2026</w:t>
+            </w:r>
+          </w:p>
+        </w:tc>
+        <w:tc>
+          <w:tcPr>
+            <w:tcW w:type="dxa" w:w="5669"/>
+          </w:tcPr>
+          <w:p>
+            <w:pPr>
+              <w:keepNext/>
+              <w:spacing w:line="240" w:lineRule="auto" w:after="0"/>
+              <w:ind w:firstLine="0"/>
+              <w:jc w:val="left"/>
+            </w:pPr>
+            <w:r>
+              <w:rPr>
+                <w:rFonts w:ascii="Times New Roman" w:hAnsi="Times New Roman" w:cs="Times New Roman" w:eastAsia="Times New Roman"/>
+                <w:b w:val="0"/>
+                <w:i w:val="0"/>
+                <w:color w:val="000000"/>
+                <w:sz w:val="24"/>
+              </w:rPr>
+              <w:t>Описан тумблер «Обязательное согласование» у каждого ответственного в карточке организации и компании: как включённое и выключенное состояние влияют на исход согласования заявки и что источник признака - только этот тумблер, а не выбор заявителя</w:t>
+            </w:r>
+          </w:p>
+        </w:tc>
+        <w:tc>
+          <w:tcPr>
+            <w:tcW w:type="dxa" w:w="850"/>
           </w:tcPr>
           <w:p>
             <w:pPr>
@@ -28954,7 +29073,7 @@
         </w:tc>
         <w:tc>
           <w:tcPr>
-            <w:tcW w:type="dxa" w:w="5557"/>
+            <w:tcW w:type="dxa" w:w="5669"/>
           </w:tcPr>
           <w:p>
             <w:pPr>
@@ -28967,7 +29086,7 @@
         </w:tc>
         <w:tc>
           <w:tcPr>
-            <w:tcW w:type="dxa" w:w="963"/>
+            <w:tcW w:type="dxa" w:w="850"/>
           </w:tcPr>
           <w:p>
             <w:pPr>
@@ -29012,7 +29131,7 @@
         </w:tc>
         <w:tc>
           <w:tcPr>
-            <w:tcW w:type="dxa" w:w="5557"/>
+            <w:tcW w:type="dxa" w:w="5669"/>
           </w:tcPr>
           <w:p>
             <w:pPr>
@@ -29025,7 +29144,7 @@
         </w:tc>
         <w:tc>
           <w:tcPr>
-            <w:tcW w:type="dxa" w:w="963"/>
+            <w:tcW w:type="dxa" w:w="850"/>
           </w:tcPr>
           <w:p>
             <w:pPr>
@@ -29070,7 +29189,7 @@
         </w:tc>
         <w:tc>
           <w:tcPr>
-            <w:tcW w:type="dxa" w:w="5557"/>
+            <w:tcW w:type="dxa" w:w="5669"/>
           </w:tcPr>
           <w:p>
             <w:pPr>
@@ -29083,7 +29202,7 @@
         </w:tc>
         <w:tc>
           <w:tcPr>
-            <w:tcW w:type="dxa" w:w="963"/>
+            <w:tcW w:type="dxa" w:w="850"/>
           </w:tcPr>
           <w:p>
             <w:pPr>
@@ -29128,7 +29247,7 @@
         </w:tc>
         <w:tc>
           <w:tcPr>
-            <w:tcW w:type="dxa" w:w="5557"/>
+            <w:tcW w:type="dxa" w:w="5669"/>
           </w:tcPr>
           <w:p>
             <w:pPr>
@@ -29141,7 +29260,7 @@
         </w:tc>
         <w:tc>
           <w:tcPr>
-            <w:tcW w:type="dxa" w:w="963"/>
+            <w:tcW w:type="dxa" w:w="850"/>
           </w:tcPr>
           <w:p>
             <w:pPr>
@@ -29186,7 +29305,7 @@
         </w:tc>
         <w:tc>
           <w:tcPr>
-            <w:tcW w:type="dxa" w:w="5557"/>
+            <w:tcW w:type="dxa" w:w="5669"/>
           </w:tcPr>
           <w:p>
             <w:pPr>
@@ -29199,7 +29318,7 @@
         </w:tc>
         <w:tc>
           <w:tcPr>
-            <w:tcW w:type="dxa" w:w="963"/>
+            <w:tcW w:type="dxa" w:w="850"/>
           </w:tcPr>
           <w:p>
             <w:pPr>
@@ -29242,7 +29361,7 @@
         </w:tc>
         <w:tc>
           <w:tcPr>
-            <w:tcW w:type="dxa" w:w="5557"/>
+            <w:tcW w:type="dxa" w:w="5669"/>
           </w:tcPr>
           <w:p>
             <w:pPr>
@@ -29254,7 +29373,7 @@
         </w:tc>
         <w:tc>
           <w:tcPr>
-            <w:tcW w:type="dxa" w:w="963"/>
+            <w:tcW w:type="dxa" w:w="850"/>
           </w:tcPr>
           <w:p>
             <w:pPr>

--- a/Документация/Руководство администратора/Руководство администратора.docx
+++ b/Документация/Руководство администратора/Руководство администратора.docx
@@ -157,7 +157,7 @@
           <w:color w:val="000000"/>
           <w:sz w:val="26"/>
         </w:rPr>
-        <w:t>Версия документа: 1.2</w:t>
+        <w:t>Версия документа: 1.3</w:t>
       </w:r>
     </w:p>
     <w:p>
@@ -173,7 +173,7 @@
           <w:color w:val="000000"/>
           <w:sz w:val="26"/>
         </w:rPr>
-        <w:t>Дата: 13.08.2026</w:t>
+        <w:t>Дата: 14.08.2026</w:t>
       </w:r>
     </w:p>
     <w:p>
@@ -793,6 +793,37 @@
           <w:tab w:pos="9354" w:val="right" w:leader="dot"/>
         </w:tabs>
         <w:spacing w:after="0" w:line="360" w:lineRule="auto"/>
+        <w:ind w:firstLine="0" w:left="454"/>
+        <w:jc w:val="left"/>
+      </w:pPr>
+      <w:r>
+        <w:rPr>
+          <w:rFonts w:ascii="Times New Roman" w:hAnsi="Times New Roman" w:cs="Times New Roman" w:eastAsia="Times New Roman"/>
+          <w:b w:val="0"/>
+          <w:i w:val="0"/>
+          <w:color w:val="000000"/>
+          <w:sz w:val="26"/>
+        </w:rPr>
+        <w:t>3.3. Первая настройка: в каком порядке заводить данные</w:t>
+      </w:r>
+      <w:r>
+        <w:rPr>
+          <w:rFonts w:ascii="Times New Roman" w:hAnsi="Times New Roman" w:cs="Times New Roman" w:eastAsia="Times New Roman"/>
+          <w:b w:val="0"/>
+          <w:i w:val="0"/>
+          <w:color w:val="000000"/>
+          <w:sz w:val="26"/>
+        </w:rPr>
+        <w:tab/>
+        <w:t>11</w:t>
+      </w:r>
+    </w:p>
+    <w:p>
+      <w:pPr>
+        <w:tabs>
+          <w:tab w:pos="9354" w:val="right" w:leader="dot"/>
+        </w:tabs>
+        <w:spacing w:after="0" w:line="360" w:lineRule="auto"/>
         <w:ind w:firstLine="0"/>
         <w:jc w:val="left"/>
       </w:pPr>
@@ -815,7 +846,7 @@
           <w:sz w:val="26"/>
         </w:rPr>
         <w:tab/>
-        <w:t>10</w:t>
+        <w:t>12</w:t>
       </w:r>
     </w:p>
     <w:p>
@@ -846,7 +877,7 @@
           <w:sz w:val="26"/>
         </w:rPr>
         <w:tab/>
-        <w:t>10</w:t>
+        <w:t>12</w:t>
       </w:r>
     </w:p>
     <w:p>
@@ -877,7 +908,7 @@
           <w:sz w:val="26"/>
         </w:rPr>
         <w:tab/>
-        <w:t>11</w:t>
+        <w:t>13</w:t>
       </w:r>
     </w:p>
     <w:p>
@@ -908,7 +939,7 @@
           <w:sz w:val="26"/>
         </w:rPr>
         <w:tab/>
-        <w:t>12</w:t>
+        <w:t>13</w:t>
       </w:r>
     </w:p>
     <w:p>
@@ -939,7 +970,7 @@
           <w:sz w:val="26"/>
         </w:rPr>
         <w:tab/>
-        <w:t>12</w:t>
+        <w:t>13</w:t>
       </w:r>
     </w:p>
     <w:p>
@@ -970,7 +1001,7 @@
           <w:sz w:val="26"/>
         </w:rPr>
         <w:tab/>
-        <w:t>12</w:t>
+        <w:t>14</w:t>
       </w:r>
     </w:p>
     <w:p>
@@ -1001,7 +1032,7 @@
           <w:sz w:val="26"/>
         </w:rPr>
         <w:tab/>
-        <w:t>12</w:t>
+        <w:t>14</w:t>
       </w:r>
     </w:p>
     <w:p>
@@ -1032,7 +1063,7 @@
           <w:sz w:val="26"/>
         </w:rPr>
         <w:tab/>
-        <w:t>14</w:t>
+        <w:t>15</w:t>
       </w:r>
     </w:p>
     <w:p>
@@ -1063,7 +1094,7 @@
           <w:sz w:val="26"/>
         </w:rPr>
         <w:tab/>
-        <w:t>15</w:t>
+        <w:t>17</w:t>
       </w:r>
     </w:p>
     <w:p>
@@ -1094,7 +1125,7 @@
           <w:sz w:val="26"/>
         </w:rPr>
         <w:tab/>
-        <w:t>17</w:t>
+        <w:t>19</w:t>
       </w:r>
     </w:p>
     <w:p>
@@ -1125,7 +1156,7 @@
           <w:sz w:val="26"/>
         </w:rPr>
         <w:tab/>
-        <w:t>18</w:t>
+        <w:t>20</w:t>
       </w:r>
     </w:p>
     <w:p>
@@ -1156,7 +1187,7 @@
           <w:sz w:val="26"/>
         </w:rPr>
         <w:tab/>
-        <w:t>18</w:t>
+        <w:t>20</w:t>
       </w:r>
     </w:p>
     <w:p>
@@ -1187,7 +1218,7 @@
           <w:sz w:val="26"/>
         </w:rPr>
         <w:tab/>
-        <w:t>19</w:t>
+        <w:t>21</w:t>
       </w:r>
     </w:p>
     <w:p>
@@ -1218,7 +1249,7 @@
           <w:sz w:val="26"/>
         </w:rPr>
         <w:tab/>
-        <w:t>19</w:t>
+        <w:t>21</w:t>
       </w:r>
     </w:p>
     <w:p>
@@ -1249,7 +1280,7 @@
           <w:sz w:val="26"/>
         </w:rPr>
         <w:tab/>
-        <w:t>20</w:t>
+        <w:t>22</w:t>
       </w:r>
     </w:p>
     <w:p>
@@ -1280,7 +1311,7 @@
           <w:sz w:val="26"/>
         </w:rPr>
         <w:tab/>
-        <w:t>21</w:t>
+        <w:t>23</w:t>
       </w:r>
     </w:p>
     <w:p>
@@ -1311,7 +1342,7 @@
           <w:sz w:val="26"/>
         </w:rPr>
         <w:tab/>
-        <w:t>21</w:t>
+        <w:t>23</w:t>
       </w:r>
     </w:p>
     <w:p>
@@ -1342,7 +1373,7 @@
           <w:sz w:val="26"/>
         </w:rPr>
         <w:tab/>
-        <w:t>22</w:t>
+        <w:t>24</w:t>
       </w:r>
     </w:p>
     <w:p>
@@ -1373,7 +1404,7 @@
           <w:sz w:val="26"/>
         </w:rPr>
         <w:tab/>
-        <w:t>23</w:t>
+        <w:t>25</w:t>
       </w:r>
     </w:p>
     <w:p>
@@ -1404,7 +1435,7 @@
           <w:sz w:val="26"/>
         </w:rPr>
         <w:tab/>
-        <w:t>23</w:t>
+        <w:t>25</w:t>
       </w:r>
     </w:p>
     <w:p>
@@ -1435,7 +1466,7 @@
           <w:sz w:val="26"/>
         </w:rPr>
         <w:tab/>
-        <w:t>24</w:t>
+        <w:t>26</w:t>
       </w:r>
     </w:p>
     <w:p>
@@ -1466,7 +1497,7 @@
           <w:sz w:val="26"/>
         </w:rPr>
         <w:tab/>
-        <w:t>26</w:t>
+        <w:t>28</w:t>
       </w:r>
     </w:p>
     <w:p>
@@ -1497,7 +1528,7 @@
           <w:sz w:val="26"/>
         </w:rPr>
         <w:tab/>
-        <w:t>27</w:t>
+        <w:t>29</w:t>
       </w:r>
     </w:p>
     <w:p>
@@ -1528,7 +1559,7 @@
           <w:sz w:val="26"/>
         </w:rPr>
         <w:tab/>
-        <w:t>27</w:t>
+        <w:t>29</w:t>
       </w:r>
     </w:p>
     <w:p>
@@ -1559,7 +1590,7 @@
           <w:sz w:val="26"/>
         </w:rPr>
         <w:tab/>
-        <w:t>28</w:t>
+        <w:t>30</w:t>
       </w:r>
     </w:p>
     <w:p>
@@ -1590,7 +1621,7 @@
           <w:sz w:val="26"/>
         </w:rPr>
         <w:tab/>
-        <w:t>28</w:t>
+        <w:t>30</w:t>
       </w:r>
     </w:p>
     <w:p>
@@ -1621,7 +1652,7 @@
           <w:sz w:val="26"/>
         </w:rPr>
         <w:tab/>
-        <w:t>30</w:t>
+        <w:t>32</w:t>
       </w:r>
     </w:p>
     <w:p>
@@ -1652,7 +1683,7 @@
           <w:sz w:val="26"/>
         </w:rPr>
         <w:tab/>
-        <w:t>30</w:t>
+        <w:t>33</w:t>
       </w:r>
     </w:p>
     <w:p>
@@ -1683,7 +1714,7 @@
           <w:sz w:val="26"/>
         </w:rPr>
         <w:tab/>
-        <w:t>30</w:t>
+        <w:t>33</w:t>
       </w:r>
     </w:p>
     <w:p>
@@ -1714,7 +1745,7 @@
           <w:sz w:val="26"/>
         </w:rPr>
         <w:tab/>
-        <w:t>31</w:t>
+        <w:t>34</w:t>
       </w:r>
     </w:p>
     <w:p>
@@ -1745,7 +1776,7 @@
           <w:sz w:val="26"/>
         </w:rPr>
         <w:tab/>
-        <w:t>32</w:t>
+        <w:t>35</w:t>
       </w:r>
     </w:p>
     <w:p>
@@ -1776,7 +1807,7 @@
           <w:sz w:val="26"/>
         </w:rPr>
         <w:tab/>
-        <w:t>32</w:t>
+        <w:t>35</w:t>
       </w:r>
     </w:p>
     <w:p>
@@ -1807,7 +1838,7 @@
           <w:sz w:val="26"/>
         </w:rPr>
         <w:tab/>
-        <w:t>33</w:t>
+        <w:t>36</w:t>
       </w:r>
     </w:p>
     <w:p>
@@ -1838,7 +1869,7 @@
           <w:sz w:val="26"/>
         </w:rPr>
         <w:tab/>
-        <w:t>33</w:t>
+        <w:t>36</w:t>
       </w:r>
     </w:p>
     <w:p>
@@ -1869,7 +1900,7 @@
           <w:sz w:val="26"/>
         </w:rPr>
         <w:tab/>
-        <w:t>34</w:t>
+        <w:t>37</w:t>
       </w:r>
     </w:p>
     <w:p>
@@ -1900,7 +1931,7 @@
           <w:sz w:val="26"/>
         </w:rPr>
         <w:tab/>
-        <w:t>34</w:t>
+        <w:t>37</w:t>
       </w:r>
     </w:p>
     <w:p>
@@ -1931,7 +1962,7 @@
           <w:sz w:val="26"/>
         </w:rPr>
         <w:tab/>
-        <w:t>34</w:t>
+        <w:t>37</w:t>
       </w:r>
     </w:p>
     <w:p>
@@ -1962,7 +1993,7 @@
           <w:sz w:val="26"/>
         </w:rPr>
         <w:tab/>
-        <w:t>36</w:t>
+        <w:t>38</w:t>
       </w:r>
     </w:p>
     <w:p>
@@ -1993,7 +2024,7 @@
           <w:sz w:val="26"/>
         </w:rPr>
         <w:tab/>
-        <w:t>37</w:t>
+        <w:t>39</w:t>
       </w:r>
     </w:p>
     <w:p>
@@ -2024,7 +2055,7 @@
           <w:sz w:val="26"/>
         </w:rPr>
         <w:tab/>
-        <w:t>38</w:t>
+        <w:t>41</w:t>
       </w:r>
     </w:p>
     <w:p>
@@ -2055,7 +2086,7 @@
           <w:sz w:val="26"/>
         </w:rPr>
         <w:tab/>
-        <w:t>41</w:t>
+        <w:t>44</w:t>
       </w:r>
     </w:p>
     <w:p>
@@ -2086,7 +2117,7 @@
           <w:sz w:val="26"/>
         </w:rPr>
         <w:tab/>
-        <w:t>41</w:t>
+        <w:t>44</w:t>
       </w:r>
     </w:p>
     <w:p>
@@ -2117,7 +2148,7 @@
           <w:sz w:val="26"/>
         </w:rPr>
         <w:tab/>
-        <w:t>43</w:t>
+        <w:t>45</w:t>
       </w:r>
     </w:p>
     <w:p>
@@ -2148,7 +2179,7 @@
           <w:sz w:val="26"/>
         </w:rPr>
         <w:tab/>
-        <w:t>44</w:t>
+        <w:t>46</w:t>
       </w:r>
     </w:p>
     <w:p>
@@ -2179,7 +2210,7 @@
           <w:sz w:val="26"/>
         </w:rPr>
         <w:tab/>
-        <w:t>45</w:t>
+        <w:t>48</w:t>
       </w:r>
     </w:p>
     <w:p>
@@ -2210,7 +2241,7 @@
           <w:sz w:val="26"/>
         </w:rPr>
         <w:tab/>
-        <w:t>46</w:t>
+        <w:t>49</w:t>
       </w:r>
     </w:p>
     <w:p>
@@ -2241,7 +2272,7 @@
           <w:sz w:val="26"/>
         </w:rPr>
         <w:tab/>
-        <w:t>47</w:t>
+        <w:t>51</w:t>
       </w:r>
     </w:p>
     <w:p>
@@ -2272,7 +2303,7 @@
           <w:sz w:val="26"/>
         </w:rPr>
         <w:tab/>
-        <w:t>48</w:t>
+        <w:t>52</w:t>
       </w:r>
     </w:p>
     <w:p>
@@ -2303,7 +2334,7 @@
           <w:sz w:val="26"/>
         </w:rPr>
         <w:tab/>
-        <w:t>49</w:t>
+        <w:t>53</w:t>
       </w:r>
     </w:p>
     <w:p>
@@ -2334,7 +2365,7 @@
           <w:sz w:val="26"/>
         </w:rPr>
         <w:tab/>
-        <w:t>49</w:t>
+        <w:t>53</w:t>
       </w:r>
     </w:p>
     <w:p>
@@ -2365,7 +2396,7 @@
           <w:sz w:val="26"/>
         </w:rPr>
         <w:tab/>
-        <w:t>50</w:t>
+        <w:t>54</w:t>
       </w:r>
     </w:p>
     <w:p>
@@ -2396,7 +2427,7 @@
           <w:sz w:val="26"/>
         </w:rPr>
         <w:tab/>
-        <w:t>50</w:t>
+        <w:t>54</w:t>
       </w:r>
     </w:p>
     <w:p>
@@ -2427,7 +2458,7 @@
           <w:sz w:val="26"/>
         </w:rPr>
         <w:tab/>
-        <w:t>50</w:t>
+        <w:t>54</w:t>
       </w:r>
     </w:p>
     <w:p>
@@ -2458,7 +2489,7 @@
           <w:sz w:val="26"/>
         </w:rPr>
         <w:tab/>
-        <w:t>51</w:t>
+        <w:t>55</w:t>
       </w:r>
     </w:p>
     <w:p>
@@ -2489,7 +2520,7 @@
           <w:sz w:val="26"/>
         </w:rPr>
         <w:tab/>
-        <w:t>51</w:t>
+        <w:t>55</w:t>
       </w:r>
     </w:p>
     <w:p>
@@ -2520,7 +2551,7 @@
           <w:sz w:val="26"/>
         </w:rPr>
         <w:tab/>
-        <w:t>52</w:t>
+        <w:t>55</w:t>
       </w:r>
     </w:p>
     <w:p>
@@ -2551,7 +2582,7 @@
           <w:sz w:val="26"/>
         </w:rPr>
         <w:tab/>
-        <w:t>52</w:t>
+        <w:t>56</w:t>
       </w:r>
     </w:p>
     <w:p>
@@ -2582,7 +2613,7 @@
           <w:sz w:val="26"/>
         </w:rPr>
         <w:tab/>
-        <w:t>54</w:t>
+        <w:t>58</w:t>
       </w:r>
     </w:p>
     <w:p>
@@ -2613,7 +2644,7 @@
           <w:sz w:val="26"/>
         </w:rPr>
         <w:tab/>
-        <w:t>54</w:t>
+        <w:t>58</w:t>
       </w:r>
     </w:p>
     <w:p>
@@ -2644,7 +2675,7 @@
           <w:sz w:val="26"/>
         </w:rPr>
         <w:tab/>
-        <w:t>55</w:t>
+        <w:t>59</w:t>
       </w:r>
     </w:p>
     <w:p>
@@ -2675,7 +2706,7 @@
           <w:sz w:val="26"/>
         </w:rPr>
         <w:tab/>
-        <w:t>56</w:t>
+        <w:t>60</w:t>
       </w:r>
     </w:p>
     <w:p>
@@ -2706,7 +2737,7 @@
           <w:sz w:val="26"/>
         </w:rPr>
         <w:tab/>
-        <w:t>57</w:t>
+        <w:t>61</w:t>
       </w:r>
     </w:p>
     <w:p>
@@ -2737,7 +2768,7 @@
           <w:sz w:val="26"/>
         </w:rPr>
         <w:tab/>
-        <w:t>59</w:t>
+        <w:t>62</w:t>
       </w:r>
     </w:p>
     <w:p>
@@ -2768,7 +2799,7 @@
           <w:sz w:val="26"/>
         </w:rPr>
         <w:tab/>
-        <w:t>59</w:t>
+        <w:t>62</w:t>
       </w:r>
     </w:p>
     <w:p>
@@ -2799,7 +2830,7 @@
           <w:sz w:val="26"/>
         </w:rPr>
         <w:tab/>
-        <w:t>60</w:t>
+        <w:t>63</w:t>
       </w:r>
     </w:p>
     <w:p>
@@ -2830,7 +2861,7 @@
           <w:sz w:val="26"/>
         </w:rPr>
         <w:tab/>
-        <w:t>61</w:t>
+        <w:t>64</w:t>
       </w:r>
     </w:p>
     <w:p>
@@ -2861,7 +2892,7 @@
           <w:sz w:val="26"/>
         </w:rPr>
         <w:tab/>
-        <w:t>62</w:t>
+        <w:t>66</w:t>
       </w:r>
     </w:p>
     <w:p>
@@ -4479,9 +4510,10 @@
         <w:tblLayout w:type="fixed"/>
       </w:tblPr>
       <w:tblGrid>
-        <w:gridCol w:w="1843"/>
-        <w:gridCol w:w="2954"/>
-        <w:gridCol w:w="4559"/>
+        <w:gridCol w:w="1396"/>
+        <w:gridCol w:w="1611"/>
+        <w:gridCol w:w="2895"/>
+        <w:gridCol w:w="3454"/>
       </w:tblGrid>
       <w:tr>
         <w:trPr>
@@ -4490,7 +4522,7 @@
         </w:trPr>
         <w:tc>
           <w:tcPr>
-            <w:tcW w:type="dxa" w:w="1843"/>
+            <w:tcW w:type="dxa" w:w="1396"/>
             <w:shd w:val="clear" w:fill="E8E8E8"/>
           </w:tcPr>
           <w:p>
@@ -4514,7 +4546,7 @@
         </w:tc>
         <w:tc>
           <w:tcPr>
-            <w:tcW w:type="dxa" w:w="2954"/>
+            <w:tcW w:type="dxa" w:w="1611"/>
             <w:shd w:val="clear" w:fill="E8E8E8"/>
           </w:tcPr>
           <w:p>
@@ -4538,7 +4570,31 @@
         </w:tc>
         <w:tc>
           <w:tcPr>
-            <w:tcW w:type="dxa" w:w="4558"/>
+            <w:tcW w:type="dxa" w:w="2895"/>
+            <w:shd w:val="clear" w:fill="E8E8E8"/>
+          </w:tcPr>
+          <w:p>
+            <w:pPr>
+              <w:keepNext/>
+              <w:spacing w:line="240" w:lineRule="auto" w:after="0"/>
+              <w:ind w:firstLine="0"/>
+              <w:jc w:val="left"/>
+            </w:pPr>
+            <w:r>
+              <w:rPr>
+                <w:rFonts w:ascii="Times New Roman" w:hAnsi="Times New Roman" w:cs="Times New Roman" w:eastAsia="Times New Roman"/>
+                <w:b/>
+                <w:i w:val="0"/>
+                <w:color w:val="000000"/>
+                <w:sz w:val="24"/>
+              </w:rPr>
+              <w:t>Адрес</w:t>
+            </w:r>
+          </w:p>
+        </w:tc>
+        <w:tc>
+          <w:tcPr>
+            <w:tcW w:type="dxa" w:w="3453"/>
             <w:shd w:val="clear" w:fill="E8E8E8"/>
           </w:tcPr>
           <w:p>
@@ -4567,7 +4623,7 @@
         </w:trPr>
         <w:tc>
           <w:tcPr>
-            <w:tcW w:type="dxa" w:w="1843"/>
+            <w:tcW w:type="dxa" w:w="1396"/>
           </w:tcPr>
           <w:p>
             <w:pPr>
@@ -4589,7 +4645,7 @@
         </w:tc>
         <w:tc>
           <w:tcPr>
-            <w:tcW w:type="dxa" w:w="2954"/>
+            <w:tcW w:type="dxa" w:w="1611"/>
           </w:tcPr>
           <w:p>
             <w:pPr>
@@ -4611,7 +4667,29 @@
         </w:tc>
         <w:tc>
           <w:tcPr>
-            <w:tcW w:type="dxa" w:w="4558"/>
+            <w:tcW w:type="dxa" w:w="2895"/>
+          </w:tcPr>
+          <w:p>
+            <w:pPr>
+              <w:spacing w:line="240" w:lineRule="auto" w:after="0"/>
+              <w:ind w:firstLine="0"/>
+              <w:jc w:val="left"/>
+            </w:pPr>
+            <w:r>
+              <w:rPr>
+                <w:rFonts w:ascii="Courier New" w:hAnsi="Courier New" w:cs="Courier New" w:eastAsia="Courier New"/>
+                <w:b w:val="0"/>
+                <w:i w:val="0"/>
+                <w:color w:val="000000"/>
+                <w:sz w:val="20"/>
+              </w:rPr>
+              <w:t>/admin/users</w:t>
+            </w:r>
+          </w:p>
+        </w:tc>
+        <w:tc>
+          <w:tcPr>
+            <w:tcW w:type="dxa" w:w="3453"/>
           </w:tcPr>
           <w:p>
             <w:pPr>
@@ -4638,7 +4716,7 @@
         </w:trPr>
         <w:tc>
           <w:tcPr>
-            <w:tcW w:type="dxa" w:w="1843"/>
+            <w:tcW w:type="dxa" w:w="1396"/>
           </w:tcPr>
           <w:p>
             <w:pPr>
@@ -4660,7 +4738,7 @@
         </w:tc>
         <w:tc>
           <w:tcPr>
-            <w:tcW w:type="dxa" w:w="2954"/>
+            <w:tcW w:type="dxa" w:w="1611"/>
           </w:tcPr>
           <w:p>
             <w:pPr>
@@ -4676,13 +4754,35 @@
                 <w:color w:val="000000"/>
                 <w:sz w:val="24"/>
               </w:rPr>
-              <w:t>Роли, Группы прав</w:t>
+              <w:t>Роли</w:t>
             </w:r>
           </w:p>
         </w:tc>
         <w:tc>
           <w:tcPr>
-            <w:tcW w:type="dxa" w:w="4558"/>
+            <w:tcW w:type="dxa" w:w="2895"/>
+          </w:tcPr>
+          <w:p>
+            <w:pPr>
+              <w:spacing w:line="240" w:lineRule="auto" w:after="0"/>
+              <w:ind w:firstLine="0"/>
+              <w:jc w:val="left"/>
+            </w:pPr>
+            <w:r>
+              <w:rPr>
+                <w:rFonts w:ascii="Courier New" w:hAnsi="Courier New" w:cs="Courier New" w:eastAsia="Courier New"/>
+                <w:b w:val="0"/>
+                <w:i w:val="0"/>
+                <w:color w:val="000000"/>
+                <w:sz w:val="20"/>
+              </w:rPr>
+              <w:t>/admin/roles</w:t>
+            </w:r>
+          </w:p>
+        </w:tc>
+        <w:tc>
+          <w:tcPr>
+            <w:tcW w:type="dxa" w:w="3453"/>
           </w:tcPr>
           <w:p>
             <w:pPr>
@@ -4709,7 +4809,7 @@
         </w:trPr>
         <w:tc>
           <w:tcPr>
-            <w:tcW w:type="dxa" w:w="1843"/>
+            <w:tcW w:type="dxa" w:w="1396"/>
           </w:tcPr>
           <w:p>
             <w:pPr>
@@ -4731,7 +4831,100 @@
         </w:tc>
         <w:tc>
           <w:tcPr>
-            <w:tcW w:type="dxa" w:w="2954"/>
+            <w:tcW w:type="dxa" w:w="1611"/>
+          </w:tcPr>
+          <w:p>
+            <w:pPr>
+              <w:spacing w:line="240" w:lineRule="auto" w:after="0"/>
+              <w:ind w:firstLine="0"/>
+              <w:jc w:val="left"/>
+            </w:pPr>
+            <w:r>
+              <w:rPr>
+                <w:rFonts w:ascii="Times New Roman" w:hAnsi="Times New Roman" w:cs="Times New Roman" w:eastAsia="Times New Roman"/>
+                <w:b w:val="0"/>
+                <w:i w:val="0"/>
+                <w:color w:val="000000"/>
+                <w:sz w:val="24"/>
+              </w:rPr>
+              <w:t>Группы прав</w:t>
+            </w:r>
+          </w:p>
+        </w:tc>
+        <w:tc>
+          <w:tcPr>
+            <w:tcW w:type="dxa" w:w="2895"/>
+          </w:tcPr>
+          <w:p>
+            <w:pPr>
+              <w:spacing w:line="240" w:lineRule="auto" w:after="0"/>
+              <w:ind w:firstLine="0"/>
+              <w:jc w:val="left"/>
+            </w:pPr>
+            <w:r>
+              <w:rPr>
+                <w:rFonts w:ascii="Courier New" w:hAnsi="Courier New" w:cs="Courier New" w:eastAsia="Courier New"/>
+                <w:b w:val="0"/>
+                <w:i w:val="0"/>
+                <w:color w:val="000000"/>
+                <w:sz w:val="20"/>
+              </w:rPr>
+              <w:t>/admin/permission-groups</w:t>
+            </w:r>
+          </w:p>
+        </w:tc>
+        <w:tc>
+          <w:tcPr>
+            <w:tcW w:type="dxa" w:w="3453"/>
+          </w:tcPr>
+          <w:p>
+            <w:pPr>
+              <w:spacing w:line="240" w:lineRule="auto" w:after="0"/>
+              <w:ind w:firstLine="0"/>
+              <w:jc w:val="left"/>
+            </w:pPr>
+            <w:r>
+              <w:rPr>
+                <w:rFonts w:ascii="Courier New" w:hAnsi="Courier New" w:cs="Courier New" w:eastAsia="Courier New"/>
+                <w:b w:val="0"/>
+                <w:i w:val="0"/>
+                <w:color w:val="000000"/>
+                <w:sz w:val="20"/>
+              </w:rPr>
+              <w:t>permission.audit.manage</w:t>
+            </w:r>
+          </w:p>
+        </w:tc>
+      </w:tr>
+      <w:tr>
+        <w:trPr>
+          <w:cantSplit w:val="true"/>
+        </w:trPr>
+        <w:tc>
+          <w:tcPr>
+            <w:tcW w:type="dxa" w:w="1396"/>
+          </w:tcPr>
+          <w:p>
+            <w:pPr>
+              <w:spacing w:line="240" w:lineRule="auto" w:after="0"/>
+              <w:ind w:firstLine="0"/>
+              <w:jc w:val="left"/>
+            </w:pPr>
+            <w:r>
+              <w:rPr>
+                <w:rFonts w:ascii="Times New Roman" w:hAnsi="Times New Roman" w:cs="Times New Roman" w:eastAsia="Times New Roman"/>
+                <w:b w:val="0"/>
+                <w:i w:val="0"/>
+                <w:color w:val="000000"/>
+                <w:sz w:val="24"/>
+              </w:rPr>
+              <w:t>Доступ и роли</w:t>
+            </w:r>
+          </w:p>
+        </w:tc>
+        <w:tc>
+          <w:tcPr>
+            <w:tcW w:type="dxa" w:w="1611"/>
           </w:tcPr>
           <w:p>
             <w:pPr>
@@ -4753,7 +4946,29 @@
         </w:tc>
         <w:tc>
           <w:tcPr>
-            <w:tcW w:type="dxa" w:w="4558"/>
+            <w:tcW w:type="dxa" w:w="2895"/>
+          </w:tcPr>
+          <w:p>
+            <w:pPr>
+              <w:spacing w:line="240" w:lineRule="auto" w:after="0"/>
+              <w:ind w:firstLine="0"/>
+              <w:jc w:val="left"/>
+            </w:pPr>
+            <w:r>
+              <w:rPr>
+                <w:rFonts w:ascii="Courier New" w:hAnsi="Courier New" w:cs="Courier New" w:eastAsia="Courier New"/>
+                <w:b w:val="0"/>
+                <w:i w:val="0"/>
+                <w:color w:val="000000"/>
+                <w:sz w:val="20"/>
+              </w:rPr>
+              <w:t>/admin/access-denials</w:t>
+            </w:r>
+          </w:p>
+        </w:tc>
+        <w:tc>
+          <w:tcPr>
+            <w:tcW w:type="dxa" w:w="3453"/>
           </w:tcPr>
           <w:p>
             <w:pPr>
@@ -4780,7 +4995,7 @@
         </w:trPr>
         <w:tc>
           <w:tcPr>
-            <w:tcW w:type="dxa" w:w="1843"/>
+            <w:tcW w:type="dxa" w:w="1396"/>
           </w:tcPr>
           <w:p>
             <w:pPr>
@@ -4802,7 +5017,7 @@
         </w:tc>
         <w:tc>
           <w:tcPr>
-            <w:tcW w:type="dxa" w:w="2954"/>
+            <w:tcW w:type="dxa" w:w="1611"/>
           </w:tcPr>
           <w:p>
             <w:pPr>
@@ -4824,7 +5039,29 @@
         </w:tc>
         <w:tc>
           <w:tcPr>
-            <w:tcW w:type="dxa" w:w="4558"/>
+            <w:tcW w:type="dxa" w:w="2895"/>
+          </w:tcPr>
+          <w:p>
+            <w:pPr>
+              <w:spacing w:line="240" w:lineRule="auto" w:after="0"/>
+              <w:ind w:firstLine="0"/>
+              <w:jc w:val="left"/>
+            </w:pPr>
+            <w:r>
+              <w:rPr>
+                <w:rFonts w:ascii="Courier New" w:hAnsi="Courier New" w:cs="Courier New" w:eastAsia="Courier New"/>
+                <w:b w:val="0"/>
+                <w:i w:val="0"/>
+                <w:color w:val="000000"/>
+                <w:sz w:val="20"/>
+              </w:rPr>
+              <w:t>/admin/pd-audit</w:t>
+            </w:r>
+          </w:p>
+        </w:tc>
+        <w:tc>
+          <w:tcPr>
+            <w:tcW w:type="dxa" w:w="3453"/>
           </w:tcPr>
           <w:p>
             <w:pPr>
@@ -4851,7 +5088,7 @@
         </w:trPr>
         <w:tc>
           <w:tcPr>
-            <w:tcW w:type="dxa" w:w="1843"/>
+            <w:tcW w:type="dxa" w:w="1396"/>
           </w:tcPr>
           <w:p>
             <w:pPr>
@@ -4873,7 +5110,7 @@
         </w:tc>
         <w:tc>
           <w:tcPr>
-            <w:tcW w:type="dxa" w:w="2954"/>
+            <w:tcW w:type="dxa" w:w="1611"/>
           </w:tcPr>
           <w:p>
             <w:pPr>
@@ -4895,7 +5132,29 @@
         </w:tc>
         <w:tc>
           <w:tcPr>
-            <w:tcW w:type="dxa" w:w="4558"/>
+            <w:tcW w:type="dxa" w:w="2895"/>
+          </w:tcPr>
+          <w:p>
+            <w:pPr>
+              <w:spacing w:line="240" w:lineRule="auto" w:after="0"/>
+              <w:ind w:firstLine="0"/>
+              <w:jc w:val="left"/>
+            </w:pPr>
+            <w:r>
+              <w:rPr>
+                <w:rFonts w:ascii="Courier New" w:hAnsi="Courier New" w:cs="Courier New" w:eastAsia="Courier New"/>
+                <w:b w:val="0"/>
+                <w:i w:val="0"/>
+                <w:color w:val="000000"/>
+                <w:sz w:val="20"/>
+              </w:rPr>
+              <w:t>/admin/blacklist</w:t>
+            </w:r>
+          </w:p>
+        </w:tc>
+        <w:tc>
+          <w:tcPr>
+            <w:tcW w:type="dxa" w:w="3453"/>
           </w:tcPr>
           <w:p>
             <w:pPr>
@@ -4922,7 +5181,7 @@
         </w:trPr>
         <w:tc>
           <w:tcPr>
-            <w:tcW w:type="dxa" w:w="1843"/>
+            <w:tcW w:type="dxa" w:w="1396"/>
           </w:tcPr>
           <w:p>
             <w:pPr>
@@ -4944,7 +5203,7 @@
         </w:tc>
         <w:tc>
           <w:tcPr>
-            <w:tcW w:type="dxa" w:w="2954"/>
+            <w:tcW w:type="dxa" w:w="1611"/>
           </w:tcPr>
           <w:p>
             <w:pPr>
@@ -4960,13 +5219,35 @@
                 <w:color w:val="000000"/>
                 <w:sz w:val="24"/>
               </w:rPr>
-              <w:t>Организации, Компании, Места разгрузки, Форматы номеров, Гражданства, Марки авто, Типы вложений, Типы пользователей, Принимающие, Документы, Новости и объявления</w:t>
+              <w:t>Организации</w:t>
             </w:r>
           </w:p>
         </w:tc>
         <w:tc>
           <w:tcPr>
-            <w:tcW w:type="dxa" w:w="4558"/>
+            <w:tcW w:type="dxa" w:w="2895"/>
+          </w:tcPr>
+          <w:p>
+            <w:pPr>
+              <w:spacing w:line="240" w:lineRule="auto" w:after="0"/>
+              <w:ind w:firstLine="0"/>
+              <w:jc w:val="left"/>
+            </w:pPr>
+            <w:r>
+              <w:rPr>
+                <w:rFonts w:ascii="Courier New" w:hAnsi="Courier New" w:cs="Courier New" w:eastAsia="Courier New"/>
+                <w:b w:val="0"/>
+                <w:i w:val="0"/>
+                <w:color w:val="000000"/>
+                <w:sz w:val="20"/>
+              </w:rPr>
+              <w:t>/admin/organizations</w:t>
+            </w:r>
+          </w:p>
+        </w:tc>
+        <w:tc>
+          <w:tcPr>
+            <w:tcW w:type="dxa" w:w="3453"/>
           </w:tcPr>
           <w:p>
             <w:pPr>
@@ -4993,7 +5274,7 @@
         </w:trPr>
         <w:tc>
           <w:tcPr>
-            <w:tcW w:type="dxa" w:w="1843"/>
+            <w:tcW w:type="dxa" w:w="1396"/>
           </w:tcPr>
           <w:p>
             <w:pPr>
@@ -5015,7 +5296,937 @@
         </w:tc>
         <w:tc>
           <w:tcPr>
-            <w:tcW w:type="dxa" w:w="2954"/>
+            <w:tcW w:type="dxa" w:w="1611"/>
+          </w:tcPr>
+          <w:p>
+            <w:pPr>
+              <w:spacing w:line="240" w:lineRule="auto" w:after="0"/>
+              <w:ind w:firstLine="0"/>
+              <w:jc w:val="left"/>
+            </w:pPr>
+            <w:r>
+              <w:rPr>
+                <w:rFonts w:ascii="Times New Roman" w:hAnsi="Times New Roman" w:cs="Times New Roman" w:eastAsia="Times New Roman"/>
+                <w:b w:val="0"/>
+                <w:i w:val="0"/>
+                <w:color w:val="000000"/>
+                <w:sz w:val="24"/>
+              </w:rPr>
+              <w:t>Компании</w:t>
+            </w:r>
+          </w:p>
+        </w:tc>
+        <w:tc>
+          <w:tcPr>
+            <w:tcW w:type="dxa" w:w="2895"/>
+          </w:tcPr>
+          <w:p>
+            <w:pPr>
+              <w:spacing w:line="240" w:lineRule="auto" w:after="0"/>
+              <w:ind w:firstLine="0"/>
+              <w:jc w:val="left"/>
+            </w:pPr>
+            <w:r>
+              <w:rPr>
+                <w:rFonts w:ascii="Courier New" w:hAnsi="Courier New" w:cs="Courier New" w:eastAsia="Courier New"/>
+                <w:b w:val="0"/>
+                <w:i w:val="0"/>
+                <w:color w:val="000000"/>
+                <w:sz w:val="20"/>
+              </w:rPr>
+              <w:t>/admin/companies</w:t>
+            </w:r>
+          </w:p>
+        </w:tc>
+        <w:tc>
+          <w:tcPr>
+            <w:tcW w:type="dxa" w:w="3453"/>
+          </w:tcPr>
+          <w:p>
+            <w:pPr>
+              <w:spacing w:line="240" w:lineRule="auto" w:after="0"/>
+              <w:ind w:firstLine="0"/>
+              <w:jc w:val="left"/>
+            </w:pPr>
+            <w:r>
+              <w:rPr>
+                <w:rFonts w:ascii="Courier New" w:hAnsi="Courier New" w:cs="Courier New" w:eastAsia="Courier New"/>
+                <w:b w:val="0"/>
+                <w:i w:val="0"/>
+                <w:color w:val="000000"/>
+                <w:sz w:val="20"/>
+              </w:rPr>
+              <w:t>page.admin.directories</w:t>
+            </w:r>
+          </w:p>
+        </w:tc>
+      </w:tr>
+      <w:tr>
+        <w:trPr>
+          <w:cantSplit w:val="true"/>
+        </w:trPr>
+        <w:tc>
+          <w:tcPr>
+            <w:tcW w:type="dxa" w:w="1396"/>
+          </w:tcPr>
+          <w:p>
+            <w:pPr>
+              <w:spacing w:line="240" w:lineRule="auto" w:after="0"/>
+              <w:ind w:firstLine="0"/>
+              <w:jc w:val="left"/>
+            </w:pPr>
+            <w:r>
+              <w:rPr>
+                <w:rFonts w:ascii="Times New Roman" w:hAnsi="Times New Roman" w:cs="Times New Roman" w:eastAsia="Times New Roman"/>
+                <w:b w:val="0"/>
+                <w:i w:val="0"/>
+                <w:color w:val="000000"/>
+                <w:sz w:val="24"/>
+              </w:rPr>
+              <w:t>Справочники</w:t>
+            </w:r>
+          </w:p>
+        </w:tc>
+        <w:tc>
+          <w:tcPr>
+            <w:tcW w:type="dxa" w:w="1611"/>
+          </w:tcPr>
+          <w:p>
+            <w:pPr>
+              <w:spacing w:line="240" w:lineRule="auto" w:after="0"/>
+              <w:ind w:firstLine="0"/>
+              <w:jc w:val="left"/>
+            </w:pPr>
+            <w:r>
+              <w:rPr>
+                <w:rFonts w:ascii="Times New Roman" w:hAnsi="Times New Roman" w:cs="Times New Roman" w:eastAsia="Times New Roman"/>
+                <w:b w:val="0"/>
+                <w:i w:val="0"/>
+                <w:color w:val="000000"/>
+                <w:sz w:val="24"/>
+              </w:rPr>
+              <w:t>Места разгрузки</w:t>
+            </w:r>
+          </w:p>
+        </w:tc>
+        <w:tc>
+          <w:tcPr>
+            <w:tcW w:type="dxa" w:w="2895"/>
+          </w:tcPr>
+          <w:p>
+            <w:pPr>
+              <w:spacing w:line="240" w:lineRule="auto" w:after="0"/>
+              <w:ind w:firstLine="0"/>
+              <w:jc w:val="left"/>
+            </w:pPr>
+            <w:r>
+              <w:rPr>
+                <w:rFonts w:ascii="Courier New" w:hAnsi="Courier New" w:cs="Courier New" w:eastAsia="Courier New"/>
+                <w:b w:val="0"/>
+                <w:i w:val="0"/>
+                <w:color w:val="000000"/>
+                <w:sz w:val="20"/>
+              </w:rPr>
+              <w:t>/admin/unload-places</w:t>
+            </w:r>
+          </w:p>
+        </w:tc>
+        <w:tc>
+          <w:tcPr>
+            <w:tcW w:type="dxa" w:w="3453"/>
+          </w:tcPr>
+          <w:p>
+            <w:pPr>
+              <w:spacing w:line="240" w:lineRule="auto" w:after="0"/>
+              <w:ind w:firstLine="0"/>
+              <w:jc w:val="left"/>
+            </w:pPr>
+            <w:r>
+              <w:rPr>
+                <w:rFonts w:ascii="Courier New" w:hAnsi="Courier New" w:cs="Courier New" w:eastAsia="Courier New"/>
+                <w:b w:val="0"/>
+                <w:i w:val="0"/>
+                <w:color w:val="000000"/>
+                <w:sz w:val="20"/>
+              </w:rPr>
+              <w:t>page.admin.directories</w:t>
+            </w:r>
+          </w:p>
+        </w:tc>
+      </w:tr>
+      <w:tr>
+        <w:trPr>
+          <w:cantSplit w:val="true"/>
+        </w:trPr>
+        <w:tc>
+          <w:tcPr>
+            <w:tcW w:type="dxa" w:w="1396"/>
+          </w:tcPr>
+          <w:p>
+            <w:pPr>
+              <w:spacing w:line="240" w:lineRule="auto" w:after="0"/>
+              <w:ind w:firstLine="0"/>
+              <w:jc w:val="left"/>
+            </w:pPr>
+            <w:r>
+              <w:rPr>
+                <w:rFonts w:ascii="Times New Roman" w:hAnsi="Times New Roman" w:cs="Times New Roman" w:eastAsia="Times New Roman"/>
+                <w:b w:val="0"/>
+                <w:i w:val="0"/>
+                <w:color w:val="000000"/>
+                <w:sz w:val="24"/>
+              </w:rPr>
+              <w:t>Справочники</w:t>
+            </w:r>
+          </w:p>
+        </w:tc>
+        <w:tc>
+          <w:tcPr>
+            <w:tcW w:type="dxa" w:w="1611"/>
+          </w:tcPr>
+          <w:p>
+            <w:pPr>
+              <w:spacing w:line="240" w:lineRule="auto" w:after="0"/>
+              <w:ind w:firstLine="0"/>
+              <w:jc w:val="left"/>
+            </w:pPr>
+            <w:r>
+              <w:rPr>
+                <w:rFonts w:ascii="Times New Roman" w:hAnsi="Times New Roman" w:cs="Times New Roman" w:eastAsia="Times New Roman"/>
+                <w:b w:val="0"/>
+                <w:i w:val="0"/>
+                <w:color w:val="000000"/>
+                <w:sz w:val="24"/>
+              </w:rPr>
+              <w:t>Форматы номеров</w:t>
+            </w:r>
+          </w:p>
+        </w:tc>
+        <w:tc>
+          <w:tcPr>
+            <w:tcW w:type="dxa" w:w="2895"/>
+          </w:tcPr>
+          <w:p>
+            <w:pPr>
+              <w:spacing w:line="240" w:lineRule="auto" w:after="0"/>
+              <w:ind w:firstLine="0"/>
+              <w:jc w:val="left"/>
+            </w:pPr>
+            <w:r>
+              <w:rPr>
+                <w:rFonts w:ascii="Courier New" w:hAnsi="Courier New" w:cs="Courier New" w:eastAsia="Courier New"/>
+                <w:b w:val="0"/>
+                <w:i w:val="0"/>
+                <w:color w:val="000000"/>
+                <w:sz w:val="20"/>
+              </w:rPr>
+              <w:t>/admin/number-formats</w:t>
+            </w:r>
+          </w:p>
+        </w:tc>
+        <w:tc>
+          <w:tcPr>
+            <w:tcW w:type="dxa" w:w="3453"/>
+          </w:tcPr>
+          <w:p>
+            <w:pPr>
+              <w:spacing w:line="240" w:lineRule="auto" w:after="0"/>
+              <w:ind w:firstLine="0"/>
+              <w:jc w:val="left"/>
+            </w:pPr>
+            <w:r>
+              <w:rPr>
+                <w:rFonts w:ascii="Courier New" w:hAnsi="Courier New" w:cs="Courier New" w:eastAsia="Courier New"/>
+                <w:b w:val="0"/>
+                <w:i w:val="0"/>
+                <w:color w:val="000000"/>
+                <w:sz w:val="20"/>
+              </w:rPr>
+              <w:t>page.admin.directories</w:t>
+            </w:r>
+          </w:p>
+        </w:tc>
+      </w:tr>
+      <w:tr>
+        <w:trPr>
+          <w:cantSplit w:val="true"/>
+        </w:trPr>
+        <w:tc>
+          <w:tcPr>
+            <w:tcW w:type="dxa" w:w="1396"/>
+          </w:tcPr>
+          <w:p>
+            <w:pPr>
+              <w:spacing w:line="240" w:lineRule="auto" w:after="0"/>
+              <w:ind w:firstLine="0"/>
+              <w:jc w:val="left"/>
+            </w:pPr>
+            <w:r>
+              <w:rPr>
+                <w:rFonts w:ascii="Times New Roman" w:hAnsi="Times New Roman" w:cs="Times New Roman" w:eastAsia="Times New Roman"/>
+                <w:b w:val="0"/>
+                <w:i w:val="0"/>
+                <w:color w:val="000000"/>
+                <w:sz w:val="24"/>
+              </w:rPr>
+              <w:t>Справочники</w:t>
+            </w:r>
+          </w:p>
+        </w:tc>
+        <w:tc>
+          <w:tcPr>
+            <w:tcW w:type="dxa" w:w="1611"/>
+          </w:tcPr>
+          <w:p>
+            <w:pPr>
+              <w:spacing w:line="240" w:lineRule="auto" w:after="0"/>
+              <w:ind w:firstLine="0"/>
+              <w:jc w:val="left"/>
+            </w:pPr>
+            <w:r>
+              <w:rPr>
+                <w:rFonts w:ascii="Times New Roman" w:hAnsi="Times New Roman" w:cs="Times New Roman" w:eastAsia="Times New Roman"/>
+                <w:b w:val="0"/>
+                <w:i w:val="0"/>
+                <w:color w:val="000000"/>
+                <w:sz w:val="24"/>
+              </w:rPr>
+              <w:t>Гражданства</w:t>
+            </w:r>
+          </w:p>
+        </w:tc>
+        <w:tc>
+          <w:tcPr>
+            <w:tcW w:type="dxa" w:w="2895"/>
+          </w:tcPr>
+          <w:p>
+            <w:pPr>
+              <w:spacing w:line="240" w:lineRule="auto" w:after="0"/>
+              <w:ind w:firstLine="0"/>
+              <w:jc w:val="left"/>
+            </w:pPr>
+            <w:r>
+              <w:rPr>
+                <w:rFonts w:ascii="Courier New" w:hAnsi="Courier New" w:cs="Courier New" w:eastAsia="Courier New"/>
+                <w:b w:val="0"/>
+                <w:i w:val="0"/>
+                <w:color w:val="000000"/>
+                <w:sz w:val="20"/>
+              </w:rPr>
+              <w:t>/admin/citizenship</w:t>
+            </w:r>
+          </w:p>
+        </w:tc>
+        <w:tc>
+          <w:tcPr>
+            <w:tcW w:type="dxa" w:w="3453"/>
+          </w:tcPr>
+          <w:p>
+            <w:pPr>
+              <w:spacing w:line="240" w:lineRule="auto" w:after="0"/>
+              <w:ind w:firstLine="0"/>
+              <w:jc w:val="left"/>
+            </w:pPr>
+            <w:r>
+              <w:rPr>
+                <w:rFonts w:ascii="Courier New" w:hAnsi="Courier New" w:cs="Courier New" w:eastAsia="Courier New"/>
+                <w:b w:val="0"/>
+                <w:i w:val="0"/>
+                <w:color w:val="000000"/>
+                <w:sz w:val="20"/>
+              </w:rPr>
+              <w:t>page.admin.directories</w:t>
+            </w:r>
+          </w:p>
+        </w:tc>
+      </w:tr>
+      <w:tr>
+        <w:trPr>
+          <w:cantSplit w:val="true"/>
+        </w:trPr>
+        <w:tc>
+          <w:tcPr>
+            <w:tcW w:type="dxa" w:w="1396"/>
+          </w:tcPr>
+          <w:p>
+            <w:pPr>
+              <w:spacing w:line="240" w:lineRule="auto" w:after="0"/>
+              <w:ind w:firstLine="0"/>
+              <w:jc w:val="left"/>
+            </w:pPr>
+            <w:r>
+              <w:rPr>
+                <w:rFonts w:ascii="Times New Roman" w:hAnsi="Times New Roman" w:cs="Times New Roman" w:eastAsia="Times New Roman"/>
+                <w:b w:val="0"/>
+                <w:i w:val="0"/>
+                <w:color w:val="000000"/>
+                <w:sz w:val="24"/>
+              </w:rPr>
+              <w:t>Справочники</w:t>
+            </w:r>
+          </w:p>
+        </w:tc>
+        <w:tc>
+          <w:tcPr>
+            <w:tcW w:type="dxa" w:w="1611"/>
+          </w:tcPr>
+          <w:p>
+            <w:pPr>
+              <w:spacing w:line="240" w:lineRule="auto" w:after="0"/>
+              <w:ind w:firstLine="0"/>
+              <w:jc w:val="left"/>
+            </w:pPr>
+            <w:r>
+              <w:rPr>
+                <w:rFonts w:ascii="Times New Roman" w:hAnsi="Times New Roman" w:cs="Times New Roman" w:eastAsia="Times New Roman"/>
+                <w:b w:val="0"/>
+                <w:i w:val="0"/>
+                <w:color w:val="000000"/>
+                <w:sz w:val="24"/>
+              </w:rPr>
+              <w:t>Марки авто</w:t>
+            </w:r>
+          </w:p>
+        </w:tc>
+        <w:tc>
+          <w:tcPr>
+            <w:tcW w:type="dxa" w:w="2895"/>
+          </w:tcPr>
+          <w:p>
+            <w:pPr>
+              <w:spacing w:line="240" w:lineRule="auto" w:after="0"/>
+              <w:ind w:firstLine="0"/>
+              <w:jc w:val="left"/>
+            </w:pPr>
+            <w:r>
+              <w:rPr>
+                <w:rFonts w:ascii="Courier New" w:hAnsi="Courier New" w:cs="Courier New" w:eastAsia="Courier New"/>
+                <w:b w:val="0"/>
+                <w:i w:val="0"/>
+                <w:color w:val="000000"/>
+                <w:sz w:val="20"/>
+              </w:rPr>
+              <w:t>/admin/marks</w:t>
+            </w:r>
+          </w:p>
+        </w:tc>
+        <w:tc>
+          <w:tcPr>
+            <w:tcW w:type="dxa" w:w="3453"/>
+          </w:tcPr>
+          <w:p>
+            <w:pPr>
+              <w:spacing w:line="240" w:lineRule="auto" w:after="0"/>
+              <w:ind w:firstLine="0"/>
+              <w:jc w:val="left"/>
+            </w:pPr>
+            <w:r>
+              <w:rPr>
+                <w:rFonts w:ascii="Courier New" w:hAnsi="Courier New" w:cs="Courier New" w:eastAsia="Courier New"/>
+                <w:b w:val="0"/>
+                <w:i w:val="0"/>
+                <w:color w:val="000000"/>
+                <w:sz w:val="20"/>
+              </w:rPr>
+              <w:t>page.admin.directories</w:t>
+            </w:r>
+          </w:p>
+        </w:tc>
+      </w:tr>
+      <w:tr>
+        <w:trPr>
+          <w:cantSplit w:val="true"/>
+        </w:trPr>
+        <w:tc>
+          <w:tcPr>
+            <w:tcW w:type="dxa" w:w="1396"/>
+          </w:tcPr>
+          <w:p>
+            <w:pPr>
+              <w:spacing w:line="240" w:lineRule="auto" w:after="0"/>
+              <w:ind w:firstLine="0"/>
+              <w:jc w:val="left"/>
+            </w:pPr>
+            <w:r>
+              <w:rPr>
+                <w:rFonts w:ascii="Times New Roman" w:hAnsi="Times New Roman" w:cs="Times New Roman" w:eastAsia="Times New Roman"/>
+                <w:b w:val="0"/>
+                <w:i w:val="0"/>
+                <w:color w:val="000000"/>
+                <w:sz w:val="24"/>
+              </w:rPr>
+              <w:t>Справочники</w:t>
+            </w:r>
+          </w:p>
+        </w:tc>
+        <w:tc>
+          <w:tcPr>
+            <w:tcW w:type="dxa" w:w="1611"/>
+          </w:tcPr>
+          <w:p>
+            <w:pPr>
+              <w:spacing w:line="240" w:lineRule="auto" w:after="0"/>
+              <w:ind w:firstLine="0"/>
+              <w:jc w:val="left"/>
+            </w:pPr>
+            <w:r>
+              <w:rPr>
+                <w:rFonts w:ascii="Times New Roman" w:hAnsi="Times New Roman" w:cs="Times New Roman" w:eastAsia="Times New Roman"/>
+                <w:b w:val="0"/>
+                <w:i w:val="0"/>
+                <w:color w:val="000000"/>
+                <w:sz w:val="24"/>
+              </w:rPr>
+              <w:t>Типы вложений</w:t>
+            </w:r>
+          </w:p>
+        </w:tc>
+        <w:tc>
+          <w:tcPr>
+            <w:tcW w:type="dxa" w:w="2895"/>
+          </w:tcPr>
+          <w:p>
+            <w:pPr>
+              <w:spacing w:line="240" w:lineRule="auto" w:after="0"/>
+              <w:ind w:firstLine="0"/>
+              <w:jc w:val="left"/>
+            </w:pPr>
+            <w:r>
+              <w:rPr>
+                <w:rFonts w:ascii="Courier New" w:hAnsi="Courier New" w:cs="Courier New" w:eastAsia="Courier New"/>
+                <w:b w:val="0"/>
+                <w:i w:val="0"/>
+                <w:color w:val="000000"/>
+                <w:sz w:val="20"/>
+              </w:rPr>
+              <w:t>/admin/attachment-types</w:t>
+            </w:r>
+          </w:p>
+        </w:tc>
+        <w:tc>
+          <w:tcPr>
+            <w:tcW w:type="dxa" w:w="3453"/>
+          </w:tcPr>
+          <w:p>
+            <w:pPr>
+              <w:spacing w:line="240" w:lineRule="auto" w:after="0"/>
+              <w:ind w:firstLine="0"/>
+              <w:jc w:val="left"/>
+            </w:pPr>
+            <w:r>
+              <w:rPr>
+                <w:rFonts w:ascii="Courier New" w:hAnsi="Courier New" w:cs="Courier New" w:eastAsia="Courier New"/>
+                <w:b w:val="0"/>
+                <w:i w:val="0"/>
+                <w:color w:val="000000"/>
+                <w:sz w:val="20"/>
+              </w:rPr>
+              <w:t>page.admin.directories</w:t>
+            </w:r>
+          </w:p>
+        </w:tc>
+      </w:tr>
+      <w:tr>
+        <w:trPr>
+          <w:cantSplit w:val="true"/>
+        </w:trPr>
+        <w:tc>
+          <w:tcPr>
+            <w:tcW w:type="dxa" w:w="1396"/>
+          </w:tcPr>
+          <w:p>
+            <w:pPr>
+              <w:spacing w:line="240" w:lineRule="auto" w:after="0"/>
+              <w:ind w:firstLine="0"/>
+              <w:jc w:val="left"/>
+            </w:pPr>
+            <w:r>
+              <w:rPr>
+                <w:rFonts w:ascii="Times New Roman" w:hAnsi="Times New Roman" w:cs="Times New Roman" w:eastAsia="Times New Roman"/>
+                <w:b w:val="0"/>
+                <w:i w:val="0"/>
+                <w:color w:val="000000"/>
+                <w:sz w:val="24"/>
+              </w:rPr>
+              <w:t>Справочники</w:t>
+            </w:r>
+          </w:p>
+        </w:tc>
+        <w:tc>
+          <w:tcPr>
+            <w:tcW w:type="dxa" w:w="1611"/>
+          </w:tcPr>
+          <w:p>
+            <w:pPr>
+              <w:spacing w:line="240" w:lineRule="auto" w:after="0"/>
+              <w:ind w:firstLine="0"/>
+              <w:jc w:val="left"/>
+            </w:pPr>
+            <w:r>
+              <w:rPr>
+                <w:rFonts w:ascii="Times New Roman" w:hAnsi="Times New Roman" w:cs="Times New Roman" w:eastAsia="Times New Roman"/>
+                <w:b w:val="0"/>
+                <w:i w:val="0"/>
+                <w:color w:val="000000"/>
+                <w:sz w:val="24"/>
+              </w:rPr>
+              <w:t>Типы пользователей</w:t>
+            </w:r>
+          </w:p>
+        </w:tc>
+        <w:tc>
+          <w:tcPr>
+            <w:tcW w:type="dxa" w:w="2895"/>
+          </w:tcPr>
+          <w:p>
+            <w:pPr>
+              <w:spacing w:line="240" w:lineRule="auto" w:after="0"/>
+              <w:ind w:firstLine="0"/>
+              <w:jc w:val="left"/>
+            </w:pPr>
+            <w:r>
+              <w:rPr>
+                <w:rFonts w:ascii="Courier New" w:hAnsi="Courier New" w:cs="Courier New" w:eastAsia="Courier New"/>
+                <w:b w:val="0"/>
+                <w:i w:val="0"/>
+                <w:color w:val="000000"/>
+                <w:sz w:val="20"/>
+              </w:rPr>
+              <w:t>/admin/user-types</w:t>
+            </w:r>
+          </w:p>
+        </w:tc>
+        <w:tc>
+          <w:tcPr>
+            <w:tcW w:type="dxa" w:w="3453"/>
+          </w:tcPr>
+          <w:p>
+            <w:pPr>
+              <w:spacing w:line="240" w:lineRule="auto" w:after="0"/>
+              <w:ind w:firstLine="0"/>
+              <w:jc w:val="left"/>
+            </w:pPr>
+            <w:r>
+              <w:rPr>
+                <w:rFonts w:ascii="Courier New" w:hAnsi="Courier New" w:cs="Courier New" w:eastAsia="Courier New"/>
+                <w:b w:val="0"/>
+                <w:i w:val="0"/>
+                <w:color w:val="000000"/>
+                <w:sz w:val="20"/>
+              </w:rPr>
+              <w:t>page.admin.directories</w:t>
+            </w:r>
+          </w:p>
+        </w:tc>
+      </w:tr>
+      <w:tr>
+        <w:trPr>
+          <w:cantSplit w:val="true"/>
+        </w:trPr>
+        <w:tc>
+          <w:tcPr>
+            <w:tcW w:type="dxa" w:w="1396"/>
+          </w:tcPr>
+          <w:p>
+            <w:pPr>
+              <w:spacing w:line="240" w:lineRule="auto" w:after="0"/>
+              <w:ind w:firstLine="0"/>
+              <w:jc w:val="left"/>
+            </w:pPr>
+            <w:r>
+              <w:rPr>
+                <w:rFonts w:ascii="Times New Roman" w:hAnsi="Times New Roman" w:cs="Times New Roman" w:eastAsia="Times New Roman"/>
+                <w:b w:val="0"/>
+                <w:i w:val="0"/>
+                <w:color w:val="000000"/>
+                <w:sz w:val="24"/>
+              </w:rPr>
+              <w:t>Справочники</w:t>
+            </w:r>
+          </w:p>
+        </w:tc>
+        <w:tc>
+          <w:tcPr>
+            <w:tcW w:type="dxa" w:w="1611"/>
+          </w:tcPr>
+          <w:p>
+            <w:pPr>
+              <w:spacing w:line="240" w:lineRule="auto" w:after="0"/>
+              <w:ind w:firstLine="0"/>
+              <w:jc w:val="left"/>
+            </w:pPr>
+            <w:r>
+              <w:rPr>
+                <w:rFonts w:ascii="Times New Roman" w:hAnsi="Times New Roman" w:cs="Times New Roman" w:eastAsia="Times New Roman"/>
+                <w:b w:val="0"/>
+                <w:i w:val="0"/>
+                <w:color w:val="000000"/>
+                <w:sz w:val="24"/>
+              </w:rPr>
+              <w:t>Принимающие</w:t>
+            </w:r>
+          </w:p>
+        </w:tc>
+        <w:tc>
+          <w:tcPr>
+            <w:tcW w:type="dxa" w:w="2895"/>
+          </w:tcPr>
+          <w:p>
+            <w:pPr>
+              <w:spacing w:line="240" w:lineRule="auto" w:after="0"/>
+              <w:ind w:firstLine="0"/>
+              <w:jc w:val="left"/>
+            </w:pPr>
+            <w:r>
+              <w:rPr>
+                <w:rFonts w:ascii="Courier New" w:hAnsi="Courier New" w:cs="Courier New" w:eastAsia="Courier New"/>
+                <w:b w:val="0"/>
+                <w:i w:val="0"/>
+                <w:color w:val="000000"/>
+                <w:sz w:val="20"/>
+              </w:rPr>
+              <w:t>/admin/approvers</w:t>
+            </w:r>
+          </w:p>
+        </w:tc>
+        <w:tc>
+          <w:tcPr>
+            <w:tcW w:type="dxa" w:w="3453"/>
+          </w:tcPr>
+          <w:p>
+            <w:pPr>
+              <w:spacing w:line="240" w:lineRule="auto" w:after="0"/>
+              <w:ind w:firstLine="0"/>
+              <w:jc w:val="left"/>
+            </w:pPr>
+            <w:r>
+              <w:rPr>
+                <w:rFonts w:ascii="Courier New" w:hAnsi="Courier New" w:cs="Courier New" w:eastAsia="Courier New"/>
+                <w:b w:val="0"/>
+                <w:i w:val="0"/>
+                <w:color w:val="000000"/>
+                <w:sz w:val="20"/>
+              </w:rPr>
+              <w:t>page.admin.directories</w:t>
+            </w:r>
+          </w:p>
+        </w:tc>
+      </w:tr>
+      <w:tr>
+        <w:trPr>
+          <w:cantSplit w:val="true"/>
+        </w:trPr>
+        <w:tc>
+          <w:tcPr>
+            <w:tcW w:type="dxa" w:w="1396"/>
+          </w:tcPr>
+          <w:p>
+            <w:pPr>
+              <w:spacing w:line="240" w:lineRule="auto" w:after="0"/>
+              <w:ind w:firstLine="0"/>
+              <w:jc w:val="left"/>
+            </w:pPr>
+            <w:r>
+              <w:rPr>
+                <w:rFonts w:ascii="Times New Roman" w:hAnsi="Times New Roman" w:cs="Times New Roman" w:eastAsia="Times New Roman"/>
+                <w:b w:val="0"/>
+                <w:i w:val="0"/>
+                <w:color w:val="000000"/>
+                <w:sz w:val="24"/>
+              </w:rPr>
+              <w:t>Справочники</w:t>
+            </w:r>
+          </w:p>
+        </w:tc>
+        <w:tc>
+          <w:tcPr>
+            <w:tcW w:type="dxa" w:w="1611"/>
+          </w:tcPr>
+          <w:p>
+            <w:pPr>
+              <w:spacing w:line="240" w:lineRule="auto" w:after="0"/>
+              <w:ind w:firstLine="0"/>
+              <w:jc w:val="left"/>
+            </w:pPr>
+            <w:r>
+              <w:rPr>
+                <w:rFonts w:ascii="Times New Roman" w:hAnsi="Times New Roman" w:cs="Times New Roman" w:eastAsia="Times New Roman"/>
+                <w:b w:val="0"/>
+                <w:i w:val="0"/>
+                <w:color w:val="000000"/>
+                <w:sz w:val="24"/>
+              </w:rPr>
+              <w:t>Документы</w:t>
+            </w:r>
+          </w:p>
+        </w:tc>
+        <w:tc>
+          <w:tcPr>
+            <w:tcW w:type="dxa" w:w="2895"/>
+          </w:tcPr>
+          <w:p>
+            <w:pPr>
+              <w:spacing w:line="240" w:lineRule="auto" w:after="0"/>
+              <w:ind w:firstLine="0"/>
+              <w:jc w:val="left"/>
+            </w:pPr>
+            <w:r>
+              <w:rPr>
+                <w:rFonts w:ascii="Courier New" w:hAnsi="Courier New" w:cs="Courier New" w:eastAsia="Courier New"/>
+                <w:b w:val="0"/>
+                <w:i w:val="0"/>
+                <w:color w:val="000000"/>
+                <w:sz w:val="20"/>
+              </w:rPr>
+              <w:t>/admin/documents</w:t>
+            </w:r>
+          </w:p>
+        </w:tc>
+        <w:tc>
+          <w:tcPr>
+            <w:tcW w:type="dxa" w:w="3453"/>
+          </w:tcPr>
+          <w:p>
+            <w:pPr>
+              <w:spacing w:line="240" w:lineRule="auto" w:after="0"/>
+              <w:ind w:firstLine="0"/>
+              <w:jc w:val="left"/>
+            </w:pPr>
+            <w:r>
+              <w:rPr>
+                <w:rFonts w:ascii="Courier New" w:hAnsi="Courier New" w:cs="Courier New" w:eastAsia="Courier New"/>
+                <w:b w:val="0"/>
+                <w:i w:val="0"/>
+                <w:color w:val="000000"/>
+                <w:sz w:val="20"/>
+              </w:rPr>
+              <w:t>page.admin.directories</w:t>
+            </w:r>
+          </w:p>
+        </w:tc>
+      </w:tr>
+      <w:tr>
+        <w:trPr>
+          <w:cantSplit w:val="true"/>
+        </w:trPr>
+        <w:tc>
+          <w:tcPr>
+            <w:tcW w:type="dxa" w:w="1396"/>
+          </w:tcPr>
+          <w:p>
+            <w:pPr>
+              <w:spacing w:line="240" w:lineRule="auto" w:after="0"/>
+              <w:ind w:firstLine="0"/>
+              <w:jc w:val="left"/>
+            </w:pPr>
+            <w:r>
+              <w:rPr>
+                <w:rFonts w:ascii="Times New Roman" w:hAnsi="Times New Roman" w:cs="Times New Roman" w:eastAsia="Times New Roman"/>
+                <w:b w:val="0"/>
+                <w:i w:val="0"/>
+                <w:color w:val="000000"/>
+                <w:sz w:val="24"/>
+              </w:rPr>
+              <w:t>Справочники</w:t>
+            </w:r>
+          </w:p>
+        </w:tc>
+        <w:tc>
+          <w:tcPr>
+            <w:tcW w:type="dxa" w:w="1611"/>
+          </w:tcPr>
+          <w:p>
+            <w:pPr>
+              <w:spacing w:line="240" w:lineRule="auto" w:after="0"/>
+              <w:ind w:firstLine="0"/>
+              <w:jc w:val="left"/>
+            </w:pPr>
+            <w:r>
+              <w:rPr>
+                <w:rFonts w:ascii="Times New Roman" w:hAnsi="Times New Roman" w:cs="Times New Roman" w:eastAsia="Times New Roman"/>
+                <w:b w:val="0"/>
+                <w:i w:val="0"/>
+                <w:color w:val="000000"/>
+                <w:sz w:val="24"/>
+              </w:rPr>
+              <w:t>Новости и объявления</w:t>
+            </w:r>
+          </w:p>
+        </w:tc>
+        <w:tc>
+          <w:tcPr>
+            <w:tcW w:type="dxa" w:w="2895"/>
+          </w:tcPr>
+          <w:p>
+            <w:pPr>
+              <w:spacing w:line="240" w:lineRule="auto" w:after="0"/>
+              <w:ind w:firstLine="0"/>
+              <w:jc w:val="left"/>
+            </w:pPr>
+            <w:r>
+              <w:rPr>
+                <w:rFonts w:ascii="Courier New" w:hAnsi="Courier New" w:cs="Courier New" w:eastAsia="Courier New"/>
+                <w:b w:val="0"/>
+                <w:i w:val="0"/>
+                <w:color w:val="000000"/>
+                <w:sz w:val="20"/>
+              </w:rPr>
+              <w:t>/admin/news</w:t>
+            </w:r>
+          </w:p>
+        </w:tc>
+        <w:tc>
+          <w:tcPr>
+            <w:tcW w:type="dxa" w:w="3453"/>
+          </w:tcPr>
+          <w:p>
+            <w:pPr>
+              <w:spacing w:line="240" w:lineRule="auto" w:after="0"/>
+              <w:ind w:firstLine="0"/>
+              <w:jc w:val="left"/>
+            </w:pPr>
+            <w:r>
+              <w:rPr>
+                <w:rFonts w:ascii="Courier New" w:hAnsi="Courier New" w:cs="Courier New" w:eastAsia="Courier New"/>
+                <w:b w:val="0"/>
+                <w:i w:val="0"/>
+                <w:color w:val="000000"/>
+                <w:sz w:val="20"/>
+              </w:rPr>
+              <w:t>page.admin.directories</w:t>
+            </w:r>
+          </w:p>
+        </w:tc>
+      </w:tr>
+      <w:tr>
+        <w:trPr>
+          <w:cantSplit w:val="true"/>
+        </w:trPr>
+        <w:tc>
+          <w:tcPr>
+            <w:tcW w:type="dxa" w:w="1396"/>
+          </w:tcPr>
+          <w:p>
+            <w:pPr>
+              <w:spacing w:line="240" w:lineRule="auto" w:after="0"/>
+              <w:ind w:firstLine="0"/>
+              <w:jc w:val="left"/>
+            </w:pPr>
+            <w:r>
+              <w:rPr>
+                <w:rFonts w:ascii="Times New Roman" w:hAnsi="Times New Roman" w:cs="Times New Roman" w:eastAsia="Times New Roman"/>
+                <w:b w:val="0"/>
+                <w:i w:val="0"/>
+                <w:color w:val="000000"/>
+                <w:sz w:val="24"/>
+              </w:rPr>
+              <w:t>Справочники</w:t>
+            </w:r>
+          </w:p>
+        </w:tc>
+        <w:tc>
+          <w:tcPr>
+            <w:tcW w:type="dxa" w:w="1611"/>
           </w:tcPr>
           <w:p>
             <w:pPr>
@@ -5037,7 +6248,29 @@
         </w:tc>
         <w:tc>
           <w:tcPr>
-            <w:tcW w:type="dxa" w:w="4558"/>
+            <w:tcW w:type="dxa" w:w="2895"/>
+          </w:tcPr>
+          <w:p>
+            <w:pPr>
+              <w:spacing w:line="240" w:lineRule="auto" w:after="0"/>
+              <w:ind w:firstLine="0"/>
+              <w:jc w:val="left"/>
+            </w:pPr>
+            <w:r>
+              <w:rPr>
+                <w:rFonts w:ascii="Courier New" w:hAnsi="Courier New" w:cs="Courier New" w:eastAsia="Courier New"/>
+                <w:b w:val="0"/>
+                <w:i w:val="0"/>
+                <w:color w:val="000000"/>
+                <w:sz w:val="20"/>
+              </w:rPr>
+              <w:t>/admin/guide</w:t>
+            </w:r>
+          </w:p>
+        </w:tc>
+        <w:tc>
+          <w:tcPr>
+            <w:tcW w:type="dxa" w:w="3453"/>
           </w:tcPr>
           <w:p>
             <w:pPr>
@@ -5064,7 +6297,7 @@
         </w:trPr>
         <w:tc>
           <w:tcPr>
-            <w:tcW w:type="dxa" w:w="1843"/>
+            <w:tcW w:type="dxa" w:w="1396"/>
           </w:tcPr>
           <w:p>
             <w:pPr>
@@ -5086,7 +6319,7 @@
         </w:tc>
         <w:tc>
           <w:tcPr>
-            <w:tcW w:type="dxa" w:w="2954"/>
+            <w:tcW w:type="dxa" w:w="1611"/>
           </w:tcPr>
           <w:p>
             <w:pPr>
@@ -5108,7 +6341,29 @@
         </w:tc>
         <w:tc>
           <w:tcPr>
-            <w:tcW w:type="dxa" w:w="4558"/>
+            <w:tcW w:type="dxa" w:w="2895"/>
+          </w:tcPr>
+          <w:p>
+            <w:pPr>
+              <w:spacing w:line="240" w:lineRule="auto" w:after="0"/>
+              <w:ind w:firstLine="0"/>
+              <w:jc w:val="left"/>
+            </w:pPr>
+            <w:r>
+              <w:rPr>
+                <w:rFonts w:ascii="Courier New" w:hAnsi="Courier New" w:cs="Courier New" w:eastAsia="Courier New"/>
+                <w:b w:val="0"/>
+                <w:i w:val="0"/>
+                <w:color w:val="000000"/>
+                <w:sz w:val="20"/>
+              </w:rPr>
+              <w:t>/admin/settings</w:t>
+            </w:r>
+          </w:p>
+        </w:tc>
+        <w:tc>
+          <w:tcPr>
+            <w:tcW w:type="dxa" w:w="3453"/>
           </w:tcPr>
           <w:p>
             <w:pPr>
@@ -5135,7 +6390,7 @@
         </w:trPr>
         <w:tc>
           <w:tcPr>
-            <w:tcW w:type="dxa" w:w="1843"/>
+            <w:tcW w:type="dxa" w:w="1396"/>
           </w:tcPr>
           <w:p>
             <w:pPr>
@@ -5157,7 +6412,7 @@
         </w:tc>
         <w:tc>
           <w:tcPr>
-            <w:tcW w:type="dxa" w:w="2954"/>
+            <w:tcW w:type="dxa" w:w="1611"/>
           </w:tcPr>
           <w:p>
             <w:pPr>
@@ -5179,7 +6434,29 @@
         </w:tc>
         <w:tc>
           <w:tcPr>
-            <w:tcW w:type="dxa" w:w="4558"/>
+            <w:tcW w:type="dxa" w:w="2895"/>
+          </w:tcPr>
+          <w:p>
+            <w:pPr>
+              <w:spacing w:line="240" w:lineRule="auto" w:after="0"/>
+              <w:ind w:firstLine="0"/>
+              <w:jc w:val="left"/>
+            </w:pPr>
+            <w:r>
+              <w:rPr>
+                <w:rFonts w:ascii="Courier New" w:hAnsi="Courier New" w:cs="Courier New" w:eastAsia="Courier New"/>
+                <w:b w:val="0"/>
+                <w:i w:val="0"/>
+                <w:color w:val="000000"/>
+                <w:sz w:val="20"/>
+              </w:rPr>
+              <w:t>/admin/data-processing</w:t>
+            </w:r>
+          </w:p>
+        </w:tc>
+        <w:tc>
+          <w:tcPr>
+            <w:tcW w:type="dxa" w:w="3453"/>
           </w:tcPr>
           <w:p>
             <w:pPr>
@@ -5206,7 +6483,7 @@
         </w:trPr>
         <w:tc>
           <w:tcPr>
-            <w:tcW w:type="dxa" w:w="1843"/>
+            <w:tcW w:type="dxa" w:w="1396"/>
           </w:tcPr>
           <w:p>
             <w:pPr>
@@ -5228,7 +6505,7 @@
         </w:tc>
         <w:tc>
           <w:tcPr>
-            <w:tcW w:type="dxa" w:w="2954"/>
+            <w:tcW w:type="dxa" w:w="1611"/>
           </w:tcPr>
           <w:p>
             <w:pPr>
@@ -5250,7 +6527,29 @@
         </w:tc>
         <w:tc>
           <w:tcPr>
-            <w:tcW w:type="dxa" w:w="4558"/>
+            <w:tcW w:type="dxa" w:w="2895"/>
+          </w:tcPr>
+          <w:p>
+            <w:pPr>
+              <w:spacing w:line="240" w:lineRule="auto" w:after="0"/>
+              <w:ind w:firstLine="0"/>
+              <w:jc w:val="left"/>
+            </w:pPr>
+            <w:r>
+              <w:rPr>
+                <w:rFonts w:ascii="Courier New" w:hAnsi="Courier New" w:cs="Courier New" w:eastAsia="Courier New"/>
+                <w:b w:val="0"/>
+                <w:i w:val="0"/>
+                <w:color w:val="000000"/>
+                <w:sz w:val="20"/>
+              </w:rPr>
+              <w:t>/table-constructor</w:t>
+            </w:r>
+          </w:p>
+        </w:tc>
+        <w:tc>
+          <w:tcPr>
+            <w:tcW w:type="dxa" w:w="3453"/>
           </w:tcPr>
           <w:p>
             <w:pPr>
@@ -5277,7 +6576,7 @@
         </w:trPr>
         <w:tc>
           <w:tcPr>
-            <w:tcW w:type="dxa" w:w="1843"/>
+            <w:tcW w:type="dxa" w:w="1396"/>
           </w:tcPr>
           <w:p>
             <w:pPr>
@@ -5299,7 +6598,7 @@
         </w:tc>
         <w:tc>
           <w:tcPr>
-            <w:tcW w:type="dxa" w:w="2954"/>
+            <w:tcW w:type="dxa" w:w="1611"/>
           </w:tcPr>
           <w:p>
             <w:pPr>
@@ -5321,7 +6620,29 @@
         </w:tc>
         <w:tc>
           <w:tcPr>
-            <w:tcW w:type="dxa" w:w="4558"/>
+            <w:tcW w:type="dxa" w:w="2895"/>
+          </w:tcPr>
+          <w:p>
+            <w:pPr>
+              <w:spacing w:line="240" w:lineRule="auto" w:after="0"/>
+              <w:ind w:firstLine="0"/>
+              <w:jc w:val="left"/>
+            </w:pPr>
+            <w:r>
+              <w:rPr>
+                <w:rFonts w:ascii="Courier New" w:hAnsi="Courier New" w:cs="Courier New" w:eastAsia="Courier New"/>
+                <w:b w:val="0"/>
+                <w:i w:val="0"/>
+                <w:color w:val="000000"/>
+                <w:sz w:val="20"/>
+              </w:rPr>
+              <w:t>/admin/system-control</w:t>
+            </w:r>
+          </w:p>
+        </w:tc>
+        <w:tc>
+          <w:tcPr>
+            <w:tcW w:type="dxa" w:w="3453"/>
           </w:tcPr>
           <w:p>
             <w:pPr>
@@ -5348,7 +6669,7 @@
         </w:trPr>
         <w:tc>
           <w:tcPr>
-            <w:tcW w:type="dxa" w:w="1843"/>
+            <w:tcW w:type="dxa" w:w="1396"/>
           </w:tcPr>
           <w:p>
             <w:pPr>
@@ -5370,7 +6691,7 @@
         </w:tc>
         <w:tc>
           <w:tcPr>
-            <w:tcW w:type="dxa" w:w="2954"/>
+            <w:tcW w:type="dxa" w:w="1611"/>
           </w:tcPr>
           <w:p>
             <w:pPr>
@@ -5392,7 +6713,29 @@
         </w:tc>
         <w:tc>
           <w:tcPr>
-            <w:tcW w:type="dxa" w:w="4558"/>
+            <w:tcW w:type="dxa" w:w="2895"/>
+          </w:tcPr>
+          <w:p>
+            <w:pPr>
+              <w:spacing w:line="240" w:lineRule="auto" w:after="0"/>
+              <w:ind w:firstLine="0"/>
+              <w:jc w:val="left"/>
+            </w:pPr>
+            <w:r>
+              <w:rPr>
+                <w:rFonts w:ascii="Courier New" w:hAnsi="Courier New" w:cs="Courier New" w:eastAsia="Courier New"/>
+                <w:b w:val="0"/>
+                <w:i w:val="0"/>
+                <w:color w:val="000000"/>
+                <w:sz w:val="20"/>
+              </w:rPr>
+              <w:t>/admin/file-archive</w:t>
+            </w:r>
+          </w:p>
+        </w:tc>
+        <w:tc>
+          <w:tcPr>
+            <w:tcW w:type="dxa" w:w="3453"/>
           </w:tcPr>
           <w:p>
             <w:pPr>
@@ -5419,7 +6762,7 @@
         </w:trPr>
         <w:tc>
           <w:tcPr>
-            <w:tcW w:type="dxa" w:w="1843"/>
+            <w:tcW w:type="dxa" w:w="1396"/>
           </w:tcPr>
           <w:p>
             <w:pPr>
@@ -5441,7 +6784,7 @@
         </w:tc>
         <w:tc>
           <w:tcPr>
-            <w:tcW w:type="dxa" w:w="2954"/>
+            <w:tcW w:type="dxa" w:w="1611"/>
           </w:tcPr>
           <w:p>
             <w:pPr>
@@ -5463,7 +6806,29 @@
         </w:tc>
         <w:tc>
           <w:tcPr>
-            <w:tcW w:type="dxa" w:w="4558"/>
+            <w:tcW w:type="dxa" w:w="2895"/>
+          </w:tcPr>
+          <w:p>
+            <w:pPr>
+              <w:spacing w:line="240" w:lineRule="auto" w:after="0"/>
+              <w:ind w:firstLine="0"/>
+              <w:jc w:val="left"/>
+            </w:pPr>
+            <w:r>
+              <w:rPr>
+                <w:rFonts w:ascii="Courier New" w:hAnsi="Courier New" w:cs="Courier New" w:eastAsia="Courier New"/>
+                <w:b w:val="0"/>
+                <w:i w:val="0"/>
+                <w:color w:val="000000"/>
+                <w:sz w:val="20"/>
+              </w:rPr>
+              <w:t>/admin/feedback</w:t>
+            </w:r>
+          </w:p>
+        </w:tc>
+        <w:tc>
+          <w:tcPr>
+            <w:tcW w:type="dxa" w:w="3453"/>
           </w:tcPr>
           <w:p>
             <w:pPr>
@@ -5490,7 +6855,7 @@
         </w:trPr>
         <w:tc>
           <w:tcPr>
-            <w:tcW w:type="dxa" w:w="1843"/>
+            <w:tcW w:type="dxa" w:w="1396"/>
           </w:tcPr>
           <w:p>
             <w:pPr>
@@ -5512,7 +6877,7 @@
         </w:tc>
         <w:tc>
           <w:tcPr>
-            <w:tcW w:type="dxa" w:w="2954"/>
+            <w:tcW w:type="dxa" w:w="1611"/>
           </w:tcPr>
           <w:p>
             <w:pPr>
@@ -5534,7 +6899,29 @@
         </w:tc>
         <w:tc>
           <w:tcPr>
-            <w:tcW w:type="dxa" w:w="4558"/>
+            <w:tcW w:type="dxa" w:w="2895"/>
+          </w:tcPr>
+          <w:p>
+            <w:pPr>
+              <w:spacing w:line="240" w:lineRule="auto" w:after="0"/>
+              <w:ind w:firstLine="0"/>
+              <w:jc w:val="left"/>
+            </w:pPr>
+            <w:r>
+              <w:rPr>
+                <w:rFonts w:ascii="Courier New" w:hAnsi="Courier New" w:cs="Courier New" w:eastAsia="Courier New"/>
+                <w:b w:val="0"/>
+                <w:i w:val="0"/>
+                <w:color w:val="000000"/>
+                <w:sz w:val="20"/>
+              </w:rPr>
+              <w:t>/admin/requests</w:t>
+            </w:r>
+          </w:p>
+        </w:tc>
+        <w:tc>
+          <w:tcPr>
+            <w:tcW w:type="dxa" w:w="3453"/>
           </w:tcPr>
           <w:p>
             <w:pPr>
@@ -5569,6 +6956,78 @@
           <w:color w:val="000000"/>
           <w:sz w:val="12"/>
         </w:rPr>
+      </w:r>
+    </w:p>
+    <w:p>
+      <w:r>
+        <w:rPr>
+          <w:rFonts w:ascii="Times New Roman" w:hAnsi="Times New Roman" w:cs="Times New Roman" w:eastAsia="Times New Roman"/>
+          <w:b w:val="0"/>
+          <w:i w:val="0"/>
+          <w:color w:val="000000"/>
+          <w:sz w:val="28"/>
+        </w:rPr>
+        <w:t xml:space="preserve">Адрес в таблице - то, что видно в строке браузера, когда раздел открыт. По нему разделом делятся ссылкой и по нему же возвращаются в него закладкой, минуя колонку. Три адреса по названию не угадываются: гражданства открываются по </w:t>
+      </w:r>
+      <w:r>
+        <w:rPr>
+          <w:rFonts w:ascii="Courier New" w:hAnsi="Courier New" w:cs="Courier New" w:eastAsia="Courier New"/>
+          <w:b w:val="0"/>
+          <w:i w:val="0"/>
+          <w:color w:val="000000"/>
+          <w:sz w:val="24"/>
+        </w:rPr>
+        <w:t>/admin/citizenship</w:t>
+      </w:r>
+      <w:r>
+        <w:rPr>
+          <w:rFonts w:ascii="Times New Roman" w:hAnsi="Times New Roman" w:cs="Times New Roman" w:eastAsia="Times New Roman"/>
+          <w:b w:val="0"/>
+          <w:i w:val="0"/>
+          <w:color w:val="000000"/>
+          <w:sz w:val="28"/>
+        </w:rPr>
+        <w:t xml:space="preserve"> в единственном числе, конструктор таблиц живёт вне </w:t>
+      </w:r>
+      <w:r>
+        <w:rPr>
+          <w:rFonts w:ascii="Courier New" w:hAnsi="Courier New" w:cs="Courier New" w:eastAsia="Courier New"/>
+          <w:b w:val="0"/>
+          <w:i w:val="0"/>
+          <w:color w:val="000000"/>
+          <w:sz w:val="24"/>
+        </w:rPr>
+        <w:t>/admin</w:t>
+      </w:r>
+      <w:r>
+        <w:rPr>
+          <w:rFonts w:ascii="Times New Roman" w:hAnsi="Times New Roman" w:cs="Times New Roman" w:eastAsia="Times New Roman"/>
+          <w:b w:val="0"/>
+          <w:i w:val="0"/>
+          <w:color w:val="000000"/>
+          <w:sz w:val="28"/>
+        </w:rPr>
+        <w:t xml:space="preserve">, а мониторинг запросов отвечает по </w:t>
+      </w:r>
+      <w:r>
+        <w:rPr>
+          <w:rFonts w:ascii="Courier New" w:hAnsi="Courier New" w:cs="Courier New" w:eastAsia="Courier New"/>
+          <w:b w:val="0"/>
+          <w:i w:val="0"/>
+          <w:color w:val="000000"/>
+          <w:sz w:val="24"/>
+        </w:rPr>
+        <w:t>/admin/requests</w:t>
+      </w:r>
+      <w:r>
+        <w:rPr>
+          <w:rFonts w:ascii="Times New Roman" w:hAnsi="Times New Roman" w:cs="Times New Roman" w:eastAsia="Times New Roman"/>
+          <w:b w:val="0"/>
+          <w:i w:val="0"/>
+          <w:color w:val="000000"/>
+          <w:sz w:val="28"/>
+        </w:rPr>
+        <w:t>.</w:t>
       </w:r>
     </w:p>
     <w:p>
@@ -5670,6 +7129,426 @@
           <w:color w:val="000000"/>
           <w:sz w:val="12"/>
         </w:rPr>
+      </w:r>
+    </w:p>
+    <w:p>
+      <w:pPr>
+        <w:pStyle w:val="Heading2"/>
+        <w:ind w:firstLine="0"/>
+      </w:pPr>
+      <w:r>
+        <w:rPr>
+          <w:rFonts w:ascii="Times New Roman" w:hAnsi="Times New Roman" w:cs="Times New Roman" w:eastAsia="Times New Roman"/>
+          <w:b/>
+          <w:i w:val="0"/>
+          <w:color w:val="000000"/>
+          <w:sz w:val="28"/>
+        </w:rPr>
+        <w:t>3.3. Первая настройка: в каком порядке заводить данные</w:t>
+      </w:r>
+    </w:p>
+    <w:p>
+      <w:r>
+        <w:rPr>
+          <w:rFonts w:ascii="Times New Roman" w:hAnsi="Times New Roman" w:cs="Times New Roman" w:eastAsia="Times New Roman"/>
+          <w:b w:val="0"/>
+          <w:i w:val="0"/>
+          <w:color w:val="000000"/>
+          <w:sz w:val="28"/>
+        </w:rPr>
+        <w:t>В пустой системе разделы связаны зависимостями, поэтому порядок настройки не произвольный: работника не создать без организации, машину - без формата номеров, а форму подачи заявки - без вида вложения. Ниже - порядок, который проходится без возвратов назад.</w:t>
+      </w:r>
+    </w:p>
+    <w:p>
+      <w:pPr>
+        <w:spacing w:after="0" w:line="360" w:lineRule="auto"/>
+        <w:ind w:hanging="454" w:left="1134"/>
+        <w:jc w:val="both"/>
+      </w:pPr>
+      <w:r>
+        <w:rPr>
+          <w:rFonts w:ascii="Times New Roman" w:hAnsi="Times New Roman" w:cs="Times New Roman" w:eastAsia="Times New Roman"/>
+          <w:b w:val="0"/>
+          <w:i w:val="0"/>
+          <w:color w:val="000000"/>
+          <w:sz w:val="28"/>
+        </w:rPr>
+        <w:t>1.</w:t>
+        <w:tab/>
+      </w:r>
+      <w:r>
+        <w:rPr>
+          <w:rFonts w:ascii="Times New Roman" w:hAnsi="Times New Roman" w:cs="Times New Roman" w:eastAsia="Times New Roman"/>
+          <w:b/>
+          <w:i w:val="0"/>
+          <w:color w:val="000000"/>
+          <w:sz w:val="28"/>
+        </w:rPr>
+        <w:t>Организации и компании</w:t>
+      </w:r>
+      <w:r>
+        <w:rPr>
+          <w:rFonts w:ascii="Times New Roman" w:hAnsi="Times New Roman" w:cs="Times New Roman" w:eastAsia="Times New Roman"/>
+          <w:b w:val="0"/>
+          <w:i w:val="0"/>
+          <w:color w:val="000000"/>
+          <w:sz w:val="28"/>
+        </w:rPr>
+        <w:t xml:space="preserve"> (10) - основа всего остального: к организации привязывают работников, места разгрузки, таблицы постов и ответственных за согласование.</w:t>
+      </w:r>
+    </w:p>
+    <w:p>
+      <w:pPr>
+        <w:spacing w:after="0" w:line="360" w:lineRule="auto"/>
+        <w:ind w:hanging="454" w:left="1134"/>
+        <w:jc w:val="both"/>
+      </w:pPr>
+      <w:r>
+        <w:rPr>
+          <w:rFonts w:ascii="Times New Roman" w:hAnsi="Times New Roman" w:cs="Times New Roman" w:eastAsia="Times New Roman"/>
+          <w:b w:val="0"/>
+          <w:i w:val="0"/>
+          <w:color w:val="000000"/>
+          <w:sz w:val="28"/>
+        </w:rPr>
+        <w:t>2.</w:t>
+        <w:tab/>
+      </w:r>
+      <w:r>
+        <w:rPr>
+          <w:rFonts w:ascii="Times New Roman" w:hAnsi="Times New Roman" w:cs="Times New Roman" w:eastAsia="Times New Roman"/>
+          <w:b/>
+          <w:i w:val="0"/>
+          <w:color w:val="000000"/>
+          <w:sz w:val="28"/>
+        </w:rPr>
+        <w:t>Места разгрузки</w:t>
+      </w:r>
+      <w:r>
+        <w:rPr>
+          <w:rFonts w:ascii="Times New Roman" w:hAnsi="Times New Roman" w:cs="Times New Roman" w:eastAsia="Times New Roman"/>
+          <w:b w:val="0"/>
+          <w:i w:val="0"/>
+          <w:color w:val="000000"/>
+          <w:sz w:val="28"/>
+        </w:rPr>
+        <w:t xml:space="preserve"> (10.7) - до того, как их привязывать к организациям.</w:t>
+      </w:r>
+    </w:p>
+    <w:p>
+      <w:pPr>
+        <w:spacing w:after="0" w:line="360" w:lineRule="auto"/>
+        <w:ind w:hanging="454" w:left="1134"/>
+        <w:jc w:val="both"/>
+      </w:pPr>
+      <w:r>
+        <w:rPr>
+          <w:rFonts w:ascii="Times New Roman" w:hAnsi="Times New Roman" w:cs="Times New Roman" w:eastAsia="Times New Roman"/>
+          <w:b w:val="0"/>
+          <w:i w:val="0"/>
+          <w:color w:val="000000"/>
+          <w:sz w:val="28"/>
+        </w:rPr>
+        <w:t>3.</w:t>
+        <w:tab/>
+      </w:r>
+      <w:r>
+        <w:rPr>
+          <w:rFonts w:ascii="Times New Roman" w:hAnsi="Times New Roman" w:cs="Times New Roman" w:eastAsia="Times New Roman"/>
+          <w:b/>
+          <w:i w:val="0"/>
+          <w:color w:val="000000"/>
+          <w:sz w:val="28"/>
+        </w:rPr>
+        <w:t>Форматы номеров</w:t>
+      </w:r>
+      <w:r>
+        <w:rPr>
+          <w:rFonts w:ascii="Times New Roman" w:hAnsi="Times New Roman" w:cs="Times New Roman" w:eastAsia="Times New Roman"/>
+          <w:b w:val="0"/>
+          <w:i w:val="0"/>
+          <w:color w:val="000000"/>
+          <w:sz w:val="28"/>
+        </w:rPr>
+        <w:t xml:space="preserve"> (10.7) - номер машины система проверяет по формату, поэтому формат нужен раньше первой машины в заявке и первой записи чёрного списка.</w:t>
+      </w:r>
+    </w:p>
+    <w:p>
+      <w:pPr>
+        <w:spacing w:after="0" w:line="360" w:lineRule="auto"/>
+        <w:ind w:hanging="454" w:left="1134"/>
+        <w:jc w:val="both"/>
+      </w:pPr>
+      <w:r>
+        <w:rPr>
+          <w:rFonts w:ascii="Times New Roman" w:hAnsi="Times New Roman" w:cs="Times New Roman" w:eastAsia="Times New Roman"/>
+          <w:b w:val="0"/>
+          <w:i w:val="0"/>
+          <w:color w:val="000000"/>
+          <w:sz w:val="28"/>
+        </w:rPr>
+        <w:t>4.</w:t>
+        <w:tab/>
+      </w:r>
+      <w:r>
+        <w:rPr>
+          <w:rFonts w:ascii="Times New Roman" w:hAnsi="Times New Roman" w:cs="Times New Roman" w:eastAsia="Times New Roman"/>
+          <w:b/>
+          <w:i w:val="0"/>
+          <w:color w:val="000000"/>
+          <w:sz w:val="28"/>
+        </w:rPr>
+        <w:t>Гражданства и марки авто</w:t>
+      </w:r>
+      <w:r>
+        <w:rPr>
+          <w:rFonts w:ascii="Times New Roman" w:hAnsi="Times New Roman" w:cs="Times New Roman" w:eastAsia="Times New Roman"/>
+          <w:b w:val="0"/>
+          <w:i w:val="0"/>
+          <w:color w:val="000000"/>
+          <w:sz w:val="28"/>
+        </w:rPr>
+        <w:t xml:space="preserve"> (10.7) - справочники, из которых заявитель выбирает в форме.</w:t>
+      </w:r>
+    </w:p>
+    <w:p>
+      <w:pPr>
+        <w:spacing w:after="0" w:line="360" w:lineRule="auto"/>
+        <w:ind w:hanging="454" w:left="1134"/>
+        <w:jc w:val="both"/>
+      </w:pPr>
+      <w:r>
+        <w:rPr>
+          <w:rFonts w:ascii="Times New Roman" w:hAnsi="Times New Roman" w:cs="Times New Roman" w:eastAsia="Times New Roman"/>
+          <w:b w:val="0"/>
+          <w:i w:val="0"/>
+          <w:color w:val="000000"/>
+          <w:sz w:val="28"/>
+        </w:rPr>
+        <w:t>5.</w:t>
+        <w:tab/>
+      </w:r>
+      <w:r>
+        <w:rPr>
+          <w:rFonts w:ascii="Times New Roman" w:hAnsi="Times New Roman" w:cs="Times New Roman" w:eastAsia="Times New Roman"/>
+          <w:b/>
+          <w:i w:val="0"/>
+          <w:color w:val="000000"/>
+          <w:sz w:val="28"/>
+        </w:rPr>
+        <w:t>Виды вложений и поля формы подачи</w:t>
+      </w:r>
+      <w:r>
+        <w:rPr>
+          <w:rFonts w:ascii="Times New Roman" w:hAnsi="Times New Roman" w:cs="Times New Roman" w:eastAsia="Times New Roman"/>
+          <w:b w:val="0"/>
+          <w:i w:val="0"/>
+          <w:color w:val="000000"/>
+          <w:sz w:val="28"/>
+        </w:rPr>
+        <w:t xml:space="preserve"> (12) - определяют, что вообще можно подать: без вида вложения форма подачи пуста.</w:t>
+      </w:r>
+    </w:p>
+    <w:p>
+      <w:pPr>
+        <w:spacing w:after="0" w:line="360" w:lineRule="auto"/>
+        <w:ind w:hanging="454" w:left="1134"/>
+        <w:jc w:val="both"/>
+      </w:pPr>
+      <w:r>
+        <w:rPr>
+          <w:rFonts w:ascii="Times New Roman" w:hAnsi="Times New Roman" w:cs="Times New Roman" w:eastAsia="Times New Roman"/>
+          <w:b w:val="0"/>
+          <w:i w:val="0"/>
+          <w:color w:val="000000"/>
+          <w:sz w:val="28"/>
+        </w:rPr>
+        <w:t>6.</w:t>
+        <w:tab/>
+      </w:r>
+      <w:r>
+        <w:rPr>
+          <w:rFonts w:ascii="Times New Roman" w:hAnsi="Times New Roman" w:cs="Times New Roman" w:eastAsia="Times New Roman"/>
+          <w:b/>
+          <w:i w:val="0"/>
+          <w:color w:val="000000"/>
+          <w:sz w:val="28"/>
+        </w:rPr>
+        <w:t>Таблицы постов</w:t>
+      </w:r>
+      <w:r>
+        <w:rPr>
+          <w:rFonts w:ascii="Times New Roman" w:hAnsi="Times New Roman" w:cs="Times New Roman" w:eastAsia="Times New Roman"/>
+          <w:b w:val="0"/>
+          <w:i w:val="0"/>
+          <w:color w:val="000000"/>
+          <w:sz w:val="28"/>
+        </w:rPr>
+        <w:t xml:space="preserve"> (13) - вместе с расписанием: у новой таблицы расписание пустое, и до его заполнения пост закрыт (13.4).</w:t>
+      </w:r>
+    </w:p>
+    <w:p>
+      <w:pPr>
+        <w:spacing w:after="0" w:line="360" w:lineRule="auto"/>
+        <w:ind w:hanging="454" w:left="1134"/>
+        <w:jc w:val="both"/>
+      </w:pPr>
+      <w:r>
+        <w:rPr>
+          <w:rFonts w:ascii="Times New Roman" w:hAnsi="Times New Roman" w:cs="Times New Roman" w:eastAsia="Times New Roman"/>
+          <w:b w:val="0"/>
+          <w:i w:val="0"/>
+          <w:color w:val="000000"/>
+          <w:sz w:val="28"/>
+        </w:rPr>
+        <w:t>7.</w:t>
+        <w:tab/>
+      </w:r>
+      <w:r>
+        <w:rPr>
+          <w:rFonts w:ascii="Times New Roman" w:hAnsi="Times New Roman" w:cs="Times New Roman" w:eastAsia="Times New Roman"/>
+          <w:b/>
+          <w:i w:val="0"/>
+          <w:color w:val="000000"/>
+          <w:sz w:val="28"/>
+        </w:rPr>
+        <w:t>Работники</w:t>
+      </w:r>
+      <w:r>
+        <w:rPr>
+          <w:rFonts w:ascii="Times New Roman" w:hAnsi="Times New Roman" w:cs="Times New Roman" w:eastAsia="Times New Roman"/>
+          <w:b w:val="0"/>
+          <w:i w:val="0"/>
+          <w:color w:val="000000"/>
+          <w:sz w:val="28"/>
+        </w:rPr>
+        <w:t xml:space="preserve"> (5) - когда организации и типы пользователей уже есть.</w:t>
+      </w:r>
+    </w:p>
+    <w:p>
+      <w:pPr>
+        <w:spacing w:after="0" w:line="360" w:lineRule="auto"/>
+        <w:ind w:hanging="454" w:left="1134"/>
+        <w:jc w:val="both"/>
+      </w:pPr>
+      <w:r>
+        <w:rPr>
+          <w:rFonts w:ascii="Times New Roman" w:hAnsi="Times New Roman" w:cs="Times New Roman" w:eastAsia="Times New Roman"/>
+          <w:b w:val="0"/>
+          <w:i w:val="0"/>
+          <w:color w:val="000000"/>
+          <w:sz w:val="28"/>
+        </w:rPr>
+        <w:t>8.</w:t>
+        <w:tab/>
+      </w:r>
+      <w:r>
+        <w:rPr>
+          <w:rFonts w:ascii="Times New Roman" w:hAnsi="Times New Roman" w:cs="Times New Roman" w:eastAsia="Times New Roman"/>
+          <w:b/>
+          <w:i w:val="0"/>
+          <w:color w:val="000000"/>
+          <w:sz w:val="28"/>
+        </w:rPr>
+        <w:t>Принимающие и ответственные за согласование</w:t>
+      </w:r>
+      <w:r>
+        <w:rPr>
+          <w:rFonts w:ascii="Times New Roman" w:hAnsi="Times New Roman" w:cs="Times New Roman" w:eastAsia="Times New Roman"/>
+          <w:b w:val="0"/>
+          <w:i w:val="0"/>
+          <w:color w:val="000000"/>
+          <w:sz w:val="28"/>
+        </w:rPr>
+        <w:t xml:space="preserve"> (10.3, 10.5, 10.7) - назначаются из числа уже созданных работников.</w:t>
+      </w:r>
+    </w:p>
+    <w:p>
+      <w:pPr>
+        <w:spacing w:after="0" w:line="360" w:lineRule="auto"/>
+        <w:ind w:hanging="454" w:left="1134"/>
+        <w:jc w:val="both"/>
+      </w:pPr>
+      <w:r>
+        <w:rPr>
+          <w:rFonts w:ascii="Times New Roman" w:hAnsi="Times New Roman" w:cs="Times New Roman" w:eastAsia="Times New Roman"/>
+          <w:b w:val="0"/>
+          <w:i w:val="0"/>
+          <w:color w:val="000000"/>
+          <w:sz w:val="28"/>
+        </w:rPr>
+        <w:t>9.</w:t>
+        <w:tab/>
+      </w:r>
+      <w:r>
+        <w:rPr>
+          <w:rFonts w:ascii="Times New Roman" w:hAnsi="Times New Roman" w:cs="Times New Roman" w:eastAsia="Times New Roman"/>
+          <w:b/>
+          <w:i w:val="0"/>
+          <w:color w:val="000000"/>
+          <w:sz w:val="28"/>
+        </w:rPr>
+        <w:t>Настройки</w:t>
+      </w:r>
+      <w:r>
+        <w:rPr>
+          <w:rFonts w:ascii="Times New Roman" w:hAnsi="Times New Roman" w:cs="Times New Roman" w:eastAsia="Times New Roman"/>
+          <w:b w:val="0"/>
+          <w:i w:val="0"/>
+          <w:color w:val="000000"/>
+          <w:sz w:val="28"/>
+        </w:rPr>
+        <w:t xml:space="preserve"> (14) - контакты бюро, режим работы, уведомления, напоминания согласующим, требования к паролю.</w:t>
+      </w:r>
+    </w:p>
+    <w:p>
+      <w:pPr>
+        <w:spacing w:after="0" w:line="360" w:lineRule="auto"/>
+        <w:ind w:hanging="454" w:left="1134"/>
+        <w:jc w:val="both"/>
+      </w:pPr>
+      <w:r>
+        <w:rPr>
+          <w:rFonts w:ascii="Times New Roman" w:hAnsi="Times New Roman" w:cs="Times New Roman" w:eastAsia="Times New Roman"/>
+          <w:b w:val="0"/>
+          <w:i w:val="0"/>
+          <w:color w:val="000000"/>
+          <w:sz w:val="28"/>
+        </w:rPr>
+        <w:t>10.</w:t>
+        <w:tab/>
+      </w:r>
+      <w:r>
+        <w:rPr>
+          <w:rFonts w:ascii="Times New Roman" w:hAnsi="Times New Roman" w:cs="Times New Roman" w:eastAsia="Times New Roman"/>
+          <w:b/>
+          <w:i w:val="0"/>
+          <w:color w:val="000000"/>
+          <w:sz w:val="28"/>
+        </w:rPr>
+        <w:t>Текст согласия на обработку персональных данных</w:t>
+      </w:r>
+      <w:r>
+        <w:rPr>
+          <w:rFonts w:ascii="Times New Roman" w:hAnsi="Times New Roman" w:cs="Times New Roman" w:eastAsia="Times New Roman"/>
+          <w:b w:val="0"/>
+          <w:i w:val="0"/>
+          <w:color w:val="000000"/>
+          <w:sz w:val="28"/>
+        </w:rPr>
+        <w:t xml:space="preserve"> (15) - до того, как в системе появятся заявители: действующую редакцию каждый подтверждает при входе, а после смены редакции подтверждает заново.</w:t>
+      </w:r>
+    </w:p>
+    <w:p>
+      <w:r>
+        <w:rPr>
+          <w:rFonts w:ascii="Times New Roman" w:hAnsi="Times New Roman" w:cs="Times New Roman" w:eastAsia="Times New Roman"/>
+          <w:b w:val="0"/>
+          <w:i w:val="0"/>
+          <w:color w:val="000000"/>
+          <w:sz w:val="28"/>
+        </w:rPr>
+        <w:t>Шаги 2-5 между собой не связаны и делаются в любом порядке. Возврат назад дороже всего на шагах 3 и 5: заявки, поданные до правки формата номеров или состава полей, остаются с прежними данными, и расхождение придётся разбирать вручную.</w:t>
       </w:r>
     </w:p>
     <w:p>
@@ -13933,6 +15812,58 @@
           <w:color w:val="000000"/>
           <w:sz w:val="28"/>
         </w:rPr>
+        <w:t xml:space="preserve">Состав ответственных карточкой не меняется: кнопки «добавить ответственного» в ней нет. Ответственных назначают групповой операцией из списка - отметить организацию флажком и нажать </w:t>
+      </w:r>
+      <w:r>
+        <w:rPr>
+          <w:rFonts w:ascii="Times New Roman" w:hAnsi="Times New Roman" w:cs="Times New Roman" w:eastAsia="Times New Roman"/>
+          <w:b/>
+          <w:i w:val="0"/>
+          <w:color w:val="000000"/>
+          <w:sz w:val="28"/>
+        </w:rPr>
+        <w:t>«Ответственные»</w:t>
+      </w:r>
+      <w:r>
+        <w:rPr>
+          <w:rFonts w:ascii="Times New Roman" w:hAnsi="Times New Roman" w:cs="Times New Roman" w:eastAsia="Times New Roman"/>
+          <w:b w:val="0"/>
+          <w:i w:val="0"/>
+          <w:color w:val="000000"/>
+          <w:sz w:val="28"/>
+        </w:rPr>
+        <w:t xml:space="preserve"> в появившейся строке действий (подраздел 10.5). Так же задаются места разгрузки и целевые таблицы. В карточке остаётся то, что относится к уже назначенному ответственному: тумблер </w:t>
+      </w:r>
+      <w:r>
+        <w:rPr>
+          <w:rFonts w:ascii="Times New Roman" w:hAnsi="Times New Roman" w:cs="Times New Roman" w:eastAsia="Times New Roman"/>
+          <w:b/>
+          <w:i w:val="0"/>
+          <w:color w:val="000000"/>
+          <w:sz w:val="28"/>
+        </w:rPr>
+        <w:t>«Обязательное согласование»</w:t>
+      </w:r>
+      <w:r>
+        <w:rPr>
+          <w:rFonts w:ascii="Times New Roman" w:hAnsi="Times New Roman" w:cs="Times New Roman" w:eastAsia="Times New Roman"/>
+          <w:b w:val="0"/>
+          <w:i w:val="0"/>
+          <w:color w:val="000000"/>
+          <w:sz w:val="28"/>
+        </w:rPr>
+        <w:t>. Отметить можно и одну запись - операция от этого не перестаёт быть групповой.</w:t>
+      </w:r>
+    </w:p>
+    <w:p>
+      <w:r>
+        <w:rPr>
+          <w:rFonts w:ascii="Times New Roman" w:hAnsi="Times New Roman" w:cs="Times New Roman" w:eastAsia="Times New Roman"/>
+          <w:b w:val="0"/>
+          <w:i w:val="0"/>
+          <w:color w:val="000000"/>
+          <w:sz w:val="28"/>
+        </w:rPr>
         <w:t xml:space="preserve">В шапке карточки видно тип записи, число участников и число ответственных, а рядом - кнопки </w:t>
       </w:r>
       <w:r>
@@ -15330,6 +17261,966 @@
         </w:rPr>
       </w:r>
     </w:p>
+    <w:p>
+      <w:r>
+        <w:rPr>
+          <w:rFonts w:ascii="Times New Roman" w:hAnsi="Times New Roman" w:cs="Times New Roman" w:eastAsia="Times New Roman"/>
+          <w:b w:val="0"/>
+          <w:i w:val="0"/>
+          <w:color w:val="000000"/>
+          <w:sz w:val="28"/>
+        </w:rPr>
+        <w:t xml:space="preserve">Справочник </w:t>
+      </w:r>
+      <w:r>
+        <w:rPr>
+          <w:rFonts w:ascii="Times New Roman" w:hAnsi="Times New Roman" w:cs="Times New Roman" w:eastAsia="Times New Roman"/>
+          <w:b/>
+          <w:i w:val="0"/>
+          <w:color w:val="000000"/>
+          <w:sz w:val="28"/>
+        </w:rPr>
+        <w:t>«Форматы номеров»</w:t>
+      </w:r>
+      <w:r>
+        <w:rPr>
+          <w:rFonts w:ascii="Times New Roman" w:hAnsi="Times New Roman" w:cs="Times New Roman" w:eastAsia="Times New Roman"/>
+          <w:b w:val="0"/>
+          <w:i w:val="0"/>
+          <w:color w:val="000000"/>
+          <w:sz w:val="28"/>
+        </w:rPr>
+        <w:t xml:space="preserve"> разбирается на примере. Запись состоит из </w:t>
+      </w:r>
+      <w:r>
+        <w:rPr>
+          <w:rFonts w:ascii="Times New Roman" w:hAnsi="Times New Roman" w:cs="Times New Roman" w:eastAsia="Times New Roman"/>
+          <w:b/>
+          <w:i w:val="0"/>
+          <w:color w:val="000000"/>
+          <w:sz w:val="28"/>
+        </w:rPr>
+        <w:t>«Названия формата»</w:t>
+      </w:r>
+      <w:r>
+        <w:rPr>
+          <w:rFonts w:ascii="Times New Roman" w:hAnsi="Times New Roman" w:cs="Times New Roman" w:eastAsia="Times New Roman"/>
+          <w:b w:val="0"/>
+          <w:i w:val="0"/>
+          <w:color w:val="000000"/>
+          <w:sz w:val="28"/>
+        </w:rPr>
+        <w:t xml:space="preserve">, </w:t>
+      </w:r>
+      <w:r>
+        <w:rPr>
+          <w:rFonts w:ascii="Times New Roman" w:hAnsi="Times New Roman" w:cs="Times New Roman" w:eastAsia="Times New Roman"/>
+          <w:b/>
+          <w:i w:val="0"/>
+          <w:color w:val="000000"/>
+          <w:sz w:val="28"/>
+        </w:rPr>
+        <w:t>«Кода страны»</w:t>
+      </w:r>
+      <w:r>
+        <w:rPr>
+          <w:rFonts w:ascii="Times New Roman" w:hAnsi="Times New Roman" w:cs="Times New Roman" w:eastAsia="Times New Roman"/>
+          <w:b w:val="0"/>
+          <w:i w:val="0"/>
+          <w:color w:val="000000"/>
+          <w:sz w:val="28"/>
+        </w:rPr>
+        <w:t xml:space="preserve">, тумблера </w:t>
+      </w:r>
+      <w:r>
+        <w:rPr>
+          <w:rFonts w:ascii="Times New Roman" w:hAnsi="Times New Roman" w:cs="Times New Roman" w:eastAsia="Times New Roman"/>
+          <w:b/>
+          <w:i w:val="0"/>
+          <w:color w:val="000000"/>
+          <w:sz w:val="28"/>
+        </w:rPr>
+        <w:t>«Формат по умолчанию»</w:t>
+      </w:r>
+      <w:r>
+        <w:rPr>
+          <w:rFonts w:ascii="Times New Roman" w:hAnsi="Times New Roman" w:cs="Times New Roman" w:eastAsia="Times New Roman"/>
+          <w:b w:val="0"/>
+          <w:i w:val="0"/>
+          <w:color w:val="000000"/>
+          <w:sz w:val="28"/>
+        </w:rPr>
+        <w:t xml:space="preserve"> и клеток, которые добавляются кнопкой </w:t>
+      </w:r>
+      <w:r>
+        <w:rPr>
+          <w:rFonts w:ascii="Times New Roman" w:hAnsi="Times New Roman" w:cs="Times New Roman" w:eastAsia="Times New Roman"/>
+          <w:b/>
+          <w:i w:val="0"/>
+          <w:color w:val="000000"/>
+          <w:sz w:val="28"/>
+        </w:rPr>
+        <w:t>«+ Добавить клетку»</w:t>
+      </w:r>
+      <w:r>
+        <w:rPr>
+          <w:rFonts w:ascii="Times New Roman" w:hAnsi="Times New Roman" w:cs="Times New Roman" w:eastAsia="Times New Roman"/>
+          <w:b w:val="0"/>
+          <w:i w:val="0"/>
+          <w:color w:val="000000"/>
+          <w:sz w:val="28"/>
+        </w:rPr>
+        <w:t xml:space="preserve">. Клетка - это одна группа знаков номера, и у неё задаются </w:t>
+      </w:r>
+      <w:r>
+        <w:rPr>
+          <w:rFonts w:ascii="Times New Roman" w:hAnsi="Times New Roman" w:cs="Times New Roman" w:eastAsia="Times New Roman"/>
+          <w:b/>
+          <w:i w:val="0"/>
+          <w:color w:val="000000"/>
+          <w:sz w:val="28"/>
+        </w:rPr>
+        <w:t>«Тип»</w:t>
+      </w:r>
+      <w:r>
+        <w:rPr>
+          <w:rFonts w:ascii="Times New Roman" w:hAnsi="Times New Roman" w:cs="Times New Roman" w:eastAsia="Times New Roman"/>
+          <w:b w:val="0"/>
+          <w:i w:val="0"/>
+          <w:color w:val="000000"/>
+          <w:sz w:val="28"/>
+        </w:rPr>
+        <w:t xml:space="preserve"> (</w:t>
+      </w:r>
+      <w:r>
+        <w:rPr>
+          <w:rFonts w:ascii="Times New Roman" w:hAnsi="Times New Roman" w:cs="Times New Roman" w:eastAsia="Times New Roman"/>
+          <w:b/>
+          <w:i w:val="0"/>
+          <w:color w:val="000000"/>
+          <w:sz w:val="28"/>
+        </w:rPr>
+        <w:t>«Буквы»</w:t>
+      </w:r>
+      <w:r>
+        <w:rPr>
+          <w:rFonts w:ascii="Times New Roman" w:hAnsi="Times New Roman" w:cs="Times New Roman" w:eastAsia="Times New Roman"/>
+          <w:b w:val="0"/>
+          <w:i w:val="0"/>
+          <w:color w:val="000000"/>
+          <w:sz w:val="28"/>
+        </w:rPr>
+        <w:t xml:space="preserve">, </w:t>
+      </w:r>
+      <w:r>
+        <w:rPr>
+          <w:rFonts w:ascii="Times New Roman" w:hAnsi="Times New Roman" w:cs="Times New Roman" w:eastAsia="Times New Roman"/>
+          <w:b/>
+          <w:i w:val="0"/>
+          <w:color w:val="000000"/>
+          <w:sz w:val="28"/>
+        </w:rPr>
+        <w:t>«Цифры»</w:t>
+      </w:r>
+      <w:r>
+        <w:rPr>
+          <w:rFonts w:ascii="Times New Roman" w:hAnsi="Times New Roman" w:cs="Times New Roman" w:eastAsia="Times New Roman"/>
+          <w:b w:val="0"/>
+          <w:i w:val="0"/>
+          <w:color w:val="000000"/>
+          <w:sz w:val="28"/>
+        </w:rPr>
+        <w:t xml:space="preserve"> или </w:t>
+      </w:r>
+      <w:r>
+        <w:rPr>
+          <w:rFonts w:ascii="Times New Roman" w:hAnsi="Times New Roman" w:cs="Times New Roman" w:eastAsia="Times New Roman"/>
+          <w:b/>
+          <w:i w:val="0"/>
+          <w:color w:val="000000"/>
+          <w:sz w:val="28"/>
+        </w:rPr>
+        <w:t>«Смешанный»</w:t>
+      </w:r>
+      <w:r>
+        <w:rPr>
+          <w:rFonts w:ascii="Times New Roman" w:hAnsi="Times New Roman" w:cs="Times New Roman" w:eastAsia="Times New Roman"/>
+          <w:b w:val="0"/>
+          <w:i w:val="0"/>
+          <w:color w:val="000000"/>
+          <w:sz w:val="28"/>
+        </w:rPr>
+        <w:t xml:space="preserve">), </w:t>
+      </w:r>
+      <w:r>
+        <w:rPr>
+          <w:rFonts w:ascii="Times New Roman" w:hAnsi="Times New Roman" w:cs="Times New Roman" w:eastAsia="Times New Roman"/>
+          <w:b/>
+          <w:i w:val="0"/>
+          <w:color w:val="000000"/>
+          <w:sz w:val="28"/>
+        </w:rPr>
+        <w:t>«Длина»</w:t>
+      </w:r>
+      <w:r>
+        <w:rPr>
+          <w:rFonts w:ascii="Times New Roman" w:hAnsi="Times New Roman" w:cs="Times New Roman" w:eastAsia="Times New Roman"/>
+          <w:b w:val="0"/>
+          <w:i w:val="0"/>
+          <w:color w:val="000000"/>
+          <w:sz w:val="28"/>
+        </w:rPr>
+        <w:t xml:space="preserve"> (наименьшая и наибольшая), </w:t>
+      </w:r>
+      <w:r>
+        <w:rPr>
+          <w:rFonts w:ascii="Times New Roman" w:hAnsi="Times New Roman" w:cs="Times New Roman" w:eastAsia="Times New Roman"/>
+          <w:b/>
+          <w:i w:val="0"/>
+          <w:color w:val="000000"/>
+          <w:sz w:val="28"/>
+        </w:rPr>
+        <w:t>«Алфавит»</w:t>
+      </w:r>
+      <w:r>
+        <w:rPr>
+          <w:rFonts w:ascii="Times New Roman" w:hAnsi="Times New Roman" w:cs="Times New Roman" w:eastAsia="Times New Roman"/>
+          <w:b w:val="0"/>
+          <w:i w:val="0"/>
+          <w:color w:val="000000"/>
+          <w:sz w:val="28"/>
+        </w:rPr>
+        <w:t xml:space="preserve"> (</w:t>
+      </w:r>
+      <w:r>
+        <w:rPr>
+          <w:rFonts w:ascii="Times New Roman" w:hAnsi="Times New Roman" w:cs="Times New Roman" w:eastAsia="Times New Roman"/>
+          <w:b/>
+          <w:i w:val="0"/>
+          <w:color w:val="000000"/>
+          <w:sz w:val="28"/>
+        </w:rPr>
+        <w:t>«Кириллица»</w:t>
+      </w:r>
+      <w:r>
+        <w:rPr>
+          <w:rFonts w:ascii="Times New Roman" w:hAnsi="Times New Roman" w:cs="Times New Roman" w:eastAsia="Times New Roman"/>
+          <w:b w:val="0"/>
+          <w:i w:val="0"/>
+          <w:color w:val="000000"/>
+          <w:sz w:val="28"/>
+        </w:rPr>
+        <w:t xml:space="preserve">, </w:t>
+      </w:r>
+      <w:r>
+        <w:rPr>
+          <w:rFonts w:ascii="Times New Roman" w:hAnsi="Times New Roman" w:cs="Times New Roman" w:eastAsia="Times New Roman"/>
+          <w:b/>
+          <w:i w:val="0"/>
+          <w:color w:val="000000"/>
+          <w:sz w:val="28"/>
+        </w:rPr>
+        <w:t>«Латиница»</w:t>
+      </w:r>
+      <w:r>
+        <w:rPr>
+          <w:rFonts w:ascii="Times New Roman" w:hAnsi="Times New Roman" w:cs="Times New Roman" w:eastAsia="Times New Roman"/>
+          <w:b w:val="0"/>
+          <w:i w:val="0"/>
+          <w:color w:val="000000"/>
+          <w:sz w:val="28"/>
+        </w:rPr>
+        <w:t xml:space="preserve"> или </w:t>
+      </w:r>
+      <w:r>
+        <w:rPr>
+          <w:rFonts w:ascii="Times New Roman" w:hAnsi="Times New Roman" w:cs="Times New Roman" w:eastAsia="Times New Roman"/>
+          <w:b/>
+          <w:i w:val="0"/>
+          <w:color w:val="000000"/>
+          <w:sz w:val="28"/>
+        </w:rPr>
+        <w:t>«Оба»</w:t>
+      </w:r>
+      <w:r>
+        <w:rPr>
+          <w:rFonts w:ascii="Times New Roman" w:hAnsi="Times New Roman" w:cs="Times New Roman" w:eastAsia="Times New Roman"/>
+          <w:b w:val="0"/>
+          <w:i w:val="0"/>
+          <w:color w:val="000000"/>
+          <w:sz w:val="28"/>
+        </w:rPr>
+        <w:t xml:space="preserve">) и </w:t>
+      </w:r>
+      <w:r>
+        <w:rPr>
+          <w:rFonts w:ascii="Times New Roman" w:hAnsi="Times New Roman" w:cs="Times New Roman" w:eastAsia="Times New Roman"/>
+          <w:b/>
+          <w:i w:val="0"/>
+          <w:color w:val="000000"/>
+          <w:sz w:val="28"/>
+        </w:rPr>
+        <w:t>«Разрешённые буквы»</w:t>
+      </w:r>
+      <w:r>
+        <w:rPr>
+          <w:rFonts w:ascii="Times New Roman" w:hAnsi="Times New Roman" w:cs="Times New Roman" w:eastAsia="Times New Roman"/>
+          <w:b w:val="0"/>
+          <w:i w:val="0"/>
+          <w:color w:val="000000"/>
+          <w:sz w:val="28"/>
+        </w:rPr>
+        <w:t>. Российский номер вида «А 777 ВС 550» описывается четырьмя клетками:</w:t>
+      </w:r>
+    </w:p>
+    <w:p>
+      <w:pPr>
+        <w:keepNext/>
+        <w:spacing w:line="240" w:lineRule="auto" w:before="160" w:after="80"/>
+        <w:ind w:firstLine="0"/>
+        <w:jc w:val="left"/>
+      </w:pPr>
+      <w:r>
+        <w:rPr>
+          <w:rFonts w:ascii="Times New Roman" w:hAnsi="Times New Roman" w:cs="Times New Roman" w:eastAsia="Times New Roman"/>
+          <w:b w:val="0"/>
+          <w:i/>
+          <w:color w:val="000000"/>
+          <w:sz w:val="24"/>
+        </w:rPr>
+        <w:t>Таблица 10.2 — Пример формата номера «А 777 ВС 550»</w:t>
+      </w:r>
+    </w:p>
+    <w:tbl>
+      <w:tblPr>
+        <w:tblStyle w:val="TableGrid"/>
+        <w:tblW w:type="auto" w:w="0"/>
+        <w:jc w:val="center"/>
+        <w:tblLayout w:type="fixed"/>
+        <w:tblLook w:firstColumn="1" w:firstRow="1" w:lastColumn="0" w:lastRow="0" w:noHBand="0" w:noVBand="1" w:val="04A0"/>
+        <w:tblLayout w:type="fixed"/>
+      </w:tblPr>
+      <w:tblGrid>
+        <w:gridCol w:w="3009"/>
+        <w:gridCol w:w="1093"/>
+        <w:gridCol w:w="1033"/>
+        <w:gridCol w:w="1559"/>
+        <w:gridCol w:w="2661"/>
+      </w:tblGrid>
+      <w:tr>
+        <w:trPr>
+          <w:tblHeader w:val="true"/>
+          <w:cantSplit w:val="true"/>
+        </w:trPr>
+        <w:tc>
+          <w:tcPr>
+            <w:tcW w:type="dxa" w:w="3009"/>
+            <w:shd w:val="clear" w:fill="E8E8E8"/>
+          </w:tcPr>
+          <w:p>
+            <w:pPr>
+              <w:keepNext/>
+              <w:spacing w:line="240" w:lineRule="auto" w:after="0"/>
+              <w:ind w:firstLine="0"/>
+              <w:jc w:val="left"/>
+            </w:pPr>
+            <w:r>
+              <w:rPr>
+                <w:rFonts w:ascii="Times New Roman" w:hAnsi="Times New Roman" w:cs="Times New Roman" w:eastAsia="Times New Roman"/>
+                <w:b/>
+                <w:i w:val="0"/>
+                <w:color w:val="000000"/>
+                <w:sz w:val="24"/>
+              </w:rPr>
+              <w:t>Клетка</w:t>
+            </w:r>
+          </w:p>
+        </w:tc>
+        <w:tc>
+          <w:tcPr>
+            <w:tcW w:type="dxa" w:w="1093"/>
+            <w:shd w:val="clear" w:fill="E8E8E8"/>
+          </w:tcPr>
+          <w:p>
+            <w:pPr>
+              <w:keepNext/>
+              <w:spacing w:line="240" w:lineRule="auto" w:after="0"/>
+              <w:ind w:firstLine="0"/>
+              <w:jc w:val="left"/>
+            </w:pPr>
+            <w:r>
+              <w:rPr>
+                <w:rFonts w:ascii="Times New Roman" w:hAnsi="Times New Roman" w:cs="Times New Roman" w:eastAsia="Times New Roman"/>
+                <w:b/>
+                <w:i w:val="0"/>
+                <w:color w:val="000000"/>
+                <w:sz w:val="24"/>
+              </w:rPr>
+              <w:t>Тип</w:t>
+            </w:r>
+          </w:p>
+        </w:tc>
+        <w:tc>
+          <w:tcPr>
+            <w:tcW w:type="dxa" w:w="1033"/>
+            <w:shd w:val="clear" w:fill="E8E8E8"/>
+          </w:tcPr>
+          <w:p>
+            <w:pPr>
+              <w:keepNext/>
+              <w:spacing w:line="240" w:lineRule="auto" w:after="0"/>
+              <w:ind w:firstLine="0"/>
+              <w:jc w:val="left"/>
+            </w:pPr>
+            <w:r>
+              <w:rPr>
+                <w:rFonts w:ascii="Times New Roman" w:hAnsi="Times New Roman" w:cs="Times New Roman" w:eastAsia="Times New Roman"/>
+                <w:b/>
+                <w:i w:val="0"/>
+                <w:color w:val="000000"/>
+                <w:sz w:val="24"/>
+              </w:rPr>
+              <w:t>Длина</w:t>
+            </w:r>
+          </w:p>
+        </w:tc>
+        <w:tc>
+          <w:tcPr>
+            <w:tcW w:type="dxa" w:w="1559"/>
+            <w:shd w:val="clear" w:fill="E8E8E8"/>
+          </w:tcPr>
+          <w:p>
+            <w:pPr>
+              <w:keepNext/>
+              <w:spacing w:line="240" w:lineRule="auto" w:after="0"/>
+              <w:ind w:firstLine="0"/>
+              <w:jc w:val="left"/>
+            </w:pPr>
+            <w:r>
+              <w:rPr>
+                <w:rFonts w:ascii="Times New Roman" w:hAnsi="Times New Roman" w:cs="Times New Roman" w:eastAsia="Times New Roman"/>
+                <w:b/>
+                <w:i w:val="0"/>
+                <w:color w:val="000000"/>
+                <w:sz w:val="24"/>
+              </w:rPr>
+              <w:t>Алфавит</w:t>
+            </w:r>
+          </w:p>
+        </w:tc>
+        <w:tc>
+          <w:tcPr>
+            <w:tcW w:type="dxa" w:w="2661"/>
+            <w:shd w:val="clear" w:fill="E8E8E8"/>
+          </w:tcPr>
+          <w:p>
+            <w:pPr>
+              <w:keepNext/>
+              <w:spacing w:line="240" w:lineRule="auto" w:after="0"/>
+              <w:ind w:firstLine="0"/>
+              <w:jc w:val="left"/>
+            </w:pPr>
+            <w:r>
+              <w:rPr>
+                <w:rFonts w:ascii="Times New Roman" w:hAnsi="Times New Roman" w:cs="Times New Roman" w:eastAsia="Times New Roman"/>
+                <w:b/>
+                <w:i w:val="0"/>
+                <w:color w:val="000000"/>
+                <w:sz w:val="24"/>
+              </w:rPr>
+              <w:t>Разрешённые буквы</w:t>
+            </w:r>
+          </w:p>
+        </w:tc>
+      </w:tr>
+      <w:tr>
+        <w:trPr>
+          <w:cantSplit w:val="true"/>
+        </w:trPr>
+        <w:tc>
+          <w:tcPr>
+            <w:tcW w:type="dxa" w:w="3009"/>
+          </w:tcPr>
+          <w:p>
+            <w:pPr>
+              <w:spacing w:line="240" w:lineRule="auto" w:after="0"/>
+              <w:ind w:firstLine="0"/>
+              <w:jc w:val="left"/>
+            </w:pPr>
+            <w:r>
+              <w:rPr>
+                <w:rFonts w:ascii="Times New Roman" w:hAnsi="Times New Roman" w:cs="Times New Roman" w:eastAsia="Times New Roman"/>
+                <w:b w:val="0"/>
+                <w:i w:val="0"/>
+                <w:color w:val="000000"/>
+                <w:sz w:val="24"/>
+              </w:rPr>
+              <w:t>1 - буква серии</w:t>
+            </w:r>
+          </w:p>
+        </w:tc>
+        <w:tc>
+          <w:tcPr>
+            <w:tcW w:type="dxa" w:w="1093"/>
+          </w:tcPr>
+          <w:p>
+            <w:pPr>
+              <w:spacing w:line="240" w:lineRule="auto" w:after="0"/>
+              <w:ind w:firstLine="0"/>
+              <w:jc w:val="left"/>
+            </w:pPr>
+            <w:r>
+              <w:rPr>
+                <w:rFonts w:ascii="Times New Roman" w:hAnsi="Times New Roman" w:cs="Times New Roman" w:eastAsia="Times New Roman"/>
+                <w:b w:val="0"/>
+                <w:i w:val="0"/>
+                <w:color w:val="000000"/>
+                <w:sz w:val="24"/>
+              </w:rPr>
+              <w:t>Буквы</w:t>
+            </w:r>
+          </w:p>
+        </w:tc>
+        <w:tc>
+          <w:tcPr>
+            <w:tcW w:type="dxa" w:w="1033"/>
+          </w:tcPr>
+          <w:p>
+            <w:pPr>
+              <w:spacing w:line="240" w:lineRule="auto" w:after="0"/>
+              <w:ind w:firstLine="0"/>
+              <w:jc w:val="left"/>
+            </w:pPr>
+            <w:r>
+              <w:rPr>
+                <w:rFonts w:ascii="Times New Roman" w:hAnsi="Times New Roman" w:cs="Times New Roman" w:eastAsia="Times New Roman"/>
+                <w:b w:val="0"/>
+                <w:i w:val="0"/>
+                <w:color w:val="000000"/>
+                <w:sz w:val="24"/>
+              </w:rPr>
+              <w:t>1..1</w:t>
+            </w:r>
+          </w:p>
+        </w:tc>
+        <w:tc>
+          <w:tcPr>
+            <w:tcW w:type="dxa" w:w="1559"/>
+          </w:tcPr>
+          <w:p>
+            <w:pPr>
+              <w:spacing w:line="240" w:lineRule="auto" w:after="0"/>
+              <w:ind w:firstLine="0"/>
+              <w:jc w:val="left"/>
+            </w:pPr>
+            <w:r>
+              <w:rPr>
+                <w:rFonts w:ascii="Times New Roman" w:hAnsi="Times New Roman" w:cs="Times New Roman" w:eastAsia="Times New Roman"/>
+                <w:b w:val="0"/>
+                <w:i w:val="0"/>
+                <w:color w:val="000000"/>
+                <w:sz w:val="24"/>
+              </w:rPr>
+              <w:t>Кириллица</w:t>
+            </w:r>
+          </w:p>
+        </w:tc>
+        <w:tc>
+          <w:tcPr>
+            <w:tcW w:type="dxa" w:w="2661"/>
+          </w:tcPr>
+          <w:p>
+            <w:pPr>
+              <w:spacing w:line="240" w:lineRule="auto" w:after="0"/>
+              <w:ind w:firstLine="0"/>
+              <w:jc w:val="left"/>
+            </w:pPr>
+            <w:r>
+              <w:rPr>
+                <w:rFonts w:ascii="Times New Roman" w:hAnsi="Times New Roman" w:cs="Times New Roman" w:eastAsia="Times New Roman"/>
+                <w:b w:val="0"/>
+                <w:i w:val="0"/>
+                <w:color w:val="000000"/>
+                <w:sz w:val="24"/>
+              </w:rPr>
+              <w:t>АВЕКМНОРСТУХ</w:t>
+            </w:r>
+          </w:p>
+        </w:tc>
+      </w:tr>
+      <w:tr>
+        <w:trPr>
+          <w:cantSplit w:val="true"/>
+        </w:trPr>
+        <w:tc>
+          <w:tcPr>
+            <w:tcW w:type="dxa" w:w="3009"/>
+          </w:tcPr>
+          <w:p>
+            <w:pPr>
+              <w:spacing w:line="240" w:lineRule="auto" w:after="0"/>
+              <w:ind w:firstLine="0"/>
+              <w:jc w:val="left"/>
+            </w:pPr>
+            <w:r>
+              <w:rPr>
+                <w:rFonts w:ascii="Times New Roman" w:hAnsi="Times New Roman" w:cs="Times New Roman" w:eastAsia="Times New Roman"/>
+                <w:b w:val="0"/>
+                <w:i w:val="0"/>
+                <w:color w:val="000000"/>
+                <w:sz w:val="24"/>
+              </w:rPr>
+              <w:t>2 - номер</w:t>
+            </w:r>
+          </w:p>
+        </w:tc>
+        <w:tc>
+          <w:tcPr>
+            <w:tcW w:type="dxa" w:w="1093"/>
+          </w:tcPr>
+          <w:p>
+            <w:pPr>
+              <w:spacing w:line="240" w:lineRule="auto" w:after="0"/>
+              <w:ind w:firstLine="0"/>
+              <w:jc w:val="left"/>
+            </w:pPr>
+            <w:r>
+              <w:rPr>
+                <w:rFonts w:ascii="Times New Roman" w:hAnsi="Times New Roman" w:cs="Times New Roman" w:eastAsia="Times New Roman"/>
+                <w:b w:val="0"/>
+                <w:i w:val="0"/>
+                <w:color w:val="000000"/>
+                <w:sz w:val="24"/>
+              </w:rPr>
+              <w:t>Цифры</w:t>
+            </w:r>
+          </w:p>
+        </w:tc>
+        <w:tc>
+          <w:tcPr>
+            <w:tcW w:type="dxa" w:w="1033"/>
+          </w:tcPr>
+          <w:p>
+            <w:pPr>
+              <w:spacing w:line="240" w:lineRule="auto" w:after="0"/>
+              <w:ind w:firstLine="0"/>
+              <w:jc w:val="left"/>
+            </w:pPr>
+            <w:r>
+              <w:rPr>
+                <w:rFonts w:ascii="Times New Roman" w:hAnsi="Times New Roman" w:cs="Times New Roman" w:eastAsia="Times New Roman"/>
+                <w:b w:val="0"/>
+                <w:i w:val="0"/>
+                <w:color w:val="000000"/>
+                <w:sz w:val="24"/>
+              </w:rPr>
+              <w:t>3..3</w:t>
+            </w:r>
+          </w:p>
+        </w:tc>
+        <w:tc>
+          <w:tcPr>
+            <w:tcW w:type="dxa" w:w="1559"/>
+          </w:tcPr>
+          <w:p>
+            <w:pPr>
+              <w:spacing w:line="240" w:lineRule="auto" w:after="0"/>
+              <w:ind w:firstLine="0"/>
+              <w:jc w:val="left"/>
+            </w:pPr>
+            <w:r>
+              <w:rPr>
+                <w:rFonts w:ascii="Times New Roman" w:hAnsi="Times New Roman" w:cs="Times New Roman" w:eastAsia="Times New Roman"/>
+                <w:b w:val="0"/>
+                <w:i w:val="0"/>
+                <w:color w:val="000000"/>
+                <w:sz w:val="24"/>
+              </w:rPr>
+              <w:t>-</w:t>
+            </w:r>
+          </w:p>
+        </w:tc>
+        <w:tc>
+          <w:tcPr>
+            <w:tcW w:type="dxa" w:w="2661"/>
+          </w:tcPr>
+          <w:p>
+            <w:pPr>
+              <w:spacing w:line="240" w:lineRule="auto" w:after="0"/>
+              <w:ind w:firstLine="0"/>
+              <w:jc w:val="left"/>
+            </w:pPr>
+            <w:r>
+              <w:rPr>
+                <w:rFonts w:ascii="Times New Roman" w:hAnsi="Times New Roman" w:cs="Times New Roman" w:eastAsia="Times New Roman"/>
+                <w:b w:val="0"/>
+                <w:i w:val="0"/>
+                <w:color w:val="000000"/>
+                <w:sz w:val="24"/>
+              </w:rPr>
+              <w:t>-</w:t>
+            </w:r>
+          </w:p>
+        </w:tc>
+      </w:tr>
+      <w:tr>
+        <w:trPr>
+          <w:cantSplit w:val="true"/>
+        </w:trPr>
+        <w:tc>
+          <w:tcPr>
+            <w:tcW w:type="dxa" w:w="3009"/>
+          </w:tcPr>
+          <w:p>
+            <w:pPr>
+              <w:spacing w:line="240" w:lineRule="auto" w:after="0"/>
+              <w:ind w:firstLine="0"/>
+              <w:jc w:val="left"/>
+            </w:pPr>
+            <w:r>
+              <w:rPr>
+                <w:rFonts w:ascii="Times New Roman" w:hAnsi="Times New Roman" w:cs="Times New Roman" w:eastAsia="Times New Roman"/>
+                <w:b w:val="0"/>
+                <w:i w:val="0"/>
+                <w:color w:val="000000"/>
+                <w:sz w:val="24"/>
+              </w:rPr>
+              <w:t>3 - буквы серии</w:t>
+            </w:r>
+          </w:p>
+        </w:tc>
+        <w:tc>
+          <w:tcPr>
+            <w:tcW w:type="dxa" w:w="1093"/>
+          </w:tcPr>
+          <w:p>
+            <w:pPr>
+              <w:spacing w:line="240" w:lineRule="auto" w:after="0"/>
+              <w:ind w:firstLine="0"/>
+              <w:jc w:val="left"/>
+            </w:pPr>
+            <w:r>
+              <w:rPr>
+                <w:rFonts w:ascii="Times New Roman" w:hAnsi="Times New Roman" w:cs="Times New Roman" w:eastAsia="Times New Roman"/>
+                <w:b w:val="0"/>
+                <w:i w:val="0"/>
+                <w:color w:val="000000"/>
+                <w:sz w:val="24"/>
+              </w:rPr>
+              <w:t>Буквы</w:t>
+            </w:r>
+          </w:p>
+        </w:tc>
+        <w:tc>
+          <w:tcPr>
+            <w:tcW w:type="dxa" w:w="1033"/>
+          </w:tcPr>
+          <w:p>
+            <w:pPr>
+              <w:spacing w:line="240" w:lineRule="auto" w:after="0"/>
+              <w:ind w:firstLine="0"/>
+              <w:jc w:val="left"/>
+            </w:pPr>
+            <w:r>
+              <w:rPr>
+                <w:rFonts w:ascii="Times New Roman" w:hAnsi="Times New Roman" w:cs="Times New Roman" w:eastAsia="Times New Roman"/>
+                <w:b w:val="0"/>
+                <w:i w:val="0"/>
+                <w:color w:val="000000"/>
+                <w:sz w:val="24"/>
+              </w:rPr>
+              <w:t>2..2</w:t>
+            </w:r>
+          </w:p>
+        </w:tc>
+        <w:tc>
+          <w:tcPr>
+            <w:tcW w:type="dxa" w:w="1559"/>
+          </w:tcPr>
+          <w:p>
+            <w:pPr>
+              <w:spacing w:line="240" w:lineRule="auto" w:after="0"/>
+              <w:ind w:firstLine="0"/>
+              <w:jc w:val="left"/>
+            </w:pPr>
+            <w:r>
+              <w:rPr>
+                <w:rFonts w:ascii="Times New Roman" w:hAnsi="Times New Roman" w:cs="Times New Roman" w:eastAsia="Times New Roman"/>
+                <w:b w:val="0"/>
+                <w:i w:val="0"/>
+                <w:color w:val="000000"/>
+                <w:sz w:val="24"/>
+              </w:rPr>
+              <w:t>Кириллица</w:t>
+            </w:r>
+          </w:p>
+        </w:tc>
+        <w:tc>
+          <w:tcPr>
+            <w:tcW w:type="dxa" w:w="2661"/>
+          </w:tcPr>
+          <w:p>
+            <w:pPr>
+              <w:spacing w:line="240" w:lineRule="auto" w:after="0"/>
+              <w:ind w:firstLine="0"/>
+              <w:jc w:val="left"/>
+            </w:pPr>
+            <w:r>
+              <w:rPr>
+                <w:rFonts w:ascii="Times New Roman" w:hAnsi="Times New Roman" w:cs="Times New Roman" w:eastAsia="Times New Roman"/>
+                <w:b w:val="0"/>
+                <w:i w:val="0"/>
+                <w:color w:val="000000"/>
+                <w:sz w:val="24"/>
+              </w:rPr>
+              <w:t>АВЕКМНОРСТУХ</w:t>
+            </w:r>
+          </w:p>
+        </w:tc>
+      </w:tr>
+      <w:tr>
+        <w:trPr>
+          <w:cantSplit w:val="true"/>
+        </w:trPr>
+        <w:tc>
+          <w:tcPr>
+            <w:tcW w:type="dxa" w:w="3009"/>
+          </w:tcPr>
+          <w:p>
+            <w:pPr>
+              <w:spacing w:line="240" w:lineRule="auto" w:after="0"/>
+              <w:ind w:firstLine="0"/>
+              <w:jc w:val="left"/>
+            </w:pPr>
+            <w:r>
+              <w:rPr>
+                <w:rFonts w:ascii="Times New Roman" w:hAnsi="Times New Roman" w:cs="Times New Roman" w:eastAsia="Times New Roman"/>
+                <w:b w:val="0"/>
+                <w:i w:val="0"/>
+                <w:color w:val="000000"/>
+                <w:sz w:val="24"/>
+              </w:rPr>
+              <w:t>4 - код региона</w:t>
+            </w:r>
+          </w:p>
+        </w:tc>
+        <w:tc>
+          <w:tcPr>
+            <w:tcW w:type="dxa" w:w="1093"/>
+          </w:tcPr>
+          <w:p>
+            <w:pPr>
+              <w:spacing w:line="240" w:lineRule="auto" w:after="0"/>
+              <w:ind w:firstLine="0"/>
+              <w:jc w:val="left"/>
+            </w:pPr>
+            <w:r>
+              <w:rPr>
+                <w:rFonts w:ascii="Times New Roman" w:hAnsi="Times New Roman" w:cs="Times New Roman" w:eastAsia="Times New Roman"/>
+                <w:b w:val="0"/>
+                <w:i w:val="0"/>
+                <w:color w:val="000000"/>
+                <w:sz w:val="24"/>
+              </w:rPr>
+              <w:t>Цифры</w:t>
+            </w:r>
+          </w:p>
+        </w:tc>
+        <w:tc>
+          <w:tcPr>
+            <w:tcW w:type="dxa" w:w="1033"/>
+          </w:tcPr>
+          <w:p>
+            <w:pPr>
+              <w:spacing w:line="240" w:lineRule="auto" w:after="0"/>
+              <w:ind w:firstLine="0"/>
+              <w:jc w:val="left"/>
+            </w:pPr>
+            <w:r>
+              <w:rPr>
+                <w:rFonts w:ascii="Times New Roman" w:hAnsi="Times New Roman" w:cs="Times New Roman" w:eastAsia="Times New Roman"/>
+                <w:b w:val="0"/>
+                <w:i w:val="0"/>
+                <w:color w:val="000000"/>
+                <w:sz w:val="24"/>
+              </w:rPr>
+              <w:t>2..3</w:t>
+            </w:r>
+          </w:p>
+        </w:tc>
+        <w:tc>
+          <w:tcPr>
+            <w:tcW w:type="dxa" w:w="1559"/>
+          </w:tcPr>
+          <w:p>
+            <w:pPr>
+              <w:spacing w:line="240" w:lineRule="auto" w:after="0"/>
+              <w:ind w:firstLine="0"/>
+              <w:jc w:val="left"/>
+            </w:pPr>
+            <w:r>
+              <w:rPr>
+                <w:rFonts w:ascii="Times New Roman" w:hAnsi="Times New Roman" w:cs="Times New Roman" w:eastAsia="Times New Roman"/>
+                <w:b w:val="0"/>
+                <w:i w:val="0"/>
+                <w:color w:val="000000"/>
+                <w:sz w:val="24"/>
+              </w:rPr>
+              <w:t>-</w:t>
+            </w:r>
+          </w:p>
+        </w:tc>
+        <w:tc>
+          <w:tcPr>
+            <w:tcW w:type="dxa" w:w="2661"/>
+          </w:tcPr>
+          <w:p>
+            <w:pPr>
+              <w:spacing w:line="240" w:lineRule="auto" w:after="0"/>
+              <w:ind w:firstLine="0"/>
+              <w:jc w:val="left"/>
+            </w:pPr>
+            <w:r>
+              <w:rPr>
+                <w:rFonts w:ascii="Times New Roman" w:hAnsi="Times New Roman" w:cs="Times New Roman" w:eastAsia="Times New Roman"/>
+                <w:b w:val="0"/>
+                <w:i w:val="0"/>
+                <w:color w:val="000000"/>
+                <w:sz w:val="24"/>
+              </w:rPr>
+              <w:t>-</w:t>
+            </w:r>
+          </w:p>
+        </w:tc>
+      </w:tr>
+    </w:tbl>
+    <w:p>
+      <w:pPr>
+        <w:spacing w:after="0" w:line="240" w:lineRule="auto"/>
+        <w:ind w:firstLine="0"/>
+      </w:pPr>
+      <w:r>
+        <w:rPr>
+          <w:rFonts w:ascii="Times New Roman" w:hAnsi="Times New Roman" w:cs="Times New Roman" w:eastAsia="Times New Roman"/>
+          <w:b w:val="0"/>
+          <w:i w:val="0"/>
+          <w:color w:val="000000"/>
+          <w:sz w:val="12"/>
+        </w:rPr>
+      </w:r>
+    </w:p>
+    <w:p>
+      <w:r>
+        <w:rPr>
+          <w:rFonts w:ascii="Times New Roman" w:hAnsi="Times New Roman" w:cs="Times New Roman" w:eastAsia="Times New Roman"/>
+          <w:b w:val="0"/>
+          <w:i w:val="0"/>
+          <w:color w:val="000000"/>
+          <w:sz w:val="28"/>
+        </w:rPr>
+        <w:t>Наименьшая и наибольшая длина различаются там, где число знаков непостоянно: код региона бывает двух- и трёхзначным, поэтому 2..3. Список разрешённых букв ограничивает ввод теми двенадцатью, которые совпадают по написанию с латинскими, - иначе заявитель впишет букву, которой на номерном знаке не бывает. Предпросмотр под клетками показывает, что получилось, ещё до сохранения.</w:t>
+      </w:r>
+    </w:p>
     <w:tbl>
       <w:tblPr>
         <w:tblW w:type="auto" w:w="0"/>
@@ -20914,6 +23805,239 @@
           <w:sz w:val="28"/>
         </w:rPr>
         <w:t>, которое видно в списке таблиц и в карточке.</w:t>
+      </w:r>
+    </w:p>
+    <w:p>
+      <w:r>
+        <w:rPr>
+          <w:rFonts w:ascii="Times New Roman" w:hAnsi="Times New Roman" w:cs="Times New Roman" w:eastAsia="Times New Roman"/>
+          <w:b w:val="0"/>
+          <w:i w:val="0"/>
+          <w:color w:val="000000"/>
+          <w:sz w:val="28"/>
+        </w:rPr>
+        <w:t xml:space="preserve">День складывается из окон. Окно - это один промежуток «с ... до ...»; в дне их может быть несколько, если пост закрывается на перерыв. Пока у дня окон нет, под ним написано </w:t>
+      </w:r>
+      <w:r>
+        <w:rPr>
+          <w:rFonts w:ascii="Times New Roman" w:hAnsi="Times New Roman" w:cs="Times New Roman" w:eastAsia="Times New Roman"/>
+          <w:b/>
+          <w:i w:val="0"/>
+          <w:color w:val="000000"/>
+          <w:sz w:val="28"/>
+        </w:rPr>
+        <w:t>«нет окон»</w:t>
+      </w:r>
+      <w:r>
+        <w:rPr>
+          <w:rFonts w:ascii="Times New Roman" w:hAnsi="Times New Roman" w:cs="Times New Roman" w:eastAsia="Times New Roman"/>
+          <w:b w:val="0"/>
+          <w:i w:val="0"/>
+          <w:color w:val="000000"/>
+          <w:sz w:val="28"/>
+        </w:rPr>
+        <w:t xml:space="preserve">, и система предупреждает: </w:t>
+      </w:r>
+      <w:r>
+        <w:rPr>
+          <w:rFonts w:ascii="Times New Roman" w:hAnsi="Times New Roman" w:cs="Times New Roman" w:eastAsia="Times New Roman"/>
+          <w:b/>
+          <w:i w:val="0"/>
+          <w:color w:val="000000"/>
+          <w:sz w:val="28"/>
+        </w:rPr>
+        <w:t>«Дни без активных окон считаются нерабочими»</w:t>
+      </w:r>
+      <w:r>
+        <w:rPr>
+          <w:rFonts w:ascii="Times New Roman" w:hAnsi="Times New Roman" w:cs="Times New Roman" w:eastAsia="Times New Roman"/>
+          <w:b w:val="0"/>
+          <w:i w:val="0"/>
+          <w:color w:val="000000"/>
+          <w:sz w:val="28"/>
+        </w:rPr>
+        <w:t xml:space="preserve">. Флажок </w:t>
+      </w:r>
+      <w:r>
+        <w:rPr>
+          <w:rFonts w:ascii="Times New Roman" w:hAnsi="Times New Roman" w:cs="Times New Roman" w:eastAsia="Times New Roman"/>
+          <w:b/>
+          <w:i w:val="0"/>
+          <w:color w:val="000000"/>
+          <w:sz w:val="28"/>
+        </w:rPr>
+        <w:t>«24/7»</w:t>
+      </w:r>
+      <w:r>
+        <w:rPr>
+          <w:rFonts w:ascii="Times New Roman" w:hAnsi="Times New Roman" w:cs="Times New Roman" w:eastAsia="Times New Roman"/>
+          <w:b w:val="0"/>
+          <w:i w:val="0"/>
+          <w:color w:val="000000"/>
+          <w:sz w:val="28"/>
+        </w:rPr>
+        <w:t xml:space="preserve"> у дня заменяет окна круглосуточной работой. Кнопка </w:t>
+      </w:r>
+      <w:r>
+        <w:rPr>
+          <w:rFonts w:ascii="Times New Roman" w:hAnsi="Times New Roman" w:cs="Times New Roman" w:eastAsia="Times New Roman"/>
+          <w:b/>
+          <w:i w:val="0"/>
+          <w:color w:val="000000"/>
+          <w:sz w:val="28"/>
+        </w:rPr>
+        <w:t>«Скопировать расписание»</w:t>
+      </w:r>
+      <w:r>
+        <w:rPr>
+          <w:rFonts w:ascii="Times New Roman" w:hAnsi="Times New Roman" w:cs="Times New Roman" w:eastAsia="Times New Roman"/>
+          <w:b w:val="0"/>
+          <w:i w:val="0"/>
+          <w:color w:val="000000"/>
+          <w:sz w:val="28"/>
+        </w:rPr>
+        <w:t xml:space="preserve"> переносит окна одного дня на другие - ею заполняют пять рабочих дней, настроив один.</w:t>
+      </w:r>
+    </w:p>
+    <w:tbl>
+      <w:tblPr>
+        <w:tblW w:type="auto" w:w="0"/>
+        <w:tblLayout w:type="fixed"/>
+        <w:tblLook w:firstColumn="1" w:firstRow="1" w:lastColumn="0" w:lastRow="0" w:noHBand="0" w:noVBand="1" w:val="04A0"/>
+        <w:tblLayout w:type="fixed"/>
+      </w:tblPr>
+      <w:tblGrid>
+        <w:gridCol w:w="9356"/>
+      </w:tblGrid>
+      <w:tr>
+        <w:trPr>
+          <w:cantSplit w:val="true"/>
+        </w:trPr>
+        <w:tc>
+          <w:tcPr>
+            <w:tcW w:type="dxa" w:w="9354"/>
+            <w:shd w:val="clear" w:fill="FDF6E3"/>
+            <w:tcBorders>
+              <w:left w:val="single" w:sz="24" w:color="B7791F"/>
+              <w:top w:val="single" w:sz="4" w:color="FDF6E3"/>
+              <w:bottom w:val="single" w:sz="4" w:color="FDF6E3"/>
+              <w:right w:val="single" w:sz="4" w:color="FDF6E3"/>
+            </w:tcBorders>
+          </w:tcPr>
+          <w:p>
+            <w:pPr>
+              <w:spacing w:line="288" w:lineRule="auto" w:after="0"/>
+              <w:ind w:firstLine="0"/>
+            </w:pPr>
+            <w:r>
+              <w:rPr>
+                <w:rFonts w:ascii="Times New Roman" w:hAnsi="Times New Roman" w:cs="Times New Roman" w:eastAsia="Times New Roman"/>
+                <w:b/>
+                <w:i w:val="0"/>
+                <w:color w:val="B7791F"/>
+                <w:sz w:val="26"/>
+              </w:rPr>
+              <w:t xml:space="preserve">ВАЖНО. </w:t>
+            </w:r>
+            <w:r>
+              <w:rPr>
+                <w:rFonts w:ascii="Times New Roman" w:hAnsi="Times New Roman" w:cs="Times New Roman" w:eastAsia="Times New Roman"/>
+                <w:b w:val="0"/>
+                <w:i w:val="0"/>
+                <w:color w:val="000000"/>
+                <w:sz w:val="26"/>
+              </w:rPr>
+              <w:t xml:space="preserve">У только что созданной таблицы расписание пустое, то есть нерабочими считаются все семь дней. Пост показывает </w:t>
+            </w:r>
+            <w:r>
+              <w:rPr>
+                <w:rFonts w:ascii="Times New Roman" w:hAnsi="Times New Roman" w:cs="Times New Roman" w:eastAsia="Times New Roman"/>
+                <w:b/>
+                <w:i w:val="0"/>
+                <w:color w:val="000000"/>
+                <w:sz w:val="26"/>
+              </w:rPr>
+              <w:t>«Закрыто сейчас»</w:t>
+            </w:r>
+            <w:r>
+              <w:rPr>
+                <w:rFonts w:ascii="Times New Roman" w:hAnsi="Times New Roman" w:cs="Times New Roman" w:eastAsia="Times New Roman"/>
+                <w:b w:val="0"/>
+                <w:i w:val="0"/>
+                <w:color w:val="000000"/>
+                <w:sz w:val="26"/>
+              </w:rPr>
+              <w:t xml:space="preserve"> и не предлагается в новой заявке, хотя статус у него </w:t>
+            </w:r>
+            <w:r>
+              <w:rPr>
+                <w:rFonts w:ascii="Times New Roman" w:hAnsi="Times New Roman" w:cs="Times New Roman" w:eastAsia="Times New Roman"/>
+                <w:b/>
+                <w:i w:val="0"/>
+                <w:color w:val="000000"/>
+                <w:sz w:val="26"/>
+              </w:rPr>
+              <w:t>«Активно»</w:t>
+            </w:r>
+            <w:r>
+              <w:rPr>
+                <w:rFonts w:ascii="Times New Roman" w:hAnsi="Times New Roman" w:cs="Times New Roman" w:eastAsia="Times New Roman"/>
+                <w:b w:val="0"/>
+                <w:i w:val="0"/>
+                <w:color w:val="000000"/>
+                <w:sz w:val="26"/>
+              </w:rPr>
+              <w:t>, а причина закрытия нигде не указана. Заполнить расписание нужно сразу после создания таблицы, иначе пост выглядит настроенным и при этом недоступен.</w:t>
+            </w:r>
+          </w:p>
+        </w:tc>
+      </w:tr>
+    </w:tbl>
+    <w:p>
+      <w:pPr>
+        <w:spacing w:after="0" w:line="240" w:lineRule="auto"/>
+        <w:ind w:firstLine="0"/>
+      </w:pPr>
+      <w:r>
+        <w:rPr>
+          <w:rFonts w:ascii="Times New Roman" w:hAnsi="Times New Roman" w:cs="Times New Roman" w:eastAsia="Times New Roman"/>
+          <w:b w:val="0"/>
+          <w:i w:val="0"/>
+          <w:color w:val="000000"/>
+          <w:sz w:val="12"/>
+        </w:rPr>
+      </w:r>
+    </w:p>
+    <w:p>
+      <w:r>
+        <w:rPr>
+          <w:rFonts w:ascii="Times New Roman" w:hAnsi="Times New Roman" w:cs="Times New Roman" w:eastAsia="Times New Roman"/>
+          <w:b w:val="0"/>
+          <w:i w:val="0"/>
+          <w:color w:val="000000"/>
+          <w:sz w:val="28"/>
+        </w:rPr>
+        <w:t xml:space="preserve">Расписание применяется сразу: кнопки </w:t>
+      </w:r>
+      <w:r>
+        <w:rPr>
+          <w:rFonts w:ascii="Times New Roman" w:hAnsi="Times New Roman" w:cs="Times New Roman" w:eastAsia="Times New Roman"/>
+          <w:b/>
+          <w:i w:val="0"/>
+          <w:color w:val="000000"/>
+          <w:sz w:val="28"/>
+        </w:rPr>
+        <w:t>«Сохранить»</w:t>
+      </w:r>
+      <w:r>
+        <w:rPr>
+          <w:rFonts w:ascii="Times New Roman" w:hAnsi="Times New Roman" w:cs="Times New Roman" w:eastAsia="Times New Roman"/>
+          <w:b w:val="0"/>
+          <w:i w:val="0"/>
+          <w:color w:val="000000"/>
+          <w:sz w:val="28"/>
+        </w:rPr>
+        <w:t xml:space="preserve"> на вкладке нет, и добавленное окно действует с момента добавления. Этим вкладка отличается от раздела «Настройки» (14.1) и карточек справочников, где изменения сохраняются кнопкой. Правя расписание работающего поста, помните, что заявители видят изменение немедленно.</w:t>
       </w:r>
     </w:p>
     <w:p>
@@ -29023,6 +32147,93 @@
                 <w:sz w:val="24"/>
               </w:rPr>
               <w:t>Описан тумблер «Обязательное согласование» у каждого ответственного в карточке организации и компании: как включённое и выключенное состояние влияют на исход согласования заявки и что источник признака - только этот тумблер, а не выбор заявителя</w:t>
+            </w:r>
+          </w:p>
+        </w:tc>
+        <w:tc>
+          <w:tcPr>
+            <w:tcW w:type="dxa" w:w="850"/>
+          </w:tcPr>
+          <w:p>
+            <w:pPr>
+              <w:keepNext/>
+              <w:spacing w:line="240" w:lineRule="auto" w:after="0"/>
+              <w:ind w:firstLine="0"/>
+              <w:jc w:val="left"/>
+            </w:pPr>
+          </w:p>
+        </w:tc>
+      </w:tr>
+      <w:tr>
+        <w:trPr>
+          <w:cantSplit w:val="true"/>
+        </w:trPr>
+        <w:tc>
+          <w:tcPr>
+            <w:tcW w:type="dxa" w:w="1134"/>
+          </w:tcPr>
+          <w:p>
+            <w:pPr>
+              <w:keepNext/>
+              <w:spacing w:line="240" w:lineRule="auto" w:after="0"/>
+              <w:ind w:firstLine="0"/>
+              <w:jc w:val="left"/>
+            </w:pPr>
+            <w:r>
+              <w:rPr>
+                <w:rFonts w:ascii="Times New Roman" w:hAnsi="Times New Roman" w:cs="Times New Roman" w:eastAsia="Times New Roman"/>
+                <w:b w:val="0"/>
+                <w:i w:val="0"/>
+                <w:color w:val="000000"/>
+                <w:sz w:val="24"/>
+              </w:rPr>
+              <w:t>1.3</w:t>
+            </w:r>
+          </w:p>
+        </w:tc>
+        <w:tc>
+          <w:tcPr>
+            <w:tcW w:type="dxa" w:w="1701"/>
+          </w:tcPr>
+          <w:p>
+            <w:pPr>
+              <w:keepNext/>
+              <w:spacing w:line="240" w:lineRule="auto" w:after="0"/>
+              <w:ind w:firstLine="0"/>
+              <w:jc w:val="left"/>
+            </w:pPr>
+            <w:r>
+              <w:rPr>
+                <w:rFonts w:ascii="Times New Roman" w:hAnsi="Times New Roman" w:cs="Times New Roman" w:eastAsia="Times New Roman"/>
+                <w:b w:val="0"/>
+                <w:i w:val="0"/>
+                <w:color w:val="000000"/>
+                <w:sz w:val="24"/>
+              </w:rPr>
+              <w:t>14.08.2026</w:t>
+            </w:r>
+          </w:p>
+        </w:tc>
+        <w:tc>
+          <w:tcPr>
+            <w:tcW w:type="dxa" w:w="5669"/>
+          </w:tcPr>
+          <w:p>
+            <w:pPr>
+              <w:keepNext/>
+              <w:spacing w:line="240" w:lineRule="auto" w:after="0"/>
+              <w:ind w:firstLine="0"/>
+              <w:jc w:val="left"/>
+            </w:pPr>
+            <w:r>
+              <w:rPr>
+                <w:rFonts w:ascii="Times New Roman" w:hAnsi="Times New Roman" w:cs="Times New Roman" w:eastAsia="Times New Roman"/>
+                <w:b w:val="0"/>
+                <w:i w:val="0"/>
+                <w:color w:val="000000"/>
+                <w:sz w:val="24"/>
+              </w:rPr>
+              <w:t>По итогам настройки системы через интерфейс: адреса разделов администрирования в таблице разделов, порядок первой настройки пустой системы, назначение ответственных групповой операцией, разбор формата номеров на примере, окна и режим 24/7 в расписании поста и пустое расписание новой таблицы как причина закрытого поста</w:t>
             </w:r>
           </w:p>
         </w:tc>

--- a/Документация/Руководство администратора/Руководство администратора.docx
+++ b/Документация/Руководство администратора/Руководство администратора.docx
@@ -157,7 +157,7 @@
           <w:color w:val="000000"/>
           <w:sz w:val="26"/>
         </w:rPr>
-        <w:t>Версия документа: 1.4</w:t>
+        <w:t>Версия документа: 1.6</w:t>
       </w:r>
     </w:p>
     <w:p>

--- a/Документация/Руководство администратора/Руководство администратора.docx
+++ b/Документация/Руководство администратора/Руководство администратора.docx
@@ -157,7 +157,7 @@
           <w:color w:val="000000"/>
           <w:sz w:val="26"/>
         </w:rPr>
-        <w:t>Версия документа: 1.6</w:t>
+        <w:t>Версия документа: 1.7</w:t>
       </w:r>
     </w:p>
     <w:p>
@@ -1707,7 +1707,7 @@
           <w:sz w:val="26"/>
         </w:rPr>
         <w:tab/>
-        <w:t>36</w:t>
+        <w:t>37</w:t>
       </w:r>
     </w:p>
     <w:p>
@@ -1800,7 +1800,7 @@
           <w:sz w:val="26"/>
         </w:rPr>
         <w:tab/>
-        <w:t>37</w:t>
+        <w:t>38</w:t>
       </w:r>
     </w:p>
     <w:p>
@@ -1831,7 +1831,7 @@
           <w:sz w:val="26"/>
         </w:rPr>
         <w:tab/>
-        <w:t>38</w:t>
+        <w:t>39</w:t>
       </w:r>
     </w:p>
     <w:p>
@@ -1862,7 +1862,7 @@
           <w:sz w:val="26"/>
         </w:rPr>
         <w:tab/>
-        <w:t>39</w:t>
+        <w:t>40</w:t>
       </w:r>
     </w:p>
     <w:p>
@@ -1893,7 +1893,7 @@
           <w:sz w:val="26"/>
         </w:rPr>
         <w:tab/>
-        <w:t>41</w:t>
+        <w:t>42</w:t>
       </w:r>
     </w:p>
     <w:p>
@@ -1924,7 +1924,7 @@
           <w:sz w:val="26"/>
         </w:rPr>
         <w:tab/>
-        <w:t>44</w:t>
+        <w:t>45</w:t>
       </w:r>
     </w:p>
     <w:p>
@@ -1955,7 +1955,7 @@
           <w:sz w:val="26"/>
         </w:rPr>
         <w:tab/>
-        <w:t>44</w:t>
+        <w:t>45</w:t>
       </w:r>
     </w:p>
     <w:p>
@@ -1986,7 +1986,7 @@
           <w:sz w:val="26"/>
         </w:rPr>
         <w:tab/>
-        <w:t>45</w:t>
+        <w:t>46</w:t>
       </w:r>
     </w:p>
     <w:p>
@@ -2017,7 +2017,7 @@
           <w:sz w:val="26"/>
         </w:rPr>
         <w:tab/>
-        <w:t>46</w:t>
+        <w:t>47</w:t>
       </w:r>
     </w:p>
     <w:p>
@@ -2048,7 +2048,7 @@
           <w:sz w:val="26"/>
         </w:rPr>
         <w:tab/>
-        <w:t>48</w:t>
+        <w:t>49</w:t>
       </w:r>
     </w:p>
     <w:p>
@@ -2079,7 +2079,7 @@
           <w:sz w:val="26"/>
         </w:rPr>
         <w:tab/>
-        <w:t>49</w:t>
+        <w:t>50</w:t>
       </w:r>
     </w:p>
     <w:p>
@@ -2110,7 +2110,7 @@
           <w:sz w:val="26"/>
         </w:rPr>
         <w:tab/>
-        <w:t>51</w:t>
+        <w:t>52</w:t>
       </w:r>
     </w:p>
     <w:p>
@@ -2141,7 +2141,7 @@
           <w:sz w:val="26"/>
         </w:rPr>
         <w:tab/>
-        <w:t>52</w:t>
+        <w:t>53</w:t>
       </w:r>
     </w:p>
     <w:p>
@@ -2172,7 +2172,7 @@
           <w:sz w:val="26"/>
         </w:rPr>
         <w:tab/>
-        <w:t>53</w:t>
+        <w:t>54</w:t>
       </w:r>
     </w:p>
     <w:p>
@@ -2203,7 +2203,7 @@
           <w:sz w:val="26"/>
         </w:rPr>
         <w:tab/>
-        <w:t>53</w:t>
+        <w:t>54</w:t>
       </w:r>
     </w:p>
     <w:p>
@@ -2234,7 +2234,7 @@
           <w:sz w:val="26"/>
         </w:rPr>
         <w:tab/>
-        <w:t>54</w:t>
+        <w:t>55</w:t>
       </w:r>
     </w:p>
     <w:p>
@@ -2265,7 +2265,7 @@
           <w:sz w:val="26"/>
         </w:rPr>
         <w:tab/>
-        <w:t>54</w:t>
+        <w:t>55</w:t>
       </w:r>
     </w:p>
     <w:p>
@@ -2296,7 +2296,7 @@
           <w:sz w:val="26"/>
         </w:rPr>
         <w:tab/>
-        <w:t>54</w:t>
+        <w:t>55</w:t>
       </w:r>
     </w:p>
     <w:p>
@@ -2327,7 +2327,7 @@
           <w:sz w:val="26"/>
         </w:rPr>
         <w:tab/>
-        <w:t>55</w:t>
+        <w:t>56</w:t>
       </w:r>
     </w:p>
     <w:p>
@@ -2358,7 +2358,7 @@
           <w:sz w:val="26"/>
         </w:rPr>
         <w:tab/>
-        <w:t>55</w:t>
+        <w:t>56</w:t>
       </w:r>
     </w:p>
     <w:p>
@@ -2389,7 +2389,7 @@
           <w:sz w:val="26"/>
         </w:rPr>
         <w:tab/>
-        <w:t>55</w:t>
+        <w:t>56</w:t>
       </w:r>
     </w:p>
     <w:p>
@@ -2420,7 +2420,7 @@
           <w:sz w:val="26"/>
         </w:rPr>
         <w:tab/>
-        <w:t>56</w:t>
+        <w:t>57</w:t>
       </w:r>
     </w:p>
     <w:p>
@@ -2451,7 +2451,7 @@
           <w:sz w:val="26"/>
         </w:rPr>
         <w:tab/>
-        <w:t>58</w:t>
+        <w:t>59</w:t>
       </w:r>
     </w:p>
     <w:p>
@@ -2482,7 +2482,7 @@
           <w:sz w:val="26"/>
         </w:rPr>
         <w:tab/>
-        <w:t>58</w:t>
+        <w:t>59</w:t>
       </w:r>
     </w:p>
     <w:p>
@@ -2513,7 +2513,7 @@
           <w:sz w:val="26"/>
         </w:rPr>
         <w:tab/>
-        <w:t>59</w:t>
+        <w:t>60</w:t>
       </w:r>
     </w:p>
     <w:p>
@@ -2544,7 +2544,7 @@
           <w:sz w:val="26"/>
         </w:rPr>
         <w:tab/>
-        <w:t>60</w:t>
+        <w:t>61</w:t>
       </w:r>
     </w:p>
     <w:p>
@@ -2575,7 +2575,7 @@
           <w:sz w:val="26"/>
         </w:rPr>
         <w:tab/>
-        <w:t>61</w:t>
+        <w:t>62</w:t>
       </w:r>
     </w:p>
     <w:p>
@@ -2606,7 +2606,7 @@
           <w:sz w:val="26"/>
         </w:rPr>
         <w:tab/>
-        <w:t>62</w:t>
+        <w:t>63</w:t>
       </w:r>
     </w:p>
     <w:p>
@@ -2637,7 +2637,7 @@
           <w:sz w:val="26"/>
         </w:rPr>
         <w:tab/>
-        <w:t>62</w:t>
+        <w:t>63</w:t>
       </w:r>
     </w:p>
     <w:p>
@@ -2668,7 +2668,7 @@
           <w:sz w:val="26"/>
         </w:rPr>
         <w:tab/>
-        <w:t>63</w:t>
+        <w:t>64</w:t>
       </w:r>
     </w:p>
     <w:p>
@@ -2699,7 +2699,7 @@
           <w:sz w:val="26"/>
         </w:rPr>
         <w:tab/>
-        <w:t>64</w:t>
+        <w:t>65</w:t>
       </w:r>
     </w:p>
     <w:p>
@@ -2730,7 +2730,7 @@
           <w:sz w:val="26"/>
         </w:rPr>
         <w:tab/>
-        <w:t>66</w:t>
+        <w:t>67</w:t>
       </w:r>
     </w:p>
     <w:p>
@@ -18377,6 +18377,177 @@
       </w:r>
     </w:p>
     <w:p>
+      <w:r>
+        <w:rPr>
+          <w:rFonts w:ascii="Times New Roman" w:hAnsi="Times New Roman" w:cs="Times New Roman" w:eastAsia="Times New Roman"/>
+          <w:b/>
+          <w:i w:val="0"/>
+          <w:color w:val="000000"/>
+          <w:sz w:val="28"/>
+        </w:rPr>
+        <w:t>Перед записью система показывает последствия.</w:t>
+      </w:r>
+      <w:r>
+        <w:rPr>
+          <w:rFonts w:ascii="Times New Roman" w:hAnsi="Times New Roman" w:cs="Times New Roman" w:eastAsia="Times New Roman"/>
+          <w:b w:val="0"/>
+          <w:i w:val="0"/>
+          <w:color w:val="000000"/>
+          <w:sz w:val="28"/>
+        </w:rPr>
+        <w:t xml:space="preserve"> Внесение в чёрный список не ограничивается самим списком: совпадающие люди и машины перестают действовать и уходят из таблиц постов. Поэтому по нажатию </w:t>
+      </w:r>
+      <w:r>
+        <w:rPr>
+          <w:rFonts w:ascii="Times New Roman" w:hAnsi="Times New Roman" w:cs="Times New Roman" w:eastAsia="Times New Roman"/>
+          <w:b/>
+          <w:i w:val="0"/>
+          <w:color w:val="000000"/>
+          <w:sz w:val="28"/>
+        </w:rPr>
+        <w:t>«Создать»</w:t>
+      </w:r>
+      <w:r>
+        <w:rPr>
+          <w:rFonts w:ascii="Times New Roman" w:hAnsi="Times New Roman" w:cs="Times New Roman" w:eastAsia="Times New Roman"/>
+          <w:b w:val="0"/>
+          <w:i w:val="0"/>
+          <w:color w:val="000000"/>
+          <w:sz w:val="28"/>
+        </w:rPr>
+        <w:t xml:space="preserve"> открывается окно </w:t>
+      </w:r>
+      <w:r>
+        <w:rPr>
+          <w:rFonts w:ascii="Times New Roman" w:hAnsi="Times New Roman" w:cs="Times New Roman" w:eastAsia="Times New Roman"/>
+          <w:b/>
+          <w:i w:val="0"/>
+          <w:color w:val="000000"/>
+          <w:sz w:val="28"/>
+        </w:rPr>
+        <w:t>«Где эта запись сейчас есть»</w:t>
+      </w:r>
+      <w:r>
+        <w:rPr>
+          <w:rFonts w:ascii="Times New Roman" w:hAnsi="Times New Roman" w:cs="Times New Roman" w:eastAsia="Times New Roman"/>
+          <w:b w:val="0"/>
+          <w:i w:val="0"/>
+          <w:color w:val="000000"/>
+          <w:sz w:val="28"/>
+        </w:rPr>
+        <w:t xml:space="preserve">: в нём указано, сколько действующих строк перестанет действовать, из каких таблиц постов они уйдут и в каких заявках фигурируют. Запись вносится только после подтверждения кнопкой </w:t>
+      </w:r>
+      <w:r>
+        <w:rPr>
+          <w:rFonts w:ascii="Times New Roman" w:hAnsi="Times New Roman" w:cs="Times New Roman" w:eastAsia="Times New Roman"/>
+          <w:b/>
+          <w:i w:val="0"/>
+          <w:color w:val="000000"/>
+          <w:sz w:val="28"/>
+        </w:rPr>
+        <w:t>«Внести в чёрный список»</w:t>
+      </w:r>
+      <w:r>
+        <w:rPr>
+          <w:rFonts w:ascii="Times New Roman" w:hAnsi="Times New Roman" w:cs="Times New Roman" w:eastAsia="Times New Roman"/>
+          <w:b w:val="0"/>
+          <w:i w:val="0"/>
+          <w:color w:val="000000"/>
+          <w:sz w:val="28"/>
+        </w:rPr>
+        <w:t xml:space="preserve">; </w:t>
+      </w:r>
+      <w:r>
+        <w:rPr>
+          <w:rFonts w:ascii="Times New Roman" w:hAnsi="Times New Roman" w:cs="Times New Roman" w:eastAsia="Times New Roman"/>
+          <w:b/>
+          <w:i w:val="0"/>
+          <w:color w:val="000000"/>
+          <w:sz w:val="28"/>
+        </w:rPr>
+        <w:t>«Отмена»</w:t>
+      </w:r>
+      <w:r>
+        <w:rPr>
+          <w:rFonts w:ascii="Times New Roman" w:hAnsi="Times New Roman" w:cs="Times New Roman" w:eastAsia="Times New Roman"/>
+          <w:b w:val="0"/>
+          <w:i w:val="0"/>
+          <w:color w:val="000000"/>
+          <w:sz w:val="28"/>
+        </w:rPr>
+        <w:t xml:space="preserve"> оставляет всё как было. Когда действующих строк нет, окно не показывается - вносить нечего, кроме самой записи.</w:t>
+      </w:r>
+    </w:p>
+    <w:tbl>
+      <w:tblPr>
+        <w:tblW w:type="auto" w:w="0"/>
+        <w:tblLayout w:type="fixed"/>
+        <w:tblLook w:firstColumn="1" w:firstRow="1" w:lastColumn="0" w:lastRow="0" w:noHBand="0" w:noVBand="1" w:val="04A0"/>
+        <w:tblLayout w:type="fixed"/>
+      </w:tblPr>
+      <w:tblGrid>
+        <w:gridCol w:w="9356"/>
+      </w:tblGrid>
+      <w:tr>
+        <w:trPr>
+          <w:cantSplit w:val="true"/>
+        </w:trPr>
+        <w:tc>
+          <w:tcPr>
+            <w:tcW w:type="dxa" w:w="9354"/>
+            <w:shd w:val="clear" w:fill="FDF6E3"/>
+            <w:tcBorders>
+              <w:left w:val="single" w:sz="24" w:color="B7791F"/>
+              <w:top w:val="single" w:sz="4" w:color="FDF6E3"/>
+              <w:bottom w:val="single" w:sz="4" w:color="FDF6E3"/>
+              <w:right w:val="single" w:sz="4" w:color="FDF6E3"/>
+            </w:tcBorders>
+          </w:tcPr>
+          <w:p>
+            <w:pPr>
+              <w:spacing w:line="288" w:lineRule="auto" w:after="0"/>
+              <w:ind w:firstLine="0"/>
+            </w:pPr>
+            <w:r>
+              <w:rPr>
+                <w:rFonts w:ascii="Times New Roman" w:hAnsi="Times New Roman" w:cs="Times New Roman" w:eastAsia="Times New Roman"/>
+                <w:b/>
+                <w:i w:val="0"/>
+                <w:color w:val="B7791F"/>
+                <w:sz w:val="26"/>
+              </w:rPr>
+              <w:t xml:space="preserve">ВАЖНО. </w:t>
+            </w:r>
+            <w:r>
+              <w:rPr>
+                <w:rFonts w:ascii="Times New Roman" w:hAnsi="Times New Roman" w:cs="Times New Roman" w:eastAsia="Times New Roman"/>
+                <w:b w:val="0"/>
+                <w:i w:val="0"/>
+                <w:color w:val="000000"/>
+                <w:sz w:val="26"/>
+              </w:rPr>
+              <w:t>Перечень в окне считается по тем же правилам, по которым система потом деактивирует строки: у людей это точное совпадение фамилии, имени и отчества, у машин - номер вместе с маркой. Машина с тем же номером под другой маркой в перечень не попадёт и деактивирована не будет.</w:t>
+            </w:r>
+          </w:p>
+        </w:tc>
+      </w:tr>
+    </w:tbl>
+    <w:p>
+      <w:pPr>
+        <w:spacing w:after="0" w:line="240" w:lineRule="auto"/>
+        <w:ind w:firstLine="0"/>
+      </w:pPr>
+      <w:r>
+        <w:rPr>
+          <w:rFonts w:ascii="Times New Roman" w:hAnsi="Times New Roman" w:cs="Times New Roman" w:eastAsia="Times New Roman"/>
+          <w:b w:val="0"/>
+          <w:i w:val="0"/>
+          <w:color w:val="000000"/>
+          <w:sz w:val="12"/>
+        </w:rPr>
+      </w:r>
+    </w:p>
+    <w:p>
       <w:pPr>
         <w:pStyle w:val="Heading2"/>
         <w:ind w:firstLine="0"/>
@@ -18526,6 +18697,40 @@
           <w:sz w:val="28"/>
         </w:rPr>
         <w:t xml:space="preserve"> с обязательной причиной, и эта причина остаётся в истории заявки.</w:t>
+      </w:r>
+    </w:p>
+    <w:p>
+      <w:r>
+        <w:rPr>
+          <w:rFonts w:ascii="Times New Roman" w:hAnsi="Times New Roman" w:cs="Times New Roman" w:eastAsia="Times New Roman"/>
+          <w:b/>
+          <w:i w:val="0"/>
+          <w:color w:val="000000"/>
+          <w:sz w:val="28"/>
+        </w:rPr>
+        <w:t>Что происходит с уже поданными заявками.</w:t>
+      </w:r>
+      <w:r>
+        <w:rPr>
+          <w:rFonts w:ascii="Times New Roman" w:hAnsi="Times New Roman" w:cs="Times New Roman" w:eastAsia="Times New Roman"/>
+          <w:b w:val="0"/>
+          <w:i w:val="0"/>
+          <w:color w:val="000000"/>
+          <w:sz w:val="28"/>
+        </w:rPr>
+        <w:t xml:space="preserve"> Строка, попавшая в чёрный список после подачи, из заявки не удаляется - заявка это документ, и пропавшая из неё машина превратила бы разбор в загадку. Такая строка показывается перечёркнутой и при этом перестаёт действовать: из таблиц постов она уходит, пропуск по ней не работает.</w:t>
+      </w:r>
+    </w:p>
+    <w:p>
+      <w:r>
+        <w:rPr>
+          <w:rFonts w:ascii="Times New Roman" w:hAnsi="Times New Roman" w:cs="Times New Roman" w:eastAsia="Times New Roman"/>
+          <w:b w:val="0"/>
+          <w:i w:val="0"/>
+          <w:color w:val="000000"/>
+          <w:sz w:val="28"/>
+        </w:rPr>
+        <w:t>Пометку о близком совпадении разбирает работник бюро пропусков, и у него два пути: подтвердить пропуск с причиной либо убрать строку из заявки (это может принимающий). Второй путь появился для случая, когда пропускать нельзя, а заявка нужна без этой строки: раньше приходилось отказывать по всей заявке. Оба действия остаются в истории заявки с причиной.</w:t>
       </w:r>
     </w:p>
     <w:tbl>

--- a/Документация/Руководство администратора/Руководство администратора.docx
+++ b/Документация/Руководство администратора/Руководство администратора.docx
@@ -157,7 +157,7 @@
           <w:color w:val="000000"/>
           <w:sz w:val="26"/>
         </w:rPr>
-        <w:t>Версия документа: 1.7</w:t>
+        <w:t>Версия документа: 1.8</w:t>
       </w:r>
     </w:p>
     <w:p>
@@ -173,7 +173,7 @@
           <w:color w:val="000000"/>
           <w:sz w:val="26"/>
         </w:rPr>
-        <w:t>Дата: 14.08.2026</w:t>
+        <w:t>Дата: 15.08.2026</w:t>
       </w:r>
     </w:p>
     <w:p>
@@ -18676,7 +18676,7 @@
           <w:color w:val="000000"/>
           <w:sz w:val="28"/>
         </w:rPr>
-        <w:t xml:space="preserve">. Пока работник бюро пропусков не разберётся с этой отметкой, заявку не согласовать. Снять её можно только окном </w:t>
+        <w:t xml:space="preserve">. Пока работник бюро пропусков не разберётся с этой отметкой, заявку не согласовать. Разбирают её окном </w:t>
       </w:r>
       <w:r>
         <w:rPr>
@@ -18696,7 +18696,7 @@
           <w:color w:val="000000"/>
           <w:sz w:val="28"/>
         </w:rPr>
-        <w:t xml:space="preserve"> с обязательной причиной, и эта причина остаётся в истории заявки.</w:t>
+        <w:t xml:space="preserve"> с обязательной причиной - причина остаётся в истории заявки, - либо принимающий убирает строку из заявки. Есть и третий путь, ваш: пометка держится ровно пока действует запрет, на который она ссылается, поэтому запись, убранная из чёрного списка, гасит пометку сама, и заявка согласуется без подтверждения пропуска.</w:t>
       </w:r>
     </w:p>
     <w:p>
@@ -18718,7 +18718,7 @@
           <w:color w:val="000000"/>
           <w:sz w:val="28"/>
         </w:rPr>
-        <w:t xml:space="preserve"> Строка, попавшая в чёрный список после подачи, из заявки не удаляется - заявка это документ, и пропавшая из неё машина превратила бы разбор в загадку. Такая строка показывается перечёркнутой и при этом перестаёт действовать: из таблиц постов она уходит, пропуск по ней не работает.</w:t>
+        <w:t xml:space="preserve"> Строка, попавшая в чёрный список после подачи, из заявки не удаляется - заявка это документ, и пропавшая из неё машина превратила бы разбор в загадку. Такая строка показывается перечёркнутой красным и при этом перестаёт действовать: из таблиц постов она уходит, пропуск по ней не работает.</w:t>
       </w:r>
     </w:p>
     <w:p>
